--- a/Retirement_Calculator_User_Guide.docx
+++ b/Retirement_Calculator_User_Guide.docx
@@ -114,7 +114,7 @@
                                 <w:sz w:val="28"/>
                                 <w:szCs w:val="28"/>
                               </w:rPr>
-                              <w:t>Version 15.9 - February 2026</w:t>
+                              <w:t>Version 16 - February 2026</w:t>
                             </w:r>
                           </w:p>
                           <w:p/>
@@ -156,7 +156,7 @@
                           <w:sz w:val="28"/>
                           <w:szCs w:val="28"/>
                         </w:rPr>
-                        <w:t>Version 15.9 - February 2026</w:t>
+                        <w:t>Version 16 - February 2026</w:t>
                       </w:r>
                     </w:p>
                     <w:p/>
@@ -225,7 +225,7 @@
           <w:r>
             <w:fldChar w:fldCharType="separate"/>
           </w:r>
-          <w:hyperlink w:anchor="_Toc222676198" w:history="1">
+          <w:hyperlink w:anchor="_Toc223079754" w:history="1">
             <w:r>
               <w:rPr>
                 <w:rStyle w:val="Hyperlink"/>
@@ -252,7 +252,7 @@
                 <w:noProof/>
                 <w:webHidden/>
               </w:rPr>
-              <w:instrText xml:space="preserve"> PAGEREF _Toc222676198 \h </w:instrText>
+              <w:instrText xml:space="preserve"> PAGEREF _Toc223079754 \h </w:instrText>
             </w:r>
             <w:r>
               <w:rPr>
@@ -298,7 +298,7 @@
               <w14:ligatures w14:val="standardContextual"/>
             </w:rPr>
           </w:pPr>
-          <w:hyperlink w:anchor="_Toc222676199" w:history="1">
+          <w:hyperlink w:anchor="_Toc223079755" w:history="1">
             <w:r>
               <w:rPr>
                 <w:rStyle w:val="Hyperlink"/>
@@ -325,7 +325,7 @@
                 <w:noProof/>
                 <w:webHidden/>
               </w:rPr>
-              <w:instrText xml:space="preserve"> PAGEREF _Toc222676199 \h </w:instrText>
+              <w:instrText xml:space="preserve"> PAGEREF _Toc223079755 \h </w:instrText>
             </w:r>
             <w:r>
               <w:rPr>
@@ -371,7 +371,7 @@
               <w14:ligatures w14:val="standardContextual"/>
             </w:rPr>
           </w:pPr>
-          <w:hyperlink w:anchor="_Toc222676200" w:history="1">
+          <w:hyperlink w:anchor="_Toc223079756" w:history="1">
             <w:r>
               <w:rPr>
                 <w:rStyle w:val="Hyperlink"/>
@@ -398,7 +398,7 @@
                 <w:noProof/>
                 <w:webHidden/>
               </w:rPr>
-              <w:instrText xml:space="preserve"> PAGEREF _Toc222676200 \h </w:instrText>
+              <w:instrText xml:space="preserve"> PAGEREF _Toc223079756 \h </w:instrText>
             </w:r>
             <w:r>
               <w:rPr>
@@ -444,7 +444,7 @@
               <w14:ligatures w14:val="standardContextual"/>
             </w:rPr>
           </w:pPr>
-          <w:hyperlink w:anchor="_Toc222676201" w:history="1">
+          <w:hyperlink w:anchor="_Toc223079757" w:history="1">
             <w:r>
               <w:rPr>
                 <w:rStyle w:val="Hyperlink"/>
@@ -471,7 +471,7 @@
                 <w:noProof/>
                 <w:webHidden/>
               </w:rPr>
-              <w:instrText xml:space="preserve"> PAGEREF _Toc222676201 \h </w:instrText>
+              <w:instrText xml:space="preserve"> PAGEREF _Toc223079757 \h </w:instrText>
             </w:r>
             <w:r>
               <w:rPr>
@@ -517,7 +517,7 @@
               <w14:ligatures w14:val="standardContextual"/>
             </w:rPr>
           </w:pPr>
-          <w:hyperlink w:anchor="_Toc222676202" w:history="1">
+          <w:hyperlink w:anchor="_Toc223079758" w:history="1">
             <w:r>
               <w:rPr>
                 <w:rStyle w:val="Hyperlink"/>
@@ -544,7 +544,7 @@
                 <w:noProof/>
                 <w:webHidden/>
               </w:rPr>
-              <w:instrText xml:space="preserve"> PAGEREF _Toc222676202 \h </w:instrText>
+              <w:instrText xml:space="preserve"> PAGEREF _Toc223079758 \h </w:instrText>
             </w:r>
             <w:r>
               <w:rPr>
@@ -590,7 +590,7 @@
               <w14:ligatures w14:val="standardContextual"/>
             </w:rPr>
           </w:pPr>
-          <w:hyperlink w:anchor="_Toc222676203" w:history="1">
+          <w:hyperlink w:anchor="_Toc223079759" w:history="1">
             <w:r>
               <w:rPr>
                 <w:rStyle w:val="Hyperlink"/>
@@ -617,7 +617,7 @@
                 <w:noProof/>
                 <w:webHidden/>
               </w:rPr>
-              <w:instrText xml:space="preserve"> PAGEREF _Toc222676203 \h </w:instrText>
+              <w:instrText xml:space="preserve"> PAGEREF _Toc223079759 \h </w:instrText>
             </w:r>
             <w:r>
               <w:rPr>
@@ -663,7 +663,7 @@
               <w14:ligatures w14:val="standardContextual"/>
             </w:rPr>
           </w:pPr>
-          <w:hyperlink w:anchor="_Toc222676204" w:history="1">
+          <w:hyperlink w:anchor="_Toc223079760" w:history="1">
             <w:r>
               <w:rPr>
                 <w:rStyle w:val="Hyperlink"/>
@@ -690,7 +690,7 @@
                 <w:noProof/>
                 <w:webHidden/>
               </w:rPr>
-              <w:instrText xml:space="preserve"> PAGEREF _Toc222676204 \h </w:instrText>
+              <w:instrText xml:space="preserve"> PAGEREF _Toc223079760 \h </w:instrText>
             </w:r>
             <w:r>
               <w:rPr>
@@ -736,7 +736,7 @@
               <w14:ligatures w14:val="standardContextual"/>
             </w:rPr>
           </w:pPr>
-          <w:hyperlink w:anchor="_Toc222676205" w:history="1">
+          <w:hyperlink w:anchor="_Toc223079761" w:history="1">
             <w:r>
               <w:rPr>
                 <w:rStyle w:val="Hyperlink"/>
@@ -763,7 +763,7 @@
                 <w:noProof/>
                 <w:webHidden/>
               </w:rPr>
-              <w:instrText xml:space="preserve"> PAGEREF _Toc222676205 \h </w:instrText>
+              <w:instrText xml:space="preserve"> PAGEREF _Toc223079761 \h </w:instrText>
             </w:r>
             <w:r>
               <w:rPr>
@@ -809,7 +809,7 @@
               <w14:ligatures w14:val="standardContextual"/>
             </w:rPr>
           </w:pPr>
-          <w:hyperlink w:anchor="_Toc222676206" w:history="1">
+          <w:hyperlink w:anchor="_Toc223079762" w:history="1">
             <w:r>
               <w:rPr>
                 <w:rStyle w:val="Hyperlink"/>
@@ -836,7 +836,7 @@
                 <w:noProof/>
                 <w:webHidden/>
               </w:rPr>
-              <w:instrText xml:space="preserve"> PAGEREF _Toc222676206 \h </w:instrText>
+              <w:instrText xml:space="preserve"> PAGEREF _Toc223079762 \h </w:instrText>
             </w:r>
             <w:r>
               <w:rPr>
@@ -882,7 +882,7 @@
               <w14:ligatures w14:val="standardContextual"/>
             </w:rPr>
           </w:pPr>
-          <w:hyperlink w:anchor="_Toc222676207" w:history="1">
+          <w:hyperlink w:anchor="_Toc223079763" w:history="1">
             <w:r>
               <w:rPr>
                 <w:rStyle w:val="Hyperlink"/>
@@ -909,7 +909,7 @@
                 <w:noProof/>
                 <w:webHidden/>
               </w:rPr>
-              <w:instrText xml:space="preserve"> PAGEREF _Toc222676207 \h </w:instrText>
+              <w:instrText xml:space="preserve"> PAGEREF _Toc223079763 \h </w:instrText>
             </w:r>
             <w:r>
               <w:rPr>
@@ -955,7 +955,7 @@
               <w14:ligatures w14:val="standardContextual"/>
             </w:rPr>
           </w:pPr>
-          <w:hyperlink w:anchor="_Toc222676208" w:history="1">
+          <w:hyperlink w:anchor="_Toc223079764" w:history="1">
             <w:r>
               <w:rPr>
                 <w:rStyle w:val="Hyperlink"/>
@@ -982,7 +982,7 @@
                 <w:noProof/>
                 <w:webHidden/>
               </w:rPr>
-              <w:instrText xml:space="preserve"> PAGEREF _Toc222676208 \h </w:instrText>
+              <w:instrText xml:space="preserve"> PAGEREF _Toc223079764 \h </w:instrText>
             </w:r>
             <w:r>
               <w:rPr>
@@ -1028,7 +1028,7 @@
               <w14:ligatures w14:val="standardContextual"/>
             </w:rPr>
           </w:pPr>
-          <w:hyperlink w:anchor="_Toc222676209" w:history="1">
+          <w:hyperlink w:anchor="_Toc223079765" w:history="1">
             <w:r>
               <w:rPr>
                 <w:rStyle w:val="Hyperlink"/>
@@ -1055,7 +1055,7 @@
                 <w:noProof/>
                 <w:webHidden/>
               </w:rPr>
-              <w:instrText xml:space="preserve"> PAGEREF _Toc222676209 \h </w:instrText>
+              <w:instrText xml:space="preserve"> PAGEREF _Toc223079765 \h </w:instrText>
             </w:r>
             <w:r>
               <w:rPr>
@@ -1101,7 +1101,7 @@
               <w14:ligatures w14:val="standardContextual"/>
             </w:rPr>
           </w:pPr>
-          <w:hyperlink w:anchor="_Toc222676210" w:history="1">
+          <w:hyperlink w:anchor="_Toc223079766" w:history="1">
             <w:r>
               <w:rPr>
                 <w:rStyle w:val="Hyperlink"/>
@@ -1128,7 +1128,7 @@
                 <w:noProof/>
                 <w:webHidden/>
               </w:rPr>
-              <w:instrText xml:space="preserve"> PAGEREF _Toc222676210 \h </w:instrText>
+              <w:instrText xml:space="preserve"> PAGEREF _Toc223079766 \h </w:instrText>
             </w:r>
             <w:r>
               <w:rPr>
@@ -1174,7 +1174,7 @@
               <w14:ligatures w14:val="standardContextual"/>
             </w:rPr>
           </w:pPr>
-          <w:hyperlink w:anchor="_Toc222676211" w:history="1">
+          <w:hyperlink w:anchor="_Toc223079767" w:history="1">
             <w:r>
               <w:rPr>
                 <w:rStyle w:val="Hyperlink"/>
@@ -1201,7 +1201,7 @@
                 <w:noProof/>
                 <w:webHidden/>
               </w:rPr>
-              <w:instrText xml:space="preserve"> PAGEREF _Toc222676211 \h </w:instrText>
+              <w:instrText xml:space="preserve"> PAGEREF _Toc223079767 \h </w:instrText>
             </w:r>
             <w:r>
               <w:rPr>
@@ -1247,7 +1247,7 @@
               <w14:ligatures w14:val="standardContextual"/>
             </w:rPr>
           </w:pPr>
-          <w:hyperlink w:anchor="_Toc222676212" w:history="1">
+          <w:hyperlink w:anchor="_Toc223079768" w:history="1">
             <w:r>
               <w:rPr>
                 <w:rStyle w:val="Hyperlink"/>
@@ -1274,7 +1274,7 @@
                 <w:noProof/>
                 <w:webHidden/>
               </w:rPr>
-              <w:instrText xml:space="preserve"> PAGEREF _Toc222676212 \h </w:instrText>
+              <w:instrText xml:space="preserve"> PAGEREF _Toc223079768 \h </w:instrText>
             </w:r>
             <w:r>
               <w:rPr>
@@ -1320,7 +1320,7 @@
               <w14:ligatures w14:val="standardContextual"/>
             </w:rPr>
           </w:pPr>
-          <w:hyperlink w:anchor="_Toc222676213" w:history="1">
+          <w:hyperlink w:anchor="_Toc223079769" w:history="1">
             <w:r>
               <w:rPr>
                 <w:rStyle w:val="Hyperlink"/>
@@ -1347,7 +1347,7 @@
                 <w:noProof/>
                 <w:webHidden/>
               </w:rPr>
-              <w:instrText xml:space="preserve"> PAGEREF _Toc222676213 \h </w:instrText>
+              <w:instrText xml:space="preserve"> PAGEREF _Toc223079769 \h </w:instrText>
             </w:r>
             <w:r>
               <w:rPr>
@@ -1393,7 +1393,7 @@
               <w14:ligatures w14:val="standardContextual"/>
             </w:rPr>
           </w:pPr>
-          <w:hyperlink w:anchor="_Toc222676214" w:history="1">
+          <w:hyperlink w:anchor="_Toc223079770" w:history="1">
             <w:r>
               <w:rPr>
                 <w:rStyle w:val="Hyperlink"/>
@@ -1420,7 +1420,7 @@
                 <w:noProof/>
                 <w:webHidden/>
               </w:rPr>
-              <w:instrText xml:space="preserve"> PAGEREF _Toc222676214 \h </w:instrText>
+              <w:instrText xml:space="preserve"> PAGEREF _Toc223079770 \h </w:instrText>
             </w:r>
             <w:r>
               <w:rPr>
@@ -1466,7 +1466,7 @@
               <w14:ligatures w14:val="standardContextual"/>
             </w:rPr>
           </w:pPr>
-          <w:hyperlink w:anchor="_Toc222676215" w:history="1">
+          <w:hyperlink w:anchor="_Toc223079771" w:history="1">
             <w:r>
               <w:rPr>
                 <w:rStyle w:val="Hyperlink"/>
@@ -1493,7 +1493,7 @@
                 <w:noProof/>
                 <w:webHidden/>
               </w:rPr>
-              <w:instrText xml:space="preserve"> PAGEREF _Toc222676215 \h </w:instrText>
+              <w:instrText xml:space="preserve"> PAGEREF _Toc223079771 \h </w:instrText>
             </w:r>
             <w:r>
               <w:rPr>
@@ -1539,7 +1539,7 @@
               <w14:ligatures w14:val="standardContextual"/>
             </w:rPr>
           </w:pPr>
-          <w:hyperlink w:anchor="_Toc222676216" w:history="1">
+          <w:hyperlink w:anchor="_Toc223079772" w:history="1">
             <w:r>
               <w:rPr>
                 <w:rStyle w:val="Hyperlink"/>
@@ -1566,7 +1566,7 @@
                 <w:noProof/>
                 <w:webHidden/>
               </w:rPr>
-              <w:instrText xml:space="preserve"> PAGEREF _Toc222676216 \h </w:instrText>
+              <w:instrText xml:space="preserve"> PAGEREF _Toc223079772 \h </w:instrText>
             </w:r>
             <w:r>
               <w:rPr>
@@ -1612,7 +1612,7 @@
               <w14:ligatures w14:val="standardContextual"/>
             </w:rPr>
           </w:pPr>
-          <w:hyperlink w:anchor="_Toc222676217" w:history="1">
+          <w:hyperlink w:anchor="_Toc223079773" w:history="1">
             <w:r>
               <w:rPr>
                 <w:rStyle w:val="Hyperlink"/>
@@ -1639,7 +1639,7 @@
                 <w:noProof/>
                 <w:webHidden/>
               </w:rPr>
-              <w:instrText xml:space="preserve"> PAGEREF _Toc222676217 \h </w:instrText>
+              <w:instrText xml:space="preserve"> PAGEREF _Toc223079773 \h </w:instrText>
             </w:r>
             <w:r>
               <w:rPr>
@@ -1685,7 +1685,7 @@
               <w14:ligatures w14:val="standardContextual"/>
             </w:rPr>
           </w:pPr>
-          <w:hyperlink w:anchor="_Toc222676218" w:history="1">
+          <w:hyperlink w:anchor="_Toc223079774" w:history="1">
             <w:r>
               <w:rPr>
                 <w:rStyle w:val="Hyperlink"/>
@@ -1712,7 +1712,7 @@
                 <w:noProof/>
                 <w:webHidden/>
               </w:rPr>
-              <w:instrText xml:space="preserve"> PAGEREF _Toc222676218 \h </w:instrText>
+              <w:instrText xml:space="preserve"> PAGEREF _Toc223079774 \h </w:instrText>
             </w:r>
             <w:r>
               <w:rPr>
@@ -1758,7 +1758,7 @@
               <w14:ligatures w14:val="standardContextual"/>
             </w:rPr>
           </w:pPr>
-          <w:hyperlink w:anchor="_Toc222676219" w:history="1">
+          <w:hyperlink w:anchor="_Toc223079775" w:history="1">
             <w:r>
               <w:rPr>
                 <w:rStyle w:val="Hyperlink"/>
@@ -1785,7 +1785,7 @@
                 <w:noProof/>
                 <w:webHidden/>
               </w:rPr>
-              <w:instrText xml:space="preserve"> PAGEREF _Toc222676219 \h </w:instrText>
+              <w:instrText xml:space="preserve"> PAGEREF _Toc223079775 \h </w:instrText>
             </w:r>
             <w:r>
               <w:rPr>
@@ -1831,7 +1831,7 @@
               <w14:ligatures w14:val="standardContextual"/>
             </w:rPr>
           </w:pPr>
-          <w:hyperlink w:anchor="_Toc222676220" w:history="1">
+          <w:hyperlink w:anchor="_Toc223079776" w:history="1">
             <w:r>
               <w:rPr>
                 <w:rStyle w:val="Hyperlink"/>
@@ -1858,7 +1858,7 @@
                 <w:noProof/>
                 <w:webHidden/>
               </w:rPr>
-              <w:instrText xml:space="preserve"> PAGEREF _Toc222676220 \h </w:instrText>
+              <w:instrText xml:space="preserve"> PAGEREF _Toc223079776 \h </w:instrText>
             </w:r>
             <w:r>
               <w:rPr>
@@ -1904,7 +1904,7 @@
               <w14:ligatures w14:val="standardContextual"/>
             </w:rPr>
           </w:pPr>
-          <w:hyperlink w:anchor="_Toc222676221" w:history="1">
+          <w:hyperlink w:anchor="_Toc223079777" w:history="1">
             <w:r>
               <w:rPr>
                 <w:rStyle w:val="Hyperlink"/>
@@ -1931,7 +1931,7 @@
                 <w:noProof/>
                 <w:webHidden/>
               </w:rPr>
-              <w:instrText xml:space="preserve"> PAGEREF _Toc222676221 \h </w:instrText>
+              <w:instrText xml:space="preserve"> PAGEREF _Toc223079777 \h </w:instrText>
             </w:r>
             <w:r>
               <w:rPr>
@@ -1977,7 +1977,7 @@
               <w14:ligatures w14:val="standardContextual"/>
             </w:rPr>
           </w:pPr>
-          <w:hyperlink w:anchor="_Toc222676222" w:history="1">
+          <w:hyperlink w:anchor="_Toc223079778" w:history="1">
             <w:r>
               <w:rPr>
                 <w:rStyle w:val="Hyperlink"/>
@@ -2004,7 +2004,7 @@
                 <w:noProof/>
                 <w:webHidden/>
               </w:rPr>
-              <w:instrText xml:space="preserve"> PAGEREF _Toc222676222 \h </w:instrText>
+              <w:instrText xml:space="preserve"> PAGEREF _Toc223079778 \h </w:instrText>
             </w:r>
             <w:r>
               <w:rPr>
@@ -2050,7 +2050,7 @@
               <w14:ligatures w14:val="standardContextual"/>
             </w:rPr>
           </w:pPr>
-          <w:hyperlink w:anchor="_Toc222676223" w:history="1">
+          <w:hyperlink w:anchor="_Toc223079779" w:history="1">
             <w:r>
               <w:rPr>
                 <w:rStyle w:val="Hyperlink"/>
@@ -2077,7 +2077,7 @@
                 <w:noProof/>
                 <w:webHidden/>
               </w:rPr>
-              <w:instrText xml:space="preserve"> PAGEREF _Toc222676223 \h </w:instrText>
+              <w:instrText xml:space="preserve"> PAGEREF _Toc223079779 \h </w:instrText>
             </w:r>
             <w:r>
               <w:rPr>
@@ -2123,7 +2123,7 @@
               <w14:ligatures w14:val="standardContextual"/>
             </w:rPr>
           </w:pPr>
-          <w:hyperlink w:anchor="_Toc222676224" w:history="1">
+          <w:hyperlink w:anchor="_Toc223079780" w:history="1">
             <w:r>
               <w:rPr>
                 <w:rStyle w:val="Hyperlink"/>
@@ -2150,7 +2150,7 @@
                 <w:noProof/>
                 <w:webHidden/>
               </w:rPr>
-              <w:instrText xml:space="preserve"> PAGEREF _Toc222676224 \h </w:instrText>
+              <w:instrText xml:space="preserve"> PAGEREF _Toc223079780 \h </w:instrText>
             </w:r>
             <w:r>
               <w:rPr>
@@ -2196,7 +2196,7 @@
               <w14:ligatures w14:val="standardContextual"/>
             </w:rPr>
           </w:pPr>
-          <w:hyperlink w:anchor="_Toc222676225" w:history="1">
+          <w:hyperlink w:anchor="_Toc223079781" w:history="1">
             <w:r>
               <w:rPr>
                 <w:rStyle w:val="Hyperlink"/>
@@ -2223,7 +2223,7 @@
                 <w:noProof/>
                 <w:webHidden/>
               </w:rPr>
-              <w:instrText xml:space="preserve"> PAGEREF _Toc222676225 \h </w:instrText>
+              <w:instrText xml:space="preserve"> PAGEREF _Toc223079781 \h </w:instrText>
             </w:r>
             <w:r>
               <w:rPr>
@@ -2269,7 +2269,7 @@
               <w14:ligatures w14:val="standardContextual"/>
             </w:rPr>
           </w:pPr>
-          <w:hyperlink w:anchor="_Toc222676226" w:history="1">
+          <w:hyperlink w:anchor="_Toc223079782" w:history="1">
             <w:r>
               <w:rPr>
                 <w:rStyle w:val="Hyperlink"/>
@@ -2296,7 +2296,7 @@
                 <w:noProof/>
                 <w:webHidden/>
               </w:rPr>
-              <w:instrText xml:space="preserve"> PAGEREF _Toc222676226 \h </w:instrText>
+              <w:instrText xml:space="preserve"> PAGEREF _Toc223079782 \h </w:instrText>
             </w:r>
             <w:r>
               <w:rPr>
@@ -2342,7 +2342,7 @@
               <w14:ligatures w14:val="standardContextual"/>
             </w:rPr>
           </w:pPr>
-          <w:hyperlink w:anchor="_Toc222676227" w:history="1">
+          <w:hyperlink w:anchor="_Toc223079783" w:history="1">
             <w:r>
               <w:rPr>
                 <w:rStyle w:val="Hyperlink"/>
@@ -2369,7 +2369,7 @@
                 <w:noProof/>
                 <w:webHidden/>
               </w:rPr>
-              <w:instrText xml:space="preserve"> PAGEREF _Toc222676227 \h </w:instrText>
+              <w:instrText xml:space="preserve"> PAGEREF _Toc223079783 \h </w:instrText>
             </w:r>
             <w:r>
               <w:rPr>
@@ -2415,7 +2415,7 @@
               <w14:ligatures w14:val="standardContextual"/>
             </w:rPr>
           </w:pPr>
-          <w:hyperlink w:anchor="_Toc222676228" w:history="1">
+          <w:hyperlink w:anchor="_Toc223079784" w:history="1">
             <w:r>
               <w:rPr>
                 <w:rStyle w:val="Hyperlink"/>
@@ -2442,7 +2442,7 @@
                 <w:noProof/>
                 <w:webHidden/>
               </w:rPr>
-              <w:instrText xml:space="preserve"> PAGEREF _Toc222676228 \h </w:instrText>
+              <w:instrText xml:space="preserve"> PAGEREF _Toc223079784 \h </w:instrText>
             </w:r>
             <w:r>
               <w:rPr>
@@ -2488,7 +2488,7 @@
               <w14:ligatures w14:val="standardContextual"/>
             </w:rPr>
           </w:pPr>
-          <w:hyperlink w:anchor="_Toc222676229" w:history="1">
+          <w:hyperlink w:anchor="_Toc223079785" w:history="1">
             <w:r>
               <w:rPr>
                 <w:rStyle w:val="Hyperlink"/>
@@ -2515,7 +2515,7 @@
                 <w:noProof/>
                 <w:webHidden/>
               </w:rPr>
-              <w:instrText xml:space="preserve"> PAGEREF _Toc222676229 \h </w:instrText>
+              <w:instrText xml:space="preserve"> PAGEREF _Toc223079785 \h </w:instrText>
             </w:r>
             <w:r>
               <w:rPr>
@@ -2561,7 +2561,7 @@
               <w14:ligatures w14:val="standardContextual"/>
             </w:rPr>
           </w:pPr>
-          <w:hyperlink w:anchor="_Toc222676230" w:history="1">
+          <w:hyperlink w:anchor="_Toc223079786" w:history="1">
             <w:r>
               <w:rPr>
                 <w:rStyle w:val="Hyperlink"/>
@@ -2588,7 +2588,7 @@
                 <w:noProof/>
                 <w:webHidden/>
               </w:rPr>
-              <w:instrText xml:space="preserve"> PAGEREF _Toc222676230 \h </w:instrText>
+              <w:instrText xml:space="preserve"> PAGEREF _Toc223079786 \h </w:instrText>
             </w:r>
             <w:r>
               <w:rPr>
@@ -2634,7 +2634,7 @@
               <w14:ligatures w14:val="standardContextual"/>
             </w:rPr>
           </w:pPr>
-          <w:hyperlink w:anchor="_Toc222676231" w:history="1">
+          <w:hyperlink w:anchor="_Toc223079787" w:history="1">
             <w:r>
               <w:rPr>
                 <w:rStyle w:val="Hyperlink"/>
@@ -2661,7 +2661,7 @@
                 <w:noProof/>
                 <w:webHidden/>
               </w:rPr>
-              <w:instrText xml:space="preserve"> PAGEREF _Toc222676231 \h </w:instrText>
+              <w:instrText xml:space="preserve"> PAGEREF _Toc223079787 \h </w:instrText>
             </w:r>
             <w:r>
               <w:rPr>
@@ -2707,7 +2707,7 @@
               <w14:ligatures w14:val="standardContextual"/>
             </w:rPr>
           </w:pPr>
-          <w:hyperlink w:anchor="_Toc222676232" w:history="1">
+          <w:hyperlink w:anchor="_Toc223079788" w:history="1">
             <w:r>
               <w:rPr>
                 <w:rStyle w:val="Hyperlink"/>
@@ -2734,7 +2734,7 @@
                 <w:noProof/>
                 <w:webHidden/>
               </w:rPr>
-              <w:instrText xml:space="preserve"> PAGEREF _Toc222676232 \h </w:instrText>
+              <w:instrText xml:space="preserve"> PAGEREF _Toc223079788 \h </w:instrText>
             </w:r>
             <w:r>
               <w:rPr>
@@ -2780,7 +2780,7 @@
               <w14:ligatures w14:val="standardContextual"/>
             </w:rPr>
           </w:pPr>
-          <w:hyperlink w:anchor="_Toc222676233" w:history="1">
+          <w:hyperlink w:anchor="_Toc223079789" w:history="1">
             <w:r>
               <w:rPr>
                 <w:rStyle w:val="Hyperlink"/>
@@ -2807,7 +2807,7 @@
                 <w:noProof/>
                 <w:webHidden/>
               </w:rPr>
-              <w:instrText xml:space="preserve"> PAGEREF _Toc222676233 \h </w:instrText>
+              <w:instrText xml:space="preserve"> PAGEREF _Toc223079789 \h </w:instrText>
             </w:r>
             <w:r>
               <w:rPr>
@@ -2853,7 +2853,7 @@
               <w14:ligatures w14:val="standardContextual"/>
             </w:rPr>
           </w:pPr>
-          <w:hyperlink w:anchor="_Toc222676234" w:history="1">
+          <w:hyperlink w:anchor="_Toc223079790" w:history="1">
             <w:r>
               <w:rPr>
                 <w:rStyle w:val="Hyperlink"/>
@@ -2880,7 +2880,7 @@
                 <w:noProof/>
                 <w:webHidden/>
               </w:rPr>
-              <w:instrText xml:space="preserve"> PAGEREF _Toc222676234 \h </w:instrText>
+              <w:instrText xml:space="preserve"> PAGEREF _Toc223079790 \h </w:instrText>
             </w:r>
             <w:r>
               <w:rPr>
@@ -2926,7 +2926,7 @@
               <w14:ligatures w14:val="standardContextual"/>
             </w:rPr>
           </w:pPr>
-          <w:hyperlink w:anchor="_Toc222676235" w:history="1">
+          <w:hyperlink w:anchor="_Toc223079791" w:history="1">
             <w:r>
               <w:rPr>
                 <w:rStyle w:val="Hyperlink"/>
@@ -2953,7 +2953,7 @@
                 <w:noProof/>
                 <w:webHidden/>
               </w:rPr>
-              <w:instrText xml:space="preserve"> PAGEREF _Toc222676235 \h </w:instrText>
+              <w:instrText xml:space="preserve"> PAGEREF _Toc223079791 \h </w:instrText>
             </w:r>
             <w:r>
               <w:rPr>
@@ -2999,7 +2999,7 @@
               <w14:ligatures w14:val="standardContextual"/>
             </w:rPr>
           </w:pPr>
-          <w:hyperlink w:anchor="_Toc222676236" w:history="1">
+          <w:hyperlink w:anchor="_Toc223079792" w:history="1">
             <w:r>
               <w:rPr>
                 <w:rStyle w:val="Hyperlink"/>
@@ -3026,7 +3026,7 @@
                 <w:noProof/>
                 <w:webHidden/>
               </w:rPr>
-              <w:instrText xml:space="preserve"> PAGEREF _Toc222676236 \h </w:instrText>
+              <w:instrText xml:space="preserve"> PAGEREF _Toc223079792 \h </w:instrText>
             </w:r>
             <w:r>
               <w:rPr>
@@ -3072,7 +3072,7 @@
               <w14:ligatures w14:val="standardContextual"/>
             </w:rPr>
           </w:pPr>
-          <w:hyperlink w:anchor="_Toc222676237" w:history="1">
+          <w:hyperlink w:anchor="_Toc223079793" w:history="1">
             <w:r>
               <w:rPr>
                 <w:rStyle w:val="Hyperlink"/>
@@ -3099,7 +3099,7 @@
                 <w:noProof/>
                 <w:webHidden/>
               </w:rPr>
-              <w:instrText xml:space="preserve"> PAGEREF _Toc222676237 \h </w:instrText>
+              <w:instrText xml:space="preserve"> PAGEREF _Toc223079793 \h </w:instrText>
             </w:r>
             <w:r>
               <w:rPr>
@@ -3119,7 +3119,7 @@
                 <w:noProof/>
                 <w:webHidden/>
               </w:rPr>
-              <w:t>19</w:t>
+              <w:t>20</w:t>
             </w:r>
             <w:r>
               <w:rPr>
@@ -3145,7 +3145,7 @@
               <w14:ligatures w14:val="standardContextual"/>
             </w:rPr>
           </w:pPr>
-          <w:hyperlink w:anchor="_Toc222676238" w:history="1">
+          <w:hyperlink w:anchor="_Toc223079794" w:history="1">
             <w:r>
               <w:rPr>
                 <w:rStyle w:val="Hyperlink"/>
@@ -3172,7 +3172,7 @@
                 <w:noProof/>
                 <w:webHidden/>
               </w:rPr>
-              <w:instrText xml:space="preserve"> PAGEREF _Toc222676238 \h </w:instrText>
+              <w:instrText xml:space="preserve"> PAGEREF _Toc223079794 \h </w:instrText>
             </w:r>
             <w:r>
               <w:rPr>
@@ -3218,7 +3218,7 @@
               <w14:ligatures w14:val="standardContextual"/>
             </w:rPr>
           </w:pPr>
-          <w:hyperlink w:anchor="_Toc222676239" w:history="1">
+          <w:hyperlink w:anchor="_Toc223079795" w:history="1">
             <w:r>
               <w:rPr>
                 <w:rStyle w:val="Hyperlink"/>
@@ -3245,7 +3245,7 @@
                 <w:noProof/>
                 <w:webHidden/>
               </w:rPr>
-              <w:instrText xml:space="preserve"> PAGEREF _Toc222676239 \h </w:instrText>
+              <w:instrText xml:space="preserve"> PAGEREF _Toc223079795 \h </w:instrText>
             </w:r>
             <w:r>
               <w:rPr>
@@ -3265,7 +3265,7 @@
                 <w:noProof/>
                 <w:webHidden/>
               </w:rPr>
-              <w:t>21</w:t>
+              <w:t>22</w:t>
             </w:r>
             <w:r>
               <w:rPr>
@@ -3291,7 +3291,7 @@
               <w14:ligatures w14:val="standardContextual"/>
             </w:rPr>
           </w:pPr>
-          <w:hyperlink w:anchor="_Toc222676240" w:history="1">
+          <w:hyperlink w:anchor="_Toc223079796" w:history="1">
             <w:r>
               <w:rPr>
                 <w:rStyle w:val="Hyperlink"/>
@@ -3318,7 +3318,7 @@
                 <w:noProof/>
                 <w:webHidden/>
               </w:rPr>
-              <w:instrText xml:space="preserve"> PAGEREF _Toc222676240 \h </w:instrText>
+              <w:instrText xml:space="preserve"> PAGEREF _Toc223079796 \h </w:instrText>
             </w:r>
             <w:r>
               <w:rPr>
@@ -3338,7 +3338,7 @@
                 <w:noProof/>
                 <w:webHidden/>
               </w:rPr>
-              <w:t>21</w:t>
+              <w:t>22</w:t>
             </w:r>
             <w:r>
               <w:rPr>
@@ -3364,7 +3364,7 @@
               <w14:ligatures w14:val="standardContextual"/>
             </w:rPr>
           </w:pPr>
-          <w:hyperlink w:anchor="_Toc222676241" w:history="1">
+          <w:hyperlink w:anchor="_Toc223079797" w:history="1">
             <w:r>
               <w:rPr>
                 <w:rStyle w:val="Hyperlink"/>
@@ -3392,7 +3392,7 @@
                 <w:noProof/>
                 <w:webHidden/>
               </w:rPr>
-              <w:instrText xml:space="preserve"> PAGEREF _Toc222676241 \h </w:instrText>
+              <w:instrText xml:space="preserve"> PAGEREF _Toc223079797 \h </w:instrText>
             </w:r>
             <w:r>
               <w:rPr>
@@ -3412,7 +3412,7 @@
                 <w:noProof/>
                 <w:webHidden/>
               </w:rPr>
-              <w:t>21</w:t>
+              <w:t>22</w:t>
             </w:r>
             <w:r>
               <w:rPr>
@@ -3438,7 +3438,7 @@
               <w14:ligatures w14:val="standardContextual"/>
             </w:rPr>
           </w:pPr>
-          <w:hyperlink w:anchor="_Toc222676242" w:history="1">
+          <w:hyperlink w:anchor="_Toc223079798" w:history="1">
             <w:r>
               <w:rPr>
                 <w:rStyle w:val="Hyperlink"/>
@@ -3466,7 +3466,7 @@
                 <w:noProof/>
                 <w:webHidden/>
               </w:rPr>
-              <w:instrText xml:space="preserve"> PAGEREF _Toc222676242 \h </w:instrText>
+              <w:instrText xml:space="preserve"> PAGEREF _Toc223079798 \h </w:instrText>
             </w:r>
             <w:r>
               <w:rPr>
@@ -3486,7 +3486,7 @@
                 <w:noProof/>
                 <w:webHidden/>
               </w:rPr>
-              <w:t>21</w:t>
+              <w:t>22</w:t>
             </w:r>
             <w:r>
               <w:rPr>
@@ -3512,7 +3512,7 @@
               <w14:ligatures w14:val="standardContextual"/>
             </w:rPr>
           </w:pPr>
-          <w:hyperlink w:anchor="_Toc222676243" w:history="1">
+          <w:hyperlink w:anchor="_Toc223079799" w:history="1">
             <w:r>
               <w:rPr>
                 <w:rStyle w:val="Hyperlink"/>
@@ -3540,7 +3540,7 @@
                 <w:noProof/>
                 <w:webHidden/>
               </w:rPr>
-              <w:instrText xml:space="preserve"> PAGEREF _Toc222676243 \h </w:instrText>
+              <w:instrText xml:space="preserve"> PAGEREF _Toc223079799 \h </w:instrText>
             </w:r>
             <w:r>
               <w:rPr>
@@ -3560,7 +3560,7 @@
                 <w:noProof/>
                 <w:webHidden/>
               </w:rPr>
-              <w:t>22</w:t>
+              <w:t>23</w:t>
             </w:r>
             <w:r>
               <w:rPr>
@@ -3586,7 +3586,7 @@
               <w14:ligatures w14:val="standardContextual"/>
             </w:rPr>
           </w:pPr>
-          <w:hyperlink w:anchor="_Toc222676244" w:history="1">
+          <w:hyperlink w:anchor="_Toc223079800" w:history="1">
             <w:r>
               <w:rPr>
                 <w:rStyle w:val="Hyperlink"/>
@@ -3614,7 +3614,7 @@
                 <w:noProof/>
                 <w:webHidden/>
               </w:rPr>
-              <w:instrText xml:space="preserve"> PAGEREF _Toc222676244 \h </w:instrText>
+              <w:instrText xml:space="preserve"> PAGEREF _Toc223079800 \h </w:instrText>
             </w:r>
             <w:r>
               <w:rPr>
@@ -3634,7 +3634,7 @@
                 <w:noProof/>
                 <w:webHidden/>
               </w:rPr>
-              <w:t>22</w:t>
+              <w:t>23</w:t>
             </w:r>
             <w:r>
               <w:rPr>
@@ -3660,7 +3660,7 @@
               <w14:ligatures w14:val="standardContextual"/>
             </w:rPr>
           </w:pPr>
-          <w:hyperlink w:anchor="_Toc222676245" w:history="1">
+          <w:hyperlink w:anchor="_Toc223079801" w:history="1">
             <w:r>
               <w:rPr>
                 <w:rStyle w:val="Hyperlink"/>
@@ -3687,7 +3687,7 @@
                 <w:noProof/>
                 <w:webHidden/>
               </w:rPr>
-              <w:instrText xml:space="preserve"> PAGEREF _Toc222676245 \h </w:instrText>
+              <w:instrText xml:space="preserve"> PAGEREF _Toc223079801 \h </w:instrText>
             </w:r>
             <w:r>
               <w:rPr>
@@ -3707,7 +3707,7 @@
                 <w:noProof/>
                 <w:webHidden/>
               </w:rPr>
-              <w:t>22</w:t>
+              <w:t>23</w:t>
             </w:r>
             <w:r>
               <w:rPr>
@@ -3733,7 +3733,7 @@
               <w14:ligatures w14:val="standardContextual"/>
             </w:rPr>
           </w:pPr>
-          <w:hyperlink w:anchor="_Toc222676246" w:history="1">
+          <w:hyperlink w:anchor="_Toc223079802" w:history="1">
             <w:r>
               <w:rPr>
                 <w:rStyle w:val="Hyperlink"/>
@@ -3760,7 +3760,7 @@
                 <w:noProof/>
                 <w:webHidden/>
               </w:rPr>
-              <w:instrText xml:space="preserve"> PAGEREF _Toc222676246 \h </w:instrText>
+              <w:instrText xml:space="preserve"> PAGEREF _Toc223079802 \h </w:instrText>
             </w:r>
             <w:r>
               <w:rPr>
@@ -3780,7 +3780,7 @@
                 <w:noProof/>
                 <w:webHidden/>
               </w:rPr>
-              <w:t>23</w:t>
+              <w:t>24</w:t>
             </w:r>
             <w:r>
               <w:rPr>
@@ -3806,7 +3806,7 @@
               <w14:ligatures w14:val="standardContextual"/>
             </w:rPr>
           </w:pPr>
-          <w:hyperlink w:anchor="_Toc222676247" w:history="1">
+          <w:hyperlink w:anchor="_Toc223079803" w:history="1">
             <w:r>
               <w:rPr>
                 <w:rStyle w:val="Hyperlink"/>
@@ -3833,7 +3833,7 @@
                 <w:noProof/>
                 <w:webHidden/>
               </w:rPr>
-              <w:instrText xml:space="preserve"> PAGEREF _Toc222676247 \h </w:instrText>
+              <w:instrText xml:space="preserve"> PAGEREF _Toc223079803 \h </w:instrText>
             </w:r>
             <w:r>
               <w:rPr>
@@ -3853,7 +3853,7 @@
                 <w:noProof/>
                 <w:webHidden/>
               </w:rPr>
-              <w:t>23</w:t>
+              <w:t>24</w:t>
             </w:r>
             <w:r>
               <w:rPr>
@@ -3879,7 +3879,7 @@
               <w14:ligatures w14:val="standardContextual"/>
             </w:rPr>
           </w:pPr>
-          <w:hyperlink w:anchor="_Toc222676248" w:history="1">
+          <w:hyperlink w:anchor="_Toc223079804" w:history="1">
             <w:r>
               <w:rPr>
                 <w:rStyle w:val="Hyperlink"/>
@@ -3906,7 +3906,7 @@
                 <w:noProof/>
                 <w:webHidden/>
               </w:rPr>
-              <w:instrText xml:space="preserve"> PAGEREF _Toc222676248 \h </w:instrText>
+              <w:instrText xml:space="preserve"> PAGEREF _Toc223079804 \h </w:instrText>
             </w:r>
             <w:r>
               <w:rPr>
@@ -3926,7 +3926,7 @@
                 <w:noProof/>
                 <w:webHidden/>
               </w:rPr>
-              <w:t>23</w:t>
+              <w:t>24</w:t>
             </w:r>
             <w:r>
               <w:rPr>
@@ -3952,7 +3952,7 @@
               <w14:ligatures w14:val="standardContextual"/>
             </w:rPr>
           </w:pPr>
-          <w:hyperlink w:anchor="_Toc222676249" w:history="1">
+          <w:hyperlink w:anchor="_Toc223079805" w:history="1">
             <w:r>
               <w:rPr>
                 <w:rStyle w:val="Hyperlink"/>
@@ -3979,7 +3979,7 @@
                 <w:noProof/>
                 <w:webHidden/>
               </w:rPr>
-              <w:instrText xml:space="preserve"> PAGEREF _Toc222676249 \h </w:instrText>
+              <w:instrText xml:space="preserve"> PAGEREF _Toc223079805 \h </w:instrText>
             </w:r>
             <w:r>
               <w:rPr>
@@ -3999,7 +3999,7 @@
                 <w:noProof/>
                 <w:webHidden/>
               </w:rPr>
-              <w:t>23</w:t>
+              <w:t>24</w:t>
             </w:r>
             <w:r>
               <w:rPr>
@@ -4025,7 +4025,7 @@
               <w14:ligatures w14:val="standardContextual"/>
             </w:rPr>
           </w:pPr>
-          <w:hyperlink w:anchor="_Toc222676250" w:history="1">
+          <w:hyperlink w:anchor="_Toc223079806" w:history="1">
             <w:r>
               <w:rPr>
                 <w:rStyle w:val="Hyperlink"/>
@@ -4052,7 +4052,7 @@
                 <w:noProof/>
                 <w:webHidden/>
               </w:rPr>
-              <w:instrText xml:space="preserve"> PAGEREF _Toc222676250 \h </w:instrText>
+              <w:instrText xml:space="preserve"> PAGEREF _Toc223079806 \h </w:instrText>
             </w:r>
             <w:r>
               <w:rPr>
@@ -4072,7 +4072,7 @@
                 <w:noProof/>
                 <w:webHidden/>
               </w:rPr>
-              <w:t>23</w:t>
+              <w:t>24</w:t>
             </w:r>
             <w:r>
               <w:rPr>
@@ -4098,7 +4098,7 @@
               <w14:ligatures w14:val="standardContextual"/>
             </w:rPr>
           </w:pPr>
-          <w:hyperlink w:anchor="_Toc222676251" w:history="1">
+          <w:hyperlink w:anchor="_Toc223079807" w:history="1">
             <w:r>
               <w:rPr>
                 <w:rStyle w:val="Hyperlink"/>
@@ -4125,7 +4125,7 @@
                 <w:noProof/>
                 <w:webHidden/>
               </w:rPr>
-              <w:instrText xml:space="preserve"> PAGEREF _Toc222676251 \h </w:instrText>
+              <w:instrText xml:space="preserve"> PAGEREF _Toc223079807 \h </w:instrText>
             </w:r>
             <w:r>
               <w:rPr>
@@ -4145,7 +4145,7 @@
                 <w:noProof/>
                 <w:webHidden/>
               </w:rPr>
-              <w:t>24</w:t>
+              <w:t>25</w:t>
             </w:r>
             <w:r>
               <w:rPr>
@@ -4171,7 +4171,7 @@
               <w14:ligatures w14:val="standardContextual"/>
             </w:rPr>
           </w:pPr>
-          <w:hyperlink w:anchor="_Toc222676252" w:history="1">
+          <w:hyperlink w:anchor="_Toc223079808" w:history="1">
             <w:r>
               <w:rPr>
                 <w:rStyle w:val="Hyperlink"/>
@@ -4198,7 +4198,7 @@
                 <w:noProof/>
                 <w:webHidden/>
               </w:rPr>
-              <w:instrText xml:space="preserve"> PAGEREF _Toc222676252 \h </w:instrText>
+              <w:instrText xml:space="preserve"> PAGEREF _Toc223079808 \h </w:instrText>
             </w:r>
             <w:r>
               <w:rPr>
@@ -4218,7 +4218,7 @@
                 <w:noProof/>
                 <w:webHidden/>
               </w:rPr>
-              <w:t>24</w:t>
+              <w:t>25</w:t>
             </w:r>
             <w:r>
               <w:rPr>
@@ -4244,7 +4244,7 @@
               <w14:ligatures w14:val="standardContextual"/>
             </w:rPr>
           </w:pPr>
-          <w:hyperlink w:anchor="_Toc222676253" w:history="1">
+          <w:hyperlink w:anchor="_Toc223079809" w:history="1">
             <w:r>
               <w:rPr>
                 <w:rStyle w:val="Hyperlink"/>
@@ -4271,7 +4271,7 @@
                 <w:noProof/>
                 <w:webHidden/>
               </w:rPr>
-              <w:instrText xml:space="preserve"> PAGEREF _Toc222676253 \h </w:instrText>
+              <w:instrText xml:space="preserve"> PAGEREF _Toc223079809 \h </w:instrText>
             </w:r>
             <w:r>
               <w:rPr>
@@ -4291,7 +4291,7 @@
                 <w:noProof/>
                 <w:webHidden/>
               </w:rPr>
-              <w:t>25</w:t>
+              <w:t>26</w:t>
             </w:r>
             <w:r>
               <w:rPr>
@@ -4317,7 +4317,7 @@
               <w14:ligatures w14:val="standardContextual"/>
             </w:rPr>
           </w:pPr>
-          <w:hyperlink w:anchor="_Toc222676254" w:history="1">
+          <w:hyperlink w:anchor="_Toc223079810" w:history="1">
             <w:r>
               <w:rPr>
                 <w:rStyle w:val="Hyperlink"/>
@@ -4344,7 +4344,7 @@
                 <w:noProof/>
                 <w:webHidden/>
               </w:rPr>
-              <w:instrText xml:space="preserve"> PAGEREF _Toc222676254 \h </w:instrText>
+              <w:instrText xml:space="preserve"> PAGEREF _Toc223079810 \h </w:instrText>
             </w:r>
             <w:r>
               <w:rPr>
@@ -4364,7 +4364,7 @@
                 <w:noProof/>
                 <w:webHidden/>
               </w:rPr>
-              <w:t>25</w:t>
+              <w:t>26</w:t>
             </w:r>
             <w:r>
               <w:rPr>
@@ -4390,13 +4390,13 @@
               <w14:ligatures w14:val="standardContextual"/>
             </w:rPr>
           </w:pPr>
-          <w:hyperlink w:anchor="_Toc222676255" w:history="1">
+          <w:hyperlink w:anchor="_Toc223079811" w:history="1">
             <w:r>
               <w:rPr>
                 <w:rStyle w:val="Hyperlink"/>
                 <w:noProof/>
               </w:rPr>
-              <w:t>Constant Return</w:t>
+              <w:t>A Note on Fees</w:t>
             </w:r>
             <w:r>
               <w:rPr>
@@ -4417,7 +4417,7 @@
                 <w:noProof/>
                 <w:webHidden/>
               </w:rPr>
-              <w:instrText xml:space="preserve"> PAGEREF _Toc222676255 \h </w:instrText>
+              <w:instrText xml:space="preserve"> PAGEREF _Toc223079811 \h </w:instrText>
             </w:r>
             <w:r>
               <w:rPr>
@@ -4437,7 +4437,7 @@
                 <w:noProof/>
                 <w:webHidden/>
               </w:rPr>
-              <w:t>25</w:t>
+              <w:t>26</w:t>
             </w:r>
             <w:r>
               <w:rPr>
@@ -4463,13 +4463,13 @@
               <w14:ligatures w14:val="standardContextual"/>
             </w:rPr>
           </w:pPr>
-          <w:hyperlink w:anchor="_Toc222676256" w:history="1">
+          <w:hyperlink w:anchor="_Toc223079812" w:history="1">
             <w:r>
               <w:rPr>
                 <w:rStyle w:val="Hyperlink"/>
                 <w:noProof/>
               </w:rPr>
-              <w:t>How it works</w:t>
+              <w:t>Constant Return</w:t>
             </w:r>
             <w:r>
               <w:rPr>
@@ -4490,7 +4490,7 @@
                 <w:noProof/>
                 <w:webHidden/>
               </w:rPr>
-              <w:instrText xml:space="preserve"> PAGEREF _Toc222676256 \h </w:instrText>
+              <w:instrText xml:space="preserve"> PAGEREF _Toc223079812 \h </w:instrText>
             </w:r>
             <w:r>
               <w:rPr>
@@ -4510,7 +4510,7 @@
                 <w:noProof/>
                 <w:webHidden/>
               </w:rPr>
-              <w:t>25</w:t>
+              <w:t>26</w:t>
             </w:r>
             <w:r>
               <w:rPr>
@@ -4536,13 +4536,13 @@
               <w14:ligatures w14:val="standardContextual"/>
             </w:rPr>
           </w:pPr>
-          <w:hyperlink w:anchor="_Toc222676257" w:history="1">
+          <w:hyperlink w:anchor="_Toc223079813" w:history="1">
             <w:r>
               <w:rPr>
                 <w:rStyle w:val="Hyperlink"/>
                 <w:noProof/>
               </w:rPr>
-              <w:t>Historical Periods</w:t>
+              <w:t>How it works</w:t>
             </w:r>
             <w:r>
               <w:rPr>
@@ -4563,7 +4563,7 @@
                 <w:noProof/>
                 <w:webHidden/>
               </w:rPr>
-              <w:instrText xml:space="preserve"> PAGEREF _Toc222676257 \h </w:instrText>
+              <w:instrText xml:space="preserve"> PAGEREF _Toc223079813 \h </w:instrText>
             </w:r>
             <w:r>
               <w:rPr>
@@ -4583,7 +4583,7 @@
                 <w:noProof/>
                 <w:webHidden/>
               </w:rPr>
-              <w:t>25</w:t>
+              <w:t>26</w:t>
             </w:r>
             <w:r>
               <w:rPr>
@@ -4609,13 +4609,13 @@
               <w14:ligatures w14:val="standardContextual"/>
             </w:rPr>
           </w:pPr>
-          <w:hyperlink w:anchor="_Toc222676258" w:history="1">
+          <w:hyperlink w:anchor="_Toc223079814" w:history="1">
             <w:r>
               <w:rPr>
                 <w:rStyle w:val="Hyperlink"/>
                 <w:noProof/>
               </w:rPr>
-              <w:t>Monte Carlo Simulation</w:t>
+              <w:t>Historical Periods</w:t>
             </w:r>
             <w:r>
               <w:rPr>
@@ -4636,7 +4636,7 @@
                 <w:noProof/>
                 <w:webHidden/>
               </w:rPr>
-              <w:instrText xml:space="preserve"> PAGEREF _Toc222676258 \h </w:instrText>
+              <w:instrText xml:space="preserve"> PAGEREF _Toc223079814 \h </w:instrText>
             </w:r>
             <w:r>
               <w:rPr>
@@ -4656,7 +4656,7 @@
                 <w:noProof/>
                 <w:webHidden/>
               </w:rPr>
-              <w:t>26</w:t>
+              <w:t>27</w:t>
             </w:r>
             <w:r>
               <w:rPr>
@@ -4682,13 +4682,13 @@
               <w14:ligatures w14:val="standardContextual"/>
             </w:rPr>
           </w:pPr>
-          <w:hyperlink w:anchor="_Toc222676259" w:history="1">
+          <w:hyperlink w:anchor="_Toc223079815" w:history="1">
             <w:r>
               <w:rPr>
                 <w:rStyle w:val="Hyperlink"/>
                 <w:noProof/>
               </w:rPr>
-              <w:t>Historical Monte Carlo</w:t>
+              <w:t>Monte Carlo Simulation</w:t>
             </w:r>
             <w:r>
               <w:rPr>
@@ -4709,7 +4709,7 @@
                 <w:noProof/>
                 <w:webHidden/>
               </w:rPr>
-              <w:instrText xml:space="preserve"> PAGEREF _Toc222676259 \h </w:instrText>
+              <w:instrText xml:space="preserve"> PAGEREF _Toc223079815 \h </w:instrText>
             </w:r>
             <w:r>
               <w:rPr>
@@ -4729,7 +4729,7 @@
                 <w:noProof/>
                 <w:webHidden/>
               </w:rPr>
-              <w:t>26</w:t>
+              <w:t>27</w:t>
             </w:r>
             <w:r>
               <w:rPr>
@@ -4755,12 +4755,85 @@
               <w14:ligatures w14:val="standardContextual"/>
             </w:rPr>
           </w:pPr>
-          <w:hyperlink w:anchor="_Toc222676260" w:history="1">
+          <w:hyperlink w:anchor="_Toc223079816" w:history="1">
             <w:r>
               <w:rPr>
                 <w:rStyle w:val="Hyperlink"/>
                 <w:noProof/>
               </w:rPr>
+              <w:t>Historical Monte Carlo</w:t>
+            </w:r>
+            <w:r>
+              <w:rPr>
+                <w:noProof/>
+                <w:webHidden/>
+              </w:rPr>
+              <w:tab/>
+            </w:r>
+            <w:r>
+              <w:rPr>
+                <w:noProof/>
+                <w:webHidden/>
+              </w:rPr>
+              <w:fldChar w:fldCharType="begin"/>
+            </w:r>
+            <w:r>
+              <w:rPr>
+                <w:noProof/>
+                <w:webHidden/>
+              </w:rPr>
+              <w:instrText xml:space="preserve"> PAGEREF _Toc223079816 \h </w:instrText>
+            </w:r>
+            <w:r>
+              <w:rPr>
+                <w:noProof/>
+                <w:webHidden/>
+              </w:rPr>
+            </w:r>
+            <w:r>
+              <w:rPr>
+                <w:noProof/>
+                <w:webHidden/>
+              </w:rPr>
+              <w:fldChar w:fldCharType="separate"/>
+            </w:r>
+            <w:r>
+              <w:rPr>
+                <w:noProof/>
+                <w:webHidden/>
+              </w:rPr>
+              <w:t>28</w:t>
+            </w:r>
+            <w:r>
+              <w:rPr>
+                <w:noProof/>
+                <w:webHidden/>
+              </w:rPr>
+              <w:fldChar w:fldCharType="end"/>
+            </w:r>
+          </w:hyperlink>
+        </w:p>
+        <w:p>
+          <w:pPr>
+            <w:pStyle w:val="TOC3"/>
+            <w:tabs>
+              <w:tab w:val="right" w:leader="dot" w:pos="9350"/>
+            </w:tabs>
+            <w:rPr>
+              <w:noProof/>
+              <w:kern w:val="2"/>
+              <w:sz w:val="24"/>
+              <w:szCs w:val="24"/>
+              <w:lang w:val="en-AU" w:eastAsia="en-AU"/>
+              <w14:ligatures w14:val="standardContextual"/>
+            </w:rPr>
+          </w:pPr>
+          <w:hyperlink w:anchor="_Toc223079817" w:history="1">
+            <w:r>
+              <w:rPr>
+                <w:rStyle w:val="Hyperlink"/>
+                <w:noProof/>
+              </w:rPr>
               <w:t>Formal Stress Tests</w:t>
             </w:r>
             <w:r>
@@ -4782,7 +4855,7 @@
                 <w:noProof/>
                 <w:webHidden/>
               </w:rPr>
-              <w:instrText xml:space="preserve"> PAGEREF _Toc222676260 \h </w:instrText>
+              <w:instrText xml:space="preserve"> PAGEREF _Toc223079817 \h </w:instrText>
             </w:r>
             <w:r>
               <w:rPr>
@@ -4802,7 +4875,7 @@
                 <w:noProof/>
                 <w:webHidden/>
               </w:rPr>
-              <w:t>26</w:t>
+              <w:t>28</w:t>
             </w:r>
             <w:r>
               <w:rPr>
@@ -4828,7 +4901,7 @@
               <w14:ligatures w14:val="standardContextual"/>
             </w:rPr>
           </w:pPr>
-          <w:hyperlink w:anchor="_Toc222676261" w:history="1">
+          <w:hyperlink w:anchor="_Toc223079818" w:history="1">
             <w:r>
               <w:rPr>
                 <w:rStyle w:val="Hyperlink"/>
@@ -4855,7 +4928,7 @@
                 <w:noProof/>
                 <w:webHidden/>
               </w:rPr>
-              <w:instrText xml:space="preserve"> PAGEREF _Toc222676261 \h </w:instrText>
+              <w:instrText xml:space="preserve"> PAGEREF _Toc223079818 \h </w:instrText>
             </w:r>
             <w:r>
               <w:rPr>
@@ -4875,7 +4948,7 @@
                 <w:noProof/>
                 <w:webHidden/>
               </w:rPr>
-              <w:t>26</w:t>
+              <w:t>28</w:t>
             </w:r>
             <w:r>
               <w:rPr>
@@ -4901,7 +4974,7 @@
               <w14:ligatures w14:val="standardContextual"/>
             </w:rPr>
           </w:pPr>
-          <w:hyperlink w:anchor="_Toc222676262" w:history="1">
+          <w:hyperlink w:anchor="_Toc223079819" w:history="1">
             <w:r>
               <w:rPr>
                 <w:rStyle w:val="Hyperlink"/>
@@ -4928,7 +5001,7 @@
                 <w:noProof/>
                 <w:webHidden/>
               </w:rPr>
-              <w:instrText xml:space="preserve"> PAGEREF _Toc222676262 \h </w:instrText>
+              <w:instrText xml:space="preserve"> PAGEREF _Toc223079819 \h </w:instrText>
             </w:r>
             <w:r>
               <w:rPr>
@@ -4948,7 +5021,7 @@
                 <w:noProof/>
                 <w:webHidden/>
               </w:rPr>
-              <w:t>26</w:t>
+              <w:t>28</w:t>
             </w:r>
             <w:r>
               <w:rPr>
@@ -4974,7 +5047,7 @@
               <w14:ligatures w14:val="standardContextual"/>
             </w:rPr>
           </w:pPr>
-          <w:hyperlink w:anchor="_Toc222676263" w:history="1">
+          <w:hyperlink w:anchor="_Toc223079820" w:history="1">
             <w:r>
               <w:rPr>
                 <w:rStyle w:val="Hyperlink"/>
@@ -5001,7 +5074,7 @@
                 <w:noProof/>
                 <w:webHidden/>
               </w:rPr>
-              <w:instrText xml:space="preserve"> PAGEREF _Toc222676263 \h </w:instrText>
+              <w:instrText xml:space="preserve"> PAGEREF _Toc223079820 \h </w:instrText>
             </w:r>
             <w:r>
               <w:rPr>
@@ -5021,7 +5094,7 @@
                 <w:noProof/>
                 <w:webHidden/>
               </w:rPr>
-              <w:t>26</w:t>
+              <w:t>29</w:t>
             </w:r>
             <w:r>
               <w:rPr>
@@ -5047,7 +5120,7 @@
               <w14:ligatures w14:val="standardContextual"/>
             </w:rPr>
           </w:pPr>
-          <w:hyperlink w:anchor="_Toc222676264" w:history="1">
+          <w:hyperlink w:anchor="_Toc223079821" w:history="1">
             <w:r>
               <w:rPr>
                 <w:rStyle w:val="Hyperlink"/>
@@ -5074,7 +5147,7 @@
                 <w:noProof/>
                 <w:webHidden/>
               </w:rPr>
-              <w:instrText xml:space="preserve"> PAGEREF _Toc222676264 \h </w:instrText>
+              <w:instrText xml:space="preserve"> PAGEREF _Toc223079821 \h </w:instrText>
             </w:r>
             <w:r>
               <w:rPr>
@@ -5094,7 +5167,7 @@
                 <w:noProof/>
                 <w:webHidden/>
               </w:rPr>
-              <w:t>27</w:t>
+              <w:t>29</w:t>
             </w:r>
             <w:r>
               <w:rPr>
@@ -5120,7 +5193,7 @@
               <w14:ligatures w14:val="standardContextual"/>
             </w:rPr>
           </w:pPr>
-          <w:hyperlink w:anchor="_Toc222676265" w:history="1">
+          <w:hyperlink w:anchor="_Toc223079822" w:history="1">
             <w:r>
               <w:rPr>
                 <w:rStyle w:val="Hyperlink"/>
@@ -5147,7 +5220,7 @@
                 <w:noProof/>
                 <w:webHidden/>
               </w:rPr>
-              <w:instrText xml:space="preserve"> PAGEREF _Toc222676265 \h </w:instrText>
+              <w:instrText xml:space="preserve"> PAGEREF _Toc223079822 \h </w:instrText>
             </w:r>
             <w:r>
               <w:rPr>
@@ -5167,7 +5240,7 @@
                 <w:noProof/>
                 <w:webHidden/>
               </w:rPr>
-              <w:t>28</w:t>
+              <w:t>30</w:t>
             </w:r>
             <w:r>
               <w:rPr>
@@ -5193,7 +5266,7 @@
               <w14:ligatures w14:val="standardContextual"/>
             </w:rPr>
           </w:pPr>
-          <w:hyperlink w:anchor="_Toc222676266" w:history="1">
+          <w:hyperlink w:anchor="_Toc223079823" w:history="1">
             <w:r>
               <w:rPr>
                 <w:rStyle w:val="Hyperlink"/>
@@ -5220,7 +5293,7 @@
                 <w:noProof/>
                 <w:webHidden/>
               </w:rPr>
-              <w:instrText xml:space="preserve"> PAGEREF _Toc222676266 \h </w:instrText>
+              <w:instrText xml:space="preserve"> PAGEREF _Toc223079823 \h </w:instrText>
             </w:r>
             <w:r>
               <w:rPr>
@@ -5240,7 +5313,7 @@
                 <w:noProof/>
                 <w:webHidden/>
               </w:rPr>
-              <w:t>29</w:t>
+              <w:t>31</w:t>
             </w:r>
             <w:r>
               <w:rPr>
@@ -5266,7 +5339,7 @@
               <w14:ligatures w14:val="standardContextual"/>
             </w:rPr>
           </w:pPr>
-          <w:hyperlink w:anchor="_Toc222676267" w:history="1">
+          <w:hyperlink w:anchor="_Toc223079824" w:history="1">
             <w:r>
               <w:rPr>
                 <w:rStyle w:val="Hyperlink"/>
@@ -5293,7 +5366,7 @@
                 <w:noProof/>
                 <w:webHidden/>
               </w:rPr>
-              <w:instrText xml:space="preserve"> PAGEREF _Toc222676267 \h </w:instrText>
+              <w:instrText xml:space="preserve"> PAGEREF _Toc223079824 \h </w:instrText>
             </w:r>
             <w:r>
               <w:rPr>
@@ -5313,7 +5386,7 @@
                 <w:noProof/>
                 <w:webHidden/>
               </w:rPr>
-              <w:t>29</w:t>
+              <w:t>31</w:t>
             </w:r>
             <w:r>
               <w:rPr>
@@ -5339,7 +5412,7 @@
               <w14:ligatures w14:val="standardContextual"/>
             </w:rPr>
           </w:pPr>
-          <w:hyperlink w:anchor="_Toc222676268" w:history="1">
+          <w:hyperlink w:anchor="_Toc223079825" w:history="1">
             <w:r>
               <w:rPr>
                 <w:rStyle w:val="Hyperlink"/>
@@ -5366,7 +5439,7 @@
                 <w:noProof/>
                 <w:webHidden/>
               </w:rPr>
-              <w:instrText xml:space="preserve"> PAGEREF _Toc222676268 \h </w:instrText>
+              <w:instrText xml:space="preserve"> PAGEREF _Toc223079825 \h </w:instrText>
             </w:r>
             <w:r>
               <w:rPr>
@@ -5386,7 +5459,7 @@
                 <w:noProof/>
                 <w:webHidden/>
               </w:rPr>
-              <w:t>29</w:t>
+              <w:t>31</w:t>
             </w:r>
             <w:r>
               <w:rPr>
@@ -5412,7 +5485,7 @@
               <w14:ligatures w14:val="standardContextual"/>
             </w:rPr>
           </w:pPr>
-          <w:hyperlink w:anchor="_Toc222676269" w:history="1">
+          <w:hyperlink w:anchor="_Toc223079826" w:history="1">
             <w:r>
               <w:rPr>
                 <w:rStyle w:val="Hyperlink"/>
@@ -5439,7 +5512,7 @@
                 <w:noProof/>
                 <w:webHidden/>
               </w:rPr>
-              <w:instrText xml:space="preserve"> PAGEREF _Toc222676269 \h </w:instrText>
+              <w:instrText xml:space="preserve"> PAGEREF _Toc223079826 \h </w:instrText>
             </w:r>
             <w:r>
               <w:rPr>
@@ -5459,7 +5532,7 @@
                 <w:noProof/>
                 <w:webHidden/>
               </w:rPr>
-              <w:t>29</w:t>
+              <w:t>31</w:t>
             </w:r>
             <w:r>
               <w:rPr>
@@ -5485,7 +5558,7 @@
               <w14:ligatures w14:val="standardContextual"/>
             </w:rPr>
           </w:pPr>
-          <w:hyperlink w:anchor="_Toc222676270" w:history="1">
+          <w:hyperlink w:anchor="_Toc223079827" w:history="1">
             <w:r>
               <w:rPr>
                 <w:rStyle w:val="Hyperlink"/>
@@ -5512,7 +5585,7 @@
                 <w:noProof/>
                 <w:webHidden/>
               </w:rPr>
-              <w:instrText xml:space="preserve"> PAGEREF _Toc222676270 \h </w:instrText>
+              <w:instrText xml:space="preserve"> PAGEREF _Toc223079827 \h </w:instrText>
             </w:r>
             <w:r>
               <w:rPr>
@@ -5532,7 +5605,7 @@
                 <w:noProof/>
                 <w:webHidden/>
               </w:rPr>
-              <w:t>30</w:t>
+              <w:t>32</w:t>
             </w:r>
             <w:r>
               <w:rPr>
@@ -5558,7 +5631,7 @@
               <w14:ligatures w14:val="standardContextual"/>
             </w:rPr>
           </w:pPr>
-          <w:hyperlink w:anchor="_Toc222676271" w:history="1">
+          <w:hyperlink w:anchor="_Toc223079828" w:history="1">
             <w:r>
               <w:rPr>
                 <w:rStyle w:val="Hyperlink"/>
@@ -5585,7 +5658,7 @@
                 <w:noProof/>
                 <w:webHidden/>
               </w:rPr>
-              <w:instrText xml:space="preserve"> PAGEREF _Toc222676271 \h </w:instrText>
+              <w:instrText xml:space="preserve"> PAGEREF _Toc223079828 \h </w:instrText>
             </w:r>
             <w:r>
               <w:rPr>
@@ -5605,7 +5678,7 @@
                 <w:noProof/>
                 <w:webHidden/>
               </w:rPr>
-              <w:t>30</w:t>
+              <w:t>32</w:t>
             </w:r>
             <w:r>
               <w:rPr>
@@ -5631,7 +5704,7 @@
               <w14:ligatures w14:val="standardContextual"/>
             </w:rPr>
           </w:pPr>
-          <w:hyperlink w:anchor="_Toc222676272" w:history="1">
+          <w:hyperlink w:anchor="_Toc223079829" w:history="1">
             <w:r>
               <w:rPr>
                 <w:rStyle w:val="Hyperlink"/>
@@ -5658,7 +5731,7 @@
                 <w:noProof/>
                 <w:webHidden/>
               </w:rPr>
-              <w:instrText xml:space="preserve"> PAGEREF _Toc222676272 \h </w:instrText>
+              <w:instrText xml:space="preserve"> PAGEREF _Toc223079829 \h </w:instrText>
             </w:r>
             <w:r>
               <w:rPr>
@@ -5678,7 +5751,7 @@
                 <w:noProof/>
                 <w:webHidden/>
               </w:rPr>
-              <w:t>30</w:t>
+              <w:t>32</w:t>
             </w:r>
             <w:r>
               <w:rPr>
@@ -5704,7 +5777,7 @@
               <w14:ligatures w14:val="standardContextual"/>
             </w:rPr>
           </w:pPr>
-          <w:hyperlink w:anchor="_Toc222676273" w:history="1">
+          <w:hyperlink w:anchor="_Toc223079830" w:history="1">
             <w:r>
               <w:rPr>
                 <w:rStyle w:val="Hyperlink"/>
@@ -5731,7 +5804,7 @@
                 <w:noProof/>
                 <w:webHidden/>
               </w:rPr>
-              <w:instrText xml:space="preserve"> PAGEREF _Toc222676273 \h </w:instrText>
+              <w:instrText xml:space="preserve"> PAGEREF _Toc223079830 \h </w:instrText>
             </w:r>
             <w:r>
               <w:rPr>
@@ -5751,7 +5824,7 @@
                 <w:noProof/>
                 <w:webHidden/>
               </w:rPr>
-              <w:t>31</w:t>
+              <w:t>33</w:t>
             </w:r>
             <w:r>
               <w:rPr>
@@ -5777,7 +5850,7 @@
               <w14:ligatures w14:val="standardContextual"/>
             </w:rPr>
           </w:pPr>
-          <w:hyperlink w:anchor="_Toc222676274" w:history="1">
+          <w:hyperlink w:anchor="_Toc223079831" w:history="1">
             <w:r>
               <w:rPr>
                 <w:rStyle w:val="Hyperlink"/>
@@ -5804,7 +5877,7 @@
                 <w:noProof/>
                 <w:webHidden/>
               </w:rPr>
-              <w:instrText xml:space="preserve"> PAGEREF _Toc222676274 \h </w:instrText>
+              <w:instrText xml:space="preserve"> PAGEREF _Toc223079831 \h </w:instrText>
             </w:r>
             <w:r>
               <w:rPr>
@@ -5824,7 +5897,7 @@
                 <w:noProof/>
                 <w:webHidden/>
               </w:rPr>
-              <w:t>31</w:t>
+              <w:t>33</w:t>
             </w:r>
             <w:r>
               <w:rPr>
@@ -5850,7 +5923,7 @@
               <w14:ligatures w14:val="standardContextual"/>
             </w:rPr>
           </w:pPr>
-          <w:hyperlink w:anchor="_Toc222676275" w:history="1">
+          <w:hyperlink w:anchor="_Toc223079832" w:history="1">
             <w:r>
               <w:rPr>
                 <w:rStyle w:val="Hyperlink"/>
@@ -5877,7 +5950,7 @@
                 <w:noProof/>
                 <w:webHidden/>
               </w:rPr>
-              <w:instrText xml:space="preserve"> PAGEREF _Toc222676275 \h </w:instrText>
+              <w:instrText xml:space="preserve"> PAGEREF _Toc223079832 \h </w:instrText>
             </w:r>
             <w:r>
               <w:rPr>
@@ -5897,7 +5970,7 @@
                 <w:noProof/>
                 <w:webHidden/>
               </w:rPr>
-              <w:t>31</w:t>
+              <w:t>33</w:t>
             </w:r>
             <w:r>
               <w:rPr>
@@ -5923,7 +5996,7 @@
               <w14:ligatures w14:val="standardContextual"/>
             </w:rPr>
           </w:pPr>
-          <w:hyperlink w:anchor="_Toc222676276" w:history="1">
+          <w:hyperlink w:anchor="_Toc223079833" w:history="1">
             <w:r>
               <w:rPr>
                 <w:rStyle w:val="Hyperlink"/>
@@ -5950,7 +6023,7 @@
                 <w:noProof/>
                 <w:webHidden/>
               </w:rPr>
-              <w:instrText xml:space="preserve"> PAGEREF _Toc222676276 \h </w:instrText>
+              <w:instrText xml:space="preserve"> PAGEREF _Toc223079833 \h </w:instrText>
             </w:r>
             <w:r>
               <w:rPr>
@@ -5970,7 +6043,7 @@
                 <w:noProof/>
                 <w:webHidden/>
               </w:rPr>
-              <w:t>31</w:t>
+              <w:t>33</w:t>
             </w:r>
             <w:r>
               <w:rPr>
@@ -5996,7 +6069,7 @@
               <w14:ligatures w14:val="standardContextual"/>
             </w:rPr>
           </w:pPr>
-          <w:hyperlink w:anchor="_Toc222676277" w:history="1">
+          <w:hyperlink w:anchor="_Toc223079834" w:history="1">
             <w:r>
               <w:rPr>
                 <w:rStyle w:val="Hyperlink"/>
@@ -6023,7 +6096,7 @@
                 <w:noProof/>
                 <w:webHidden/>
               </w:rPr>
-              <w:instrText xml:space="preserve"> PAGEREF _Toc222676277 \h </w:instrText>
+              <w:instrText xml:space="preserve"> PAGEREF _Toc223079834 \h </w:instrText>
             </w:r>
             <w:r>
               <w:rPr>
@@ -6043,7 +6116,7 @@
                 <w:noProof/>
                 <w:webHidden/>
               </w:rPr>
-              <w:t>32</w:t>
+              <w:t>34</w:t>
             </w:r>
             <w:r>
               <w:rPr>
@@ -6069,7 +6142,7 @@
               <w14:ligatures w14:val="standardContextual"/>
             </w:rPr>
           </w:pPr>
-          <w:hyperlink w:anchor="_Toc222676278" w:history="1">
+          <w:hyperlink w:anchor="_Toc223079835" w:history="1">
             <w:r>
               <w:rPr>
                 <w:rStyle w:val="Hyperlink"/>
@@ -6096,7 +6169,7 @@
                 <w:noProof/>
                 <w:webHidden/>
               </w:rPr>
-              <w:instrText xml:space="preserve"> PAGEREF _Toc222676278 \h </w:instrText>
+              <w:instrText xml:space="preserve"> PAGEREF _Toc223079835 \h </w:instrText>
             </w:r>
             <w:r>
               <w:rPr>
@@ -6116,7 +6189,7 @@
                 <w:noProof/>
                 <w:webHidden/>
               </w:rPr>
-              <w:t>33</w:t>
+              <w:t>35</w:t>
             </w:r>
             <w:r>
               <w:rPr>
@@ -6142,7 +6215,7 @@
               <w14:ligatures w14:val="standardContextual"/>
             </w:rPr>
           </w:pPr>
-          <w:hyperlink w:anchor="_Toc222676279" w:history="1">
+          <w:hyperlink w:anchor="_Toc223079836" w:history="1">
             <w:r>
               <w:rPr>
                 <w:rStyle w:val="Hyperlink"/>
@@ -6169,7 +6242,7 @@
                 <w:noProof/>
                 <w:webHidden/>
               </w:rPr>
-              <w:instrText xml:space="preserve"> PAGEREF _Toc222676279 \h </w:instrText>
+              <w:instrText xml:space="preserve"> PAGEREF _Toc223079836 \h </w:instrText>
             </w:r>
             <w:r>
               <w:rPr>
@@ -6189,7 +6262,7 @@
                 <w:noProof/>
                 <w:webHidden/>
               </w:rPr>
-              <w:t>33</w:t>
+              <w:t>35</w:t>
             </w:r>
             <w:r>
               <w:rPr>
@@ -6215,7 +6288,7 @@
               <w14:ligatures w14:val="standardContextual"/>
             </w:rPr>
           </w:pPr>
-          <w:hyperlink w:anchor="_Toc222676280" w:history="1">
+          <w:hyperlink w:anchor="_Toc223079837" w:history="1">
             <w:r>
               <w:rPr>
                 <w:rStyle w:val="Hyperlink"/>
@@ -6242,7 +6315,7 @@
                 <w:noProof/>
                 <w:webHidden/>
               </w:rPr>
-              <w:instrText xml:space="preserve"> PAGEREF _Toc222676280 \h </w:instrText>
+              <w:instrText xml:space="preserve"> PAGEREF _Toc223079837 \h </w:instrText>
             </w:r>
             <w:r>
               <w:rPr>
@@ -6262,7 +6335,7 @@
                 <w:noProof/>
                 <w:webHidden/>
               </w:rPr>
-              <w:t>34</w:t>
+              <w:t>36</w:t>
             </w:r>
             <w:r>
               <w:rPr>
@@ -6288,7 +6361,7 @@
               <w14:ligatures w14:val="standardContextual"/>
             </w:rPr>
           </w:pPr>
-          <w:hyperlink w:anchor="_Toc222676281" w:history="1">
+          <w:hyperlink w:anchor="_Toc223079838" w:history="1">
             <w:r>
               <w:rPr>
                 <w:rStyle w:val="Hyperlink"/>
@@ -6315,7 +6388,7 @@
                 <w:noProof/>
                 <w:webHidden/>
               </w:rPr>
-              <w:instrText xml:space="preserve"> PAGEREF _Toc222676281 \h </w:instrText>
+              <w:instrText xml:space="preserve"> PAGEREF _Toc223079838 \h </w:instrText>
             </w:r>
             <w:r>
               <w:rPr>
@@ -6335,7 +6408,7 @@
                 <w:noProof/>
                 <w:webHidden/>
               </w:rPr>
-              <w:t>36</w:t>
+              <w:t>38</w:t>
             </w:r>
             <w:r>
               <w:rPr>
@@ -6361,7 +6434,7 @@
               <w14:ligatures w14:val="standardContextual"/>
             </w:rPr>
           </w:pPr>
-          <w:hyperlink w:anchor="_Toc222676282" w:history="1">
+          <w:hyperlink w:anchor="_Toc223079839" w:history="1">
             <w:r>
               <w:rPr>
                 <w:rStyle w:val="Hyperlink"/>
@@ -6388,7 +6461,7 @@
                 <w:noProof/>
                 <w:webHidden/>
               </w:rPr>
-              <w:instrText xml:space="preserve"> PAGEREF _Toc222676282 \h </w:instrText>
+              <w:instrText xml:space="preserve"> PAGEREF _Toc223079839 \h </w:instrText>
             </w:r>
             <w:r>
               <w:rPr>
@@ -6408,7 +6481,7 @@
                 <w:noProof/>
                 <w:webHidden/>
               </w:rPr>
-              <w:t>36</w:t>
+              <w:t>38</w:t>
             </w:r>
             <w:r>
               <w:rPr>
@@ -6434,7 +6507,7 @@
               <w14:ligatures w14:val="standardContextual"/>
             </w:rPr>
           </w:pPr>
-          <w:hyperlink w:anchor="_Toc222676283" w:history="1">
+          <w:hyperlink w:anchor="_Toc223079840" w:history="1">
             <w:r>
               <w:rPr>
                 <w:rStyle w:val="Hyperlink"/>
@@ -6461,7 +6534,7 @@
                 <w:noProof/>
                 <w:webHidden/>
               </w:rPr>
-              <w:instrText xml:space="preserve"> PAGEREF _Toc222676283 \h </w:instrText>
+              <w:instrText xml:space="preserve"> PAGEREF _Toc223079840 \h </w:instrText>
             </w:r>
             <w:r>
               <w:rPr>
@@ -6481,7 +6554,7 @@
                 <w:noProof/>
                 <w:webHidden/>
               </w:rPr>
-              <w:t>36</w:t>
+              <w:t>38</w:t>
             </w:r>
             <w:r>
               <w:rPr>
@@ -6507,7 +6580,7 @@
               <w14:ligatures w14:val="standardContextual"/>
             </w:rPr>
           </w:pPr>
-          <w:hyperlink w:anchor="_Toc222676284" w:history="1">
+          <w:hyperlink w:anchor="_Toc223079841" w:history="1">
             <w:r>
               <w:rPr>
                 <w:rStyle w:val="Hyperlink"/>
@@ -6534,7 +6607,7 @@
                 <w:noProof/>
                 <w:webHidden/>
               </w:rPr>
-              <w:instrText xml:space="preserve"> PAGEREF _Toc222676284 \h </w:instrText>
+              <w:instrText xml:space="preserve"> PAGEREF _Toc223079841 \h </w:instrText>
             </w:r>
             <w:r>
               <w:rPr>
@@ -6554,7 +6627,7 @@
                 <w:noProof/>
                 <w:webHidden/>
               </w:rPr>
-              <w:t>37</w:t>
+              <w:t>39</w:t>
             </w:r>
             <w:r>
               <w:rPr>
@@ -6580,7 +6653,7 @@
               <w14:ligatures w14:val="standardContextual"/>
             </w:rPr>
           </w:pPr>
-          <w:hyperlink w:anchor="_Toc222676285" w:history="1">
+          <w:hyperlink w:anchor="_Toc223079842" w:history="1">
             <w:r>
               <w:rPr>
                 <w:rStyle w:val="Hyperlink"/>
@@ -6607,7 +6680,7 @@
                 <w:noProof/>
                 <w:webHidden/>
               </w:rPr>
-              <w:instrText xml:space="preserve"> PAGEREF _Toc222676285 \h </w:instrText>
+              <w:instrText xml:space="preserve"> PAGEREF _Toc223079842 \h </w:instrText>
             </w:r>
             <w:r>
               <w:rPr>
@@ -6627,7 +6700,7 @@
                 <w:noProof/>
                 <w:webHidden/>
               </w:rPr>
-              <w:t>37</w:t>
+              <w:t>39</w:t>
             </w:r>
             <w:r>
               <w:rPr>
@@ -6653,7 +6726,7 @@
               <w14:ligatures w14:val="standardContextual"/>
             </w:rPr>
           </w:pPr>
-          <w:hyperlink w:anchor="_Toc222676286" w:history="1">
+          <w:hyperlink w:anchor="_Toc223079843" w:history="1">
             <w:r>
               <w:rPr>
                 <w:rStyle w:val="Hyperlink"/>
@@ -6680,7 +6753,7 @@
                 <w:noProof/>
                 <w:webHidden/>
               </w:rPr>
-              <w:instrText xml:space="preserve"> PAGEREF _Toc222676286 \h </w:instrText>
+              <w:instrText xml:space="preserve"> PAGEREF _Toc223079843 \h </w:instrText>
             </w:r>
             <w:r>
               <w:rPr>
@@ -6700,7 +6773,7 @@
                 <w:noProof/>
                 <w:webHidden/>
               </w:rPr>
-              <w:t>37</w:t>
+              <w:t>39</w:t>
             </w:r>
             <w:r>
               <w:rPr>
@@ -6726,7 +6799,7 @@
               <w14:ligatures w14:val="standardContextual"/>
             </w:rPr>
           </w:pPr>
-          <w:hyperlink w:anchor="_Toc222676287" w:history="1">
+          <w:hyperlink w:anchor="_Toc223079844" w:history="1">
             <w:r>
               <w:rPr>
                 <w:rStyle w:val="Hyperlink"/>
@@ -6753,7 +6826,7 @@
                 <w:noProof/>
                 <w:webHidden/>
               </w:rPr>
-              <w:instrText xml:space="preserve"> PAGEREF _Toc222676287 \h </w:instrText>
+              <w:instrText xml:space="preserve"> PAGEREF _Toc223079844 \h </w:instrText>
             </w:r>
             <w:r>
               <w:rPr>
@@ -6773,7 +6846,7 @@
                 <w:noProof/>
                 <w:webHidden/>
               </w:rPr>
-              <w:t>38</w:t>
+              <w:t>40</w:t>
             </w:r>
             <w:r>
               <w:rPr>
@@ -6799,7 +6872,7 @@
               <w14:ligatures w14:val="standardContextual"/>
             </w:rPr>
           </w:pPr>
-          <w:hyperlink w:anchor="_Toc222676288" w:history="1">
+          <w:hyperlink w:anchor="_Toc223079845" w:history="1">
             <w:r>
               <w:rPr>
                 <w:rStyle w:val="Hyperlink"/>
@@ -6826,7 +6899,7 @@
                 <w:noProof/>
                 <w:webHidden/>
               </w:rPr>
-              <w:instrText xml:space="preserve"> PAGEREF _Toc222676288 \h </w:instrText>
+              <w:instrText xml:space="preserve"> PAGEREF _Toc223079845 \h </w:instrText>
             </w:r>
             <w:r>
               <w:rPr>
@@ -6846,7 +6919,7 @@
                 <w:noProof/>
                 <w:webHidden/>
               </w:rPr>
-              <w:t>38</w:t>
+              <w:t>40</w:t>
             </w:r>
             <w:r>
               <w:rPr>
@@ -6872,7 +6945,7 @@
               <w14:ligatures w14:val="standardContextual"/>
             </w:rPr>
           </w:pPr>
-          <w:hyperlink w:anchor="_Toc222676289" w:history="1">
+          <w:hyperlink w:anchor="_Toc223079846" w:history="1">
             <w:r>
               <w:rPr>
                 <w:rStyle w:val="Hyperlink"/>
@@ -6899,7 +6972,7 @@
                 <w:noProof/>
                 <w:webHidden/>
               </w:rPr>
-              <w:instrText xml:space="preserve"> PAGEREF _Toc222676289 \h </w:instrText>
+              <w:instrText xml:space="preserve"> PAGEREF _Toc223079846 \h </w:instrText>
             </w:r>
             <w:r>
               <w:rPr>
@@ -6919,7 +6992,7 @@
                 <w:noProof/>
                 <w:webHidden/>
               </w:rPr>
-              <w:t>39</w:t>
+              <w:t>41</w:t>
             </w:r>
             <w:r>
               <w:rPr>
@@ -6945,7 +7018,7 @@
               <w14:ligatures w14:val="standardContextual"/>
             </w:rPr>
           </w:pPr>
-          <w:hyperlink w:anchor="_Toc222676290" w:history="1">
+          <w:hyperlink w:anchor="_Toc223079847" w:history="1">
             <w:r>
               <w:rPr>
                 <w:rStyle w:val="Hyperlink"/>
@@ -6972,7 +7045,7 @@
                 <w:noProof/>
                 <w:webHidden/>
               </w:rPr>
-              <w:instrText xml:space="preserve"> PAGEREF _Toc222676290 \h </w:instrText>
+              <w:instrText xml:space="preserve"> PAGEREF _Toc223079847 \h </w:instrText>
             </w:r>
             <w:r>
               <w:rPr>
@@ -6992,7 +7065,7 @@
                 <w:noProof/>
                 <w:webHidden/>
               </w:rPr>
-              <w:t>39</w:t>
+              <w:t>41</w:t>
             </w:r>
             <w:r>
               <w:rPr>
@@ -7018,7 +7091,7 @@
               <w14:ligatures w14:val="standardContextual"/>
             </w:rPr>
           </w:pPr>
-          <w:hyperlink w:anchor="_Toc222676291" w:history="1">
+          <w:hyperlink w:anchor="_Toc223079848" w:history="1">
             <w:r>
               <w:rPr>
                 <w:rStyle w:val="Hyperlink"/>
@@ -7045,7 +7118,7 @@
                 <w:noProof/>
                 <w:webHidden/>
               </w:rPr>
-              <w:instrText xml:space="preserve"> PAGEREF _Toc222676291 \h </w:instrText>
+              <w:instrText xml:space="preserve"> PAGEREF _Toc223079848 \h </w:instrText>
             </w:r>
             <w:r>
               <w:rPr>
@@ -7065,7 +7138,7 @@
                 <w:noProof/>
                 <w:webHidden/>
               </w:rPr>
-              <w:t>39</w:t>
+              <w:t>41</w:t>
             </w:r>
             <w:r>
               <w:rPr>
@@ -7091,7 +7164,7 @@
               <w14:ligatures w14:val="standardContextual"/>
             </w:rPr>
           </w:pPr>
-          <w:hyperlink w:anchor="_Toc222676292" w:history="1">
+          <w:hyperlink w:anchor="_Toc223079849" w:history="1">
             <w:r>
               <w:rPr>
                 <w:rStyle w:val="Hyperlink"/>
@@ -7118,7 +7191,7 @@
                 <w:noProof/>
                 <w:webHidden/>
               </w:rPr>
-              <w:instrText xml:space="preserve"> PAGEREF _Toc222676292 \h </w:instrText>
+              <w:instrText xml:space="preserve"> PAGEREF _Toc223079849 \h </w:instrText>
             </w:r>
             <w:r>
               <w:rPr>
@@ -7138,7 +7211,7 @@
                 <w:noProof/>
                 <w:webHidden/>
               </w:rPr>
-              <w:t>39</w:t>
+              <w:t>41</w:t>
             </w:r>
             <w:r>
               <w:rPr>
@@ -7164,7 +7237,7 @@
               <w14:ligatures w14:val="standardContextual"/>
             </w:rPr>
           </w:pPr>
-          <w:hyperlink w:anchor="_Toc222676293" w:history="1">
+          <w:hyperlink w:anchor="_Toc223079850" w:history="1">
             <w:r>
               <w:rPr>
                 <w:rStyle w:val="Hyperlink"/>
@@ -7191,7 +7264,7 @@
                 <w:noProof/>
                 <w:webHidden/>
               </w:rPr>
-              <w:instrText xml:space="preserve"> PAGEREF _Toc222676293 \h </w:instrText>
+              <w:instrText xml:space="preserve"> PAGEREF _Toc223079850 \h </w:instrText>
             </w:r>
             <w:r>
               <w:rPr>
@@ -7211,7 +7284,7 @@
                 <w:noProof/>
                 <w:webHidden/>
               </w:rPr>
-              <w:t>42</w:t>
+              <w:t>44</w:t>
             </w:r>
             <w:r>
               <w:rPr>
@@ -7237,7 +7310,7 @@
               <w14:ligatures w14:val="standardContextual"/>
             </w:rPr>
           </w:pPr>
-          <w:hyperlink w:anchor="_Toc222676294" w:history="1">
+          <w:hyperlink w:anchor="_Toc223079851" w:history="1">
             <w:r>
               <w:rPr>
                 <w:rStyle w:val="Hyperlink"/>
@@ -7264,7 +7337,7 @@
                 <w:noProof/>
                 <w:webHidden/>
               </w:rPr>
-              <w:instrText xml:space="preserve"> PAGEREF _Toc222676294 \h </w:instrText>
+              <w:instrText xml:space="preserve"> PAGEREF _Toc223079851 \h </w:instrText>
             </w:r>
             <w:r>
               <w:rPr>
@@ -7284,7 +7357,7 @@
                 <w:noProof/>
                 <w:webHidden/>
               </w:rPr>
-              <w:t>43</w:t>
+              <w:t>45</w:t>
             </w:r>
             <w:r>
               <w:rPr>
@@ -7310,7 +7383,7 @@
               <w14:ligatures w14:val="standardContextual"/>
             </w:rPr>
           </w:pPr>
-          <w:hyperlink w:anchor="_Toc222676295" w:history="1">
+          <w:hyperlink w:anchor="_Toc223079852" w:history="1">
             <w:r>
               <w:rPr>
                 <w:rStyle w:val="Hyperlink"/>
@@ -7337,7 +7410,7 @@
                 <w:noProof/>
                 <w:webHidden/>
               </w:rPr>
-              <w:instrText xml:space="preserve"> PAGEREF _Toc222676295 \h </w:instrText>
+              <w:instrText xml:space="preserve"> PAGEREF _Toc223079852 \h </w:instrText>
             </w:r>
             <w:r>
               <w:rPr>
@@ -7357,7 +7430,7 @@
                 <w:noProof/>
                 <w:webHidden/>
               </w:rPr>
-              <w:t>44</w:t>
+              <w:t>46</w:t>
             </w:r>
             <w:r>
               <w:rPr>
@@ -7383,13 +7456,13 @@
               <w14:ligatures w14:val="standardContextual"/>
             </w:rPr>
           </w:pPr>
-          <w:hyperlink w:anchor="_Toc222676296" w:history="1">
+          <w:hyperlink w:anchor="_Toc223079853" w:history="1">
             <w:r>
               <w:rPr>
                 <w:rStyle w:val="Hyperlink"/>
                 <w:noProof/>
               </w:rPr>
-              <w:t>Version 15.9 (February 2026)</w:t>
+              <w:t>Version 16.0 (February 2026)</w:t>
             </w:r>
             <w:r>
               <w:rPr>
@@ -7410,7 +7483,7 @@
                 <w:noProof/>
                 <w:webHidden/>
               </w:rPr>
-              <w:instrText xml:space="preserve"> PAGEREF _Toc222676296 \h </w:instrText>
+              <w:instrText xml:space="preserve"> PAGEREF _Toc223079853 \h </w:instrText>
             </w:r>
             <w:r>
               <w:rPr>
@@ -7430,7 +7503,7 @@
                 <w:noProof/>
                 <w:webHidden/>
               </w:rPr>
-              <w:t>44</w:t>
+              <w:t>46</w:t>
             </w:r>
             <w:r>
               <w:rPr>
@@ -7456,13 +7529,13 @@
               <w14:ligatures w14:val="standardContextual"/>
             </w:rPr>
           </w:pPr>
-          <w:hyperlink w:anchor="_Toc222676297" w:history="1">
+          <w:hyperlink w:anchor="_Toc223079854" w:history="1">
             <w:r>
               <w:rPr>
                 <w:rStyle w:val="Hyperlink"/>
                 <w:noProof/>
               </w:rPr>
-              <w:t>Version 15.8 (February 2026)</w:t>
+              <w:t>Version 15.9 (February 2026)</w:t>
             </w:r>
             <w:r>
               <w:rPr>
@@ -7483,7 +7556,7 @@
                 <w:noProof/>
                 <w:webHidden/>
               </w:rPr>
-              <w:instrText xml:space="preserve"> PAGEREF _Toc222676297 \h </w:instrText>
+              <w:instrText xml:space="preserve"> PAGEREF _Toc223079854 \h </w:instrText>
             </w:r>
             <w:r>
               <w:rPr>
@@ -7503,7 +7576,7 @@
                 <w:noProof/>
                 <w:webHidden/>
               </w:rPr>
-              <w:t>44</w:t>
+              <w:t>46</w:t>
             </w:r>
             <w:r>
               <w:rPr>
@@ -7529,13 +7602,13 @@
               <w14:ligatures w14:val="standardContextual"/>
             </w:rPr>
           </w:pPr>
-          <w:hyperlink w:anchor="_Toc222676298" w:history="1">
+          <w:hyperlink w:anchor="_Toc223079855" w:history="1">
             <w:r>
               <w:rPr>
                 <w:rStyle w:val="Hyperlink"/>
                 <w:noProof/>
               </w:rPr>
-              <w:t>Version 15.7 (February 2026)</w:t>
+              <w:t>Version 15.8 (February 2026)</w:t>
             </w:r>
             <w:r>
               <w:rPr>
@@ -7556,7 +7629,7 @@
                 <w:noProof/>
                 <w:webHidden/>
               </w:rPr>
-              <w:instrText xml:space="preserve"> PAGEREF _Toc222676298 \h </w:instrText>
+              <w:instrText xml:space="preserve"> PAGEREF _Toc223079855 \h </w:instrText>
             </w:r>
             <w:r>
               <w:rPr>
@@ -7576,7 +7649,7 @@
                 <w:noProof/>
                 <w:webHidden/>
               </w:rPr>
-              <w:t>45</w:t>
+              <w:t>47</w:t>
             </w:r>
             <w:r>
               <w:rPr>
@@ -7602,13 +7675,13 @@
               <w14:ligatures w14:val="standardContextual"/>
             </w:rPr>
           </w:pPr>
-          <w:hyperlink w:anchor="_Toc222676299" w:history="1">
+          <w:hyperlink w:anchor="_Toc223079856" w:history="1">
             <w:r>
               <w:rPr>
                 <w:rStyle w:val="Hyperlink"/>
                 <w:noProof/>
               </w:rPr>
-              <w:t>Version 15.6 (February 2026)</w:t>
+              <w:t>Version 15.7 (February 2026)</w:t>
             </w:r>
             <w:r>
               <w:rPr>
@@ -7629,7 +7702,7 @@
                 <w:noProof/>
                 <w:webHidden/>
               </w:rPr>
-              <w:instrText xml:space="preserve"> PAGEREF _Toc222676299 \h </w:instrText>
+              <w:instrText xml:space="preserve"> PAGEREF _Toc223079856 \h </w:instrText>
             </w:r>
             <w:r>
               <w:rPr>
@@ -7649,7 +7722,7 @@
                 <w:noProof/>
                 <w:webHidden/>
               </w:rPr>
-              <w:t>45</w:t>
+              <w:t>47</w:t>
             </w:r>
             <w:r>
               <w:rPr>
@@ -7675,13 +7748,13 @@
               <w14:ligatures w14:val="standardContextual"/>
             </w:rPr>
           </w:pPr>
-          <w:hyperlink w:anchor="_Toc222676300" w:history="1">
+          <w:hyperlink w:anchor="_Toc223079857" w:history="1">
             <w:r>
               <w:rPr>
                 <w:rStyle w:val="Hyperlink"/>
                 <w:noProof/>
               </w:rPr>
-              <w:t>Version 15.5 (February 2026)</w:t>
+              <w:t>Version 15.6 (February 2026)</w:t>
             </w:r>
             <w:r>
               <w:rPr>
@@ -7702,7 +7775,7 @@
                 <w:noProof/>
                 <w:webHidden/>
               </w:rPr>
-              <w:instrText xml:space="preserve"> PAGEREF _Toc222676300 \h </w:instrText>
+              <w:instrText xml:space="preserve"> PAGEREF _Toc223079857 \h </w:instrText>
             </w:r>
             <w:r>
               <w:rPr>
@@ -7722,7 +7795,7 @@
                 <w:noProof/>
                 <w:webHidden/>
               </w:rPr>
-              <w:t>45</w:t>
+              <w:t>48</w:t>
             </w:r>
             <w:r>
               <w:rPr>
@@ -7748,13 +7821,13 @@
               <w14:ligatures w14:val="standardContextual"/>
             </w:rPr>
           </w:pPr>
-          <w:hyperlink w:anchor="_Toc222676301" w:history="1">
+          <w:hyperlink w:anchor="_Toc223079858" w:history="1">
             <w:r>
               <w:rPr>
                 <w:rStyle w:val="Hyperlink"/>
                 <w:noProof/>
               </w:rPr>
-              <w:t>Version 15.4 (February 2026)</w:t>
+              <w:t>Version 15.5 (February 2026)</w:t>
             </w:r>
             <w:r>
               <w:rPr>
@@ -7775,7 +7848,7 @@
                 <w:noProof/>
                 <w:webHidden/>
               </w:rPr>
-              <w:instrText xml:space="preserve"> PAGEREF _Toc222676301 \h </w:instrText>
+              <w:instrText xml:space="preserve"> PAGEREF _Toc223079858 \h </w:instrText>
             </w:r>
             <w:r>
               <w:rPr>
@@ -7795,7 +7868,7 @@
                 <w:noProof/>
                 <w:webHidden/>
               </w:rPr>
-              <w:t>46</w:t>
+              <w:t>48</w:t>
             </w:r>
             <w:r>
               <w:rPr>
@@ -7821,13 +7894,13 @@
               <w14:ligatures w14:val="standardContextual"/>
             </w:rPr>
           </w:pPr>
-          <w:hyperlink w:anchor="_Toc222676302" w:history="1">
+          <w:hyperlink w:anchor="_Toc223079859" w:history="1">
             <w:r>
               <w:rPr>
                 <w:rStyle w:val="Hyperlink"/>
                 <w:noProof/>
               </w:rPr>
-              <w:t>Version 15.2 (February 2026)</w:t>
+              <w:t>Version 15.4 (February 2026)</w:t>
             </w:r>
             <w:r>
               <w:rPr>
@@ -7848,7 +7921,7 @@
                 <w:noProof/>
                 <w:webHidden/>
               </w:rPr>
-              <w:instrText xml:space="preserve"> PAGEREF _Toc222676302 \h </w:instrText>
+              <w:instrText xml:space="preserve"> PAGEREF _Toc223079859 \h </w:instrText>
             </w:r>
             <w:r>
               <w:rPr>
@@ -7868,7 +7941,7 @@
                 <w:noProof/>
                 <w:webHidden/>
               </w:rPr>
-              <w:t>46</w:t>
+              <w:t>49</w:t>
             </w:r>
             <w:r>
               <w:rPr>
@@ -7894,13 +7967,13 @@
               <w14:ligatures w14:val="standardContextual"/>
             </w:rPr>
           </w:pPr>
-          <w:hyperlink w:anchor="_Toc222676303" w:history="1">
+          <w:hyperlink w:anchor="_Toc223079860" w:history="1">
             <w:r>
               <w:rPr>
                 <w:rStyle w:val="Hyperlink"/>
                 <w:noProof/>
               </w:rPr>
-              <w:t>Version 15.1 (February 2026)</w:t>
+              <w:t>Version 15.2 (February 2026)</w:t>
             </w:r>
             <w:r>
               <w:rPr>
@@ -7921,7 +7994,7 @@
                 <w:noProof/>
                 <w:webHidden/>
               </w:rPr>
-              <w:instrText xml:space="preserve"> PAGEREF _Toc222676303 \h </w:instrText>
+              <w:instrText xml:space="preserve"> PAGEREF _Toc223079860 \h </w:instrText>
             </w:r>
             <w:r>
               <w:rPr>
@@ -7941,7 +8014,7 @@
                 <w:noProof/>
                 <w:webHidden/>
               </w:rPr>
-              <w:t>46</w:t>
+              <w:t>49</w:t>
             </w:r>
             <w:r>
               <w:rPr>
@@ -7967,12 +8040,85 @@
               <w14:ligatures w14:val="standardContextual"/>
             </w:rPr>
           </w:pPr>
-          <w:hyperlink w:anchor="_Toc222676304" w:history="1">
+          <w:hyperlink w:anchor="_Toc223079861" w:history="1">
             <w:r>
               <w:rPr>
                 <w:rStyle w:val="Hyperlink"/>
                 <w:noProof/>
               </w:rPr>
+              <w:t>Version 15.1 (February 2026)</w:t>
+            </w:r>
+            <w:r>
+              <w:rPr>
+                <w:noProof/>
+                <w:webHidden/>
+              </w:rPr>
+              <w:tab/>
+            </w:r>
+            <w:r>
+              <w:rPr>
+                <w:noProof/>
+                <w:webHidden/>
+              </w:rPr>
+              <w:fldChar w:fldCharType="begin"/>
+            </w:r>
+            <w:r>
+              <w:rPr>
+                <w:noProof/>
+                <w:webHidden/>
+              </w:rPr>
+              <w:instrText xml:space="preserve"> PAGEREF _Toc223079861 \h </w:instrText>
+            </w:r>
+            <w:r>
+              <w:rPr>
+                <w:noProof/>
+                <w:webHidden/>
+              </w:rPr>
+            </w:r>
+            <w:r>
+              <w:rPr>
+                <w:noProof/>
+                <w:webHidden/>
+              </w:rPr>
+              <w:fldChar w:fldCharType="separate"/>
+            </w:r>
+            <w:r>
+              <w:rPr>
+                <w:noProof/>
+                <w:webHidden/>
+              </w:rPr>
+              <w:t>49</w:t>
+            </w:r>
+            <w:r>
+              <w:rPr>
+                <w:noProof/>
+                <w:webHidden/>
+              </w:rPr>
+              <w:fldChar w:fldCharType="end"/>
+            </w:r>
+          </w:hyperlink>
+        </w:p>
+        <w:p>
+          <w:pPr>
+            <w:pStyle w:val="TOC2"/>
+            <w:tabs>
+              <w:tab w:val="right" w:leader="dot" w:pos="9350"/>
+            </w:tabs>
+            <w:rPr>
+              <w:noProof/>
+              <w:kern w:val="2"/>
+              <w:sz w:val="24"/>
+              <w:szCs w:val="24"/>
+              <w:lang w:val="en-AU" w:eastAsia="en-AU"/>
+              <w14:ligatures w14:val="standardContextual"/>
+            </w:rPr>
+          </w:pPr>
+          <w:hyperlink w:anchor="_Toc223079862" w:history="1">
+            <w:r>
+              <w:rPr>
+                <w:rStyle w:val="Hyperlink"/>
+                <w:noProof/>
+              </w:rPr>
               <w:t>Version 15.0 (February 2026)</w:t>
             </w:r>
             <w:r>
@@ -7994,7 +8140,7 @@
                 <w:noProof/>
                 <w:webHidden/>
               </w:rPr>
-              <w:instrText xml:space="preserve"> PAGEREF _Toc222676304 \h </w:instrText>
+              <w:instrText xml:space="preserve"> PAGEREF _Toc223079862 \h </w:instrText>
             </w:r>
             <w:r>
               <w:rPr>
@@ -8014,7 +8160,7 @@
                 <w:noProof/>
                 <w:webHidden/>
               </w:rPr>
-              <w:t>47</w:t>
+              <w:t>50</w:t>
             </w:r>
             <w:r>
               <w:rPr>
@@ -8040,7 +8186,7 @@
               <w14:ligatures w14:val="standardContextual"/>
             </w:rPr>
           </w:pPr>
-          <w:hyperlink w:anchor="_Toc222676305" w:history="1">
+          <w:hyperlink w:anchor="_Toc223079863" w:history="1">
             <w:r>
               <w:rPr>
                 <w:rStyle w:val="Hyperlink"/>
@@ -8067,7 +8213,7 @@
                 <w:noProof/>
                 <w:webHidden/>
               </w:rPr>
-              <w:instrText xml:space="preserve"> PAGEREF _Toc222676305 \h </w:instrText>
+              <w:instrText xml:space="preserve"> PAGEREF _Toc223079863 \h </w:instrText>
             </w:r>
             <w:r>
               <w:rPr>
@@ -8087,7 +8233,7 @@
                 <w:noProof/>
                 <w:webHidden/>
               </w:rPr>
-              <w:t>47</w:t>
+              <w:t>50</w:t>
             </w:r>
             <w:r>
               <w:rPr>
@@ -8129,7 +8275,7 @@
       <w:pPr>
         <w:pStyle w:val="Heading1"/>
       </w:pPr>
-      <w:bookmarkStart w:id="0" w:name="_Toc222676198"/>
+      <w:bookmarkStart w:id="0" w:name="_Toc223079754"/>
       <w:r>
         <w:lastRenderedPageBreak/>
         <w:t>PART 1: GETTING STARTED</w:t>
@@ -8148,7 +8294,7 @@
       <w:pPr>
         <w:pStyle w:val="Heading2"/>
       </w:pPr>
-      <w:bookmarkStart w:id="1" w:name="_Toc222676199"/>
+      <w:bookmarkStart w:id="1" w:name="_Toc223079755"/>
       <w:r>
         <w:t>1.1 Overview</w:t>
       </w:r>
@@ -8163,7 +8309,7 @@
       <w:pPr>
         <w:pStyle w:val="Heading3"/>
       </w:pPr>
-      <w:bookmarkStart w:id="2" w:name="_Toc222676200"/>
+      <w:bookmarkStart w:id="2" w:name="_Toc223079756"/>
       <w:r>
         <w:t>Key Features</w:t>
       </w:r>
@@ -8171,7 +8317,7 @@
     </w:p>
     <w:p>
       <w:r>
-        <w:t>• Monte Carlo simulation with 1,000+ scenarios and historical back testing (1928-2025)</w:t>
+        <w:t>• Monte Carlo simulation with 1,000+ scenarios and historical back testing using AU and US data (1928–2025)</w:t>
       </w:r>
     </w:p>
     <w:p>
@@ -8213,7 +8359,7 @@
       <w:pPr>
         <w:pStyle w:val="Heading2"/>
       </w:pPr>
-      <w:bookmarkStart w:id="3" w:name="_Toc222676201"/>
+      <w:bookmarkStart w:id="3" w:name="_Toc223079757"/>
       <w:r>
         <w:t>1.2 Quick Start Guide</w:t>
       </w:r>
@@ -8223,7 +8369,7 @@
       <w:pPr>
         <w:pStyle w:val="Heading3"/>
       </w:pPr>
-      <w:bookmarkStart w:id="4" w:name="_Toc222676202"/>
+      <w:bookmarkStart w:id="4" w:name="_Toc223079758"/>
       <w:r>
         <w:t>Basic Setup (5 minutes)</w:t>
       </w:r>
@@ -8291,7 +8437,15 @@
         <w:pStyle w:val="BodyText"/>
       </w:pPr>
       <w:r>
-        <w:t>• Age turning this year: The age you will turn (or have turned) this calendar year</w:t>
+        <w:t xml:space="preserve">• Age turning this year: The age you will turn (or have turned) this </w:t>
+      </w:r>
+      <w:proofErr w:type="gramStart"/>
+      <w:r>
+        <w:t>calendar</w:t>
+      </w:r>
+      <w:proofErr w:type="gramEnd"/>
+      <w:r>
+        <w:t xml:space="preserve"> year</w:t>
       </w:r>
     </w:p>
     <w:p>
@@ -8319,7 +8473,15 @@
     </w:p>
     <w:p>
       <w:r>
-        <w:t>• Base Annual Spending in Retirement: Essential plus discretionary spending in retirement</w:t>
+        <w:t xml:space="preserve">• Base Annual Spending in Retirement: Essential plus discretionary spending </w:t>
+      </w:r>
+      <w:proofErr w:type="gramStart"/>
+      <w:r>
+        <w:t>in</w:t>
+      </w:r>
+      <w:proofErr w:type="gramEnd"/>
+      <w:r>
+        <w:t xml:space="preserve"> retirement</w:t>
       </w:r>
     </w:p>
     <w:p>
@@ -8460,7 +8622,7 @@
       <w:pPr>
         <w:pStyle w:val="Heading3"/>
       </w:pPr>
-      <w:bookmarkStart w:id="5" w:name="_Toc222676203"/>
+      <w:bookmarkStart w:id="5" w:name="_Toc223079759"/>
       <w:r>
         <w:t>Understanding Results</w:t>
       </w:r>
@@ -8497,7 +8659,7 @@
       <w:pPr>
         <w:pStyle w:val="Heading2"/>
       </w:pPr>
-      <w:bookmarkStart w:id="6" w:name="_Toc222676204"/>
+      <w:bookmarkStart w:id="6" w:name="_Toc223079760"/>
       <w:r>
         <w:t>1.3 Save/Load Scenarios</w:t>
       </w:r>
@@ -8555,7 +8717,7 @@
       <w:pPr>
         <w:pStyle w:val="Heading3"/>
       </w:pPr>
-      <w:bookmarkStart w:id="7" w:name="_Toc222676205"/>
+      <w:bookmarkStart w:id="7" w:name="_Toc223079761"/>
       <w:r>
         <w:t>Saving a Scenario</w:t>
       </w:r>
@@ -8593,7 +8755,7 @@
       <w:pPr>
         <w:pStyle w:val="Heading3"/>
       </w:pPr>
-      <w:bookmarkStart w:id="8" w:name="_Toc222676206"/>
+      <w:bookmarkStart w:id="8" w:name="_Toc223079762"/>
       <w:r>
         <w:t>Loading a Scenario</w:t>
       </w:r>
@@ -8631,7 +8793,7 @@
       <w:pPr>
         <w:pStyle w:val="Heading3"/>
       </w:pPr>
-      <w:bookmarkStart w:id="9" w:name="_Toc222676207"/>
+      <w:bookmarkStart w:id="9" w:name="_Toc223079763"/>
       <w:r>
         <w:t>Export/Import (JSON Backup)</w:t>
       </w:r>
@@ -8738,7 +8900,7 @@
       <w:pPr>
         <w:pStyle w:val="Heading3"/>
       </w:pPr>
-      <w:bookmarkStart w:id="10" w:name="_Toc222676208"/>
+      <w:bookmarkStart w:id="10" w:name="_Toc223079764"/>
       <w:r>
         <w:t>Auto-Save Draft</w:t>
       </w:r>
@@ -8775,7 +8937,7 @@
       <w:pPr>
         <w:pStyle w:val="Heading3"/>
       </w:pPr>
-      <w:bookmarkStart w:id="11" w:name="_Toc222676209"/>
+      <w:bookmarkStart w:id="11" w:name="_Toc223079765"/>
       <w:r>
         <w:t>Best Practices</w:t>
       </w:r>
@@ -8836,14 +8998,22 @@
       </w:r>
       <w:r>
         <w:br/>
-        <w:t>Browser Storage: Scenarios are stored in the browser local storage (5-10MB limit). You can typically store 100-500 scenarios. Export old scenarios to JSON and delete from your browser if you approach the limits.</w:t>
+        <w:t xml:space="preserve">Browser Storage: Scenarios are stored in the browser local storage (5-10MB limit). You can typically store 100-500 scenarios. Export old scenarios to JSON and </w:t>
+      </w:r>
+      <w:proofErr w:type="gramStart"/>
+      <w:r>
+        <w:t>delete</w:t>
+      </w:r>
+      <w:proofErr w:type="gramEnd"/>
+      <w:r>
+        <w:t xml:space="preserve"> from your browser if you approach the limits.</w:t>
       </w:r>
     </w:p>
     <w:p>
       <w:pPr>
         <w:pStyle w:val="Heading2"/>
       </w:pPr>
-      <w:bookmarkStart w:id="12" w:name="_Toc222676210"/>
+      <w:bookmarkStart w:id="12" w:name="_Toc223079766"/>
       <w:r>
         <w:t>1.4 Understanding the Interface</w:t>
       </w:r>
@@ -8853,7 +9023,7 @@
       <w:pPr>
         <w:pStyle w:val="Heading3"/>
       </w:pPr>
-      <w:bookmarkStart w:id="13" w:name="_Toc222676211"/>
+      <w:bookmarkStart w:id="13" w:name="_Toc223079767"/>
       <w:r>
         <w:t>Display Mode Toggle</w:t>
       </w:r>
@@ -8872,7 +9042,15 @@
         <w:t xml:space="preserve">Real $ (Retirement Year): </w:t>
       </w:r>
       <w:r>
-        <w:t>Values adjusted to retirement year purchasing power. Example: $100,000 in Year 10 shows as $82,035 assuming 2.5% inflation. Use this to understand true buying power.</w:t>
+        <w:t>Values adjusted to retirement year purchasing power. Example: $100,000 in Year 10 shows as $</w:t>
+      </w:r>
+      <w:proofErr w:type="gramStart"/>
+      <w:r>
+        <w:t>82,035</w:t>
+      </w:r>
+      <w:proofErr w:type="gramEnd"/>
+      <w:r>
+        <w:t xml:space="preserve"> assuming 2.5% inflation. Use this to understand true buying power.</w:t>
       </w:r>
     </w:p>
     <w:p>
@@ -8932,7 +9110,7 @@
       <w:pPr>
         <w:pStyle w:val="Heading3"/>
       </w:pPr>
-      <w:bookmarkStart w:id="14" w:name="_Toc222676212"/>
+      <w:bookmarkStart w:id="14" w:name="_Toc223079768"/>
       <w:r>
         <w:t>Collapsible Sections</w:t>
       </w:r>
@@ -8952,7 +9130,7 @@
       <w:pPr>
         <w:pStyle w:val="Heading2"/>
       </w:pPr>
-      <w:bookmarkStart w:id="15" w:name="_Toc222676213"/>
+      <w:bookmarkStart w:id="15" w:name="_Toc223079769"/>
       <w:r>
         <w:lastRenderedPageBreak/>
         <w:t>1.5 Enhanced Warning Systems</w:t>
@@ -8963,7 +9141,7 @@
       <w:pPr>
         <w:pStyle w:val="Heading3"/>
       </w:pPr>
-      <w:bookmarkStart w:id="16" w:name="_Toc222676214"/>
+      <w:bookmarkStart w:id="16" w:name="_Toc223079770"/>
       <w:r>
         <w:t>Early Portfolio Depletion Warning</w:t>
       </w:r>
@@ -9091,7 +9269,7 @@
       <w:pPr>
         <w:pStyle w:val="Heading3"/>
       </w:pPr>
-      <w:bookmarkStart w:id="17" w:name="_Toc222676215"/>
+      <w:bookmarkStart w:id="17" w:name="_Toc223079771"/>
       <w:r>
         <w:t>Stale Results Detection (Monte Carlo)</w:t>
       </w:r>
@@ -9197,22 +9375,35 @@
       </w:r>
       <w:r>
         <w:br/>
-        <w:t>Why Manual Updates? Monte Carlo is computationally expensive. Auto-running on every input change would freeze the interface constantly. Stale detection gives you control while making it obvious when results are outdated.</w:t>
+        <w:t xml:space="preserve">Why Manual Updates? Monte Carlo is computationally expensive. </w:t>
+      </w:r>
+      <w:proofErr w:type="gramStart"/>
+      <w:r>
+        <w:t>Auto-running</w:t>
+      </w:r>
+      <w:proofErr w:type="gramEnd"/>
+      <w:r>
+        <w:t xml:space="preserve"> on every input change would freeze the interface constantly. Stale detection gives you control while making it obvious when results are outdated.</w:t>
       </w:r>
     </w:p>
     <w:p>
       <w:pPr>
         <w:pStyle w:val="Heading3"/>
       </w:pPr>
-      <w:bookmarkStart w:id="18" w:name="_Toc222676216"/>
+      <w:bookmarkStart w:id="18" w:name="_Toc223079772"/>
       <w:r>
         <w:t>Insufficient Accessible Funds (Couple Tracking)</w:t>
       </w:r>
       <w:bookmarkEnd w:id="18"/>
     </w:p>
     <w:p>
-      <w:r>
-        <w:t>Appears when couple tracking is enabled and expenses cannot be fully covered because:</w:t>
+      <w:proofErr w:type="gramStart"/>
+      <w:r>
+        <w:t>Appears</w:t>
+      </w:r>
+      <w:proofErr w:type="gramEnd"/>
+      <w:r>
+        <w:t xml:space="preserve"> when couple tracking is enabled and expenses cannot be fully covered because:</w:t>
       </w:r>
       <w:r>
         <w:br/>
@@ -9316,7 +9507,7 @@
       <w:pPr>
         <w:pStyle w:val="Heading1"/>
       </w:pPr>
-      <w:bookmarkStart w:id="19" w:name="_Toc222676217"/>
+      <w:bookmarkStart w:id="19" w:name="_Toc223079773"/>
       <w:r>
         <w:t>PART 2: CORE INPUTS</w:t>
       </w:r>
@@ -9326,7 +9517,7 @@
       <w:pPr>
         <w:pStyle w:val="Heading2"/>
       </w:pPr>
-      <w:bookmarkStart w:id="20" w:name="_Toc222676218"/>
+      <w:bookmarkStart w:id="20" w:name="_Toc223079774"/>
       <w:r>
         <w:t>2.1 Initial Financial Situation</w:t>
       </w:r>
@@ -9336,7 +9527,7 @@
       <w:pPr>
         <w:pStyle w:val="Heading3"/>
       </w:pPr>
-      <w:bookmarkStart w:id="21" w:name="_Toc222676219"/>
+      <w:bookmarkStart w:id="21" w:name="_Toc223079775"/>
       <w:r>
         <w:t>Age Turning This Year &amp; Retirement Age</w:t>
       </w:r>
@@ -9351,7 +9542,7 @@
       <w:pPr>
         <w:pStyle w:val="Heading3"/>
       </w:pPr>
-      <w:bookmarkStart w:id="22" w:name="_Toc222676220"/>
+      <w:bookmarkStart w:id="22" w:name="_Toc223079776"/>
       <w:r>
         <w:t>Portfolio Buckets</w:t>
       </w:r>
@@ -9365,7 +9556,15 @@
         <w:t xml:space="preserve">Main Super: </w:t>
       </w:r>
       <w:r>
-        <w:t>Your projected superannuation balance at the date of retirement. If retiring soon, use your current balance. If years away, use an online super projection calculator or your fund’s estimate to determine what it will be when you retire</w:t>
+        <w:t xml:space="preserve">Your projected superannuation balance at the date of retirement. </w:t>
+      </w:r>
+      <w:proofErr w:type="gramStart"/>
+      <w:r>
+        <w:t>If retiring</w:t>
+      </w:r>
+      <w:proofErr w:type="gramEnd"/>
+      <w:r>
+        <w:t xml:space="preserve"> soon, use your current balance. If years away, use an online super projection calculator or your fund’s estimate to determine what it will be when you retire</w:t>
       </w:r>
       <w:r>
         <w:rPr>
@@ -9400,14 +9599,22 @@
         <w:t xml:space="preserve">Cash Account: </w:t>
       </w:r>
       <w:r>
-        <w:t>Emergency fund earning 3% real. Accessed first in withdrawal hierarchy. Holds overflow cash when pension income plus minimum super drawdowns exceed expenses.</w:t>
+        <w:t xml:space="preserve">Emergency fund earning 3% real. Accessed first in withdrawal hierarchy. Holds overflow cash when pension income plus minimum super drawdowns </w:t>
+      </w:r>
+      <w:proofErr w:type="gramStart"/>
+      <w:r>
+        <w:t>exceed</w:t>
+      </w:r>
+      <w:proofErr w:type="gramEnd"/>
+      <w:r>
+        <w:t xml:space="preserve"> expenses.</w:t>
       </w:r>
     </w:p>
     <w:p>
       <w:pPr>
         <w:pStyle w:val="Heading3"/>
       </w:pPr>
-      <w:bookmarkStart w:id="23" w:name="_Toc222676221"/>
+      <w:bookmarkStart w:id="23" w:name="_Toc223079777"/>
       <w:r>
         <w:t>Homeownership Status</w:t>
       </w:r>
@@ -9415,14 +9622,22 @@
     </w:p>
     <w:p>
       <w:r>
-        <w:t>Affects Age Pension asset test thresholds. Homeowners have a lower asset test threshold ($314,000 for singles) because the principal residence is exempt. Non-homeowners have a higher threshold ($566,000 for singles) to compensate for housing costs. Select 'Yes' if you will own your home at retirement.</w:t>
+        <w:t xml:space="preserve">Affects Age Pension asset test thresholds. Homeowners have a lower asset test threshold ($314,000 for singles) because the principal residence is exempt. Non-homeowners have a higher threshold ($566,000 for singles) to compensate for housing costs. Select 'Yes' if </w:t>
+      </w:r>
+      <w:proofErr w:type="gramStart"/>
+      <w:r>
+        <w:t>you will</w:t>
+      </w:r>
+      <w:proofErr w:type="gramEnd"/>
+      <w:r>
+        <w:t xml:space="preserve"> own your home at retirement.</w:t>
       </w:r>
     </w:p>
     <w:p>
       <w:pPr>
         <w:pStyle w:val="Heading2"/>
       </w:pPr>
-      <w:bookmarkStart w:id="24" w:name="_Toc222676222"/>
+      <w:bookmarkStart w:id="24" w:name="_Toc223079778"/>
       <w:r>
         <w:t>2.2 Retirement Spending</w:t>
       </w:r>
@@ -9432,7 +9647,7 @@
       <w:pPr>
         <w:pStyle w:val="Heading3"/>
       </w:pPr>
-      <w:bookmarkStart w:id="25" w:name="_Toc222676223"/>
+      <w:bookmarkStart w:id="25" w:name="_Toc223079779"/>
       <w:r>
         <w:t>Base Annual Spending in Retirement</w:t>
       </w:r>
@@ -9452,7 +9667,7 @@
       <w:pPr>
         <w:pStyle w:val="Heading3"/>
       </w:pPr>
-      <w:bookmarkStart w:id="26" w:name="_Toc222676224"/>
+      <w:bookmarkStart w:id="26" w:name="_Toc223079780"/>
       <w:r>
         <w:t>Spending Patterns</w:t>
       </w:r>
@@ -9483,14 +9698,22 @@
         <w:t xml:space="preserve">JP Morgan (Declining): </w:t>
       </w:r>
       <w:r>
-        <w:t>Spending curve declines gradually with age (relative to CPI) based on Blanchett (2014) and JP Morgan (2024) research adjusted for Australia. This models three phases. In the early "go-go" years (years 1–10), real spending declines ~1.0% per year as initial retirement enthusiasm moderates. In the "slow-go" years (years 11–20), the decline accelerates to ~1.5% per year as activity reduces. In the "no-go" years (21+), spending tapers to ~0.5% annual real decline. Note that aged care costs (if enabled) are modelled separately on top of this curve, which can cause total spending to rise again in later years. This is the default and is generally more realistic than CPI (Level).</w:t>
+        <w:t xml:space="preserve">Spending curve declines gradually with age (relative to CPI) based on Blanchett (2014) and JP Morgan (2024) research adjusted for Australia. This </w:t>
+      </w:r>
+      <w:proofErr w:type="gramStart"/>
+      <w:r>
+        <w:t>models</w:t>
+      </w:r>
+      <w:proofErr w:type="gramEnd"/>
+      <w:r>
+        <w:t xml:space="preserve"> three phases. In the early "go-go" years (years 1–10), real spending declines ~1.0% per year as initial retirement enthusiasm moderates. In the "slow-go" years (years 11–20), the decline accelerates to ~1.5% per year as activity reduces. In the "no-go" years (21+), spending tapers to ~0.5% annual real decline. Note that aged care costs (if enabled) are modelled separately on top of this curve, which can cause total spending to rise again in later years. This is the default and is generally more realistic than CPI (Level).</w:t>
       </w:r>
     </w:p>
     <w:p>
       <w:pPr>
         <w:pStyle w:val="Heading3"/>
       </w:pPr>
-      <w:bookmarkStart w:id="27" w:name="_Toc222676225"/>
+      <w:bookmarkStart w:id="27" w:name="_Toc223079781"/>
       <w:r>
         <w:lastRenderedPageBreak/>
         <w:t>Splurge Spending</w:t>
@@ -9499,14 +9722,22 @@
     </w:p>
     <w:p>
       <w:r>
-        <w:t>Additional spending for major purchases or lifestyle upgrades. Configure start age, duration, annual amount, and ramp-down period. Example: $30k/year for 10 years starting at 65 for international travel, ramping down over final 3 years.</w:t>
+        <w:t xml:space="preserve">Additional spending </w:t>
+      </w:r>
+      <w:proofErr w:type="gramStart"/>
+      <w:r>
+        <w:t>for</w:t>
+      </w:r>
+      <w:proofErr w:type="gramEnd"/>
+      <w:r>
+        <w:t xml:space="preserve"> major purchases or lifestyle upgrades. Configure start age, duration, annual amount, and ramp-down period. Example: $30k/year for 10 years starting at 65 for international travel, ramping down over final 3 years.</w:t>
       </w:r>
     </w:p>
     <w:p>
       <w:pPr>
         <w:pStyle w:val="Heading2"/>
       </w:pPr>
-      <w:bookmarkStart w:id="28" w:name="_Toc222676226"/>
+      <w:bookmarkStart w:id="28" w:name="_Toc223079782"/>
       <w:r>
         <w:t>2.3 Pension Income</w:t>
       </w:r>
@@ -9516,7 +9747,7 @@
       <w:pPr>
         <w:pStyle w:val="Heading3"/>
       </w:pPr>
-      <w:bookmarkStart w:id="29" w:name="_Toc222676227"/>
+      <w:bookmarkStart w:id="29" w:name="_Toc223079783"/>
       <w:r>
         <w:t>Private Pension (Annuity/Defined Benefit)</w:t>
       </w:r>
@@ -9603,7 +9834,7 @@
       <w:pPr>
         <w:pStyle w:val="Heading3"/>
       </w:pPr>
-      <w:bookmarkStart w:id="30" w:name="_Toc222676228"/>
+      <w:bookmarkStart w:id="30" w:name="_Toc223079784"/>
       <w:r>
         <w:t>Age Pension</w:t>
       </w:r>
@@ -9649,14 +9880,22 @@
     </w:p>
     <w:p>
       <w:r>
-        <w:t>Calculator applies the lower result of asset or income test. For couples with different ages, uses single rate ($29,754) until both reach 67, then couple rate.</w:t>
+        <w:t xml:space="preserve">Calculator applies the lower result of asset or income test. For couples with different ages, </w:t>
+      </w:r>
+      <w:proofErr w:type="gramStart"/>
+      <w:r>
+        <w:t>uses</w:t>
+      </w:r>
+      <w:proofErr w:type="gramEnd"/>
+      <w:r>
+        <w:t xml:space="preserve"> single rate ($29,754) until both reach 67, then couple rate.</w:t>
       </w:r>
     </w:p>
     <w:p>
       <w:pPr>
         <w:pStyle w:val="Heading2"/>
       </w:pPr>
-      <w:bookmarkStart w:id="31" w:name="_Toc222676229"/>
+      <w:bookmarkStart w:id="31" w:name="_Toc223079785"/>
       <w:r>
         <w:t>2.4 Other Net Income</w:t>
       </w:r>
@@ -9671,7 +9910,7 @@
       <w:pPr>
         <w:pStyle w:val="Heading3"/>
       </w:pPr>
-      <w:bookmarkStart w:id="32" w:name="_Toc222676230"/>
+      <w:bookmarkStart w:id="32" w:name="_Toc223079786"/>
       <w:r>
         <w:t>Configuration Fields</w:t>
       </w:r>
@@ -9741,7 +9980,7 @@
       <w:pPr>
         <w:pStyle w:val="Heading3"/>
       </w:pPr>
-      <w:bookmarkStart w:id="33" w:name="_Toc222676231"/>
+      <w:bookmarkStart w:id="33" w:name="_Toc223079787"/>
       <w:r>
         <w:t>Common Scenarios</w:t>
       </w:r>
@@ -9825,7 +10064,7 @@
       <w:pPr>
         <w:pStyle w:val="Heading3"/>
       </w:pPr>
-      <w:bookmarkStart w:id="34" w:name="_Toc222676232"/>
+      <w:bookmarkStart w:id="34" w:name="_Toc223079788"/>
       <w:r>
         <w:t>Timing and Indexing</w:t>
       </w:r>
@@ -9863,13 +10102,37 @@
       </w:r>
     </w:p>
     <w:p>
+      <w:r>
+        <w:rPr>
+          <w:b/>
+        </w:rPr>
+        <w:lastRenderedPageBreak/>
+        <w:t xml:space="preserve">Work Bonus Eligibility: </w:t>
+      </w:r>
+      <w:r>
+        <w:t>When Age Pension is enabled, an “Employment income — Work Bonus eligible” checkbox appears beneath the main Other Net Income field, and at the bottom of each Additional Income Stream card. Tick this checkbox for income that qualifies as employment or self-employment income (wages, salary, ABN consulting). Do not tick it for rental income, dividends, defined benefit pensions, annuities, or overseas pensions — those sources are not eligible for the Work Bonus and remain fully assessable.</w:t>
+      </w:r>
+    </w:p>
+    <w:p>
+      <w:r>
+        <w:t>How the Work Bonus works: Centrelink exempts up to $300/fortnight ($7,800/year) of employment income from the Age Pension income test for eligible pensioners aged 67+. Unused entitlement accumulates in a “bank” up to a cap of $11,800 per person. The calculator models this accrual year by year: if employment income is low in early years, the bank grows and can offset higher earnings in later years. For couples, each partner has a separate bank. Both the annual accrual ($7,800) and the cap ($11,800) are CPI-indexed within the simulation. The bank starts at $0 (conservative — no prior balance assumed).</w:t>
+      </w:r>
+    </w:p>
+    <w:p>
       <w:pPr>
         <w:pStyle w:val="Heading2"/>
       </w:pPr>
-      <w:bookmarkStart w:id="35" w:name="_Toc222676233"/>
-      <w:r>
-        <w:lastRenderedPageBreak/>
-        <w:t>2.5 Couple Tracking</w:t>
+      <w:bookmarkStart w:id="35" w:name="_Toc223079789"/>
+      <w:r>
+        <w:t xml:space="preserve">2.5 </w:t>
+      </w:r>
+      <w:proofErr w:type="gramStart"/>
+      <w:r>
+        <w:t>Couple</w:t>
+      </w:r>
+      <w:proofErr w:type="gramEnd"/>
+      <w:r>
+        <w:t xml:space="preserve"> Tracking</w:t>
       </w:r>
       <w:bookmarkEnd w:id="35"/>
     </w:p>
@@ -9925,7 +10188,7 @@
       <w:pPr>
         <w:pStyle w:val="Heading3"/>
       </w:pPr>
-      <w:bookmarkStart w:id="36" w:name="_Toc222676234"/>
+      <w:bookmarkStart w:id="36" w:name="_Toc223079790"/>
       <w:r>
         <w:t>Partner Configuration</w:t>
       </w:r>
@@ -9953,6 +10216,7 @@
     </w:p>
     <w:p>
       <w:r>
+        <w:lastRenderedPageBreak/>
         <w:t xml:space="preserve">• </w:t>
       </w:r>
       <w:r>
@@ -10068,16 +10332,23 @@
         <w:t xml:space="preserve"> Pre-Retirement Income: </w:t>
       </w:r>
       <w:r>
-        <w:t>Salary if still working when other partner retires</w:t>
+        <w:t xml:space="preserve">Salary if still working when </w:t>
+      </w:r>
+      <w:proofErr w:type="gramStart"/>
+      <w:r>
+        <w:t>other</w:t>
+      </w:r>
+      <w:proofErr w:type="gramEnd"/>
+      <w:r>
+        <w:t xml:space="preserve"> partner retires</w:t>
       </w:r>
     </w:p>
     <w:p>
       <w:pPr>
         <w:pStyle w:val="Heading3"/>
       </w:pPr>
-      <w:bookmarkStart w:id="37" w:name="_Toc222676235"/>
-      <w:r>
-        <w:lastRenderedPageBreak/>
+      <w:bookmarkStart w:id="37" w:name="_Toc223079791"/>
+      <w:r>
         <w:t>Year 1 Anchoring</w:t>
       </w:r>
       <w:bookmarkEnd w:id="37"/>
@@ -10108,7 +10379,15 @@
     </w:p>
     <w:p>
       <w:r>
-        <w:t>Partner 2: Current age 56, retires at 65</w:t>
+        <w:t xml:space="preserve">Partner 2: Current age 56, </w:t>
+      </w:r>
+      <w:proofErr w:type="gramStart"/>
+      <w:r>
+        <w:t>retires</w:t>
+      </w:r>
+      <w:proofErr w:type="gramEnd"/>
+      <w:r>
+        <w:t xml:space="preserve"> at 65</w:t>
       </w:r>
     </w:p>
     <w:p>
@@ -10125,7 +10404,7 @@
       <w:pPr>
         <w:pStyle w:val="Heading3"/>
       </w:pPr>
-      <w:bookmarkStart w:id="38" w:name="_Toc222676236"/>
+      <w:bookmarkStart w:id="38" w:name="_Toc223079792"/>
       <w:r>
         <w:t>Super Withdrawal Logic</w:t>
       </w:r>
@@ -10189,8 +10468,9 @@
       <w:pPr>
         <w:pStyle w:val="Heading3"/>
       </w:pPr>
-      <w:bookmarkStart w:id="39" w:name="_Toc222676237"/>
-      <w:r>
+      <w:bookmarkStart w:id="39" w:name="_Toc223079793"/>
+      <w:r>
+        <w:lastRenderedPageBreak/>
         <w:t>Death Scenario Modeling</w:t>
       </w:r>
       <w:bookmarkEnd w:id="39"/>
@@ -10299,7 +10579,6 @@
           <w:bCs/>
           <w:lang w:val="en-AU"/>
         </w:rPr>
-        <w:lastRenderedPageBreak/>
         <w:t>Partner 1 Dies (at specified death age):</w:t>
       </w:r>
       <w:r>
@@ -10402,7 +10681,7 @@
       <w:pPr>
         <w:pStyle w:val="Heading3"/>
       </w:pPr>
-      <w:bookmarkStart w:id="40" w:name="_Toc222676238"/>
+      <w:bookmarkStart w:id="40" w:name="_Toc223079794"/>
       <w:r>
         <w:t>Age Pension for Couples</w:t>
       </w:r>
@@ -10415,6 +10694,7 @@
     </w:p>
     <w:p>
       <w:r>
+        <w:lastRenderedPageBreak/>
         <w:t>• Both under 67: No age pension</w:t>
       </w:r>
     </w:p>
@@ -10447,7 +10727,7 @@
       <w:pPr>
         <w:pStyle w:val="Heading1"/>
       </w:pPr>
-      <w:bookmarkStart w:id="41" w:name="_Toc222676239"/>
+      <w:bookmarkStart w:id="41" w:name="_Toc223079795"/>
       <w:r>
         <w:lastRenderedPageBreak/>
         <w:t>PART 3: ADVANCED FEATURES</w:t>
@@ -10501,7 +10781,7 @@
       <w:pPr>
         <w:pStyle w:val="Heading2"/>
       </w:pPr>
-      <w:bookmarkStart w:id="42" w:name="_Toc222676240"/>
+      <w:bookmarkStart w:id="42" w:name="_Toc223079796"/>
       <w:r>
         <w:t>3.1 Irregular and One-Off Expenses</w:t>
       </w:r>
@@ -10519,7 +10799,7 @@
           <w:lang w:val="en-AU"/>
         </w:rPr>
       </w:pPr>
-      <w:bookmarkStart w:id="43" w:name="_Toc222676241"/>
+      <w:bookmarkStart w:id="43" w:name="_Toc223079797"/>
       <w:r>
         <w:rPr>
           <w:lang w:val="en-AU"/>
@@ -10540,7 +10820,7 @@
           <w:lang w:val="en-AU"/>
         </w:rPr>
       </w:pPr>
-      <w:bookmarkStart w:id="44" w:name="_Toc222676242"/>
+      <w:bookmarkStart w:id="44" w:name="_Toc223079798"/>
       <w:r>
         <w:rPr>
           <w:lang w:val="en-AU"/>
@@ -10643,7 +10923,15 @@
         <w:t>Constant Return / Historical Period</w:t>
       </w:r>
       <w:r>
-        <w:t>: Generates one deterministic expense path using a fixed seed. Results are reproducible — you'll see the same expenses in the same years every time. This provides a realistic "middle-ground" scenario for quick planning.</w:t>
+        <w:t xml:space="preserve">: Generates one deterministic expense path using a fixed seed. Results are </w:t>
+      </w:r>
+      <w:proofErr w:type="gramStart"/>
+      <w:r>
+        <w:t>reproducible — you'll see</w:t>
+      </w:r>
+      <w:proofErr w:type="gramEnd"/>
+      <w:r>
+        <w:t xml:space="preserve"> the same expenses in the same years every time. This provides a realistic "middle-ground" scenario for quick planning.</w:t>
       </w:r>
     </w:p>
     <w:p>
@@ -10712,7 +11000,7 @@
           <w:lang w:val="en-AU"/>
         </w:rPr>
       </w:pPr>
-      <w:bookmarkStart w:id="45" w:name="_Toc222676243"/>
+      <w:bookmarkStart w:id="45" w:name="_Toc223079799"/>
       <w:r>
         <w:rPr>
           <w:lang w:val="en-AU"/>
@@ -10735,7 +11023,31 @@
         <w:t>Important:</w:t>
       </w:r>
       <w:r>
-        <w:t xml:space="preserve"> Amounts are entered in nominal (future) dollars — the dollar value in the year the expense occurs, not in today's dollars. For example, $50,000 for a car at age 70 means $50,000 in age-70 dollars. If you are estimating in today’s dollars, add roughly 2.5% per year for inflation to convert. This differs from base spending, which is entered in retirement-year dollars and automatically inflated each year.</w:t>
+        <w:t xml:space="preserve"> Amounts are </w:t>
+      </w:r>
+      <w:proofErr w:type="gramStart"/>
+      <w:r>
+        <w:t>entered</w:t>
+      </w:r>
+      <w:proofErr w:type="gramEnd"/>
+      <w:r>
+        <w:t xml:space="preserve"> in nominal (future) dollars — the dollar value in the year the expense occurs, not in today's dollars. For example, $50,000 for a car at age 70 means $50,000 in age-70 dollars. If you are </w:t>
+      </w:r>
+      <w:proofErr w:type="gramStart"/>
+      <w:r>
+        <w:t>estimating in</w:t>
+      </w:r>
+      <w:proofErr w:type="gramEnd"/>
+      <w:r>
+        <w:t xml:space="preserve"> today’s dollars, add roughly 2.5% per year for inflation to convert. This differs from base spending, which is entered </w:t>
+      </w:r>
+      <w:proofErr w:type="gramStart"/>
+      <w:r>
+        <w:t>in</w:t>
+      </w:r>
+      <w:proofErr w:type="gramEnd"/>
+      <w:r>
+        <w:t xml:space="preserve"> retirement-year dollars and automatically inflated each year.</w:t>
       </w:r>
     </w:p>
     <w:p>
@@ -10750,7 +11062,7 @@
           <w:lang w:val="en-AU"/>
         </w:rPr>
       </w:pPr>
-      <w:bookmarkStart w:id="46" w:name="_Toc222676244"/>
+      <w:bookmarkStart w:id="46" w:name="_Toc223079800"/>
       <w:r>
         <w:rPr>
           <w:lang w:val="en-AU"/>
@@ -10773,7 +11085,7 @@
       <w:pPr>
         <w:pStyle w:val="Heading2"/>
       </w:pPr>
-      <w:bookmarkStart w:id="47" w:name="_Toc222676245"/>
+      <w:bookmarkStart w:id="47" w:name="_Toc223079801"/>
       <w:r>
         <w:t>3.2 Debt Repayment at Retirement</w:t>
       </w:r>
@@ -10788,7 +11100,7 @@
       <w:pPr>
         <w:pStyle w:val="Heading2"/>
       </w:pPr>
-      <w:bookmarkStart w:id="48" w:name="_Toc222676246"/>
+      <w:bookmarkStart w:id="48" w:name="_Toc223079802"/>
       <w:r>
         <w:lastRenderedPageBreak/>
         <w:t>3.3 Aged Care Planning</w:t>
@@ -10799,7 +11111,7 @@
       <w:pPr>
         <w:pStyle w:val="Heading3"/>
       </w:pPr>
-      <w:bookmarkStart w:id="49" w:name="_Toc222676247"/>
+      <w:bookmarkStart w:id="49" w:name="_Toc223079803"/>
       <w:r>
         <w:t>Cost Components</w:t>
       </w:r>
@@ -10824,14 +11136,22 @@
         <w:t xml:space="preserve">Annual Care Costs: </w:t>
       </w:r>
       <w:r>
-        <w:t>Daily fees, means-tested fees, extra services (typical: $60k-$80k/year). Indexed to inflation.</w:t>
+        <w:t>Daily fees, means-tested fees, extra services (</w:t>
+      </w:r>
+      <w:proofErr w:type="gramStart"/>
+      <w:r>
+        <w:t>typical</w:t>
+      </w:r>
+      <w:proofErr w:type="gramEnd"/>
+      <w:r>
+        <w:t>: $60k-$80k/year). Indexed to inflation.</w:t>
       </w:r>
     </w:p>
     <w:p>
       <w:pPr>
         <w:pStyle w:val="Heading3"/>
       </w:pPr>
-      <w:bookmarkStart w:id="50" w:name="_Toc222676248"/>
+      <w:bookmarkStart w:id="50" w:name="_Toc223079804"/>
       <w:r>
         <w:t>Modeling Approaches</w:t>
       </w:r>
@@ -10856,14 +11176,22 @@
         <w:t xml:space="preserve">Probabilistic: </w:t>
       </w:r>
       <w:r>
-        <w:t>Risk-based entry using actuarial data. Use for Monte Carlo simulations to model uncertainty.</w:t>
+        <w:t xml:space="preserve">Risk-based entry using actuarial data. </w:t>
+      </w:r>
+      <w:proofErr w:type="gramStart"/>
+      <w:r>
+        <w:t>Use for</w:t>
+      </w:r>
+      <w:proofErr w:type="gramEnd"/>
+      <w:r>
+        <w:t xml:space="preserve"> Monte Carlo simulations to model uncertainty.</w:t>
       </w:r>
     </w:p>
     <w:p>
       <w:pPr>
         <w:pStyle w:val="Heading3"/>
       </w:pPr>
-      <w:bookmarkStart w:id="51" w:name="_Toc222676249"/>
+      <w:bookmarkStart w:id="51" w:name="_Toc223079805"/>
       <w:r>
         <w:t>Couple Mode Integration</w:t>
       </w:r>
@@ -10878,7 +11206,7 @@
       <w:pPr>
         <w:pStyle w:val="Heading2"/>
       </w:pPr>
-      <w:bookmarkStart w:id="52" w:name="_Toc222676250"/>
+      <w:bookmarkStart w:id="52" w:name="_Toc223079806"/>
       <w:r>
         <w:t>3.4 Dynamic Spending Guardrails</w:t>
       </w:r>
@@ -10886,7 +11214,15 @@
     </w:p>
     <w:p>
       <w:r>
-        <w:t>Automatic spending adjustments based on portfolio performance relative to initial withdrawal rate percentiles. The guardrails dynamically adjust your spending up or down to maintain portfolio sustainability while maximizing lifestyle when markets perform well.</w:t>
+        <w:t xml:space="preserve">Automatic spending adjustments based on portfolio performance relative to initial withdrawal rate percentiles. </w:t>
+      </w:r>
+      <w:proofErr w:type="gramStart"/>
+      <w:r>
+        <w:t>The guardrails</w:t>
+      </w:r>
+      <w:proofErr w:type="gramEnd"/>
+      <w:r>
+        <w:t xml:space="preserve"> dynamically adjust your spending up or down to maintain portfolio sustainability while maximizing lifestyle when markets perform well.</w:t>
       </w:r>
       <w:r>
         <w:br/>
@@ -11066,7 +11402,7 @@
         <w:pStyle w:val="Heading3"/>
       </w:pPr>
       <w:bookmarkStart w:id="53" w:name="_Toc221182743"/>
-      <w:bookmarkStart w:id="54" w:name="_Toc222676251"/>
+      <w:bookmarkStart w:id="54" w:name="_Toc223079807"/>
       <w:r>
         <w:t>When to Use</w:t>
       </w:r>
@@ -11093,7 +11429,7 @@
         <w:pStyle w:val="Heading3"/>
       </w:pPr>
       <w:bookmarkStart w:id="55" w:name="_Toc221182744"/>
-      <w:bookmarkStart w:id="56" w:name="_Toc222676252"/>
+      <w:bookmarkStart w:id="56" w:name="_Toc223079808"/>
       <w:r>
         <w:t>Limitations</w:t>
       </w:r>
@@ -11117,7 +11453,15 @@
     </w:p>
     <w:p>
       <w:r>
-        <w:t>• May result in unrealistic spending in order to achieve portfolio longevity</w:t>
+        <w:t xml:space="preserve">• May result in unrealistic spending </w:t>
+      </w:r>
+      <w:proofErr w:type="gramStart"/>
+      <w:r>
+        <w:t>in order to</w:t>
+      </w:r>
+      <w:proofErr w:type="gramEnd"/>
+      <w:r>
+        <w:t xml:space="preserve"> achieve portfolio longevity</w:t>
       </w:r>
     </w:p>
     <w:p/>
@@ -11130,7 +11474,7 @@
       <w:pPr>
         <w:pStyle w:val="Heading1"/>
       </w:pPr>
-      <w:bookmarkStart w:id="57" w:name="_Toc222676253"/>
+      <w:bookmarkStart w:id="57" w:name="_Toc223079809"/>
       <w:r>
         <w:lastRenderedPageBreak/>
         <w:t>PART 4: RUNNING SCENARIOS</w:t>
@@ -11141,7 +11485,7 @@
       <w:pPr>
         <w:pStyle w:val="Heading2"/>
       </w:pPr>
-      <w:bookmarkStart w:id="58" w:name="_Toc222676254"/>
+      <w:bookmarkStart w:id="58" w:name="_Toc223079810"/>
       <w:r>
         <w:t>4.1 Test Scenario Types</w:t>
       </w:r>
@@ -11193,18 +11537,56 @@
     <w:p>
       <w:pPr>
         <w:pStyle w:val="Heading3"/>
-      </w:pPr>
-      <w:bookmarkStart w:id="59" w:name="_Toc222676255"/>
+        <w:ind w:firstLine="720"/>
+      </w:pPr>
+    </w:p>
+    <w:p>
+      <w:pPr>
+        <w:pStyle w:val="Heading3"/>
+      </w:pPr>
+      <w:bookmarkStart w:id="59" w:name="_Toc223079811"/>
+      <w:r>
+        <w:t>A Note on Fees</w:t>
+      </w:r>
+      <w:bookmarkEnd w:id="59"/>
+    </w:p>
+    <w:p>
+      <w:r>
+        <w:t xml:space="preserve">The return rate </w:t>
+      </w:r>
+      <w:r>
+        <w:t xml:space="preserve">used in </w:t>
+      </w:r>
+      <w:proofErr w:type="gramStart"/>
+      <w:r>
+        <w:t>the Constant</w:t>
+      </w:r>
+      <w:proofErr w:type="gramEnd"/>
+      <w:r>
+        <w:t xml:space="preserve"> Return, Monte Carlo, and Historical Monte Carlo Test Scenarios </w:t>
+      </w:r>
+      <w:r>
+        <w:t>is net of fund or investment fees.  To account for investment fees, deduct them from the gross return (e.g. gross 7.5% minus 0.5% fees = 7% Expected Return)</w:t>
+      </w:r>
+      <w:r>
+        <w:t>.</w:t>
+      </w:r>
+    </w:p>
+    <w:p>
+      <w:pPr>
+        <w:pStyle w:val="Heading3"/>
+      </w:pPr>
+      <w:bookmarkStart w:id="60" w:name="_Toc223079812"/>
       <w:r>
         <w:t>Constant Return</w:t>
       </w:r>
-      <w:bookmarkEnd w:id="59"/>
+      <w:bookmarkEnd w:id="60"/>
     </w:p>
     <w:p>
       <w:r>
         <w:t xml:space="preserve">Fixed annual return (e.g., 5%). Simplest scenario for baseline testing. Useful for: initial planning, comparing to rules of thumb, understanding basic dynamics.  </w:t>
       </w:r>
-      <w:bookmarkStart w:id="60" w:name="X6d096105402d41c824cb55abf9704d11be59cde"/>
+      <w:bookmarkStart w:id="61" w:name="X6d096105402d41c824cb55abf9704d11be59cde"/>
       <w:r>
         <w:rPr>
           <w:b/>
@@ -11247,15 +11629,15 @@
         <w:pStyle w:val="Heading3"/>
         <w:ind w:left="720"/>
       </w:pPr>
-      <w:bookmarkStart w:id="61" w:name="how-it-works"/>
-      <w:bookmarkStart w:id="62" w:name="_Toc222676256"/>
-      <w:bookmarkEnd w:id="60"/>
+      <w:bookmarkStart w:id="62" w:name="how-it-works"/>
+      <w:bookmarkStart w:id="63" w:name="_Toc223079813"/>
+      <w:bookmarkEnd w:id="61"/>
       <w:r>
         <w:t>How it works</w:t>
       </w:r>
-      <w:bookmarkEnd w:id="62"/>
-    </w:p>
-    <w:bookmarkEnd w:id="61"/>
+      <w:bookmarkEnd w:id="63"/>
+    </w:p>
+    <w:bookmarkEnd w:id="62"/>
     <w:p>
       <w:pPr>
         <w:pStyle w:val="FirstParagraph"/>
@@ -11356,127 +11738,238 @@
       <w:pPr>
         <w:pStyle w:val="Heading3"/>
       </w:pPr>
-      <w:bookmarkStart w:id="63" w:name="_Toc222676257"/>
-      <w:r>
+      <w:bookmarkStart w:id="64" w:name="_Toc223079814"/>
+      <w:r>
+        <w:lastRenderedPageBreak/>
         <w:t>Historical Periods</w:t>
       </w:r>
-      <w:bookmarkEnd w:id="63"/>
-    </w:p>
-    <w:p>
-      <w:r>
-        <w:t>Actual S&amp;P 500 Total Return data (1928-2025, Shiller/Ibbotson). Enables the user to test their retirement plan during actual historical market events: 1929-1931 (Great Depression), 1973-1975 (Oil Crisis), 2000-2002 (Dot-com), 2008-2010 (GFC). The S&amp;P 500 is used as a proxy for global equity returns because it offers the longest reliable total return dataset available (1928–present), and Australian retirees with diversified portfolios typically have significant international equity exposure. Results show how your plan would have performed under these real market conditions.</w:t>
+      <w:bookmarkEnd w:id="64"/>
+    </w:p>
+    <w:p>
+      <w:r>
+        <w:t>Replays a single actual 35-year return sequence from verified historical data, showing exactly how your plan would have fared under those real market conditions. A two-step selector lets you choose the data source first, then pick the starting period.</w:t>
+      </w:r>
+    </w:p>
+    <w:p>
+      <w:r>
+        <w:rPr>
+          <w:b/>
+        </w:rPr>
+        <w:t>Data Sources</w:t>
+      </w:r>
+    </w:p>
+    <w:p>
+      <w:r>
+        <w:t>• US S&amp;P 500 (1928–2025): Shiller/Ibbotson total return dataset. The longest available series; covers the Great Depression, WWII, 1970s stagflation, Black Monday, and the GFC.</w:t>
+      </w:r>
+    </w:p>
+    <w:p>
+      <w:r>
+        <w:t>• AU Equities — XAOA (1980–2024): ASX All Ordinaries Accumulation Index. Covers the 1987 crash (−50%), 1990 recession, and GFC (−40%).</w:t>
+      </w:r>
+    </w:p>
+    <w:p>
+      <w:r>
+        <w:t>• AU Balanced 60/40 (1990–2024): 60% XAOA / 40% AusBond Composite proxy. More realistic for typical Australian diversified super funds.</w:t>
+      </w:r>
+    </w:p>
+    <w:p>
+      <w:r>
+        <w:t>• AU Bonds — AusBond Composite (1990–2024): Australian investment-grade bonds. Reference scenario only — not a stress test.</w:t>
+      </w:r>
+    </w:p>
+    <w:p>
+      <w:r>
+        <w:rPr>
+          <w:b/>
+        </w:rPr>
+        <w:t>Available Periods (11 total)</w:t>
+      </w:r>
+    </w:p>
+    <w:p>
+      <w:r>
+        <w:rPr>
+          <w:i/>
+        </w:rPr>
+        <w:t>US S&amp;P 500 (6 periods):</w:t>
+      </w:r>
+      <w:r>
+        <w:t xml:space="preserve"> 2008 GFC (opens −37%), 2020 COVID (opens −18%, fastest recovery), 1929 Great Depression (three consecutive losses), 2000 Dot-com crash, 1973 Stagflation (−15% then −26%), 1982 Bull Market (best-case upper bound).</w:t>
+      </w:r>
+    </w:p>
+    <w:p>
+      <w:r>
+        <w:rPr>
+          <w:i/>
+        </w:rPr>
+        <w:t>AU Equities (3 periods):</w:t>
+      </w:r>
+      <w:r>
+        <w:t xml:space="preserve"> AU 1990 Recession — hardest AU stress test, opens −17.5% with GFC in year 19; AU 1987 Crash — opens −7.9% with 1990 recession in year 4; AU 1980 Bull Market — best-case comparator, not a stress test.</w:t>
+      </w:r>
+    </w:p>
+    <w:p>
+      <w:r>
+        <w:rPr>
+          <w:i/>
+        </w:rPr>
+        <w:t>AU Balanced (1 period):</w:t>
+      </w:r>
+      <w:r>
+        <w:t xml:space="preserve"> AU Balanced 1990 Recession — opens −10.1%, covers GFC (−18.2%) and 2022 rate shock.</w:t>
+      </w:r>
+    </w:p>
+    <w:p>
+      <w:r>
+        <w:rPr>
+          <w:i/>
+        </w:rPr>
+        <w:t>AU Bonds (1 period):</w:t>
+      </w:r>
+      <w:r>
+        <w:t xml:space="preserve"> AU Bonds 1990–2024 — reference only; bonds rallied as rates fell over this period.</w:t>
+      </w:r>
+    </w:p>
+    <w:p>
+      <w:r>
+        <w:t>Periods are labelled by the financial event that opens the sequence (e.g., “AU 1990 Recession”) rather than by neutral year, making it clear which scenarios are genuine stress tests and which are best-case comparators. Each period shows a contextual description beneath the selector explaining which events the 35-year sequence captures.</w:t>
       </w:r>
     </w:p>
     <w:p>
       <w:pPr>
         <w:pStyle w:val="Heading3"/>
       </w:pPr>
-      <w:bookmarkStart w:id="64" w:name="_Toc222676258"/>
+      <w:bookmarkStart w:id="65" w:name="_Toc223079815"/>
+      <w:r>
+        <w:t>Monte Carlo Simulation</w:t>
+      </w:r>
+      <w:bookmarkEnd w:id="65"/>
+    </w:p>
+    <w:p>
+      <w:r>
+        <w:t>1,000+ scenarios with normally distributed returns. Four asset allocation presets provide starting-point assumptions: Conservative (~30% equities, 6.5% return, 8% vol), Balanced (60/40, 7.5% return, 11% vol), Growth (70/30, 8.0% return, 13.5% vol), and High Growth (~90% equities, 9.0% return, 18% vol). You can also set a Custom return and volatility. The Balanced preset (7.5%/11%) is the default. Provides success rate and outcome range (P10-P90). Use for: uncertainty quantification, risk assessment, confidence levels.</w:t>
+      </w:r>
+    </w:p>
+    <w:p>
+      <w:pPr>
+        <w:pStyle w:val="Heading3"/>
+      </w:pPr>
+      <w:bookmarkStart w:id="66" w:name="_Toc223079816"/>
       <w:r>
         <w:lastRenderedPageBreak/>
-        <w:t>Monte Carlo Simulation</w:t>
-      </w:r>
-      <w:bookmarkEnd w:id="64"/>
-    </w:p>
-    <w:p>
-      <w:r>
-        <w:t>1,000+ scenarios with normally distributed returns (default: 7% mean, 18% volatility). The 7% default reflects a typical diversified growth portfolio; the 5% Constant Return used in the Quick Start and formal stress tests is a conservative baseline for deterministic testing. Provides success rate and outcome range (P10-P90). Use for: uncertainty quantification, risk assessment, confidence levels.</w:t>
+        <w:t>Historical Monte Carlo</w:t>
+      </w:r>
+      <w:bookmarkEnd w:id="66"/>
+    </w:p>
+    <w:p>
+      <w:r>
+        <w:t>Randomly samples verified historical return series rather than assumed distributions. Four data series are available:</w:t>
+      </w:r>
+    </w:p>
+    <w:p>
+      <w:r>
+        <w:t>• AU Balanced (60/40, 1990–2024, 35 years): 60% XAOA / 40% AusBond Composite. Approximates a typical Australian industry super balanced option. Includes GFC, 2022 bond crash, and COVID shock.</w:t>
+      </w:r>
+    </w:p>
+    <w:p>
+      <w:r>
+        <w:t>• AU Equities — XAOA (1980–2024, 45 years): ASX All Ordinaries Accumulation Index. Includes 1987 crash (-50%) and GFC (-40%).</w:t>
+      </w:r>
+    </w:p>
+    <w:p>
+      <w:r>
+        <w:t>• AU Bonds — AusBond Composite (1990–2024, 35 years): Australian investment-grade bonds. Lower volatility; captures the 1994 and 2022 rate shocks.</w:t>
+      </w:r>
+    </w:p>
+    <w:p>
+      <w:r>
+        <w:t>• US S&amp;P 500 Total Return (1928–2025, 98 years): Shiller/Ibbotson dataset. The longest series; covers Great Depression, WWII, 1970s stagflation, Black Monday, and GFC.</w:t>
+      </w:r>
+    </w:p>
+    <w:p>
+      <w:r>
+        <w:t>Three sampling methods: Shuffled Years (random year sampling, destroys autocorrelation), Block Bootstrap (overlapping blocks, default 5-year blocks — recommended), and 35-Year Blocks (contiguous 35-year periods, S&amp;P 500 only). Combines historical accuracy with Monte Carlo uncertainty. Generally more conservative than parametric Monte Carlo for AU-series data.</w:t>
       </w:r>
     </w:p>
     <w:p>
       <w:pPr>
         <w:pStyle w:val="Heading3"/>
       </w:pPr>
-      <w:bookmarkStart w:id="65" w:name="_Toc222676259"/>
-      <w:r>
-        <w:t>Historical Monte Carlo</w:t>
-      </w:r>
-      <w:bookmarkEnd w:id="65"/>
-    </w:p>
-    <w:p>
-      <w:r>
-        <w:t>Randomly samples actual historical returns (98 years of S&amp;P 500 data, 1928-2025). Combines historical accuracy with Monte Carlo uncertainty. More conservative than parametric Monte Carlo.</w:t>
-      </w:r>
+      <w:bookmarkStart w:id="67" w:name="_Toc223079817"/>
+      <w:r>
+        <w:t>Formal Stress Tests</w:t>
+      </w:r>
+      <w:bookmarkEnd w:id="67"/>
+    </w:p>
+    <w:p>
+      <w:r>
+        <w:t>Structured scenarios testing specific failure modes:</w:t>
+      </w:r>
+    </w:p>
+    <w:p>
+      <w:r>
+        <w:t>• A1 Base Case: 5% constant (baseline)</w:t>
+      </w:r>
+    </w:p>
+    <w:p>
+      <w:r>
+        <w:t>• A2 Low Returns: 3.5% constant (structural low)</w:t>
+      </w:r>
+    </w:p>
+    <w:p>
+      <w:r>
+        <w:t>• B1 Crash: -25%, -15% then 5% (immediate crash)</w:t>
+      </w:r>
+    </w:p>
+    <w:p>
+      <w:r>
+        <w:t>• B2 Bear Market: 10 years at 0% (extended stagnation)</w:t>
+      </w:r>
+    </w:p>
+    <w:p>
+      <w:r>
+        <w:t>• B3 High Volatility: Alternating +/- returns, 5% average (volatility drag)</w:t>
+      </w:r>
+    </w:p>
+    <w:p>
+      <w:r>
+        <w:t>• C1 High Inflation: 5% CPI throughout</w:t>
+      </w:r>
+    </w:p>
+    <w:p>
+      <w:r>
+        <w:t>• D1 Extreme Longevity: 45 years to age 105</w:t>
+      </w:r>
+    </w:p>
+    <w:p>
+      <w:r>
+        <w:t>• G1 Health Shock: $30k/year from age 75</w:t>
+      </w:r>
+    </w:p>
+    <w:p>
+      <w:r>
+        <w:t>• H1 Worst Case: Crash + high CPI + health costs</w:t>
+      </w:r>
+    </w:p>
+    <w:p>
+      <w:pPr>
+        <w:pStyle w:val="Heading2"/>
+      </w:pPr>
+      <w:bookmarkStart w:id="68" w:name="_Toc223079818"/>
+      <w:r>
+        <w:t>4.2 Understanding Results</w:t>
+      </w:r>
+      <w:bookmarkEnd w:id="68"/>
     </w:p>
     <w:p>
       <w:pPr>
         <w:pStyle w:val="Heading3"/>
       </w:pPr>
-      <w:bookmarkStart w:id="66" w:name="_Toc222676260"/>
-      <w:r>
-        <w:t>Formal Stress Tests</w:t>
-      </w:r>
-      <w:bookmarkEnd w:id="66"/>
-    </w:p>
-    <w:p>
-      <w:r>
-        <w:t>Structured scenarios testing specific failure modes:</w:t>
-      </w:r>
-    </w:p>
-    <w:p>
-      <w:r>
-        <w:t>• A1 Base Case: 5% constant (baseline)</w:t>
-      </w:r>
-    </w:p>
-    <w:p>
-      <w:r>
-        <w:t>• A2 Low Returns: 3.5% constant (structural low)</w:t>
-      </w:r>
-    </w:p>
-    <w:p>
-      <w:r>
-        <w:t>• B1 Crash: -25%, -15% then 5% (immediate crash)</w:t>
-      </w:r>
-    </w:p>
-    <w:p>
-      <w:r>
-        <w:t>• B2 Bear Market: 10 years at 0% (extended stagnation)</w:t>
-      </w:r>
-    </w:p>
-    <w:p>
-      <w:r>
-        <w:t>• B3 High Volatility: Alternating +/- returns, 5% average (volatility drag)</w:t>
-      </w:r>
-    </w:p>
-    <w:p>
-      <w:r>
-        <w:t>• C1 High Inflation: 5% CPI throughout</w:t>
-      </w:r>
-    </w:p>
-    <w:p>
-      <w:r>
-        <w:t>• D1 Extreme Longevity: 45 years to age 105</w:t>
-      </w:r>
-    </w:p>
-    <w:p>
-      <w:r>
-        <w:t>• G1 Health Shock: $30k/year from age 75</w:t>
-      </w:r>
-    </w:p>
-    <w:p>
-      <w:r>
-        <w:t>• H1 Worst Case: Crash + high CPI + health costs</w:t>
-      </w:r>
-    </w:p>
-    <w:p>
-      <w:pPr>
-        <w:pStyle w:val="Heading2"/>
-      </w:pPr>
-      <w:bookmarkStart w:id="67" w:name="_Toc222676261"/>
-      <w:r>
-        <w:t>4.2 Understanding Results</w:t>
-      </w:r>
-      <w:bookmarkEnd w:id="67"/>
-    </w:p>
-    <w:p>
-      <w:pPr>
-        <w:pStyle w:val="Heading3"/>
-      </w:pPr>
-      <w:bookmarkStart w:id="68" w:name="_Toc222676262"/>
+      <w:bookmarkStart w:id="69" w:name="_Toc223079819"/>
       <w:r>
         <w:t>Success Criteria</w:t>
       </w:r>
-      <w:bookmarkEnd w:id="68"/>
+      <w:bookmarkEnd w:id="69"/>
     </w:p>
     <w:p>
       <w:r>
@@ -11505,6 +11998,7 @@
         <w:rPr>
           <w:b/>
         </w:rPr>
+        <w:lastRenderedPageBreak/>
         <w:t xml:space="preserve">Note: </w:t>
       </w:r>
       <w:r>
@@ -11515,11 +12009,11 @@
       <w:pPr>
         <w:pStyle w:val="Heading3"/>
       </w:pPr>
-      <w:bookmarkStart w:id="69" w:name="_Toc222676263"/>
+      <w:bookmarkStart w:id="70" w:name="_Toc223079820"/>
       <w:r>
         <w:t>Interpreting Monte Carlo Success Rates</w:t>
       </w:r>
-      <w:bookmarkEnd w:id="69"/>
+      <w:bookmarkEnd w:id="70"/>
     </w:p>
     <w:p>
       <w:pPr>
@@ -11575,12 +12069,6 @@
           <w:lang w:val="en-AU"/>
         </w:rPr>
         <w:br/>
-      </w:r>
-      <w:r>
-        <w:rPr>
-          <w:lang w:val="en-AU"/>
-        </w:rPr>
-        <w:lastRenderedPageBreak/>
         <w:t>• 80-89%: Good - meets industry standard</w:t>
       </w:r>
       <w:r>
@@ -11687,11 +12175,11 @@
       <w:pPr>
         <w:pStyle w:val="Heading2"/>
       </w:pPr>
-      <w:bookmarkStart w:id="70" w:name="_Toc222676264"/>
+      <w:bookmarkStart w:id="71" w:name="_Toc223079821"/>
       <w:r>
         <w:t>4.3 Executive Summary Dashboard</w:t>
       </w:r>
-      <w:bookmarkEnd w:id="70"/>
+      <w:bookmarkEnd w:id="71"/>
       <w:r>
         <w:t xml:space="preserve"> </w:t>
       </w:r>
@@ -11706,6 +12194,7 @@
         <w:rPr>
           <w:noProof/>
         </w:rPr>
+        <w:lastRenderedPageBreak/>
         <w:drawing>
           <wp:inline distT="0" distB="0" distL="0" distR="0" wp14:anchorId="6D012495" wp14:editId="3D8A0690">
             <wp:extent cx="5819775" cy="3444611"/>
@@ -11747,12 +12236,11 @@
       <w:pPr>
         <w:pStyle w:val="Heading3"/>
       </w:pPr>
-      <w:bookmarkStart w:id="71" w:name="_Toc222676265"/>
-      <w:r>
-        <w:lastRenderedPageBreak/>
+      <w:bookmarkStart w:id="72" w:name="_Toc223079822"/>
+      <w:r>
         <w:t>Components</w:t>
       </w:r>
-      <w:bookmarkEnd w:id="71"/>
+      <w:bookmarkEnd w:id="72"/>
     </w:p>
     <w:p>
       <w:r>
@@ -11860,22 +12348,22 @@
       <w:pPr>
         <w:pStyle w:val="Heading1"/>
       </w:pPr>
-      <w:bookmarkStart w:id="72" w:name="_Toc222676266"/>
+      <w:bookmarkStart w:id="73" w:name="_Toc223079823"/>
       <w:r>
         <w:lastRenderedPageBreak/>
         <w:t>PART 5: WHAT-IF SCENARIO COMPARISON</w:t>
       </w:r>
-      <w:bookmarkEnd w:id="72"/>
+      <w:bookmarkEnd w:id="73"/>
     </w:p>
     <w:p>
       <w:pPr>
         <w:pStyle w:val="Heading2"/>
       </w:pPr>
-      <w:bookmarkStart w:id="73" w:name="_Toc222676267"/>
+      <w:bookmarkStart w:id="74" w:name="_Toc223079824"/>
       <w:r>
         <w:t>5.1 Overview</w:t>
       </w:r>
-      <w:bookmarkEnd w:id="73"/>
+      <w:bookmarkEnd w:id="74"/>
     </w:p>
     <w:p>
       <w:r>
@@ -11928,11 +12416,11 @@
       <w:pPr>
         <w:pStyle w:val="Heading2"/>
       </w:pPr>
-      <w:bookmarkStart w:id="74" w:name="_Toc222676268"/>
+      <w:bookmarkStart w:id="75" w:name="_Toc223079825"/>
       <w:r>
         <w:t>5.2 Basic Workflow</w:t>
       </w:r>
-      <w:bookmarkEnd w:id="74"/>
+      <w:bookmarkEnd w:id="75"/>
     </w:p>
     <w:p>
       <w:r>
@@ -11977,11 +12465,11 @@
       <w:pPr>
         <w:pStyle w:val="Heading2"/>
       </w:pPr>
-      <w:bookmarkStart w:id="75" w:name="_Toc222676269"/>
+      <w:bookmarkStart w:id="76" w:name="_Toc223079826"/>
       <w:r>
         <w:t>5.3 Comprehensive Analysis</w:t>
       </w:r>
-      <w:bookmarkEnd w:id="75"/>
+      <w:bookmarkEnd w:id="76"/>
     </w:p>
     <w:p>
       <w:r>
@@ -12023,11 +12511,11 @@
       <w:pPr>
         <w:pStyle w:val="Heading2"/>
       </w:pPr>
-      <w:bookmarkStart w:id="76" w:name="_Toc222676270"/>
+      <w:bookmarkStart w:id="77" w:name="_Toc223079827"/>
       <w:r>
         <w:t>5.4 Understanding the Comparison Metrics</w:t>
       </w:r>
-      <w:bookmarkEnd w:id="76"/>
+      <w:bookmarkEnd w:id="77"/>
     </w:p>
     <w:p>
       <w:r>
@@ -12118,11 +12606,11 @@
       <w:pPr>
         <w:pStyle w:val="Heading2"/>
       </w:pPr>
-      <w:bookmarkStart w:id="77" w:name="_Toc222676271"/>
+      <w:bookmarkStart w:id="78" w:name="_Toc223079828"/>
       <w:r>
         <w:t>5.5 Key Parameters to Vary</w:t>
       </w:r>
-      <w:bookmarkEnd w:id="77"/>
+      <w:bookmarkEnd w:id="78"/>
     </w:p>
     <w:p>
       <w:r>
@@ -12220,11 +12708,11 @@
       <w:pPr>
         <w:pStyle w:val="Heading2"/>
       </w:pPr>
-      <w:bookmarkStart w:id="78" w:name="_Toc222676272"/>
+      <w:bookmarkStart w:id="79" w:name="_Toc223079829"/>
       <w:r>
         <w:t>5.6 Managing Saved Scenarios</w:t>
       </w:r>
-      <w:bookmarkEnd w:id="78"/>
+      <w:bookmarkEnd w:id="79"/>
     </w:p>
     <w:p>
       <w:r>
@@ -12304,31 +12792,31 @@
       <w:pPr>
         <w:pStyle w:val="Heading1"/>
       </w:pPr>
-      <w:bookmarkStart w:id="79" w:name="_Toc222676273"/>
+      <w:bookmarkStart w:id="80" w:name="_Toc223079830"/>
       <w:r>
         <w:t>PART 6: CHARTS &amp; ANALYSIS</w:t>
       </w:r>
-      <w:bookmarkEnd w:id="79"/>
+      <w:bookmarkEnd w:id="80"/>
     </w:p>
     <w:p>
       <w:pPr>
         <w:pStyle w:val="Heading2"/>
       </w:pPr>
-      <w:bookmarkStart w:id="80" w:name="_Toc222676274"/>
+      <w:bookmarkStart w:id="81" w:name="_Toc223079831"/>
       <w:r>
         <w:t>6.1 Chart Types &amp; Interpretation</w:t>
       </w:r>
-      <w:bookmarkEnd w:id="80"/>
+      <w:bookmarkEnd w:id="81"/>
     </w:p>
     <w:p>
       <w:pPr>
         <w:pStyle w:val="Heading3"/>
       </w:pPr>
-      <w:bookmarkStart w:id="81" w:name="_Toc222676275"/>
+      <w:bookmarkStart w:id="82" w:name="_Toc223079832"/>
       <w:r>
         <w:t>Portfolio Balance Chart</w:t>
       </w:r>
-      <w:bookmarkEnd w:id="81"/>
+      <w:bookmarkEnd w:id="82"/>
     </w:p>
     <w:p>
       <w:r>
@@ -12381,11 +12869,11 @@
       <w:pPr>
         <w:pStyle w:val="Heading3"/>
       </w:pPr>
-      <w:bookmarkStart w:id="82" w:name="_Toc222676276"/>
+      <w:bookmarkStart w:id="83" w:name="_Toc223079833"/>
       <w:r>
         <w:t>Income vs Spending Chart</w:t>
       </w:r>
-      <w:bookmarkEnd w:id="82"/>
+      <w:bookmarkEnd w:id="83"/>
     </w:p>
     <w:p>
       <w:r>
@@ -12444,11 +12932,11 @@
       <w:pPr>
         <w:pStyle w:val="Heading3"/>
       </w:pPr>
-      <w:bookmarkStart w:id="83" w:name="_Toc222676277"/>
+      <w:bookmarkStart w:id="84" w:name="_Toc223079834"/>
       <w:r>
         <w:t>Annual Spending Breakdown Chart</w:t>
       </w:r>
-      <w:bookmarkEnd w:id="83"/>
+      <w:bookmarkEnd w:id="84"/>
     </w:p>
     <w:p>
       <w:pPr>
@@ -12550,11 +13038,11 @@
       <w:pPr>
         <w:pStyle w:val="Heading3"/>
       </w:pPr>
-      <w:bookmarkStart w:id="84" w:name="_Toc222676278"/>
+      <w:bookmarkStart w:id="85" w:name="_Toc223079835"/>
       <w:r>
         <w:t>Individual Super Balances (Couple Tracking)</w:t>
       </w:r>
-      <w:bookmarkEnd w:id="84"/>
+      <w:bookmarkEnd w:id="85"/>
     </w:p>
     <w:p>
       <w:r>
@@ -12565,11 +13053,11 @@
       <w:pPr>
         <w:pStyle w:val="Heading3"/>
       </w:pPr>
-      <w:bookmarkStart w:id="85" w:name="_Toc222676279"/>
+      <w:bookmarkStart w:id="86" w:name="_Toc223079836"/>
       <w:r>
         <w:t>Individual Pension Income (Couple Tracking)</w:t>
       </w:r>
-      <w:bookmarkEnd w:id="85"/>
+      <w:bookmarkEnd w:id="86"/>
     </w:p>
     <w:p>
       <w:r>
@@ -12623,13 +13111,13 @@
       <w:pPr>
         <w:pStyle w:val="Heading3"/>
       </w:pPr>
-      <w:bookmarkStart w:id="86" w:name="_Toc222665190"/>
-      <w:bookmarkStart w:id="87" w:name="_Toc222676280"/>
+      <w:bookmarkStart w:id="87" w:name="_Toc222665190"/>
+      <w:bookmarkStart w:id="88" w:name="_Toc223079837"/>
       <w:r>
         <w:t>Age Pension Calculation Details</w:t>
       </w:r>
-      <w:bookmarkEnd w:id="86"/>
       <w:bookmarkEnd w:id="87"/>
+      <w:bookmarkEnd w:id="88"/>
     </w:p>
     <w:p>
       <w:r>
@@ -12748,12 +13236,12 @@
       <w:pPr>
         <w:pStyle w:val="Heading2"/>
       </w:pPr>
-      <w:bookmarkStart w:id="88" w:name="_Toc222676281"/>
+      <w:bookmarkStart w:id="89" w:name="_Toc223079838"/>
       <w:r>
         <w:lastRenderedPageBreak/>
         <w:t>6.2 Monte Carlo Percentile Bands</w:t>
       </w:r>
-      <w:bookmarkEnd w:id="88"/>
+      <w:bookmarkEnd w:id="89"/>
     </w:p>
     <w:p>
       <w:r>
@@ -12784,11 +13272,11 @@
       <w:pPr>
         <w:pStyle w:val="Heading2"/>
       </w:pPr>
-      <w:bookmarkStart w:id="89" w:name="_Toc222676282"/>
+      <w:bookmarkStart w:id="90" w:name="_Toc223079839"/>
       <w:r>
         <w:t>6.3 CSV Export &amp; Analysis</w:t>
       </w:r>
-      <w:bookmarkEnd w:id="89"/>
+      <w:bookmarkEnd w:id="90"/>
     </w:p>
     <w:p>
       <w:r>
@@ -12842,11 +13330,11 @@
       <w:pPr>
         <w:pStyle w:val="Heading2"/>
       </w:pPr>
-      <w:bookmarkStart w:id="90" w:name="_Toc222676283"/>
+      <w:bookmarkStart w:id="91" w:name="_Toc223079840"/>
       <w:r>
         <w:t>6.4 Word Document Export</w:t>
       </w:r>
-      <w:bookmarkEnd w:id="90"/>
+      <w:bookmarkEnd w:id="91"/>
     </w:p>
     <w:p>
       <w:r>
@@ -12900,13 +13388,13 @@
       <w:pPr>
         <w:pStyle w:val="Heading3"/>
       </w:pPr>
-      <w:bookmarkStart w:id="91" w:name="report-contents"/>
-      <w:bookmarkStart w:id="92" w:name="_Toc222676284"/>
-      <w:bookmarkEnd w:id="91"/>
+      <w:bookmarkStart w:id="92" w:name="report-contents"/>
+      <w:bookmarkStart w:id="93" w:name="_Toc223079841"/>
+      <w:bookmarkEnd w:id="92"/>
       <w:r>
         <w:t>How to Generate</w:t>
       </w:r>
-      <w:bookmarkEnd w:id="92"/>
+      <w:bookmarkEnd w:id="93"/>
     </w:p>
     <w:p>
       <w:pPr>
@@ -13003,13 +13491,13 @@
       <w:pPr>
         <w:pStyle w:val="Heading3"/>
       </w:pPr>
-      <w:bookmarkStart w:id="93" w:name="how-to-generate"/>
-      <w:bookmarkStart w:id="94" w:name="_Toc222676285"/>
-      <w:bookmarkEnd w:id="93"/>
+      <w:bookmarkStart w:id="94" w:name="how-to-generate"/>
+      <w:bookmarkStart w:id="95" w:name="_Toc223079842"/>
+      <w:bookmarkEnd w:id="94"/>
       <w:r>
         <w:t>File Details</w:t>
       </w:r>
-      <w:bookmarkEnd w:id="94"/>
+      <w:bookmarkEnd w:id="95"/>
     </w:p>
     <w:p>
       <w:r>
@@ -13060,13 +13548,13 @@
       <w:pPr>
         <w:pStyle w:val="Heading3"/>
       </w:pPr>
-      <w:bookmarkStart w:id="95" w:name="file-details"/>
-      <w:bookmarkStart w:id="96" w:name="_Toc222676286"/>
-      <w:bookmarkEnd w:id="95"/>
+      <w:bookmarkStart w:id="96" w:name="file-details"/>
+      <w:bookmarkStart w:id="97" w:name="_Toc223079843"/>
+      <w:bookmarkEnd w:id="96"/>
       <w:r>
         <w:t>When to Export</w:t>
       </w:r>
-      <w:bookmarkEnd w:id="96"/>
+      <w:bookmarkEnd w:id="97"/>
     </w:p>
     <w:p>
       <w:r>
@@ -13108,15 +13596,15 @@
       <w:pPr>
         <w:pStyle w:val="Heading3"/>
       </w:pPr>
-      <w:bookmarkStart w:id="97" w:name="when-to-export"/>
-      <w:bookmarkStart w:id="98" w:name="tips"/>
-      <w:bookmarkStart w:id="99" w:name="_Toc222676287"/>
-      <w:bookmarkEnd w:id="97"/>
+      <w:bookmarkStart w:id="98" w:name="when-to-export"/>
+      <w:bookmarkStart w:id="99" w:name="tips"/>
+      <w:bookmarkStart w:id="100" w:name="_Toc223079844"/>
+      <w:bookmarkEnd w:id="98"/>
       <w:r>
         <w:lastRenderedPageBreak/>
         <w:t>Tips</w:t>
       </w:r>
-      <w:bookmarkEnd w:id="99"/>
+      <w:bookmarkEnd w:id="100"/>
     </w:p>
     <w:p>
       <w:r>
@@ -13170,14 +13658,14 @@
       <w:pPr>
         <w:pStyle w:val="Heading3"/>
       </w:pPr>
-      <w:bookmarkStart w:id="100" w:name="word-document-export"/>
-      <w:bookmarkStart w:id="101" w:name="differences-from-csv-export"/>
-      <w:bookmarkStart w:id="102" w:name="_Toc222676288"/>
-      <w:bookmarkEnd w:id="98"/>
+      <w:bookmarkStart w:id="101" w:name="word-document-export"/>
+      <w:bookmarkStart w:id="102" w:name="differences-from-csv-export"/>
+      <w:bookmarkStart w:id="103" w:name="_Toc223079845"/>
+      <w:bookmarkEnd w:id="99"/>
       <w:r>
         <w:t>Differences from CSV Export</w:t>
       </w:r>
-      <w:bookmarkEnd w:id="102"/>
+      <w:bookmarkEnd w:id="103"/>
     </w:p>
     <w:p>
       <w:r>
@@ -13417,8 +13905,8 @@
             </w:r>
           </w:p>
         </w:tc>
-        <w:bookmarkEnd w:id="100"/>
         <w:bookmarkEnd w:id="101"/>
+        <w:bookmarkEnd w:id="102"/>
       </w:tr>
     </w:tbl>
     <w:p/>
@@ -13431,22 +13919,22 @@
       <w:pPr>
         <w:pStyle w:val="Heading1"/>
       </w:pPr>
-      <w:bookmarkStart w:id="103" w:name="_Toc222676289"/>
+      <w:bookmarkStart w:id="104" w:name="_Toc223079846"/>
       <w:r>
         <w:lastRenderedPageBreak/>
         <w:t>PART 7: TECHNICAL REFERENCE</w:t>
       </w:r>
-      <w:bookmarkEnd w:id="103"/>
+      <w:bookmarkEnd w:id="104"/>
     </w:p>
     <w:p>
       <w:pPr>
         <w:pStyle w:val="Heading2"/>
       </w:pPr>
-      <w:bookmarkStart w:id="104" w:name="_Toc222676290"/>
+      <w:bookmarkStart w:id="105" w:name="_Toc223079847"/>
       <w:r>
         <w:t>7.1 Annual Simulation Sequence</w:t>
       </w:r>
-      <w:bookmarkEnd w:id="104"/>
+      <w:bookmarkEnd w:id="105"/>
     </w:p>
     <w:p>
       <w:r>
@@ -13522,11 +14010,11 @@
       <w:pPr>
         <w:pStyle w:val="Heading2"/>
       </w:pPr>
-      <w:bookmarkStart w:id="105" w:name="_Toc222676291"/>
+      <w:bookmarkStart w:id="106" w:name="_Toc223079848"/>
       <w:r>
         <w:t>7.2 Withdrawal Hierarchy (Waterfall)</w:t>
       </w:r>
-      <w:bookmarkEnd w:id="105"/>
+      <w:bookmarkEnd w:id="106"/>
     </w:p>
     <w:p>
       <w:r>
@@ -13557,11 +14045,11 @@
       <w:pPr>
         <w:pStyle w:val="Heading2"/>
       </w:pPr>
-      <w:bookmarkStart w:id="106" w:name="_Toc222676292"/>
+      <w:bookmarkStart w:id="107" w:name="_Toc223079849"/>
       <w:r>
         <w:t>7.3 Age Pension Calculation</w:t>
       </w:r>
-      <w:bookmarkEnd w:id="106"/>
+      <w:bookmarkEnd w:id="107"/>
     </w:p>
     <w:p>
       <w:r>
@@ -13900,7 +14388,7 @@
     </w:p>
     <w:p>
       <w:r>
-        <w:t>- Work Bonus: $11,800 work income exemption for over-67s not included</w:t>
+        <w:t>- Work Bonus: Now modelled — see Section 2.4 for how to flag employment income streams as Work Bonus eligible.</w:t>
       </w:r>
     </w:p>
     <w:p>
@@ -13954,11 +14442,11 @@
       <w:pPr>
         <w:pStyle w:val="Heading2"/>
       </w:pPr>
-      <w:bookmarkStart w:id="107" w:name="_Toc222676293"/>
+      <w:bookmarkStart w:id="108" w:name="_Toc223079850"/>
       <w:r>
         <w:t>7.4 Minimum Drawdown Rules</w:t>
       </w:r>
-      <w:bookmarkEnd w:id="107"/>
+      <w:bookmarkEnd w:id="108"/>
     </w:p>
     <w:p>
       <w:r>
@@ -13992,12 +14480,12 @@
     </w:p>
     <w:p>
       <w:r>
+        <w:lastRenderedPageBreak/>
         <w:t>• Age 90-94: 11%</w:t>
       </w:r>
     </w:p>
     <w:p>
       <w:r>
-        <w:lastRenderedPageBreak/>
         <w:t>• Age 95+: 14%</w:t>
       </w:r>
     </w:p>
@@ -14010,11 +14498,11 @@
       <w:pPr>
         <w:pStyle w:val="Heading2"/>
       </w:pPr>
-      <w:bookmarkStart w:id="108" w:name="_Toc222676294"/>
+      <w:bookmarkStart w:id="109" w:name="_Toc223079851"/>
       <w:r>
         <w:t>7.5 Returns &amp; Inflation Modeling</w:t>
       </w:r>
-      <w:bookmarkEnd w:id="108"/>
+      <w:bookmarkEnd w:id="109"/>
     </w:p>
     <w:p>
       <w:r>
@@ -14040,22 +14528,87 @@
       <w:pPr>
         <w:pStyle w:val="Heading1"/>
       </w:pPr>
-      <w:bookmarkStart w:id="109" w:name="_Toc222676295"/>
+      <w:bookmarkStart w:id="110" w:name="_Toc223079852"/>
       <w:r>
         <w:lastRenderedPageBreak/>
         <w:t>APPENDIX: Version History</w:t>
       </w:r>
-      <w:bookmarkEnd w:id="109"/>
+      <w:bookmarkEnd w:id="110"/>
     </w:p>
     <w:p>
       <w:pPr>
         <w:pStyle w:val="Heading2"/>
       </w:pPr>
-      <w:bookmarkStart w:id="110" w:name="_Toc222676296"/>
+      <w:bookmarkStart w:id="111" w:name="_Toc223079853"/>
+      <w:r>
+        <w:t>Version 16.0 (February 2026)</w:t>
+      </w:r>
+      <w:bookmarkEnd w:id="111"/>
+    </w:p>
+    <w:p>
+      <w:r>
+        <w:rPr>
+          <w:b/>
+        </w:rPr>
+        <w:t xml:space="preserve">Work Bonus (Age Pension Employment Income Exemption): </w:t>
+      </w:r>
+      <w:r>
+        <w:t>Employment and self-employment income can now be flagged as Work Bonus eligible on a per-stream basis. Tick the “Employment income — Work Bonus eligible” checkbox beneath the main Other Net Income field or on any Additional Income Stream card to exempt up to $7,800/year (per eligible partner) from the Age Pension income test. Unused entitlement accumulates in a bank up to $11,800 per person. Both amounts are CPI-indexed. The bank starts at $0. Rental income, dividends, and pensions are not eligible and remain fully assessable.</w:t>
+      </w:r>
+    </w:p>
+    <w:p>
+      <w:r>
+        <w:rPr>
+          <w:b/>
+        </w:rPr>
+        <w:t xml:space="preserve">Australian Historical Return Data: </w:t>
+      </w:r>
+      <w:r>
+        <w:t>Three Australian data series added to Historical Monte Carlo: AU Balanced (60% XAOA / 40% AusBond Composite, 1990–2024, 35 years), AU Equities — XAOA ASX All Ords Accumulation (1980–2024, 45 years), and AU Bonds — AusBond Composite 0+ Yr (1990–2024, 35 years). These complement the existing US S&amp;P 500 dataset (1928–2025, 98 years). AU Balanced is now the default series, providing a more realistic starting point for typical Australian super fund members.</w:t>
+      </w:r>
+    </w:p>
+    <w:p>
+      <w:r>
+        <w:rPr>
+          <w:b/>
+        </w:rPr>
+        <w:t xml:space="preserve">Asset Allocation Presets (Parametric Monte Carlo): </w:t>
+      </w:r>
+      <w:r>
+        <w:t>Four one-click presets replace the need to manually enter return and volatility assumptions: Conservative (~30% equities, 6.5%/8%), Balanced (60/40, 7.5%/11%, new default), Growth (70/30, 8.0%/13.5%), and High Growth (~90% equities, 9.0%/18%). A Custom option retains full manual control. Preset names and descriptions appear in the Word export Analysis Configuration and Assumptions sections.</w:t>
+      </w:r>
+    </w:p>
+    <w:p>
+      <w:r>
+        <w:rPr>
+          <w:b/>
+        </w:rPr>
+        <w:t xml:space="preserve">Word Export Enhancements: </w:t>
+      </w:r>
+      <w:r>
+        <w:t>The Word report now reflects the actual selected data series, preset name, and Work Bonus configuration. The Analysis Configuration table shows the correct series label and period (e.g., “AU Balanced (60% XAOA / 40% AusBond Composite) 1990–2024”) rather than the hardcoded S&amp;P 500 description. The Assumptions section lists the preset name alongside return and volatility figures. Work Bonus eligibility for each income stream is shown in the Other Income table. A new Work Bonus sub-section in the Methodology Appendix explains the accrual mechanics and eligibility rules. Historical Period results now appear correctly in the Word report regardless of the order in which test scenarios are selected.</w:t>
+      </w:r>
+    </w:p>
+    <w:p>
+      <w:r>
+        <w:rPr>
+          <w:b/>
+        </w:rPr>
+        <w:t xml:space="preserve">Historical Periods — Australian Data: </w:t>
+      </w:r>
+      <w:r>
+        <w:t>The Historical Periods test scenario now supports four data sources: US S&amp;P 500 (unchanged, 1928–2025), AU Equities — XAOA (1980–2024), AU Balanced 60/40 (1990–2024), and AU Bonds — AusBond Composite (1990–2024). Eleven periods are available in total (6 US + 5 AU). AU periods use event-driven labels (e.g., “AU 1990 Recession”, “AU 1987 Crash”) to make clear which are genuine stress tests and which are best-case comparators. A contextual description beneath the selector explains which events each 35-year sequence captures.</w:t>
+      </w:r>
+    </w:p>
+    <w:p>
+      <w:pPr>
+        <w:pStyle w:val="Heading2"/>
+      </w:pPr>
+      <w:bookmarkStart w:id="112" w:name="_Toc223079854"/>
       <w:r>
         <w:t>Version 15.9 (February 2026)</w:t>
       </w:r>
-      <w:bookmarkEnd w:id="110"/>
+      <w:bookmarkEnd w:id="112"/>
     </w:p>
     <w:p>
       <w:r>
@@ -14065,7 +14618,11 @@
         <w:t xml:space="preserve">Non-Super Assets for Age Pension: </w:t>
       </w:r>
       <w:r>
-        <w:t>A new “Assessable Assets Outside Super” field allows you to enter financial assets held outside superannuation (bank accounts, term deposits, shares, managed funds, investment property equity). These are added to your super balance for both the Centrelink assets test and deeming calculation, providing a more accurate Age Pension estimate. The field appears when Age Pension is enabled and values are automatically indexed to inflation. Income from these assets (rent, dividends) should be entered in the existing “Other Net Income” field.</w:t>
+        <w:t xml:space="preserve">A new “Assessable Assets Outside Super” field allows you to enter financial assets held outside superannuation (bank accounts, term deposits, shares, managed </w:t>
+      </w:r>
+      <w:r>
+        <w:lastRenderedPageBreak/>
+        <w:t>funds, investment property equity). These are added to your super balance for both the Centrelink assets test and deeming calculation, providing a more accurate Age Pension estimate. The field appears when Age Pension is enabled and values are automatically indexed to inflation. Income from these assets (rent, dividends) should be entered in the existing “Other Net Income” field.</w:t>
       </w:r>
     </w:p>
     <w:p>
@@ -14116,11 +14673,11 @@
       <w:pPr>
         <w:pStyle w:val="Heading2"/>
       </w:pPr>
-      <w:bookmarkStart w:id="111" w:name="_Toc222676297"/>
+      <w:bookmarkStart w:id="113" w:name="_Toc223079855"/>
       <w:r>
         <w:t>Version 15.8 (February 2026)</w:t>
       </w:r>
-      <w:bookmarkEnd w:id="111"/>
+      <w:bookmarkEnd w:id="113"/>
     </w:p>
     <w:p>
       <w:r>
@@ -14133,78 +14690,78 @@
         <w:t>🎲</w:t>
       </w:r>
       <w:r>
-        <w:t xml:space="preserve"> Reshuffle Expense Timing button lets you explore different stochastic expense paths without running full Monte Carlo. Several simulation stability fixes resolve issues where charts could jump around during editing (unseeded random values in aged care probability and the stochastic expense engine), the Monte Carlo stale detection "orange button" warning now works as </w:t>
+        <w:t xml:space="preserve"> Reshuffle Expense Timing button lets you explore different stochastic expense paths without running full Monte Carlo. Several simulation stability fixes resolve issues where charts could jump around during editing (unseeded random values in aged care probability and the stochastic expense engine), the Monte Carlo stale detection "orange button" warning now works as documented, and debt repayment changes correctly update the spending charts. Chart tooltips now display age alongside year.</w:t>
+      </w:r>
+    </w:p>
+    <w:p>
+      <w:pPr>
+        <w:pStyle w:val="Heading2"/>
+      </w:pPr>
+      <w:bookmarkStart w:id="114" w:name="_Toc223079856"/>
+      <w:r>
+        <w:t>Version 15.7 (February 2026)</w:t>
+      </w:r>
+      <w:bookmarkEnd w:id="114"/>
+    </w:p>
+    <w:p>
+      <w:pPr>
+        <w:spacing w:after="240"/>
+      </w:pPr>
+      <w:r>
+        <w:t xml:space="preserve">Two-Column Layout: Calculator now uses a side-by-side layout on desktop screens. Input parameters appear in the left column (approximately 33% width), while test scenarios, charts, and </w:t>
       </w:r>
       <w:r>
         <w:lastRenderedPageBreak/>
-        <w:t>documented, and debt repayment changes correctly update the spending charts. Chart tooltips now display age alongside year.</w:t>
+        <w:t>results appear in the right column (approximately 67% width). This allows you to see inputs and results simultaneously without scrolling back and forth. Test scenario buttons are now positioned at the top of the right column for easy access. The single-row button arrangement at the top (Save/Load, Quick Help, Tax Assumptions, Key Assumptions, Export CSV, Export Word) reduces vertical space and keeps all controls visible. On mobile devices and tablets, the layout automatically stacks vertically for optimal viewing.</w:t>
       </w:r>
     </w:p>
     <w:p>
       <w:pPr>
         <w:pStyle w:val="Heading2"/>
       </w:pPr>
-      <w:bookmarkStart w:id="112" w:name="_Toc222676298"/>
-      <w:r>
-        <w:t>Version 15.7 (February 2026)</w:t>
-      </w:r>
-      <w:bookmarkEnd w:id="112"/>
+      <w:bookmarkStart w:id="115" w:name="_Toc223079857"/>
+      <w:r>
+        <w:t>Version 15.6 (February 2026)</w:t>
+      </w:r>
+      <w:bookmarkEnd w:id="115"/>
     </w:p>
     <w:p>
       <w:pPr>
         <w:spacing w:after="240"/>
       </w:pPr>
       <w:r>
-        <w:t>Two-Column Layout: Calculator now uses a side-by-side layout on desktop screens. Input parameters appear in the left column (approximately 33% width), while test scenarios, charts, and results appear in the right column (approximately 67% width). This allows you to see inputs and results simultaneously without scrolling back and forth. Test scenario buttons are now positioned at the top of the right column for easy access. The single-row button arrangement at the top (Save/Load, Quick Help, Tax Assumptions, Key Assumptions, Export CSV, Export Word) reduces vertical space and keeps all controls visible. On mobile devices and tablets, the layout automatically stacks vertically for optimal viewing.</w:t>
+        <w:t>Annual Spending Breakdown Chart: New stacked bar chart shows the composition of your annual spending by funding source. Each bar displays how much comes from Super withdrawals (blue), Cash (yellow), Sequencing Buffer (orange), Age Pension (dark green), Defined Benefit pension (medium green), and Other Income (light green). In single-scenario mode, a minimum required super withdrawal line overlays the chart, making it easy to verify whether your super withdrawals meet the legal minimum. This visualization reveals when Age Pension kicks in, shows the impact of large one-time expenses like RAD payments, and helps assess the sustainability of your drawdown strategy.</w:t>
+      </w:r>
+    </w:p>
+    <w:p>
+      <w:r>
+        <w:t xml:space="preserve">Age Pension Improvements: Comprehensive Age Pension modeling now includes Centrelink deeming rules (financial assets deemed to earn 0.25% on first portion, 2.25% on balance) and complete income testing (counts private pensions, deemed income, Other Net Income from rental/work, and pre-retirement income). Added clear warnings about modeling assumptions and verification with Centrelink. </w:t>
+      </w:r>
+    </w:p>
+    <w:p>
+      <w:r>
+        <w:t>Historical Monte Carlo Success Rates: Updated success rate guidance to reflect that Historical MC typically shows 5-15 percentage points higher than Parametric MC. Historical MC "Good" threshold raised to 85-89% (from 80-89%) to reflect that it's bounded by actual historical data. Added comparative explanation panel when both methods are run.</w:t>
+      </w:r>
+    </w:p>
+    <w:p>
+      <w:r>
+        <w:t>Other Net Income: Model additional income sources (part-time work, rental properties, investments) with flexible start year and duration controls. Works in both single and couple modes with year-based timing.</w:t>
+      </w:r>
+    </w:p>
+    <w:p>
+      <w:r>
+        <w:t>Couple Mode Fixes: Real dollar year now displays correctly using earliest retirement age. Retirement year shown next to age in couple tracking panel.</w:t>
       </w:r>
     </w:p>
     <w:p>
       <w:pPr>
         <w:pStyle w:val="Heading2"/>
       </w:pPr>
-      <w:bookmarkStart w:id="113" w:name="_Toc222676299"/>
-      <w:r>
-        <w:t>Version 15.6 (February 2026)</w:t>
-      </w:r>
-      <w:bookmarkEnd w:id="113"/>
-    </w:p>
-    <w:p>
-      <w:pPr>
-        <w:spacing w:after="240"/>
-      </w:pPr>
-      <w:r>
-        <w:t>Annual Spending Breakdown Chart: New stacked bar chart shows the composition of your annual spending by funding source. Each bar displays how much comes from Super withdrawals (blue), Cash (yellow), Sequencing Buffer (orange), Age Pension (dark green), Defined Benefit pension (medium green), and Other Income (light green). In single-scenario mode, a minimum required super withdrawal line overlays the chart, making it easy to verify whether your super withdrawals meet the legal minimum. This visualization reveals when Age Pension kicks in, shows the impact of large one-time expenses like RAD payments, and helps assess the sustainability of your drawdown strategy.</w:t>
-      </w:r>
-    </w:p>
-    <w:p>
-      <w:r>
-        <w:t xml:space="preserve">Age Pension Improvements: Comprehensive Age Pension modeling now includes Centrelink deeming rules (financial assets deemed to earn 0.25% on first portion, 2.25% on balance) and complete income testing (counts private pensions, deemed income, Other Net Income from rental/work, and pre-retirement income). Added clear warnings about modeling assumptions and verification with Centrelink. </w:t>
-      </w:r>
-    </w:p>
-    <w:p>
-      <w:r>
-        <w:t>Historical Monte Carlo Success Rates: Updated success rate guidance to reflect that Historical MC typically shows 5-15 percentage points higher than Parametric MC. Historical MC "Good" threshold raised to 85-89% (from 80-89%) to reflect that it's bounded by actual historical data. Added comparative explanation panel when both methods are run.</w:t>
-      </w:r>
-    </w:p>
-    <w:p>
-      <w:r>
-        <w:t>Other Net Income: Model additional income sources (part-time work, rental properties, investments) with flexible start year and duration controls. Works in both single and couple modes with year-based timing.</w:t>
-      </w:r>
-    </w:p>
-    <w:p>
-      <w:r>
-        <w:t>Couple Mode Fixes: Real dollar year now displays correctly using earliest retirement age. Retirement year shown next to age in couple tracking panel.</w:t>
-      </w:r>
-    </w:p>
-    <w:p>
-      <w:pPr>
-        <w:pStyle w:val="Heading2"/>
-      </w:pPr>
-      <w:bookmarkStart w:id="114" w:name="_Toc222676300"/>
+      <w:bookmarkStart w:id="116" w:name="_Toc223079858"/>
       <w:r>
         <w:t>Version 15.5 (February 2026)</w:t>
       </w:r>
-      <w:bookmarkEnd w:id="114"/>
+      <w:bookmarkEnd w:id="116"/>
     </w:p>
     <w:p>
       <w:r>
@@ -14215,11 +14772,7 @@
         <w:t>Terminology Updates:</w:t>
       </w:r>
       <w:r>
-        <w:t xml:space="preserve"> Renamed “PSS/CSS Pension” to “Defined Benefit/Superannuation Annuity” throughout to be more inclusive of all pension types (PSS, CSS, DFRDB, commercial lifetime annuities). Renamed “Base Annual Spending” to “Base Annual Spending in Retirement” for clarity. </w:t>
-      </w:r>
-      <w:r>
-        <w:lastRenderedPageBreak/>
-        <w:t>Renamed “Current Age” to “Age turning this year” to avoid confusion with birthdays during the year. Updated “Withdrawal remainder” to “Withdrawal order” in strategy description for better clarity.</w:t>
+        <w:t xml:space="preserve"> Renamed “PSS/CSS Pension” to “Defined Benefit/Superannuation Annuity” throughout to be more inclusive of all pension types (PSS, CSS, DFRDB, commercial lifetime annuities). Renamed “Base Annual Spending” to “Base Annual Spending in Retirement” for clarity. Renamed “Current Age” to “Age turning this year” to avoid confusion with birthdays during the year. Updated “Withdrawal remainder” to “Withdrawal order” in strategy description for better clarity.</w:t>
       </w:r>
     </w:p>
     <w:p>
@@ -14231,18 +14784,22 @@
         <w:t>Word Document Export:</w:t>
       </w:r>
       <w:r>
-        <w:t xml:space="preserve"> Generate comprehensive retirement plan reports as professional Word documents. Includes executive summary with traffic light status indicators, financial assumptions, year-by-year projections (constant return scenario), Monte Carlo risk analysis, actionable recommendations with priority coding, and detailed test scenario results. Reports are fully editable, 8-12 pages, with professional styling. Export button located next to CSV Export for easy access.</w:t>
+        <w:t xml:space="preserve"> Generate comprehensive retirement plan reports as professional Word documents. Includes executive summary with traffic light status indicators, financial assumptions, </w:t>
+      </w:r>
+      <w:r>
+        <w:lastRenderedPageBreak/>
+        <w:t>year-by-year projections (constant return scenario), Monte Carlo risk analysis, actionable recommendations with priority coding, and detailed test scenario results. Reports are fully editable, 8-12 pages, with professional styling. Export button located next to CSV Export for easy access.</w:t>
       </w:r>
     </w:p>
     <w:p>
       <w:pPr>
         <w:pStyle w:val="Heading2"/>
       </w:pPr>
-      <w:bookmarkStart w:id="115" w:name="_Toc222676301"/>
+      <w:bookmarkStart w:id="117" w:name="_Toc223079859"/>
       <w:r>
         <w:t>Version 15.4 (February 2026)</w:t>
       </w:r>
-      <w:bookmarkEnd w:id="115"/>
+      <w:bookmarkEnd w:id="117"/>
     </w:p>
     <w:p>
       <w:r>
@@ -14288,11 +14845,11 @@
       <w:pPr>
         <w:pStyle w:val="Heading2"/>
       </w:pPr>
-      <w:bookmarkStart w:id="116" w:name="_Toc222676302"/>
+      <w:bookmarkStart w:id="118" w:name="_Toc223079860"/>
       <w:r>
         <w:t>Version 15.2 (February 2026)</w:t>
       </w:r>
-      <w:bookmarkEnd w:id="116"/>
+      <w:bookmarkEnd w:id="118"/>
     </w:p>
     <w:p>
       <w:r>
@@ -14303,11 +14860,11 @@
       <w:pPr>
         <w:pStyle w:val="Heading2"/>
       </w:pPr>
-      <w:bookmarkStart w:id="117" w:name="_Toc222676303"/>
+      <w:bookmarkStart w:id="119" w:name="_Toc223079861"/>
       <w:r>
         <w:t>Version 15.1 (February 2026)</w:t>
       </w:r>
-      <w:bookmarkEnd w:id="117"/>
+      <w:bookmarkEnd w:id="119"/>
     </w:p>
     <w:p>
       <w:r>
@@ -14325,7 +14882,6 @@
         <w:rPr>
           <w:b/>
         </w:rPr>
-        <w:lastRenderedPageBreak/>
         <w:t xml:space="preserve">Individual Partner Charts: </w:t>
       </w:r>
       <w:r>
@@ -14347,11 +14903,12 @@
       <w:pPr>
         <w:pStyle w:val="Heading2"/>
       </w:pPr>
-      <w:bookmarkStart w:id="118" w:name="_Toc222676304"/>
-      <w:r>
+      <w:bookmarkStart w:id="120" w:name="_Toc223079862"/>
+      <w:r>
+        <w:lastRenderedPageBreak/>
         <w:t>Version 15.0 (February 2026)</w:t>
       </w:r>
-      <w:bookmarkEnd w:id="118"/>
+      <w:bookmarkEnd w:id="120"/>
     </w:p>
     <w:p>
       <w:r>
@@ -14368,11 +14925,11 @@
       <w:pPr>
         <w:pStyle w:val="Heading1"/>
       </w:pPr>
-      <w:bookmarkStart w:id="119" w:name="_Toc222676305"/>
+      <w:bookmarkStart w:id="121" w:name="_Toc223079863"/>
       <w:r>
         <w:t>Contact &amp; Support</w:t>
       </w:r>
-      <w:bookmarkEnd w:id="119"/>
+      <w:bookmarkEnd w:id="121"/>
     </w:p>
     <w:p>
       <w:r>
@@ -14423,7 +14980,7 @@
         <w:jc w:val="center"/>
       </w:pPr>
       <w:r>
-        <w:t>Australian Retirement Planning Tool v15.9</w:t>
+        <w:t>Australian Retirement Planning Tool v16.0</w:t>
       </w:r>
     </w:p>
     <w:sectPr>
@@ -16474,7 +17031,7 @@
   <w:style w:type="paragraph" w:default="1" w:styleId="Normal">
     <w:name w:val="Normal"/>
     <w:qFormat/>
-    <w:rsid w:val="00DA0A85"/>
+    <w:rsid w:val="00E42962"/>
   </w:style>
   <w:style w:type="paragraph" w:styleId="Heading1">
     <w:name w:val="heading 1"/>

--- a/Retirement_Calculator_User_Guide.docx
+++ b/Retirement_Calculator_User_Guide.docx
@@ -225,7 +225,7 @@
           <w:r>
             <w:fldChar w:fldCharType="separate"/>
           </w:r>
-          <w:hyperlink w:anchor="_Toc223079754" w:history="1">
+          <w:hyperlink w:anchor="_Toc223087017" w:history="1">
             <w:r>
               <w:rPr>
                 <w:rStyle w:val="Hyperlink"/>
@@ -252,7 +252,7 @@
                 <w:noProof/>
                 <w:webHidden/>
               </w:rPr>
-              <w:instrText xml:space="preserve"> PAGEREF _Toc223079754 \h </w:instrText>
+              <w:instrText xml:space="preserve"> PAGEREF _Toc223087017 \h </w:instrText>
             </w:r>
             <w:r>
               <w:rPr>
@@ -298,7 +298,7 @@
               <w14:ligatures w14:val="standardContextual"/>
             </w:rPr>
           </w:pPr>
-          <w:hyperlink w:anchor="_Toc223079755" w:history="1">
+          <w:hyperlink w:anchor="_Toc223087018" w:history="1">
             <w:r>
               <w:rPr>
                 <w:rStyle w:val="Hyperlink"/>
@@ -325,7 +325,7 @@
                 <w:noProof/>
                 <w:webHidden/>
               </w:rPr>
-              <w:instrText xml:space="preserve"> PAGEREF _Toc223079755 \h </w:instrText>
+              <w:instrText xml:space="preserve"> PAGEREF _Toc223087018 \h </w:instrText>
             </w:r>
             <w:r>
               <w:rPr>
@@ -371,7 +371,7 @@
               <w14:ligatures w14:val="standardContextual"/>
             </w:rPr>
           </w:pPr>
-          <w:hyperlink w:anchor="_Toc223079756" w:history="1">
+          <w:hyperlink w:anchor="_Toc223087019" w:history="1">
             <w:r>
               <w:rPr>
                 <w:rStyle w:val="Hyperlink"/>
@@ -398,7 +398,7 @@
                 <w:noProof/>
                 <w:webHidden/>
               </w:rPr>
-              <w:instrText xml:space="preserve"> PAGEREF _Toc223079756 \h </w:instrText>
+              <w:instrText xml:space="preserve"> PAGEREF _Toc223087019 \h </w:instrText>
             </w:r>
             <w:r>
               <w:rPr>
@@ -444,7 +444,7 @@
               <w14:ligatures w14:val="standardContextual"/>
             </w:rPr>
           </w:pPr>
-          <w:hyperlink w:anchor="_Toc223079757" w:history="1">
+          <w:hyperlink w:anchor="_Toc223087020" w:history="1">
             <w:r>
               <w:rPr>
                 <w:rStyle w:val="Hyperlink"/>
@@ -471,7 +471,7 @@
                 <w:noProof/>
                 <w:webHidden/>
               </w:rPr>
-              <w:instrText xml:space="preserve"> PAGEREF _Toc223079757 \h </w:instrText>
+              <w:instrText xml:space="preserve"> PAGEREF _Toc223087020 \h </w:instrText>
             </w:r>
             <w:r>
               <w:rPr>
@@ -517,7 +517,7 @@
               <w14:ligatures w14:val="standardContextual"/>
             </w:rPr>
           </w:pPr>
-          <w:hyperlink w:anchor="_Toc223079758" w:history="1">
+          <w:hyperlink w:anchor="_Toc223087021" w:history="1">
             <w:r>
               <w:rPr>
                 <w:rStyle w:val="Hyperlink"/>
@@ -544,7 +544,7 @@
                 <w:noProof/>
                 <w:webHidden/>
               </w:rPr>
-              <w:instrText xml:space="preserve"> PAGEREF _Toc223079758 \h </w:instrText>
+              <w:instrText xml:space="preserve"> PAGEREF _Toc223087021 \h </w:instrText>
             </w:r>
             <w:r>
               <w:rPr>
@@ -590,7 +590,7 @@
               <w14:ligatures w14:val="standardContextual"/>
             </w:rPr>
           </w:pPr>
-          <w:hyperlink w:anchor="_Toc223079759" w:history="1">
+          <w:hyperlink w:anchor="_Toc223087022" w:history="1">
             <w:r>
               <w:rPr>
                 <w:rStyle w:val="Hyperlink"/>
@@ -617,7 +617,7 @@
                 <w:noProof/>
                 <w:webHidden/>
               </w:rPr>
-              <w:instrText xml:space="preserve"> PAGEREF _Toc223079759 \h </w:instrText>
+              <w:instrText xml:space="preserve"> PAGEREF _Toc223087022 \h </w:instrText>
             </w:r>
             <w:r>
               <w:rPr>
@@ -663,7 +663,7 @@
               <w14:ligatures w14:val="standardContextual"/>
             </w:rPr>
           </w:pPr>
-          <w:hyperlink w:anchor="_Toc223079760" w:history="1">
+          <w:hyperlink w:anchor="_Toc223087023" w:history="1">
             <w:r>
               <w:rPr>
                 <w:rStyle w:val="Hyperlink"/>
@@ -690,7 +690,7 @@
                 <w:noProof/>
                 <w:webHidden/>
               </w:rPr>
-              <w:instrText xml:space="preserve"> PAGEREF _Toc223079760 \h </w:instrText>
+              <w:instrText xml:space="preserve"> PAGEREF _Toc223087023 \h </w:instrText>
             </w:r>
             <w:r>
               <w:rPr>
@@ -736,7 +736,7 @@
               <w14:ligatures w14:val="standardContextual"/>
             </w:rPr>
           </w:pPr>
-          <w:hyperlink w:anchor="_Toc223079761" w:history="1">
+          <w:hyperlink w:anchor="_Toc223087024" w:history="1">
             <w:r>
               <w:rPr>
                 <w:rStyle w:val="Hyperlink"/>
@@ -763,7 +763,7 @@
                 <w:noProof/>
                 <w:webHidden/>
               </w:rPr>
-              <w:instrText xml:space="preserve"> PAGEREF _Toc223079761 \h </w:instrText>
+              <w:instrText xml:space="preserve"> PAGEREF _Toc223087024 \h </w:instrText>
             </w:r>
             <w:r>
               <w:rPr>
@@ -809,7 +809,7 @@
               <w14:ligatures w14:val="standardContextual"/>
             </w:rPr>
           </w:pPr>
-          <w:hyperlink w:anchor="_Toc223079762" w:history="1">
+          <w:hyperlink w:anchor="_Toc223087025" w:history="1">
             <w:r>
               <w:rPr>
                 <w:rStyle w:val="Hyperlink"/>
@@ -836,7 +836,7 @@
                 <w:noProof/>
                 <w:webHidden/>
               </w:rPr>
-              <w:instrText xml:space="preserve"> PAGEREF _Toc223079762 \h </w:instrText>
+              <w:instrText xml:space="preserve"> PAGEREF _Toc223087025 \h </w:instrText>
             </w:r>
             <w:r>
               <w:rPr>
@@ -882,7 +882,7 @@
               <w14:ligatures w14:val="standardContextual"/>
             </w:rPr>
           </w:pPr>
-          <w:hyperlink w:anchor="_Toc223079763" w:history="1">
+          <w:hyperlink w:anchor="_Toc223087026" w:history="1">
             <w:r>
               <w:rPr>
                 <w:rStyle w:val="Hyperlink"/>
@@ -909,7 +909,7 @@
                 <w:noProof/>
                 <w:webHidden/>
               </w:rPr>
-              <w:instrText xml:space="preserve"> PAGEREF _Toc223079763 \h </w:instrText>
+              <w:instrText xml:space="preserve"> PAGEREF _Toc223087026 \h </w:instrText>
             </w:r>
             <w:r>
               <w:rPr>
@@ -955,7 +955,7 @@
               <w14:ligatures w14:val="standardContextual"/>
             </w:rPr>
           </w:pPr>
-          <w:hyperlink w:anchor="_Toc223079764" w:history="1">
+          <w:hyperlink w:anchor="_Toc223087027" w:history="1">
             <w:r>
               <w:rPr>
                 <w:rStyle w:val="Hyperlink"/>
@@ -982,7 +982,7 @@
                 <w:noProof/>
                 <w:webHidden/>
               </w:rPr>
-              <w:instrText xml:space="preserve"> PAGEREF _Toc223079764 \h </w:instrText>
+              <w:instrText xml:space="preserve"> PAGEREF _Toc223087027 \h </w:instrText>
             </w:r>
             <w:r>
               <w:rPr>
@@ -1028,7 +1028,7 @@
               <w14:ligatures w14:val="standardContextual"/>
             </w:rPr>
           </w:pPr>
-          <w:hyperlink w:anchor="_Toc223079765" w:history="1">
+          <w:hyperlink w:anchor="_Toc223087028" w:history="1">
             <w:r>
               <w:rPr>
                 <w:rStyle w:val="Hyperlink"/>
@@ -1055,7 +1055,7 @@
                 <w:noProof/>
                 <w:webHidden/>
               </w:rPr>
-              <w:instrText xml:space="preserve"> PAGEREF _Toc223079765 \h </w:instrText>
+              <w:instrText xml:space="preserve"> PAGEREF _Toc223087028 \h </w:instrText>
             </w:r>
             <w:r>
               <w:rPr>
@@ -1101,7 +1101,7 @@
               <w14:ligatures w14:val="standardContextual"/>
             </w:rPr>
           </w:pPr>
-          <w:hyperlink w:anchor="_Toc223079766" w:history="1">
+          <w:hyperlink w:anchor="_Toc223087029" w:history="1">
             <w:r>
               <w:rPr>
                 <w:rStyle w:val="Hyperlink"/>
@@ -1128,7 +1128,7 @@
                 <w:noProof/>
                 <w:webHidden/>
               </w:rPr>
-              <w:instrText xml:space="preserve"> PAGEREF _Toc223079766 \h </w:instrText>
+              <w:instrText xml:space="preserve"> PAGEREF _Toc223087029 \h </w:instrText>
             </w:r>
             <w:r>
               <w:rPr>
@@ -1174,7 +1174,7 @@
               <w14:ligatures w14:val="standardContextual"/>
             </w:rPr>
           </w:pPr>
-          <w:hyperlink w:anchor="_Toc223079767" w:history="1">
+          <w:hyperlink w:anchor="_Toc223087030" w:history="1">
             <w:r>
               <w:rPr>
                 <w:rStyle w:val="Hyperlink"/>
@@ -1201,7 +1201,7 @@
                 <w:noProof/>
                 <w:webHidden/>
               </w:rPr>
-              <w:instrText xml:space="preserve"> PAGEREF _Toc223079767 \h </w:instrText>
+              <w:instrText xml:space="preserve"> PAGEREF _Toc223087030 \h </w:instrText>
             </w:r>
             <w:r>
               <w:rPr>
@@ -1247,7 +1247,7 @@
               <w14:ligatures w14:val="standardContextual"/>
             </w:rPr>
           </w:pPr>
-          <w:hyperlink w:anchor="_Toc223079768" w:history="1">
+          <w:hyperlink w:anchor="_Toc223087031" w:history="1">
             <w:r>
               <w:rPr>
                 <w:rStyle w:val="Hyperlink"/>
@@ -1274,7 +1274,7 @@
                 <w:noProof/>
                 <w:webHidden/>
               </w:rPr>
-              <w:instrText xml:space="preserve"> PAGEREF _Toc223079768 \h </w:instrText>
+              <w:instrText xml:space="preserve"> PAGEREF _Toc223087031 \h </w:instrText>
             </w:r>
             <w:r>
               <w:rPr>
@@ -1320,7 +1320,7 @@
               <w14:ligatures w14:val="standardContextual"/>
             </w:rPr>
           </w:pPr>
-          <w:hyperlink w:anchor="_Toc223079769" w:history="1">
+          <w:hyperlink w:anchor="_Toc223087032" w:history="1">
             <w:r>
               <w:rPr>
                 <w:rStyle w:val="Hyperlink"/>
@@ -1347,7 +1347,7 @@
                 <w:noProof/>
                 <w:webHidden/>
               </w:rPr>
-              <w:instrText xml:space="preserve"> PAGEREF _Toc223079769 \h </w:instrText>
+              <w:instrText xml:space="preserve"> PAGEREF _Toc223087032 \h </w:instrText>
             </w:r>
             <w:r>
               <w:rPr>
@@ -1393,7 +1393,7 @@
               <w14:ligatures w14:val="standardContextual"/>
             </w:rPr>
           </w:pPr>
-          <w:hyperlink w:anchor="_Toc223079770" w:history="1">
+          <w:hyperlink w:anchor="_Toc223087033" w:history="1">
             <w:r>
               <w:rPr>
                 <w:rStyle w:val="Hyperlink"/>
@@ -1420,7 +1420,7 @@
                 <w:noProof/>
                 <w:webHidden/>
               </w:rPr>
-              <w:instrText xml:space="preserve"> PAGEREF _Toc223079770 \h </w:instrText>
+              <w:instrText xml:space="preserve"> PAGEREF _Toc223087033 \h </w:instrText>
             </w:r>
             <w:r>
               <w:rPr>
@@ -1466,7 +1466,7 @@
               <w14:ligatures w14:val="standardContextual"/>
             </w:rPr>
           </w:pPr>
-          <w:hyperlink w:anchor="_Toc223079771" w:history="1">
+          <w:hyperlink w:anchor="_Toc223087034" w:history="1">
             <w:r>
               <w:rPr>
                 <w:rStyle w:val="Hyperlink"/>
@@ -1493,7 +1493,7 @@
                 <w:noProof/>
                 <w:webHidden/>
               </w:rPr>
-              <w:instrText xml:space="preserve"> PAGEREF _Toc223079771 \h </w:instrText>
+              <w:instrText xml:space="preserve"> PAGEREF _Toc223087034 \h </w:instrText>
             </w:r>
             <w:r>
               <w:rPr>
@@ -1539,7 +1539,7 @@
               <w14:ligatures w14:val="standardContextual"/>
             </w:rPr>
           </w:pPr>
-          <w:hyperlink w:anchor="_Toc223079772" w:history="1">
+          <w:hyperlink w:anchor="_Toc223087035" w:history="1">
             <w:r>
               <w:rPr>
                 <w:rStyle w:val="Hyperlink"/>
@@ -1566,7 +1566,7 @@
                 <w:noProof/>
                 <w:webHidden/>
               </w:rPr>
-              <w:instrText xml:space="preserve"> PAGEREF _Toc223079772 \h </w:instrText>
+              <w:instrText xml:space="preserve"> PAGEREF _Toc223087035 \h </w:instrText>
             </w:r>
             <w:r>
               <w:rPr>
@@ -1612,7 +1612,7 @@
               <w14:ligatures w14:val="standardContextual"/>
             </w:rPr>
           </w:pPr>
-          <w:hyperlink w:anchor="_Toc223079773" w:history="1">
+          <w:hyperlink w:anchor="_Toc223087036" w:history="1">
             <w:r>
               <w:rPr>
                 <w:rStyle w:val="Hyperlink"/>
@@ -1639,7 +1639,7 @@
                 <w:noProof/>
                 <w:webHidden/>
               </w:rPr>
-              <w:instrText xml:space="preserve"> PAGEREF _Toc223079773 \h </w:instrText>
+              <w:instrText xml:space="preserve"> PAGEREF _Toc223087036 \h </w:instrText>
             </w:r>
             <w:r>
               <w:rPr>
@@ -1685,7 +1685,7 @@
               <w14:ligatures w14:val="standardContextual"/>
             </w:rPr>
           </w:pPr>
-          <w:hyperlink w:anchor="_Toc223079774" w:history="1">
+          <w:hyperlink w:anchor="_Toc223087037" w:history="1">
             <w:r>
               <w:rPr>
                 <w:rStyle w:val="Hyperlink"/>
@@ -1712,7 +1712,7 @@
                 <w:noProof/>
                 <w:webHidden/>
               </w:rPr>
-              <w:instrText xml:space="preserve"> PAGEREF _Toc223079774 \h </w:instrText>
+              <w:instrText xml:space="preserve"> PAGEREF _Toc223087037 \h </w:instrText>
             </w:r>
             <w:r>
               <w:rPr>
@@ -1758,7 +1758,7 @@
               <w14:ligatures w14:val="standardContextual"/>
             </w:rPr>
           </w:pPr>
-          <w:hyperlink w:anchor="_Toc223079775" w:history="1">
+          <w:hyperlink w:anchor="_Toc223087038" w:history="1">
             <w:r>
               <w:rPr>
                 <w:rStyle w:val="Hyperlink"/>
@@ -1785,7 +1785,7 @@
                 <w:noProof/>
                 <w:webHidden/>
               </w:rPr>
-              <w:instrText xml:space="preserve"> PAGEREF _Toc223079775 \h </w:instrText>
+              <w:instrText xml:space="preserve"> PAGEREF _Toc223087038 \h </w:instrText>
             </w:r>
             <w:r>
               <w:rPr>
@@ -1831,7 +1831,7 @@
               <w14:ligatures w14:val="standardContextual"/>
             </w:rPr>
           </w:pPr>
-          <w:hyperlink w:anchor="_Toc223079776" w:history="1">
+          <w:hyperlink w:anchor="_Toc223087039" w:history="1">
             <w:r>
               <w:rPr>
                 <w:rStyle w:val="Hyperlink"/>
@@ -1858,7 +1858,7 @@
                 <w:noProof/>
                 <w:webHidden/>
               </w:rPr>
-              <w:instrText xml:space="preserve"> PAGEREF _Toc223079776 \h </w:instrText>
+              <w:instrText xml:space="preserve"> PAGEREF _Toc223087039 \h </w:instrText>
             </w:r>
             <w:r>
               <w:rPr>
@@ -1904,7 +1904,7 @@
               <w14:ligatures w14:val="standardContextual"/>
             </w:rPr>
           </w:pPr>
-          <w:hyperlink w:anchor="_Toc223079777" w:history="1">
+          <w:hyperlink w:anchor="_Toc223087040" w:history="1">
             <w:r>
               <w:rPr>
                 <w:rStyle w:val="Hyperlink"/>
@@ -1931,7 +1931,7 @@
                 <w:noProof/>
                 <w:webHidden/>
               </w:rPr>
-              <w:instrText xml:space="preserve"> PAGEREF _Toc223079777 \h </w:instrText>
+              <w:instrText xml:space="preserve"> PAGEREF _Toc223087040 \h </w:instrText>
             </w:r>
             <w:r>
               <w:rPr>
@@ -1977,7 +1977,7 @@
               <w14:ligatures w14:val="standardContextual"/>
             </w:rPr>
           </w:pPr>
-          <w:hyperlink w:anchor="_Toc223079778" w:history="1">
+          <w:hyperlink w:anchor="_Toc223087041" w:history="1">
             <w:r>
               <w:rPr>
                 <w:rStyle w:val="Hyperlink"/>
@@ -2004,7 +2004,7 @@
                 <w:noProof/>
                 <w:webHidden/>
               </w:rPr>
-              <w:instrText xml:space="preserve"> PAGEREF _Toc223079778 \h </w:instrText>
+              <w:instrText xml:space="preserve"> PAGEREF _Toc223087041 \h </w:instrText>
             </w:r>
             <w:r>
               <w:rPr>
@@ -2050,7 +2050,7 @@
               <w14:ligatures w14:val="standardContextual"/>
             </w:rPr>
           </w:pPr>
-          <w:hyperlink w:anchor="_Toc223079779" w:history="1">
+          <w:hyperlink w:anchor="_Toc223087042" w:history="1">
             <w:r>
               <w:rPr>
                 <w:rStyle w:val="Hyperlink"/>
@@ -2077,7 +2077,7 @@
                 <w:noProof/>
                 <w:webHidden/>
               </w:rPr>
-              <w:instrText xml:space="preserve"> PAGEREF _Toc223079779 \h </w:instrText>
+              <w:instrText xml:space="preserve"> PAGEREF _Toc223087042 \h </w:instrText>
             </w:r>
             <w:r>
               <w:rPr>
@@ -2123,7 +2123,7 @@
               <w14:ligatures w14:val="standardContextual"/>
             </w:rPr>
           </w:pPr>
-          <w:hyperlink w:anchor="_Toc223079780" w:history="1">
+          <w:hyperlink w:anchor="_Toc223087043" w:history="1">
             <w:r>
               <w:rPr>
                 <w:rStyle w:val="Hyperlink"/>
@@ -2150,7 +2150,7 @@
                 <w:noProof/>
                 <w:webHidden/>
               </w:rPr>
-              <w:instrText xml:space="preserve"> PAGEREF _Toc223079780 \h </w:instrText>
+              <w:instrText xml:space="preserve"> PAGEREF _Toc223087043 \h </w:instrText>
             </w:r>
             <w:r>
               <w:rPr>
@@ -2196,7 +2196,7 @@
               <w14:ligatures w14:val="standardContextual"/>
             </w:rPr>
           </w:pPr>
-          <w:hyperlink w:anchor="_Toc223079781" w:history="1">
+          <w:hyperlink w:anchor="_Toc223087044" w:history="1">
             <w:r>
               <w:rPr>
                 <w:rStyle w:val="Hyperlink"/>
@@ -2223,7 +2223,7 @@
                 <w:noProof/>
                 <w:webHidden/>
               </w:rPr>
-              <w:instrText xml:space="preserve"> PAGEREF _Toc223079781 \h </w:instrText>
+              <w:instrText xml:space="preserve"> PAGEREF _Toc223087044 \h </w:instrText>
             </w:r>
             <w:r>
               <w:rPr>
@@ -2269,7 +2269,7 @@
               <w14:ligatures w14:val="standardContextual"/>
             </w:rPr>
           </w:pPr>
-          <w:hyperlink w:anchor="_Toc223079782" w:history="1">
+          <w:hyperlink w:anchor="_Toc223087045" w:history="1">
             <w:r>
               <w:rPr>
                 <w:rStyle w:val="Hyperlink"/>
@@ -2296,7 +2296,7 @@
                 <w:noProof/>
                 <w:webHidden/>
               </w:rPr>
-              <w:instrText xml:space="preserve"> PAGEREF _Toc223079782 \h </w:instrText>
+              <w:instrText xml:space="preserve"> PAGEREF _Toc223087045 \h </w:instrText>
             </w:r>
             <w:r>
               <w:rPr>
@@ -2342,7 +2342,7 @@
               <w14:ligatures w14:val="standardContextual"/>
             </w:rPr>
           </w:pPr>
-          <w:hyperlink w:anchor="_Toc223079783" w:history="1">
+          <w:hyperlink w:anchor="_Toc223087046" w:history="1">
             <w:r>
               <w:rPr>
                 <w:rStyle w:val="Hyperlink"/>
@@ -2369,7 +2369,7 @@
                 <w:noProof/>
                 <w:webHidden/>
               </w:rPr>
-              <w:instrText xml:space="preserve"> PAGEREF _Toc223079783 \h </w:instrText>
+              <w:instrText xml:space="preserve"> PAGEREF _Toc223087046 \h </w:instrText>
             </w:r>
             <w:r>
               <w:rPr>
@@ -2415,7 +2415,7 @@
               <w14:ligatures w14:val="standardContextual"/>
             </w:rPr>
           </w:pPr>
-          <w:hyperlink w:anchor="_Toc223079784" w:history="1">
+          <w:hyperlink w:anchor="_Toc223087047" w:history="1">
             <w:r>
               <w:rPr>
                 <w:rStyle w:val="Hyperlink"/>
@@ -2442,7 +2442,7 @@
                 <w:noProof/>
                 <w:webHidden/>
               </w:rPr>
-              <w:instrText xml:space="preserve"> PAGEREF _Toc223079784 \h </w:instrText>
+              <w:instrText xml:space="preserve"> PAGEREF _Toc223087047 \h </w:instrText>
             </w:r>
             <w:r>
               <w:rPr>
@@ -2488,7 +2488,7 @@
               <w14:ligatures w14:val="standardContextual"/>
             </w:rPr>
           </w:pPr>
-          <w:hyperlink w:anchor="_Toc223079785" w:history="1">
+          <w:hyperlink w:anchor="_Toc223087048" w:history="1">
             <w:r>
               <w:rPr>
                 <w:rStyle w:val="Hyperlink"/>
@@ -2515,7 +2515,7 @@
                 <w:noProof/>
                 <w:webHidden/>
               </w:rPr>
-              <w:instrText xml:space="preserve"> PAGEREF _Toc223079785 \h </w:instrText>
+              <w:instrText xml:space="preserve"> PAGEREF _Toc223087048 \h </w:instrText>
             </w:r>
             <w:r>
               <w:rPr>
@@ -2561,7 +2561,7 @@
               <w14:ligatures w14:val="standardContextual"/>
             </w:rPr>
           </w:pPr>
-          <w:hyperlink w:anchor="_Toc223079786" w:history="1">
+          <w:hyperlink w:anchor="_Toc223087049" w:history="1">
             <w:r>
               <w:rPr>
                 <w:rStyle w:val="Hyperlink"/>
@@ -2588,7 +2588,7 @@
                 <w:noProof/>
                 <w:webHidden/>
               </w:rPr>
-              <w:instrText xml:space="preserve"> PAGEREF _Toc223079786 \h </w:instrText>
+              <w:instrText xml:space="preserve"> PAGEREF _Toc223087049 \h </w:instrText>
             </w:r>
             <w:r>
               <w:rPr>
@@ -2634,7 +2634,7 @@
               <w14:ligatures w14:val="standardContextual"/>
             </w:rPr>
           </w:pPr>
-          <w:hyperlink w:anchor="_Toc223079787" w:history="1">
+          <w:hyperlink w:anchor="_Toc223087050" w:history="1">
             <w:r>
               <w:rPr>
                 <w:rStyle w:val="Hyperlink"/>
@@ -2661,7 +2661,7 @@
                 <w:noProof/>
                 <w:webHidden/>
               </w:rPr>
-              <w:instrText xml:space="preserve"> PAGEREF _Toc223079787 \h </w:instrText>
+              <w:instrText xml:space="preserve"> PAGEREF _Toc223087050 \h </w:instrText>
             </w:r>
             <w:r>
               <w:rPr>
@@ -2707,7 +2707,7 @@
               <w14:ligatures w14:val="standardContextual"/>
             </w:rPr>
           </w:pPr>
-          <w:hyperlink w:anchor="_Toc223079788" w:history="1">
+          <w:hyperlink w:anchor="_Toc223087051" w:history="1">
             <w:r>
               <w:rPr>
                 <w:rStyle w:val="Hyperlink"/>
@@ -2734,7 +2734,7 @@
                 <w:noProof/>
                 <w:webHidden/>
               </w:rPr>
-              <w:instrText xml:space="preserve"> PAGEREF _Toc223079788 \h </w:instrText>
+              <w:instrText xml:space="preserve"> PAGEREF _Toc223087051 \h </w:instrText>
             </w:r>
             <w:r>
               <w:rPr>
@@ -2780,7 +2780,7 @@
               <w14:ligatures w14:val="standardContextual"/>
             </w:rPr>
           </w:pPr>
-          <w:hyperlink w:anchor="_Toc223079789" w:history="1">
+          <w:hyperlink w:anchor="_Toc223087052" w:history="1">
             <w:r>
               <w:rPr>
                 <w:rStyle w:val="Hyperlink"/>
@@ -2807,7 +2807,7 @@
                 <w:noProof/>
                 <w:webHidden/>
               </w:rPr>
-              <w:instrText xml:space="preserve"> PAGEREF _Toc223079789 \h </w:instrText>
+              <w:instrText xml:space="preserve"> PAGEREF _Toc223087052 \h </w:instrText>
             </w:r>
             <w:r>
               <w:rPr>
@@ -2853,7 +2853,7 @@
               <w14:ligatures w14:val="standardContextual"/>
             </w:rPr>
           </w:pPr>
-          <w:hyperlink w:anchor="_Toc223079790" w:history="1">
+          <w:hyperlink w:anchor="_Toc223087053" w:history="1">
             <w:r>
               <w:rPr>
                 <w:rStyle w:val="Hyperlink"/>
@@ -2880,7 +2880,7 @@
                 <w:noProof/>
                 <w:webHidden/>
               </w:rPr>
-              <w:instrText xml:space="preserve"> PAGEREF _Toc223079790 \h </w:instrText>
+              <w:instrText xml:space="preserve"> PAGEREF _Toc223087053 \h </w:instrText>
             </w:r>
             <w:r>
               <w:rPr>
@@ -2926,7 +2926,7 @@
               <w14:ligatures w14:val="standardContextual"/>
             </w:rPr>
           </w:pPr>
-          <w:hyperlink w:anchor="_Toc223079791" w:history="1">
+          <w:hyperlink w:anchor="_Toc223087054" w:history="1">
             <w:r>
               <w:rPr>
                 <w:rStyle w:val="Hyperlink"/>
@@ -2953,7 +2953,7 @@
                 <w:noProof/>
                 <w:webHidden/>
               </w:rPr>
-              <w:instrText xml:space="preserve"> PAGEREF _Toc223079791 \h </w:instrText>
+              <w:instrText xml:space="preserve"> PAGEREF _Toc223087054 \h </w:instrText>
             </w:r>
             <w:r>
               <w:rPr>
@@ -2999,7 +2999,7 @@
               <w14:ligatures w14:val="standardContextual"/>
             </w:rPr>
           </w:pPr>
-          <w:hyperlink w:anchor="_Toc223079792" w:history="1">
+          <w:hyperlink w:anchor="_Toc223087055" w:history="1">
             <w:r>
               <w:rPr>
                 <w:rStyle w:val="Hyperlink"/>
@@ -3026,7 +3026,7 @@
                 <w:noProof/>
                 <w:webHidden/>
               </w:rPr>
-              <w:instrText xml:space="preserve"> PAGEREF _Toc223079792 \h </w:instrText>
+              <w:instrText xml:space="preserve"> PAGEREF _Toc223087055 \h </w:instrText>
             </w:r>
             <w:r>
               <w:rPr>
@@ -3072,7 +3072,7 @@
               <w14:ligatures w14:val="standardContextual"/>
             </w:rPr>
           </w:pPr>
-          <w:hyperlink w:anchor="_Toc223079793" w:history="1">
+          <w:hyperlink w:anchor="_Toc223087056" w:history="1">
             <w:r>
               <w:rPr>
                 <w:rStyle w:val="Hyperlink"/>
@@ -3099,7 +3099,7 @@
                 <w:noProof/>
                 <w:webHidden/>
               </w:rPr>
-              <w:instrText xml:space="preserve"> PAGEREF _Toc223079793 \h </w:instrText>
+              <w:instrText xml:space="preserve"> PAGEREF _Toc223087056 \h </w:instrText>
             </w:r>
             <w:r>
               <w:rPr>
@@ -3145,7 +3145,7 @@
               <w14:ligatures w14:val="standardContextual"/>
             </w:rPr>
           </w:pPr>
-          <w:hyperlink w:anchor="_Toc223079794" w:history="1">
+          <w:hyperlink w:anchor="_Toc223087057" w:history="1">
             <w:r>
               <w:rPr>
                 <w:rStyle w:val="Hyperlink"/>
@@ -3172,7 +3172,7 @@
                 <w:noProof/>
                 <w:webHidden/>
               </w:rPr>
-              <w:instrText xml:space="preserve"> PAGEREF _Toc223079794 \h </w:instrText>
+              <w:instrText xml:space="preserve"> PAGEREF _Toc223087057 \h </w:instrText>
             </w:r>
             <w:r>
               <w:rPr>
@@ -3218,7 +3218,7 @@
               <w14:ligatures w14:val="standardContextual"/>
             </w:rPr>
           </w:pPr>
-          <w:hyperlink w:anchor="_Toc223079795" w:history="1">
+          <w:hyperlink w:anchor="_Toc223087058" w:history="1">
             <w:r>
               <w:rPr>
                 <w:rStyle w:val="Hyperlink"/>
@@ -3245,7 +3245,7 @@
                 <w:noProof/>
                 <w:webHidden/>
               </w:rPr>
-              <w:instrText xml:space="preserve"> PAGEREF _Toc223079795 \h </w:instrText>
+              <w:instrText xml:space="preserve"> PAGEREF _Toc223087058 \h </w:instrText>
             </w:r>
             <w:r>
               <w:rPr>
@@ -3291,7 +3291,7 @@
               <w14:ligatures w14:val="standardContextual"/>
             </w:rPr>
           </w:pPr>
-          <w:hyperlink w:anchor="_Toc223079796" w:history="1">
+          <w:hyperlink w:anchor="_Toc223087059" w:history="1">
             <w:r>
               <w:rPr>
                 <w:rStyle w:val="Hyperlink"/>
@@ -3318,7 +3318,7 @@
                 <w:noProof/>
                 <w:webHidden/>
               </w:rPr>
-              <w:instrText xml:space="preserve"> PAGEREF _Toc223079796 \h </w:instrText>
+              <w:instrText xml:space="preserve"> PAGEREF _Toc223087059 \h </w:instrText>
             </w:r>
             <w:r>
               <w:rPr>
@@ -3364,7 +3364,7 @@
               <w14:ligatures w14:val="standardContextual"/>
             </w:rPr>
           </w:pPr>
-          <w:hyperlink w:anchor="_Toc223079797" w:history="1">
+          <w:hyperlink w:anchor="_Toc223087060" w:history="1">
             <w:r>
               <w:rPr>
                 <w:rStyle w:val="Hyperlink"/>
@@ -3392,7 +3392,7 @@
                 <w:noProof/>
                 <w:webHidden/>
               </w:rPr>
-              <w:instrText xml:space="preserve"> PAGEREF _Toc223079797 \h </w:instrText>
+              <w:instrText xml:space="preserve"> PAGEREF _Toc223087060 \h </w:instrText>
             </w:r>
             <w:r>
               <w:rPr>
@@ -3438,7 +3438,7 @@
               <w14:ligatures w14:val="standardContextual"/>
             </w:rPr>
           </w:pPr>
-          <w:hyperlink w:anchor="_Toc223079798" w:history="1">
+          <w:hyperlink w:anchor="_Toc223087061" w:history="1">
             <w:r>
               <w:rPr>
                 <w:rStyle w:val="Hyperlink"/>
@@ -3466,7 +3466,7 @@
                 <w:noProof/>
                 <w:webHidden/>
               </w:rPr>
-              <w:instrText xml:space="preserve"> PAGEREF _Toc223079798 \h </w:instrText>
+              <w:instrText xml:space="preserve"> PAGEREF _Toc223087061 \h </w:instrText>
             </w:r>
             <w:r>
               <w:rPr>
@@ -3512,7 +3512,7 @@
               <w14:ligatures w14:val="standardContextual"/>
             </w:rPr>
           </w:pPr>
-          <w:hyperlink w:anchor="_Toc223079799" w:history="1">
+          <w:hyperlink w:anchor="_Toc223087062" w:history="1">
             <w:r>
               <w:rPr>
                 <w:rStyle w:val="Hyperlink"/>
@@ -3540,7 +3540,7 @@
                 <w:noProof/>
                 <w:webHidden/>
               </w:rPr>
-              <w:instrText xml:space="preserve"> PAGEREF _Toc223079799 \h </w:instrText>
+              <w:instrText xml:space="preserve"> PAGEREF _Toc223087062 \h </w:instrText>
             </w:r>
             <w:r>
               <w:rPr>
@@ -3586,7 +3586,7 @@
               <w14:ligatures w14:val="standardContextual"/>
             </w:rPr>
           </w:pPr>
-          <w:hyperlink w:anchor="_Toc223079800" w:history="1">
+          <w:hyperlink w:anchor="_Toc223087063" w:history="1">
             <w:r>
               <w:rPr>
                 <w:rStyle w:val="Hyperlink"/>
@@ -3614,7 +3614,7 @@
                 <w:noProof/>
                 <w:webHidden/>
               </w:rPr>
-              <w:instrText xml:space="preserve"> PAGEREF _Toc223079800 \h </w:instrText>
+              <w:instrText xml:space="preserve"> PAGEREF _Toc223087063 \h </w:instrText>
             </w:r>
             <w:r>
               <w:rPr>
@@ -3660,7 +3660,7 @@
               <w14:ligatures w14:val="standardContextual"/>
             </w:rPr>
           </w:pPr>
-          <w:hyperlink w:anchor="_Toc223079801" w:history="1">
+          <w:hyperlink w:anchor="_Toc223087064" w:history="1">
             <w:r>
               <w:rPr>
                 <w:rStyle w:val="Hyperlink"/>
@@ -3687,7 +3687,7 @@
                 <w:noProof/>
                 <w:webHidden/>
               </w:rPr>
-              <w:instrText xml:space="preserve"> PAGEREF _Toc223079801 \h </w:instrText>
+              <w:instrText xml:space="preserve"> PAGEREF _Toc223087064 \h </w:instrText>
             </w:r>
             <w:r>
               <w:rPr>
@@ -3733,7 +3733,7 @@
               <w14:ligatures w14:val="standardContextual"/>
             </w:rPr>
           </w:pPr>
-          <w:hyperlink w:anchor="_Toc223079802" w:history="1">
+          <w:hyperlink w:anchor="_Toc223087065" w:history="1">
             <w:r>
               <w:rPr>
                 <w:rStyle w:val="Hyperlink"/>
@@ -3760,7 +3760,7 @@
                 <w:noProof/>
                 <w:webHidden/>
               </w:rPr>
-              <w:instrText xml:space="preserve"> PAGEREF _Toc223079802 \h </w:instrText>
+              <w:instrText xml:space="preserve"> PAGEREF _Toc223087065 \h </w:instrText>
             </w:r>
             <w:r>
               <w:rPr>
@@ -3806,7 +3806,7 @@
               <w14:ligatures w14:val="standardContextual"/>
             </w:rPr>
           </w:pPr>
-          <w:hyperlink w:anchor="_Toc223079803" w:history="1">
+          <w:hyperlink w:anchor="_Toc223087066" w:history="1">
             <w:r>
               <w:rPr>
                 <w:rStyle w:val="Hyperlink"/>
@@ -3833,7 +3833,7 @@
                 <w:noProof/>
                 <w:webHidden/>
               </w:rPr>
-              <w:instrText xml:space="preserve"> PAGEREF _Toc223079803 \h </w:instrText>
+              <w:instrText xml:space="preserve"> PAGEREF _Toc223087066 \h </w:instrText>
             </w:r>
             <w:r>
               <w:rPr>
@@ -3879,7 +3879,7 @@
               <w14:ligatures w14:val="standardContextual"/>
             </w:rPr>
           </w:pPr>
-          <w:hyperlink w:anchor="_Toc223079804" w:history="1">
+          <w:hyperlink w:anchor="_Toc223087067" w:history="1">
             <w:r>
               <w:rPr>
                 <w:rStyle w:val="Hyperlink"/>
@@ -3906,7 +3906,7 @@
                 <w:noProof/>
                 <w:webHidden/>
               </w:rPr>
-              <w:instrText xml:space="preserve"> PAGEREF _Toc223079804 \h </w:instrText>
+              <w:instrText xml:space="preserve"> PAGEREF _Toc223087067 \h </w:instrText>
             </w:r>
             <w:r>
               <w:rPr>
@@ -3952,7 +3952,7 @@
               <w14:ligatures w14:val="standardContextual"/>
             </w:rPr>
           </w:pPr>
-          <w:hyperlink w:anchor="_Toc223079805" w:history="1">
+          <w:hyperlink w:anchor="_Toc223087068" w:history="1">
             <w:r>
               <w:rPr>
                 <w:rStyle w:val="Hyperlink"/>
@@ -3979,7 +3979,7 @@
                 <w:noProof/>
                 <w:webHidden/>
               </w:rPr>
-              <w:instrText xml:space="preserve"> PAGEREF _Toc223079805 \h </w:instrText>
+              <w:instrText xml:space="preserve"> PAGEREF _Toc223087068 \h </w:instrText>
             </w:r>
             <w:r>
               <w:rPr>
@@ -4025,7 +4025,7 @@
               <w14:ligatures w14:val="standardContextual"/>
             </w:rPr>
           </w:pPr>
-          <w:hyperlink w:anchor="_Toc223079806" w:history="1">
+          <w:hyperlink w:anchor="_Toc223087069" w:history="1">
             <w:r>
               <w:rPr>
                 <w:rStyle w:val="Hyperlink"/>
@@ -4052,7 +4052,7 @@
                 <w:noProof/>
                 <w:webHidden/>
               </w:rPr>
-              <w:instrText xml:space="preserve"> PAGEREF _Toc223079806 \h </w:instrText>
+              <w:instrText xml:space="preserve"> PAGEREF _Toc223087069 \h </w:instrText>
             </w:r>
             <w:r>
               <w:rPr>
@@ -4098,7 +4098,7 @@
               <w14:ligatures w14:val="standardContextual"/>
             </w:rPr>
           </w:pPr>
-          <w:hyperlink w:anchor="_Toc223079807" w:history="1">
+          <w:hyperlink w:anchor="_Toc223087070" w:history="1">
             <w:r>
               <w:rPr>
                 <w:rStyle w:val="Hyperlink"/>
@@ -4125,7 +4125,7 @@
                 <w:noProof/>
                 <w:webHidden/>
               </w:rPr>
-              <w:instrText xml:space="preserve"> PAGEREF _Toc223079807 \h </w:instrText>
+              <w:instrText xml:space="preserve"> PAGEREF _Toc223087070 \h </w:instrText>
             </w:r>
             <w:r>
               <w:rPr>
@@ -4171,7 +4171,7 @@
               <w14:ligatures w14:val="standardContextual"/>
             </w:rPr>
           </w:pPr>
-          <w:hyperlink w:anchor="_Toc223079808" w:history="1">
+          <w:hyperlink w:anchor="_Toc223087071" w:history="1">
             <w:r>
               <w:rPr>
                 <w:rStyle w:val="Hyperlink"/>
@@ -4198,7 +4198,7 @@
                 <w:noProof/>
                 <w:webHidden/>
               </w:rPr>
-              <w:instrText xml:space="preserve"> PAGEREF _Toc223079808 \h </w:instrText>
+              <w:instrText xml:space="preserve"> PAGEREF _Toc223087071 \h </w:instrText>
             </w:r>
             <w:r>
               <w:rPr>
@@ -4244,7 +4244,7 @@
               <w14:ligatures w14:val="standardContextual"/>
             </w:rPr>
           </w:pPr>
-          <w:hyperlink w:anchor="_Toc223079809" w:history="1">
+          <w:hyperlink w:anchor="_Toc223087072" w:history="1">
             <w:r>
               <w:rPr>
                 <w:rStyle w:val="Hyperlink"/>
@@ -4271,7 +4271,7 @@
                 <w:noProof/>
                 <w:webHidden/>
               </w:rPr>
-              <w:instrText xml:space="preserve"> PAGEREF _Toc223079809 \h </w:instrText>
+              <w:instrText xml:space="preserve"> PAGEREF _Toc223087072 \h </w:instrText>
             </w:r>
             <w:r>
               <w:rPr>
@@ -4317,7 +4317,7 @@
               <w14:ligatures w14:val="standardContextual"/>
             </w:rPr>
           </w:pPr>
-          <w:hyperlink w:anchor="_Toc223079810" w:history="1">
+          <w:hyperlink w:anchor="_Toc223087073" w:history="1">
             <w:r>
               <w:rPr>
                 <w:rStyle w:val="Hyperlink"/>
@@ -4344,7 +4344,7 @@
                 <w:noProof/>
                 <w:webHidden/>
               </w:rPr>
-              <w:instrText xml:space="preserve"> PAGEREF _Toc223079810 \h </w:instrText>
+              <w:instrText xml:space="preserve"> PAGEREF _Toc223087073 \h </w:instrText>
             </w:r>
             <w:r>
               <w:rPr>
@@ -4390,7 +4390,7 @@
               <w14:ligatures w14:val="standardContextual"/>
             </w:rPr>
           </w:pPr>
-          <w:hyperlink w:anchor="_Toc223079811" w:history="1">
+          <w:hyperlink w:anchor="_Toc223087074" w:history="1">
             <w:r>
               <w:rPr>
                 <w:rStyle w:val="Hyperlink"/>
@@ -4417,7 +4417,7 @@
                 <w:noProof/>
                 <w:webHidden/>
               </w:rPr>
-              <w:instrText xml:space="preserve"> PAGEREF _Toc223079811 \h </w:instrText>
+              <w:instrText xml:space="preserve"> PAGEREF _Toc223087074 \h </w:instrText>
             </w:r>
             <w:r>
               <w:rPr>
@@ -4463,7 +4463,7 @@
               <w14:ligatures w14:val="standardContextual"/>
             </w:rPr>
           </w:pPr>
-          <w:hyperlink w:anchor="_Toc223079812" w:history="1">
+          <w:hyperlink w:anchor="_Toc223087075" w:history="1">
             <w:r>
               <w:rPr>
                 <w:rStyle w:val="Hyperlink"/>
@@ -4490,7 +4490,7 @@
                 <w:noProof/>
                 <w:webHidden/>
               </w:rPr>
-              <w:instrText xml:space="preserve"> PAGEREF _Toc223079812 \h </w:instrText>
+              <w:instrText xml:space="preserve"> PAGEREF _Toc223087075 \h </w:instrText>
             </w:r>
             <w:r>
               <w:rPr>
@@ -4536,7 +4536,7 @@
               <w14:ligatures w14:val="standardContextual"/>
             </w:rPr>
           </w:pPr>
-          <w:hyperlink w:anchor="_Toc223079813" w:history="1">
+          <w:hyperlink w:anchor="_Toc223087076" w:history="1">
             <w:r>
               <w:rPr>
                 <w:rStyle w:val="Hyperlink"/>
@@ -4563,7 +4563,7 @@
                 <w:noProof/>
                 <w:webHidden/>
               </w:rPr>
-              <w:instrText xml:space="preserve"> PAGEREF _Toc223079813 \h </w:instrText>
+              <w:instrText xml:space="preserve"> PAGEREF _Toc223087076 \h </w:instrText>
             </w:r>
             <w:r>
               <w:rPr>
@@ -4609,7 +4609,7 @@
               <w14:ligatures w14:val="standardContextual"/>
             </w:rPr>
           </w:pPr>
-          <w:hyperlink w:anchor="_Toc223079814" w:history="1">
+          <w:hyperlink w:anchor="_Toc223087077" w:history="1">
             <w:r>
               <w:rPr>
                 <w:rStyle w:val="Hyperlink"/>
@@ -4636,7 +4636,7 @@
                 <w:noProof/>
                 <w:webHidden/>
               </w:rPr>
-              <w:instrText xml:space="preserve"> PAGEREF _Toc223079814 \h </w:instrText>
+              <w:instrText xml:space="preserve"> PAGEREF _Toc223087077 \h </w:instrText>
             </w:r>
             <w:r>
               <w:rPr>
@@ -4682,7 +4682,7 @@
               <w14:ligatures w14:val="standardContextual"/>
             </w:rPr>
           </w:pPr>
-          <w:hyperlink w:anchor="_Toc223079815" w:history="1">
+          <w:hyperlink w:anchor="_Toc223087078" w:history="1">
             <w:r>
               <w:rPr>
                 <w:rStyle w:val="Hyperlink"/>
@@ -4709,7 +4709,7 @@
                 <w:noProof/>
                 <w:webHidden/>
               </w:rPr>
-              <w:instrText xml:space="preserve"> PAGEREF _Toc223079815 \h </w:instrText>
+              <w:instrText xml:space="preserve"> PAGEREF _Toc223087078 \h </w:instrText>
             </w:r>
             <w:r>
               <w:rPr>
@@ -4729,7 +4729,7 @@
                 <w:noProof/>
                 <w:webHidden/>
               </w:rPr>
-              <w:t>27</w:t>
+              <w:t>28</w:t>
             </w:r>
             <w:r>
               <w:rPr>
@@ -4755,7 +4755,7 @@
               <w14:ligatures w14:val="standardContextual"/>
             </w:rPr>
           </w:pPr>
-          <w:hyperlink w:anchor="_Toc223079816" w:history="1">
+          <w:hyperlink w:anchor="_Toc223087079" w:history="1">
             <w:r>
               <w:rPr>
                 <w:rStyle w:val="Hyperlink"/>
@@ -4782,7 +4782,7 @@
                 <w:noProof/>
                 <w:webHidden/>
               </w:rPr>
-              <w:instrText xml:space="preserve"> PAGEREF _Toc223079816 \h </w:instrText>
+              <w:instrText xml:space="preserve"> PAGEREF _Toc223087079 \h </w:instrText>
             </w:r>
             <w:r>
               <w:rPr>
@@ -4828,7 +4828,7 @@
               <w14:ligatures w14:val="standardContextual"/>
             </w:rPr>
           </w:pPr>
-          <w:hyperlink w:anchor="_Toc223079817" w:history="1">
+          <w:hyperlink w:anchor="_Toc223087080" w:history="1">
             <w:r>
               <w:rPr>
                 <w:rStyle w:val="Hyperlink"/>
@@ -4855,7 +4855,7 @@
                 <w:noProof/>
                 <w:webHidden/>
               </w:rPr>
-              <w:instrText xml:space="preserve"> PAGEREF _Toc223079817 \h </w:instrText>
+              <w:instrText xml:space="preserve"> PAGEREF _Toc223087080 \h </w:instrText>
             </w:r>
             <w:r>
               <w:rPr>
@@ -4901,7 +4901,7 @@
               <w14:ligatures w14:val="standardContextual"/>
             </w:rPr>
           </w:pPr>
-          <w:hyperlink w:anchor="_Toc223079818" w:history="1">
+          <w:hyperlink w:anchor="_Toc223087081" w:history="1">
             <w:r>
               <w:rPr>
                 <w:rStyle w:val="Hyperlink"/>
@@ -4928,7 +4928,7 @@
                 <w:noProof/>
                 <w:webHidden/>
               </w:rPr>
-              <w:instrText xml:space="preserve"> PAGEREF _Toc223079818 \h </w:instrText>
+              <w:instrText xml:space="preserve"> PAGEREF _Toc223087081 \h </w:instrText>
             </w:r>
             <w:r>
               <w:rPr>
@@ -4948,7 +4948,7 @@
                 <w:noProof/>
                 <w:webHidden/>
               </w:rPr>
-              <w:t>28</w:t>
+              <w:t>29</w:t>
             </w:r>
             <w:r>
               <w:rPr>
@@ -4974,7 +4974,7 @@
               <w14:ligatures w14:val="standardContextual"/>
             </w:rPr>
           </w:pPr>
-          <w:hyperlink w:anchor="_Toc223079819" w:history="1">
+          <w:hyperlink w:anchor="_Toc223087082" w:history="1">
             <w:r>
               <w:rPr>
                 <w:rStyle w:val="Hyperlink"/>
@@ -5001,7 +5001,7 @@
                 <w:noProof/>
                 <w:webHidden/>
               </w:rPr>
-              <w:instrText xml:space="preserve"> PAGEREF _Toc223079819 \h </w:instrText>
+              <w:instrText xml:space="preserve"> PAGEREF _Toc223087082 \h </w:instrText>
             </w:r>
             <w:r>
               <w:rPr>
@@ -5021,7 +5021,7 @@
                 <w:noProof/>
                 <w:webHidden/>
               </w:rPr>
-              <w:t>28</w:t>
+              <w:t>29</w:t>
             </w:r>
             <w:r>
               <w:rPr>
@@ -5047,7 +5047,7 @@
               <w14:ligatures w14:val="standardContextual"/>
             </w:rPr>
           </w:pPr>
-          <w:hyperlink w:anchor="_Toc223079820" w:history="1">
+          <w:hyperlink w:anchor="_Toc223087083" w:history="1">
             <w:r>
               <w:rPr>
                 <w:rStyle w:val="Hyperlink"/>
@@ -5074,7 +5074,7 @@
                 <w:noProof/>
                 <w:webHidden/>
               </w:rPr>
-              <w:instrText xml:space="preserve"> PAGEREF _Toc223079820 \h </w:instrText>
+              <w:instrText xml:space="preserve"> PAGEREF _Toc223087083 \h </w:instrText>
             </w:r>
             <w:r>
               <w:rPr>
@@ -5120,7 +5120,7 @@
               <w14:ligatures w14:val="standardContextual"/>
             </w:rPr>
           </w:pPr>
-          <w:hyperlink w:anchor="_Toc223079821" w:history="1">
+          <w:hyperlink w:anchor="_Toc223087084" w:history="1">
             <w:r>
               <w:rPr>
                 <w:rStyle w:val="Hyperlink"/>
@@ -5147,7 +5147,7 @@
                 <w:noProof/>
                 <w:webHidden/>
               </w:rPr>
-              <w:instrText xml:space="preserve"> PAGEREF _Toc223079821 \h </w:instrText>
+              <w:instrText xml:space="preserve"> PAGEREF _Toc223087084 \h </w:instrText>
             </w:r>
             <w:r>
               <w:rPr>
@@ -5167,7 +5167,7 @@
                 <w:noProof/>
                 <w:webHidden/>
               </w:rPr>
-              <w:t>29</w:t>
+              <w:t>30</w:t>
             </w:r>
             <w:r>
               <w:rPr>
@@ -5193,7 +5193,7 @@
               <w14:ligatures w14:val="standardContextual"/>
             </w:rPr>
           </w:pPr>
-          <w:hyperlink w:anchor="_Toc223079822" w:history="1">
+          <w:hyperlink w:anchor="_Toc223087085" w:history="1">
             <w:r>
               <w:rPr>
                 <w:rStyle w:val="Hyperlink"/>
@@ -5220,7 +5220,7 @@
                 <w:noProof/>
                 <w:webHidden/>
               </w:rPr>
-              <w:instrText xml:space="preserve"> PAGEREF _Toc223079822 \h </w:instrText>
+              <w:instrText xml:space="preserve"> PAGEREF _Toc223087085 \h </w:instrText>
             </w:r>
             <w:r>
               <w:rPr>
@@ -5266,7 +5266,7 @@
               <w14:ligatures w14:val="standardContextual"/>
             </w:rPr>
           </w:pPr>
-          <w:hyperlink w:anchor="_Toc223079823" w:history="1">
+          <w:hyperlink w:anchor="_Toc223087086" w:history="1">
             <w:r>
               <w:rPr>
                 <w:rStyle w:val="Hyperlink"/>
@@ -5293,7 +5293,7 @@
                 <w:noProof/>
                 <w:webHidden/>
               </w:rPr>
-              <w:instrText xml:space="preserve"> PAGEREF _Toc223079823 \h </w:instrText>
+              <w:instrText xml:space="preserve"> PAGEREF _Toc223087086 \h </w:instrText>
             </w:r>
             <w:r>
               <w:rPr>
@@ -5313,7 +5313,7 @@
                 <w:noProof/>
                 <w:webHidden/>
               </w:rPr>
-              <w:t>31</w:t>
+              <w:t>32</w:t>
             </w:r>
             <w:r>
               <w:rPr>
@@ -5339,7 +5339,7 @@
               <w14:ligatures w14:val="standardContextual"/>
             </w:rPr>
           </w:pPr>
-          <w:hyperlink w:anchor="_Toc223079824" w:history="1">
+          <w:hyperlink w:anchor="_Toc223087087" w:history="1">
             <w:r>
               <w:rPr>
                 <w:rStyle w:val="Hyperlink"/>
@@ -5366,7 +5366,7 @@
                 <w:noProof/>
                 <w:webHidden/>
               </w:rPr>
-              <w:instrText xml:space="preserve"> PAGEREF _Toc223079824 \h </w:instrText>
+              <w:instrText xml:space="preserve"> PAGEREF _Toc223087087 \h </w:instrText>
             </w:r>
             <w:r>
               <w:rPr>
@@ -5386,7 +5386,7 @@
                 <w:noProof/>
                 <w:webHidden/>
               </w:rPr>
-              <w:t>31</w:t>
+              <w:t>32</w:t>
             </w:r>
             <w:r>
               <w:rPr>
@@ -5412,7 +5412,7 @@
               <w14:ligatures w14:val="standardContextual"/>
             </w:rPr>
           </w:pPr>
-          <w:hyperlink w:anchor="_Toc223079825" w:history="1">
+          <w:hyperlink w:anchor="_Toc223087088" w:history="1">
             <w:r>
               <w:rPr>
                 <w:rStyle w:val="Hyperlink"/>
@@ -5439,7 +5439,7 @@
                 <w:noProof/>
                 <w:webHidden/>
               </w:rPr>
-              <w:instrText xml:space="preserve"> PAGEREF _Toc223079825 \h </w:instrText>
+              <w:instrText xml:space="preserve"> PAGEREF _Toc223087088 \h </w:instrText>
             </w:r>
             <w:r>
               <w:rPr>
@@ -5459,7 +5459,7 @@
                 <w:noProof/>
                 <w:webHidden/>
               </w:rPr>
-              <w:t>31</w:t>
+              <w:t>32</w:t>
             </w:r>
             <w:r>
               <w:rPr>
@@ -5485,7 +5485,7 @@
               <w14:ligatures w14:val="standardContextual"/>
             </w:rPr>
           </w:pPr>
-          <w:hyperlink w:anchor="_Toc223079826" w:history="1">
+          <w:hyperlink w:anchor="_Toc223087089" w:history="1">
             <w:r>
               <w:rPr>
                 <w:rStyle w:val="Hyperlink"/>
@@ -5512,7 +5512,7 @@
                 <w:noProof/>
                 <w:webHidden/>
               </w:rPr>
-              <w:instrText xml:space="preserve"> PAGEREF _Toc223079826 \h </w:instrText>
+              <w:instrText xml:space="preserve"> PAGEREF _Toc223087089 \h </w:instrText>
             </w:r>
             <w:r>
               <w:rPr>
@@ -5532,7 +5532,7 @@
                 <w:noProof/>
                 <w:webHidden/>
               </w:rPr>
-              <w:t>31</w:t>
+              <w:t>32</w:t>
             </w:r>
             <w:r>
               <w:rPr>
@@ -5558,7 +5558,7 @@
               <w14:ligatures w14:val="standardContextual"/>
             </w:rPr>
           </w:pPr>
-          <w:hyperlink w:anchor="_Toc223079827" w:history="1">
+          <w:hyperlink w:anchor="_Toc223087090" w:history="1">
             <w:r>
               <w:rPr>
                 <w:rStyle w:val="Hyperlink"/>
@@ -5585,7 +5585,7 @@
                 <w:noProof/>
                 <w:webHidden/>
               </w:rPr>
-              <w:instrText xml:space="preserve"> PAGEREF _Toc223079827 \h </w:instrText>
+              <w:instrText xml:space="preserve"> PAGEREF _Toc223087090 \h </w:instrText>
             </w:r>
             <w:r>
               <w:rPr>
@@ -5605,7 +5605,7 @@
                 <w:noProof/>
                 <w:webHidden/>
               </w:rPr>
-              <w:t>32</w:t>
+              <w:t>33</w:t>
             </w:r>
             <w:r>
               <w:rPr>
@@ -5631,7 +5631,7 @@
               <w14:ligatures w14:val="standardContextual"/>
             </w:rPr>
           </w:pPr>
-          <w:hyperlink w:anchor="_Toc223079828" w:history="1">
+          <w:hyperlink w:anchor="_Toc223087091" w:history="1">
             <w:r>
               <w:rPr>
                 <w:rStyle w:val="Hyperlink"/>
@@ -5658,7 +5658,7 @@
                 <w:noProof/>
                 <w:webHidden/>
               </w:rPr>
-              <w:instrText xml:space="preserve"> PAGEREF _Toc223079828 \h </w:instrText>
+              <w:instrText xml:space="preserve"> PAGEREF _Toc223087091 \h </w:instrText>
             </w:r>
             <w:r>
               <w:rPr>
@@ -5678,7 +5678,7 @@
                 <w:noProof/>
                 <w:webHidden/>
               </w:rPr>
-              <w:t>32</w:t>
+              <w:t>33</w:t>
             </w:r>
             <w:r>
               <w:rPr>
@@ -5704,7 +5704,7 @@
               <w14:ligatures w14:val="standardContextual"/>
             </w:rPr>
           </w:pPr>
-          <w:hyperlink w:anchor="_Toc223079829" w:history="1">
+          <w:hyperlink w:anchor="_Toc223087092" w:history="1">
             <w:r>
               <w:rPr>
                 <w:rStyle w:val="Hyperlink"/>
@@ -5731,7 +5731,7 @@
                 <w:noProof/>
                 <w:webHidden/>
               </w:rPr>
-              <w:instrText xml:space="preserve"> PAGEREF _Toc223079829 \h </w:instrText>
+              <w:instrText xml:space="preserve"> PAGEREF _Toc223087092 \h </w:instrText>
             </w:r>
             <w:r>
               <w:rPr>
@@ -5751,7 +5751,7 @@
                 <w:noProof/>
                 <w:webHidden/>
               </w:rPr>
-              <w:t>32</w:t>
+              <w:t>33</w:t>
             </w:r>
             <w:r>
               <w:rPr>
@@ -5777,7 +5777,7 @@
               <w14:ligatures w14:val="standardContextual"/>
             </w:rPr>
           </w:pPr>
-          <w:hyperlink w:anchor="_Toc223079830" w:history="1">
+          <w:hyperlink w:anchor="_Toc223087093" w:history="1">
             <w:r>
               <w:rPr>
                 <w:rStyle w:val="Hyperlink"/>
@@ -5804,7 +5804,7 @@
                 <w:noProof/>
                 <w:webHidden/>
               </w:rPr>
-              <w:instrText xml:space="preserve"> PAGEREF _Toc223079830 \h </w:instrText>
+              <w:instrText xml:space="preserve"> PAGEREF _Toc223087093 \h </w:instrText>
             </w:r>
             <w:r>
               <w:rPr>
@@ -5824,7 +5824,7 @@
                 <w:noProof/>
                 <w:webHidden/>
               </w:rPr>
-              <w:t>33</w:t>
+              <w:t>34</w:t>
             </w:r>
             <w:r>
               <w:rPr>
@@ -5850,7 +5850,7 @@
               <w14:ligatures w14:val="standardContextual"/>
             </w:rPr>
           </w:pPr>
-          <w:hyperlink w:anchor="_Toc223079831" w:history="1">
+          <w:hyperlink w:anchor="_Toc223087094" w:history="1">
             <w:r>
               <w:rPr>
                 <w:rStyle w:val="Hyperlink"/>
@@ -5877,7 +5877,7 @@
                 <w:noProof/>
                 <w:webHidden/>
               </w:rPr>
-              <w:instrText xml:space="preserve"> PAGEREF _Toc223079831 \h </w:instrText>
+              <w:instrText xml:space="preserve"> PAGEREF _Toc223087094 \h </w:instrText>
             </w:r>
             <w:r>
               <w:rPr>
@@ -5897,7 +5897,7 @@
                 <w:noProof/>
                 <w:webHidden/>
               </w:rPr>
-              <w:t>33</w:t>
+              <w:t>34</w:t>
             </w:r>
             <w:r>
               <w:rPr>
@@ -5923,7 +5923,7 @@
               <w14:ligatures w14:val="standardContextual"/>
             </w:rPr>
           </w:pPr>
-          <w:hyperlink w:anchor="_Toc223079832" w:history="1">
+          <w:hyperlink w:anchor="_Toc223087095" w:history="1">
             <w:r>
               <w:rPr>
                 <w:rStyle w:val="Hyperlink"/>
@@ -5950,7 +5950,7 @@
                 <w:noProof/>
                 <w:webHidden/>
               </w:rPr>
-              <w:instrText xml:space="preserve"> PAGEREF _Toc223079832 \h </w:instrText>
+              <w:instrText xml:space="preserve"> PAGEREF _Toc223087095 \h </w:instrText>
             </w:r>
             <w:r>
               <w:rPr>
@@ -5970,7 +5970,7 @@
                 <w:noProof/>
                 <w:webHidden/>
               </w:rPr>
-              <w:t>33</w:t>
+              <w:t>34</w:t>
             </w:r>
             <w:r>
               <w:rPr>
@@ -5996,7 +5996,7 @@
               <w14:ligatures w14:val="standardContextual"/>
             </w:rPr>
           </w:pPr>
-          <w:hyperlink w:anchor="_Toc223079833" w:history="1">
+          <w:hyperlink w:anchor="_Toc223087096" w:history="1">
             <w:r>
               <w:rPr>
                 <w:rStyle w:val="Hyperlink"/>
@@ -6023,7 +6023,7 @@
                 <w:noProof/>
                 <w:webHidden/>
               </w:rPr>
-              <w:instrText xml:space="preserve"> PAGEREF _Toc223079833 \h </w:instrText>
+              <w:instrText xml:space="preserve"> PAGEREF _Toc223087096 \h </w:instrText>
             </w:r>
             <w:r>
               <w:rPr>
@@ -6043,7 +6043,7 @@
                 <w:noProof/>
                 <w:webHidden/>
               </w:rPr>
-              <w:t>33</w:t>
+              <w:t>34</w:t>
             </w:r>
             <w:r>
               <w:rPr>
@@ -6069,7 +6069,7 @@
               <w14:ligatures w14:val="standardContextual"/>
             </w:rPr>
           </w:pPr>
-          <w:hyperlink w:anchor="_Toc223079834" w:history="1">
+          <w:hyperlink w:anchor="_Toc223087097" w:history="1">
             <w:r>
               <w:rPr>
                 <w:rStyle w:val="Hyperlink"/>
@@ -6096,7 +6096,7 @@
                 <w:noProof/>
                 <w:webHidden/>
               </w:rPr>
-              <w:instrText xml:space="preserve"> PAGEREF _Toc223079834 \h </w:instrText>
+              <w:instrText xml:space="preserve"> PAGEREF _Toc223087097 \h </w:instrText>
             </w:r>
             <w:r>
               <w:rPr>
@@ -6116,7 +6116,7 @@
                 <w:noProof/>
                 <w:webHidden/>
               </w:rPr>
-              <w:t>34</w:t>
+              <w:t>35</w:t>
             </w:r>
             <w:r>
               <w:rPr>
@@ -6142,7 +6142,7 @@
               <w14:ligatures w14:val="standardContextual"/>
             </w:rPr>
           </w:pPr>
-          <w:hyperlink w:anchor="_Toc223079835" w:history="1">
+          <w:hyperlink w:anchor="_Toc223087098" w:history="1">
             <w:r>
               <w:rPr>
                 <w:rStyle w:val="Hyperlink"/>
@@ -6169,7 +6169,7 @@
                 <w:noProof/>
                 <w:webHidden/>
               </w:rPr>
-              <w:instrText xml:space="preserve"> PAGEREF _Toc223079835 \h </w:instrText>
+              <w:instrText xml:space="preserve"> PAGEREF _Toc223087098 \h </w:instrText>
             </w:r>
             <w:r>
               <w:rPr>
@@ -6189,7 +6189,7 @@
                 <w:noProof/>
                 <w:webHidden/>
               </w:rPr>
-              <w:t>35</w:t>
+              <w:t>36</w:t>
             </w:r>
             <w:r>
               <w:rPr>
@@ -6215,7 +6215,7 @@
               <w14:ligatures w14:val="standardContextual"/>
             </w:rPr>
           </w:pPr>
-          <w:hyperlink w:anchor="_Toc223079836" w:history="1">
+          <w:hyperlink w:anchor="_Toc223087099" w:history="1">
             <w:r>
               <w:rPr>
                 <w:rStyle w:val="Hyperlink"/>
@@ -6242,7 +6242,7 @@
                 <w:noProof/>
                 <w:webHidden/>
               </w:rPr>
-              <w:instrText xml:space="preserve"> PAGEREF _Toc223079836 \h </w:instrText>
+              <w:instrText xml:space="preserve"> PAGEREF _Toc223087099 \h </w:instrText>
             </w:r>
             <w:r>
               <w:rPr>
@@ -6262,7 +6262,7 @@
                 <w:noProof/>
                 <w:webHidden/>
               </w:rPr>
-              <w:t>35</w:t>
+              <w:t>36</w:t>
             </w:r>
             <w:r>
               <w:rPr>
@@ -6288,7 +6288,7 @@
               <w14:ligatures w14:val="standardContextual"/>
             </w:rPr>
           </w:pPr>
-          <w:hyperlink w:anchor="_Toc223079837" w:history="1">
+          <w:hyperlink w:anchor="_Toc223087100" w:history="1">
             <w:r>
               <w:rPr>
                 <w:rStyle w:val="Hyperlink"/>
@@ -6315,7 +6315,7 @@
                 <w:noProof/>
                 <w:webHidden/>
               </w:rPr>
-              <w:instrText xml:space="preserve"> PAGEREF _Toc223079837 \h </w:instrText>
+              <w:instrText xml:space="preserve"> PAGEREF _Toc223087100 \h </w:instrText>
             </w:r>
             <w:r>
               <w:rPr>
@@ -6335,7 +6335,7 @@
                 <w:noProof/>
                 <w:webHidden/>
               </w:rPr>
-              <w:t>36</w:t>
+              <w:t>37</w:t>
             </w:r>
             <w:r>
               <w:rPr>
@@ -6361,7 +6361,7 @@
               <w14:ligatures w14:val="standardContextual"/>
             </w:rPr>
           </w:pPr>
-          <w:hyperlink w:anchor="_Toc223079838" w:history="1">
+          <w:hyperlink w:anchor="_Toc223087101" w:history="1">
             <w:r>
               <w:rPr>
                 <w:rStyle w:val="Hyperlink"/>
@@ -6388,7 +6388,7 @@
                 <w:noProof/>
                 <w:webHidden/>
               </w:rPr>
-              <w:instrText xml:space="preserve"> PAGEREF _Toc223079838 \h </w:instrText>
+              <w:instrText xml:space="preserve"> PAGEREF _Toc223087101 \h </w:instrText>
             </w:r>
             <w:r>
               <w:rPr>
@@ -6408,7 +6408,7 @@
                 <w:noProof/>
                 <w:webHidden/>
               </w:rPr>
-              <w:t>38</w:t>
+              <w:t>39</w:t>
             </w:r>
             <w:r>
               <w:rPr>
@@ -6434,7 +6434,7 @@
               <w14:ligatures w14:val="standardContextual"/>
             </w:rPr>
           </w:pPr>
-          <w:hyperlink w:anchor="_Toc223079839" w:history="1">
+          <w:hyperlink w:anchor="_Toc223087102" w:history="1">
             <w:r>
               <w:rPr>
                 <w:rStyle w:val="Hyperlink"/>
@@ -6461,7 +6461,7 @@
                 <w:noProof/>
                 <w:webHidden/>
               </w:rPr>
-              <w:instrText xml:space="preserve"> PAGEREF _Toc223079839 \h </w:instrText>
+              <w:instrText xml:space="preserve"> PAGEREF _Toc223087102 \h </w:instrText>
             </w:r>
             <w:r>
               <w:rPr>
@@ -6481,7 +6481,7 @@
                 <w:noProof/>
                 <w:webHidden/>
               </w:rPr>
-              <w:t>38</w:t>
+              <w:t>39</w:t>
             </w:r>
             <w:r>
               <w:rPr>
@@ -6507,7 +6507,7 @@
               <w14:ligatures w14:val="standardContextual"/>
             </w:rPr>
           </w:pPr>
-          <w:hyperlink w:anchor="_Toc223079840" w:history="1">
+          <w:hyperlink w:anchor="_Toc223087103" w:history="1">
             <w:r>
               <w:rPr>
                 <w:rStyle w:val="Hyperlink"/>
@@ -6534,7 +6534,7 @@
                 <w:noProof/>
                 <w:webHidden/>
               </w:rPr>
-              <w:instrText xml:space="preserve"> PAGEREF _Toc223079840 \h </w:instrText>
+              <w:instrText xml:space="preserve"> PAGEREF _Toc223087103 \h </w:instrText>
             </w:r>
             <w:r>
               <w:rPr>
@@ -6554,7 +6554,7 @@
                 <w:noProof/>
                 <w:webHidden/>
               </w:rPr>
-              <w:t>38</w:t>
+              <w:t>39</w:t>
             </w:r>
             <w:r>
               <w:rPr>
@@ -6580,7 +6580,7 @@
               <w14:ligatures w14:val="standardContextual"/>
             </w:rPr>
           </w:pPr>
-          <w:hyperlink w:anchor="_Toc223079841" w:history="1">
+          <w:hyperlink w:anchor="_Toc223087104" w:history="1">
             <w:r>
               <w:rPr>
                 <w:rStyle w:val="Hyperlink"/>
@@ -6607,7 +6607,7 @@
                 <w:noProof/>
                 <w:webHidden/>
               </w:rPr>
-              <w:instrText xml:space="preserve"> PAGEREF _Toc223079841 \h </w:instrText>
+              <w:instrText xml:space="preserve"> PAGEREF _Toc223087104 \h </w:instrText>
             </w:r>
             <w:r>
               <w:rPr>
@@ -6627,7 +6627,7 @@
                 <w:noProof/>
                 <w:webHidden/>
               </w:rPr>
-              <w:t>39</w:t>
+              <w:t>40</w:t>
             </w:r>
             <w:r>
               <w:rPr>
@@ -6653,7 +6653,7 @@
               <w14:ligatures w14:val="standardContextual"/>
             </w:rPr>
           </w:pPr>
-          <w:hyperlink w:anchor="_Toc223079842" w:history="1">
+          <w:hyperlink w:anchor="_Toc223087105" w:history="1">
             <w:r>
               <w:rPr>
                 <w:rStyle w:val="Hyperlink"/>
@@ -6680,7 +6680,7 @@
                 <w:noProof/>
                 <w:webHidden/>
               </w:rPr>
-              <w:instrText xml:space="preserve"> PAGEREF _Toc223079842 \h </w:instrText>
+              <w:instrText xml:space="preserve"> PAGEREF _Toc223087105 \h </w:instrText>
             </w:r>
             <w:r>
               <w:rPr>
@@ -6700,7 +6700,7 @@
                 <w:noProof/>
                 <w:webHidden/>
               </w:rPr>
-              <w:t>39</w:t>
+              <w:t>40</w:t>
             </w:r>
             <w:r>
               <w:rPr>
@@ -6726,7 +6726,7 @@
               <w14:ligatures w14:val="standardContextual"/>
             </w:rPr>
           </w:pPr>
-          <w:hyperlink w:anchor="_Toc223079843" w:history="1">
+          <w:hyperlink w:anchor="_Toc223087106" w:history="1">
             <w:r>
               <w:rPr>
                 <w:rStyle w:val="Hyperlink"/>
@@ -6753,7 +6753,7 @@
                 <w:noProof/>
                 <w:webHidden/>
               </w:rPr>
-              <w:instrText xml:space="preserve"> PAGEREF _Toc223079843 \h </w:instrText>
+              <w:instrText xml:space="preserve"> PAGEREF _Toc223087106 \h </w:instrText>
             </w:r>
             <w:r>
               <w:rPr>
@@ -6773,7 +6773,7 @@
                 <w:noProof/>
                 <w:webHidden/>
               </w:rPr>
-              <w:t>39</w:t>
+              <w:t>40</w:t>
             </w:r>
             <w:r>
               <w:rPr>
@@ -6799,7 +6799,7 @@
               <w14:ligatures w14:val="standardContextual"/>
             </w:rPr>
           </w:pPr>
-          <w:hyperlink w:anchor="_Toc223079844" w:history="1">
+          <w:hyperlink w:anchor="_Toc223087107" w:history="1">
             <w:r>
               <w:rPr>
                 <w:rStyle w:val="Hyperlink"/>
@@ -6826,7 +6826,7 @@
                 <w:noProof/>
                 <w:webHidden/>
               </w:rPr>
-              <w:instrText xml:space="preserve"> PAGEREF _Toc223079844 \h </w:instrText>
+              <w:instrText xml:space="preserve"> PAGEREF _Toc223087107 \h </w:instrText>
             </w:r>
             <w:r>
               <w:rPr>
@@ -6846,7 +6846,7 @@
                 <w:noProof/>
                 <w:webHidden/>
               </w:rPr>
-              <w:t>40</w:t>
+              <w:t>41</w:t>
             </w:r>
             <w:r>
               <w:rPr>
@@ -6872,7 +6872,7 @@
               <w14:ligatures w14:val="standardContextual"/>
             </w:rPr>
           </w:pPr>
-          <w:hyperlink w:anchor="_Toc223079845" w:history="1">
+          <w:hyperlink w:anchor="_Toc223087108" w:history="1">
             <w:r>
               <w:rPr>
                 <w:rStyle w:val="Hyperlink"/>
@@ -6899,7 +6899,7 @@
                 <w:noProof/>
                 <w:webHidden/>
               </w:rPr>
-              <w:instrText xml:space="preserve"> PAGEREF _Toc223079845 \h </w:instrText>
+              <w:instrText xml:space="preserve"> PAGEREF _Toc223087108 \h </w:instrText>
             </w:r>
             <w:r>
               <w:rPr>
@@ -6919,7 +6919,7 @@
                 <w:noProof/>
                 <w:webHidden/>
               </w:rPr>
-              <w:t>40</w:t>
+              <w:t>41</w:t>
             </w:r>
             <w:r>
               <w:rPr>
@@ -6945,7 +6945,7 @@
               <w14:ligatures w14:val="standardContextual"/>
             </w:rPr>
           </w:pPr>
-          <w:hyperlink w:anchor="_Toc223079846" w:history="1">
+          <w:hyperlink w:anchor="_Toc223087109" w:history="1">
             <w:r>
               <w:rPr>
                 <w:rStyle w:val="Hyperlink"/>
@@ -6972,7 +6972,7 @@
                 <w:noProof/>
                 <w:webHidden/>
               </w:rPr>
-              <w:instrText xml:space="preserve"> PAGEREF _Toc223079846 \h </w:instrText>
+              <w:instrText xml:space="preserve"> PAGEREF _Toc223087109 \h </w:instrText>
             </w:r>
             <w:r>
               <w:rPr>
@@ -6992,7 +6992,7 @@
                 <w:noProof/>
                 <w:webHidden/>
               </w:rPr>
-              <w:t>41</w:t>
+              <w:t>42</w:t>
             </w:r>
             <w:r>
               <w:rPr>
@@ -7018,7 +7018,7 @@
               <w14:ligatures w14:val="standardContextual"/>
             </w:rPr>
           </w:pPr>
-          <w:hyperlink w:anchor="_Toc223079847" w:history="1">
+          <w:hyperlink w:anchor="_Toc223087110" w:history="1">
             <w:r>
               <w:rPr>
                 <w:rStyle w:val="Hyperlink"/>
@@ -7045,7 +7045,7 @@
                 <w:noProof/>
                 <w:webHidden/>
               </w:rPr>
-              <w:instrText xml:space="preserve"> PAGEREF _Toc223079847 \h </w:instrText>
+              <w:instrText xml:space="preserve"> PAGEREF _Toc223087110 \h </w:instrText>
             </w:r>
             <w:r>
               <w:rPr>
@@ -7065,7 +7065,7 @@
                 <w:noProof/>
                 <w:webHidden/>
               </w:rPr>
-              <w:t>41</w:t>
+              <w:t>42</w:t>
             </w:r>
             <w:r>
               <w:rPr>
@@ -7091,7 +7091,7 @@
               <w14:ligatures w14:val="standardContextual"/>
             </w:rPr>
           </w:pPr>
-          <w:hyperlink w:anchor="_Toc223079848" w:history="1">
+          <w:hyperlink w:anchor="_Toc223087111" w:history="1">
             <w:r>
               <w:rPr>
                 <w:rStyle w:val="Hyperlink"/>
@@ -7118,7 +7118,7 @@
                 <w:noProof/>
                 <w:webHidden/>
               </w:rPr>
-              <w:instrText xml:space="preserve"> PAGEREF _Toc223079848 \h </w:instrText>
+              <w:instrText xml:space="preserve"> PAGEREF _Toc223087111 \h </w:instrText>
             </w:r>
             <w:r>
               <w:rPr>
@@ -7138,7 +7138,7 @@
                 <w:noProof/>
                 <w:webHidden/>
               </w:rPr>
-              <w:t>41</w:t>
+              <w:t>42</w:t>
             </w:r>
             <w:r>
               <w:rPr>
@@ -7164,7 +7164,7 @@
               <w14:ligatures w14:val="standardContextual"/>
             </w:rPr>
           </w:pPr>
-          <w:hyperlink w:anchor="_Toc223079849" w:history="1">
+          <w:hyperlink w:anchor="_Toc223087112" w:history="1">
             <w:r>
               <w:rPr>
                 <w:rStyle w:val="Hyperlink"/>
@@ -7191,7 +7191,7 @@
                 <w:noProof/>
                 <w:webHidden/>
               </w:rPr>
-              <w:instrText xml:space="preserve"> PAGEREF _Toc223079849 \h </w:instrText>
+              <w:instrText xml:space="preserve"> PAGEREF _Toc223087112 \h </w:instrText>
             </w:r>
             <w:r>
               <w:rPr>
@@ -7211,7 +7211,7 @@
                 <w:noProof/>
                 <w:webHidden/>
               </w:rPr>
-              <w:t>41</w:t>
+              <w:t>42</w:t>
             </w:r>
             <w:r>
               <w:rPr>
@@ -7237,7 +7237,7 @@
               <w14:ligatures w14:val="standardContextual"/>
             </w:rPr>
           </w:pPr>
-          <w:hyperlink w:anchor="_Toc223079850" w:history="1">
+          <w:hyperlink w:anchor="_Toc223087113" w:history="1">
             <w:r>
               <w:rPr>
                 <w:rStyle w:val="Hyperlink"/>
@@ -7264,7 +7264,7 @@
                 <w:noProof/>
                 <w:webHidden/>
               </w:rPr>
-              <w:instrText xml:space="preserve"> PAGEREF _Toc223079850 \h </w:instrText>
+              <w:instrText xml:space="preserve"> PAGEREF _Toc223087113 \h </w:instrText>
             </w:r>
             <w:r>
               <w:rPr>
@@ -7284,7 +7284,7 @@
                 <w:noProof/>
                 <w:webHidden/>
               </w:rPr>
-              <w:t>44</w:t>
+              <w:t>45</w:t>
             </w:r>
             <w:r>
               <w:rPr>
@@ -7310,7 +7310,7 @@
               <w14:ligatures w14:val="standardContextual"/>
             </w:rPr>
           </w:pPr>
-          <w:hyperlink w:anchor="_Toc223079851" w:history="1">
+          <w:hyperlink w:anchor="_Toc223087114" w:history="1">
             <w:r>
               <w:rPr>
                 <w:rStyle w:val="Hyperlink"/>
@@ -7337,7 +7337,7 @@
                 <w:noProof/>
                 <w:webHidden/>
               </w:rPr>
-              <w:instrText xml:space="preserve"> PAGEREF _Toc223079851 \h </w:instrText>
+              <w:instrText xml:space="preserve"> PAGEREF _Toc223087114 \h </w:instrText>
             </w:r>
             <w:r>
               <w:rPr>
@@ -7357,7 +7357,7 @@
                 <w:noProof/>
                 <w:webHidden/>
               </w:rPr>
-              <w:t>45</w:t>
+              <w:t>46</w:t>
             </w:r>
             <w:r>
               <w:rPr>
@@ -7383,7 +7383,7 @@
               <w14:ligatures w14:val="standardContextual"/>
             </w:rPr>
           </w:pPr>
-          <w:hyperlink w:anchor="_Toc223079852" w:history="1">
+          <w:hyperlink w:anchor="_Toc223087115" w:history="1">
             <w:r>
               <w:rPr>
                 <w:rStyle w:val="Hyperlink"/>
@@ -7410,7 +7410,7 @@
                 <w:noProof/>
                 <w:webHidden/>
               </w:rPr>
-              <w:instrText xml:space="preserve"> PAGEREF _Toc223079852 \h </w:instrText>
+              <w:instrText xml:space="preserve"> PAGEREF _Toc223087115 \h </w:instrText>
             </w:r>
             <w:r>
               <w:rPr>
@@ -7430,7 +7430,7 @@
                 <w:noProof/>
                 <w:webHidden/>
               </w:rPr>
-              <w:t>46</w:t>
+              <w:t>47</w:t>
             </w:r>
             <w:r>
               <w:rPr>
@@ -7456,7 +7456,7 @@
               <w14:ligatures w14:val="standardContextual"/>
             </w:rPr>
           </w:pPr>
-          <w:hyperlink w:anchor="_Toc223079853" w:history="1">
+          <w:hyperlink w:anchor="_Toc223087116" w:history="1">
             <w:r>
               <w:rPr>
                 <w:rStyle w:val="Hyperlink"/>
@@ -7483,7 +7483,7 @@
                 <w:noProof/>
                 <w:webHidden/>
               </w:rPr>
-              <w:instrText xml:space="preserve"> PAGEREF _Toc223079853 \h </w:instrText>
+              <w:instrText xml:space="preserve"> PAGEREF _Toc223087116 \h </w:instrText>
             </w:r>
             <w:r>
               <w:rPr>
@@ -7503,7 +7503,7 @@
                 <w:noProof/>
                 <w:webHidden/>
               </w:rPr>
-              <w:t>46</w:t>
+              <w:t>47</w:t>
             </w:r>
             <w:r>
               <w:rPr>
@@ -7529,7 +7529,7 @@
               <w14:ligatures w14:val="standardContextual"/>
             </w:rPr>
           </w:pPr>
-          <w:hyperlink w:anchor="_Toc223079854" w:history="1">
+          <w:hyperlink w:anchor="_Toc223087117" w:history="1">
             <w:r>
               <w:rPr>
                 <w:rStyle w:val="Hyperlink"/>
@@ -7556,7 +7556,7 @@
                 <w:noProof/>
                 <w:webHidden/>
               </w:rPr>
-              <w:instrText xml:space="preserve"> PAGEREF _Toc223079854 \h </w:instrText>
+              <w:instrText xml:space="preserve"> PAGEREF _Toc223087117 \h </w:instrText>
             </w:r>
             <w:r>
               <w:rPr>
@@ -7576,7 +7576,7 @@
                 <w:noProof/>
                 <w:webHidden/>
               </w:rPr>
-              <w:t>46</w:t>
+              <w:t>48</w:t>
             </w:r>
             <w:r>
               <w:rPr>
@@ -7602,7 +7602,7 @@
               <w14:ligatures w14:val="standardContextual"/>
             </w:rPr>
           </w:pPr>
-          <w:hyperlink w:anchor="_Toc223079855" w:history="1">
+          <w:hyperlink w:anchor="_Toc223087118" w:history="1">
             <w:r>
               <w:rPr>
                 <w:rStyle w:val="Hyperlink"/>
@@ -7629,7 +7629,7 @@
                 <w:noProof/>
                 <w:webHidden/>
               </w:rPr>
-              <w:instrText xml:space="preserve"> PAGEREF _Toc223079855 \h </w:instrText>
+              <w:instrText xml:space="preserve"> PAGEREF _Toc223087118 \h </w:instrText>
             </w:r>
             <w:r>
               <w:rPr>
@@ -7649,7 +7649,7 @@
                 <w:noProof/>
                 <w:webHidden/>
               </w:rPr>
-              <w:t>47</w:t>
+              <w:t>48</w:t>
             </w:r>
             <w:r>
               <w:rPr>
@@ -7675,7 +7675,7 @@
               <w14:ligatures w14:val="standardContextual"/>
             </w:rPr>
           </w:pPr>
-          <w:hyperlink w:anchor="_Toc223079856" w:history="1">
+          <w:hyperlink w:anchor="_Toc223087119" w:history="1">
             <w:r>
               <w:rPr>
                 <w:rStyle w:val="Hyperlink"/>
@@ -7702,7 +7702,7 @@
                 <w:noProof/>
                 <w:webHidden/>
               </w:rPr>
-              <w:instrText xml:space="preserve"> PAGEREF _Toc223079856 \h </w:instrText>
+              <w:instrText xml:space="preserve"> PAGEREF _Toc223087119 \h </w:instrText>
             </w:r>
             <w:r>
               <w:rPr>
@@ -7722,7 +7722,7 @@
                 <w:noProof/>
                 <w:webHidden/>
               </w:rPr>
-              <w:t>47</w:t>
+              <w:t>49</w:t>
             </w:r>
             <w:r>
               <w:rPr>
@@ -7748,7 +7748,7 @@
               <w14:ligatures w14:val="standardContextual"/>
             </w:rPr>
           </w:pPr>
-          <w:hyperlink w:anchor="_Toc223079857" w:history="1">
+          <w:hyperlink w:anchor="_Toc223087120" w:history="1">
             <w:r>
               <w:rPr>
                 <w:rStyle w:val="Hyperlink"/>
@@ -7775,7 +7775,7 @@
                 <w:noProof/>
                 <w:webHidden/>
               </w:rPr>
-              <w:instrText xml:space="preserve"> PAGEREF _Toc223079857 \h </w:instrText>
+              <w:instrText xml:space="preserve"> PAGEREF _Toc223087120 \h </w:instrText>
             </w:r>
             <w:r>
               <w:rPr>
@@ -7795,7 +7795,7 @@
                 <w:noProof/>
                 <w:webHidden/>
               </w:rPr>
-              <w:t>48</w:t>
+              <w:t>49</w:t>
             </w:r>
             <w:r>
               <w:rPr>
@@ -7821,7 +7821,7 @@
               <w14:ligatures w14:val="standardContextual"/>
             </w:rPr>
           </w:pPr>
-          <w:hyperlink w:anchor="_Toc223079858" w:history="1">
+          <w:hyperlink w:anchor="_Toc223087121" w:history="1">
             <w:r>
               <w:rPr>
                 <w:rStyle w:val="Hyperlink"/>
@@ -7848,7 +7848,7 @@
                 <w:noProof/>
                 <w:webHidden/>
               </w:rPr>
-              <w:instrText xml:space="preserve"> PAGEREF _Toc223079858 \h </w:instrText>
+              <w:instrText xml:space="preserve"> PAGEREF _Toc223087121 \h </w:instrText>
             </w:r>
             <w:r>
               <w:rPr>
@@ -7868,7 +7868,7 @@
                 <w:noProof/>
                 <w:webHidden/>
               </w:rPr>
-              <w:t>48</w:t>
+              <w:t>50</w:t>
             </w:r>
             <w:r>
               <w:rPr>
@@ -7894,7 +7894,7 @@
               <w14:ligatures w14:val="standardContextual"/>
             </w:rPr>
           </w:pPr>
-          <w:hyperlink w:anchor="_Toc223079859" w:history="1">
+          <w:hyperlink w:anchor="_Toc223087122" w:history="1">
             <w:r>
               <w:rPr>
                 <w:rStyle w:val="Hyperlink"/>
@@ -7921,7 +7921,7 @@
                 <w:noProof/>
                 <w:webHidden/>
               </w:rPr>
-              <w:instrText xml:space="preserve"> PAGEREF _Toc223079859 \h </w:instrText>
+              <w:instrText xml:space="preserve"> PAGEREF _Toc223087122 \h </w:instrText>
             </w:r>
             <w:r>
               <w:rPr>
@@ -7941,7 +7941,7 @@
                 <w:noProof/>
                 <w:webHidden/>
               </w:rPr>
-              <w:t>49</w:t>
+              <w:t>50</w:t>
             </w:r>
             <w:r>
               <w:rPr>
@@ -7967,7 +7967,7 @@
               <w14:ligatures w14:val="standardContextual"/>
             </w:rPr>
           </w:pPr>
-          <w:hyperlink w:anchor="_Toc223079860" w:history="1">
+          <w:hyperlink w:anchor="_Toc223087123" w:history="1">
             <w:r>
               <w:rPr>
                 <w:rStyle w:val="Hyperlink"/>
@@ -7994,7 +7994,7 @@
                 <w:noProof/>
                 <w:webHidden/>
               </w:rPr>
-              <w:instrText xml:space="preserve"> PAGEREF _Toc223079860 \h </w:instrText>
+              <w:instrText xml:space="preserve"> PAGEREF _Toc223087123 \h </w:instrText>
             </w:r>
             <w:r>
               <w:rPr>
@@ -8014,7 +8014,7 @@
                 <w:noProof/>
                 <w:webHidden/>
               </w:rPr>
-              <w:t>49</w:t>
+              <w:t>51</w:t>
             </w:r>
             <w:r>
               <w:rPr>
@@ -8040,7 +8040,7 @@
               <w14:ligatures w14:val="standardContextual"/>
             </w:rPr>
           </w:pPr>
-          <w:hyperlink w:anchor="_Toc223079861" w:history="1">
+          <w:hyperlink w:anchor="_Toc223087124" w:history="1">
             <w:r>
               <w:rPr>
                 <w:rStyle w:val="Hyperlink"/>
@@ -8067,7 +8067,7 @@
                 <w:noProof/>
                 <w:webHidden/>
               </w:rPr>
-              <w:instrText xml:space="preserve"> PAGEREF _Toc223079861 \h </w:instrText>
+              <w:instrText xml:space="preserve"> PAGEREF _Toc223087124 \h </w:instrText>
             </w:r>
             <w:r>
               <w:rPr>
@@ -8087,7 +8087,7 @@
                 <w:noProof/>
                 <w:webHidden/>
               </w:rPr>
-              <w:t>49</w:t>
+              <w:t>51</w:t>
             </w:r>
             <w:r>
               <w:rPr>
@@ -8113,7 +8113,7 @@
               <w14:ligatures w14:val="standardContextual"/>
             </w:rPr>
           </w:pPr>
-          <w:hyperlink w:anchor="_Toc223079862" w:history="1">
+          <w:hyperlink w:anchor="_Toc223087125" w:history="1">
             <w:r>
               <w:rPr>
                 <w:rStyle w:val="Hyperlink"/>
@@ -8140,7 +8140,7 @@
                 <w:noProof/>
                 <w:webHidden/>
               </w:rPr>
-              <w:instrText xml:space="preserve"> PAGEREF _Toc223079862 \h </w:instrText>
+              <w:instrText xml:space="preserve"> PAGEREF _Toc223087125 \h </w:instrText>
             </w:r>
             <w:r>
               <w:rPr>
@@ -8160,7 +8160,7 @@
                 <w:noProof/>
                 <w:webHidden/>
               </w:rPr>
-              <w:t>50</w:t>
+              <w:t>51</w:t>
             </w:r>
             <w:r>
               <w:rPr>
@@ -8186,7 +8186,7 @@
               <w14:ligatures w14:val="standardContextual"/>
             </w:rPr>
           </w:pPr>
-          <w:hyperlink w:anchor="_Toc223079863" w:history="1">
+          <w:hyperlink w:anchor="_Toc223087126" w:history="1">
             <w:r>
               <w:rPr>
                 <w:rStyle w:val="Hyperlink"/>
@@ -8213,7 +8213,7 @@
                 <w:noProof/>
                 <w:webHidden/>
               </w:rPr>
-              <w:instrText xml:space="preserve"> PAGEREF _Toc223079863 \h </w:instrText>
+              <w:instrText xml:space="preserve"> PAGEREF _Toc223087126 \h </w:instrText>
             </w:r>
             <w:r>
               <w:rPr>
@@ -8233,7 +8233,7 @@
                 <w:noProof/>
                 <w:webHidden/>
               </w:rPr>
-              <w:t>50</w:t>
+              <w:t>51</w:t>
             </w:r>
             <w:r>
               <w:rPr>
@@ -8275,7 +8275,7 @@
       <w:pPr>
         <w:pStyle w:val="Heading1"/>
       </w:pPr>
-      <w:bookmarkStart w:id="0" w:name="_Toc223079754"/>
+      <w:bookmarkStart w:id="0" w:name="_Toc223087017"/>
       <w:r>
         <w:lastRenderedPageBreak/>
         <w:t>PART 1: GETTING STARTED</w:t>
@@ -8294,7 +8294,7 @@
       <w:pPr>
         <w:pStyle w:val="Heading2"/>
       </w:pPr>
-      <w:bookmarkStart w:id="1" w:name="_Toc223079755"/>
+      <w:bookmarkStart w:id="1" w:name="_Toc223087018"/>
       <w:r>
         <w:t>1.1 Overview</w:t>
       </w:r>
@@ -8309,7 +8309,7 @@
       <w:pPr>
         <w:pStyle w:val="Heading3"/>
       </w:pPr>
-      <w:bookmarkStart w:id="2" w:name="_Toc223079756"/>
+      <w:bookmarkStart w:id="2" w:name="_Toc223087019"/>
       <w:r>
         <w:t>Key Features</w:t>
       </w:r>
@@ -8359,7 +8359,7 @@
       <w:pPr>
         <w:pStyle w:val="Heading2"/>
       </w:pPr>
-      <w:bookmarkStart w:id="3" w:name="_Toc223079757"/>
+      <w:bookmarkStart w:id="3" w:name="_Toc223087020"/>
       <w:r>
         <w:t>1.2 Quick Start Guide</w:t>
       </w:r>
@@ -8369,7 +8369,7 @@
       <w:pPr>
         <w:pStyle w:val="Heading3"/>
       </w:pPr>
-      <w:bookmarkStart w:id="4" w:name="_Toc223079758"/>
+      <w:bookmarkStart w:id="4" w:name="_Toc223087021"/>
       <w:r>
         <w:t>Basic Setup (5 minutes)</w:t>
       </w:r>
@@ -8437,15 +8437,7 @@
         <w:pStyle w:val="BodyText"/>
       </w:pPr>
       <w:r>
-        <w:t xml:space="preserve">• Age turning this year: The age you will turn (or have turned) this </w:t>
-      </w:r>
-      <w:proofErr w:type="gramStart"/>
-      <w:r>
-        <w:t>calendar</w:t>
-      </w:r>
-      <w:proofErr w:type="gramEnd"/>
-      <w:r>
-        <w:t xml:space="preserve"> year</w:t>
+        <w:t>• Age turning this year: The age you will turn (or have turned) this calendar year</w:t>
       </w:r>
     </w:p>
     <w:p>
@@ -8473,15 +8465,7 @@
     </w:p>
     <w:p>
       <w:r>
-        <w:t xml:space="preserve">• Base Annual Spending in Retirement: Essential plus discretionary spending </w:t>
-      </w:r>
-      <w:proofErr w:type="gramStart"/>
-      <w:r>
-        <w:t>in</w:t>
-      </w:r>
-      <w:proofErr w:type="gramEnd"/>
-      <w:r>
-        <w:t xml:space="preserve"> retirement</w:t>
+        <w:t>• Base Annual Spending in Retirement: Essential plus discretionary spending in retirement</w:t>
       </w:r>
     </w:p>
     <w:p>
@@ -8622,7 +8606,7 @@
       <w:pPr>
         <w:pStyle w:val="Heading3"/>
       </w:pPr>
-      <w:bookmarkStart w:id="5" w:name="_Toc223079759"/>
+      <w:bookmarkStart w:id="5" w:name="_Toc223087022"/>
       <w:r>
         <w:t>Understanding Results</w:t>
       </w:r>
@@ -8659,7 +8643,7 @@
       <w:pPr>
         <w:pStyle w:val="Heading2"/>
       </w:pPr>
-      <w:bookmarkStart w:id="6" w:name="_Toc223079760"/>
+      <w:bookmarkStart w:id="6" w:name="_Toc223087023"/>
       <w:r>
         <w:t>1.3 Save/Load Scenarios</w:t>
       </w:r>
@@ -8717,7 +8701,7 @@
       <w:pPr>
         <w:pStyle w:val="Heading3"/>
       </w:pPr>
-      <w:bookmarkStart w:id="7" w:name="_Toc223079761"/>
+      <w:bookmarkStart w:id="7" w:name="_Toc223087024"/>
       <w:r>
         <w:t>Saving a Scenario</w:t>
       </w:r>
@@ -8755,7 +8739,7 @@
       <w:pPr>
         <w:pStyle w:val="Heading3"/>
       </w:pPr>
-      <w:bookmarkStart w:id="8" w:name="_Toc223079762"/>
+      <w:bookmarkStart w:id="8" w:name="_Toc223087025"/>
       <w:r>
         <w:t>Loading a Scenario</w:t>
       </w:r>
@@ -8793,7 +8777,7 @@
       <w:pPr>
         <w:pStyle w:val="Heading3"/>
       </w:pPr>
-      <w:bookmarkStart w:id="9" w:name="_Toc223079763"/>
+      <w:bookmarkStart w:id="9" w:name="_Toc223087026"/>
       <w:r>
         <w:t>Export/Import (JSON Backup)</w:t>
       </w:r>
@@ -8900,7 +8884,7 @@
       <w:pPr>
         <w:pStyle w:val="Heading3"/>
       </w:pPr>
-      <w:bookmarkStart w:id="10" w:name="_Toc223079764"/>
+      <w:bookmarkStart w:id="10" w:name="_Toc223087027"/>
       <w:r>
         <w:t>Auto-Save Draft</w:t>
       </w:r>
@@ -8937,7 +8921,7 @@
       <w:pPr>
         <w:pStyle w:val="Heading3"/>
       </w:pPr>
-      <w:bookmarkStart w:id="11" w:name="_Toc223079765"/>
+      <w:bookmarkStart w:id="11" w:name="_Toc223087028"/>
       <w:r>
         <w:t>Best Practices</w:t>
       </w:r>
@@ -8998,22 +8982,14 @@
       </w:r>
       <w:r>
         <w:br/>
-        <w:t xml:space="preserve">Browser Storage: Scenarios are stored in the browser local storage (5-10MB limit). You can typically store 100-500 scenarios. Export old scenarios to JSON and </w:t>
-      </w:r>
-      <w:proofErr w:type="gramStart"/>
-      <w:r>
-        <w:t>delete</w:t>
-      </w:r>
-      <w:proofErr w:type="gramEnd"/>
-      <w:r>
-        <w:t xml:space="preserve"> from your browser if you approach the limits.</w:t>
+        <w:t>Browser Storage: Scenarios are stored in the browser local storage (5-10MB limit). You can typically store 100-500 scenarios. Export old scenarios to JSON and delete from your browser if you approach the limits.</w:t>
       </w:r>
     </w:p>
     <w:p>
       <w:pPr>
         <w:pStyle w:val="Heading2"/>
       </w:pPr>
-      <w:bookmarkStart w:id="12" w:name="_Toc223079766"/>
+      <w:bookmarkStart w:id="12" w:name="_Toc223087029"/>
       <w:r>
         <w:t>1.4 Understanding the Interface</w:t>
       </w:r>
@@ -9023,7 +8999,7 @@
       <w:pPr>
         <w:pStyle w:val="Heading3"/>
       </w:pPr>
-      <w:bookmarkStart w:id="13" w:name="_Toc223079767"/>
+      <w:bookmarkStart w:id="13" w:name="_Toc223087030"/>
       <w:r>
         <w:t>Display Mode Toggle</w:t>
       </w:r>
@@ -9042,15 +9018,7 @@
         <w:t xml:space="preserve">Real $ (Retirement Year): </w:t>
       </w:r>
       <w:r>
-        <w:t>Values adjusted to retirement year purchasing power. Example: $100,000 in Year 10 shows as $</w:t>
-      </w:r>
-      <w:proofErr w:type="gramStart"/>
-      <w:r>
-        <w:t>82,035</w:t>
-      </w:r>
-      <w:proofErr w:type="gramEnd"/>
-      <w:r>
-        <w:t xml:space="preserve"> assuming 2.5% inflation. Use this to understand true buying power.</w:t>
+        <w:t>Values adjusted to retirement year purchasing power. Example: $100,000 in Year 10 shows as $82,035 assuming 2.5% inflation. Use this to understand true buying power.</w:t>
       </w:r>
     </w:p>
     <w:p>
@@ -9110,7 +9078,7 @@
       <w:pPr>
         <w:pStyle w:val="Heading3"/>
       </w:pPr>
-      <w:bookmarkStart w:id="14" w:name="_Toc223079768"/>
+      <w:bookmarkStart w:id="14" w:name="_Toc223087031"/>
       <w:r>
         <w:t>Collapsible Sections</w:t>
       </w:r>
@@ -9130,7 +9098,7 @@
       <w:pPr>
         <w:pStyle w:val="Heading2"/>
       </w:pPr>
-      <w:bookmarkStart w:id="15" w:name="_Toc223079769"/>
+      <w:bookmarkStart w:id="15" w:name="_Toc223087032"/>
       <w:r>
         <w:lastRenderedPageBreak/>
         <w:t>1.5 Enhanced Warning Systems</w:t>
@@ -9141,7 +9109,7 @@
       <w:pPr>
         <w:pStyle w:val="Heading3"/>
       </w:pPr>
-      <w:bookmarkStart w:id="16" w:name="_Toc223079770"/>
+      <w:bookmarkStart w:id="16" w:name="_Toc223087033"/>
       <w:r>
         <w:t>Early Portfolio Depletion Warning</w:t>
       </w:r>
@@ -9269,7 +9237,7 @@
       <w:pPr>
         <w:pStyle w:val="Heading3"/>
       </w:pPr>
-      <w:bookmarkStart w:id="17" w:name="_Toc223079771"/>
+      <w:bookmarkStart w:id="17" w:name="_Toc223087034"/>
       <w:r>
         <w:t>Stale Results Detection (Monte Carlo)</w:t>
       </w:r>
@@ -9375,35 +9343,22 @@
       </w:r>
       <w:r>
         <w:br/>
-        <w:t xml:space="preserve">Why Manual Updates? Monte Carlo is computationally expensive. </w:t>
-      </w:r>
-      <w:proofErr w:type="gramStart"/>
-      <w:r>
-        <w:t>Auto-running</w:t>
-      </w:r>
-      <w:proofErr w:type="gramEnd"/>
-      <w:r>
-        <w:t xml:space="preserve"> on every input change would freeze the interface constantly. Stale detection gives you control while making it obvious when results are outdated.</w:t>
+        <w:t>Why Manual Updates? Monte Carlo is computationally expensive. Auto-running on every input change would freeze the interface constantly. Stale detection gives you control while making it obvious when results are outdated.</w:t>
       </w:r>
     </w:p>
     <w:p>
       <w:pPr>
         <w:pStyle w:val="Heading3"/>
       </w:pPr>
-      <w:bookmarkStart w:id="18" w:name="_Toc223079772"/>
+      <w:bookmarkStart w:id="18" w:name="_Toc223087035"/>
       <w:r>
         <w:t>Insufficient Accessible Funds (Couple Tracking)</w:t>
       </w:r>
       <w:bookmarkEnd w:id="18"/>
     </w:p>
     <w:p>
-      <w:proofErr w:type="gramStart"/>
-      <w:r>
-        <w:t>Appears</w:t>
-      </w:r>
-      <w:proofErr w:type="gramEnd"/>
-      <w:r>
-        <w:t xml:space="preserve"> when couple tracking is enabled and expenses cannot be fully covered because:</w:t>
+      <w:r>
+        <w:t>Appears when couple tracking is enabled and expenses cannot be fully covered because:</w:t>
       </w:r>
       <w:r>
         <w:br/>
@@ -9507,7 +9462,7 @@
       <w:pPr>
         <w:pStyle w:val="Heading1"/>
       </w:pPr>
-      <w:bookmarkStart w:id="19" w:name="_Toc223079773"/>
+      <w:bookmarkStart w:id="19" w:name="_Toc223087036"/>
       <w:r>
         <w:t>PART 2: CORE INPUTS</w:t>
       </w:r>
@@ -9517,7 +9472,7 @@
       <w:pPr>
         <w:pStyle w:val="Heading2"/>
       </w:pPr>
-      <w:bookmarkStart w:id="20" w:name="_Toc223079774"/>
+      <w:bookmarkStart w:id="20" w:name="_Toc223087037"/>
       <w:r>
         <w:t>2.1 Initial Financial Situation</w:t>
       </w:r>
@@ -9527,7 +9482,7 @@
       <w:pPr>
         <w:pStyle w:val="Heading3"/>
       </w:pPr>
-      <w:bookmarkStart w:id="21" w:name="_Toc223079775"/>
+      <w:bookmarkStart w:id="21" w:name="_Toc223087038"/>
       <w:r>
         <w:t>Age Turning This Year &amp; Retirement Age</w:t>
       </w:r>
@@ -9542,7 +9497,7 @@
       <w:pPr>
         <w:pStyle w:val="Heading3"/>
       </w:pPr>
-      <w:bookmarkStart w:id="22" w:name="_Toc223079776"/>
+      <w:bookmarkStart w:id="22" w:name="_Toc223087039"/>
       <w:r>
         <w:t>Portfolio Buckets</w:t>
       </w:r>
@@ -9556,15 +9511,7 @@
         <w:t xml:space="preserve">Main Super: </w:t>
       </w:r>
       <w:r>
-        <w:t xml:space="preserve">Your projected superannuation balance at the date of retirement. </w:t>
-      </w:r>
-      <w:proofErr w:type="gramStart"/>
-      <w:r>
-        <w:t>If retiring</w:t>
-      </w:r>
-      <w:proofErr w:type="gramEnd"/>
-      <w:r>
-        <w:t xml:space="preserve"> soon, use your current balance. If years away, use an online super projection calculator or your fund’s estimate to determine what it will be when you retire</w:t>
+        <w:t>Your projected superannuation balance at the date of retirement. If retiring soon, use your current balance. If years away, use an online super projection calculator or your fund’s estimate to determine what it will be when you retire</w:t>
       </w:r>
       <w:r>
         <w:rPr>
@@ -9599,22 +9546,14 @@
         <w:t xml:space="preserve">Cash Account: </w:t>
       </w:r>
       <w:r>
-        <w:t xml:space="preserve">Emergency fund earning 3% real. Accessed first in withdrawal hierarchy. Holds overflow cash when pension income plus minimum super drawdowns </w:t>
-      </w:r>
-      <w:proofErr w:type="gramStart"/>
-      <w:r>
-        <w:t>exceed</w:t>
-      </w:r>
-      <w:proofErr w:type="gramEnd"/>
-      <w:r>
-        <w:t xml:space="preserve"> expenses.</w:t>
+        <w:t>Emergency fund earning 3% real. Accessed first in withdrawal hierarchy. Holds overflow cash when pension income plus minimum super drawdowns exceed expenses.</w:t>
       </w:r>
     </w:p>
     <w:p>
       <w:pPr>
         <w:pStyle w:val="Heading3"/>
       </w:pPr>
-      <w:bookmarkStart w:id="23" w:name="_Toc223079777"/>
+      <w:bookmarkStart w:id="23" w:name="_Toc223087040"/>
       <w:r>
         <w:t>Homeownership Status</w:t>
       </w:r>
@@ -9622,22 +9561,14 @@
     </w:p>
     <w:p>
       <w:r>
-        <w:t xml:space="preserve">Affects Age Pension asset test thresholds. Homeowners have a lower asset test threshold ($314,000 for singles) because the principal residence is exempt. Non-homeowners have a higher threshold ($566,000 for singles) to compensate for housing costs. Select 'Yes' if </w:t>
-      </w:r>
-      <w:proofErr w:type="gramStart"/>
-      <w:r>
-        <w:t>you will</w:t>
-      </w:r>
-      <w:proofErr w:type="gramEnd"/>
-      <w:r>
-        <w:t xml:space="preserve"> own your home at retirement.</w:t>
+        <w:t>Affects Age Pension asset test thresholds. Homeowners have a lower asset test threshold ($314,000 for singles) because the principal residence is exempt. Non-homeowners have a higher threshold ($566,000 for singles) to compensate for housing costs. Select 'Yes' if you will own your home at retirement.</w:t>
       </w:r>
     </w:p>
     <w:p>
       <w:pPr>
         <w:pStyle w:val="Heading2"/>
       </w:pPr>
-      <w:bookmarkStart w:id="24" w:name="_Toc223079778"/>
+      <w:bookmarkStart w:id="24" w:name="_Toc223087041"/>
       <w:r>
         <w:t>2.2 Retirement Spending</w:t>
       </w:r>
@@ -9647,7 +9578,7 @@
       <w:pPr>
         <w:pStyle w:val="Heading3"/>
       </w:pPr>
-      <w:bookmarkStart w:id="25" w:name="_Toc223079779"/>
+      <w:bookmarkStart w:id="25" w:name="_Toc223087042"/>
       <w:r>
         <w:t>Base Annual Spending in Retirement</w:t>
       </w:r>
@@ -9667,7 +9598,7 @@
       <w:pPr>
         <w:pStyle w:val="Heading3"/>
       </w:pPr>
-      <w:bookmarkStart w:id="26" w:name="_Toc223079780"/>
+      <w:bookmarkStart w:id="26" w:name="_Toc223087043"/>
       <w:r>
         <w:t>Spending Patterns</w:t>
       </w:r>
@@ -9698,22 +9629,14 @@
         <w:t xml:space="preserve">JP Morgan (Declining): </w:t>
       </w:r>
       <w:r>
-        <w:t xml:space="preserve">Spending curve declines gradually with age (relative to CPI) based on Blanchett (2014) and JP Morgan (2024) research adjusted for Australia. This </w:t>
-      </w:r>
-      <w:proofErr w:type="gramStart"/>
-      <w:r>
-        <w:t>models</w:t>
-      </w:r>
-      <w:proofErr w:type="gramEnd"/>
-      <w:r>
-        <w:t xml:space="preserve"> three phases. In the early "go-go" years (years 1–10), real spending declines ~1.0% per year as initial retirement enthusiasm moderates. In the "slow-go" years (years 11–20), the decline accelerates to ~1.5% per year as activity reduces. In the "no-go" years (21+), spending tapers to ~0.5% annual real decline. Note that aged care costs (if enabled) are modelled separately on top of this curve, which can cause total spending to rise again in later years. This is the default and is generally more realistic than CPI (Level).</w:t>
+        <w:t>Spending curve declines gradually with age (relative to CPI) based on Blanchett (2014) and JP Morgan (2024) research adjusted for Australia. This models three phases. In the early "go-go" years (years 1–10), real spending declines ~1.0% per year as initial retirement enthusiasm moderates. In the "slow-go" years (years 11–20), the decline accelerates to ~1.5% per year as activity reduces. In the "no-go" years (21+), spending tapers to ~0.5% annual real decline. Note that aged care costs (if enabled) are modelled separately on top of this curve, which can cause total spending to rise again in later years. This is the default and is generally more realistic than CPI (Level).</w:t>
       </w:r>
     </w:p>
     <w:p>
       <w:pPr>
         <w:pStyle w:val="Heading3"/>
       </w:pPr>
-      <w:bookmarkStart w:id="27" w:name="_Toc223079781"/>
+      <w:bookmarkStart w:id="27" w:name="_Toc223087044"/>
       <w:r>
         <w:lastRenderedPageBreak/>
         <w:t>Splurge Spending</w:t>
@@ -9722,22 +9645,14 @@
     </w:p>
     <w:p>
       <w:r>
-        <w:t xml:space="preserve">Additional spending </w:t>
-      </w:r>
-      <w:proofErr w:type="gramStart"/>
-      <w:r>
-        <w:t>for</w:t>
-      </w:r>
-      <w:proofErr w:type="gramEnd"/>
-      <w:r>
-        <w:t xml:space="preserve"> major purchases or lifestyle upgrades. Configure start age, duration, annual amount, and ramp-down period. Example: $30k/year for 10 years starting at 65 for international travel, ramping down over final 3 years.</w:t>
+        <w:t>Additional spending for major purchases or lifestyle upgrades. Configure start age, duration, annual amount, and ramp-down period. Example: $30k/year for 10 years starting at 65 for international travel, ramping down over final 3 years.</w:t>
       </w:r>
     </w:p>
     <w:p>
       <w:pPr>
         <w:pStyle w:val="Heading2"/>
       </w:pPr>
-      <w:bookmarkStart w:id="28" w:name="_Toc223079782"/>
+      <w:bookmarkStart w:id="28" w:name="_Toc223087045"/>
       <w:r>
         <w:t>2.3 Pension Income</w:t>
       </w:r>
@@ -9747,7 +9662,7 @@
       <w:pPr>
         <w:pStyle w:val="Heading3"/>
       </w:pPr>
-      <w:bookmarkStart w:id="29" w:name="_Toc223079783"/>
+      <w:bookmarkStart w:id="29" w:name="_Toc223087046"/>
       <w:r>
         <w:t>Private Pension (Annuity/Defined Benefit)</w:t>
       </w:r>
@@ -9834,7 +9749,7 @@
       <w:pPr>
         <w:pStyle w:val="Heading3"/>
       </w:pPr>
-      <w:bookmarkStart w:id="30" w:name="_Toc223079784"/>
+      <w:bookmarkStart w:id="30" w:name="_Toc223087047"/>
       <w:r>
         <w:t>Age Pension</w:t>
       </w:r>
@@ -9880,22 +9795,14 @@
     </w:p>
     <w:p>
       <w:r>
-        <w:t xml:space="preserve">Calculator applies the lower result of asset or income test. For couples with different ages, </w:t>
-      </w:r>
-      <w:proofErr w:type="gramStart"/>
-      <w:r>
-        <w:t>uses</w:t>
-      </w:r>
-      <w:proofErr w:type="gramEnd"/>
-      <w:r>
-        <w:t xml:space="preserve"> single rate ($29,754) until both reach 67, then couple rate.</w:t>
+        <w:t>Calculator applies the lower result of asset or income test. For couples with different ages, uses single rate ($29,754) until both reach 67, then couple rate.</w:t>
       </w:r>
     </w:p>
     <w:p>
       <w:pPr>
         <w:pStyle w:val="Heading2"/>
       </w:pPr>
-      <w:bookmarkStart w:id="31" w:name="_Toc223079785"/>
+      <w:bookmarkStart w:id="31" w:name="_Toc223087048"/>
       <w:r>
         <w:t>2.4 Other Net Income</w:t>
       </w:r>
@@ -9910,7 +9817,7 @@
       <w:pPr>
         <w:pStyle w:val="Heading3"/>
       </w:pPr>
-      <w:bookmarkStart w:id="32" w:name="_Toc223079786"/>
+      <w:bookmarkStart w:id="32" w:name="_Toc223087049"/>
       <w:r>
         <w:t>Configuration Fields</w:t>
       </w:r>
@@ -9980,7 +9887,7 @@
       <w:pPr>
         <w:pStyle w:val="Heading3"/>
       </w:pPr>
-      <w:bookmarkStart w:id="33" w:name="_Toc223079787"/>
+      <w:bookmarkStart w:id="33" w:name="_Toc223087050"/>
       <w:r>
         <w:t>Common Scenarios</w:t>
       </w:r>
@@ -10064,7 +9971,7 @@
       <w:pPr>
         <w:pStyle w:val="Heading3"/>
       </w:pPr>
-      <w:bookmarkStart w:id="34" w:name="_Toc223079788"/>
+      <w:bookmarkStart w:id="34" w:name="_Toc223087051"/>
       <w:r>
         <w:t>Timing and Indexing</w:t>
       </w:r>
@@ -10122,17 +10029,9 @@
       <w:pPr>
         <w:pStyle w:val="Heading2"/>
       </w:pPr>
-      <w:bookmarkStart w:id="35" w:name="_Toc223079789"/>
-      <w:r>
-        <w:t xml:space="preserve">2.5 </w:t>
-      </w:r>
-      <w:proofErr w:type="gramStart"/>
-      <w:r>
-        <w:t>Couple</w:t>
-      </w:r>
-      <w:proofErr w:type="gramEnd"/>
-      <w:r>
-        <w:t xml:space="preserve"> Tracking</w:t>
+      <w:bookmarkStart w:id="35" w:name="_Toc223087052"/>
+      <w:r>
+        <w:t>2.5 Couple Tracking</w:t>
       </w:r>
       <w:bookmarkEnd w:id="35"/>
     </w:p>
@@ -10188,7 +10087,7 @@
       <w:pPr>
         <w:pStyle w:val="Heading3"/>
       </w:pPr>
-      <w:bookmarkStart w:id="36" w:name="_Toc223079790"/>
+      <w:bookmarkStart w:id="36" w:name="_Toc223087053"/>
       <w:r>
         <w:t>Partner Configuration</w:t>
       </w:r>
@@ -10332,22 +10231,14 @@
         <w:t xml:space="preserve"> Pre-Retirement Income: </w:t>
       </w:r>
       <w:r>
-        <w:t xml:space="preserve">Salary if still working when </w:t>
-      </w:r>
-      <w:proofErr w:type="gramStart"/>
-      <w:r>
-        <w:t>other</w:t>
-      </w:r>
-      <w:proofErr w:type="gramEnd"/>
-      <w:r>
-        <w:t xml:space="preserve"> partner retires</w:t>
+        <w:t>Salary if still working when other partner retires</w:t>
       </w:r>
     </w:p>
     <w:p>
       <w:pPr>
         <w:pStyle w:val="Heading3"/>
       </w:pPr>
-      <w:bookmarkStart w:id="37" w:name="_Toc223079791"/>
+      <w:bookmarkStart w:id="37" w:name="_Toc223087054"/>
       <w:r>
         <w:t>Year 1 Anchoring</w:t>
       </w:r>
@@ -10379,15 +10270,7 @@
     </w:p>
     <w:p>
       <w:r>
-        <w:t xml:space="preserve">Partner 2: Current age 56, </w:t>
-      </w:r>
-      <w:proofErr w:type="gramStart"/>
-      <w:r>
-        <w:t>retires</w:t>
-      </w:r>
-      <w:proofErr w:type="gramEnd"/>
-      <w:r>
-        <w:t xml:space="preserve"> at 65</w:t>
+        <w:t>Partner 2: Current age 56, retires at 65</w:t>
       </w:r>
     </w:p>
     <w:p>
@@ -10404,7 +10287,7 @@
       <w:pPr>
         <w:pStyle w:val="Heading3"/>
       </w:pPr>
-      <w:bookmarkStart w:id="38" w:name="_Toc223079792"/>
+      <w:bookmarkStart w:id="38" w:name="_Toc223087055"/>
       <w:r>
         <w:t>Super Withdrawal Logic</w:t>
       </w:r>
@@ -10468,7 +10351,7 @@
       <w:pPr>
         <w:pStyle w:val="Heading3"/>
       </w:pPr>
-      <w:bookmarkStart w:id="39" w:name="_Toc223079793"/>
+      <w:bookmarkStart w:id="39" w:name="_Toc223087056"/>
       <w:r>
         <w:lastRenderedPageBreak/>
         <w:t>Death Scenario Modeling</w:t>
@@ -10681,7 +10564,7 @@
       <w:pPr>
         <w:pStyle w:val="Heading3"/>
       </w:pPr>
-      <w:bookmarkStart w:id="40" w:name="_Toc223079794"/>
+      <w:bookmarkStart w:id="40" w:name="_Toc223087057"/>
       <w:r>
         <w:t>Age Pension for Couples</w:t>
       </w:r>
@@ -10727,7 +10610,7 @@
       <w:pPr>
         <w:pStyle w:val="Heading1"/>
       </w:pPr>
-      <w:bookmarkStart w:id="41" w:name="_Toc223079795"/>
+      <w:bookmarkStart w:id="41" w:name="_Toc223087058"/>
       <w:r>
         <w:lastRenderedPageBreak/>
         <w:t>PART 3: ADVANCED FEATURES</w:t>
@@ -10781,7 +10664,7 @@
       <w:pPr>
         <w:pStyle w:val="Heading2"/>
       </w:pPr>
-      <w:bookmarkStart w:id="42" w:name="_Toc223079796"/>
+      <w:bookmarkStart w:id="42" w:name="_Toc223087059"/>
       <w:r>
         <w:t>3.1 Irregular and One-Off Expenses</w:t>
       </w:r>
@@ -10799,7 +10682,7 @@
           <w:lang w:val="en-AU"/>
         </w:rPr>
       </w:pPr>
-      <w:bookmarkStart w:id="43" w:name="_Toc223079797"/>
+      <w:bookmarkStart w:id="43" w:name="_Toc223087060"/>
       <w:r>
         <w:rPr>
           <w:lang w:val="en-AU"/>
@@ -10820,7 +10703,7 @@
           <w:lang w:val="en-AU"/>
         </w:rPr>
       </w:pPr>
-      <w:bookmarkStart w:id="44" w:name="_Toc223079798"/>
+      <w:bookmarkStart w:id="44" w:name="_Toc223087061"/>
       <w:r>
         <w:rPr>
           <w:lang w:val="en-AU"/>
@@ -10923,15 +10806,7 @@
         <w:t>Constant Return / Historical Period</w:t>
       </w:r>
       <w:r>
-        <w:t xml:space="preserve">: Generates one deterministic expense path using a fixed seed. Results are </w:t>
-      </w:r>
-      <w:proofErr w:type="gramStart"/>
-      <w:r>
-        <w:t>reproducible — you'll see</w:t>
-      </w:r>
-      <w:proofErr w:type="gramEnd"/>
-      <w:r>
-        <w:t xml:space="preserve"> the same expenses in the same years every time. This provides a realistic "middle-ground" scenario for quick planning.</w:t>
+        <w:t>: Generates one deterministic expense path using a fixed seed. Results are reproducible — you'll see the same expenses in the same years every time. This provides a realistic "middle-ground" scenario for quick planning.</w:t>
       </w:r>
     </w:p>
     <w:p>
@@ -11000,7 +10875,7 @@
           <w:lang w:val="en-AU"/>
         </w:rPr>
       </w:pPr>
-      <w:bookmarkStart w:id="45" w:name="_Toc223079799"/>
+      <w:bookmarkStart w:id="45" w:name="_Toc223087062"/>
       <w:r>
         <w:rPr>
           <w:lang w:val="en-AU"/>
@@ -11023,31 +10898,7 @@
         <w:t>Important:</w:t>
       </w:r>
       <w:r>
-        <w:t xml:space="preserve"> Amounts are </w:t>
-      </w:r>
-      <w:proofErr w:type="gramStart"/>
-      <w:r>
-        <w:t>entered</w:t>
-      </w:r>
-      <w:proofErr w:type="gramEnd"/>
-      <w:r>
-        <w:t xml:space="preserve"> in nominal (future) dollars — the dollar value in the year the expense occurs, not in today's dollars. For example, $50,000 for a car at age 70 means $50,000 in age-70 dollars. If you are </w:t>
-      </w:r>
-      <w:proofErr w:type="gramStart"/>
-      <w:r>
-        <w:t>estimating in</w:t>
-      </w:r>
-      <w:proofErr w:type="gramEnd"/>
-      <w:r>
-        <w:t xml:space="preserve"> today’s dollars, add roughly 2.5% per year for inflation to convert. This differs from base spending, which is entered </w:t>
-      </w:r>
-      <w:proofErr w:type="gramStart"/>
-      <w:r>
-        <w:t>in</w:t>
-      </w:r>
-      <w:proofErr w:type="gramEnd"/>
-      <w:r>
-        <w:t xml:space="preserve"> retirement-year dollars and automatically inflated each year.</w:t>
+        <w:t xml:space="preserve"> Amounts are entered in nominal (future) dollars — the dollar value in the year the expense occurs, not in today's dollars. For example, $50,000 for a car at age 70 means $50,000 in age-70 dollars. If you are estimating in today’s dollars, add roughly 2.5% per year for inflation to convert. This differs from base spending, which is entered in retirement-year dollars and automatically inflated each year.</w:t>
       </w:r>
     </w:p>
     <w:p>
@@ -11062,7 +10913,7 @@
           <w:lang w:val="en-AU"/>
         </w:rPr>
       </w:pPr>
-      <w:bookmarkStart w:id="46" w:name="_Toc223079800"/>
+      <w:bookmarkStart w:id="46" w:name="_Toc223087063"/>
       <w:r>
         <w:rPr>
           <w:lang w:val="en-AU"/>
@@ -11085,7 +10936,7 @@
       <w:pPr>
         <w:pStyle w:val="Heading2"/>
       </w:pPr>
-      <w:bookmarkStart w:id="47" w:name="_Toc223079801"/>
+      <w:bookmarkStart w:id="47" w:name="_Toc223087064"/>
       <w:r>
         <w:t>3.2 Debt Repayment at Retirement</w:t>
       </w:r>
@@ -11100,7 +10951,7 @@
       <w:pPr>
         <w:pStyle w:val="Heading2"/>
       </w:pPr>
-      <w:bookmarkStart w:id="48" w:name="_Toc223079802"/>
+      <w:bookmarkStart w:id="48" w:name="_Toc223087065"/>
       <w:r>
         <w:lastRenderedPageBreak/>
         <w:t>3.3 Aged Care Planning</w:t>
@@ -11111,7 +10962,7 @@
       <w:pPr>
         <w:pStyle w:val="Heading3"/>
       </w:pPr>
-      <w:bookmarkStart w:id="49" w:name="_Toc223079803"/>
+      <w:bookmarkStart w:id="49" w:name="_Toc223087066"/>
       <w:r>
         <w:t>Cost Components</w:t>
       </w:r>
@@ -11136,22 +10987,14 @@
         <w:t xml:space="preserve">Annual Care Costs: </w:t>
       </w:r>
       <w:r>
-        <w:t>Daily fees, means-tested fees, extra services (</w:t>
-      </w:r>
-      <w:proofErr w:type="gramStart"/>
-      <w:r>
-        <w:t>typical</w:t>
-      </w:r>
-      <w:proofErr w:type="gramEnd"/>
-      <w:r>
-        <w:t>: $60k-$80k/year). Indexed to inflation.</w:t>
+        <w:t>Daily fees, means-tested fees, extra services (typical: $60k-$80k/year). Indexed to inflation.</w:t>
       </w:r>
     </w:p>
     <w:p>
       <w:pPr>
         <w:pStyle w:val="Heading3"/>
       </w:pPr>
-      <w:bookmarkStart w:id="50" w:name="_Toc223079804"/>
+      <w:bookmarkStart w:id="50" w:name="_Toc223087067"/>
       <w:r>
         <w:t>Modeling Approaches</w:t>
       </w:r>
@@ -11176,22 +11019,14 @@
         <w:t xml:space="preserve">Probabilistic: </w:t>
       </w:r>
       <w:r>
-        <w:t xml:space="preserve">Risk-based entry using actuarial data. </w:t>
-      </w:r>
-      <w:proofErr w:type="gramStart"/>
-      <w:r>
-        <w:t>Use for</w:t>
-      </w:r>
-      <w:proofErr w:type="gramEnd"/>
-      <w:r>
-        <w:t xml:space="preserve"> Monte Carlo simulations to model uncertainty.</w:t>
+        <w:t>Risk-based entry using actuarial data. Use for Monte Carlo simulations to model uncertainty.</w:t>
       </w:r>
     </w:p>
     <w:p>
       <w:pPr>
         <w:pStyle w:val="Heading3"/>
       </w:pPr>
-      <w:bookmarkStart w:id="51" w:name="_Toc223079805"/>
+      <w:bookmarkStart w:id="51" w:name="_Toc223087068"/>
       <w:r>
         <w:t>Couple Mode Integration</w:t>
       </w:r>
@@ -11206,7 +11041,7 @@
       <w:pPr>
         <w:pStyle w:val="Heading2"/>
       </w:pPr>
-      <w:bookmarkStart w:id="52" w:name="_Toc223079806"/>
+      <w:bookmarkStart w:id="52" w:name="_Toc223087069"/>
       <w:r>
         <w:t>3.4 Dynamic Spending Guardrails</w:t>
       </w:r>
@@ -11214,15 +11049,7 @@
     </w:p>
     <w:p>
       <w:r>
-        <w:t xml:space="preserve">Automatic spending adjustments based on portfolio performance relative to initial withdrawal rate percentiles. </w:t>
-      </w:r>
-      <w:proofErr w:type="gramStart"/>
-      <w:r>
-        <w:t>The guardrails</w:t>
-      </w:r>
-      <w:proofErr w:type="gramEnd"/>
-      <w:r>
-        <w:t xml:space="preserve"> dynamically adjust your spending up or down to maintain portfolio sustainability while maximizing lifestyle when markets perform well.</w:t>
+        <w:t>Automatic spending adjustments based on portfolio performance relative to initial withdrawal rate percentiles. The guardrails dynamically adjust your spending up or down to maintain portfolio sustainability while maximizing lifestyle when markets perform well.</w:t>
       </w:r>
       <w:r>
         <w:br/>
@@ -11402,7 +11229,7 @@
         <w:pStyle w:val="Heading3"/>
       </w:pPr>
       <w:bookmarkStart w:id="53" w:name="_Toc221182743"/>
-      <w:bookmarkStart w:id="54" w:name="_Toc223079807"/>
+      <w:bookmarkStart w:id="54" w:name="_Toc223087070"/>
       <w:r>
         <w:t>When to Use</w:t>
       </w:r>
@@ -11429,7 +11256,7 @@
         <w:pStyle w:val="Heading3"/>
       </w:pPr>
       <w:bookmarkStart w:id="55" w:name="_Toc221182744"/>
-      <w:bookmarkStart w:id="56" w:name="_Toc223079808"/>
+      <w:bookmarkStart w:id="56" w:name="_Toc223087071"/>
       <w:r>
         <w:t>Limitations</w:t>
       </w:r>
@@ -11453,15 +11280,7 @@
     </w:p>
     <w:p>
       <w:r>
-        <w:t xml:space="preserve">• May result in unrealistic spending </w:t>
-      </w:r>
-      <w:proofErr w:type="gramStart"/>
-      <w:r>
-        <w:t>in order to</w:t>
-      </w:r>
-      <w:proofErr w:type="gramEnd"/>
-      <w:r>
-        <w:t xml:space="preserve"> achieve portfolio longevity</w:t>
+        <w:t>• May result in unrealistic spending in order to achieve portfolio longevity</w:t>
       </w:r>
     </w:p>
     <w:p/>
@@ -11474,7 +11293,7 @@
       <w:pPr>
         <w:pStyle w:val="Heading1"/>
       </w:pPr>
-      <w:bookmarkStart w:id="57" w:name="_Toc223079809"/>
+      <w:bookmarkStart w:id="57" w:name="_Toc223087072"/>
       <w:r>
         <w:lastRenderedPageBreak/>
         <w:t>PART 4: RUNNING SCENARIOS</w:t>
@@ -11485,7 +11304,7 @@
       <w:pPr>
         <w:pStyle w:val="Heading2"/>
       </w:pPr>
-      <w:bookmarkStart w:id="58" w:name="_Toc223079810"/>
+      <w:bookmarkStart w:id="58" w:name="_Toc223087073"/>
       <w:r>
         <w:t>4.1 Test Scenario Types</w:t>
       </w:r>
@@ -11544,7 +11363,7 @@
       <w:pPr>
         <w:pStyle w:val="Heading3"/>
       </w:pPr>
-      <w:bookmarkStart w:id="59" w:name="_Toc223079811"/>
+      <w:bookmarkStart w:id="59" w:name="_Toc223087074"/>
       <w:r>
         <w:t>A Note on Fees</w:t>
       </w:r>
@@ -11552,31 +11371,14 @@
     </w:p>
     <w:p>
       <w:r>
-        <w:t xml:space="preserve">The return rate </w:t>
-      </w:r>
-      <w:r>
-        <w:t xml:space="preserve">used in </w:t>
-      </w:r>
-      <w:proofErr w:type="gramStart"/>
-      <w:r>
-        <w:t>the Constant</w:t>
-      </w:r>
-      <w:proofErr w:type="gramEnd"/>
-      <w:r>
-        <w:t xml:space="preserve"> Return, Monte Carlo, and Historical Monte Carlo Test Scenarios </w:t>
-      </w:r>
-      <w:r>
-        <w:t>is net of fund or investment fees.  To account for investment fees, deduct them from the gross return (e.g. gross 7.5% minus 0.5% fees = 7% Expected Return)</w:t>
-      </w:r>
-      <w:r>
-        <w:t>.</w:t>
+        <w:t>The return rate used in the Constant Return, Monte Carlo, and Historical Monte Carlo Test Scenarios is net of fund or investment fees.  To account for investment fees, deduct them from the gross return (e.g. gross 7.5% minus 0.5% fees = 7% Expected Return).</w:t>
       </w:r>
     </w:p>
     <w:p>
       <w:pPr>
         <w:pStyle w:val="Heading3"/>
       </w:pPr>
-      <w:bookmarkStart w:id="60" w:name="_Toc223079812"/>
+      <w:bookmarkStart w:id="60" w:name="_Toc223087075"/>
       <w:r>
         <w:t>Constant Return</w:t>
       </w:r>
@@ -11630,7 +11432,7 @@
         <w:ind w:left="720"/>
       </w:pPr>
       <w:bookmarkStart w:id="62" w:name="how-it-works"/>
-      <w:bookmarkStart w:id="63" w:name="_Toc223079813"/>
+      <w:bookmarkStart w:id="63" w:name="_Toc223087076"/>
       <w:bookmarkEnd w:id="61"/>
       <w:r>
         <w:t>How it works</w:t>
@@ -11738,7 +11540,7 @@
       <w:pPr>
         <w:pStyle w:val="Heading3"/>
       </w:pPr>
-      <w:bookmarkStart w:id="64" w:name="_Toc223079814"/>
+      <w:bookmarkStart w:id="64" w:name="_Toc223087077"/>
       <w:r>
         <w:lastRenderedPageBreak/>
         <w:t>Historical Periods</w:t>
@@ -11747,7 +11549,7 @@
     </w:p>
     <w:p>
       <w:r>
-        <w:t>Replays a single actual 35-year return sequence from verified historical data, showing exactly how your plan would have fared under those real market conditions. A two-step selector lets you choose the data source first, then pick the starting period.</w:t>
+        <w:t>Tests your retirement plan against specific historical return sequences. A two-step selector lets you choose the data source first, then pick the starting period. All AU periods use genuine historical data throughout. US S&amp;P 500 periods are divided into two categories: three are genuine 35-year historical replays using real data throughout, and three are stress tests that open with a real crash but cannot complete a full 35-year window because the event occurred too recently — labelled [Stress Test] in the selector.</w:t>
       </w:r>
     </w:p>
     <w:p>
@@ -11791,10 +11593,21 @@
         <w:rPr>
           <w:i/>
         </w:rPr>
-        <w:t>US S&amp;P 500 (6 periods):</w:t>
-      </w:r>
-      <w:r>
-        <w:t xml:space="preserve"> 2008 GFC (opens −37%), 2020 COVID (opens −18%, fastest recovery), 1929 Great Depression (three consecutive losses), 2000 Dot-com crash, 1973 Stagflation (−15% then −26%), 1982 Bull Market (best-case upper bound).</w:t>
+        <w:t>US S&amp;P 500 — Genuine 35-year replays (3 periods):</w:t>
+      </w:r>
+      <w:r>
+        <w:t xml:space="preserve"> 1929 Great Depression (three consecutive losses: −8%, −25%, −43%); 1973 Stagflation (−15% then −26% with decade-long high inflation); 1982 Bull Market (strongest sustained bull market; best-case upper bound). All use 35 years of real S&amp;P 500 data.</w:t>
+      </w:r>
+    </w:p>
+    <w:p>
+      <w:r>
+        <w:rPr>
+          <w:i/>
+        </w:rPr>
+        <w:t>US S&amp;P 500 — Stress Tests with real opening crash (3 periods):</w:t>
+      </w:r>
+      <w:r>
+        <w:t xml:space="preserve"> 2008 GFC [Stress Test] (17 real years 2008–2024, then flat 10%/yr); 2000 Dot-com [Stress Test] (25 real years 2000–2024, then flat 10%/yr); 2020 COVID [Stress Test] (5 real years 2020–2024, then flat 10%/yr). These periods cannot complete 35 years of real data — a 2008 start needs data to 2043, which does not yet exist. The tail years use flat 10%/yr nominal (the long-run S&amp;P 500 average) as a neutral assumption. Note: the 2020 opening figure of −18% reflects an intra-year trough — the 2020 full-year S&amp;P 500 return was actually +18%.</w:t>
       </w:r>
     </w:p>
     <w:p>
@@ -11832,14 +11645,15 @@
     </w:p>
     <w:p>
       <w:r>
-        <w:t>Periods are labelled by the financial event that opens the sequence (e.g., “AU 1990 Recession”) rather than by neutral year, making it clear which scenarios are genuine stress tests and which are best-case comparators. Each period shows a contextual description beneath the selector explaining which events the 35-year sequence captures.</w:t>
+        <w:lastRenderedPageBreak/>
+        <w:t>Periods are labelled by the financial event that opens the sequence rather than by neutral year, making it clear which scenarios are genuine stress tests and which are best-case comparators. Each period shows a contextual description beneath the selector explaining which events the sequence captures and, for [Stress Test] periods, how many years of real data are used. The [Stress Test] periods remain useful for testing sequence-of-returns risk: the opening crash is real, and the flat 10% tail represents average market conditions thereafter rather than an optimistic recovery.</w:t>
       </w:r>
     </w:p>
     <w:p>
       <w:pPr>
         <w:pStyle w:val="Heading3"/>
       </w:pPr>
-      <w:bookmarkStart w:id="65" w:name="_Toc223079815"/>
+      <w:bookmarkStart w:id="65" w:name="_Toc223087078"/>
       <w:r>
         <w:t>Monte Carlo Simulation</w:t>
       </w:r>
@@ -11854,118 +11668,118 @@
       <w:pPr>
         <w:pStyle w:val="Heading3"/>
       </w:pPr>
-      <w:bookmarkStart w:id="66" w:name="_Toc223079816"/>
+      <w:bookmarkStart w:id="66" w:name="_Toc223087079"/>
+      <w:r>
+        <w:t>Historical Monte Carlo</w:t>
+      </w:r>
+      <w:bookmarkEnd w:id="66"/>
+    </w:p>
+    <w:p>
+      <w:r>
+        <w:t>Randomly samples verified historical return series rather than assumed distributions. Four data series are available:</w:t>
+      </w:r>
+    </w:p>
+    <w:p>
+      <w:r>
+        <w:t>• AU Balanced (60/40, 1990–2024, 35 years): 60% XAOA / 40% AusBond Composite. Approximates a typical Australian industry super balanced option. Includes GFC, 2022 bond crash, and COVID shock.</w:t>
+      </w:r>
+    </w:p>
+    <w:p>
+      <w:r>
+        <w:t>• AU Equities — XAOA (1980–2024, 45 years): ASX All Ordinaries Accumulation Index. Includes 1987 crash (-50%) and GFC (-40%).</w:t>
+      </w:r>
+    </w:p>
+    <w:p>
+      <w:r>
+        <w:t>• AU Bonds — AusBond Composite (1990–2024, 35 years): Australian investment-grade bonds. Lower volatility; captures the 1994 and 2022 rate shocks.</w:t>
+      </w:r>
+    </w:p>
+    <w:p>
+      <w:r>
+        <w:t>• US S&amp;P 500 Total Return (1928–2025, 98 years): Shiller/Ibbotson dataset. The longest series; covers Great Depression, WWII, 1970s stagflation, Black Monday, and GFC.</w:t>
+      </w:r>
+    </w:p>
+    <w:p>
+      <w:r>
+        <w:t>Three sampling methods: Shuffled Years (random year sampling, destroys autocorrelation), Block Bootstrap (overlapping blocks, default 5-year blocks — recommended), and 35-Year Blocks (contiguous 35-year periods, S&amp;P 500 only). Combines historical accuracy with Monte Carlo uncertainty. Generally more conservative than parametric Monte Carlo for AU-series data.</w:t>
+      </w:r>
+    </w:p>
+    <w:p>
+      <w:pPr>
+        <w:pStyle w:val="Heading3"/>
+      </w:pPr>
+      <w:bookmarkStart w:id="67" w:name="_Toc223087080"/>
+      <w:r>
+        <w:t>Formal Stress Tests</w:t>
+      </w:r>
+      <w:bookmarkEnd w:id="67"/>
+    </w:p>
+    <w:p>
+      <w:r>
+        <w:t>Structured scenarios testing specific failure modes:</w:t>
+      </w:r>
+    </w:p>
+    <w:p>
+      <w:r>
+        <w:t>• A1 Base Case: 5% constant (baseline)</w:t>
+      </w:r>
+    </w:p>
+    <w:p>
+      <w:r>
+        <w:t>• A2 Low Returns: 3.5% constant (structural low)</w:t>
+      </w:r>
+    </w:p>
+    <w:p>
+      <w:r>
+        <w:t>• B1 Crash: -25%, -15% then 5% (immediate crash)</w:t>
+      </w:r>
+    </w:p>
+    <w:p>
+      <w:r>
+        <w:t>• B2 Bear Market: 10 years at 0% (extended stagnation)</w:t>
+      </w:r>
+    </w:p>
+    <w:p>
       <w:r>
         <w:lastRenderedPageBreak/>
-        <w:t>Historical Monte Carlo</w:t>
-      </w:r>
-      <w:bookmarkEnd w:id="66"/>
-    </w:p>
-    <w:p>
-      <w:r>
-        <w:t>Randomly samples verified historical return series rather than assumed distributions. Four data series are available:</w:t>
-      </w:r>
-    </w:p>
-    <w:p>
-      <w:r>
-        <w:t>• AU Balanced (60/40, 1990–2024, 35 years): 60% XAOA / 40% AusBond Composite. Approximates a typical Australian industry super balanced option. Includes GFC, 2022 bond crash, and COVID shock.</w:t>
-      </w:r>
-    </w:p>
-    <w:p>
-      <w:r>
-        <w:t>• AU Equities — XAOA (1980–2024, 45 years): ASX All Ordinaries Accumulation Index. Includes 1987 crash (-50%) and GFC (-40%).</w:t>
-      </w:r>
-    </w:p>
-    <w:p>
-      <w:r>
-        <w:t>• AU Bonds — AusBond Composite (1990–2024, 35 years): Australian investment-grade bonds. Lower volatility; captures the 1994 and 2022 rate shocks.</w:t>
-      </w:r>
-    </w:p>
-    <w:p>
-      <w:r>
-        <w:t>• US S&amp;P 500 Total Return (1928–2025, 98 years): Shiller/Ibbotson dataset. The longest series; covers Great Depression, WWII, 1970s stagflation, Black Monday, and GFC.</w:t>
-      </w:r>
-    </w:p>
-    <w:p>
-      <w:r>
-        <w:t>Three sampling methods: Shuffled Years (random year sampling, destroys autocorrelation), Block Bootstrap (overlapping blocks, default 5-year blocks — recommended), and 35-Year Blocks (contiguous 35-year periods, S&amp;P 500 only). Combines historical accuracy with Monte Carlo uncertainty. Generally more conservative than parametric Monte Carlo for AU-series data.</w:t>
-      </w:r>
+        <w:t>• B3 High Volatility: Alternating +/- returns, 5% average (volatility drag)</w:t>
+      </w:r>
+    </w:p>
+    <w:p>
+      <w:r>
+        <w:t>• C1 High Inflation: 5% CPI throughout</w:t>
+      </w:r>
+    </w:p>
+    <w:p>
+      <w:r>
+        <w:t>• D1 Extreme Longevity: 45 years to age 105</w:t>
+      </w:r>
+    </w:p>
+    <w:p>
+      <w:r>
+        <w:t>• G1 Health Shock: $30k/year from age 75</w:t>
+      </w:r>
+    </w:p>
+    <w:p>
+      <w:r>
+        <w:t>• H1 Worst Case: Crash + high CPI + health costs</w:t>
+      </w:r>
+    </w:p>
+    <w:p>
+      <w:pPr>
+        <w:pStyle w:val="Heading2"/>
+      </w:pPr>
+      <w:bookmarkStart w:id="68" w:name="_Toc223087081"/>
+      <w:r>
+        <w:t>4.2 Understanding Results</w:t>
+      </w:r>
+      <w:bookmarkEnd w:id="68"/>
     </w:p>
     <w:p>
       <w:pPr>
         <w:pStyle w:val="Heading3"/>
       </w:pPr>
-      <w:bookmarkStart w:id="67" w:name="_Toc223079817"/>
-      <w:r>
-        <w:t>Formal Stress Tests</w:t>
-      </w:r>
-      <w:bookmarkEnd w:id="67"/>
-    </w:p>
-    <w:p>
-      <w:r>
-        <w:t>Structured scenarios testing specific failure modes:</w:t>
-      </w:r>
-    </w:p>
-    <w:p>
-      <w:r>
-        <w:t>• A1 Base Case: 5% constant (baseline)</w:t>
-      </w:r>
-    </w:p>
-    <w:p>
-      <w:r>
-        <w:t>• A2 Low Returns: 3.5% constant (structural low)</w:t>
-      </w:r>
-    </w:p>
-    <w:p>
-      <w:r>
-        <w:t>• B1 Crash: -25%, -15% then 5% (immediate crash)</w:t>
-      </w:r>
-    </w:p>
-    <w:p>
-      <w:r>
-        <w:t>• B2 Bear Market: 10 years at 0% (extended stagnation)</w:t>
-      </w:r>
-    </w:p>
-    <w:p>
-      <w:r>
-        <w:t>• B3 High Volatility: Alternating +/- returns, 5% average (volatility drag)</w:t>
-      </w:r>
-    </w:p>
-    <w:p>
-      <w:r>
-        <w:t>• C1 High Inflation: 5% CPI throughout</w:t>
-      </w:r>
-    </w:p>
-    <w:p>
-      <w:r>
-        <w:t>• D1 Extreme Longevity: 45 years to age 105</w:t>
-      </w:r>
-    </w:p>
-    <w:p>
-      <w:r>
-        <w:t>• G1 Health Shock: $30k/year from age 75</w:t>
-      </w:r>
-    </w:p>
-    <w:p>
-      <w:r>
-        <w:t>• H1 Worst Case: Crash + high CPI + health costs</w:t>
-      </w:r>
-    </w:p>
-    <w:p>
-      <w:pPr>
-        <w:pStyle w:val="Heading2"/>
-      </w:pPr>
-      <w:bookmarkStart w:id="68" w:name="_Toc223079818"/>
-      <w:r>
-        <w:t>4.2 Understanding Results</w:t>
-      </w:r>
-      <w:bookmarkEnd w:id="68"/>
-    </w:p>
-    <w:p>
-      <w:pPr>
-        <w:pStyle w:val="Heading3"/>
-      </w:pPr>
-      <w:bookmarkStart w:id="69" w:name="_Toc223079819"/>
+      <w:bookmarkStart w:id="69" w:name="_Toc223087082"/>
       <w:r>
         <w:t>Success Criteria</w:t>
       </w:r>
@@ -11998,7 +11812,6 @@
         <w:rPr>
           <w:b/>
         </w:rPr>
-        <w:lastRenderedPageBreak/>
         <w:t xml:space="preserve">Note: </w:t>
       </w:r>
       <w:r>
@@ -12009,7 +11822,7 @@
       <w:pPr>
         <w:pStyle w:val="Heading3"/>
       </w:pPr>
-      <w:bookmarkStart w:id="70" w:name="_Toc223079820"/>
+      <w:bookmarkStart w:id="70" w:name="_Toc223087083"/>
       <w:r>
         <w:t>Interpreting Monte Carlo Success Rates</w:t>
       </w:r>
@@ -12175,8 +11988,9 @@
       <w:pPr>
         <w:pStyle w:val="Heading2"/>
       </w:pPr>
-      <w:bookmarkStart w:id="71" w:name="_Toc223079821"/>
-      <w:r>
+      <w:bookmarkStart w:id="71" w:name="_Toc223087084"/>
+      <w:r>
+        <w:lastRenderedPageBreak/>
         <w:t>4.3 Executive Summary Dashboard</w:t>
       </w:r>
       <w:bookmarkEnd w:id="71"/>
@@ -12194,7 +12008,6 @@
         <w:rPr>
           <w:noProof/>
         </w:rPr>
-        <w:lastRenderedPageBreak/>
         <w:drawing>
           <wp:inline distT="0" distB="0" distL="0" distR="0" wp14:anchorId="6D012495" wp14:editId="3D8A0690">
             <wp:extent cx="5819775" cy="3444611"/>
@@ -12236,7 +12049,7 @@
       <w:pPr>
         <w:pStyle w:val="Heading3"/>
       </w:pPr>
-      <w:bookmarkStart w:id="72" w:name="_Toc223079822"/>
+      <w:bookmarkStart w:id="72" w:name="_Toc223087085"/>
       <w:r>
         <w:t>Components</w:t>
       </w:r>
@@ -12336,6 +12149,7 @@
     </w:p>
     <w:p>
       <w:r>
+        <w:lastRenderedPageBreak/>
         <w:t>Every metric has hover tooltips (blue ⓘ icon). Display respects Real/Nominal toggle.</w:t>
       </w:r>
     </w:p>
@@ -12348,7 +12162,7 @@
       <w:pPr>
         <w:pStyle w:val="Heading1"/>
       </w:pPr>
-      <w:bookmarkStart w:id="73" w:name="_Toc223079823"/>
+      <w:bookmarkStart w:id="73" w:name="_Toc223087086"/>
       <w:r>
         <w:lastRenderedPageBreak/>
         <w:t>PART 5: WHAT-IF SCENARIO COMPARISON</w:t>
@@ -12359,7 +12173,7 @@
       <w:pPr>
         <w:pStyle w:val="Heading2"/>
       </w:pPr>
-      <w:bookmarkStart w:id="74" w:name="_Toc223079824"/>
+      <w:bookmarkStart w:id="74" w:name="_Toc223087087"/>
       <w:r>
         <w:t>5.1 Overview</w:t>
       </w:r>
@@ -12416,7 +12230,7 @@
       <w:pPr>
         <w:pStyle w:val="Heading2"/>
       </w:pPr>
-      <w:bookmarkStart w:id="75" w:name="_Toc223079825"/>
+      <w:bookmarkStart w:id="75" w:name="_Toc223087088"/>
       <w:r>
         <w:t>5.2 Basic Workflow</w:t>
       </w:r>
@@ -12465,7 +12279,7 @@
       <w:pPr>
         <w:pStyle w:val="Heading2"/>
       </w:pPr>
-      <w:bookmarkStart w:id="76" w:name="_Toc223079826"/>
+      <w:bookmarkStart w:id="76" w:name="_Toc223087089"/>
       <w:r>
         <w:t>5.3 Comprehensive Analysis</w:t>
       </w:r>
@@ -12511,7 +12325,7 @@
       <w:pPr>
         <w:pStyle w:val="Heading2"/>
       </w:pPr>
-      <w:bookmarkStart w:id="77" w:name="_Toc223079827"/>
+      <w:bookmarkStart w:id="77" w:name="_Toc223087090"/>
       <w:r>
         <w:t>5.4 Understanding the Comparison Metrics</w:t>
       </w:r>
@@ -12606,7 +12420,7 @@
       <w:pPr>
         <w:pStyle w:val="Heading2"/>
       </w:pPr>
-      <w:bookmarkStart w:id="78" w:name="_Toc223079828"/>
+      <w:bookmarkStart w:id="78" w:name="_Toc223087091"/>
       <w:r>
         <w:t>5.5 Key Parameters to Vary</w:t>
       </w:r>
@@ -12708,7 +12522,7 @@
       <w:pPr>
         <w:pStyle w:val="Heading2"/>
       </w:pPr>
-      <w:bookmarkStart w:id="79" w:name="_Toc223079829"/>
+      <w:bookmarkStart w:id="79" w:name="_Toc223087092"/>
       <w:r>
         <w:t>5.6 Managing Saved Scenarios</w:t>
       </w:r>
@@ -12792,7 +12606,7 @@
       <w:pPr>
         <w:pStyle w:val="Heading1"/>
       </w:pPr>
-      <w:bookmarkStart w:id="80" w:name="_Toc223079830"/>
+      <w:bookmarkStart w:id="80" w:name="_Toc223087093"/>
       <w:r>
         <w:t>PART 6: CHARTS &amp; ANALYSIS</w:t>
       </w:r>
@@ -12802,7 +12616,7 @@
       <w:pPr>
         <w:pStyle w:val="Heading2"/>
       </w:pPr>
-      <w:bookmarkStart w:id="81" w:name="_Toc223079831"/>
+      <w:bookmarkStart w:id="81" w:name="_Toc223087094"/>
       <w:r>
         <w:t>6.1 Chart Types &amp; Interpretation</w:t>
       </w:r>
@@ -12812,7 +12626,7 @@
       <w:pPr>
         <w:pStyle w:val="Heading3"/>
       </w:pPr>
-      <w:bookmarkStart w:id="82" w:name="_Toc223079832"/>
+      <w:bookmarkStart w:id="82" w:name="_Toc223087095"/>
       <w:r>
         <w:t>Portfolio Balance Chart</w:t>
       </w:r>
@@ -12869,7 +12683,7 @@
       <w:pPr>
         <w:pStyle w:val="Heading3"/>
       </w:pPr>
-      <w:bookmarkStart w:id="83" w:name="_Toc223079833"/>
+      <w:bookmarkStart w:id="83" w:name="_Toc223087096"/>
       <w:r>
         <w:t>Income vs Spending Chart</w:t>
       </w:r>
@@ -12932,7 +12746,7 @@
       <w:pPr>
         <w:pStyle w:val="Heading3"/>
       </w:pPr>
-      <w:bookmarkStart w:id="84" w:name="_Toc223079834"/>
+      <w:bookmarkStart w:id="84" w:name="_Toc223087097"/>
       <w:r>
         <w:t>Annual Spending Breakdown Chart</w:t>
       </w:r>
@@ -13038,7 +12852,7 @@
       <w:pPr>
         <w:pStyle w:val="Heading3"/>
       </w:pPr>
-      <w:bookmarkStart w:id="85" w:name="_Toc223079835"/>
+      <w:bookmarkStart w:id="85" w:name="_Toc223087098"/>
       <w:r>
         <w:t>Individual Super Balances (Couple Tracking)</w:t>
       </w:r>
@@ -13053,7 +12867,7 @@
       <w:pPr>
         <w:pStyle w:val="Heading3"/>
       </w:pPr>
-      <w:bookmarkStart w:id="86" w:name="_Toc223079836"/>
+      <w:bookmarkStart w:id="86" w:name="_Toc223087099"/>
       <w:r>
         <w:t>Individual Pension Income (Couple Tracking)</w:t>
       </w:r>
@@ -13112,7 +12926,7 @@
         <w:pStyle w:val="Heading3"/>
       </w:pPr>
       <w:bookmarkStart w:id="87" w:name="_Toc222665190"/>
-      <w:bookmarkStart w:id="88" w:name="_Toc223079837"/>
+      <w:bookmarkStart w:id="88" w:name="_Toc223087100"/>
       <w:r>
         <w:t>Age Pension Calculation Details</w:t>
       </w:r>
@@ -13236,7 +13050,7 @@
       <w:pPr>
         <w:pStyle w:val="Heading2"/>
       </w:pPr>
-      <w:bookmarkStart w:id="89" w:name="_Toc223079838"/>
+      <w:bookmarkStart w:id="89" w:name="_Toc223087101"/>
       <w:r>
         <w:lastRenderedPageBreak/>
         <w:t>6.2 Monte Carlo Percentile Bands</w:t>
@@ -13272,7 +13086,7 @@
       <w:pPr>
         <w:pStyle w:val="Heading2"/>
       </w:pPr>
-      <w:bookmarkStart w:id="90" w:name="_Toc223079839"/>
+      <w:bookmarkStart w:id="90" w:name="_Toc223087102"/>
       <w:r>
         <w:t>6.3 CSV Export &amp; Analysis</w:t>
       </w:r>
@@ -13330,7 +13144,7 @@
       <w:pPr>
         <w:pStyle w:val="Heading2"/>
       </w:pPr>
-      <w:bookmarkStart w:id="91" w:name="_Toc223079840"/>
+      <w:bookmarkStart w:id="91" w:name="_Toc223087103"/>
       <w:r>
         <w:t>6.4 Word Document Export</w:t>
       </w:r>
@@ -13389,7 +13203,7 @@
         <w:pStyle w:val="Heading3"/>
       </w:pPr>
       <w:bookmarkStart w:id="92" w:name="report-contents"/>
-      <w:bookmarkStart w:id="93" w:name="_Toc223079841"/>
+      <w:bookmarkStart w:id="93" w:name="_Toc223087104"/>
       <w:bookmarkEnd w:id="92"/>
       <w:r>
         <w:t>How to Generate</w:t>
@@ -13492,7 +13306,7 @@
         <w:pStyle w:val="Heading3"/>
       </w:pPr>
       <w:bookmarkStart w:id="94" w:name="how-to-generate"/>
-      <w:bookmarkStart w:id="95" w:name="_Toc223079842"/>
+      <w:bookmarkStart w:id="95" w:name="_Toc223087105"/>
       <w:bookmarkEnd w:id="94"/>
       <w:r>
         <w:t>File Details</w:t>
@@ -13549,7 +13363,7 @@
         <w:pStyle w:val="Heading3"/>
       </w:pPr>
       <w:bookmarkStart w:id="96" w:name="file-details"/>
-      <w:bookmarkStart w:id="97" w:name="_Toc223079843"/>
+      <w:bookmarkStart w:id="97" w:name="_Toc223087106"/>
       <w:bookmarkEnd w:id="96"/>
       <w:r>
         <w:t>When to Export</w:t>
@@ -13598,7 +13412,7 @@
       </w:pPr>
       <w:bookmarkStart w:id="98" w:name="when-to-export"/>
       <w:bookmarkStart w:id="99" w:name="tips"/>
-      <w:bookmarkStart w:id="100" w:name="_Toc223079844"/>
+      <w:bookmarkStart w:id="100" w:name="_Toc223087107"/>
       <w:bookmarkEnd w:id="98"/>
       <w:r>
         <w:lastRenderedPageBreak/>
@@ -13660,7 +13474,7 @@
       </w:pPr>
       <w:bookmarkStart w:id="101" w:name="word-document-export"/>
       <w:bookmarkStart w:id="102" w:name="differences-from-csv-export"/>
-      <w:bookmarkStart w:id="103" w:name="_Toc223079845"/>
+      <w:bookmarkStart w:id="103" w:name="_Toc223087108"/>
       <w:bookmarkEnd w:id="99"/>
       <w:r>
         <w:t>Differences from CSV Export</w:t>
@@ -13919,7 +13733,7 @@
       <w:pPr>
         <w:pStyle w:val="Heading1"/>
       </w:pPr>
-      <w:bookmarkStart w:id="104" w:name="_Toc223079846"/>
+      <w:bookmarkStart w:id="104" w:name="_Toc223087109"/>
       <w:r>
         <w:lastRenderedPageBreak/>
         <w:t>PART 7: TECHNICAL REFERENCE</w:t>
@@ -13930,7 +13744,7 @@
       <w:pPr>
         <w:pStyle w:val="Heading2"/>
       </w:pPr>
-      <w:bookmarkStart w:id="105" w:name="_Toc223079847"/>
+      <w:bookmarkStart w:id="105" w:name="_Toc223087110"/>
       <w:r>
         <w:t>7.1 Annual Simulation Sequence</w:t>
       </w:r>
@@ -14010,7 +13824,7 @@
       <w:pPr>
         <w:pStyle w:val="Heading2"/>
       </w:pPr>
-      <w:bookmarkStart w:id="106" w:name="_Toc223079848"/>
+      <w:bookmarkStart w:id="106" w:name="_Toc223087111"/>
       <w:r>
         <w:t>7.2 Withdrawal Hierarchy (Waterfall)</w:t>
       </w:r>
@@ -14045,7 +13859,7 @@
       <w:pPr>
         <w:pStyle w:val="Heading2"/>
       </w:pPr>
-      <w:bookmarkStart w:id="107" w:name="_Toc223079849"/>
+      <w:bookmarkStart w:id="107" w:name="_Toc223087112"/>
       <w:r>
         <w:t>7.3 Age Pension Calculation</w:t>
       </w:r>
@@ -14442,7 +14256,7 @@
       <w:pPr>
         <w:pStyle w:val="Heading2"/>
       </w:pPr>
-      <w:bookmarkStart w:id="108" w:name="_Toc223079850"/>
+      <w:bookmarkStart w:id="108" w:name="_Toc223087113"/>
       <w:r>
         <w:t>7.4 Minimum Drawdown Rules</w:t>
       </w:r>
@@ -14498,7 +14312,7 @@
       <w:pPr>
         <w:pStyle w:val="Heading2"/>
       </w:pPr>
-      <w:bookmarkStart w:id="109" w:name="_Toc223079851"/>
+      <w:bookmarkStart w:id="109" w:name="_Toc223087114"/>
       <w:r>
         <w:t>7.5 Returns &amp; Inflation Modeling</w:t>
       </w:r>
@@ -14528,7 +14342,7 @@
       <w:pPr>
         <w:pStyle w:val="Heading1"/>
       </w:pPr>
-      <w:bookmarkStart w:id="110" w:name="_Toc223079852"/>
+      <w:bookmarkStart w:id="110" w:name="_Toc223087115"/>
       <w:r>
         <w:lastRenderedPageBreak/>
         <w:t>APPENDIX: Version History</w:t>
@@ -14539,7 +14353,7 @@
       <w:pPr>
         <w:pStyle w:val="Heading2"/>
       </w:pPr>
-      <w:bookmarkStart w:id="111" w:name="_Toc223079853"/>
+      <w:bookmarkStart w:id="111" w:name="_Toc223087116"/>
       <w:r>
         <w:t>Version 16.0 (February 2026)</w:t>
       </w:r>
@@ -14601,10 +14415,25 @@
       </w:r>
     </w:p>
     <w:p>
+      <w:r>
+        <w:rPr>
+          <w:b/>
+        </w:rPr>
+        <w:t xml:space="preserve">Historical Periods — Data Integrity and [Stress Test] Labels: </w:t>
+      </w:r>
+      <w:r>
+        <w:t xml:space="preserve">Three of the six US S&amp;P 500 periods (2008 GFC, 2000 Dot-com, 2020 COVID) cannot provide a full 35 years of real data because the events occurred too recently — a 2008 start requires data through to 2043, which does not yet exist. These periods are now clearly labelled [Stress Test] in the selector to distinguish them from </w:t>
+      </w:r>
+      <w:r>
+        <w:lastRenderedPageBreak/>
+        <w:t>the three genuine 35-year replays (1929 Depression, 1973 Stagflation, 1982 Bull Market). The fabricated tail years in the stress test periods previously used recycled values averaging approximately 18%/yr, which was materially optimistic and obscured the true impact of the opening crash. These have been replaced with a flat 10%/yr nominal return — the long-run S&amp;P 500 historical average — as a neutral, defensible assumption. Each period’s description panel now states exactly how many years of real data are used and what assumption applies to the remainder. All AU periods use genuine historical data throughout and are unaffected by this change.</w:t>
+      </w:r>
+    </w:p>
+    <w:p>
       <w:pPr>
         <w:pStyle w:val="Heading2"/>
       </w:pPr>
-      <w:bookmarkStart w:id="112" w:name="_Toc223079854"/>
+      <w:bookmarkStart w:id="112" w:name="_Toc223087117"/>
       <w:r>
         <w:t>Version 15.9 (February 2026)</w:t>
       </w:r>
@@ -14618,11 +14447,7 @@
         <w:t xml:space="preserve">Non-Super Assets for Age Pension: </w:t>
       </w:r>
       <w:r>
-        <w:t xml:space="preserve">A new “Assessable Assets Outside Super” field allows you to enter financial assets held outside superannuation (bank accounts, term deposits, shares, managed </w:t>
-      </w:r>
-      <w:r>
-        <w:lastRenderedPageBreak/>
-        <w:t>funds, investment property equity). These are added to your super balance for both the Centrelink assets test and deeming calculation, providing a more accurate Age Pension estimate. The field appears when Age Pension is enabled and values are automatically indexed to inflation. Income from these assets (rent, dividends) should be entered in the existing “Other Net Income” field.</w:t>
+        <w:t>A new “Assessable Assets Outside Super” field allows you to enter financial assets held outside superannuation (bank accounts, term deposits, shares, managed funds, investment property equity). These are added to your super balance for both the Centrelink assets test and deeming calculation, providing a more accurate Age Pension estimate. The field appears when Age Pension is enabled and values are automatically indexed to inflation. Income from these assets (rent, dividends) should be entered in the existing “Other Net Income” field.</w:t>
       </w:r>
     </w:p>
     <w:p>
@@ -14673,7 +14498,7 @@
       <w:pPr>
         <w:pStyle w:val="Heading2"/>
       </w:pPr>
-      <w:bookmarkStart w:id="113" w:name="_Toc223079855"/>
+      <w:bookmarkStart w:id="113" w:name="_Toc223087118"/>
       <w:r>
         <w:t>Version 15.8 (February 2026)</w:t>
       </w:r>
@@ -14681,7 +14506,11 @@
     </w:p>
     <w:p>
       <w:r>
-        <w:t xml:space="preserve">Recalibrates the JP Morgan spending curve to align with Blanchett (2014) and JP Morgan (2024) research, adjusted for Australia: a gentler 1.0%/yr decline in the go-go years, accelerating to 1.5%/yr in the slow-go years, then tapering to 0.5%/yr in the no-go years. Stochastic irregular expenses are now enabled by default (with pre-loaded manual expenses removed to avoid double-counting) and can run simultaneously with manual one-off expenses for planned costs like gifts or holidays. A new </w:t>
+        <w:t>Recalibrates the JP Morgan spending curve to align with Blanchett (2014) and JP Morgan (2024) research, adjusted for Australia: a gentler 1.0%/yr decline in the go-go years, accelerating to 1.5%/yr in the slow-go years, then tapering to 0.5%/yr in the no-go years. Stochastic irregular expenses are now enabled by default (with pre-loaded manual expenses removed to avoid double-</w:t>
+      </w:r>
+      <w:r>
+        <w:lastRenderedPageBreak/>
+        <w:t xml:space="preserve">counting) and can run simultaneously with manual one-off expenses for planned costs like gifts or holidays. A new </w:t>
       </w:r>
       <w:r>
         <w:rPr>
@@ -14697,7 +14526,7 @@
       <w:pPr>
         <w:pStyle w:val="Heading2"/>
       </w:pPr>
-      <w:bookmarkStart w:id="114" w:name="_Toc223079856"/>
+      <w:bookmarkStart w:id="114" w:name="_Toc223087119"/>
       <w:r>
         <w:t>Version 15.7 (February 2026)</w:t>
       </w:r>
@@ -14708,56 +14537,53 @@
         <w:spacing w:after="240"/>
       </w:pPr>
       <w:r>
-        <w:t xml:space="preserve">Two-Column Layout: Calculator now uses a side-by-side layout on desktop screens. Input parameters appear in the left column (approximately 33% width), while test scenarios, charts, and </w:t>
-      </w:r>
+        <w:t>Two-Column Layout: Calculator now uses a side-by-side layout on desktop screens. Input parameters appear in the left column (approximately 33% width), while test scenarios, charts, and results appear in the right column (approximately 67% width). This allows you to see inputs and results simultaneously without scrolling back and forth. Test scenario buttons are now positioned at the top of the right column for easy access. The single-row button arrangement at the top (Save/Load, Quick Help, Tax Assumptions, Key Assumptions, Export CSV, Export Word) reduces vertical space and keeps all controls visible. On mobile devices and tablets, the layout automatically stacks vertically for optimal viewing.</w:t>
+      </w:r>
+    </w:p>
+    <w:p>
+      <w:pPr>
+        <w:pStyle w:val="Heading2"/>
+      </w:pPr>
+      <w:bookmarkStart w:id="115" w:name="_Toc223087120"/>
+      <w:r>
+        <w:t>Version 15.6 (February 2026)</w:t>
+      </w:r>
+      <w:bookmarkEnd w:id="115"/>
+    </w:p>
+    <w:p>
+      <w:pPr>
+        <w:spacing w:after="240"/>
+      </w:pPr>
+      <w:r>
+        <w:t>Annual Spending Breakdown Chart: New stacked bar chart shows the composition of your annual spending by funding source. Each bar displays how much comes from Super withdrawals (blue), Cash (yellow), Sequencing Buffer (orange), Age Pension (dark green), Defined Benefit pension (medium green), and Other Income (light green). In single-scenario mode, a minimum required super withdrawal line overlays the chart, making it easy to verify whether your super withdrawals meet the legal minimum. This visualization reveals when Age Pension kicks in, shows the impact of large one-time expenses like RAD payments, and helps assess the sustainability of your drawdown strategy.</w:t>
+      </w:r>
+    </w:p>
+    <w:p>
+      <w:r>
+        <w:t xml:space="preserve">Age Pension Improvements: Comprehensive Age Pension modeling now includes Centrelink deeming rules (financial assets deemed to earn 0.25% on first portion, 2.25% on balance) and complete income testing (counts private pensions, deemed income, Other Net Income from rental/work, and pre-retirement income). Added clear warnings about modeling assumptions and verification with Centrelink. </w:t>
+      </w:r>
+    </w:p>
+    <w:p>
+      <w:r>
+        <w:t>Historical Monte Carlo Success Rates: Updated success rate guidance to reflect that Historical MC typically shows 5-15 percentage points higher than Parametric MC. Historical MC "Good" threshold raised to 85-89% (from 80-89%) to reflect that it's bounded by actual historical data. Added comparative explanation panel when both methods are run.</w:t>
+      </w:r>
+    </w:p>
+    <w:p>
+      <w:r>
+        <w:t>Other Net Income: Model additional income sources (part-time work, rental properties, investments) with flexible start year and duration controls. Works in both single and couple modes with year-based timing.</w:t>
+      </w:r>
+    </w:p>
+    <w:p>
       <w:r>
         <w:lastRenderedPageBreak/>
-        <w:t>results appear in the right column (approximately 67% width). This allows you to see inputs and results simultaneously without scrolling back and forth. Test scenario buttons are now positioned at the top of the right column for easy access. The single-row button arrangement at the top (Save/Load, Quick Help, Tax Assumptions, Key Assumptions, Export CSV, Export Word) reduces vertical space and keeps all controls visible. On mobile devices and tablets, the layout automatically stacks vertically for optimal viewing.</w:t>
+        <w:t>Couple Mode Fixes: Real dollar year now displays correctly using earliest retirement age. Retirement year shown next to age in couple tracking panel.</w:t>
       </w:r>
     </w:p>
     <w:p>
       <w:pPr>
         <w:pStyle w:val="Heading2"/>
       </w:pPr>
-      <w:bookmarkStart w:id="115" w:name="_Toc223079857"/>
-      <w:r>
-        <w:t>Version 15.6 (February 2026)</w:t>
-      </w:r>
-      <w:bookmarkEnd w:id="115"/>
-    </w:p>
-    <w:p>
-      <w:pPr>
-        <w:spacing w:after="240"/>
-      </w:pPr>
-      <w:r>
-        <w:t>Annual Spending Breakdown Chart: New stacked bar chart shows the composition of your annual spending by funding source. Each bar displays how much comes from Super withdrawals (blue), Cash (yellow), Sequencing Buffer (orange), Age Pension (dark green), Defined Benefit pension (medium green), and Other Income (light green). In single-scenario mode, a minimum required super withdrawal line overlays the chart, making it easy to verify whether your super withdrawals meet the legal minimum. This visualization reveals when Age Pension kicks in, shows the impact of large one-time expenses like RAD payments, and helps assess the sustainability of your drawdown strategy.</w:t>
-      </w:r>
-    </w:p>
-    <w:p>
-      <w:r>
-        <w:t xml:space="preserve">Age Pension Improvements: Comprehensive Age Pension modeling now includes Centrelink deeming rules (financial assets deemed to earn 0.25% on first portion, 2.25% on balance) and complete income testing (counts private pensions, deemed income, Other Net Income from rental/work, and pre-retirement income). Added clear warnings about modeling assumptions and verification with Centrelink. </w:t>
-      </w:r>
-    </w:p>
-    <w:p>
-      <w:r>
-        <w:t>Historical Monte Carlo Success Rates: Updated success rate guidance to reflect that Historical MC typically shows 5-15 percentage points higher than Parametric MC. Historical MC "Good" threshold raised to 85-89% (from 80-89%) to reflect that it's bounded by actual historical data. Added comparative explanation panel when both methods are run.</w:t>
-      </w:r>
-    </w:p>
-    <w:p>
-      <w:r>
-        <w:t>Other Net Income: Model additional income sources (part-time work, rental properties, investments) with flexible start year and duration controls. Works in both single and couple modes with year-based timing.</w:t>
-      </w:r>
-    </w:p>
-    <w:p>
-      <w:r>
-        <w:t>Couple Mode Fixes: Real dollar year now displays correctly using earliest retirement age. Retirement year shown next to age in couple tracking panel.</w:t>
-      </w:r>
-    </w:p>
-    <w:p>
-      <w:pPr>
-        <w:pStyle w:val="Heading2"/>
-      </w:pPr>
-      <w:bookmarkStart w:id="116" w:name="_Toc223079858"/>
+      <w:bookmarkStart w:id="116" w:name="_Toc223087121"/>
       <w:r>
         <w:t>Version 15.5 (February 2026)</w:t>
       </w:r>
@@ -14784,18 +14610,14 @@
         <w:t>Word Document Export:</w:t>
       </w:r>
       <w:r>
-        <w:t xml:space="preserve"> Generate comprehensive retirement plan reports as professional Word documents. Includes executive summary with traffic light status indicators, financial assumptions, </w:t>
-      </w:r>
-      <w:r>
-        <w:lastRenderedPageBreak/>
-        <w:t>year-by-year projections (constant return scenario), Monte Carlo risk analysis, actionable recommendations with priority coding, and detailed test scenario results. Reports are fully editable, 8-12 pages, with professional styling. Export button located next to CSV Export for easy access.</w:t>
+        <w:t xml:space="preserve"> Generate comprehensive retirement plan reports as professional Word documents. Includes executive summary with traffic light status indicators, financial assumptions, year-by-year projections (constant return scenario), Monte Carlo risk analysis, actionable recommendations with priority coding, and detailed test scenario results. Reports are fully editable, 8-12 pages, with professional styling. Export button located next to CSV Export for easy access.</w:t>
       </w:r>
     </w:p>
     <w:p>
       <w:pPr>
         <w:pStyle w:val="Heading2"/>
       </w:pPr>
-      <w:bookmarkStart w:id="117" w:name="_Toc223079859"/>
+      <w:bookmarkStart w:id="117" w:name="_Toc223087122"/>
       <w:r>
         <w:t>Version 15.4 (February 2026)</w:t>
       </w:r>
@@ -14845,8 +14667,9 @@
       <w:pPr>
         <w:pStyle w:val="Heading2"/>
       </w:pPr>
-      <w:bookmarkStart w:id="118" w:name="_Toc223079860"/>
-      <w:r>
+      <w:bookmarkStart w:id="118" w:name="_Toc223087123"/>
+      <w:r>
+        <w:lastRenderedPageBreak/>
         <w:t>Version 15.2 (February 2026)</w:t>
       </w:r>
       <w:bookmarkEnd w:id="118"/>
@@ -14860,7 +14683,7 @@
       <w:pPr>
         <w:pStyle w:val="Heading2"/>
       </w:pPr>
-      <w:bookmarkStart w:id="119" w:name="_Toc223079861"/>
+      <w:bookmarkStart w:id="119" w:name="_Toc223087124"/>
       <w:r>
         <w:t>Version 15.1 (February 2026)</w:t>
       </w:r>
@@ -14903,9 +14726,8 @@
       <w:pPr>
         <w:pStyle w:val="Heading2"/>
       </w:pPr>
-      <w:bookmarkStart w:id="120" w:name="_Toc223079862"/>
-      <w:r>
-        <w:lastRenderedPageBreak/>
+      <w:bookmarkStart w:id="120" w:name="_Toc223087125"/>
+      <w:r>
         <w:t>Version 15.0 (February 2026)</w:t>
       </w:r>
       <w:bookmarkEnd w:id="120"/>
@@ -14925,7 +14747,7 @@
       <w:pPr>
         <w:pStyle w:val="Heading1"/>
       </w:pPr>
-      <w:bookmarkStart w:id="121" w:name="_Toc223079863"/>
+      <w:bookmarkStart w:id="121" w:name="_Toc223087126"/>
       <w:r>
         <w:t>Contact &amp; Support</w:t>
       </w:r>

--- a/Retirement_Calculator_User_Guide.docx
+++ b/Retirement_Calculator_User_Guide.docx
@@ -225,7 +225,7 @@
           <w:r>
             <w:fldChar w:fldCharType="separate"/>
           </w:r>
-          <w:hyperlink w:anchor="_Toc223087017" w:history="1">
+          <w:hyperlink w:anchor="_Toc223097637" w:history="1">
             <w:r>
               <w:rPr>
                 <w:rStyle w:val="Hyperlink"/>
@@ -252,7 +252,7 @@
                 <w:noProof/>
                 <w:webHidden/>
               </w:rPr>
-              <w:instrText xml:space="preserve"> PAGEREF _Toc223087017 \h </w:instrText>
+              <w:instrText xml:space="preserve"> PAGEREF _Toc223097637 \h </w:instrText>
             </w:r>
             <w:r>
               <w:rPr>
@@ -298,7 +298,7 @@
               <w14:ligatures w14:val="standardContextual"/>
             </w:rPr>
           </w:pPr>
-          <w:hyperlink w:anchor="_Toc223087018" w:history="1">
+          <w:hyperlink w:anchor="_Toc223097638" w:history="1">
             <w:r>
               <w:rPr>
                 <w:rStyle w:val="Hyperlink"/>
@@ -325,7 +325,7 @@
                 <w:noProof/>
                 <w:webHidden/>
               </w:rPr>
-              <w:instrText xml:space="preserve"> PAGEREF _Toc223087018 \h </w:instrText>
+              <w:instrText xml:space="preserve"> PAGEREF _Toc223097638 \h </w:instrText>
             </w:r>
             <w:r>
               <w:rPr>
@@ -371,7 +371,7 @@
               <w14:ligatures w14:val="standardContextual"/>
             </w:rPr>
           </w:pPr>
-          <w:hyperlink w:anchor="_Toc223087019" w:history="1">
+          <w:hyperlink w:anchor="_Toc223097639" w:history="1">
             <w:r>
               <w:rPr>
                 <w:rStyle w:val="Hyperlink"/>
@@ -398,7 +398,7 @@
                 <w:noProof/>
                 <w:webHidden/>
               </w:rPr>
-              <w:instrText xml:space="preserve"> PAGEREF _Toc223087019 \h </w:instrText>
+              <w:instrText xml:space="preserve"> PAGEREF _Toc223097639 \h </w:instrText>
             </w:r>
             <w:r>
               <w:rPr>
@@ -444,7 +444,7 @@
               <w14:ligatures w14:val="standardContextual"/>
             </w:rPr>
           </w:pPr>
-          <w:hyperlink w:anchor="_Toc223087020" w:history="1">
+          <w:hyperlink w:anchor="_Toc223097640" w:history="1">
             <w:r>
               <w:rPr>
                 <w:rStyle w:val="Hyperlink"/>
@@ -471,7 +471,7 @@
                 <w:noProof/>
                 <w:webHidden/>
               </w:rPr>
-              <w:instrText xml:space="preserve"> PAGEREF _Toc223087020 \h </w:instrText>
+              <w:instrText xml:space="preserve"> PAGEREF _Toc223097640 \h </w:instrText>
             </w:r>
             <w:r>
               <w:rPr>
@@ -517,7 +517,7 @@
               <w14:ligatures w14:val="standardContextual"/>
             </w:rPr>
           </w:pPr>
-          <w:hyperlink w:anchor="_Toc223087021" w:history="1">
+          <w:hyperlink w:anchor="_Toc223097641" w:history="1">
             <w:r>
               <w:rPr>
                 <w:rStyle w:val="Hyperlink"/>
@@ -544,7 +544,7 @@
                 <w:noProof/>
                 <w:webHidden/>
               </w:rPr>
-              <w:instrText xml:space="preserve"> PAGEREF _Toc223087021 \h </w:instrText>
+              <w:instrText xml:space="preserve"> PAGEREF _Toc223097641 \h </w:instrText>
             </w:r>
             <w:r>
               <w:rPr>
@@ -590,7 +590,7 @@
               <w14:ligatures w14:val="standardContextual"/>
             </w:rPr>
           </w:pPr>
-          <w:hyperlink w:anchor="_Toc223087022" w:history="1">
+          <w:hyperlink w:anchor="_Toc223097642" w:history="1">
             <w:r>
               <w:rPr>
                 <w:rStyle w:val="Hyperlink"/>
@@ -617,7 +617,7 @@
                 <w:noProof/>
                 <w:webHidden/>
               </w:rPr>
-              <w:instrText xml:space="preserve"> PAGEREF _Toc223087022 \h </w:instrText>
+              <w:instrText xml:space="preserve"> PAGEREF _Toc223097642 \h </w:instrText>
             </w:r>
             <w:r>
               <w:rPr>
@@ -663,7 +663,7 @@
               <w14:ligatures w14:val="standardContextual"/>
             </w:rPr>
           </w:pPr>
-          <w:hyperlink w:anchor="_Toc223087023" w:history="1">
+          <w:hyperlink w:anchor="_Toc223097643" w:history="1">
             <w:r>
               <w:rPr>
                 <w:rStyle w:val="Hyperlink"/>
@@ -690,7 +690,7 @@
                 <w:noProof/>
                 <w:webHidden/>
               </w:rPr>
-              <w:instrText xml:space="preserve"> PAGEREF _Toc223087023 \h </w:instrText>
+              <w:instrText xml:space="preserve"> PAGEREF _Toc223097643 \h </w:instrText>
             </w:r>
             <w:r>
               <w:rPr>
@@ -736,7 +736,7 @@
               <w14:ligatures w14:val="standardContextual"/>
             </w:rPr>
           </w:pPr>
-          <w:hyperlink w:anchor="_Toc223087024" w:history="1">
+          <w:hyperlink w:anchor="_Toc223097644" w:history="1">
             <w:r>
               <w:rPr>
                 <w:rStyle w:val="Hyperlink"/>
@@ -763,7 +763,7 @@
                 <w:noProof/>
                 <w:webHidden/>
               </w:rPr>
-              <w:instrText xml:space="preserve"> PAGEREF _Toc223087024 \h </w:instrText>
+              <w:instrText xml:space="preserve"> PAGEREF _Toc223097644 \h </w:instrText>
             </w:r>
             <w:r>
               <w:rPr>
@@ -809,7 +809,7 @@
               <w14:ligatures w14:val="standardContextual"/>
             </w:rPr>
           </w:pPr>
-          <w:hyperlink w:anchor="_Toc223087025" w:history="1">
+          <w:hyperlink w:anchor="_Toc223097645" w:history="1">
             <w:r>
               <w:rPr>
                 <w:rStyle w:val="Hyperlink"/>
@@ -836,7 +836,7 @@
                 <w:noProof/>
                 <w:webHidden/>
               </w:rPr>
-              <w:instrText xml:space="preserve"> PAGEREF _Toc223087025 \h </w:instrText>
+              <w:instrText xml:space="preserve"> PAGEREF _Toc223097645 \h </w:instrText>
             </w:r>
             <w:r>
               <w:rPr>
@@ -882,7 +882,7 @@
               <w14:ligatures w14:val="standardContextual"/>
             </w:rPr>
           </w:pPr>
-          <w:hyperlink w:anchor="_Toc223087026" w:history="1">
+          <w:hyperlink w:anchor="_Toc223097646" w:history="1">
             <w:r>
               <w:rPr>
                 <w:rStyle w:val="Hyperlink"/>
@@ -909,7 +909,7 @@
                 <w:noProof/>
                 <w:webHidden/>
               </w:rPr>
-              <w:instrText xml:space="preserve"> PAGEREF _Toc223087026 \h </w:instrText>
+              <w:instrText xml:space="preserve"> PAGEREF _Toc223097646 \h </w:instrText>
             </w:r>
             <w:r>
               <w:rPr>
@@ -955,7 +955,7 @@
               <w14:ligatures w14:val="standardContextual"/>
             </w:rPr>
           </w:pPr>
-          <w:hyperlink w:anchor="_Toc223087027" w:history="1">
+          <w:hyperlink w:anchor="_Toc223097647" w:history="1">
             <w:r>
               <w:rPr>
                 <w:rStyle w:val="Hyperlink"/>
@@ -982,7 +982,7 @@
                 <w:noProof/>
                 <w:webHidden/>
               </w:rPr>
-              <w:instrText xml:space="preserve"> PAGEREF _Toc223087027 \h </w:instrText>
+              <w:instrText xml:space="preserve"> PAGEREF _Toc223097647 \h </w:instrText>
             </w:r>
             <w:r>
               <w:rPr>
@@ -1028,7 +1028,7 @@
               <w14:ligatures w14:val="standardContextual"/>
             </w:rPr>
           </w:pPr>
-          <w:hyperlink w:anchor="_Toc223087028" w:history="1">
+          <w:hyperlink w:anchor="_Toc223097648" w:history="1">
             <w:r>
               <w:rPr>
                 <w:rStyle w:val="Hyperlink"/>
@@ -1055,7 +1055,7 @@
                 <w:noProof/>
                 <w:webHidden/>
               </w:rPr>
-              <w:instrText xml:space="preserve"> PAGEREF _Toc223087028 \h </w:instrText>
+              <w:instrText xml:space="preserve"> PAGEREF _Toc223097648 \h </w:instrText>
             </w:r>
             <w:r>
               <w:rPr>
@@ -1101,7 +1101,7 @@
               <w14:ligatures w14:val="standardContextual"/>
             </w:rPr>
           </w:pPr>
-          <w:hyperlink w:anchor="_Toc223087029" w:history="1">
+          <w:hyperlink w:anchor="_Toc223097649" w:history="1">
             <w:r>
               <w:rPr>
                 <w:rStyle w:val="Hyperlink"/>
@@ -1128,7 +1128,7 @@
                 <w:noProof/>
                 <w:webHidden/>
               </w:rPr>
-              <w:instrText xml:space="preserve"> PAGEREF _Toc223087029 \h </w:instrText>
+              <w:instrText xml:space="preserve"> PAGEREF _Toc223097649 \h </w:instrText>
             </w:r>
             <w:r>
               <w:rPr>
@@ -1174,7 +1174,7 @@
               <w14:ligatures w14:val="standardContextual"/>
             </w:rPr>
           </w:pPr>
-          <w:hyperlink w:anchor="_Toc223087030" w:history="1">
+          <w:hyperlink w:anchor="_Toc223097650" w:history="1">
             <w:r>
               <w:rPr>
                 <w:rStyle w:val="Hyperlink"/>
@@ -1201,7 +1201,7 @@
                 <w:noProof/>
                 <w:webHidden/>
               </w:rPr>
-              <w:instrText xml:space="preserve"> PAGEREF _Toc223087030 \h </w:instrText>
+              <w:instrText xml:space="preserve"> PAGEREF _Toc223097650 \h </w:instrText>
             </w:r>
             <w:r>
               <w:rPr>
@@ -1247,7 +1247,7 @@
               <w14:ligatures w14:val="standardContextual"/>
             </w:rPr>
           </w:pPr>
-          <w:hyperlink w:anchor="_Toc223087031" w:history="1">
+          <w:hyperlink w:anchor="_Toc223097651" w:history="1">
             <w:r>
               <w:rPr>
                 <w:rStyle w:val="Hyperlink"/>
@@ -1274,7 +1274,7 @@
                 <w:noProof/>
                 <w:webHidden/>
               </w:rPr>
-              <w:instrText xml:space="preserve"> PAGEREF _Toc223087031 \h </w:instrText>
+              <w:instrText xml:space="preserve"> PAGEREF _Toc223097651 \h </w:instrText>
             </w:r>
             <w:r>
               <w:rPr>
@@ -1320,7 +1320,7 @@
               <w14:ligatures w14:val="standardContextual"/>
             </w:rPr>
           </w:pPr>
-          <w:hyperlink w:anchor="_Toc223087032" w:history="1">
+          <w:hyperlink w:anchor="_Toc223097652" w:history="1">
             <w:r>
               <w:rPr>
                 <w:rStyle w:val="Hyperlink"/>
@@ -1347,7 +1347,7 @@
                 <w:noProof/>
                 <w:webHidden/>
               </w:rPr>
-              <w:instrText xml:space="preserve"> PAGEREF _Toc223087032 \h </w:instrText>
+              <w:instrText xml:space="preserve"> PAGEREF _Toc223097652 \h </w:instrText>
             </w:r>
             <w:r>
               <w:rPr>
@@ -1393,7 +1393,7 @@
               <w14:ligatures w14:val="standardContextual"/>
             </w:rPr>
           </w:pPr>
-          <w:hyperlink w:anchor="_Toc223087033" w:history="1">
+          <w:hyperlink w:anchor="_Toc223097653" w:history="1">
             <w:r>
               <w:rPr>
                 <w:rStyle w:val="Hyperlink"/>
@@ -1420,7 +1420,7 @@
                 <w:noProof/>
                 <w:webHidden/>
               </w:rPr>
-              <w:instrText xml:space="preserve"> PAGEREF _Toc223087033 \h </w:instrText>
+              <w:instrText xml:space="preserve"> PAGEREF _Toc223097653 \h </w:instrText>
             </w:r>
             <w:r>
               <w:rPr>
@@ -1466,7 +1466,7 @@
               <w14:ligatures w14:val="standardContextual"/>
             </w:rPr>
           </w:pPr>
-          <w:hyperlink w:anchor="_Toc223087034" w:history="1">
+          <w:hyperlink w:anchor="_Toc223097654" w:history="1">
             <w:r>
               <w:rPr>
                 <w:rStyle w:val="Hyperlink"/>
@@ -1493,7 +1493,7 @@
                 <w:noProof/>
                 <w:webHidden/>
               </w:rPr>
-              <w:instrText xml:space="preserve"> PAGEREF _Toc223087034 \h </w:instrText>
+              <w:instrText xml:space="preserve"> PAGEREF _Toc223097654 \h </w:instrText>
             </w:r>
             <w:r>
               <w:rPr>
@@ -1539,7 +1539,7 @@
               <w14:ligatures w14:val="standardContextual"/>
             </w:rPr>
           </w:pPr>
-          <w:hyperlink w:anchor="_Toc223087035" w:history="1">
+          <w:hyperlink w:anchor="_Toc223097655" w:history="1">
             <w:r>
               <w:rPr>
                 <w:rStyle w:val="Hyperlink"/>
@@ -1566,7 +1566,7 @@
                 <w:noProof/>
                 <w:webHidden/>
               </w:rPr>
-              <w:instrText xml:space="preserve"> PAGEREF _Toc223087035 \h </w:instrText>
+              <w:instrText xml:space="preserve"> PAGEREF _Toc223097655 \h </w:instrText>
             </w:r>
             <w:r>
               <w:rPr>
@@ -1612,7 +1612,7 @@
               <w14:ligatures w14:val="standardContextual"/>
             </w:rPr>
           </w:pPr>
-          <w:hyperlink w:anchor="_Toc223087036" w:history="1">
+          <w:hyperlink w:anchor="_Toc223097656" w:history="1">
             <w:r>
               <w:rPr>
                 <w:rStyle w:val="Hyperlink"/>
@@ -1639,7 +1639,7 @@
                 <w:noProof/>
                 <w:webHidden/>
               </w:rPr>
-              <w:instrText xml:space="preserve"> PAGEREF _Toc223087036 \h </w:instrText>
+              <w:instrText xml:space="preserve"> PAGEREF _Toc223097656 \h </w:instrText>
             </w:r>
             <w:r>
               <w:rPr>
@@ -1685,7 +1685,7 @@
               <w14:ligatures w14:val="standardContextual"/>
             </w:rPr>
           </w:pPr>
-          <w:hyperlink w:anchor="_Toc223087037" w:history="1">
+          <w:hyperlink w:anchor="_Toc223097657" w:history="1">
             <w:r>
               <w:rPr>
                 <w:rStyle w:val="Hyperlink"/>
@@ -1712,7 +1712,7 @@
                 <w:noProof/>
                 <w:webHidden/>
               </w:rPr>
-              <w:instrText xml:space="preserve"> PAGEREF _Toc223087037 \h </w:instrText>
+              <w:instrText xml:space="preserve"> PAGEREF _Toc223097657 \h </w:instrText>
             </w:r>
             <w:r>
               <w:rPr>
@@ -1758,7 +1758,7 @@
               <w14:ligatures w14:val="standardContextual"/>
             </w:rPr>
           </w:pPr>
-          <w:hyperlink w:anchor="_Toc223087038" w:history="1">
+          <w:hyperlink w:anchor="_Toc223097658" w:history="1">
             <w:r>
               <w:rPr>
                 <w:rStyle w:val="Hyperlink"/>
@@ -1785,7 +1785,7 @@
                 <w:noProof/>
                 <w:webHidden/>
               </w:rPr>
-              <w:instrText xml:space="preserve"> PAGEREF _Toc223087038 \h </w:instrText>
+              <w:instrText xml:space="preserve"> PAGEREF _Toc223097658 \h </w:instrText>
             </w:r>
             <w:r>
               <w:rPr>
@@ -1831,7 +1831,7 @@
               <w14:ligatures w14:val="standardContextual"/>
             </w:rPr>
           </w:pPr>
-          <w:hyperlink w:anchor="_Toc223087039" w:history="1">
+          <w:hyperlink w:anchor="_Toc223097659" w:history="1">
             <w:r>
               <w:rPr>
                 <w:rStyle w:val="Hyperlink"/>
@@ -1858,7 +1858,7 @@
                 <w:noProof/>
                 <w:webHidden/>
               </w:rPr>
-              <w:instrText xml:space="preserve"> PAGEREF _Toc223087039 \h </w:instrText>
+              <w:instrText xml:space="preserve"> PAGEREF _Toc223097659 \h </w:instrText>
             </w:r>
             <w:r>
               <w:rPr>
@@ -1904,7 +1904,7 @@
               <w14:ligatures w14:val="standardContextual"/>
             </w:rPr>
           </w:pPr>
-          <w:hyperlink w:anchor="_Toc223087040" w:history="1">
+          <w:hyperlink w:anchor="_Toc223097660" w:history="1">
             <w:r>
               <w:rPr>
                 <w:rStyle w:val="Hyperlink"/>
@@ -1931,7 +1931,7 @@
                 <w:noProof/>
                 <w:webHidden/>
               </w:rPr>
-              <w:instrText xml:space="preserve"> PAGEREF _Toc223087040 \h </w:instrText>
+              <w:instrText xml:space="preserve"> PAGEREF _Toc223097660 \h </w:instrText>
             </w:r>
             <w:r>
               <w:rPr>
@@ -1977,7 +1977,7 @@
               <w14:ligatures w14:val="standardContextual"/>
             </w:rPr>
           </w:pPr>
-          <w:hyperlink w:anchor="_Toc223087041" w:history="1">
+          <w:hyperlink w:anchor="_Toc223097661" w:history="1">
             <w:r>
               <w:rPr>
                 <w:rStyle w:val="Hyperlink"/>
@@ -2004,7 +2004,7 @@
                 <w:noProof/>
                 <w:webHidden/>
               </w:rPr>
-              <w:instrText xml:space="preserve"> PAGEREF _Toc223087041 \h </w:instrText>
+              <w:instrText xml:space="preserve"> PAGEREF _Toc223097661 \h </w:instrText>
             </w:r>
             <w:r>
               <w:rPr>
@@ -2050,7 +2050,7 @@
               <w14:ligatures w14:val="standardContextual"/>
             </w:rPr>
           </w:pPr>
-          <w:hyperlink w:anchor="_Toc223087042" w:history="1">
+          <w:hyperlink w:anchor="_Toc223097662" w:history="1">
             <w:r>
               <w:rPr>
                 <w:rStyle w:val="Hyperlink"/>
@@ -2077,7 +2077,7 @@
                 <w:noProof/>
                 <w:webHidden/>
               </w:rPr>
-              <w:instrText xml:space="preserve"> PAGEREF _Toc223087042 \h </w:instrText>
+              <w:instrText xml:space="preserve"> PAGEREF _Toc223097662 \h </w:instrText>
             </w:r>
             <w:r>
               <w:rPr>
@@ -2123,7 +2123,7 @@
               <w14:ligatures w14:val="standardContextual"/>
             </w:rPr>
           </w:pPr>
-          <w:hyperlink w:anchor="_Toc223087043" w:history="1">
+          <w:hyperlink w:anchor="_Toc223097663" w:history="1">
             <w:r>
               <w:rPr>
                 <w:rStyle w:val="Hyperlink"/>
@@ -2150,7 +2150,7 @@
                 <w:noProof/>
                 <w:webHidden/>
               </w:rPr>
-              <w:instrText xml:space="preserve"> PAGEREF _Toc223087043 \h </w:instrText>
+              <w:instrText xml:space="preserve"> PAGEREF _Toc223097663 \h </w:instrText>
             </w:r>
             <w:r>
               <w:rPr>
@@ -2196,7 +2196,7 @@
               <w14:ligatures w14:val="standardContextual"/>
             </w:rPr>
           </w:pPr>
-          <w:hyperlink w:anchor="_Toc223087044" w:history="1">
+          <w:hyperlink w:anchor="_Toc223097664" w:history="1">
             <w:r>
               <w:rPr>
                 <w:rStyle w:val="Hyperlink"/>
@@ -2223,7 +2223,7 @@
                 <w:noProof/>
                 <w:webHidden/>
               </w:rPr>
-              <w:instrText xml:space="preserve"> PAGEREF _Toc223087044 \h </w:instrText>
+              <w:instrText xml:space="preserve"> PAGEREF _Toc223097664 \h </w:instrText>
             </w:r>
             <w:r>
               <w:rPr>
@@ -2269,7 +2269,7 @@
               <w14:ligatures w14:val="standardContextual"/>
             </w:rPr>
           </w:pPr>
-          <w:hyperlink w:anchor="_Toc223087045" w:history="1">
+          <w:hyperlink w:anchor="_Toc223097665" w:history="1">
             <w:r>
               <w:rPr>
                 <w:rStyle w:val="Hyperlink"/>
@@ -2296,7 +2296,7 @@
                 <w:noProof/>
                 <w:webHidden/>
               </w:rPr>
-              <w:instrText xml:space="preserve"> PAGEREF _Toc223087045 \h </w:instrText>
+              <w:instrText xml:space="preserve"> PAGEREF _Toc223097665 \h </w:instrText>
             </w:r>
             <w:r>
               <w:rPr>
@@ -2342,7 +2342,7 @@
               <w14:ligatures w14:val="standardContextual"/>
             </w:rPr>
           </w:pPr>
-          <w:hyperlink w:anchor="_Toc223087046" w:history="1">
+          <w:hyperlink w:anchor="_Toc223097666" w:history="1">
             <w:r>
               <w:rPr>
                 <w:rStyle w:val="Hyperlink"/>
@@ -2369,7 +2369,7 @@
                 <w:noProof/>
                 <w:webHidden/>
               </w:rPr>
-              <w:instrText xml:space="preserve"> PAGEREF _Toc223087046 \h </w:instrText>
+              <w:instrText xml:space="preserve"> PAGEREF _Toc223097666 \h </w:instrText>
             </w:r>
             <w:r>
               <w:rPr>
@@ -2415,7 +2415,7 @@
               <w14:ligatures w14:val="standardContextual"/>
             </w:rPr>
           </w:pPr>
-          <w:hyperlink w:anchor="_Toc223087047" w:history="1">
+          <w:hyperlink w:anchor="_Toc223097667" w:history="1">
             <w:r>
               <w:rPr>
                 <w:rStyle w:val="Hyperlink"/>
@@ -2442,7 +2442,7 @@
                 <w:noProof/>
                 <w:webHidden/>
               </w:rPr>
-              <w:instrText xml:space="preserve"> PAGEREF _Toc223087047 \h </w:instrText>
+              <w:instrText xml:space="preserve"> PAGEREF _Toc223097667 \h </w:instrText>
             </w:r>
             <w:r>
               <w:rPr>
@@ -2488,7 +2488,7 @@
               <w14:ligatures w14:val="standardContextual"/>
             </w:rPr>
           </w:pPr>
-          <w:hyperlink w:anchor="_Toc223087048" w:history="1">
+          <w:hyperlink w:anchor="_Toc223097668" w:history="1">
             <w:r>
               <w:rPr>
                 <w:rStyle w:val="Hyperlink"/>
@@ -2515,7 +2515,7 @@
                 <w:noProof/>
                 <w:webHidden/>
               </w:rPr>
-              <w:instrText xml:space="preserve"> PAGEREF _Toc223087048 \h </w:instrText>
+              <w:instrText xml:space="preserve"> PAGEREF _Toc223097668 \h </w:instrText>
             </w:r>
             <w:r>
               <w:rPr>
@@ -2561,7 +2561,7 @@
               <w14:ligatures w14:val="standardContextual"/>
             </w:rPr>
           </w:pPr>
-          <w:hyperlink w:anchor="_Toc223087049" w:history="1">
+          <w:hyperlink w:anchor="_Toc223097669" w:history="1">
             <w:r>
               <w:rPr>
                 <w:rStyle w:val="Hyperlink"/>
@@ -2588,7 +2588,7 @@
                 <w:noProof/>
                 <w:webHidden/>
               </w:rPr>
-              <w:instrText xml:space="preserve"> PAGEREF _Toc223087049 \h </w:instrText>
+              <w:instrText xml:space="preserve"> PAGEREF _Toc223097669 \h </w:instrText>
             </w:r>
             <w:r>
               <w:rPr>
@@ -2634,7 +2634,7 @@
               <w14:ligatures w14:val="standardContextual"/>
             </w:rPr>
           </w:pPr>
-          <w:hyperlink w:anchor="_Toc223087050" w:history="1">
+          <w:hyperlink w:anchor="_Toc223097670" w:history="1">
             <w:r>
               <w:rPr>
                 <w:rStyle w:val="Hyperlink"/>
@@ -2661,7 +2661,7 @@
                 <w:noProof/>
                 <w:webHidden/>
               </w:rPr>
-              <w:instrText xml:space="preserve"> PAGEREF _Toc223087050 \h </w:instrText>
+              <w:instrText xml:space="preserve"> PAGEREF _Toc223097670 \h </w:instrText>
             </w:r>
             <w:r>
               <w:rPr>
@@ -2707,7 +2707,7 @@
               <w14:ligatures w14:val="standardContextual"/>
             </w:rPr>
           </w:pPr>
-          <w:hyperlink w:anchor="_Toc223087051" w:history="1">
+          <w:hyperlink w:anchor="_Toc223097671" w:history="1">
             <w:r>
               <w:rPr>
                 <w:rStyle w:val="Hyperlink"/>
@@ -2734,7 +2734,7 @@
                 <w:noProof/>
                 <w:webHidden/>
               </w:rPr>
-              <w:instrText xml:space="preserve"> PAGEREF _Toc223087051 \h </w:instrText>
+              <w:instrText xml:space="preserve"> PAGEREF _Toc223097671 \h </w:instrText>
             </w:r>
             <w:r>
               <w:rPr>
@@ -2780,7 +2780,7 @@
               <w14:ligatures w14:val="standardContextual"/>
             </w:rPr>
           </w:pPr>
-          <w:hyperlink w:anchor="_Toc223087052" w:history="1">
+          <w:hyperlink w:anchor="_Toc223097672" w:history="1">
             <w:r>
               <w:rPr>
                 <w:rStyle w:val="Hyperlink"/>
@@ -2807,7 +2807,7 @@
                 <w:noProof/>
                 <w:webHidden/>
               </w:rPr>
-              <w:instrText xml:space="preserve"> PAGEREF _Toc223087052 \h </w:instrText>
+              <w:instrText xml:space="preserve"> PAGEREF _Toc223097672 \h </w:instrText>
             </w:r>
             <w:r>
               <w:rPr>
@@ -2853,7 +2853,7 @@
               <w14:ligatures w14:val="standardContextual"/>
             </w:rPr>
           </w:pPr>
-          <w:hyperlink w:anchor="_Toc223087053" w:history="1">
+          <w:hyperlink w:anchor="_Toc223097673" w:history="1">
             <w:r>
               <w:rPr>
                 <w:rStyle w:val="Hyperlink"/>
@@ -2880,7 +2880,7 @@
                 <w:noProof/>
                 <w:webHidden/>
               </w:rPr>
-              <w:instrText xml:space="preserve"> PAGEREF _Toc223087053 \h </w:instrText>
+              <w:instrText xml:space="preserve"> PAGEREF _Toc223097673 \h </w:instrText>
             </w:r>
             <w:r>
               <w:rPr>
@@ -2926,7 +2926,7 @@
               <w14:ligatures w14:val="standardContextual"/>
             </w:rPr>
           </w:pPr>
-          <w:hyperlink w:anchor="_Toc223087054" w:history="1">
+          <w:hyperlink w:anchor="_Toc223097674" w:history="1">
             <w:r>
               <w:rPr>
                 <w:rStyle w:val="Hyperlink"/>
@@ -2953,7 +2953,7 @@
                 <w:noProof/>
                 <w:webHidden/>
               </w:rPr>
-              <w:instrText xml:space="preserve"> PAGEREF _Toc223087054 \h </w:instrText>
+              <w:instrText xml:space="preserve"> PAGEREF _Toc223097674 \h </w:instrText>
             </w:r>
             <w:r>
               <w:rPr>
@@ -2999,7 +2999,7 @@
               <w14:ligatures w14:val="standardContextual"/>
             </w:rPr>
           </w:pPr>
-          <w:hyperlink w:anchor="_Toc223087055" w:history="1">
+          <w:hyperlink w:anchor="_Toc223097675" w:history="1">
             <w:r>
               <w:rPr>
                 <w:rStyle w:val="Hyperlink"/>
@@ -3026,7 +3026,7 @@
                 <w:noProof/>
                 <w:webHidden/>
               </w:rPr>
-              <w:instrText xml:space="preserve"> PAGEREF _Toc223087055 \h </w:instrText>
+              <w:instrText xml:space="preserve"> PAGEREF _Toc223097675 \h </w:instrText>
             </w:r>
             <w:r>
               <w:rPr>
@@ -3072,7 +3072,7 @@
               <w14:ligatures w14:val="standardContextual"/>
             </w:rPr>
           </w:pPr>
-          <w:hyperlink w:anchor="_Toc223087056" w:history="1">
+          <w:hyperlink w:anchor="_Toc223097676" w:history="1">
             <w:r>
               <w:rPr>
                 <w:rStyle w:val="Hyperlink"/>
@@ -3099,7 +3099,7 @@
                 <w:noProof/>
                 <w:webHidden/>
               </w:rPr>
-              <w:instrText xml:space="preserve"> PAGEREF _Toc223087056 \h </w:instrText>
+              <w:instrText xml:space="preserve"> PAGEREF _Toc223097676 \h </w:instrText>
             </w:r>
             <w:r>
               <w:rPr>
@@ -3145,7 +3145,7 @@
               <w14:ligatures w14:val="standardContextual"/>
             </w:rPr>
           </w:pPr>
-          <w:hyperlink w:anchor="_Toc223087057" w:history="1">
+          <w:hyperlink w:anchor="_Toc223097677" w:history="1">
             <w:r>
               <w:rPr>
                 <w:rStyle w:val="Hyperlink"/>
@@ -3172,7 +3172,7 @@
                 <w:noProof/>
                 <w:webHidden/>
               </w:rPr>
-              <w:instrText xml:space="preserve"> PAGEREF _Toc223087057 \h </w:instrText>
+              <w:instrText xml:space="preserve"> PAGEREF _Toc223097677 \h </w:instrText>
             </w:r>
             <w:r>
               <w:rPr>
@@ -3218,7 +3218,7 @@
               <w14:ligatures w14:val="standardContextual"/>
             </w:rPr>
           </w:pPr>
-          <w:hyperlink w:anchor="_Toc223087058" w:history="1">
+          <w:hyperlink w:anchor="_Toc223097678" w:history="1">
             <w:r>
               <w:rPr>
                 <w:rStyle w:val="Hyperlink"/>
@@ -3245,7 +3245,7 @@
                 <w:noProof/>
                 <w:webHidden/>
               </w:rPr>
-              <w:instrText xml:space="preserve"> PAGEREF _Toc223087058 \h </w:instrText>
+              <w:instrText xml:space="preserve"> PAGEREF _Toc223097678 \h </w:instrText>
             </w:r>
             <w:r>
               <w:rPr>
@@ -3291,7 +3291,7 @@
               <w14:ligatures w14:val="standardContextual"/>
             </w:rPr>
           </w:pPr>
-          <w:hyperlink w:anchor="_Toc223087059" w:history="1">
+          <w:hyperlink w:anchor="_Toc223097679" w:history="1">
             <w:r>
               <w:rPr>
                 <w:rStyle w:val="Hyperlink"/>
@@ -3318,7 +3318,7 @@
                 <w:noProof/>
                 <w:webHidden/>
               </w:rPr>
-              <w:instrText xml:space="preserve"> PAGEREF _Toc223087059 \h </w:instrText>
+              <w:instrText xml:space="preserve"> PAGEREF _Toc223097679 \h </w:instrText>
             </w:r>
             <w:r>
               <w:rPr>
@@ -3364,7 +3364,7 @@
               <w14:ligatures w14:val="standardContextual"/>
             </w:rPr>
           </w:pPr>
-          <w:hyperlink w:anchor="_Toc223087060" w:history="1">
+          <w:hyperlink w:anchor="_Toc223097680" w:history="1">
             <w:r>
               <w:rPr>
                 <w:rStyle w:val="Hyperlink"/>
@@ -3392,7 +3392,7 @@
                 <w:noProof/>
                 <w:webHidden/>
               </w:rPr>
-              <w:instrText xml:space="preserve"> PAGEREF _Toc223087060 \h </w:instrText>
+              <w:instrText xml:space="preserve"> PAGEREF _Toc223097680 \h </w:instrText>
             </w:r>
             <w:r>
               <w:rPr>
@@ -3438,7 +3438,7 @@
               <w14:ligatures w14:val="standardContextual"/>
             </w:rPr>
           </w:pPr>
-          <w:hyperlink w:anchor="_Toc223087061" w:history="1">
+          <w:hyperlink w:anchor="_Toc223097681" w:history="1">
             <w:r>
               <w:rPr>
                 <w:rStyle w:val="Hyperlink"/>
@@ -3466,7 +3466,7 @@
                 <w:noProof/>
                 <w:webHidden/>
               </w:rPr>
-              <w:instrText xml:space="preserve"> PAGEREF _Toc223087061 \h </w:instrText>
+              <w:instrText xml:space="preserve"> PAGEREF _Toc223097681 \h </w:instrText>
             </w:r>
             <w:r>
               <w:rPr>
@@ -3512,7 +3512,7 @@
               <w14:ligatures w14:val="standardContextual"/>
             </w:rPr>
           </w:pPr>
-          <w:hyperlink w:anchor="_Toc223087062" w:history="1">
+          <w:hyperlink w:anchor="_Toc223097682" w:history="1">
             <w:r>
               <w:rPr>
                 <w:rStyle w:val="Hyperlink"/>
@@ -3540,7 +3540,7 @@
                 <w:noProof/>
                 <w:webHidden/>
               </w:rPr>
-              <w:instrText xml:space="preserve"> PAGEREF _Toc223087062 \h </w:instrText>
+              <w:instrText xml:space="preserve"> PAGEREF _Toc223097682 \h </w:instrText>
             </w:r>
             <w:r>
               <w:rPr>
@@ -3586,7 +3586,7 @@
               <w14:ligatures w14:val="standardContextual"/>
             </w:rPr>
           </w:pPr>
-          <w:hyperlink w:anchor="_Toc223087063" w:history="1">
+          <w:hyperlink w:anchor="_Toc223097683" w:history="1">
             <w:r>
               <w:rPr>
                 <w:rStyle w:val="Hyperlink"/>
@@ -3614,7 +3614,7 @@
                 <w:noProof/>
                 <w:webHidden/>
               </w:rPr>
-              <w:instrText xml:space="preserve"> PAGEREF _Toc223087063 \h </w:instrText>
+              <w:instrText xml:space="preserve"> PAGEREF _Toc223097683 \h </w:instrText>
             </w:r>
             <w:r>
               <w:rPr>
@@ -3660,7 +3660,7 @@
               <w14:ligatures w14:val="standardContextual"/>
             </w:rPr>
           </w:pPr>
-          <w:hyperlink w:anchor="_Toc223087064" w:history="1">
+          <w:hyperlink w:anchor="_Toc223097684" w:history="1">
             <w:r>
               <w:rPr>
                 <w:rStyle w:val="Hyperlink"/>
@@ -3687,7 +3687,7 @@
                 <w:noProof/>
                 <w:webHidden/>
               </w:rPr>
-              <w:instrText xml:space="preserve"> PAGEREF _Toc223087064 \h </w:instrText>
+              <w:instrText xml:space="preserve"> PAGEREF _Toc223097684 \h </w:instrText>
             </w:r>
             <w:r>
               <w:rPr>
@@ -3733,7 +3733,7 @@
               <w14:ligatures w14:val="standardContextual"/>
             </w:rPr>
           </w:pPr>
-          <w:hyperlink w:anchor="_Toc223087065" w:history="1">
+          <w:hyperlink w:anchor="_Toc223097685" w:history="1">
             <w:r>
               <w:rPr>
                 <w:rStyle w:val="Hyperlink"/>
@@ -3760,7 +3760,7 @@
                 <w:noProof/>
                 <w:webHidden/>
               </w:rPr>
-              <w:instrText xml:space="preserve"> PAGEREF _Toc223087065 \h </w:instrText>
+              <w:instrText xml:space="preserve"> PAGEREF _Toc223097685 \h </w:instrText>
             </w:r>
             <w:r>
               <w:rPr>
@@ -3806,7 +3806,7 @@
               <w14:ligatures w14:val="standardContextual"/>
             </w:rPr>
           </w:pPr>
-          <w:hyperlink w:anchor="_Toc223087066" w:history="1">
+          <w:hyperlink w:anchor="_Toc223097686" w:history="1">
             <w:r>
               <w:rPr>
                 <w:rStyle w:val="Hyperlink"/>
@@ -3833,7 +3833,7 @@
                 <w:noProof/>
                 <w:webHidden/>
               </w:rPr>
-              <w:instrText xml:space="preserve"> PAGEREF _Toc223087066 \h </w:instrText>
+              <w:instrText xml:space="preserve"> PAGEREF _Toc223097686 \h </w:instrText>
             </w:r>
             <w:r>
               <w:rPr>
@@ -3879,7 +3879,7 @@
               <w14:ligatures w14:val="standardContextual"/>
             </w:rPr>
           </w:pPr>
-          <w:hyperlink w:anchor="_Toc223087067" w:history="1">
+          <w:hyperlink w:anchor="_Toc223097687" w:history="1">
             <w:r>
               <w:rPr>
                 <w:rStyle w:val="Hyperlink"/>
@@ -3906,7 +3906,7 @@
                 <w:noProof/>
                 <w:webHidden/>
               </w:rPr>
-              <w:instrText xml:space="preserve"> PAGEREF _Toc223087067 \h </w:instrText>
+              <w:instrText xml:space="preserve"> PAGEREF _Toc223097687 \h </w:instrText>
             </w:r>
             <w:r>
               <w:rPr>
@@ -3952,7 +3952,7 @@
               <w14:ligatures w14:val="standardContextual"/>
             </w:rPr>
           </w:pPr>
-          <w:hyperlink w:anchor="_Toc223087068" w:history="1">
+          <w:hyperlink w:anchor="_Toc223097688" w:history="1">
             <w:r>
               <w:rPr>
                 <w:rStyle w:val="Hyperlink"/>
@@ -3979,7 +3979,7 @@
                 <w:noProof/>
                 <w:webHidden/>
               </w:rPr>
-              <w:instrText xml:space="preserve"> PAGEREF _Toc223087068 \h </w:instrText>
+              <w:instrText xml:space="preserve"> PAGEREF _Toc223097688 \h </w:instrText>
             </w:r>
             <w:r>
               <w:rPr>
@@ -4025,7 +4025,7 @@
               <w14:ligatures w14:val="standardContextual"/>
             </w:rPr>
           </w:pPr>
-          <w:hyperlink w:anchor="_Toc223087069" w:history="1">
+          <w:hyperlink w:anchor="_Toc223097689" w:history="1">
             <w:r>
               <w:rPr>
                 <w:rStyle w:val="Hyperlink"/>
@@ -4052,7 +4052,7 @@
                 <w:noProof/>
                 <w:webHidden/>
               </w:rPr>
-              <w:instrText xml:space="preserve"> PAGEREF _Toc223087069 \h </w:instrText>
+              <w:instrText xml:space="preserve"> PAGEREF _Toc223097689 \h </w:instrText>
             </w:r>
             <w:r>
               <w:rPr>
@@ -4098,7 +4098,7 @@
               <w14:ligatures w14:val="standardContextual"/>
             </w:rPr>
           </w:pPr>
-          <w:hyperlink w:anchor="_Toc223087070" w:history="1">
+          <w:hyperlink w:anchor="_Toc223097690" w:history="1">
             <w:r>
               <w:rPr>
                 <w:rStyle w:val="Hyperlink"/>
@@ -4125,7 +4125,7 @@
                 <w:noProof/>
                 <w:webHidden/>
               </w:rPr>
-              <w:instrText xml:space="preserve"> PAGEREF _Toc223087070 \h </w:instrText>
+              <w:instrText xml:space="preserve"> PAGEREF _Toc223097690 \h </w:instrText>
             </w:r>
             <w:r>
               <w:rPr>
@@ -4171,7 +4171,7 @@
               <w14:ligatures w14:val="standardContextual"/>
             </w:rPr>
           </w:pPr>
-          <w:hyperlink w:anchor="_Toc223087071" w:history="1">
+          <w:hyperlink w:anchor="_Toc223097691" w:history="1">
             <w:r>
               <w:rPr>
                 <w:rStyle w:val="Hyperlink"/>
@@ -4198,7 +4198,7 @@
                 <w:noProof/>
                 <w:webHidden/>
               </w:rPr>
-              <w:instrText xml:space="preserve"> PAGEREF _Toc223087071 \h </w:instrText>
+              <w:instrText xml:space="preserve"> PAGEREF _Toc223097691 \h </w:instrText>
             </w:r>
             <w:r>
               <w:rPr>
@@ -4244,7 +4244,7 @@
               <w14:ligatures w14:val="standardContextual"/>
             </w:rPr>
           </w:pPr>
-          <w:hyperlink w:anchor="_Toc223087072" w:history="1">
+          <w:hyperlink w:anchor="_Toc223097692" w:history="1">
             <w:r>
               <w:rPr>
                 <w:rStyle w:val="Hyperlink"/>
@@ -4271,7 +4271,7 @@
                 <w:noProof/>
                 <w:webHidden/>
               </w:rPr>
-              <w:instrText xml:space="preserve"> PAGEREF _Toc223087072 \h </w:instrText>
+              <w:instrText xml:space="preserve"> PAGEREF _Toc223097692 \h </w:instrText>
             </w:r>
             <w:r>
               <w:rPr>
@@ -4317,7 +4317,7 @@
               <w14:ligatures w14:val="standardContextual"/>
             </w:rPr>
           </w:pPr>
-          <w:hyperlink w:anchor="_Toc223087073" w:history="1">
+          <w:hyperlink w:anchor="_Toc223097693" w:history="1">
             <w:r>
               <w:rPr>
                 <w:rStyle w:val="Hyperlink"/>
@@ -4344,7 +4344,7 @@
                 <w:noProof/>
                 <w:webHidden/>
               </w:rPr>
-              <w:instrText xml:space="preserve"> PAGEREF _Toc223087073 \h </w:instrText>
+              <w:instrText xml:space="preserve"> PAGEREF _Toc223097693 \h </w:instrText>
             </w:r>
             <w:r>
               <w:rPr>
@@ -4390,7 +4390,7 @@
               <w14:ligatures w14:val="standardContextual"/>
             </w:rPr>
           </w:pPr>
-          <w:hyperlink w:anchor="_Toc223087074" w:history="1">
+          <w:hyperlink w:anchor="_Toc223097694" w:history="1">
             <w:r>
               <w:rPr>
                 <w:rStyle w:val="Hyperlink"/>
@@ -4417,7 +4417,7 @@
                 <w:noProof/>
                 <w:webHidden/>
               </w:rPr>
-              <w:instrText xml:space="preserve"> PAGEREF _Toc223087074 \h </w:instrText>
+              <w:instrText xml:space="preserve"> PAGEREF _Toc223097694 \h </w:instrText>
             </w:r>
             <w:r>
               <w:rPr>
@@ -4463,7 +4463,7 @@
               <w14:ligatures w14:val="standardContextual"/>
             </w:rPr>
           </w:pPr>
-          <w:hyperlink w:anchor="_Toc223087075" w:history="1">
+          <w:hyperlink w:anchor="_Toc223097695" w:history="1">
             <w:r>
               <w:rPr>
                 <w:rStyle w:val="Hyperlink"/>
@@ -4490,7 +4490,7 @@
                 <w:noProof/>
                 <w:webHidden/>
               </w:rPr>
-              <w:instrText xml:space="preserve"> PAGEREF _Toc223087075 \h </w:instrText>
+              <w:instrText xml:space="preserve"> PAGEREF _Toc223097695 \h </w:instrText>
             </w:r>
             <w:r>
               <w:rPr>
@@ -4536,7 +4536,7 @@
               <w14:ligatures w14:val="standardContextual"/>
             </w:rPr>
           </w:pPr>
-          <w:hyperlink w:anchor="_Toc223087076" w:history="1">
+          <w:hyperlink w:anchor="_Toc223097696" w:history="1">
             <w:r>
               <w:rPr>
                 <w:rStyle w:val="Hyperlink"/>
@@ -4563,7 +4563,7 @@
                 <w:noProof/>
                 <w:webHidden/>
               </w:rPr>
-              <w:instrText xml:space="preserve"> PAGEREF _Toc223087076 \h </w:instrText>
+              <w:instrText xml:space="preserve"> PAGEREF _Toc223097696 \h </w:instrText>
             </w:r>
             <w:r>
               <w:rPr>
@@ -4609,7 +4609,7 @@
               <w14:ligatures w14:val="standardContextual"/>
             </w:rPr>
           </w:pPr>
-          <w:hyperlink w:anchor="_Toc223087077" w:history="1">
+          <w:hyperlink w:anchor="_Toc223097697" w:history="1">
             <w:r>
               <w:rPr>
                 <w:rStyle w:val="Hyperlink"/>
@@ -4636,7 +4636,7 @@
                 <w:noProof/>
                 <w:webHidden/>
               </w:rPr>
-              <w:instrText xml:space="preserve"> PAGEREF _Toc223087077 \h </w:instrText>
+              <w:instrText xml:space="preserve"> PAGEREF _Toc223097697 \h </w:instrText>
             </w:r>
             <w:r>
               <w:rPr>
@@ -4682,7 +4682,7 @@
               <w14:ligatures w14:val="standardContextual"/>
             </w:rPr>
           </w:pPr>
-          <w:hyperlink w:anchor="_Toc223087078" w:history="1">
+          <w:hyperlink w:anchor="_Toc223097698" w:history="1">
             <w:r>
               <w:rPr>
                 <w:rStyle w:val="Hyperlink"/>
@@ -4709,7 +4709,7 @@
                 <w:noProof/>
                 <w:webHidden/>
               </w:rPr>
-              <w:instrText xml:space="preserve"> PAGEREF _Toc223087078 \h </w:instrText>
+              <w:instrText xml:space="preserve"> PAGEREF _Toc223097698 \h </w:instrText>
             </w:r>
             <w:r>
               <w:rPr>
@@ -4755,7 +4755,7 @@
               <w14:ligatures w14:val="standardContextual"/>
             </w:rPr>
           </w:pPr>
-          <w:hyperlink w:anchor="_Toc223087079" w:history="1">
+          <w:hyperlink w:anchor="_Toc223097699" w:history="1">
             <w:r>
               <w:rPr>
                 <w:rStyle w:val="Hyperlink"/>
@@ -4782,7 +4782,7 @@
                 <w:noProof/>
                 <w:webHidden/>
               </w:rPr>
-              <w:instrText xml:space="preserve"> PAGEREF _Toc223087079 \h </w:instrText>
+              <w:instrText xml:space="preserve"> PAGEREF _Toc223097699 \h </w:instrText>
             </w:r>
             <w:r>
               <w:rPr>
@@ -4828,7 +4828,7 @@
               <w14:ligatures w14:val="standardContextual"/>
             </w:rPr>
           </w:pPr>
-          <w:hyperlink w:anchor="_Toc223087080" w:history="1">
+          <w:hyperlink w:anchor="_Toc223097700" w:history="1">
             <w:r>
               <w:rPr>
                 <w:rStyle w:val="Hyperlink"/>
@@ -4855,7 +4855,7 @@
                 <w:noProof/>
                 <w:webHidden/>
               </w:rPr>
-              <w:instrText xml:space="preserve"> PAGEREF _Toc223087080 \h </w:instrText>
+              <w:instrText xml:space="preserve"> PAGEREF _Toc223097700 \h </w:instrText>
             </w:r>
             <w:r>
               <w:rPr>
@@ -4901,7 +4901,7 @@
               <w14:ligatures w14:val="standardContextual"/>
             </w:rPr>
           </w:pPr>
-          <w:hyperlink w:anchor="_Toc223087081" w:history="1">
+          <w:hyperlink w:anchor="_Toc223097701" w:history="1">
             <w:r>
               <w:rPr>
                 <w:rStyle w:val="Hyperlink"/>
@@ -4928,7 +4928,7 @@
                 <w:noProof/>
                 <w:webHidden/>
               </w:rPr>
-              <w:instrText xml:space="preserve"> PAGEREF _Toc223087081 \h </w:instrText>
+              <w:instrText xml:space="preserve"> PAGEREF _Toc223097701 \h </w:instrText>
             </w:r>
             <w:r>
               <w:rPr>
@@ -4974,7 +4974,7 @@
               <w14:ligatures w14:val="standardContextual"/>
             </w:rPr>
           </w:pPr>
-          <w:hyperlink w:anchor="_Toc223087082" w:history="1">
+          <w:hyperlink w:anchor="_Toc223097702" w:history="1">
             <w:r>
               <w:rPr>
                 <w:rStyle w:val="Hyperlink"/>
@@ -5001,7 +5001,7 @@
                 <w:noProof/>
                 <w:webHidden/>
               </w:rPr>
-              <w:instrText xml:space="preserve"> PAGEREF _Toc223087082 \h </w:instrText>
+              <w:instrText xml:space="preserve"> PAGEREF _Toc223097702 \h </w:instrText>
             </w:r>
             <w:r>
               <w:rPr>
@@ -5047,7 +5047,7 @@
               <w14:ligatures w14:val="standardContextual"/>
             </w:rPr>
           </w:pPr>
-          <w:hyperlink w:anchor="_Toc223087083" w:history="1">
+          <w:hyperlink w:anchor="_Toc223097703" w:history="1">
             <w:r>
               <w:rPr>
                 <w:rStyle w:val="Hyperlink"/>
@@ -5074,7 +5074,7 @@
                 <w:noProof/>
                 <w:webHidden/>
               </w:rPr>
-              <w:instrText xml:space="preserve"> PAGEREF _Toc223087083 \h </w:instrText>
+              <w:instrText xml:space="preserve"> PAGEREF _Toc223097703 \h </w:instrText>
             </w:r>
             <w:r>
               <w:rPr>
@@ -5120,7 +5120,7 @@
               <w14:ligatures w14:val="standardContextual"/>
             </w:rPr>
           </w:pPr>
-          <w:hyperlink w:anchor="_Toc223087084" w:history="1">
+          <w:hyperlink w:anchor="_Toc223097704" w:history="1">
             <w:r>
               <w:rPr>
                 <w:rStyle w:val="Hyperlink"/>
@@ -5147,7 +5147,7 @@
                 <w:noProof/>
                 <w:webHidden/>
               </w:rPr>
-              <w:instrText xml:space="preserve"> PAGEREF _Toc223087084 \h </w:instrText>
+              <w:instrText xml:space="preserve"> PAGEREF _Toc223097704 \h </w:instrText>
             </w:r>
             <w:r>
               <w:rPr>
@@ -5193,7 +5193,7 @@
               <w14:ligatures w14:val="standardContextual"/>
             </w:rPr>
           </w:pPr>
-          <w:hyperlink w:anchor="_Toc223087085" w:history="1">
+          <w:hyperlink w:anchor="_Toc223097705" w:history="1">
             <w:r>
               <w:rPr>
                 <w:rStyle w:val="Hyperlink"/>
@@ -5220,7 +5220,7 @@
                 <w:noProof/>
                 <w:webHidden/>
               </w:rPr>
-              <w:instrText xml:space="preserve"> PAGEREF _Toc223087085 \h </w:instrText>
+              <w:instrText xml:space="preserve"> PAGEREF _Toc223097705 \h </w:instrText>
             </w:r>
             <w:r>
               <w:rPr>
@@ -5266,7 +5266,7 @@
               <w14:ligatures w14:val="standardContextual"/>
             </w:rPr>
           </w:pPr>
-          <w:hyperlink w:anchor="_Toc223087086" w:history="1">
+          <w:hyperlink w:anchor="_Toc223097706" w:history="1">
             <w:r>
               <w:rPr>
                 <w:rStyle w:val="Hyperlink"/>
@@ -5293,7 +5293,7 @@
                 <w:noProof/>
                 <w:webHidden/>
               </w:rPr>
-              <w:instrText xml:space="preserve"> PAGEREF _Toc223087086 \h </w:instrText>
+              <w:instrText xml:space="preserve"> PAGEREF _Toc223097706 \h </w:instrText>
             </w:r>
             <w:r>
               <w:rPr>
@@ -5339,7 +5339,7 @@
               <w14:ligatures w14:val="standardContextual"/>
             </w:rPr>
           </w:pPr>
-          <w:hyperlink w:anchor="_Toc223087087" w:history="1">
+          <w:hyperlink w:anchor="_Toc223097707" w:history="1">
             <w:r>
               <w:rPr>
                 <w:rStyle w:val="Hyperlink"/>
@@ -5366,7 +5366,7 @@
                 <w:noProof/>
                 <w:webHidden/>
               </w:rPr>
-              <w:instrText xml:space="preserve"> PAGEREF _Toc223087087 \h </w:instrText>
+              <w:instrText xml:space="preserve"> PAGEREF _Toc223097707 \h </w:instrText>
             </w:r>
             <w:r>
               <w:rPr>
@@ -5412,7 +5412,7 @@
               <w14:ligatures w14:val="standardContextual"/>
             </w:rPr>
           </w:pPr>
-          <w:hyperlink w:anchor="_Toc223087088" w:history="1">
+          <w:hyperlink w:anchor="_Toc223097708" w:history="1">
             <w:r>
               <w:rPr>
                 <w:rStyle w:val="Hyperlink"/>
@@ -5439,7 +5439,7 @@
                 <w:noProof/>
                 <w:webHidden/>
               </w:rPr>
-              <w:instrText xml:space="preserve"> PAGEREF _Toc223087088 \h </w:instrText>
+              <w:instrText xml:space="preserve"> PAGEREF _Toc223097708 \h </w:instrText>
             </w:r>
             <w:r>
               <w:rPr>
@@ -5485,7 +5485,7 @@
               <w14:ligatures w14:val="standardContextual"/>
             </w:rPr>
           </w:pPr>
-          <w:hyperlink w:anchor="_Toc223087089" w:history="1">
+          <w:hyperlink w:anchor="_Toc223097709" w:history="1">
             <w:r>
               <w:rPr>
                 <w:rStyle w:val="Hyperlink"/>
@@ -5512,7 +5512,7 @@
                 <w:noProof/>
                 <w:webHidden/>
               </w:rPr>
-              <w:instrText xml:space="preserve"> PAGEREF _Toc223087089 \h </w:instrText>
+              <w:instrText xml:space="preserve"> PAGEREF _Toc223097709 \h </w:instrText>
             </w:r>
             <w:r>
               <w:rPr>
@@ -5558,7 +5558,7 @@
               <w14:ligatures w14:val="standardContextual"/>
             </w:rPr>
           </w:pPr>
-          <w:hyperlink w:anchor="_Toc223087090" w:history="1">
+          <w:hyperlink w:anchor="_Toc223097710" w:history="1">
             <w:r>
               <w:rPr>
                 <w:rStyle w:val="Hyperlink"/>
@@ -5585,7 +5585,7 @@
                 <w:noProof/>
                 <w:webHidden/>
               </w:rPr>
-              <w:instrText xml:space="preserve"> PAGEREF _Toc223087090 \h </w:instrText>
+              <w:instrText xml:space="preserve"> PAGEREF _Toc223097710 \h </w:instrText>
             </w:r>
             <w:r>
               <w:rPr>
@@ -5631,7 +5631,7 @@
               <w14:ligatures w14:val="standardContextual"/>
             </w:rPr>
           </w:pPr>
-          <w:hyperlink w:anchor="_Toc223087091" w:history="1">
+          <w:hyperlink w:anchor="_Toc223097711" w:history="1">
             <w:r>
               <w:rPr>
                 <w:rStyle w:val="Hyperlink"/>
@@ -5658,7 +5658,7 @@
                 <w:noProof/>
                 <w:webHidden/>
               </w:rPr>
-              <w:instrText xml:space="preserve"> PAGEREF _Toc223087091 \h </w:instrText>
+              <w:instrText xml:space="preserve"> PAGEREF _Toc223097711 \h </w:instrText>
             </w:r>
             <w:r>
               <w:rPr>
@@ -5704,7 +5704,7 @@
               <w14:ligatures w14:val="standardContextual"/>
             </w:rPr>
           </w:pPr>
-          <w:hyperlink w:anchor="_Toc223087092" w:history="1">
+          <w:hyperlink w:anchor="_Toc223097712" w:history="1">
             <w:r>
               <w:rPr>
                 <w:rStyle w:val="Hyperlink"/>
@@ -5731,7 +5731,7 @@
                 <w:noProof/>
                 <w:webHidden/>
               </w:rPr>
-              <w:instrText xml:space="preserve"> PAGEREF _Toc223087092 \h </w:instrText>
+              <w:instrText xml:space="preserve"> PAGEREF _Toc223097712 \h </w:instrText>
             </w:r>
             <w:r>
               <w:rPr>
@@ -5752,6 +5752,444 @@
                 <w:webHidden/>
               </w:rPr>
               <w:t>33</w:t>
+            </w:r>
+            <w:r>
+              <w:rPr>
+                <w:noProof/>
+                <w:webHidden/>
+              </w:rPr>
+              <w:fldChar w:fldCharType="end"/>
+            </w:r>
+          </w:hyperlink>
+        </w:p>
+        <w:p>
+          <w:pPr>
+            <w:pStyle w:val="TOC2"/>
+            <w:tabs>
+              <w:tab w:val="right" w:leader="dot" w:pos="9350"/>
+            </w:tabs>
+            <w:rPr>
+              <w:noProof/>
+              <w:kern w:val="2"/>
+              <w:sz w:val="24"/>
+              <w:szCs w:val="24"/>
+              <w:lang w:val="en-AU" w:eastAsia="en-AU"/>
+              <w14:ligatures w14:val="standardContextual"/>
+            </w:rPr>
+          </w:pPr>
+          <w:hyperlink w:anchor="_Toc223097713" w:history="1">
+            <w:r>
+              <w:rPr>
+                <w:rStyle w:val="Hyperlink"/>
+                <w:noProof/>
+              </w:rPr>
+              <w:t>5.7 Sensitivity Analysis — Return vs Spending</w:t>
+            </w:r>
+            <w:r>
+              <w:rPr>
+                <w:noProof/>
+                <w:webHidden/>
+              </w:rPr>
+              <w:tab/>
+            </w:r>
+            <w:r>
+              <w:rPr>
+                <w:noProof/>
+                <w:webHidden/>
+              </w:rPr>
+              <w:fldChar w:fldCharType="begin"/>
+            </w:r>
+            <w:r>
+              <w:rPr>
+                <w:noProof/>
+                <w:webHidden/>
+              </w:rPr>
+              <w:instrText xml:space="preserve"> PAGEREF _Toc223097713 \h </w:instrText>
+            </w:r>
+            <w:r>
+              <w:rPr>
+                <w:noProof/>
+                <w:webHidden/>
+              </w:rPr>
+            </w:r>
+            <w:r>
+              <w:rPr>
+                <w:noProof/>
+                <w:webHidden/>
+              </w:rPr>
+              <w:fldChar w:fldCharType="separate"/>
+            </w:r>
+            <w:r>
+              <w:rPr>
+                <w:noProof/>
+                <w:webHidden/>
+              </w:rPr>
+              <w:t>34</w:t>
+            </w:r>
+            <w:r>
+              <w:rPr>
+                <w:noProof/>
+                <w:webHidden/>
+              </w:rPr>
+              <w:fldChar w:fldCharType="end"/>
+            </w:r>
+          </w:hyperlink>
+        </w:p>
+        <w:p>
+          <w:pPr>
+            <w:pStyle w:val="TOC3"/>
+            <w:tabs>
+              <w:tab w:val="right" w:leader="dot" w:pos="9350"/>
+            </w:tabs>
+            <w:rPr>
+              <w:noProof/>
+              <w:kern w:val="2"/>
+              <w:sz w:val="24"/>
+              <w:szCs w:val="24"/>
+              <w:lang w:val="en-AU" w:eastAsia="en-AU"/>
+              <w14:ligatures w14:val="standardContextual"/>
+            </w:rPr>
+          </w:pPr>
+          <w:hyperlink w:anchor="_Toc223097714" w:history="1">
+            <w:r>
+              <w:rPr>
+                <w:rStyle w:val="Hyperlink"/>
+                <w:noProof/>
+              </w:rPr>
+              <w:t>Overview</w:t>
+            </w:r>
+            <w:r>
+              <w:rPr>
+                <w:noProof/>
+                <w:webHidden/>
+              </w:rPr>
+              <w:tab/>
+            </w:r>
+            <w:r>
+              <w:rPr>
+                <w:noProof/>
+                <w:webHidden/>
+              </w:rPr>
+              <w:fldChar w:fldCharType="begin"/>
+            </w:r>
+            <w:r>
+              <w:rPr>
+                <w:noProof/>
+                <w:webHidden/>
+              </w:rPr>
+              <w:instrText xml:space="preserve"> PAGEREF _Toc223097714 \h </w:instrText>
+            </w:r>
+            <w:r>
+              <w:rPr>
+                <w:noProof/>
+                <w:webHidden/>
+              </w:rPr>
+            </w:r>
+            <w:r>
+              <w:rPr>
+                <w:noProof/>
+                <w:webHidden/>
+              </w:rPr>
+              <w:fldChar w:fldCharType="separate"/>
+            </w:r>
+            <w:r>
+              <w:rPr>
+                <w:noProof/>
+                <w:webHidden/>
+              </w:rPr>
+              <w:t>34</w:t>
+            </w:r>
+            <w:r>
+              <w:rPr>
+                <w:noProof/>
+                <w:webHidden/>
+              </w:rPr>
+              <w:fldChar w:fldCharType="end"/>
+            </w:r>
+          </w:hyperlink>
+        </w:p>
+        <w:p>
+          <w:pPr>
+            <w:pStyle w:val="TOC3"/>
+            <w:tabs>
+              <w:tab w:val="right" w:leader="dot" w:pos="9350"/>
+            </w:tabs>
+            <w:rPr>
+              <w:noProof/>
+              <w:kern w:val="2"/>
+              <w:sz w:val="24"/>
+              <w:szCs w:val="24"/>
+              <w:lang w:val="en-AU" w:eastAsia="en-AU"/>
+              <w14:ligatures w14:val="standardContextual"/>
+            </w:rPr>
+          </w:pPr>
+          <w:hyperlink w:anchor="_Toc223097715" w:history="1">
+            <w:r>
+              <w:rPr>
+                <w:rStyle w:val="Hyperlink"/>
+                <w:noProof/>
+              </w:rPr>
+              <w:t>Reading the Table</w:t>
+            </w:r>
+            <w:r>
+              <w:rPr>
+                <w:noProof/>
+                <w:webHidden/>
+              </w:rPr>
+              <w:tab/>
+            </w:r>
+            <w:r>
+              <w:rPr>
+                <w:noProof/>
+                <w:webHidden/>
+              </w:rPr>
+              <w:fldChar w:fldCharType="begin"/>
+            </w:r>
+            <w:r>
+              <w:rPr>
+                <w:noProof/>
+                <w:webHidden/>
+              </w:rPr>
+              <w:instrText xml:space="preserve"> PAGEREF _Toc223097715 \h </w:instrText>
+            </w:r>
+            <w:r>
+              <w:rPr>
+                <w:noProof/>
+                <w:webHidden/>
+              </w:rPr>
+            </w:r>
+            <w:r>
+              <w:rPr>
+                <w:noProof/>
+                <w:webHidden/>
+              </w:rPr>
+              <w:fldChar w:fldCharType="separate"/>
+            </w:r>
+            <w:r>
+              <w:rPr>
+                <w:noProof/>
+                <w:webHidden/>
+              </w:rPr>
+              <w:t>34</w:t>
+            </w:r>
+            <w:r>
+              <w:rPr>
+                <w:noProof/>
+                <w:webHidden/>
+              </w:rPr>
+              <w:fldChar w:fldCharType="end"/>
+            </w:r>
+          </w:hyperlink>
+        </w:p>
+        <w:p>
+          <w:pPr>
+            <w:pStyle w:val="TOC3"/>
+            <w:tabs>
+              <w:tab w:val="right" w:leader="dot" w:pos="9350"/>
+            </w:tabs>
+            <w:rPr>
+              <w:noProof/>
+              <w:kern w:val="2"/>
+              <w:sz w:val="24"/>
+              <w:szCs w:val="24"/>
+              <w:lang w:val="en-AU" w:eastAsia="en-AU"/>
+              <w14:ligatures w14:val="standardContextual"/>
+            </w:rPr>
+          </w:pPr>
+          <w:hyperlink w:anchor="_Toc223097716" w:history="1">
+            <w:r>
+              <w:rPr>
+                <w:rStyle w:val="Hyperlink"/>
+                <w:noProof/>
+              </w:rPr>
+              <w:t>What the Table Includes and Excludes</w:t>
+            </w:r>
+            <w:r>
+              <w:rPr>
+                <w:noProof/>
+                <w:webHidden/>
+              </w:rPr>
+              <w:tab/>
+            </w:r>
+            <w:r>
+              <w:rPr>
+                <w:noProof/>
+                <w:webHidden/>
+              </w:rPr>
+              <w:fldChar w:fldCharType="begin"/>
+            </w:r>
+            <w:r>
+              <w:rPr>
+                <w:noProof/>
+                <w:webHidden/>
+              </w:rPr>
+              <w:instrText xml:space="preserve"> PAGEREF _Toc223097716 \h </w:instrText>
+            </w:r>
+            <w:r>
+              <w:rPr>
+                <w:noProof/>
+                <w:webHidden/>
+              </w:rPr>
+            </w:r>
+            <w:r>
+              <w:rPr>
+                <w:noProof/>
+                <w:webHidden/>
+              </w:rPr>
+              <w:fldChar w:fldCharType="separate"/>
+            </w:r>
+            <w:r>
+              <w:rPr>
+                <w:noProof/>
+                <w:webHidden/>
+              </w:rPr>
+              <w:t>34</w:t>
+            </w:r>
+            <w:r>
+              <w:rPr>
+                <w:noProof/>
+                <w:webHidden/>
+              </w:rPr>
+              <w:fldChar w:fldCharType="end"/>
+            </w:r>
+          </w:hyperlink>
+        </w:p>
+        <w:p>
+          <w:pPr>
+            <w:pStyle w:val="TOC3"/>
+            <w:tabs>
+              <w:tab w:val="right" w:leader="dot" w:pos="9350"/>
+            </w:tabs>
+            <w:rPr>
+              <w:noProof/>
+              <w:kern w:val="2"/>
+              <w:sz w:val="24"/>
+              <w:szCs w:val="24"/>
+              <w:lang w:val="en-AU" w:eastAsia="en-AU"/>
+              <w14:ligatures w14:val="standardContextual"/>
+            </w:rPr>
+          </w:pPr>
+          <w:hyperlink w:anchor="_Toc223097717" w:history="1">
+            <w:r>
+              <w:rPr>
+                <w:rStyle w:val="Hyperlink"/>
+                <w:noProof/>
+              </w:rPr>
+              <w:t>Why the Blue Cell May Differ from the Executive Summary</w:t>
+            </w:r>
+            <w:r>
+              <w:rPr>
+                <w:noProof/>
+                <w:webHidden/>
+              </w:rPr>
+              <w:tab/>
+            </w:r>
+            <w:r>
+              <w:rPr>
+                <w:noProof/>
+                <w:webHidden/>
+              </w:rPr>
+              <w:fldChar w:fldCharType="begin"/>
+            </w:r>
+            <w:r>
+              <w:rPr>
+                <w:noProof/>
+                <w:webHidden/>
+              </w:rPr>
+              <w:instrText xml:space="preserve"> PAGEREF _Toc223097717 \h </w:instrText>
+            </w:r>
+            <w:r>
+              <w:rPr>
+                <w:noProof/>
+                <w:webHidden/>
+              </w:rPr>
+            </w:r>
+            <w:r>
+              <w:rPr>
+                <w:noProof/>
+                <w:webHidden/>
+              </w:rPr>
+              <w:fldChar w:fldCharType="separate"/>
+            </w:r>
+            <w:r>
+              <w:rPr>
+                <w:noProof/>
+                <w:webHidden/>
+              </w:rPr>
+              <w:t>35</w:t>
+            </w:r>
+            <w:r>
+              <w:rPr>
+                <w:noProof/>
+                <w:webHidden/>
+              </w:rPr>
+              <w:fldChar w:fldCharType="end"/>
+            </w:r>
+          </w:hyperlink>
+        </w:p>
+        <w:p>
+          <w:pPr>
+            <w:pStyle w:val="TOC3"/>
+            <w:tabs>
+              <w:tab w:val="right" w:leader="dot" w:pos="9350"/>
+            </w:tabs>
+            <w:rPr>
+              <w:noProof/>
+              <w:kern w:val="2"/>
+              <w:sz w:val="24"/>
+              <w:szCs w:val="24"/>
+              <w:lang w:val="en-AU" w:eastAsia="en-AU"/>
+              <w14:ligatures w14:val="standardContextual"/>
+            </w:rPr>
+          </w:pPr>
+          <w:hyperlink w:anchor="_Toc223097718" w:history="1">
+            <w:r>
+              <w:rPr>
+                <w:rStyle w:val="Hyperlink"/>
+                <w:noProof/>
+              </w:rPr>
+              <w:t>Word Export</w:t>
+            </w:r>
+            <w:r>
+              <w:rPr>
+                <w:noProof/>
+                <w:webHidden/>
+              </w:rPr>
+              <w:tab/>
+            </w:r>
+            <w:r>
+              <w:rPr>
+                <w:noProof/>
+                <w:webHidden/>
+              </w:rPr>
+              <w:fldChar w:fldCharType="begin"/>
+            </w:r>
+            <w:r>
+              <w:rPr>
+                <w:noProof/>
+                <w:webHidden/>
+              </w:rPr>
+              <w:instrText xml:space="preserve"> PAGEREF _Toc223097718 \h </w:instrText>
+            </w:r>
+            <w:r>
+              <w:rPr>
+                <w:noProof/>
+                <w:webHidden/>
+              </w:rPr>
+            </w:r>
+            <w:r>
+              <w:rPr>
+                <w:noProof/>
+                <w:webHidden/>
+              </w:rPr>
+              <w:fldChar w:fldCharType="separate"/>
+            </w:r>
+            <w:r>
+              <w:rPr>
+                <w:noProof/>
+                <w:webHidden/>
+              </w:rPr>
+              <w:t>35</w:t>
             </w:r>
             <w:r>
               <w:rPr>
@@ -5777,7 +6215,7 @@
               <w14:ligatures w14:val="standardContextual"/>
             </w:rPr>
           </w:pPr>
-          <w:hyperlink w:anchor="_Toc223087093" w:history="1">
+          <w:hyperlink w:anchor="_Toc223097719" w:history="1">
             <w:r>
               <w:rPr>
                 <w:rStyle w:val="Hyperlink"/>
@@ -5804,7 +6242,7 @@
                 <w:noProof/>
                 <w:webHidden/>
               </w:rPr>
-              <w:instrText xml:space="preserve"> PAGEREF _Toc223087093 \h </w:instrText>
+              <w:instrText xml:space="preserve"> PAGEREF _Toc223097719 \h </w:instrText>
             </w:r>
             <w:r>
               <w:rPr>
@@ -5824,7 +6262,7 @@
                 <w:noProof/>
                 <w:webHidden/>
               </w:rPr>
-              <w:t>34</w:t>
+              <w:t>35</w:t>
             </w:r>
             <w:r>
               <w:rPr>
@@ -5850,7 +6288,7 @@
               <w14:ligatures w14:val="standardContextual"/>
             </w:rPr>
           </w:pPr>
-          <w:hyperlink w:anchor="_Toc223087094" w:history="1">
+          <w:hyperlink w:anchor="_Toc223097720" w:history="1">
             <w:r>
               <w:rPr>
                 <w:rStyle w:val="Hyperlink"/>
@@ -5877,7 +6315,7 @@
                 <w:noProof/>
                 <w:webHidden/>
               </w:rPr>
-              <w:instrText xml:space="preserve"> PAGEREF _Toc223087094 \h </w:instrText>
+              <w:instrText xml:space="preserve"> PAGEREF _Toc223097720 \h </w:instrText>
             </w:r>
             <w:r>
               <w:rPr>
@@ -5897,7 +6335,7 @@
                 <w:noProof/>
                 <w:webHidden/>
               </w:rPr>
-              <w:t>34</w:t>
+              <w:t>35</w:t>
             </w:r>
             <w:r>
               <w:rPr>
@@ -5923,7 +6361,7 @@
               <w14:ligatures w14:val="standardContextual"/>
             </w:rPr>
           </w:pPr>
-          <w:hyperlink w:anchor="_Toc223087095" w:history="1">
+          <w:hyperlink w:anchor="_Toc223097721" w:history="1">
             <w:r>
               <w:rPr>
                 <w:rStyle w:val="Hyperlink"/>
@@ -5950,7 +6388,7 @@
                 <w:noProof/>
                 <w:webHidden/>
               </w:rPr>
-              <w:instrText xml:space="preserve"> PAGEREF _Toc223087095 \h </w:instrText>
+              <w:instrText xml:space="preserve"> PAGEREF _Toc223097721 \h </w:instrText>
             </w:r>
             <w:r>
               <w:rPr>
@@ -5970,7 +6408,7 @@
                 <w:noProof/>
                 <w:webHidden/>
               </w:rPr>
-              <w:t>34</w:t>
+              <w:t>35</w:t>
             </w:r>
             <w:r>
               <w:rPr>
@@ -5996,7 +6434,7 @@
               <w14:ligatures w14:val="standardContextual"/>
             </w:rPr>
           </w:pPr>
-          <w:hyperlink w:anchor="_Toc223087096" w:history="1">
+          <w:hyperlink w:anchor="_Toc223097722" w:history="1">
             <w:r>
               <w:rPr>
                 <w:rStyle w:val="Hyperlink"/>
@@ -6023,7 +6461,7 @@
                 <w:noProof/>
                 <w:webHidden/>
               </w:rPr>
-              <w:instrText xml:space="preserve"> PAGEREF _Toc223087096 \h </w:instrText>
+              <w:instrText xml:space="preserve"> PAGEREF _Toc223097722 \h </w:instrText>
             </w:r>
             <w:r>
               <w:rPr>
@@ -6043,7 +6481,7 @@
                 <w:noProof/>
                 <w:webHidden/>
               </w:rPr>
-              <w:t>34</w:t>
+              <w:t>36</w:t>
             </w:r>
             <w:r>
               <w:rPr>
@@ -6069,7 +6507,7 @@
               <w14:ligatures w14:val="standardContextual"/>
             </w:rPr>
           </w:pPr>
-          <w:hyperlink w:anchor="_Toc223087097" w:history="1">
+          <w:hyperlink w:anchor="_Toc223097723" w:history="1">
             <w:r>
               <w:rPr>
                 <w:rStyle w:val="Hyperlink"/>
@@ -6096,7 +6534,7 @@
                 <w:noProof/>
                 <w:webHidden/>
               </w:rPr>
-              <w:instrText xml:space="preserve"> PAGEREF _Toc223087097 \h </w:instrText>
+              <w:instrText xml:space="preserve"> PAGEREF _Toc223097723 \h </w:instrText>
             </w:r>
             <w:r>
               <w:rPr>
@@ -6116,7 +6554,7 @@
                 <w:noProof/>
                 <w:webHidden/>
               </w:rPr>
-              <w:t>35</w:t>
+              <w:t>37</w:t>
             </w:r>
             <w:r>
               <w:rPr>
@@ -6142,7 +6580,7 @@
               <w14:ligatures w14:val="standardContextual"/>
             </w:rPr>
           </w:pPr>
-          <w:hyperlink w:anchor="_Toc223087098" w:history="1">
+          <w:hyperlink w:anchor="_Toc223097724" w:history="1">
             <w:r>
               <w:rPr>
                 <w:rStyle w:val="Hyperlink"/>
@@ -6169,7 +6607,7 @@
                 <w:noProof/>
                 <w:webHidden/>
               </w:rPr>
-              <w:instrText xml:space="preserve"> PAGEREF _Toc223087098 \h </w:instrText>
+              <w:instrText xml:space="preserve"> PAGEREF _Toc223097724 \h </w:instrText>
             </w:r>
             <w:r>
               <w:rPr>
@@ -6189,7 +6627,7 @@
                 <w:noProof/>
                 <w:webHidden/>
               </w:rPr>
-              <w:t>36</w:t>
+              <w:t>37</w:t>
             </w:r>
             <w:r>
               <w:rPr>
@@ -6215,7 +6653,7 @@
               <w14:ligatures w14:val="standardContextual"/>
             </w:rPr>
           </w:pPr>
-          <w:hyperlink w:anchor="_Toc223087099" w:history="1">
+          <w:hyperlink w:anchor="_Toc223097725" w:history="1">
             <w:r>
               <w:rPr>
                 <w:rStyle w:val="Hyperlink"/>
@@ -6242,7 +6680,7 @@
                 <w:noProof/>
                 <w:webHidden/>
               </w:rPr>
-              <w:instrText xml:space="preserve"> PAGEREF _Toc223087099 \h </w:instrText>
+              <w:instrText xml:space="preserve"> PAGEREF _Toc223097725 \h </w:instrText>
             </w:r>
             <w:r>
               <w:rPr>
@@ -6262,7 +6700,7 @@
                 <w:noProof/>
                 <w:webHidden/>
               </w:rPr>
-              <w:t>36</w:t>
+              <w:t>38</w:t>
             </w:r>
             <w:r>
               <w:rPr>
@@ -6288,7 +6726,7 @@
               <w14:ligatures w14:val="standardContextual"/>
             </w:rPr>
           </w:pPr>
-          <w:hyperlink w:anchor="_Toc223087100" w:history="1">
+          <w:hyperlink w:anchor="_Toc223097726" w:history="1">
             <w:r>
               <w:rPr>
                 <w:rStyle w:val="Hyperlink"/>
@@ -6315,7 +6753,7 @@
                 <w:noProof/>
                 <w:webHidden/>
               </w:rPr>
-              <w:instrText xml:space="preserve"> PAGEREF _Toc223087100 \h </w:instrText>
+              <w:instrText xml:space="preserve"> PAGEREF _Toc223097726 \h </w:instrText>
             </w:r>
             <w:r>
               <w:rPr>
@@ -6335,7 +6773,7 @@
                 <w:noProof/>
                 <w:webHidden/>
               </w:rPr>
-              <w:t>37</w:t>
+              <w:t>38</w:t>
             </w:r>
             <w:r>
               <w:rPr>
@@ -6361,7 +6799,7 @@
               <w14:ligatures w14:val="standardContextual"/>
             </w:rPr>
           </w:pPr>
-          <w:hyperlink w:anchor="_Toc223087101" w:history="1">
+          <w:hyperlink w:anchor="_Toc223097727" w:history="1">
             <w:r>
               <w:rPr>
                 <w:rStyle w:val="Hyperlink"/>
@@ -6388,7 +6826,7 @@
                 <w:noProof/>
                 <w:webHidden/>
               </w:rPr>
-              <w:instrText xml:space="preserve"> PAGEREF _Toc223087101 \h </w:instrText>
+              <w:instrText xml:space="preserve"> PAGEREF _Toc223097727 \h </w:instrText>
             </w:r>
             <w:r>
               <w:rPr>
@@ -6408,7 +6846,7 @@
                 <w:noProof/>
                 <w:webHidden/>
               </w:rPr>
-              <w:t>39</w:t>
+              <w:t>40</w:t>
             </w:r>
             <w:r>
               <w:rPr>
@@ -6434,7 +6872,7 @@
               <w14:ligatures w14:val="standardContextual"/>
             </w:rPr>
           </w:pPr>
-          <w:hyperlink w:anchor="_Toc223087102" w:history="1">
+          <w:hyperlink w:anchor="_Toc223097728" w:history="1">
             <w:r>
               <w:rPr>
                 <w:rStyle w:val="Hyperlink"/>
@@ -6461,7 +6899,7 @@
                 <w:noProof/>
                 <w:webHidden/>
               </w:rPr>
-              <w:instrText xml:space="preserve"> PAGEREF _Toc223087102 \h </w:instrText>
+              <w:instrText xml:space="preserve"> PAGEREF _Toc223097728 \h </w:instrText>
             </w:r>
             <w:r>
               <w:rPr>
@@ -6481,7 +6919,7 @@
                 <w:noProof/>
                 <w:webHidden/>
               </w:rPr>
-              <w:t>39</w:t>
+              <w:t>40</w:t>
             </w:r>
             <w:r>
               <w:rPr>
@@ -6507,7 +6945,7 @@
               <w14:ligatures w14:val="standardContextual"/>
             </w:rPr>
           </w:pPr>
-          <w:hyperlink w:anchor="_Toc223087103" w:history="1">
+          <w:hyperlink w:anchor="_Toc223097729" w:history="1">
             <w:r>
               <w:rPr>
                 <w:rStyle w:val="Hyperlink"/>
@@ -6534,7 +6972,7 @@
                 <w:noProof/>
                 <w:webHidden/>
               </w:rPr>
-              <w:instrText xml:space="preserve"> PAGEREF _Toc223087103 \h </w:instrText>
+              <w:instrText xml:space="preserve"> PAGEREF _Toc223097729 \h </w:instrText>
             </w:r>
             <w:r>
               <w:rPr>
@@ -6554,7 +6992,7 @@
                 <w:noProof/>
                 <w:webHidden/>
               </w:rPr>
-              <w:t>39</w:t>
+              <w:t>41</w:t>
             </w:r>
             <w:r>
               <w:rPr>
@@ -6580,7 +7018,7 @@
               <w14:ligatures w14:val="standardContextual"/>
             </w:rPr>
           </w:pPr>
-          <w:hyperlink w:anchor="_Toc223087104" w:history="1">
+          <w:hyperlink w:anchor="_Toc223097730" w:history="1">
             <w:r>
               <w:rPr>
                 <w:rStyle w:val="Hyperlink"/>
@@ -6607,7 +7045,7 @@
                 <w:noProof/>
                 <w:webHidden/>
               </w:rPr>
-              <w:instrText xml:space="preserve"> PAGEREF _Toc223087104 \h </w:instrText>
+              <w:instrText xml:space="preserve"> PAGEREF _Toc223097730 \h </w:instrText>
             </w:r>
             <w:r>
               <w:rPr>
@@ -6627,7 +7065,7 @@
                 <w:noProof/>
                 <w:webHidden/>
               </w:rPr>
-              <w:t>40</w:t>
+              <w:t>41</w:t>
             </w:r>
             <w:r>
               <w:rPr>
@@ -6653,7 +7091,7 @@
               <w14:ligatures w14:val="standardContextual"/>
             </w:rPr>
           </w:pPr>
-          <w:hyperlink w:anchor="_Toc223087105" w:history="1">
+          <w:hyperlink w:anchor="_Toc223097731" w:history="1">
             <w:r>
               <w:rPr>
                 <w:rStyle w:val="Hyperlink"/>
@@ -6680,7 +7118,7 @@
                 <w:noProof/>
                 <w:webHidden/>
               </w:rPr>
-              <w:instrText xml:space="preserve"> PAGEREF _Toc223087105 \h </w:instrText>
+              <w:instrText xml:space="preserve"> PAGEREF _Toc223097731 \h </w:instrText>
             </w:r>
             <w:r>
               <w:rPr>
@@ -6700,7 +7138,7 @@
                 <w:noProof/>
                 <w:webHidden/>
               </w:rPr>
-              <w:t>40</w:t>
+              <w:t>41</w:t>
             </w:r>
             <w:r>
               <w:rPr>
@@ -6726,7 +7164,7 @@
               <w14:ligatures w14:val="standardContextual"/>
             </w:rPr>
           </w:pPr>
-          <w:hyperlink w:anchor="_Toc223087106" w:history="1">
+          <w:hyperlink w:anchor="_Toc223097732" w:history="1">
             <w:r>
               <w:rPr>
                 <w:rStyle w:val="Hyperlink"/>
@@ -6753,7 +7191,7 @@
                 <w:noProof/>
                 <w:webHidden/>
               </w:rPr>
-              <w:instrText xml:space="preserve"> PAGEREF _Toc223087106 \h </w:instrText>
+              <w:instrText xml:space="preserve"> PAGEREF _Toc223097732 \h </w:instrText>
             </w:r>
             <w:r>
               <w:rPr>
@@ -6773,7 +7211,7 @@
                 <w:noProof/>
                 <w:webHidden/>
               </w:rPr>
-              <w:t>40</w:t>
+              <w:t>41</w:t>
             </w:r>
             <w:r>
               <w:rPr>
@@ -6799,7 +7237,7 @@
               <w14:ligatures w14:val="standardContextual"/>
             </w:rPr>
           </w:pPr>
-          <w:hyperlink w:anchor="_Toc223087107" w:history="1">
+          <w:hyperlink w:anchor="_Toc223097733" w:history="1">
             <w:r>
               <w:rPr>
                 <w:rStyle w:val="Hyperlink"/>
@@ -6826,7 +7264,7 @@
                 <w:noProof/>
                 <w:webHidden/>
               </w:rPr>
-              <w:instrText xml:space="preserve"> PAGEREF _Toc223087107 \h </w:instrText>
+              <w:instrText xml:space="preserve"> PAGEREF _Toc223097733 \h </w:instrText>
             </w:r>
             <w:r>
               <w:rPr>
@@ -6846,7 +7284,7 @@
                 <w:noProof/>
                 <w:webHidden/>
               </w:rPr>
-              <w:t>41</w:t>
+              <w:t>42</w:t>
             </w:r>
             <w:r>
               <w:rPr>
@@ -6872,7 +7310,7 @@
               <w14:ligatures w14:val="standardContextual"/>
             </w:rPr>
           </w:pPr>
-          <w:hyperlink w:anchor="_Toc223087108" w:history="1">
+          <w:hyperlink w:anchor="_Toc223097734" w:history="1">
             <w:r>
               <w:rPr>
                 <w:rStyle w:val="Hyperlink"/>
@@ -6899,7 +7337,7 @@
                 <w:noProof/>
                 <w:webHidden/>
               </w:rPr>
-              <w:instrText xml:space="preserve"> PAGEREF _Toc223087108 \h </w:instrText>
+              <w:instrText xml:space="preserve"> PAGEREF _Toc223097734 \h </w:instrText>
             </w:r>
             <w:r>
               <w:rPr>
@@ -6919,7 +7357,7 @@
                 <w:noProof/>
                 <w:webHidden/>
               </w:rPr>
-              <w:t>41</w:t>
+              <w:t>42</w:t>
             </w:r>
             <w:r>
               <w:rPr>
@@ -6945,7 +7383,7 @@
               <w14:ligatures w14:val="standardContextual"/>
             </w:rPr>
           </w:pPr>
-          <w:hyperlink w:anchor="_Toc223087109" w:history="1">
+          <w:hyperlink w:anchor="_Toc223097735" w:history="1">
             <w:r>
               <w:rPr>
                 <w:rStyle w:val="Hyperlink"/>
@@ -6972,7 +7410,7 @@
                 <w:noProof/>
                 <w:webHidden/>
               </w:rPr>
-              <w:instrText xml:space="preserve"> PAGEREF _Toc223087109 \h </w:instrText>
+              <w:instrText xml:space="preserve"> PAGEREF _Toc223097735 \h </w:instrText>
             </w:r>
             <w:r>
               <w:rPr>
@@ -6992,7 +7430,7 @@
                 <w:noProof/>
                 <w:webHidden/>
               </w:rPr>
-              <w:t>42</w:t>
+              <w:t>43</w:t>
             </w:r>
             <w:r>
               <w:rPr>
@@ -7018,7 +7456,7 @@
               <w14:ligatures w14:val="standardContextual"/>
             </w:rPr>
           </w:pPr>
-          <w:hyperlink w:anchor="_Toc223087110" w:history="1">
+          <w:hyperlink w:anchor="_Toc223097736" w:history="1">
             <w:r>
               <w:rPr>
                 <w:rStyle w:val="Hyperlink"/>
@@ -7045,7 +7483,7 @@
                 <w:noProof/>
                 <w:webHidden/>
               </w:rPr>
-              <w:instrText xml:space="preserve"> PAGEREF _Toc223087110 \h </w:instrText>
+              <w:instrText xml:space="preserve"> PAGEREF _Toc223097736 \h </w:instrText>
             </w:r>
             <w:r>
               <w:rPr>
@@ -7065,7 +7503,7 @@
                 <w:noProof/>
                 <w:webHidden/>
               </w:rPr>
-              <w:t>42</w:t>
+              <w:t>43</w:t>
             </w:r>
             <w:r>
               <w:rPr>
@@ -7091,7 +7529,7 @@
               <w14:ligatures w14:val="standardContextual"/>
             </w:rPr>
           </w:pPr>
-          <w:hyperlink w:anchor="_Toc223087111" w:history="1">
+          <w:hyperlink w:anchor="_Toc223097737" w:history="1">
             <w:r>
               <w:rPr>
                 <w:rStyle w:val="Hyperlink"/>
@@ -7118,7 +7556,7 @@
                 <w:noProof/>
                 <w:webHidden/>
               </w:rPr>
-              <w:instrText xml:space="preserve"> PAGEREF _Toc223087111 \h </w:instrText>
+              <w:instrText xml:space="preserve"> PAGEREF _Toc223097737 \h </w:instrText>
             </w:r>
             <w:r>
               <w:rPr>
@@ -7138,7 +7576,7 @@
                 <w:noProof/>
                 <w:webHidden/>
               </w:rPr>
-              <w:t>42</w:t>
+              <w:t>43</w:t>
             </w:r>
             <w:r>
               <w:rPr>
@@ -7164,7 +7602,7 @@
               <w14:ligatures w14:val="standardContextual"/>
             </w:rPr>
           </w:pPr>
-          <w:hyperlink w:anchor="_Toc223087112" w:history="1">
+          <w:hyperlink w:anchor="_Toc223097738" w:history="1">
             <w:r>
               <w:rPr>
                 <w:rStyle w:val="Hyperlink"/>
@@ -7191,7 +7629,7 @@
                 <w:noProof/>
                 <w:webHidden/>
               </w:rPr>
-              <w:instrText xml:space="preserve"> PAGEREF _Toc223087112 \h </w:instrText>
+              <w:instrText xml:space="preserve"> PAGEREF _Toc223097738 \h </w:instrText>
             </w:r>
             <w:r>
               <w:rPr>
@@ -7211,7 +7649,7 @@
                 <w:noProof/>
                 <w:webHidden/>
               </w:rPr>
-              <w:t>42</w:t>
+              <w:t>43</w:t>
             </w:r>
             <w:r>
               <w:rPr>
@@ -7237,7 +7675,7 @@
               <w14:ligatures w14:val="standardContextual"/>
             </w:rPr>
           </w:pPr>
-          <w:hyperlink w:anchor="_Toc223087113" w:history="1">
+          <w:hyperlink w:anchor="_Toc223097739" w:history="1">
             <w:r>
               <w:rPr>
                 <w:rStyle w:val="Hyperlink"/>
@@ -7264,7 +7702,7 @@
                 <w:noProof/>
                 <w:webHidden/>
               </w:rPr>
-              <w:instrText xml:space="preserve"> PAGEREF _Toc223087113 \h </w:instrText>
+              <w:instrText xml:space="preserve"> PAGEREF _Toc223097739 \h </w:instrText>
             </w:r>
             <w:r>
               <w:rPr>
@@ -7284,7 +7722,7 @@
                 <w:noProof/>
                 <w:webHidden/>
               </w:rPr>
-              <w:t>45</w:t>
+              <w:t>46</w:t>
             </w:r>
             <w:r>
               <w:rPr>
@@ -7310,7 +7748,7 @@
               <w14:ligatures w14:val="standardContextual"/>
             </w:rPr>
           </w:pPr>
-          <w:hyperlink w:anchor="_Toc223087114" w:history="1">
+          <w:hyperlink w:anchor="_Toc223097740" w:history="1">
             <w:r>
               <w:rPr>
                 <w:rStyle w:val="Hyperlink"/>
@@ -7337,7 +7775,7 @@
                 <w:noProof/>
                 <w:webHidden/>
               </w:rPr>
-              <w:instrText xml:space="preserve"> PAGEREF _Toc223087114 \h </w:instrText>
+              <w:instrText xml:space="preserve"> PAGEREF _Toc223097740 \h </w:instrText>
             </w:r>
             <w:r>
               <w:rPr>
@@ -7357,7 +7795,7 @@
                 <w:noProof/>
                 <w:webHidden/>
               </w:rPr>
-              <w:t>46</w:t>
+              <w:t>47</w:t>
             </w:r>
             <w:r>
               <w:rPr>
@@ -7383,7 +7821,7 @@
               <w14:ligatures w14:val="standardContextual"/>
             </w:rPr>
           </w:pPr>
-          <w:hyperlink w:anchor="_Toc223087115" w:history="1">
+          <w:hyperlink w:anchor="_Toc223097741" w:history="1">
             <w:r>
               <w:rPr>
                 <w:rStyle w:val="Hyperlink"/>
@@ -7410,7 +7848,7 @@
                 <w:noProof/>
                 <w:webHidden/>
               </w:rPr>
-              <w:instrText xml:space="preserve"> PAGEREF _Toc223087115 \h </w:instrText>
+              <w:instrText xml:space="preserve"> PAGEREF _Toc223097741 \h </w:instrText>
             </w:r>
             <w:r>
               <w:rPr>
@@ -7430,7 +7868,7 @@
                 <w:noProof/>
                 <w:webHidden/>
               </w:rPr>
-              <w:t>47</w:t>
+              <w:t>48</w:t>
             </w:r>
             <w:r>
               <w:rPr>
@@ -7456,7 +7894,7 @@
               <w14:ligatures w14:val="standardContextual"/>
             </w:rPr>
           </w:pPr>
-          <w:hyperlink w:anchor="_Toc223087116" w:history="1">
+          <w:hyperlink w:anchor="_Toc223097742" w:history="1">
             <w:r>
               <w:rPr>
                 <w:rStyle w:val="Hyperlink"/>
@@ -7483,7 +7921,7 @@
                 <w:noProof/>
                 <w:webHidden/>
               </w:rPr>
-              <w:instrText xml:space="preserve"> PAGEREF _Toc223087116 \h </w:instrText>
+              <w:instrText xml:space="preserve"> PAGEREF _Toc223097742 \h </w:instrText>
             </w:r>
             <w:r>
               <w:rPr>
@@ -7503,7 +7941,7 @@
                 <w:noProof/>
                 <w:webHidden/>
               </w:rPr>
-              <w:t>47</w:t>
+              <w:t>48</w:t>
             </w:r>
             <w:r>
               <w:rPr>
@@ -7529,7 +7967,7 @@
               <w14:ligatures w14:val="standardContextual"/>
             </w:rPr>
           </w:pPr>
-          <w:hyperlink w:anchor="_Toc223087117" w:history="1">
+          <w:hyperlink w:anchor="_Toc223097743" w:history="1">
             <w:r>
               <w:rPr>
                 <w:rStyle w:val="Hyperlink"/>
@@ -7556,7 +7994,7 @@
                 <w:noProof/>
                 <w:webHidden/>
               </w:rPr>
-              <w:instrText xml:space="preserve"> PAGEREF _Toc223087117 \h </w:instrText>
+              <w:instrText xml:space="preserve"> PAGEREF _Toc223097743 \h </w:instrText>
             </w:r>
             <w:r>
               <w:rPr>
@@ -7576,7 +8014,7 @@
                 <w:noProof/>
                 <w:webHidden/>
               </w:rPr>
-              <w:t>48</w:t>
+              <w:t>49</w:t>
             </w:r>
             <w:r>
               <w:rPr>
@@ -7602,7 +8040,7 @@
               <w14:ligatures w14:val="standardContextual"/>
             </w:rPr>
           </w:pPr>
-          <w:hyperlink w:anchor="_Toc223087118" w:history="1">
+          <w:hyperlink w:anchor="_Toc223097744" w:history="1">
             <w:r>
               <w:rPr>
                 <w:rStyle w:val="Hyperlink"/>
@@ -7629,7 +8067,7 @@
                 <w:noProof/>
                 <w:webHidden/>
               </w:rPr>
-              <w:instrText xml:space="preserve"> PAGEREF _Toc223087118 \h </w:instrText>
+              <w:instrText xml:space="preserve"> PAGEREF _Toc223097744 \h </w:instrText>
             </w:r>
             <w:r>
               <w:rPr>
@@ -7649,7 +8087,7 @@
                 <w:noProof/>
                 <w:webHidden/>
               </w:rPr>
-              <w:t>48</w:t>
+              <w:t>49</w:t>
             </w:r>
             <w:r>
               <w:rPr>
@@ -7675,7 +8113,7 @@
               <w14:ligatures w14:val="standardContextual"/>
             </w:rPr>
           </w:pPr>
-          <w:hyperlink w:anchor="_Toc223087119" w:history="1">
+          <w:hyperlink w:anchor="_Toc223097745" w:history="1">
             <w:r>
               <w:rPr>
                 <w:rStyle w:val="Hyperlink"/>
@@ -7702,7 +8140,7 @@
                 <w:noProof/>
                 <w:webHidden/>
               </w:rPr>
-              <w:instrText xml:space="preserve"> PAGEREF _Toc223087119 \h </w:instrText>
+              <w:instrText xml:space="preserve"> PAGEREF _Toc223097745 \h </w:instrText>
             </w:r>
             <w:r>
               <w:rPr>
@@ -7722,7 +8160,7 @@
                 <w:noProof/>
                 <w:webHidden/>
               </w:rPr>
-              <w:t>49</w:t>
+              <w:t>50</w:t>
             </w:r>
             <w:r>
               <w:rPr>
@@ -7748,7 +8186,7 @@
               <w14:ligatures w14:val="standardContextual"/>
             </w:rPr>
           </w:pPr>
-          <w:hyperlink w:anchor="_Toc223087120" w:history="1">
+          <w:hyperlink w:anchor="_Toc223097746" w:history="1">
             <w:r>
               <w:rPr>
                 <w:rStyle w:val="Hyperlink"/>
@@ -7775,7 +8213,7 @@
                 <w:noProof/>
                 <w:webHidden/>
               </w:rPr>
-              <w:instrText xml:space="preserve"> PAGEREF _Toc223087120 \h </w:instrText>
+              <w:instrText xml:space="preserve"> PAGEREF _Toc223097746 \h </w:instrText>
             </w:r>
             <w:r>
               <w:rPr>
@@ -7795,7 +8233,7 @@
                 <w:noProof/>
                 <w:webHidden/>
               </w:rPr>
-              <w:t>49</w:t>
+              <w:t>50</w:t>
             </w:r>
             <w:r>
               <w:rPr>
@@ -7821,7 +8259,7 @@
               <w14:ligatures w14:val="standardContextual"/>
             </w:rPr>
           </w:pPr>
-          <w:hyperlink w:anchor="_Toc223087121" w:history="1">
+          <w:hyperlink w:anchor="_Toc223097747" w:history="1">
             <w:r>
               <w:rPr>
                 <w:rStyle w:val="Hyperlink"/>
@@ -7848,7 +8286,7 @@
                 <w:noProof/>
                 <w:webHidden/>
               </w:rPr>
-              <w:instrText xml:space="preserve"> PAGEREF _Toc223087121 \h </w:instrText>
+              <w:instrText xml:space="preserve"> PAGEREF _Toc223097747 \h </w:instrText>
             </w:r>
             <w:r>
               <w:rPr>
@@ -7868,7 +8306,7 @@
                 <w:noProof/>
                 <w:webHidden/>
               </w:rPr>
-              <w:t>50</w:t>
+              <w:t>51</w:t>
             </w:r>
             <w:r>
               <w:rPr>
@@ -7894,7 +8332,7 @@
               <w14:ligatures w14:val="standardContextual"/>
             </w:rPr>
           </w:pPr>
-          <w:hyperlink w:anchor="_Toc223087122" w:history="1">
+          <w:hyperlink w:anchor="_Toc223097748" w:history="1">
             <w:r>
               <w:rPr>
                 <w:rStyle w:val="Hyperlink"/>
@@ -7921,7 +8359,7 @@
                 <w:noProof/>
                 <w:webHidden/>
               </w:rPr>
-              <w:instrText xml:space="preserve"> PAGEREF _Toc223087122 \h </w:instrText>
+              <w:instrText xml:space="preserve"> PAGEREF _Toc223097748 \h </w:instrText>
             </w:r>
             <w:r>
               <w:rPr>
@@ -7941,7 +8379,7 @@
                 <w:noProof/>
                 <w:webHidden/>
               </w:rPr>
-              <w:t>50</w:t>
+              <w:t>51</w:t>
             </w:r>
             <w:r>
               <w:rPr>
@@ -7967,7 +8405,7 @@
               <w14:ligatures w14:val="standardContextual"/>
             </w:rPr>
           </w:pPr>
-          <w:hyperlink w:anchor="_Toc223087123" w:history="1">
+          <w:hyperlink w:anchor="_Toc223097749" w:history="1">
             <w:r>
               <w:rPr>
                 <w:rStyle w:val="Hyperlink"/>
@@ -7994,7 +8432,7 @@
                 <w:noProof/>
                 <w:webHidden/>
               </w:rPr>
-              <w:instrText xml:space="preserve"> PAGEREF _Toc223087123 \h </w:instrText>
+              <w:instrText xml:space="preserve"> PAGEREF _Toc223097749 \h </w:instrText>
             </w:r>
             <w:r>
               <w:rPr>
@@ -8014,7 +8452,7 @@
                 <w:noProof/>
                 <w:webHidden/>
               </w:rPr>
-              <w:t>51</w:t>
+              <w:t>52</w:t>
             </w:r>
             <w:r>
               <w:rPr>
@@ -8040,7 +8478,7 @@
               <w14:ligatures w14:val="standardContextual"/>
             </w:rPr>
           </w:pPr>
-          <w:hyperlink w:anchor="_Toc223087124" w:history="1">
+          <w:hyperlink w:anchor="_Toc223097750" w:history="1">
             <w:r>
               <w:rPr>
                 <w:rStyle w:val="Hyperlink"/>
@@ -8067,7 +8505,7 @@
                 <w:noProof/>
                 <w:webHidden/>
               </w:rPr>
-              <w:instrText xml:space="preserve"> PAGEREF _Toc223087124 \h </w:instrText>
+              <w:instrText xml:space="preserve"> PAGEREF _Toc223097750 \h </w:instrText>
             </w:r>
             <w:r>
               <w:rPr>
@@ -8087,7 +8525,7 @@
                 <w:noProof/>
                 <w:webHidden/>
               </w:rPr>
-              <w:t>51</w:t>
+              <w:t>52</w:t>
             </w:r>
             <w:r>
               <w:rPr>
@@ -8113,7 +8551,7 @@
               <w14:ligatures w14:val="standardContextual"/>
             </w:rPr>
           </w:pPr>
-          <w:hyperlink w:anchor="_Toc223087125" w:history="1">
+          <w:hyperlink w:anchor="_Toc223097751" w:history="1">
             <w:r>
               <w:rPr>
                 <w:rStyle w:val="Hyperlink"/>
@@ -8140,7 +8578,7 @@
                 <w:noProof/>
                 <w:webHidden/>
               </w:rPr>
-              <w:instrText xml:space="preserve"> PAGEREF _Toc223087125 \h </w:instrText>
+              <w:instrText xml:space="preserve"> PAGEREF _Toc223097751 \h </w:instrText>
             </w:r>
             <w:r>
               <w:rPr>
@@ -8160,7 +8598,7 @@
                 <w:noProof/>
                 <w:webHidden/>
               </w:rPr>
-              <w:t>51</w:t>
+              <w:t>52</w:t>
             </w:r>
             <w:r>
               <w:rPr>
@@ -8186,7 +8624,7 @@
               <w14:ligatures w14:val="standardContextual"/>
             </w:rPr>
           </w:pPr>
-          <w:hyperlink w:anchor="_Toc223087126" w:history="1">
+          <w:hyperlink w:anchor="_Toc223097752" w:history="1">
             <w:r>
               <w:rPr>
                 <w:rStyle w:val="Hyperlink"/>
@@ -8213,7 +8651,7 @@
                 <w:noProof/>
                 <w:webHidden/>
               </w:rPr>
-              <w:instrText xml:space="preserve"> PAGEREF _Toc223087126 \h </w:instrText>
+              <w:instrText xml:space="preserve"> PAGEREF _Toc223097752 \h </w:instrText>
             </w:r>
             <w:r>
               <w:rPr>
@@ -8233,7 +8671,7 @@
                 <w:noProof/>
                 <w:webHidden/>
               </w:rPr>
-              <w:t>51</w:t>
+              <w:t>52</w:t>
             </w:r>
             <w:r>
               <w:rPr>
@@ -8275,7 +8713,7 @@
       <w:pPr>
         <w:pStyle w:val="Heading1"/>
       </w:pPr>
-      <w:bookmarkStart w:id="0" w:name="_Toc223087017"/>
+      <w:bookmarkStart w:id="0" w:name="_Toc223097637"/>
       <w:r>
         <w:lastRenderedPageBreak/>
         <w:t>PART 1: GETTING STARTED</w:t>
@@ -8294,7 +8732,7 @@
       <w:pPr>
         <w:pStyle w:val="Heading2"/>
       </w:pPr>
-      <w:bookmarkStart w:id="1" w:name="_Toc223087018"/>
+      <w:bookmarkStart w:id="1" w:name="_Toc223097638"/>
       <w:r>
         <w:t>1.1 Overview</w:t>
       </w:r>
@@ -8309,7 +8747,7 @@
       <w:pPr>
         <w:pStyle w:val="Heading3"/>
       </w:pPr>
-      <w:bookmarkStart w:id="2" w:name="_Toc223087019"/>
+      <w:bookmarkStart w:id="2" w:name="_Toc223097639"/>
       <w:r>
         <w:t>Key Features</w:t>
       </w:r>
@@ -8359,7 +8797,7 @@
       <w:pPr>
         <w:pStyle w:val="Heading2"/>
       </w:pPr>
-      <w:bookmarkStart w:id="3" w:name="_Toc223087020"/>
+      <w:bookmarkStart w:id="3" w:name="_Toc223097640"/>
       <w:r>
         <w:t>1.2 Quick Start Guide</w:t>
       </w:r>
@@ -8369,7 +8807,7 @@
       <w:pPr>
         <w:pStyle w:val="Heading3"/>
       </w:pPr>
-      <w:bookmarkStart w:id="4" w:name="_Toc223087021"/>
+      <w:bookmarkStart w:id="4" w:name="_Toc223097641"/>
       <w:r>
         <w:t>Basic Setup (5 minutes)</w:t>
       </w:r>
@@ -8606,7 +9044,7 @@
       <w:pPr>
         <w:pStyle w:val="Heading3"/>
       </w:pPr>
-      <w:bookmarkStart w:id="5" w:name="_Toc223087022"/>
+      <w:bookmarkStart w:id="5" w:name="_Toc223097642"/>
       <w:r>
         <w:t>Understanding Results</w:t>
       </w:r>
@@ -8643,7 +9081,7 @@
       <w:pPr>
         <w:pStyle w:val="Heading2"/>
       </w:pPr>
-      <w:bookmarkStart w:id="6" w:name="_Toc223087023"/>
+      <w:bookmarkStart w:id="6" w:name="_Toc223097643"/>
       <w:r>
         <w:t>1.3 Save/Load Scenarios</w:t>
       </w:r>
@@ -8701,7 +9139,7 @@
       <w:pPr>
         <w:pStyle w:val="Heading3"/>
       </w:pPr>
-      <w:bookmarkStart w:id="7" w:name="_Toc223087024"/>
+      <w:bookmarkStart w:id="7" w:name="_Toc223097644"/>
       <w:r>
         <w:t>Saving a Scenario</w:t>
       </w:r>
@@ -8739,7 +9177,7 @@
       <w:pPr>
         <w:pStyle w:val="Heading3"/>
       </w:pPr>
-      <w:bookmarkStart w:id="8" w:name="_Toc223087025"/>
+      <w:bookmarkStart w:id="8" w:name="_Toc223097645"/>
       <w:r>
         <w:t>Loading a Scenario</w:t>
       </w:r>
@@ -8777,7 +9215,7 @@
       <w:pPr>
         <w:pStyle w:val="Heading3"/>
       </w:pPr>
-      <w:bookmarkStart w:id="9" w:name="_Toc223087026"/>
+      <w:bookmarkStart w:id="9" w:name="_Toc223097646"/>
       <w:r>
         <w:t>Export/Import (JSON Backup)</w:t>
       </w:r>
@@ -8884,7 +9322,7 @@
       <w:pPr>
         <w:pStyle w:val="Heading3"/>
       </w:pPr>
-      <w:bookmarkStart w:id="10" w:name="_Toc223087027"/>
+      <w:bookmarkStart w:id="10" w:name="_Toc223097647"/>
       <w:r>
         <w:t>Auto-Save Draft</w:t>
       </w:r>
@@ -8921,7 +9359,7 @@
       <w:pPr>
         <w:pStyle w:val="Heading3"/>
       </w:pPr>
-      <w:bookmarkStart w:id="11" w:name="_Toc223087028"/>
+      <w:bookmarkStart w:id="11" w:name="_Toc223097648"/>
       <w:r>
         <w:t>Best Practices</w:t>
       </w:r>
@@ -8989,7 +9427,7 @@
       <w:pPr>
         <w:pStyle w:val="Heading2"/>
       </w:pPr>
-      <w:bookmarkStart w:id="12" w:name="_Toc223087029"/>
+      <w:bookmarkStart w:id="12" w:name="_Toc223097649"/>
       <w:r>
         <w:t>1.4 Understanding the Interface</w:t>
       </w:r>
@@ -8999,7 +9437,7 @@
       <w:pPr>
         <w:pStyle w:val="Heading3"/>
       </w:pPr>
-      <w:bookmarkStart w:id="13" w:name="_Toc223087030"/>
+      <w:bookmarkStart w:id="13" w:name="_Toc223097650"/>
       <w:r>
         <w:t>Display Mode Toggle</w:t>
       </w:r>
@@ -9078,7 +9516,7 @@
       <w:pPr>
         <w:pStyle w:val="Heading3"/>
       </w:pPr>
-      <w:bookmarkStart w:id="14" w:name="_Toc223087031"/>
+      <w:bookmarkStart w:id="14" w:name="_Toc223097651"/>
       <w:r>
         <w:t>Collapsible Sections</w:t>
       </w:r>
@@ -9098,7 +9536,7 @@
       <w:pPr>
         <w:pStyle w:val="Heading2"/>
       </w:pPr>
-      <w:bookmarkStart w:id="15" w:name="_Toc223087032"/>
+      <w:bookmarkStart w:id="15" w:name="_Toc223097652"/>
       <w:r>
         <w:lastRenderedPageBreak/>
         <w:t>1.5 Enhanced Warning Systems</w:t>
@@ -9109,7 +9547,7 @@
       <w:pPr>
         <w:pStyle w:val="Heading3"/>
       </w:pPr>
-      <w:bookmarkStart w:id="16" w:name="_Toc223087033"/>
+      <w:bookmarkStart w:id="16" w:name="_Toc223097653"/>
       <w:r>
         <w:t>Early Portfolio Depletion Warning</w:t>
       </w:r>
@@ -9237,7 +9675,7 @@
       <w:pPr>
         <w:pStyle w:val="Heading3"/>
       </w:pPr>
-      <w:bookmarkStart w:id="17" w:name="_Toc223087034"/>
+      <w:bookmarkStart w:id="17" w:name="_Toc223097654"/>
       <w:r>
         <w:t>Stale Results Detection (Monte Carlo)</w:t>
       </w:r>
@@ -9350,7 +9788,7 @@
       <w:pPr>
         <w:pStyle w:val="Heading3"/>
       </w:pPr>
-      <w:bookmarkStart w:id="18" w:name="_Toc223087035"/>
+      <w:bookmarkStart w:id="18" w:name="_Toc223097655"/>
       <w:r>
         <w:t>Insufficient Accessible Funds (Couple Tracking)</w:t>
       </w:r>
@@ -9462,7 +9900,7 @@
       <w:pPr>
         <w:pStyle w:val="Heading1"/>
       </w:pPr>
-      <w:bookmarkStart w:id="19" w:name="_Toc223087036"/>
+      <w:bookmarkStart w:id="19" w:name="_Toc223097656"/>
       <w:r>
         <w:t>PART 2: CORE INPUTS</w:t>
       </w:r>
@@ -9472,7 +9910,7 @@
       <w:pPr>
         <w:pStyle w:val="Heading2"/>
       </w:pPr>
-      <w:bookmarkStart w:id="20" w:name="_Toc223087037"/>
+      <w:bookmarkStart w:id="20" w:name="_Toc223097657"/>
       <w:r>
         <w:t>2.1 Initial Financial Situation</w:t>
       </w:r>
@@ -9482,7 +9920,7 @@
       <w:pPr>
         <w:pStyle w:val="Heading3"/>
       </w:pPr>
-      <w:bookmarkStart w:id="21" w:name="_Toc223087038"/>
+      <w:bookmarkStart w:id="21" w:name="_Toc223097658"/>
       <w:r>
         <w:t>Age Turning This Year &amp; Retirement Age</w:t>
       </w:r>
@@ -9497,7 +9935,7 @@
       <w:pPr>
         <w:pStyle w:val="Heading3"/>
       </w:pPr>
-      <w:bookmarkStart w:id="22" w:name="_Toc223087039"/>
+      <w:bookmarkStart w:id="22" w:name="_Toc223097659"/>
       <w:r>
         <w:t>Portfolio Buckets</w:t>
       </w:r>
@@ -9553,7 +9991,7 @@
       <w:pPr>
         <w:pStyle w:val="Heading3"/>
       </w:pPr>
-      <w:bookmarkStart w:id="23" w:name="_Toc223087040"/>
+      <w:bookmarkStart w:id="23" w:name="_Toc223097660"/>
       <w:r>
         <w:t>Homeownership Status</w:t>
       </w:r>
@@ -9568,7 +10006,7 @@
       <w:pPr>
         <w:pStyle w:val="Heading2"/>
       </w:pPr>
-      <w:bookmarkStart w:id="24" w:name="_Toc223087041"/>
+      <w:bookmarkStart w:id="24" w:name="_Toc223097661"/>
       <w:r>
         <w:t>2.2 Retirement Spending</w:t>
       </w:r>
@@ -9578,7 +10016,7 @@
       <w:pPr>
         <w:pStyle w:val="Heading3"/>
       </w:pPr>
-      <w:bookmarkStart w:id="25" w:name="_Toc223087042"/>
+      <w:bookmarkStart w:id="25" w:name="_Toc223097662"/>
       <w:r>
         <w:t>Base Annual Spending in Retirement</w:t>
       </w:r>
@@ -9598,7 +10036,7 @@
       <w:pPr>
         <w:pStyle w:val="Heading3"/>
       </w:pPr>
-      <w:bookmarkStart w:id="26" w:name="_Toc223087043"/>
+      <w:bookmarkStart w:id="26" w:name="_Toc223097663"/>
       <w:r>
         <w:t>Spending Patterns</w:t>
       </w:r>
@@ -9636,7 +10074,7 @@
       <w:pPr>
         <w:pStyle w:val="Heading3"/>
       </w:pPr>
-      <w:bookmarkStart w:id="27" w:name="_Toc223087044"/>
+      <w:bookmarkStart w:id="27" w:name="_Toc223097664"/>
       <w:r>
         <w:lastRenderedPageBreak/>
         <w:t>Splurge Spending</w:t>
@@ -9652,7 +10090,7 @@
       <w:pPr>
         <w:pStyle w:val="Heading2"/>
       </w:pPr>
-      <w:bookmarkStart w:id="28" w:name="_Toc223087045"/>
+      <w:bookmarkStart w:id="28" w:name="_Toc223097665"/>
       <w:r>
         <w:t>2.3 Pension Income</w:t>
       </w:r>
@@ -9662,7 +10100,7 @@
       <w:pPr>
         <w:pStyle w:val="Heading3"/>
       </w:pPr>
-      <w:bookmarkStart w:id="29" w:name="_Toc223087046"/>
+      <w:bookmarkStart w:id="29" w:name="_Toc223097666"/>
       <w:r>
         <w:t>Private Pension (Annuity/Defined Benefit)</w:t>
       </w:r>
@@ -9749,7 +10187,7 @@
       <w:pPr>
         <w:pStyle w:val="Heading3"/>
       </w:pPr>
-      <w:bookmarkStart w:id="30" w:name="_Toc223087047"/>
+      <w:bookmarkStart w:id="30" w:name="_Toc223097667"/>
       <w:r>
         <w:t>Age Pension</w:t>
       </w:r>
@@ -9802,7 +10240,7 @@
       <w:pPr>
         <w:pStyle w:val="Heading2"/>
       </w:pPr>
-      <w:bookmarkStart w:id="31" w:name="_Toc223087048"/>
+      <w:bookmarkStart w:id="31" w:name="_Toc223097668"/>
       <w:r>
         <w:t>2.4 Other Net Income</w:t>
       </w:r>
@@ -9817,7 +10255,7 @@
       <w:pPr>
         <w:pStyle w:val="Heading3"/>
       </w:pPr>
-      <w:bookmarkStart w:id="32" w:name="_Toc223087049"/>
+      <w:bookmarkStart w:id="32" w:name="_Toc223097669"/>
       <w:r>
         <w:t>Configuration Fields</w:t>
       </w:r>
@@ -9887,7 +10325,7 @@
       <w:pPr>
         <w:pStyle w:val="Heading3"/>
       </w:pPr>
-      <w:bookmarkStart w:id="33" w:name="_Toc223087050"/>
+      <w:bookmarkStart w:id="33" w:name="_Toc223097670"/>
       <w:r>
         <w:t>Common Scenarios</w:t>
       </w:r>
@@ -9971,7 +10409,7 @@
       <w:pPr>
         <w:pStyle w:val="Heading3"/>
       </w:pPr>
-      <w:bookmarkStart w:id="34" w:name="_Toc223087051"/>
+      <w:bookmarkStart w:id="34" w:name="_Toc223097671"/>
       <w:r>
         <w:t>Timing and Indexing</w:t>
       </w:r>
@@ -10029,7 +10467,7 @@
       <w:pPr>
         <w:pStyle w:val="Heading2"/>
       </w:pPr>
-      <w:bookmarkStart w:id="35" w:name="_Toc223087052"/>
+      <w:bookmarkStart w:id="35" w:name="_Toc223097672"/>
       <w:r>
         <w:t>2.5 Couple Tracking</w:t>
       </w:r>
@@ -10087,7 +10525,7 @@
       <w:pPr>
         <w:pStyle w:val="Heading3"/>
       </w:pPr>
-      <w:bookmarkStart w:id="36" w:name="_Toc223087053"/>
+      <w:bookmarkStart w:id="36" w:name="_Toc223097673"/>
       <w:r>
         <w:t>Partner Configuration</w:t>
       </w:r>
@@ -10238,7 +10676,7 @@
       <w:pPr>
         <w:pStyle w:val="Heading3"/>
       </w:pPr>
-      <w:bookmarkStart w:id="37" w:name="_Toc223087054"/>
+      <w:bookmarkStart w:id="37" w:name="_Toc223097674"/>
       <w:r>
         <w:t>Year 1 Anchoring</w:t>
       </w:r>
@@ -10287,7 +10725,7 @@
       <w:pPr>
         <w:pStyle w:val="Heading3"/>
       </w:pPr>
-      <w:bookmarkStart w:id="38" w:name="_Toc223087055"/>
+      <w:bookmarkStart w:id="38" w:name="_Toc223097675"/>
       <w:r>
         <w:t>Super Withdrawal Logic</w:t>
       </w:r>
@@ -10351,7 +10789,7 @@
       <w:pPr>
         <w:pStyle w:val="Heading3"/>
       </w:pPr>
-      <w:bookmarkStart w:id="39" w:name="_Toc223087056"/>
+      <w:bookmarkStart w:id="39" w:name="_Toc223097676"/>
       <w:r>
         <w:lastRenderedPageBreak/>
         <w:t>Death Scenario Modeling</w:t>
@@ -10564,7 +11002,7 @@
       <w:pPr>
         <w:pStyle w:val="Heading3"/>
       </w:pPr>
-      <w:bookmarkStart w:id="40" w:name="_Toc223087057"/>
+      <w:bookmarkStart w:id="40" w:name="_Toc223097677"/>
       <w:r>
         <w:t>Age Pension for Couples</w:t>
       </w:r>
@@ -10610,7 +11048,7 @@
       <w:pPr>
         <w:pStyle w:val="Heading1"/>
       </w:pPr>
-      <w:bookmarkStart w:id="41" w:name="_Toc223087058"/>
+      <w:bookmarkStart w:id="41" w:name="_Toc223097678"/>
       <w:r>
         <w:lastRenderedPageBreak/>
         <w:t>PART 3: ADVANCED FEATURES</w:t>
@@ -10664,7 +11102,7 @@
       <w:pPr>
         <w:pStyle w:val="Heading2"/>
       </w:pPr>
-      <w:bookmarkStart w:id="42" w:name="_Toc223087059"/>
+      <w:bookmarkStart w:id="42" w:name="_Toc223097679"/>
       <w:r>
         <w:t>3.1 Irregular and One-Off Expenses</w:t>
       </w:r>
@@ -10682,7 +11120,7 @@
           <w:lang w:val="en-AU"/>
         </w:rPr>
       </w:pPr>
-      <w:bookmarkStart w:id="43" w:name="_Toc223087060"/>
+      <w:bookmarkStart w:id="43" w:name="_Toc223097680"/>
       <w:r>
         <w:rPr>
           <w:lang w:val="en-AU"/>
@@ -10703,7 +11141,7 @@
           <w:lang w:val="en-AU"/>
         </w:rPr>
       </w:pPr>
-      <w:bookmarkStart w:id="44" w:name="_Toc223087061"/>
+      <w:bookmarkStart w:id="44" w:name="_Toc223097681"/>
       <w:r>
         <w:rPr>
           <w:lang w:val="en-AU"/>
@@ -10875,7 +11313,7 @@
           <w:lang w:val="en-AU"/>
         </w:rPr>
       </w:pPr>
-      <w:bookmarkStart w:id="45" w:name="_Toc223087062"/>
+      <w:bookmarkStart w:id="45" w:name="_Toc223097682"/>
       <w:r>
         <w:rPr>
           <w:lang w:val="en-AU"/>
@@ -10913,7 +11351,7 @@
           <w:lang w:val="en-AU"/>
         </w:rPr>
       </w:pPr>
-      <w:bookmarkStart w:id="46" w:name="_Toc223087063"/>
+      <w:bookmarkStart w:id="46" w:name="_Toc223097683"/>
       <w:r>
         <w:rPr>
           <w:lang w:val="en-AU"/>
@@ -10936,7 +11374,7 @@
       <w:pPr>
         <w:pStyle w:val="Heading2"/>
       </w:pPr>
-      <w:bookmarkStart w:id="47" w:name="_Toc223087064"/>
+      <w:bookmarkStart w:id="47" w:name="_Toc223097684"/>
       <w:r>
         <w:t>3.2 Debt Repayment at Retirement</w:t>
       </w:r>
@@ -10951,7 +11389,7 @@
       <w:pPr>
         <w:pStyle w:val="Heading2"/>
       </w:pPr>
-      <w:bookmarkStart w:id="48" w:name="_Toc223087065"/>
+      <w:bookmarkStart w:id="48" w:name="_Toc223097685"/>
       <w:r>
         <w:lastRenderedPageBreak/>
         <w:t>3.3 Aged Care Planning</w:t>
@@ -10962,7 +11400,7 @@
       <w:pPr>
         <w:pStyle w:val="Heading3"/>
       </w:pPr>
-      <w:bookmarkStart w:id="49" w:name="_Toc223087066"/>
+      <w:bookmarkStart w:id="49" w:name="_Toc223097686"/>
       <w:r>
         <w:t>Cost Components</w:t>
       </w:r>
@@ -10994,7 +11432,7 @@
       <w:pPr>
         <w:pStyle w:val="Heading3"/>
       </w:pPr>
-      <w:bookmarkStart w:id="50" w:name="_Toc223087067"/>
+      <w:bookmarkStart w:id="50" w:name="_Toc223097687"/>
       <w:r>
         <w:t>Modeling Approaches</w:t>
       </w:r>
@@ -11026,7 +11464,7 @@
       <w:pPr>
         <w:pStyle w:val="Heading3"/>
       </w:pPr>
-      <w:bookmarkStart w:id="51" w:name="_Toc223087068"/>
+      <w:bookmarkStart w:id="51" w:name="_Toc223097688"/>
       <w:r>
         <w:t>Couple Mode Integration</w:t>
       </w:r>
@@ -11041,7 +11479,7 @@
       <w:pPr>
         <w:pStyle w:val="Heading2"/>
       </w:pPr>
-      <w:bookmarkStart w:id="52" w:name="_Toc223087069"/>
+      <w:bookmarkStart w:id="52" w:name="_Toc223097689"/>
       <w:r>
         <w:t>3.4 Dynamic Spending Guardrails</w:t>
       </w:r>
@@ -11229,7 +11667,7 @@
         <w:pStyle w:val="Heading3"/>
       </w:pPr>
       <w:bookmarkStart w:id="53" w:name="_Toc221182743"/>
-      <w:bookmarkStart w:id="54" w:name="_Toc223087070"/>
+      <w:bookmarkStart w:id="54" w:name="_Toc223097690"/>
       <w:r>
         <w:t>When to Use</w:t>
       </w:r>
@@ -11256,7 +11694,7 @@
         <w:pStyle w:val="Heading3"/>
       </w:pPr>
       <w:bookmarkStart w:id="55" w:name="_Toc221182744"/>
-      <w:bookmarkStart w:id="56" w:name="_Toc223087071"/>
+      <w:bookmarkStart w:id="56" w:name="_Toc223097691"/>
       <w:r>
         <w:t>Limitations</w:t>
       </w:r>
@@ -11293,7 +11731,7 @@
       <w:pPr>
         <w:pStyle w:val="Heading1"/>
       </w:pPr>
-      <w:bookmarkStart w:id="57" w:name="_Toc223087072"/>
+      <w:bookmarkStart w:id="57" w:name="_Toc223097692"/>
       <w:r>
         <w:lastRenderedPageBreak/>
         <w:t>PART 4: RUNNING SCENARIOS</w:t>
@@ -11304,7 +11742,7 @@
       <w:pPr>
         <w:pStyle w:val="Heading2"/>
       </w:pPr>
-      <w:bookmarkStart w:id="58" w:name="_Toc223087073"/>
+      <w:bookmarkStart w:id="58" w:name="_Toc223097693"/>
       <w:r>
         <w:t>4.1 Test Scenario Types</w:t>
       </w:r>
@@ -11363,7 +11801,7 @@
       <w:pPr>
         <w:pStyle w:val="Heading3"/>
       </w:pPr>
-      <w:bookmarkStart w:id="59" w:name="_Toc223087074"/>
+      <w:bookmarkStart w:id="59" w:name="_Toc223097694"/>
       <w:r>
         <w:t>A Note on Fees</w:t>
       </w:r>
@@ -11378,7 +11816,7 @@
       <w:pPr>
         <w:pStyle w:val="Heading3"/>
       </w:pPr>
-      <w:bookmarkStart w:id="60" w:name="_Toc223087075"/>
+      <w:bookmarkStart w:id="60" w:name="_Toc223097695"/>
       <w:r>
         <w:t>Constant Return</w:t>
       </w:r>
@@ -11432,7 +11870,7 @@
         <w:ind w:left="720"/>
       </w:pPr>
       <w:bookmarkStart w:id="62" w:name="how-it-works"/>
-      <w:bookmarkStart w:id="63" w:name="_Toc223087076"/>
+      <w:bookmarkStart w:id="63" w:name="_Toc223097696"/>
       <w:bookmarkEnd w:id="61"/>
       <w:r>
         <w:t>How it works</w:t>
@@ -11540,7 +11978,7 @@
       <w:pPr>
         <w:pStyle w:val="Heading3"/>
       </w:pPr>
-      <w:bookmarkStart w:id="64" w:name="_Toc223087077"/>
+      <w:bookmarkStart w:id="64" w:name="_Toc223097697"/>
       <w:r>
         <w:lastRenderedPageBreak/>
         <w:t>Historical Periods</w:t>
@@ -11653,7 +12091,7 @@
       <w:pPr>
         <w:pStyle w:val="Heading3"/>
       </w:pPr>
-      <w:bookmarkStart w:id="65" w:name="_Toc223087078"/>
+      <w:bookmarkStart w:id="65" w:name="_Toc223097698"/>
       <w:r>
         <w:t>Monte Carlo Simulation</w:t>
       </w:r>
@@ -11668,7 +12106,7 @@
       <w:pPr>
         <w:pStyle w:val="Heading3"/>
       </w:pPr>
-      <w:bookmarkStart w:id="66" w:name="_Toc223087079"/>
+      <w:bookmarkStart w:id="66" w:name="_Toc223097699"/>
       <w:r>
         <w:t>Historical Monte Carlo</w:t>
       </w:r>
@@ -11708,7 +12146,7 @@
       <w:pPr>
         <w:pStyle w:val="Heading3"/>
       </w:pPr>
-      <w:bookmarkStart w:id="67" w:name="_Toc223087080"/>
+      <w:bookmarkStart w:id="67" w:name="_Toc223097700"/>
       <w:r>
         <w:t>Formal Stress Tests</w:t>
       </w:r>
@@ -11769,7 +12207,7 @@
       <w:pPr>
         <w:pStyle w:val="Heading2"/>
       </w:pPr>
-      <w:bookmarkStart w:id="68" w:name="_Toc223087081"/>
+      <w:bookmarkStart w:id="68" w:name="_Toc223097701"/>
       <w:r>
         <w:t>4.2 Understanding Results</w:t>
       </w:r>
@@ -11779,7 +12217,7 @@
       <w:pPr>
         <w:pStyle w:val="Heading3"/>
       </w:pPr>
-      <w:bookmarkStart w:id="69" w:name="_Toc223087082"/>
+      <w:bookmarkStart w:id="69" w:name="_Toc223097702"/>
       <w:r>
         <w:t>Success Criteria</w:t>
       </w:r>
@@ -11822,7 +12260,7 @@
       <w:pPr>
         <w:pStyle w:val="Heading3"/>
       </w:pPr>
-      <w:bookmarkStart w:id="70" w:name="_Toc223087083"/>
+      <w:bookmarkStart w:id="70" w:name="_Toc223097703"/>
       <w:r>
         <w:t>Interpreting Monte Carlo Success Rates</w:t>
       </w:r>
@@ -11988,7 +12426,7 @@
       <w:pPr>
         <w:pStyle w:val="Heading2"/>
       </w:pPr>
-      <w:bookmarkStart w:id="71" w:name="_Toc223087084"/>
+      <w:bookmarkStart w:id="71" w:name="_Toc223097704"/>
       <w:r>
         <w:lastRenderedPageBreak/>
         <w:t>4.3 Executive Summary Dashboard</w:t>
@@ -12049,7 +12487,7 @@
       <w:pPr>
         <w:pStyle w:val="Heading3"/>
       </w:pPr>
-      <w:bookmarkStart w:id="72" w:name="_Toc223087085"/>
+      <w:bookmarkStart w:id="72" w:name="_Toc223097705"/>
       <w:r>
         <w:t>Components</w:t>
       </w:r>
@@ -12162,7 +12600,7 @@
       <w:pPr>
         <w:pStyle w:val="Heading1"/>
       </w:pPr>
-      <w:bookmarkStart w:id="73" w:name="_Toc223087086"/>
+      <w:bookmarkStart w:id="73" w:name="_Toc223097706"/>
       <w:r>
         <w:lastRenderedPageBreak/>
         <w:t>PART 5: WHAT-IF SCENARIO COMPARISON</w:t>
@@ -12173,7 +12611,7 @@
       <w:pPr>
         <w:pStyle w:val="Heading2"/>
       </w:pPr>
-      <w:bookmarkStart w:id="74" w:name="_Toc223087087"/>
+      <w:bookmarkStart w:id="74" w:name="_Toc223097707"/>
       <w:r>
         <w:t>5.1 Overview</w:t>
       </w:r>
@@ -12230,7 +12668,7 @@
       <w:pPr>
         <w:pStyle w:val="Heading2"/>
       </w:pPr>
-      <w:bookmarkStart w:id="75" w:name="_Toc223087088"/>
+      <w:bookmarkStart w:id="75" w:name="_Toc223097708"/>
       <w:r>
         <w:t>5.2 Basic Workflow</w:t>
       </w:r>
@@ -12279,7 +12717,7 @@
       <w:pPr>
         <w:pStyle w:val="Heading2"/>
       </w:pPr>
-      <w:bookmarkStart w:id="76" w:name="_Toc223087089"/>
+      <w:bookmarkStart w:id="76" w:name="_Toc223097709"/>
       <w:r>
         <w:t>5.3 Comprehensive Analysis</w:t>
       </w:r>
@@ -12325,7 +12763,7 @@
       <w:pPr>
         <w:pStyle w:val="Heading2"/>
       </w:pPr>
-      <w:bookmarkStart w:id="77" w:name="_Toc223087090"/>
+      <w:bookmarkStart w:id="77" w:name="_Toc223097710"/>
       <w:r>
         <w:t>5.4 Understanding the Comparison Metrics</w:t>
       </w:r>
@@ -12420,7 +12858,7 @@
       <w:pPr>
         <w:pStyle w:val="Heading2"/>
       </w:pPr>
-      <w:bookmarkStart w:id="78" w:name="_Toc223087091"/>
+      <w:bookmarkStart w:id="78" w:name="_Toc223097711"/>
       <w:r>
         <w:t>5.5 Key Parameters to Vary</w:t>
       </w:r>
@@ -12522,7 +12960,7 @@
       <w:pPr>
         <w:pStyle w:val="Heading2"/>
       </w:pPr>
-      <w:bookmarkStart w:id="79" w:name="_Toc223087092"/>
+      <w:bookmarkStart w:id="79" w:name="_Toc223097712"/>
       <w:r>
         <w:t>5.6 Managing Saved Scenarios</w:t>
       </w:r>
@@ -12604,33 +13042,243 @@
     </w:p>
     <w:p>
       <w:pPr>
+        <w:pStyle w:val="Heading2"/>
+      </w:pPr>
+      <w:bookmarkStart w:id="80" w:name="_Toc223097713"/>
+      <w:r>
+        <w:t>5.7 Sensitivity Analysis — Return vs Spending</w:t>
+      </w:r>
+      <w:bookmarkEnd w:id="80"/>
+    </w:p>
+    <w:p>
+      <w:pPr>
+        <w:pStyle w:val="Heading3"/>
+      </w:pPr>
+      <w:bookmarkStart w:id="81" w:name="_Toc223097714"/>
+      <w:r>
+        <w:t>Overview</w:t>
+      </w:r>
+      <w:bookmarkEnd w:id="81"/>
+    </w:p>
+    <w:p>
+      <w:r>
+        <w:t>The Sensitivity Analysis table shows how your ending portfolio balance at year 35 changes across a range of investment return assumptions and spending levels. It provides an at-a-glance map of your plan’s resilience — how much margin you have before the plan fails, and which direction (lower returns vs higher spending) poses the greater risk.</w:t>
+      </w:r>
+    </w:p>
+    <w:p>
+      <w:r>
+        <w:t>The table is located in the interface between the Age Pension Details panel and the What-If Comparison panel. Click the “</w:t>
+      </w:r>
+      <w:r>
+        <w:t>📊</w:t>
+      </w:r>
+      <w:r>
+        <w:t xml:space="preserve"> Sensitivity Analysis — Return vs Spending” header to expand or collapse it.</w:t>
+      </w:r>
+    </w:p>
+    <w:p>
+      <w:pPr>
+        <w:pStyle w:val="Heading3"/>
+      </w:pPr>
+      <w:bookmarkStart w:id="82" w:name="_Toc223097715"/>
+      <w:r>
+        <w:t>Reading the Table</w:t>
+      </w:r>
+      <w:bookmarkEnd w:id="82"/>
+    </w:p>
+    <w:p>
+      <w:r>
+        <w:t xml:space="preserve">The table is a grid with </w:t>
+      </w:r>
+      <w:r>
+        <w:rPr>
+          <w:b/>
+        </w:rPr>
+        <w:t>investment return on the vertical axis</w:t>
+      </w:r>
+      <w:r>
+        <w:t xml:space="preserve"> (rows) and </w:t>
+      </w:r>
+      <w:r>
+        <w:rPr>
+          <w:b/>
+        </w:rPr>
+        <w:t>spending level on the horizontal axis</w:t>
+      </w:r>
+      <w:r>
+        <w:t xml:space="preserve"> (columns). Return rows span your current setting ±3% in 1% steps (capped at 2%–15%). Spending columns show 80%, 90%, 100%, 110%, and 120% of your current base spending, with the dollar amount shown in each column header.</w:t>
+      </w:r>
+    </w:p>
+    <w:p>
+      <w:r>
+        <w:t>Each cell shows the ending portfolio balance (or depletion year if the plan fails). Your current settings are highlighted with a blue border. The colour coding indicates the outcome:</w:t>
+      </w:r>
+    </w:p>
+    <w:p>
+      <w:r>
+        <w:rPr>
+          <w:b/>
+        </w:rPr>
+        <w:t xml:space="preserve">Bright green: </w:t>
+      </w:r>
+      <w:r>
+        <w:t>Survived 35 years with more than $1M remaining (in the active Real or Nominal view)</w:t>
+      </w:r>
+    </w:p>
+    <w:p>
+      <w:r>
+        <w:rPr>
+          <w:b/>
+        </w:rPr>
+        <w:t xml:space="preserve">Light green: </w:t>
+      </w:r>
+      <w:r>
+        <w:t>Survived with $500k–$1M remaining</w:t>
+      </w:r>
+    </w:p>
+    <w:p>
+      <w:r>
+        <w:rPr>
+          <w:b/>
+        </w:rPr>
+        <w:t xml:space="preserve">Yellow: </w:t>
+      </w:r>
+      <w:r>
+        <w:t>Survived but less than $500k remaining (thin margin)</w:t>
+      </w:r>
+    </w:p>
+    <w:p>
+      <w:r>
+        <w:rPr>
+          <w:b/>
+        </w:rPr>
+        <w:t xml:space="preserve">Orange: </w:t>
+      </w:r>
+      <w:r>
+        <w:t>Portfolio depleted after year 25 (late-stage failure)</w:t>
+      </w:r>
+    </w:p>
+    <w:p>
+      <w:r>
+        <w:rPr>
+          <w:b/>
+        </w:rPr>
+        <w:t xml:space="preserve">Red: </w:t>
+      </w:r>
+      <w:r>
+        <w:t>Portfolio depleted before year 25 (serious shortfall)</w:t>
+      </w:r>
+    </w:p>
+    <w:p>
+      <w:r>
+        <w:t>The colour thresholds adjust automatically when you switch between Real and Nominal dollar views, so the green/amber/yellow boundaries stay meaningful in both views.</w:t>
+      </w:r>
+    </w:p>
+    <w:p>
+      <w:pPr>
+        <w:pStyle w:val="Heading3"/>
+      </w:pPr>
+      <w:bookmarkStart w:id="83" w:name="_Toc223097716"/>
+      <w:r>
+        <w:t>What the Table Includes and Excludes</w:t>
+      </w:r>
+      <w:bookmarkEnd w:id="83"/>
+    </w:p>
+    <w:p>
+      <w:r>
+        <w:t>Each cell varies only the investment return and base spending level. Everything else is drawn from your current settings:</w:t>
+      </w:r>
+    </w:p>
+    <w:p>
+      <w:r>
+        <w:rPr>
+          <w:b/>
+        </w:rPr>
+        <w:lastRenderedPageBreak/>
+        <w:t xml:space="preserve">Included (fixed at your current settings): </w:t>
+      </w:r>
+      <w:r>
+        <w:t>All income streams (other income, defined benefit pension, Age Pension), aged care, couple tracking, partner death scenarios, debt repayment, splurge spending, guardrails, and inflation rate.</w:t>
+      </w:r>
+    </w:p>
+    <w:p>
+      <w:r>
+        <w:rPr>
+          <w:b/>
+        </w:rPr>
+        <w:t xml:space="preserve">Excluded: </w:t>
+      </w:r>
+      <w:r>
+        <w:t>Stochastic irregular expenses are not modelled (the random expense path is omitted for deterministic consistency). Market volatility is also excluded — each row uses a constant return for all 35 years. For volatility risk, use Monte Carlo.</w:t>
+      </w:r>
+    </w:p>
+    <w:p>
+      <w:pPr>
+        <w:pStyle w:val="Heading3"/>
+      </w:pPr>
+      <w:bookmarkStart w:id="84" w:name="_Toc223097717"/>
+      <w:r>
+        <w:t>Why the Blue Cell May Differ from the Executive Summary</w:t>
+      </w:r>
+      <w:bookmarkEnd w:id="84"/>
+    </w:p>
+    <w:p>
+      <w:r>
+        <w:t>The blue cell (your current return and 100% spending) shows the single deterministic constant-return outcome — the same result you would see if you selected Constant Return mode in the calculator. The Executive Summary may show different values if Monte Carlo or Historical mode is active, because those modes show median results across many simulations rather than a single deterministic run. Stochastic irregular expenses, if enabled, will also create a small difference since the sensitivity table excludes th</w:t>
+      </w:r>
+      <w:r>
+        <w:t>em.</w:t>
+      </w:r>
+    </w:p>
+    <w:p>
+      <w:r>
+        <w:t>The sensitivity table is best understood as a “what if returns were exactly X% every year” grid. It answers the structural question of whether your plan is viable at different return and spending assumptions, while Monte Carlo answers the probabilistic question of how likely different outcomes are given market volatility.</w:t>
+      </w:r>
+    </w:p>
+    <w:p>
+      <w:pPr>
+        <w:pStyle w:val="Heading3"/>
+      </w:pPr>
+      <w:bookmarkStart w:id="85" w:name="_Toc223097718"/>
+      <w:r>
+        <w:t>Word Export</w:t>
+      </w:r>
+      <w:bookmarkEnd w:id="85"/>
+    </w:p>
+    <w:p>
+      <w:r>
+        <w:t>The sensitivity grid is included in every Word export as a full-colour table on its own page, appearing between the Detailed Results section and the Assumptions appendix. The colour coding (green, amber, yellow, orange, red) is reproduced in the Word document. The grid always reflects the settings in effect at the time of export.</w:t>
+      </w:r>
+    </w:p>
+    <w:p>
+      <w:pPr>
         <w:pStyle w:val="Heading1"/>
       </w:pPr>
-      <w:bookmarkStart w:id="80" w:name="_Toc223087093"/>
+      <w:bookmarkStart w:id="86" w:name="_Toc223097719"/>
       <w:r>
         <w:t>PART 6: CHARTS &amp; ANALYSIS</w:t>
       </w:r>
-      <w:bookmarkEnd w:id="80"/>
+      <w:bookmarkEnd w:id="86"/>
     </w:p>
     <w:p>
       <w:pPr>
         <w:pStyle w:val="Heading2"/>
       </w:pPr>
-      <w:bookmarkStart w:id="81" w:name="_Toc223087094"/>
+      <w:bookmarkStart w:id="87" w:name="_Toc223097720"/>
       <w:r>
         <w:t>6.1 Chart Types &amp; Interpretation</w:t>
       </w:r>
-      <w:bookmarkEnd w:id="81"/>
+      <w:bookmarkEnd w:id="87"/>
     </w:p>
     <w:p>
       <w:pPr>
         <w:pStyle w:val="Heading3"/>
       </w:pPr>
-      <w:bookmarkStart w:id="82" w:name="_Toc223087095"/>
+      <w:bookmarkStart w:id="88" w:name="_Toc223097721"/>
       <w:r>
         <w:t>Portfolio Balance Chart</w:t>
       </w:r>
-      <w:bookmarkEnd w:id="82"/>
+      <w:bookmarkEnd w:id="88"/>
     </w:p>
     <w:p>
       <w:r>
@@ -12642,6 +13290,7 @@
         <w:rPr>
           <w:noProof/>
         </w:rPr>
+        <w:lastRenderedPageBreak/>
         <w:drawing>
           <wp:inline distT="0" distB="0" distL="0" distR="0" wp14:anchorId="658015F8" wp14:editId="26B65534">
             <wp:extent cx="5997126" cy="3486150"/>
@@ -12683,11 +13332,11 @@
       <w:pPr>
         <w:pStyle w:val="Heading3"/>
       </w:pPr>
-      <w:bookmarkStart w:id="83" w:name="_Toc223087096"/>
+      <w:bookmarkStart w:id="89" w:name="_Toc223097722"/>
       <w:r>
         <w:t>Income vs Spending Chart</w:t>
       </w:r>
-      <w:bookmarkEnd w:id="83"/>
+      <w:bookmarkEnd w:id="89"/>
     </w:p>
     <w:p>
       <w:r>
@@ -12699,7 +13348,6 @@
         <w:rPr>
           <w:noProof/>
         </w:rPr>
-        <w:lastRenderedPageBreak/>
         <w:drawing>
           <wp:inline distT="0" distB="0" distL="0" distR="0" wp14:anchorId="7F7E38D7" wp14:editId="3C25769A">
             <wp:extent cx="5874764" cy="3143250"/>
@@ -12746,11 +13394,12 @@
       <w:pPr>
         <w:pStyle w:val="Heading3"/>
       </w:pPr>
-      <w:bookmarkStart w:id="84" w:name="_Toc223087097"/>
-      <w:r>
+      <w:bookmarkStart w:id="90" w:name="_Toc223097723"/>
+      <w:r>
+        <w:lastRenderedPageBreak/>
         <w:t>Annual Spending Breakdown Chart</w:t>
       </w:r>
-      <w:bookmarkEnd w:id="84"/>
+      <w:bookmarkEnd w:id="90"/>
     </w:p>
     <w:p>
       <w:pPr>
@@ -12776,7 +13425,6 @@
         <w:rPr>
           <w:noProof/>
         </w:rPr>
-        <w:lastRenderedPageBreak/>
         <w:drawing>
           <wp:inline distT="0" distB="0" distL="0" distR="0" wp14:anchorId="1B767428" wp14:editId="094B16E6">
             <wp:extent cx="5895975" cy="3314596"/>
@@ -12852,11 +13500,11 @@
       <w:pPr>
         <w:pStyle w:val="Heading3"/>
       </w:pPr>
-      <w:bookmarkStart w:id="85" w:name="_Toc223087098"/>
+      <w:bookmarkStart w:id="91" w:name="_Toc223097724"/>
       <w:r>
         <w:t>Individual Super Balances (Couple Tracking)</w:t>
       </w:r>
-      <w:bookmarkEnd w:id="85"/>
+      <w:bookmarkEnd w:id="91"/>
     </w:p>
     <w:p>
       <w:r>
@@ -12867,11 +13515,12 @@
       <w:pPr>
         <w:pStyle w:val="Heading3"/>
       </w:pPr>
-      <w:bookmarkStart w:id="86" w:name="_Toc223087099"/>
-      <w:r>
+      <w:bookmarkStart w:id="92" w:name="_Toc223097725"/>
+      <w:r>
+        <w:lastRenderedPageBreak/>
         <w:t>Individual Pension Income (Couple Tracking)</w:t>
       </w:r>
-      <w:bookmarkEnd w:id="86"/>
+      <w:bookmarkEnd w:id="92"/>
     </w:p>
     <w:p>
       <w:r>
@@ -12883,7 +13532,6 @@
         <w:rPr>
           <w:noProof/>
         </w:rPr>
-        <w:lastRenderedPageBreak/>
         <w:drawing>
           <wp:inline distT="0" distB="0" distL="0" distR="0" wp14:anchorId="55BE4860" wp14:editId="21118E3F">
             <wp:extent cx="5943600" cy="3357880"/>
@@ -12925,13 +13573,13 @@
       <w:pPr>
         <w:pStyle w:val="Heading3"/>
       </w:pPr>
-      <w:bookmarkStart w:id="87" w:name="_Toc222665190"/>
-      <w:bookmarkStart w:id="88" w:name="_Toc223087100"/>
+      <w:bookmarkStart w:id="93" w:name="_Toc222665190"/>
+      <w:bookmarkStart w:id="94" w:name="_Toc223097726"/>
       <w:r>
         <w:t>Age Pension Calculation Details</w:t>
       </w:r>
-      <w:bookmarkEnd w:id="87"/>
-      <w:bookmarkEnd w:id="88"/>
+      <w:bookmarkEnd w:id="93"/>
+      <w:bookmarkEnd w:id="94"/>
     </w:p>
     <w:p>
       <w:r>
@@ -12969,6 +13617,7 @@
     </w:p>
     <w:p>
       <w:r>
+        <w:lastRenderedPageBreak/>
         <w:t>Asset Threshold: The lower asset test threshold (CPI-indexed from 2025 base values). Assets below this threshold qualify for the full pension. Assets above it reduce the pension by $3 per fortnight for every $1,000 in excess.</w:t>
       </w:r>
     </w:p>
@@ -12979,7 +13628,6 @@
     </w:p>
     <w:p>
       <w:r>
-        <w:lastRenderedPageBreak/>
         <w:t>Deemed Income: Income that Centrelink assumes your financial assets earn, regardless of actual returns. Calculated at the lower deeming rate (0.25%) on the first portion of assets and the upper rate (2.25%) on the balance. Deeming thresholds are CPI-indexed.</w:t>
       </w:r>
     </w:p>
@@ -13043,6 +13691,7 @@
     </w:p>
     <w:p>
       <w:r>
+        <w:lastRenderedPageBreak/>
         <w:t>This panel is particularly useful for validating the calculator against your own Centrelink estimates, understanding when your Age Pension is likely to increase as assets draw down, identifying the crossover point where the binding test shifts from assets to income, and seeing the impact of non-super assessable assets on your pension entitlement. For a detailed explanation of the underlying calculation formulas, see Section 7.3 (Age Pension Calculation).</w:t>
       </w:r>
     </w:p>
@@ -13050,12 +13699,11 @@
       <w:pPr>
         <w:pStyle w:val="Heading2"/>
       </w:pPr>
-      <w:bookmarkStart w:id="89" w:name="_Toc223087101"/>
-      <w:r>
-        <w:lastRenderedPageBreak/>
+      <w:bookmarkStart w:id="95" w:name="_Toc223097727"/>
+      <w:r>
         <w:t>6.2 Monte Carlo Percentile Bands</w:t>
       </w:r>
-      <w:bookmarkEnd w:id="89"/>
+      <w:bookmarkEnd w:id="95"/>
     </w:p>
     <w:p>
       <w:r>
@@ -13086,11 +13734,11 @@
       <w:pPr>
         <w:pStyle w:val="Heading2"/>
       </w:pPr>
-      <w:bookmarkStart w:id="90" w:name="_Toc223087102"/>
+      <w:bookmarkStart w:id="96" w:name="_Toc223097728"/>
       <w:r>
         <w:t>6.3 CSV Export &amp; Analysis</w:t>
       </w:r>
-      <w:bookmarkEnd w:id="90"/>
+      <w:bookmarkEnd w:id="96"/>
     </w:p>
     <w:p>
       <w:r>
@@ -13144,11 +13792,12 @@
       <w:pPr>
         <w:pStyle w:val="Heading2"/>
       </w:pPr>
-      <w:bookmarkStart w:id="91" w:name="_Toc223087103"/>
-      <w:r>
+      <w:bookmarkStart w:id="97" w:name="_Toc223097729"/>
+      <w:r>
+        <w:lastRenderedPageBreak/>
         <w:t>6.4 Word Document Export</w:t>
       </w:r>
-      <w:bookmarkEnd w:id="91"/>
+      <w:bookmarkEnd w:id="97"/>
     </w:p>
     <w:p>
       <w:r>
@@ -13160,7 +13809,6 @@
         <w:rPr>
           <w:noProof/>
         </w:rPr>
-        <w:lastRenderedPageBreak/>
         <w:drawing>
           <wp:inline distT="0" distB="0" distL="0" distR="0" wp14:anchorId="25483E7B" wp14:editId="62A2130F">
             <wp:extent cx="5671933" cy="2943225"/>
@@ -13202,13 +13850,13 @@
       <w:pPr>
         <w:pStyle w:val="Heading3"/>
       </w:pPr>
-      <w:bookmarkStart w:id="92" w:name="report-contents"/>
-      <w:bookmarkStart w:id="93" w:name="_Toc223087104"/>
-      <w:bookmarkEnd w:id="92"/>
+      <w:bookmarkStart w:id="98" w:name="report-contents"/>
+      <w:bookmarkStart w:id="99" w:name="_Toc223097730"/>
+      <w:bookmarkEnd w:id="98"/>
       <w:r>
         <w:t>How to Generate</w:t>
       </w:r>
-      <w:bookmarkEnd w:id="93"/>
+      <w:bookmarkEnd w:id="99"/>
     </w:p>
     <w:p>
       <w:pPr>
@@ -13305,13 +13953,13 @@
       <w:pPr>
         <w:pStyle w:val="Heading3"/>
       </w:pPr>
-      <w:bookmarkStart w:id="94" w:name="how-to-generate"/>
-      <w:bookmarkStart w:id="95" w:name="_Toc223087105"/>
-      <w:bookmarkEnd w:id="94"/>
+      <w:bookmarkStart w:id="100" w:name="how-to-generate"/>
+      <w:bookmarkStart w:id="101" w:name="_Toc223097731"/>
+      <w:bookmarkEnd w:id="100"/>
       <w:r>
         <w:t>File Details</w:t>
       </w:r>
-      <w:bookmarkEnd w:id="95"/>
+      <w:bookmarkEnd w:id="101"/>
     </w:p>
     <w:p>
       <w:r>
@@ -13362,13 +14010,13 @@
       <w:pPr>
         <w:pStyle w:val="Heading3"/>
       </w:pPr>
-      <w:bookmarkStart w:id="96" w:name="file-details"/>
-      <w:bookmarkStart w:id="97" w:name="_Toc223087106"/>
-      <w:bookmarkEnd w:id="96"/>
+      <w:bookmarkStart w:id="102" w:name="file-details"/>
+      <w:bookmarkStart w:id="103" w:name="_Toc223097732"/>
+      <w:bookmarkEnd w:id="102"/>
       <w:r>
         <w:t>When to Export</w:t>
       </w:r>
-      <w:bookmarkEnd w:id="97"/>
+      <w:bookmarkEnd w:id="103"/>
     </w:p>
     <w:p>
       <w:r>
@@ -13400,6 +14048,7 @@
           <w:b/>
           <w:bCs/>
         </w:rPr>
+        <w:lastRenderedPageBreak/>
         <w:t>For Sharing</w:t>
       </w:r>
       <w:r>
@@ -13410,15 +14059,14 @@
       <w:pPr>
         <w:pStyle w:val="Heading3"/>
       </w:pPr>
-      <w:bookmarkStart w:id="98" w:name="when-to-export"/>
-      <w:bookmarkStart w:id="99" w:name="tips"/>
-      <w:bookmarkStart w:id="100" w:name="_Toc223087107"/>
-      <w:bookmarkEnd w:id="98"/>
-      <w:r>
-        <w:lastRenderedPageBreak/>
+      <w:bookmarkStart w:id="104" w:name="when-to-export"/>
+      <w:bookmarkStart w:id="105" w:name="tips"/>
+      <w:bookmarkStart w:id="106" w:name="_Toc223097733"/>
+      <w:bookmarkEnd w:id="104"/>
+      <w:r>
         <w:t>Tips</w:t>
       </w:r>
-      <w:bookmarkEnd w:id="100"/>
+      <w:bookmarkEnd w:id="106"/>
     </w:p>
     <w:p>
       <w:r>
@@ -13472,14 +14120,14 @@
       <w:pPr>
         <w:pStyle w:val="Heading3"/>
       </w:pPr>
-      <w:bookmarkStart w:id="101" w:name="word-document-export"/>
-      <w:bookmarkStart w:id="102" w:name="differences-from-csv-export"/>
-      <w:bookmarkStart w:id="103" w:name="_Toc223087108"/>
-      <w:bookmarkEnd w:id="99"/>
+      <w:bookmarkStart w:id="107" w:name="word-document-export"/>
+      <w:bookmarkStart w:id="108" w:name="differences-from-csv-export"/>
+      <w:bookmarkStart w:id="109" w:name="_Toc223097734"/>
+      <w:bookmarkEnd w:id="105"/>
       <w:r>
         <w:t>Differences from CSV Export</w:t>
       </w:r>
-      <w:bookmarkEnd w:id="103"/>
+      <w:bookmarkEnd w:id="109"/>
     </w:p>
     <w:p>
       <w:r>
@@ -13719,8 +14367,8 @@
             </w:r>
           </w:p>
         </w:tc>
-        <w:bookmarkEnd w:id="101"/>
-        <w:bookmarkEnd w:id="102"/>
+        <w:bookmarkEnd w:id="107"/>
+        <w:bookmarkEnd w:id="108"/>
       </w:tr>
     </w:tbl>
     <w:p/>
@@ -13733,22 +14381,22 @@
       <w:pPr>
         <w:pStyle w:val="Heading1"/>
       </w:pPr>
-      <w:bookmarkStart w:id="104" w:name="_Toc223087109"/>
+      <w:bookmarkStart w:id="110" w:name="_Toc223097735"/>
       <w:r>
         <w:lastRenderedPageBreak/>
         <w:t>PART 7: TECHNICAL REFERENCE</w:t>
       </w:r>
-      <w:bookmarkEnd w:id="104"/>
+      <w:bookmarkEnd w:id="110"/>
     </w:p>
     <w:p>
       <w:pPr>
         <w:pStyle w:val="Heading2"/>
       </w:pPr>
-      <w:bookmarkStart w:id="105" w:name="_Toc223087110"/>
+      <w:bookmarkStart w:id="111" w:name="_Toc223097736"/>
       <w:r>
         <w:t>7.1 Annual Simulation Sequence</w:t>
       </w:r>
-      <w:bookmarkEnd w:id="105"/>
+      <w:bookmarkEnd w:id="111"/>
     </w:p>
     <w:p>
       <w:r>
@@ -13824,11 +14472,11 @@
       <w:pPr>
         <w:pStyle w:val="Heading2"/>
       </w:pPr>
-      <w:bookmarkStart w:id="106" w:name="_Toc223087111"/>
+      <w:bookmarkStart w:id="112" w:name="_Toc223097737"/>
       <w:r>
         <w:t>7.2 Withdrawal Hierarchy (Waterfall)</w:t>
       </w:r>
-      <w:bookmarkEnd w:id="106"/>
+      <w:bookmarkEnd w:id="112"/>
     </w:p>
     <w:p>
       <w:r>
@@ -13859,11 +14507,11 @@
       <w:pPr>
         <w:pStyle w:val="Heading2"/>
       </w:pPr>
-      <w:bookmarkStart w:id="107" w:name="_Toc223087112"/>
+      <w:bookmarkStart w:id="113" w:name="_Toc223097738"/>
       <w:r>
         <w:t>7.3 Age Pension Calculation</w:t>
       </w:r>
-      <w:bookmarkEnd w:id="107"/>
+      <w:bookmarkEnd w:id="113"/>
     </w:p>
     <w:p>
       <w:r>
@@ -14256,11 +14904,11 @@
       <w:pPr>
         <w:pStyle w:val="Heading2"/>
       </w:pPr>
-      <w:bookmarkStart w:id="108" w:name="_Toc223087113"/>
+      <w:bookmarkStart w:id="114" w:name="_Toc223097739"/>
       <w:r>
         <w:t>7.4 Minimum Drawdown Rules</w:t>
       </w:r>
-      <w:bookmarkEnd w:id="108"/>
+      <w:bookmarkEnd w:id="114"/>
     </w:p>
     <w:p>
       <w:r>
@@ -14312,11 +14960,11 @@
       <w:pPr>
         <w:pStyle w:val="Heading2"/>
       </w:pPr>
-      <w:bookmarkStart w:id="109" w:name="_Toc223087114"/>
+      <w:bookmarkStart w:id="115" w:name="_Toc223097740"/>
       <w:r>
         <w:t>7.5 Returns &amp; Inflation Modeling</w:t>
       </w:r>
-      <w:bookmarkEnd w:id="109"/>
+      <w:bookmarkEnd w:id="115"/>
     </w:p>
     <w:p>
       <w:r>
@@ -14342,22 +14990,22 @@
       <w:pPr>
         <w:pStyle w:val="Heading1"/>
       </w:pPr>
-      <w:bookmarkStart w:id="110" w:name="_Toc223087115"/>
+      <w:bookmarkStart w:id="116" w:name="_Toc223097741"/>
       <w:r>
         <w:lastRenderedPageBreak/>
         <w:t>APPENDIX: Version History</w:t>
       </w:r>
-      <w:bookmarkEnd w:id="110"/>
+      <w:bookmarkEnd w:id="116"/>
     </w:p>
     <w:p>
       <w:pPr>
         <w:pStyle w:val="Heading2"/>
       </w:pPr>
-      <w:bookmarkStart w:id="111" w:name="_Toc223087116"/>
+      <w:bookmarkStart w:id="117" w:name="_Toc223097742"/>
       <w:r>
         <w:t>Version 16.0 (February 2026)</w:t>
       </w:r>
-      <w:bookmarkEnd w:id="111"/>
+      <w:bookmarkEnd w:id="117"/>
     </w:p>
     <w:p>
       <w:r>
@@ -14433,11 +15081,11 @@
       <w:pPr>
         <w:pStyle w:val="Heading2"/>
       </w:pPr>
-      <w:bookmarkStart w:id="112" w:name="_Toc223087117"/>
+      <w:bookmarkStart w:id="118" w:name="_Toc223097743"/>
       <w:r>
         <w:t>Version 15.9 (February 2026)</w:t>
       </w:r>
-      <w:bookmarkEnd w:id="112"/>
+      <w:bookmarkEnd w:id="118"/>
     </w:p>
     <w:p>
       <w:r>
@@ -14498,11 +15146,11 @@
       <w:pPr>
         <w:pStyle w:val="Heading2"/>
       </w:pPr>
-      <w:bookmarkStart w:id="113" w:name="_Toc223087118"/>
+      <w:bookmarkStart w:id="119" w:name="_Toc223097744"/>
       <w:r>
         <w:t>Version 15.8 (February 2026)</w:t>
       </w:r>
-      <w:bookmarkEnd w:id="113"/>
+      <w:bookmarkEnd w:id="119"/>
     </w:p>
     <w:p>
       <w:r>
@@ -14526,11 +15174,11 @@
       <w:pPr>
         <w:pStyle w:val="Heading2"/>
       </w:pPr>
-      <w:bookmarkStart w:id="114" w:name="_Toc223087119"/>
+      <w:bookmarkStart w:id="120" w:name="_Toc223097745"/>
       <w:r>
         <w:t>Version 15.7 (February 2026)</w:t>
       </w:r>
-      <w:bookmarkEnd w:id="114"/>
+      <w:bookmarkEnd w:id="120"/>
     </w:p>
     <w:p>
       <w:pPr>
@@ -14544,11 +15192,11 @@
       <w:pPr>
         <w:pStyle w:val="Heading2"/>
       </w:pPr>
-      <w:bookmarkStart w:id="115" w:name="_Toc223087120"/>
+      <w:bookmarkStart w:id="121" w:name="_Toc223097746"/>
       <w:r>
         <w:t>Version 15.6 (February 2026)</w:t>
       </w:r>
-      <w:bookmarkEnd w:id="115"/>
+      <w:bookmarkEnd w:id="121"/>
     </w:p>
     <w:p>
       <w:pPr>
@@ -14583,11 +15231,11 @@
       <w:pPr>
         <w:pStyle w:val="Heading2"/>
       </w:pPr>
-      <w:bookmarkStart w:id="116" w:name="_Toc223087121"/>
+      <w:bookmarkStart w:id="122" w:name="_Toc223097747"/>
       <w:r>
         <w:t>Version 15.5 (February 2026)</w:t>
       </w:r>
-      <w:bookmarkEnd w:id="116"/>
+      <w:bookmarkEnd w:id="122"/>
     </w:p>
     <w:p>
       <w:r>
@@ -14617,11 +15265,11 @@
       <w:pPr>
         <w:pStyle w:val="Heading2"/>
       </w:pPr>
-      <w:bookmarkStart w:id="117" w:name="_Toc223087122"/>
+      <w:bookmarkStart w:id="123" w:name="_Toc223097748"/>
       <w:r>
         <w:t>Version 15.4 (February 2026)</w:t>
       </w:r>
-      <w:bookmarkEnd w:id="117"/>
+      <w:bookmarkEnd w:id="123"/>
     </w:p>
     <w:p>
       <w:r>
@@ -14667,12 +15315,12 @@
       <w:pPr>
         <w:pStyle w:val="Heading2"/>
       </w:pPr>
-      <w:bookmarkStart w:id="118" w:name="_Toc223087123"/>
+      <w:bookmarkStart w:id="124" w:name="_Toc223097749"/>
       <w:r>
         <w:lastRenderedPageBreak/>
         <w:t>Version 15.2 (February 2026)</w:t>
       </w:r>
-      <w:bookmarkEnd w:id="118"/>
+      <w:bookmarkEnd w:id="124"/>
     </w:p>
     <w:p>
       <w:r>
@@ -14683,11 +15331,11 @@
       <w:pPr>
         <w:pStyle w:val="Heading2"/>
       </w:pPr>
-      <w:bookmarkStart w:id="119" w:name="_Toc223087124"/>
+      <w:bookmarkStart w:id="125" w:name="_Toc223097750"/>
       <w:r>
         <w:t>Version 15.1 (February 2026)</w:t>
       </w:r>
-      <w:bookmarkEnd w:id="119"/>
+      <w:bookmarkEnd w:id="125"/>
     </w:p>
     <w:p>
       <w:r>
@@ -14726,11 +15374,11 @@
       <w:pPr>
         <w:pStyle w:val="Heading2"/>
       </w:pPr>
-      <w:bookmarkStart w:id="120" w:name="_Toc223087125"/>
+      <w:bookmarkStart w:id="126" w:name="_Toc223097751"/>
       <w:r>
         <w:t>Version 15.0 (February 2026)</w:t>
       </w:r>
-      <w:bookmarkEnd w:id="120"/>
+      <w:bookmarkEnd w:id="126"/>
     </w:p>
     <w:p>
       <w:r>
@@ -14747,11 +15395,11 @@
       <w:pPr>
         <w:pStyle w:val="Heading1"/>
       </w:pPr>
-      <w:bookmarkStart w:id="121" w:name="_Toc223087126"/>
+      <w:bookmarkStart w:id="127" w:name="_Toc223097752"/>
       <w:r>
         <w:t>Contact &amp; Support</w:t>
       </w:r>
-      <w:bookmarkEnd w:id="121"/>
+      <w:bookmarkEnd w:id="127"/>
     </w:p>
     <w:p>
       <w:r>

--- a/Retirement_Calculator_User_Guide.docx
+++ b/Retirement_Calculator_User_Guide.docx
@@ -114,7 +114,23 @@
                                 <w:sz w:val="28"/>
                                 <w:szCs w:val="28"/>
                               </w:rPr>
-                              <w:t>Version 17.1 - March 2026</w:t>
+                              <w:t>Version 17.</w:t>
+                            </w:r>
+                            <w:r>
+                              <w:rPr>
+                                <w:color w:val="FFFFFF" w:themeColor="background1"/>
+                                <w:sz w:val="28"/>
+                                <w:szCs w:val="28"/>
+                              </w:rPr>
+                              <w:t>2</w:t>
+                            </w:r>
+                            <w:r>
+                              <w:rPr>
+                                <w:color w:val="FFFFFF" w:themeColor="background1"/>
+                                <w:sz w:val="28"/>
+                                <w:szCs w:val="28"/>
+                              </w:rPr>
+                              <w:t xml:space="preserve"> - March 2026</w:t>
                             </w:r>
                           </w:p>
                           <w:p/>
@@ -156,7 +172,23 @@
                           <w:sz w:val="28"/>
                           <w:szCs w:val="28"/>
                         </w:rPr>
-                        <w:t>Version 17.1 - March 2026</w:t>
+                        <w:t>Version 17.</w:t>
+                      </w:r>
+                      <w:r>
+                        <w:rPr>
+                          <w:color w:val="FFFFFF" w:themeColor="background1"/>
+                          <w:sz w:val="28"/>
+                          <w:szCs w:val="28"/>
+                        </w:rPr>
+                        <w:t>2</w:t>
+                      </w:r>
+                      <w:r>
+                        <w:rPr>
+                          <w:color w:val="FFFFFF" w:themeColor="background1"/>
+                          <w:sz w:val="28"/>
+                          <w:szCs w:val="28"/>
+                        </w:rPr>
+                        <w:t xml:space="preserve"> - March 2026</w:t>
                       </w:r>
                     </w:p>
                     <w:p/>
@@ -225,7 +257,7 @@
           <w:r>
             <w:fldChar w:fldCharType="separate"/>
           </w:r>
-          <w:hyperlink w:anchor="_Toc225087260" w:history="1">
+          <w:hyperlink w:anchor="_Toc225589372" w:history="1">
             <w:r>
               <w:rPr>
                 <w:rStyle w:val="Hyperlink"/>
@@ -252,7 +284,7 @@
                 <w:noProof/>
                 <w:webHidden/>
               </w:rPr>
-              <w:instrText xml:space="preserve"> PAGEREF _Toc225087260 \h </w:instrText>
+              <w:instrText xml:space="preserve"> PAGEREF _Toc225589372 \h </w:instrText>
             </w:r>
             <w:r>
               <w:rPr>
@@ -298,7 +330,7 @@
               <w14:ligatures w14:val="standardContextual"/>
             </w:rPr>
           </w:pPr>
-          <w:hyperlink w:anchor="_Toc225087261" w:history="1">
+          <w:hyperlink w:anchor="_Toc225589373" w:history="1">
             <w:r>
               <w:rPr>
                 <w:rStyle w:val="Hyperlink"/>
@@ -325,7 +357,7 @@
                 <w:noProof/>
                 <w:webHidden/>
               </w:rPr>
-              <w:instrText xml:space="preserve"> PAGEREF _Toc225087261 \h </w:instrText>
+              <w:instrText xml:space="preserve"> PAGEREF _Toc225589373 \h </w:instrText>
             </w:r>
             <w:r>
               <w:rPr>
@@ -371,7 +403,7 @@
               <w14:ligatures w14:val="standardContextual"/>
             </w:rPr>
           </w:pPr>
-          <w:hyperlink w:anchor="_Toc225087262" w:history="1">
+          <w:hyperlink w:anchor="_Toc225589374" w:history="1">
             <w:r>
               <w:rPr>
                 <w:rStyle w:val="Hyperlink"/>
@@ -398,7 +430,7 @@
                 <w:noProof/>
                 <w:webHidden/>
               </w:rPr>
-              <w:instrText xml:space="preserve"> PAGEREF _Toc225087262 \h </w:instrText>
+              <w:instrText xml:space="preserve"> PAGEREF _Toc225589374 \h </w:instrText>
             </w:r>
             <w:r>
               <w:rPr>
@@ -444,7 +476,7 @@
               <w14:ligatures w14:val="standardContextual"/>
             </w:rPr>
           </w:pPr>
-          <w:hyperlink w:anchor="_Toc225087263" w:history="1">
+          <w:hyperlink w:anchor="_Toc225589375" w:history="1">
             <w:r>
               <w:rPr>
                 <w:rStyle w:val="Hyperlink"/>
@@ -471,7 +503,7 @@
                 <w:noProof/>
                 <w:webHidden/>
               </w:rPr>
-              <w:instrText xml:space="preserve"> PAGEREF _Toc225087263 \h </w:instrText>
+              <w:instrText xml:space="preserve"> PAGEREF _Toc225589375 \h </w:instrText>
             </w:r>
             <w:r>
               <w:rPr>
@@ -517,7 +549,7 @@
               <w14:ligatures w14:val="standardContextual"/>
             </w:rPr>
           </w:pPr>
-          <w:hyperlink w:anchor="_Toc225087264" w:history="1">
+          <w:hyperlink w:anchor="_Toc225589376" w:history="1">
             <w:r>
               <w:rPr>
                 <w:rStyle w:val="Hyperlink"/>
@@ -544,7 +576,7 @@
                 <w:noProof/>
                 <w:webHidden/>
               </w:rPr>
-              <w:instrText xml:space="preserve"> PAGEREF _Toc225087264 \h </w:instrText>
+              <w:instrText xml:space="preserve"> PAGEREF _Toc225589376 \h </w:instrText>
             </w:r>
             <w:r>
               <w:rPr>
@@ -590,7 +622,7 @@
               <w14:ligatures w14:val="standardContextual"/>
             </w:rPr>
           </w:pPr>
-          <w:hyperlink w:anchor="_Toc225087265" w:history="1">
+          <w:hyperlink w:anchor="_Toc225589377" w:history="1">
             <w:r>
               <w:rPr>
                 <w:rStyle w:val="Hyperlink"/>
@@ -617,7 +649,7 @@
                 <w:noProof/>
                 <w:webHidden/>
               </w:rPr>
-              <w:instrText xml:space="preserve"> PAGEREF _Toc225087265 \h </w:instrText>
+              <w:instrText xml:space="preserve"> PAGEREF _Toc225589377 \h </w:instrText>
             </w:r>
             <w:r>
               <w:rPr>
@@ -663,7 +695,7 @@
               <w14:ligatures w14:val="standardContextual"/>
             </w:rPr>
           </w:pPr>
-          <w:hyperlink w:anchor="_Toc225087266" w:history="1">
+          <w:hyperlink w:anchor="_Toc225589378" w:history="1">
             <w:r>
               <w:rPr>
                 <w:rStyle w:val="Hyperlink"/>
@@ -690,7 +722,7 @@
                 <w:noProof/>
                 <w:webHidden/>
               </w:rPr>
-              <w:instrText xml:space="preserve"> PAGEREF _Toc225087266 \h </w:instrText>
+              <w:instrText xml:space="preserve"> PAGEREF _Toc225589378 \h </w:instrText>
             </w:r>
             <w:r>
               <w:rPr>
@@ -736,7 +768,7 @@
               <w14:ligatures w14:val="standardContextual"/>
             </w:rPr>
           </w:pPr>
-          <w:hyperlink w:anchor="_Toc225087267" w:history="1">
+          <w:hyperlink w:anchor="_Toc225589379" w:history="1">
             <w:r>
               <w:rPr>
                 <w:rStyle w:val="Hyperlink"/>
@@ -763,7 +795,7 @@
                 <w:noProof/>
                 <w:webHidden/>
               </w:rPr>
-              <w:instrText xml:space="preserve"> PAGEREF _Toc225087267 \h </w:instrText>
+              <w:instrText xml:space="preserve"> PAGEREF _Toc225589379 \h </w:instrText>
             </w:r>
             <w:r>
               <w:rPr>
@@ -809,7 +841,7 @@
               <w14:ligatures w14:val="standardContextual"/>
             </w:rPr>
           </w:pPr>
-          <w:hyperlink w:anchor="_Toc225087268" w:history="1">
+          <w:hyperlink w:anchor="_Toc225589380" w:history="1">
             <w:r>
               <w:rPr>
                 <w:rStyle w:val="Hyperlink"/>
@@ -836,7 +868,7 @@
                 <w:noProof/>
                 <w:webHidden/>
               </w:rPr>
-              <w:instrText xml:space="preserve"> PAGEREF _Toc225087268 \h </w:instrText>
+              <w:instrText xml:space="preserve"> PAGEREF _Toc225589380 \h </w:instrText>
             </w:r>
             <w:r>
               <w:rPr>
@@ -882,7 +914,7 @@
               <w14:ligatures w14:val="standardContextual"/>
             </w:rPr>
           </w:pPr>
-          <w:hyperlink w:anchor="_Toc225087269" w:history="1">
+          <w:hyperlink w:anchor="_Toc225589381" w:history="1">
             <w:r>
               <w:rPr>
                 <w:rStyle w:val="Hyperlink"/>
@@ -909,7 +941,7 @@
                 <w:noProof/>
                 <w:webHidden/>
               </w:rPr>
-              <w:instrText xml:space="preserve"> PAGEREF _Toc225087269 \h </w:instrText>
+              <w:instrText xml:space="preserve"> PAGEREF _Toc225589381 \h </w:instrText>
             </w:r>
             <w:r>
               <w:rPr>
@@ -955,7 +987,7 @@
               <w14:ligatures w14:val="standardContextual"/>
             </w:rPr>
           </w:pPr>
-          <w:hyperlink w:anchor="_Toc225087270" w:history="1">
+          <w:hyperlink w:anchor="_Toc225589382" w:history="1">
             <w:r>
               <w:rPr>
                 <w:rStyle w:val="Hyperlink"/>
@@ -982,7 +1014,7 @@
                 <w:noProof/>
                 <w:webHidden/>
               </w:rPr>
-              <w:instrText xml:space="preserve"> PAGEREF _Toc225087270 \h </w:instrText>
+              <w:instrText xml:space="preserve"> PAGEREF _Toc225589382 \h </w:instrText>
             </w:r>
             <w:r>
               <w:rPr>
@@ -1028,7 +1060,7 @@
               <w14:ligatures w14:val="standardContextual"/>
             </w:rPr>
           </w:pPr>
-          <w:hyperlink w:anchor="_Toc225087271" w:history="1">
+          <w:hyperlink w:anchor="_Toc225589383" w:history="1">
             <w:r>
               <w:rPr>
                 <w:rStyle w:val="Hyperlink"/>
@@ -1055,7 +1087,7 @@
                 <w:noProof/>
                 <w:webHidden/>
               </w:rPr>
-              <w:instrText xml:space="preserve"> PAGEREF _Toc225087271 \h </w:instrText>
+              <w:instrText xml:space="preserve"> PAGEREF _Toc225589383 \h </w:instrText>
             </w:r>
             <w:r>
               <w:rPr>
@@ -1101,7 +1133,7 @@
               <w14:ligatures w14:val="standardContextual"/>
             </w:rPr>
           </w:pPr>
-          <w:hyperlink w:anchor="_Toc225087272" w:history="1">
+          <w:hyperlink w:anchor="_Toc225589384" w:history="1">
             <w:r>
               <w:rPr>
                 <w:rStyle w:val="Hyperlink"/>
@@ -1128,7 +1160,7 @@
                 <w:noProof/>
                 <w:webHidden/>
               </w:rPr>
-              <w:instrText xml:space="preserve"> PAGEREF _Toc225087272 \h </w:instrText>
+              <w:instrText xml:space="preserve"> PAGEREF _Toc225589384 \h </w:instrText>
             </w:r>
             <w:r>
               <w:rPr>
@@ -1174,7 +1206,7 @@
               <w14:ligatures w14:val="standardContextual"/>
             </w:rPr>
           </w:pPr>
-          <w:hyperlink w:anchor="_Toc225087273" w:history="1">
+          <w:hyperlink w:anchor="_Toc225589385" w:history="1">
             <w:r>
               <w:rPr>
                 <w:rStyle w:val="Hyperlink"/>
@@ -1201,7 +1233,7 @@
                 <w:noProof/>
                 <w:webHidden/>
               </w:rPr>
-              <w:instrText xml:space="preserve"> PAGEREF _Toc225087273 \h </w:instrText>
+              <w:instrText xml:space="preserve"> PAGEREF _Toc225589385 \h </w:instrText>
             </w:r>
             <w:r>
               <w:rPr>
@@ -1247,7 +1279,7 @@
               <w14:ligatures w14:val="standardContextual"/>
             </w:rPr>
           </w:pPr>
-          <w:hyperlink w:anchor="_Toc225087274" w:history="1">
+          <w:hyperlink w:anchor="_Toc225589386" w:history="1">
             <w:r>
               <w:rPr>
                 <w:rStyle w:val="Hyperlink"/>
@@ -1274,7 +1306,7 @@
                 <w:noProof/>
                 <w:webHidden/>
               </w:rPr>
-              <w:instrText xml:space="preserve"> PAGEREF _Toc225087274 \h </w:instrText>
+              <w:instrText xml:space="preserve"> PAGEREF _Toc225589386 \h </w:instrText>
             </w:r>
             <w:r>
               <w:rPr>
@@ -1320,7 +1352,7 @@
               <w14:ligatures w14:val="standardContextual"/>
             </w:rPr>
           </w:pPr>
-          <w:hyperlink w:anchor="_Toc225087275" w:history="1">
+          <w:hyperlink w:anchor="_Toc225589387" w:history="1">
             <w:r>
               <w:rPr>
                 <w:rStyle w:val="Hyperlink"/>
@@ -1347,7 +1379,7 @@
                 <w:noProof/>
                 <w:webHidden/>
               </w:rPr>
-              <w:instrText xml:space="preserve"> PAGEREF _Toc225087275 \h </w:instrText>
+              <w:instrText xml:space="preserve"> PAGEREF _Toc225589387 \h </w:instrText>
             </w:r>
             <w:r>
               <w:rPr>
@@ -1393,7 +1425,7 @@
               <w14:ligatures w14:val="standardContextual"/>
             </w:rPr>
           </w:pPr>
-          <w:hyperlink w:anchor="_Toc225087276" w:history="1">
+          <w:hyperlink w:anchor="_Toc225589388" w:history="1">
             <w:r>
               <w:rPr>
                 <w:rStyle w:val="Hyperlink"/>
@@ -1420,7 +1452,7 @@
                 <w:noProof/>
                 <w:webHidden/>
               </w:rPr>
-              <w:instrText xml:space="preserve"> PAGEREF _Toc225087276 \h </w:instrText>
+              <w:instrText xml:space="preserve"> PAGEREF _Toc225589388 \h </w:instrText>
             </w:r>
             <w:r>
               <w:rPr>
@@ -1466,7 +1498,7 @@
               <w14:ligatures w14:val="standardContextual"/>
             </w:rPr>
           </w:pPr>
-          <w:hyperlink w:anchor="_Toc225087277" w:history="1">
+          <w:hyperlink w:anchor="_Toc225589389" w:history="1">
             <w:r>
               <w:rPr>
                 <w:rStyle w:val="Hyperlink"/>
@@ -1493,7 +1525,7 @@
                 <w:noProof/>
                 <w:webHidden/>
               </w:rPr>
-              <w:instrText xml:space="preserve"> PAGEREF _Toc225087277 \h </w:instrText>
+              <w:instrText xml:space="preserve"> PAGEREF _Toc225589389 \h </w:instrText>
             </w:r>
             <w:r>
               <w:rPr>
@@ -1539,7 +1571,7 @@
               <w14:ligatures w14:val="standardContextual"/>
             </w:rPr>
           </w:pPr>
-          <w:hyperlink w:anchor="_Toc225087278" w:history="1">
+          <w:hyperlink w:anchor="_Toc225589390" w:history="1">
             <w:r>
               <w:rPr>
                 <w:rStyle w:val="Hyperlink"/>
@@ -1566,7 +1598,7 @@
                 <w:noProof/>
                 <w:webHidden/>
               </w:rPr>
-              <w:instrText xml:space="preserve"> PAGEREF _Toc225087278 \h </w:instrText>
+              <w:instrText xml:space="preserve"> PAGEREF _Toc225589390 \h </w:instrText>
             </w:r>
             <w:r>
               <w:rPr>
@@ -1612,7 +1644,7 @@
               <w14:ligatures w14:val="standardContextual"/>
             </w:rPr>
           </w:pPr>
-          <w:hyperlink w:anchor="_Toc225087279" w:history="1">
+          <w:hyperlink w:anchor="_Toc225589391" w:history="1">
             <w:r>
               <w:rPr>
                 <w:rStyle w:val="Hyperlink"/>
@@ -1639,7 +1671,7 @@
                 <w:noProof/>
                 <w:webHidden/>
               </w:rPr>
-              <w:instrText xml:space="preserve"> PAGEREF _Toc225087279 \h </w:instrText>
+              <w:instrText xml:space="preserve"> PAGEREF _Toc225589391 \h </w:instrText>
             </w:r>
             <w:r>
               <w:rPr>
@@ -1685,7 +1717,7 @@
               <w14:ligatures w14:val="standardContextual"/>
             </w:rPr>
           </w:pPr>
-          <w:hyperlink w:anchor="_Toc225087280" w:history="1">
+          <w:hyperlink w:anchor="_Toc225589392" w:history="1">
             <w:r>
               <w:rPr>
                 <w:rStyle w:val="Hyperlink"/>
@@ -1712,7 +1744,7 @@
                 <w:noProof/>
                 <w:webHidden/>
               </w:rPr>
-              <w:instrText xml:space="preserve"> PAGEREF _Toc225087280 \h </w:instrText>
+              <w:instrText xml:space="preserve"> PAGEREF _Toc225589392 \h </w:instrText>
             </w:r>
             <w:r>
               <w:rPr>
@@ -1758,7 +1790,7 @@
               <w14:ligatures w14:val="standardContextual"/>
             </w:rPr>
           </w:pPr>
-          <w:hyperlink w:anchor="_Toc225087281" w:history="1">
+          <w:hyperlink w:anchor="_Toc225589393" w:history="1">
             <w:r>
               <w:rPr>
                 <w:rStyle w:val="Hyperlink"/>
@@ -1785,7 +1817,7 @@
                 <w:noProof/>
                 <w:webHidden/>
               </w:rPr>
-              <w:instrText xml:space="preserve"> PAGEREF _Toc225087281 \h </w:instrText>
+              <w:instrText xml:space="preserve"> PAGEREF _Toc225589393 \h </w:instrText>
             </w:r>
             <w:r>
               <w:rPr>
@@ -1831,7 +1863,7 @@
               <w14:ligatures w14:val="standardContextual"/>
             </w:rPr>
           </w:pPr>
-          <w:hyperlink w:anchor="_Toc225087282" w:history="1">
+          <w:hyperlink w:anchor="_Toc225589394" w:history="1">
             <w:r>
               <w:rPr>
                 <w:rStyle w:val="Hyperlink"/>
@@ -1858,7 +1890,7 @@
                 <w:noProof/>
                 <w:webHidden/>
               </w:rPr>
-              <w:instrText xml:space="preserve"> PAGEREF _Toc225087282 \h </w:instrText>
+              <w:instrText xml:space="preserve"> PAGEREF _Toc225589394 \h </w:instrText>
             </w:r>
             <w:r>
               <w:rPr>
@@ -1904,7 +1936,7 @@
               <w14:ligatures w14:val="standardContextual"/>
             </w:rPr>
           </w:pPr>
-          <w:hyperlink w:anchor="_Toc225087283" w:history="1">
+          <w:hyperlink w:anchor="_Toc225589395" w:history="1">
             <w:r>
               <w:rPr>
                 <w:rStyle w:val="Hyperlink"/>
@@ -1931,7 +1963,7 @@
                 <w:noProof/>
                 <w:webHidden/>
               </w:rPr>
-              <w:instrText xml:space="preserve"> PAGEREF _Toc225087283 \h </w:instrText>
+              <w:instrText xml:space="preserve"> PAGEREF _Toc225589395 \h </w:instrText>
             </w:r>
             <w:r>
               <w:rPr>
@@ -1977,7 +2009,7 @@
               <w14:ligatures w14:val="standardContextual"/>
             </w:rPr>
           </w:pPr>
-          <w:hyperlink w:anchor="_Toc225087284" w:history="1">
+          <w:hyperlink w:anchor="_Toc225589396" w:history="1">
             <w:r>
               <w:rPr>
                 <w:rStyle w:val="Hyperlink"/>
@@ -2004,7 +2036,7 @@
                 <w:noProof/>
                 <w:webHidden/>
               </w:rPr>
-              <w:instrText xml:space="preserve"> PAGEREF _Toc225087284 \h </w:instrText>
+              <w:instrText xml:space="preserve"> PAGEREF _Toc225589396 \h </w:instrText>
             </w:r>
             <w:r>
               <w:rPr>
@@ -2050,7 +2082,7 @@
               <w14:ligatures w14:val="standardContextual"/>
             </w:rPr>
           </w:pPr>
-          <w:hyperlink w:anchor="_Toc225087285" w:history="1">
+          <w:hyperlink w:anchor="_Toc225589397" w:history="1">
             <w:r>
               <w:rPr>
                 <w:rStyle w:val="Hyperlink"/>
@@ -2077,7 +2109,7 @@
                 <w:noProof/>
                 <w:webHidden/>
               </w:rPr>
-              <w:instrText xml:space="preserve"> PAGEREF _Toc225087285 \h </w:instrText>
+              <w:instrText xml:space="preserve"> PAGEREF _Toc225589397 \h </w:instrText>
             </w:r>
             <w:r>
               <w:rPr>
@@ -2123,7 +2155,7 @@
               <w14:ligatures w14:val="standardContextual"/>
             </w:rPr>
           </w:pPr>
-          <w:hyperlink w:anchor="_Toc225087286" w:history="1">
+          <w:hyperlink w:anchor="_Toc225589398" w:history="1">
             <w:r>
               <w:rPr>
                 <w:rStyle w:val="Hyperlink"/>
@@ -2150,7 +2182,7 @@
                 <w:noProof/>
                 <w:webHidden/>
               </w:rPr>
-              <w:instrText xml:space="preserve"> PAGEREF _Toc225087286 \h </w:instrText>
+              <w:instrText xml:space="preserve"> PAGEREF _Toc225589398 \h </w:instrText>
             </w:r>
             <w:r>
               <w:rPr>
@@ -2196,13 +2228,13 @@
               <w14:ligatures w14:val="standardContextual"/>
             </w:rPr>
           </w:pPr>
-          <w:hyperlink w:anchor="_Toc225087287" w:history="1">
+          <w:hyperlink w:anchor="_Toc225589399" w:history="1">
             <w:r>
               <w:rPr>
                 <w:rStyle w:val="Hyperlink"/>
                 <w:noProof/>
               </w:rPr>
-              <w:t>Spending Patterns (see 3.4 Withdrawal Strategy)</w:t>
+              <w:t>Find Sustainable Spending</w:t>
             </w:r>
             <w:r>
               <w:rPr>
@@ -2223,7 +2255,7 @@
                 <w:noProof/>
                 <w:webHidden/>
               </w:rPr>
-              <w:instrText xml:space="preserve"> PAGEREF _Toc225087287 \h </w:instrText>
+              <w:instrText xml:space="preserve"> PAGEREF _Toc225589399 \h </w:instrText>
             </w:r>
             <w:r>
               <w:rPr>
@@ -2269,12 +2301,85 @@
               <w14:ligatures w14:val="standardContextual"/>
             </w:rPr>
           </w:pPr>
-          <w:hyperlink w:anchor="_Toc225087288" w:history="1">
+          <w:hyperlink w:anchor="_Toc225589400" w:history="1">
             <w:r>
               <w:rPr>
                 <w:rStyle w:val="Hyperlink"/>
                 <w:noProof/>
               </w:rPr>
+              <w:t>Spending Patterns (see 3.4 Withdrawal Strategy)</w:t>
+            </w:r>
+            <w:r>
+              <w:rPr>
+                <w:noProof/>
+                <w:webHidden/>
+              </w:rPr>
+              <w:tab/>
+            </w:r>
+            <w:r>
+              <w:rPr>
+                <w:noProof/>
+                <w:webHidden/>
+              </w:rPr>
+              <w:fldChar w:fldCharType="begin"/>
+            </w:r>
+            <w:r>
+              <w:rPr>
+                <w:noProof/>
+                <w:webHidden/>
+              </w:rPr>
+              <w:instrText xml:space="preserve"> PAGEREF _Toc225589400 \h </w:instrText>
+            </w:r>
+            <w:r>
+              <w:rPr>
+                <w:noProof/>
+                <w:webHidden/>
+              </w:rPr>
+            </w:r>
+            <w:r>
+              <w:rPr>
+                <w:noProof/>
+                <w:webHidden/>
+              </w:rPr>
+              <w:fldChar w:fldCharType="separate"/>
+            </w:r>
+            <w:r>
+              <w:rPr>
+                <w:noProof/>
+                <w:webHidden/>
+              </w:rPr>
+              <w:t>15</w:t>
+            </w:r>
+            <w:r>
+              <w:rPr>
+                <w:noProof/>
+                <w:webHidden/>
+              </w:rPr>
+              <w:fldChar w:fldCharType="end"/>
+            </w:r>
+          </w:hyperlink>
+        </w:p>
+        <w:p>
+          <w:pPr>
+            <w:pStyle w:val="TOC3"/>
+            <w:tabs>
+              <w:tab w:val="right" w:leader="dot" w:pos="9350"/>
+            </w:tabs>
+            <w:rPr>
+              <w:noProof/>
+              <w:kern w:val="2"/>
+              <w:sz w:val="24"/>
+              <w:szCs w:val="24"/>
+              <w:lang w:val="en-AU" w:eastAsia="en-AU"/>
+              <w14:ligatures w14:val="standardContextual"/>
+            </w:rPr>
+          </w:pPr>
+          <w:hyperlink w:anchor="_Toc225589401" w:history="1">
+            <w:r>
+              <w:rPr>
+                <w:rStyle w:val="Hyperlink"/>
+                <w:noProof/>
+              </w:rPr>
               <w:t>Splurge Spending</w:t>
             </w:r>
             <w:r>
@@ -2296,7 +2401,7 @@
                 <w:noProof/>
                 <w:webHidden/>
               </w:rPr>
-              <w:instrText xml:space="preserve"> PAGEREF _Toc225087288 \h </w:instrText>
+              <w:instrText xml:space="preserve"> PAGEREF _Toc225589401 \h </w:instrText>
             </w:r>
             <w:r>
               <w:rPr>
@@ -2316,7 +2421,7 @@
                 <w:noProof/>
                 <w:webHidden/>
               </w:rPr>
-              <w:t>14</w:t>
+              <w:t>15</w:t>
             </w:r>
             <w:r>
               <w:rPr>
@@ -2342,7 +2447,7 @@
               <w14:ligatures w14:val="standardContextual"/>
             </w:rPr>
           </w:pPr>
-          <w:hyperlink w:anchor="_Toc225087289" w:history="1">
+          <w:hyperlink w:anchor="_Toc225589402" w:history="1">
             <w:r>
               <w:rPr>
                 <w:rStyle w:val="Hyperlink"/>
@@ -2369,7 +2474,7 @@
                 <w:noProof/>
                 <w:webHidden/>
               </w:rPr>
-              <w:instrText xml:space="preserve"> PAGEREF _Toc225087289 \h </w:instrText>
+              <w:instrText xml:space="preserve"> PAGEREF _Toc225589402 \h </w:instrText>
             </w:r>
             <w:r>
               <w:rPr>
@@ -2389,7 +2494,7 @@
                 <w:noProof/>
                 <w:webHidden/>
               </w:rPr>
-              <w:t>14</w:t>
+              <w:t>15</w:t>
             </w:r>
             <w:r>
               <w:rPr>
@@ -2415,7 +2520,7 @@
               <w14:ligatures w14:val="standardContextual"/>
             </w:rPr>
           </w:pPr>
-          <w:hyperlink w:anchor="_Toc225087290" w:history="1">
+          <w:hyperlink w:anchor="_Toc225589403" w:history="1">
             <w:r>
               <w:rPr>
                 <w:rStyle w:val="Hyperlink"/>
@@ -2442,7 +2547,7 @@
                 <w:noProof/>
                 <w:webHidden/>
               </w:rPr>
-              <w:instrText xml:space="preserve"> PAGEREF _Toc225087290 \h </w:instrText>
+              <w:instrText xml:space="preserve"> PAGEREF _Toc225589403 \h </w:instrText>
             </w:r>
             <w:r>
               <w:rPr>
@@ -2462,7 +2567,7 @@
                 <w:noProof/>
                 <w:webHidden/>
               </w:rPr>
-              <w:t>14</w:t>
+              <w:t>15</w:t>
             </w:r>
             <w:r>
               <w:rPr>
@@ -2488,7 +2593,7 @@
               <w14:ligatures w14:val="standardContextual"/>
             </w:rPr>
           </w:pPr>
-          <w:hyperlink w:anchor="_Toc225087291" w:history="1">
+          <w:hyperlink w:anchor="_Toc225589404" w:history="1">
             <w:r>
               <w:rPr>
                 <w:rStyle w:val="Hyperlink"/>
@@ -2515,7 +2620,7 @@
                 <w:noProof/>
                 <w:webHidden/>
               </w:rPr>
-              <w:instrText xml:space="preserve"> PAGEREF _Toc225087291 \h </w:instrText>
+              <w:instrText xml:space="preserve"> PAGEREF _Toc225589404 \h </w:instrText>
             </w:r>
             <w:r>
               <w:rPr>
@@ -2561,7 +2666,7 @@
               <w14:ligatures w14:val="standardContextual"/>
             </w:rPr>
           </w:pPr>
-          <w:hyperlink w:anchor="_Toc225087292" w:history="1">
+          <w:hyperlink w:anchor="_Toc225589405" w:history="1">
             <w:r>
               <w:rPr>
                 <w:rStyle w:val="Hyperlink"/>
@@ -2588,7 +2693,7 @@
                 <w:noProof/>
                 <w:webHidden/>
               </w:rPr>
-              <w:instrText xml:space="preserve"> PAGEREF _Toc225087292 \h </w:instrText>
+              <w:instrText xml:space="preserve"> PAGEREF _Toc225589405 \h </w:instrText>
             </w:r>
             <w:r>
               <w:rPr>
@@ -2608,7 +2713,7 @@
                 <w:noProof/>
                 <w:webHidden/>
               </w:rPr>
-              <w:t>15</w:t>
+              <w:t>16</w:t>
             </w:r>
             <w:r>
               <w:rPr>
@@ -2634,7 +2739,7 @@
               <w14:ligatures w14:val="standardContextual"/>
             </w:rPr>
           </w:pPr>
-          <w:hyperlink w:anchor="_Toc225087293" w:history="1">
+          <w:hyperlink w:anchor="_Toc225589406" w:history="1">
             <w:r>
               <w:rPr>
                 <w:rStyle w:val="Hyperlink"/>
@@ -2661,7 +2766,7 @@
                 <w:noProof/>
                 <w:webHidden/>
               </w:rPr>
-              <w:instrText xml:space="preserve"> PAGEREF _Toc225087293 \h </w:instrText>
+              <w:instrText xml:space="preserve"> PAGEREF _Toc225589406 \h </w:instrText>
             </w:r>
             <w:r>
               <w:rPr>
@@ -2681,7 +2786,7 @@
                 <w:noProof/>
                 <w:webHidden/>
               </w:rPr>
-              <w:t>15</w:t>
+              <w:t>16</w:t>
             </w:r>
             <w:r>
               <w:rPr>
@@ -2707,7 +2812,7 @@
               <w14:ligatures w14:val="standardContextual"/>
             </w:rPr>
           </w:pPr>
-          <w:hyperlink w:anchor="_Toc225087294" w:history="1">
+          <w:hyperlink w:anchor="_Toc225589407" w:history="1">
             <w:r>
               <w:rPr>
                 <w:rStyle w:val="Hyperlink"/>
@@ -2734,7 +2839,7 @@
                 <w:noProof/>
                 <w:webHidden/>
               </w:rPr>
-              <w:instrText xml:space="preserve"> PAGEREF _Toc225087294 \h </w:instrText>
+              <w:instrText xml:space="preserve"> PAGEREF _Toc225589407 \h </w:instrText>
             </w:r>
             <w:r>
               <w:rPr>
@@ -2754,7 +2859,7 @@
                 <w:noProof/>
                 <w:webHidden/>
               </w:rPr>
-              <w:t>15</w:t>
+              <w:t>16</w:t>
             </w:r>
             <w:r>
               <w:rPr>
@@ -2780,7 +2885,7 @@
               <w14:ligatures w14:val="standardContextual"/>
             </w:rPr>
           </w:pPr>
-          <w:hyperlink w:anchor="_Toc225087295" w:history="1">
+          <w:hyperlink w:anchor="_Toc225589408" w:history="1">
             <w:r>
               <w:rPr>
                 <w:rStyle w:val="Hyperlink"/>
@@ -2807,7 +2912,7 @@
                 <w:noProof/>
                 <w:webHidden/>
               </w:rPr>
-              <w:instrText xml:space="preserve"> PAGEREF _Toc225087295 \h </w:instrText>
+              <w:instrText xml:space="preserve"> PAGEREF _Toc225589408 \h </w:instrText>
             </w:r>
             <w:r>
               <w:rPr>
@@ -2827,7 +2932,7 @@
                 <w:noProof/>
                 <w:webHidden/>
               </w:rPr>
-              <w:t>16</w:t>
+              <w:t>17</w:t>
             </w:r>
             <w:r>
               <w:rPr>
@@ -2853,7 +2958,7 @@
               <w14:ligatures w14:val="standardContextual"/>
             </w:rPr>
           </w:pPr>
-          <w:hyperlink w:anchor="_Toc225087296" w:history="1">
+          <w:hyperlink w:anchor="_Toc225589409" w:history="1">
             <w:r>
               <w:rPr>
                 <w:rStyle w:val="Hyperlink"/>
@@ -2880,7 +2985,7 @@
                 <w:noProof/>
                 <w:webHidden/>
               </w:rPr>
-              <w:instrText xml:space="preserve"> PAGEREF _Toc225087296 \h </w:instrText>
+              <w:instrText xml:space="preserve"> PAGEREF _Toc225589409 \h </w:instrText>
             </w:r>
             <w:r>
               <w:rPr>
@@ -2926,7 +3031,7 @@
               <w14:ligatures w14:val="standardContextual"/>
             </w:rPr>
           </w:pPr>
-          <w:hyperlink w:anchor="_Toc225087297" w:history="1">
+          <w:hyperlink w:anchor="_Toc225589410" w:history="1">
             <w:r>
               <w:rPr>
                 <w:rStyle w:val="Hyperlink"/>
@@ -2953,7 +3058,7 @@
                 <w:noProof/>
                 <w:webHidden/>
               </w:rPr>
-              <w:instrText xml:space="preserve"> PAGEREF _Toc225087297 \h </w:instrText>
+              <w:instrText xml:space="preserve"> PAGEREF _Toc225589410 \h </w:instrText>
             </w:r>
             <w:r>
               <w:rPr>
@@ -2973,7 +3078,7 @@
                 <w:noProof/>
                 <w:webHidden/>
               </w:rPr>
-              <w:t>17</w:t>
+              <w:t>18</w:t>
             </w:r>
             <w:r>
               <w:rPr>
@@ -2999,7 +3104,7 @@
               <w14:ligatures w14:val="standardContextual"/>
             </w:rPr>
           </w:pPr>
-          <w:hyperlink w:anchor="_Toc225087298" w:history="1">
+          <w:hyperlink w:anchor="_Toc225589411" w:history="1">
             <w:r>
               <w:rPr>
                 <w:rStyle w:val="Hyperlink"/>
@@ -3026,7 +3131,7 @@
                 <w:noProof/>
                 <w:webHidden/>
               </w:rPr>
-              <w:instrText xml:space="preserve"> PAGEREF _Toc225087298 \h </w:instrText>
+              <w:instrText xml:space="preserve"> PAGEREF _Toc225589411 \h </w:instrText>
             </w:r>
             <w:r>
               <w:rPr>
@@ -3046,7 +3151,7 @@
                 <w:noProof/>
                 <w:webHidden/>
               </w:rPr>
-              <w:t>18</w:t>
+              <w:t>19</w:t>
             </w:r>
             <w:r>
               <w:rPr>
@@ -3072,7 +3177,7 @@
               <w14:ligatures w14:val="standardContextual"/>
             </w:rPr>
           </w:pPr>
-          <w:hyperlink w:anchor="_Toc225087299" w:history="1">
+          <w:hyperlink w:anchor="_Toc225589412" w:history="1">
             <w:r>
               <w:rPr>
                 <w:rStyle w:val="Hyperlink"/>
@@ -3099,7 +3204,7 @@
                 <w:noProof/>
                 <w:webHidden/>
               </w:rPr>
-              <w:instrText xml:space="preserve"> PAGEREF _Toc225087299 \h </w:instrText>
+              <w:instrText xml:space="preserve"> PAGEREF _Toc225589412 \h </w:instrText>
             </w:r>
             <w:r>
               <w:rPr>
@@ -3119,7 +3224,7 @@
                 <w:noProof/>
                 <w:webHidden/>
               </w:rPr>
-              <w:t>18</w:t>
+              <w:t>19</w:t>
             </w:r>
             <w:r>
               <w:rPr>
@@ -3145,7 +3250,7 @@
               <w14:ligatures w14:val="standardContextual"/>
             </w:rPr>
           </w:pPr>
-          <w:hyperlink w:anchor="_Toc225087300" w:history="1">
+          <w:hyperlink w:anchor="_Toc225589413" w:history="1">
             <w:r>
               <w:rPr>
                 <w:rStyle w:val="Hyperlink"/>
@@ -3172,7 +3277,7 @@
                 <w:noProof/>
                 <w:webHidden/>
               </w:rPr>
-              <w:instrText xml:space="preserve"> PAGEREF _Toc225087300 \h </w:instrText>
+              <w:instrText xml:space="preserve"> PAGEREF _Toc225589413 \h </w:instrText>
             </w:r>
             <w:r>
               <w:rPr>
@@ -3192,7 +3297,7 @@
                 <w:noProof/>
                 <w:webHidden/>
               </w:rPr>
-              <w:t>19</w:t>
+              <w:t>20</w:t>
             </w:r>
             <w:r>
               <w:rPr>
@@ -3218,7 +3323,7 @@
               <w14:ligatures w14:val="standardContextual"/>
             </w:rPr>
           </w:pPr>
-          <w:hyperlink w:anchor="_Toc225087301" w:history="1">
+          <w:hyperlink w:anchor="_Toc225589414" w:history="1">
             <w:r>
               <w:rPr>
                 <w:rStyle w:val="Hyperlink"/>
@@ -3245,7 +3350,7 @@
                 <w:noProof/>
                 <w:webHidden/>
               </w:rPr>
-              <w:instrText xml:space="preserve"> PAGEREF _Toc225087301 \h </w:instrText>
+              <w:instrText xml:space="preserve"> PAGEREF _Toc225589414 \h </w:instrText>
             </w:r>
             <w:r>
               <w:rPr>
@@ -3265,7 +3370,7 @@
                 <w:noProof/>
                 <w:webHidden/>
               </w:rPr>
-              <w:t>19</w:t>
+              <w:t>20</w:t>
             </w:r>
             <w:r>
               <w:rPr>
@@ -3291,7 +3396,7 @@
               <w14:ligatures w14:val="standardContextual"/>
             </w:rPr>
           </w:pPr>
-          <w:hyperlink w:anchor="_Toc225087302" w:history="1">
+          <w:hyperlink w:anchor="_Toc225589415" w:history="1">
             <w:r>
               <w:rPr>
                 <w:rStyle w:val="Hyperlink"/>
@@ -3318,7 +3423,7 @@
                 <w:noProof/>
                 <w:webHidden/>
               </w:rPr>
-              <w:instrText xml:space="preserve"> PAGEREF _Toc225087302 \h </w:instrText>
+              <w:instrText xml:space="preserve"> PAGEREF _Toc225589415 \h </w:instrText>
             </w:r>
             <w:r>
               <w:rPr>
@@ -3338,7 +3443,7 @@
                 <w:noProof/>
                 <w:webHidden/>
               </w:rPr>
-              <w:t>20</w:t>
+              <w:t>21</w:t>
             </w:r>
             <w:r>
               <w:rPr>
@@ -3364,7 +3469,7 @@
               <w14:ligatures w14:val="standardContextual"/>
             </w:rPr>
           </w:pPr>
-          <w:hyperlink w:anchor="_Toc225087303" w:history="1">
+          <w:hyperlink w:anchor="_Toc225589416" w:history="1">
             <w:r>
               <w:rPr>
                 <w:rStyle w:val="Hyperlink"/>
@@ -3391,7 +3496,7 @@
                 <w:noProof/>
                 <w:webHidden/>
               </w:rPr>
-              <w:instrText xml:space="preserve"> PAGEREF _Toc225087303 \h </w:instrText>
+              <w:instrText xml:space="preserve"> PAGEREF _Toc225589416 \h </w:instrText>
             </w:r>
             <w:r>
               <w:rPr>
@@ -3411,7 +3516,7 @@
                 <w:noProof/>
                 <w:webHidden/>
               </w:rPr>
-              <w:t>21</w:t>
+              <w:t>22</w:t>
             </w:r>
             <w:r>
               <w:rPr>
@@ -3437,7 +3542,7 @@
               <w14:ligatures w14:val="standardContextual"/>
             </w:rPr>
           </w:pPr>
-          <w:hyperlink w:anchor="_Toc225087304" w:history="1">
+          <w:hyperlink w:anchor="_Toc225589417" w:history="1">
             <w:r>
               <w:rPr>
                 <w:rStyle w:val="Hyperlink"/>
@@ -3464,7 +3569,7 @@
                 <w:noProof/>
                 <w:webHidden/>
               </w:rPr>
-              <w:instrText xml:space="preserve"> PAGEREF _Toc225087304 \h </w:instrText>
+              <w:instrText xml:space="preserve"> PAGEREF _Toc225589417 \h </w:instrText>
             </w:r>
             <w:r>
               <w:rPr>
@@ -3484,7 +3589,7 @@
                 <w:noProof/>
                 <w:webHidden/>
               </w:rPr>
-              <w:t>21</w:t>
+              <w:t>22</w:t>
             </w:r>
             <w:r>
               <w:rPr>
@@ -3510,7 +3615,7 @@
               <w14:ligatures w14:val="standardContextual"/>
             </w:rPr>
           </w:pPr>
-          <w:hyperlink w:anchor="_Toc225087305" w:history="1">
+          <w:hyperlink w:anchor="_Toc225589418" w:history="1">
             <w:r>
               <w:rPr>
                 <w:rStyle w:val="Hyperlink"/>
@@ -3537,7 +3642,7 @@
                 <w:noProof/>
                 <w:webHidden/>
               </w:rPr>
-              <w:instrText xml:space="preserve"> PAGEREF _Toc225087305 \h </w:instrText>
+              <w:instrText xml:space="preserve"> PAGEREF _Toc225589418 \h </w:instrText>
             </w:r>
             <w:r>
               <w:rPr>
@@ -3557,7 +3662,7 @@
                 <w:noProof/>
                 <w:webHidden/>
               </w:rPr>
-              <w:t>21</w:t>
+              <w:t>22</w:t>
             </w:r>
             <w:r>
               <w:rPr>
@@ -3583,7 +3688,7 @@
               <w14:ligatures w14:val="standardContextual"/>
             </w:rPr>
           </w:pPr>
-          <w:hyperlink w:anchor="_Toc225087306" w:history="1">
+          <w:hyperlink w:anchor="_Toc225589419" w:history="1">
             <w:r>
               <w:rPr>
                 <w:rStyle w:val="Hyperlink"/>
@@ -3610,7 +3715,7 @@
                 <w:noProof/>
                 <w:webHidden/>
               </w:rPr>
-              <w:instrText xml:space="preserve"> PAGEREF _Toc225087306 \h </w:instrText>
+              <w:instrText xml:space="preserve"> PAGEREF _Toc225589419 \h </w:instrText>
             </w:r>
             <w:r>
               <w:rPr>
@@ -3630,7 +3735,7 @@
                 <w:noProof/>
                 <w:webHidden/>
               </w:rPr>
-              <w:t>22</w:t>
+              <w:t>23</w:t>
             </w:r>
             <w:r>
               <w:rPr>
@@ -3656,7 +3761,7 @@
               <w14:ligatures w14:val="standardContextual"/>
             </w:rPr>
           </w:pPr>
-          <w:hyperlink w:anchor="_Toc225087307" w:history="1">
+          <w:hyperlink w:anchor="_Toc225589420" w:history="1">
             <w:r>
               <w:rPr>
                 <w:rStyle w:val="Hyperlink"/>
@@ -3683,7 +3788,7 @@
                 <w:noProof/>
                 <w:webHidden/>
               </w:rPr>
-              <w:instrText xml:space="preserve"> PAGEREF _Toc225087307 \h </w:instrText>
+              <w:instrText xml:space="preserve"> PAGEREF _Toc225589420 \h </w:instrText>
             </w:r>
             <w:r>
               <w:rPr>
@@ -3703,7 +3808,7 @@
                 <w:noProof/>
                 <w:webHidden/>
               </w:rPr>
-              <w:t>24</w:t>
+              <w:t>25</w:t>
             </w:r>
             <w:r>
               <w:rPr>
@@ -3729,7 +3834,7 @@
               <w14:ligatures w14:val="standardContextual"/>
             </w:rPr>
           </w:pPr>
-          <w:hyperlink w:anchor="_Toc225087308" w:history="1">
+          <w:hyperlink w:anchor="_Toc225589421" w:history="1">
             <w:r>
               <w:rPr>
                 <w:rStyle w:val="Hyperlink"/>
@@ -3756,7 +3861,7 @@
                 <w:noProof/>
                 <w:webHidden/>
               </w:rPr>
-              <w:instrText xml:space="preserve"> PAGEREF _Toc225087308 \h </w:instrText>
+              <w:instrText xml:space="preserve"> PAGEREF _Toc225589421 \h </w:instrText>
             </w:r>
             <w:r>
               <w:rPr>
@@ -3776,7 +3881,7 @@
                 <w:noProof/>
                 <w:webHidden/>
               </w:rPr>
-              <w:t>25</w:t>
+              <w:t>26</w:t>
             </w:r>
             <w:r>
               <w:rPr>
@@ -3802,7 +3907,7 @@
               <w14:ligatures w14:val="standardContextual"/>
             </w:rPr>
           </w:pPr>
-          <w:hyperlink w:anchor="_Toc225087309" w:history="1">
+          <w:hyperlink w:anchor="_Toc225589422" w:history="1">
             <w:r>
               <w:rPr>
                 <w:rStyle w:val="Hyperlink"/>
@@ -3829,7 +3934,7 @@
                 <w:noProof/>
                 <w:webHidden/>
               </w:rPr>
-              <w:instrText xml:space="preserve"> PAGEREF _Toc225087309 \h </w:instrText>
+              <w:instrText xml:space="preserve"> PAGEREF _Toc225589422 \h </w:instrText>
             </w:r>
             <w:r>
               <w:rPr>
@@ -3849,7 +3954,7 @@
                 <w:noProof/>
                 <w:webHidden/>
               </w:rPr>
-              <w:t>26</w:t>
+              <w:t>27</w:t>
             </w:r>
             <w:r>
               <w:rPr>
@@ -3875,7 +3980,7 @@
               <w14:ligatures w14:val="standardContextual"/>
             </w:rPr>
           </w:pPr>
-          <w:hyperlink w:anchor="_Toc225087310" w:history="1">
+          <w:hyperlink w:anchor="_Toc225589423" w:history="1">
             <w:r>
               <w:rPr>
                 <w:rStyle w:val="Hyperlink"/>
@@ -3902,7 +4007,7 @@
                 <w:noProof/>
                 <w:webHidden/>
               </w:rPr>
-              <w:instrText xml:space="preserve"> PAGEREF _Toc225087310 \h </w:instrText>
+              <w:instrText xml:space="preserve"> PAGEREF _Toc225589423 \h </w:instrText>
             </w:r>
             <w:r>
               <w:rPr>
@@ -3922,7 +4027,7 @@
                 <w:noProof/>
                 <w:webHidden/>
               </w:rPr>
-              <w:t>26</w:t>
+              <w:t>27</w:t>
             </w:r>
             <w:r>
               <w:rPr>
@@ -3948,7 +4053,7 @@
               <w14:ligatures w14:val="standardContextual"/>
             </w:rPr>
           </w:pPr>
-          <w:hyperlink w:anchor="_Toc225087311" w:history="1">
+          <w:hyperlink w:anchor="_Toc225589424" w:history="1">
             <w:r>
               <w:rPr>
                 <w:rStyle w:val="Hyperlink"/>
@@ -3976,7 +4081,7 @@
                 <w:noProof/>
                 <w:webHidden/>
               </w:rPr>
-              <w:instrText xml:space="preserve"> PAGEREF _Toc225087311 \h </w:instrText>
+              <w:instrText xml:space="preserve"> PAGEREF _Toc225589424 \h </w:instrText>
             </w:r>
             <w:r>
               <w:rPr>
@@ -3996,7 +4101,7 @@
                 <w:noProof/>
                 <w:webHidden/>
               </w:rPr>
-              <w:t>26</w:t>
+              <w:t>27</w:t>
             </w:r>
             <w:r>
               <w:rPr>
@@ -4022,7 +4127,7 @@
               <w14:ligatures w14:val="standardContextual"/>
             </w:rPr>
           </w:pPr>
-          <w:hyperlink w:anchor="_Toc225087312" w:history="1">
+          <w:hyperlink w:anchor="_Toc225589425" w:history="1">
             <w:r>
               <w:rPr>
                 <w:rStyle w:val="Hyperlink"/>
@@ -4050,7 +4155,7 @@
                 <w:noProof/>
                 <w:webHidden/>
               </w:rPr>
-              <w:instrText xml:space="preserve"> PAGEREF _Toc225087312 \h </w:instrText>
+              <w:instrText xml:space="preserve"> PAGEREF _Toc225589425 \h </w:instrText>
             </w:r>
             <w:r>
               <w:rPr>
@@ -4070,7 +4175,7 @@
                 <w:noProof/>
                 <w:webHidden/>
               </w:rPr>
-              <w:t>26</w:t>
+              <w:t>27</w:t>
             </w:r>
             <w:r>
               <w:rPr>
@@ -4096,7 +4201,7 @@
               <w14:ligatures w14:val="standardContextual"/>
             </w:rPr>
           </w:pPr>
-          <w:hyperlink w:anchor="_Toc225087313" w:history="1">
+          <w:hyperlink w:anchor="_Toc225589426" w:history="1">
             <w:r>
               <w:rPr>
                 <w:rStyle w:val="Hyperlink"/>
@@ -4124,7 +4229,7 @@
                 <w:noProof/>
                 <w:webHidden/>
               </w:rPr>
-              <w:instrText xml:space="preserve"> PAGEREF _Toc225087313 \h </w:instrText>
+              <w:instrText xml:space="preserve"> PAGEREF _Toc225589426 \h </w:instrText>
             </w:r>
             <w:r>
               <w:rPr>
@@ -4144,7 +4249,7 @@
                 <w:noProof/>
                 <w:webHidden/>
               </w:rPr>
-              <w:t>27</w:t>
+              <w:t>28</w:t>
             </w:r>
             <w:r>
               <w:rPr>
@@ -4170,7 +4275,7 @@
               <w14:ligatures w14:val="standardContextual"/>
             </w:rPr>
           </w:pPr>
-          <w:hyperlink w:anchor="_Toc225087314" w:history="1">
+          <w:hyperlink w:anchor="_Toc225589427" w:history="1">
             <w:r>
               <w:rPr>
                 <w:rStyle w:val="Hyperlink"/>
@@ -4198,7 +4303,7 @@
                 <w:noProof/>
                 <w:webHidden/>
               </w:rPr>
-              <w:instrText xml:space="preserve"> PAGEREF _Toc225087314 \h </w:instrText>
+              <w:instrText xml:space="preserve"> PAGEREF _Toc225589427 \h </w:instrText>
             </w:r>
             <w:r>
               <w:rPr>
@@ -4218,7 +4323,7 @@
                 <w:noProof/>
                 <w:webHidden/>
               </w:rPr>
-              <w:t>27</w:t>
+              <w:t>28</w:t>
             </w:r>
             <w:r>
               <w:rPr>
@@ -4244,7 +4349,7 @@
               <w14:ligatures w14:val="standardContextual"/>
             </w:rPr>
           </w:pPr>
-          <w:hyperlink w:anchor="_Toc225087315" w:history="1">
+          <w:hyperlink w:anchor="_Toc225589428" w:history="1">
             <w:r>
               <w:rPr>
                 <w:rStyle w:val="Hyperlink"/>
@@ -4271,7 +4376,7 @@
                 <w:noProof/>
                 <w:webHidden/>
               </w:rPr>
-              <w:instrText xml:space="preserve"> PAGEREF _Toc225087315 \h </w:instrText>
+              <w:instrText xml:space="preserve"> PAGEREF _Toc225589428 \h </w:instrText>
             </w:r>
             <w:r>
               <w:rPr>
@@ -4291,7 +4396,7 @@
                 <w:noProof/>
                 <w:webHidden/>
               </w:rPr>
-              <w:t>28</w:t>
+              <w:t>29</w:t>
             </w:r>
             <w:r>
               <w:rPr>
@@ -4317,7 +4422,7 @@
               <w14:ligatures w14:val="standardContextual"/>
             </w:rPr>
           </w:pPr>
-          <w:hyperlink w:anchor="_Toc225087316" w:history="1">
+          <w:hyperlink w:anchor="_Toc225589429" w:history="1">
             <w:r>
               <w:rPr>
                 <w:rStyle w:val="Hyperlink"/>
@@ -4344,7 +4449,7 @@
                 <w:noProof/>
                 <w:webHidden/>
               </w:rPr>
-              <w:instrText xml:space="preserve"> PAGEREF _Toc225087316 \h </w:instrText>
+              <w:instrText xml:space="preserve"> PAGEREF _Toc225589429 \h </w:instrText>
             </w:r>
             <w:r>
               <w:rPr>
@@ -4364,7 +4469,7 @@
                 <w:noProof/>
                 <w:webHidden/>
               </w:rPr>
-              <w:t>28</w:t>
+              <w:t>29</w:t>
             </w:r>
             <w:r>
               <w:rPr>
@@ -4390,7 +4495,7 @@
               <w14:ligatures w14:val="standardContextual"/>
             </w:rPr>
           </w:pPr>
-          <w:hyperlink w:anchor="_Toc225087317" w:history="1">
+          <w:hyperlink w:anchor="_Toc225589430" w:history="1">
             <w:r>
               <w:rPr>
                 <w:rStyle w:val="Hyperlink"/>
@@ -4417,7 +4522,7 @@
                 <w:noProof/>
                 <w:webHidden/>
               </w:rPr>
-              <w:instrText xml:space="preserve"> PAGEREF _Toc225087317 \h </w:instrText>
+              <w:instrText xml:space="preserve"> PAGEREF _Toc225589430 \h </w:instrText>
             </w:r>
             <w:r>
               <w:rPr>
@@ -4437,7 +4542,7 @@
                 <w:noProof/>
                 <w:webHidden/>
               </w:rPr>
-              <w:t>28</w:t>
+              <w:t>29</w:t>
             </w:r>
             <w:r>
               <w:rPr>
@@ -4463,7 +4568,7 @@
               <w14:ligatures w14:val="standardContextual"/>
             </w:rPr>
           </w:pPr>
-          <w:hyperlink w:anchor="_Toc225087318" w:history="1">
+          <w:hyperlink w:anchor="_Toc225589431" w:history="1">
             <w:r>
               <w:rPr>
                 <w:rStyle w:val="Hyperlink"/>
@@ -4490,7 +4595,7 @@
                 <w:noProof/>
                 <w:webHidden/>
               </w:rPr>
-              <w:instrText xml:space="preserve"> PAGEREF _Toc225087318 \h </w:instrText>
+              <w:instrText xml:space="preserve"> PAGEREF _Toc225589431 \h </w:instrText>
             </w:r>
             <w:r>
               <w:rPr>
@@ -4510,7 +4615,7 @@
                 <w:noProof/>
                 <w:webHidden/>
               </w:rPr>
-              <w:t>28</w:t>
+              <w:t>29</w:t>
             </w:r>
             <w:r>
               <w:rPr>
@@ -4536,7 +4641,7 @@
               <w14:ligatures w14:val="standardContextual"/>
             </w:rPr>
           </w:pPr>
-          <w:hyperlink w:anchor="_Toc225087319" w:history="1">
+          <w:hyperlink w:anchor="_Toc225589432" w:history="1">
             <w:r>
               <w:rPr>
                 <w:rStyle w:val="Hyperlink"/>
@@ -4563,7 +4668,7 @@
                 <w:noProof/>
                 <w:webHidden/>
               </w:rPr>
-              <w:instrText xml:space="preserve"> PAGEREF _Toc225087319 \h </w:instrText>
+              <w:instrText xml:space="preserve"> PAGEREF _Toc225589432 \h </w:instrText>
             </w:r>
             <w:r>
               <w:rPr>
@@ -4583,7 +4688,7 @@
                 <w:noProof/>
                 <w:webHidden/>
               </w:rPr>
-              <w:t>28</w:t>
+              <w:t>29</w:t>
             </w:r>
             <w:r>
               <w:rPr>
@@ -4609,7 +4714,7 @@
               <w14:ligatures w14:val="standardContextual"/>
             </w:rPr>
           </w:pPr>
-          <w:hyperlink w:anchor="_Toc225087320" w:history="1">
+          <w:hyperlink w:anchor="_Toc225589433" w:history="1">
             <w:r>
               <w:rPr>
                 <w:rStyle w:val="Hyperlink"/>
@@ -4636,7 +4741,7 @@
                 <w:noProof/>
                 <w:webHidden/>
               </w:rPr>
-              <w:instrText xml:space="preserve"> PAGEREF _Toc225087320 \h </w:instrText>
+              <w:instrText xml:space="preserve"> PAGEREF _Toc225589433 \h </w:instrText>
             </w:r>
             <w:r>
               <w:rPr>
@@ -4656,7 +4761,7 @@
                 <w:noProof/>
                 <w:webHidden/>
               </w:rPr>
-              <w:t>29</w:t>
+              <w:t>30</w:t>
             </w:r>
             <w:r>
               <w:rPr>
@@ -4682,7 +4787,7 @@
               <w14:ligatures w14:val="standardContextual"/>
             </w:rPr>
           </w:pPr>
-          <w:hyperlink w:anchor="_Toc225087321" w:history="1">
+          <w:hyperlink w:anchor="_Toc225589434" w:history="1">
             <w:r>
               <w:rPr>
                 <w:rStyle w:val="Hyperlink"/>
@@ -4709,7 +4814,7 @@
                 <w:noProof/>
                 <w:webHidden/>
               </w:rPr>
-              <w:instrText xml:space="preserve"> PAGEREF _Toc225087321 \h </w:instrText>
+              <w:instrText xml:space="preserve"> PAGEREF _Toc225589434 \h </w:instrText>
             </w:r>
             <w:r>
               <w:rPr>
@@ -4729,7 +4834,7 @@
                 <w:noProof/>
                 <w:webHidden/>
               </w:rPr>
-              <w:t>29</w:t>
+              <w:t>30</w:t>
             </w:r>
             <w:r>
               <w:rPr>
@@ -4755,7 +4860,7 @@
               <w14:ligatures w14:val="standardContextual"/>
             </w:rPr>
           </w:pPr>
-          <w:hyperlink w:anchor="_Toc225087322" w:history="1">
+          <w:hyperlink w:anchor="_Toc225589435" w:history="1">
             <w:r>
               <w:rPr>
                 <w:rStyle w:val="Hyperlink"/>
@@ -4782,7 +4887,7 @@
                 <w:noProof/>
                 <w:webHidden/>
               </w:rPr>
-              <w:instrText xml:space="preserve"> PAGEREF _Toc225087322 \h </w:instrText>
+              <w:instrText xml:space="preserve"> PAGEREF _Toc225589435 \h </w:instrText>
             </w:r>
             <w:r>
               <w:rPr>
@@ -4802,7 +4907,7 @@
                 <w:noProof/>
                 <w:webHidden/>
               </w:rPr>
-              <w:t>29</w:t>
+              <w:t>30</w:t>
             </w:r>
             <w:r>
               <w:rPr>
@@ -4828,7 +4933,7 @@
               <w14:ligatures w14:val="standardContextual"/>
             </w:rPr>
           </w:pPr>
-          <w:hyperlink w:anchor="_Toc225087323" w:history="1">
+          <w:hyperlink w:anchor="_Toc225589436" w:history="1">
             <w:r>
               <w:rPr>
                 <w:rStyle w:val="Hyperlink"/>
@@ -4855,7 +4960,7 @@
                 <w:noProof/>
                 <w:webHidden/>
               </w:rPr>
-              <w:instrText xml:space="preserve"> PAGEREF _Toc225087323 \h </w:instrText>
+              <w:instrText xml:space="preserve"> PAGEREF _Toc225589436 \h </w:instrText>
             </w:r>
             <w:r>
               <w:rPr>
@@ -4875,7 +4980,7 @@
                 <w:noProof/>
                 <w:webHidden/>
               </w:rPr>
-              <w:t>29</w:t>
+              <w:t>30</w:t>
             </w:r>
             <w:r>
               <w:rPr>
@@ -4901,7 +5006,7 @@
               <w14:ligatures w14:val="standardContextual"/>
             </w:rPr>
           </w:pPr>
-          <w:hyperlink w:anchor="_Toc225087324" w:history="1">
+          <w:hyperlink w:anchor="_Toc225589437" w:history="1">
             <w:r>
               <w:rPr>
                 <w:rStyle w:val="Hyperlink"/>
@@ -4928,7 +5033,7 @@
                 <w:noProof/>
                 <w:webHidden/>
               </w:rPr>
-              <w:instrText xml:space="preserve"> PAGEREF _Toc225087324 \h </w:instrText>
+              <w:instrText xml:space="preserve"> PAGEREF _Toc225589437 \h </w:instrText>
             </w:r>
             <w:r>
               <w:rPr>
@@ -4948,7 +5053,7 @@
                 <w:noProof/>
                 <w:webHidden/>
               </w:rPr>
-              <w:t>29</w:t>
+              <w:t>30</w:t>
             </w:r>
             <w:r>
               <w:rPr>
@@ -4974,7 +5079,7 @@
               <w14:ligatures w14:val="standardContextual"/>
             </w:rPr>
           </w:pPr>
-          <w:hyperlink w:anchor="_Toc225087325" w:history="1">
+          <w:hyperlink w:anchor="_Toc225589438" w:history="1">
             <w:r>
               <w:rPr>
                 <w:rStyle w:val="Hyperlink"/>
@@ -5001,7 +5106,7 @@
                 <w:noProof/>
                 <w:webHidden/>
               </w:rPr>
-              <w:instrText xml:space="preserve"> PAGEREF _Toc225087325 \h </w:instrText>
+              <w:instrText xml:space="preserve"> PAGEREF _Toc225589438 \h </w:instrText>
             </w:r>
             <w:r>
               <w:rPr>
@@ -5021,7 +5126,7 @@
                 <w:noProof/>
                 <w:webHidden/>
               </w:rPr>
-              <w:t>30</w:t>
+              <w:t>31</w:t>
             </w:r>
             <w:r>
               <w:rPr>
@@ -5047,7 +5152,7 @@
               <w14:ligatures w14:val="standardContextual"/>
             </w:rPr>
           </w:pPr>
-          <w:hyperlink w:anchor="_Toc225087326" w:history="1">
+          <w:hyperlink w:anchor="_Toc225589439" w:history="1">
             <w:r>
               <w:rPr>
                 <w:rStyle w:val="Hyperlink"/>
@@ -5074,7 +5179,7 @@
                 <w:noProof/>
                 <w:webHidden/>
               </w:rPr>
-              <w:instrText xml:space="preserve"> PAGEREF _Toc225087326 \h </w:instrText>
+              <w:instrText xml:space="preserve"> PAGEREF _Toc225589439 \h </w:instrText>
             </w:r>
             <w:r>
               <w:rPr>
@@ -5094,7 +5199,7 @@
                 <w:noProof/>
                 <w:webHidden/>
               </w:rPr>
-              <w:t>30</w:t>
+              <w:t>31</w:t>
             </w:r>
             <w:r>
               <w:rPr>
@@ -5120,7 +5225,7 @@
               <w14:ligatures w14:val="standardContextual"/>
             </w:rPr>
           </w:pPr>
-          <w:hyperlink w:anchor="_Toc225087327" w:history="1">
+          <w:hyperlink w:anchor="_Toc225589440" w:history="1">
             <w:r>
               <w:rPr>
                 <w:rStyle w:val="Hyperlink"/>
@@ -5147,7 +5252,7 @@
                 <w:noProof/>
                 <w:webHidden/>
               </w:rPr>
-              <w:instrText xml:space="preserve"> PAGEREF _Toc225087327 \h </w:instrText>
+              <w:instrText xml:space="preserve"> PAGEREF _Toc225589440 \h </w:instrText>
             </w:r>
             <w:r>
               <w:rPr>
@@ -5167,7 +5272,7 @@
                 <w:noProof/>
                 <w:webHidden/>
               </w:rPr>
-              <w:t>30</w:t>
+              <w:t>31</w:t>
             </w:r>
             <w:r>
               <w:rPr>
@@ -5193,7 +5298,7 @@
               <w14:ligatures w14:val="standardContextual"/>
             </w:rPr>
           </w:pPr>
-          <w:hyperlink w:anchor="_Toc225087328" w:history="1">
+          <w:hyperlink w:anchor="_Toc225589441" w:history="1">
             <w:r>
               <w:rPr>
                 <w:rStyle w:val="Hyperlink"/>
@@ -5220,7 +5325,7 @@
                 <w:noProof/>
                 <w:webHidden/>
               </w:rPr>
-              <w:instrText xml:space="preserve"> PAGEREF _Toc225087328 \h </w:instrText>
+              <w:instrText xml:space="preserve"> PAGEREF _Toc225589441 \h </w:instrText>
             </w:r>
             <w:r>
               <w:rPr>
@@ -5240,7 +5345,7 @@
                 <w:noProof/>
                 <w:webHidden/>
               </w:rPr>
-              <w:t>31</w:t>
+              <w:t>32</w:t>
             </w:r>
             <w:r>
               <w:rPr>
@@ -5266,7 +5371,7 @@
               <w14:ligatures w14:val="standardContextual"/>
             </w:rPr>
           </w:pPr>
-          <w:hyperlink w:anchor="_Toc225087329" w:history="1">
+          <w:hyperlink w:anchor="_Toc225589442" w:history="1">
             <w:r>
               <w:rPr>
                 <w:rStyle w:val="Hyperlink"/>
@@ -5293,7 +5398,7 @@
                 <w:noProof/>
                 <w:webHidden/>
               </w:rPr>
-              <w:instrText xml:space="preserve"> PAGEREF _Toc225087329 \h </w:instrText>
+              <w:instrText xml:space="preserve"> PAGEREF _Toc225589442 \h </w:instrText>
             </w:r>
             <w:r>
               <w:rPr>
@@ -5313,7 +5418,7 @@
                 <w:noProof/>
                 <w:webHidden/>
               </w:rPr>
-              <w:t>32</w:t>
+              <w:t>33</w:t>
             </w:r>
             <w:r>
               <w:rPr>
@@ -5339,7 +5444,7 @@
               <w14:ligatures w14:val="standardContextual"/>
             </w:rPr>
           </w:pPr>
-          <w:hyperlink w:anchor="_Toc225087330" w:history="1">
+          <w:hyperlink w:anchor="_Toc225589443" w:history="1">
             <w:r>
               <w:rPr>
                 <w:rStyle w:val="Hyperlink"/>
@@ -5366,7 +5471,7 @@
                 <w:noProof/>
                 <w:webHidden/>
               </w:rPr>
-              <w:instrText xml:space="preserve"> PAGEREF _Toc225087330 \h </w:instrText>
+              <w:instrText xml:space="preserve"> PAGEREF _Toc225589443 \h </w:instrText>
             </w:r>
             <w:r>
               <w:rPr>
@@ -5386,7 +5491,7 @@
                 <w:noProof/>
                 <w:webHidden/>
               </w:rPr>
-              <w:t>33</w:t>
+              <w:t>34</w:t>
             </w:r>
             <w:r>
               <w:rPr>
@@ -5412,7 +5517,7 @@
               <w14:ligatures w14:val="standardContextual"/>
             </w:rPr>
           </w:pPr>
-          <w:hyperlink w:anchor="_Toc225087331" w:history="1">
+          <w:hyperlink w:anchor="_Toc225589444" w:history="1">
             <w:r>
               <w:rPr>
                 <w:rStyle w:val="Hyperlink"/>
@@ -5439,7 +5544,7 @@
                 <w:noProof/>
                 <w:webHidden/>
               </w:rPr>
-              <w:instrText xml:space="preserve"> PAGEREF _Toc225087331 \h </w:instrText>
+              <w:instrText xml:space="preserve"> PAGEREF _Toc225589444 \h </w:instrText>
             </w:r>
             <w:r>
               <w:rPr>
@@ -5459,7 +5564,7 @@
                 <w:noProof/>
                 <w:webHidden/>
               </w:rPr>
-              <w:t>33</w:t>
+              <w:t>34</w:t>
             </w:r>
             <w:r>
               <w:rPr>
@@ -5485,7 +5590,7 @@
               <w14:ligatures w14:val="standardContextual"/>
             </w:rPr>
           </w:pPr>
-          <w:hyperlink w:anchor="_Toc225087332" w:history="1">
+          <w:hyperlink w:anchor="_Toc225589445" w:history="1">
             <w:r>
               <w:rPr>
                 <w:rStyle w:val="Hyperlink"/>
@@ -5512,7 +5617,7 @@
                 <w:noProof/>
                 <w:webHidden/>
               </w:rPr>
-              <w:instrText xml:space="preserve"> PAGEREF _Toc225087332 \h </w:instrText>
+              <w:instrText xml:space="preserve"> PAGEREF _Toc225589445 \h </w:instrText>
             </w:r>
             <w:r>
               <w:rPr>
@@ -5532,7 +5637,7 @@
                 <w:noProof/>
                 <w:webHidden/>
               </w:rPr>
-              <w:t>34</w:t>
+              <w:t>35</w:t>
             </w:r>
             <w:r>
               <w:rPr>
@@ -5558,7 +5663,7 @@
               <w14:ligatures w14:val="standardContextual"/>
             </w:rPr>
           </w:pPr>
-          <w:hyperlink w:anchor="_Toc225087333" w:history="1">
+          <w:hyperlink w:anchor="_Toc225589446" w:history="1">
             <w:r>
               <w:rPr>
                 <w:rStyle w:val="Hyperlink"/>
@@ -5585,7 +5690,7 @@
                 <w:noProof/>
                 <w:webHidden/>
               </w:rPr>
-              <w:instrText xml:space="preserve"> PAGEREF _Toc225087333 \h </w:instrText>
+              <w:instrText xml:space="preserve"> PAGEREF _Toc225589446 \h </w:instrText>
             </w:r>
             <w:r>
               <w:rPr>
@@ -5605,7 +5710,7 @@
                 <w:noProof/>
                 <w:webHidden/>
               </w:rPr>
-              <w:t>35</w:t>
+              <w:t>36</w:t>
             </w:r>
             <w:r>
               <w:rPr>
@@ -5631,7 +5736,7 @@
               <w14:ligatures w14:val="standardContextual"/>
             </w:rPr>
           </w:pPr>
-          <w:hyperlink w:anchor="_Toc225087334" w:history="1">
+          <w:hyperlink w:anchor="_Toc225589447" w:history="1">
             <w:r>
               <w:rPr>
                 <w:rStyle w:val="Hyperlink"/>
@@ -5658,7 +5763,7 @@
                 <w:noProof/>
                 <w:webHidden/>
               </w:rPr>
-              <w:instrText xml:space="preserve"> PAGEREF _Toc225087334 \h </w:instrText>
+              <w:instrText xml:space="preserve"> PAGEREF _Toc225589447 \h </w:instrText>
             </w:r>
             <w:r>
               <w:rPr>
@@ -5678,7 +5783,7 @@
                 <w:noProof/>
                 <w:webHidden/>
               </w:rPr>
-              <w:t>37</w:t>
+              <w:t>38</w:t>
             </w:r>
             <w:r>
               <w:rPr>
@@ -5704,7 +5809,7 @@
               <w14:ligatures w14:val="standardContextual"/>
             </w:rPr>
           </w:pPr>
-          <w:hyperlink w:anchor="_Toc225087335" w:history="1">
+          <w:hyperlink w:anchor="_Toc225589448" w:history="1">
             <w:r>
               <w:rPr>
                 <w:rStyle w:val="Hyperlink"/>
@@ -5731,7 +5836,7 @@
                 <w:noProof/>
                 <w:webHidden/>
               </w:rPr>
-              <w:instrText xml:space="preserve"> PAGEREF _Toc225087335 \h </w:instrText>
+              <w:instrText xml:space="preserve"> PAGEREF _Toc225589448 \h </w:instrText>
             </w:r>
             <w:r>
               <w:rPr>
@@ -5751,7 +5856,7 @@
                 <w:noProof/>
                 <w:webHidden/>
               </w:rPr>
-              <w:t>37</w:t>
+              <w:t>38</w:t>
             </w:r>
             <w:r>
               <w:rPr>
@@ -5777,7 +5882,7 @@
               <w14:ligatures w14:val="standardContextual"/>
             </w:rPr>
           </w:pPr>
-          <w:hyperlink w:anchor="_Toc225087336" w:history="1">
+          <w:hyperlink w:anchor="_Toc225589449" w:history="1">
             <w:r>
               <w:rPr>
                 <w:rStyle w:val="Hyperlink"/>
@@ -5804,7 +5909,7 @@
                 <w:noProof/>
                 <w:webHidden/>
               </w:rPr>
-              <w:instrText xml:space="preserve"> PAGEREF _Toc225087336 \h </w:instrText>
+              <w:instrText xml:space="preserve"> PAGEREF _Toc225589449 \h </w:instrText>
             </w:r>
             <w:r>
               <w:rPr>
@@ -5824,7 +5929,7 @@
                 <w:noProof/>
                 <w:webHidden/>
               </w:rPr>
-              <w:t>37</w:t>
+              <w:t>38</w:t>
             </w:r>
             <w:r>
               <w:rPr>
@@ -5850,7 +5955,7 @@
               <w14:ligatures w14:val="standardContextual"/>
             </w:rPr>
           </w:pPr>
-          <w:hyperlink w:anchor="_Toc225087337" w:history="1">
+          <w:hyperlink w:anchor="_Toc225589450" w:history="1">
             <w:r>
               <w:rPr>
                 <w:rStyle w:val="Hyperlink"/>
@@ -5877,7 +5982,7 @@
                 <w:noProof/>
                 <w:webHidden/>
               </w:rPr>
-              <w:instrText xml:space="preserve"> PAGEREF _Toc225087337 \h </w:instrText>
+              <w:instrText xml:space="preserve"> PAGEREF _Toc225589450 \h </w:instrText>
             </w:r>
             <w:r>
               <w:rPr>
@@ -5897,7 +6002,7 @@
                 <w:noProof/>
                 <w:webHidden/>
               </w:rPr>
-              <w:t>37</w:t>
+              <w:t>38</w:t>
             </w:r>
             <w:r>
               <w:rPr>
@@ -5923,7 +6028,7 @@
               <w14:ligatures w14:val="standardContextual"/>
             </w:rPr>
           </w:pPr>
-          <w:hyperlink w:anchor="_Toc225087338" w:history="1">
+          <w:hyperlink w:anchor="_Toc225589451" w:history="1">
             <w:r>
               <w:rPr>
                 <w:rStyle w:val="Hyperlink"/>
@@ -5950,7 +6055,7 @@
                 <w:noProof/>
                 <w:webHidden/>
               </w:rPr>
-              <w:instrText xml:space="preserve"> PAGEREF _Toc225087338 \h </w:instrText>
+              <w:instrText xml:space="preserve"> PAGEREF _Toc225589451 \h </w:instrText>
             </w:r>
             <w:r>
               <w:rPr>
@@ -5970,7 +6075,7 @@
                 <w:noProof/>
                 <w:webHidden/>
               </w:rPr>
-              <w:t>38</w:t>
+              <w:t>39</w:t>
             </w:r>
             <w:r>
               <w:rPr>
@@ -5996,7 +6101,7 @@
               <w14:ligatures w14:val="standardContextual"/>
             </w:rPr>
           </w:pPr>
-          <w:hyperlink w:anchor="_Toc225087339" w:history="1">
+          <w:hyperlink w:anchor="_Toc225589452" w:history="1">
             <w:r>
               <w:rPr>
                 <w:rStyle w:val="Hyperlink"/>
@@ -6023,7 +6128,7 @@
                 <w:noProof/>
                 <w:webHidden/>
               </w:rPr>
-              <w:instrText xml:space="preserve"> PAGEREF _Toc225087339 \h </w:instrText>
+              <w:instrText xml:space="preserve"> PAGEREF _Toc225589452 \h </w:instrText>
             </w:r>
             <w:r>
               <w:rPr>
@@ -6043,7 +6148,7 @@
                 <w:noProof/>
                 <w:webHidden/>
               </w:rPr>
-              <w:t>38</w:t>
+              <w:t>39</w:t>
             </w:r>
             <w:r>
               <w:rPr>
@@ -6069,7 +6174,7 @@
               <w14:ligatures w14:val="standardContextual"/>
             </w:rPr>
           </w:pPr>
-          <w:hyperlink w:anchor="_Toc225087340" w:history="1">
+          <w:hyperlink w:anchor="_Toc225589453" w:history="1">
             <w:r>
               <w:rPr>
                 <w:rStyle w:val="Hyperlink"/>
@@ -6096,7 +6201,7 @@
                 <w:noProof/>
                 <w:webHidden/>
               </w:rPr>
-              <w:instrText xml:space="preserve"> PAGEREF _Toc225087340 \h </w:instrText>
+              <w:instrText xml:space="preserve"> PAGEREF _Toc225589453 \h </w:instrText>
             </w:r>
             <w:r>
               <w:rPr>
@@ -6116,7 +6221,7 @@
                 <w:noProof/>
                 <w:webHidden/>
               </w:rPr>
-              <w:t>38</w:t>
+              <w:t>39</w:t>
             </w:r>
             <w:r>
               <w:rPr>
@@ -6142,7 +6247,7 @@
               <w14:ligatures w14:val="standardContextual"/>
             </w:rPr>
           </w:pPr>
-          <w:hyperlink w:anchor="_Toc225087341" w:history="1">
+          <w:hyperlink w:anchor="_Toc225589454" w:history="1">
             <w:r>
               <w:rPr>
                 <w:rStyle w:val="Hyperlink"/>
@@ -6169,7 +6274,7 @@
                 <w:noProof/>
                 <w:webHidden/>
               </w:rPr>
-              <w:instrText xml:space="preserve"> PAGEREF _Toc225087341 \h </w:instrText>
+              <w:instrText xml:space="preserve"> PAGEREF _Toc225589454 \h </w:instrText>
             </w:r>
             <w:r>
               <w:rPr>
@@ -6189,7 +6294,7 @@
                 <w:noProof/>
                 <w:webHidden/>
               </w:rPr>
-              <w:t>39</w:t>
+              <w:t>40</w:t>
             </w:r>
             <w:r>
               <w:rPr>
@@ -6215,7 +6320,7 @@
               <w14:ligatures w14:val="standardContextual"/>
             </w:rPr>
           </w:pPr>
-          <w:hyperlink w:anchor="_Toc225087342" w:history="1">
+          <w:hyperlink w:anchor="_Toc225589455" w:history="1">
             <w:r>
               <w:rPr>
                 <w:rStyle w:val="Hyperlink"/>
@@ -6242,7 +6347,7 @@
                 <w:noProof/>
                 <w:webHidden/>
               </w:rPr>
-              <w:instrText xml:space="preserve"> PAGEREF _Toc225087342 \h </w:instrText>
+              <w:instrText xml:space="preserve"> PAGEREF _Toc225589455 \h </w:instrText>
             </w:r>
             <w:r>
               <w:rPr>
@@ -6262,7 +6367,7 @@
                 <w:noProof/>
                 <w:webHidden/>
               </w:rPr>
-              <w:t>39</w:t>
+              <w:t>40</w:t>
             </w:r>
             <w:r>
               <w:rPr>
@@ -6288,7 +6393,7 @@
               <w14:ligatures w14:val="standardContextual"/>
             </w:rPr>
           </w:pPr>
-          <w:hyperlink w:anchor="_Toc225087343" w:history="1">
+          <w:hyperlink w:anchor="_Toc225589456" w:history="1">
             <w:r>
               <w:rPr>
                 <w:rStyle w:val="Hyperlink"/>
@@ -6315,7 +6420,7 @@
                 <w:noProof/>
                 <w:webHidden/>
               </w:rPr>
-              <w:instrText xml:space="preserve"> PAGEREF _Toc225087343 \h </w:instrText>
+              <w:instrText xml:space="preserve"> PAGEREF _Toc225589456 \h </w:instrText>
             </w:r>
             <w:r>
               <w:rPr>
@@ -6335,7 +6440,7 @@
                 <w:noProof/>
                 <w:webHidden/>
               </w:rPr>
-              <w:t>39</w:t>
+              <w:t>40</w:t>
             </w:r>
             <w:r>
               <w:rPr>
@@ -6361,7 +6466,7 @@
               <w14:ligatures w14:val="standardContextual"/>
             </w:rPr>
           </w:pPr>
-          <w:hyperlink w:anchor="_Toc225087344" w:history="1">
+          <w:hyperlink w:anchor="_Toc225589457" w:history="1">
             <w:r>
               <w:rPr>
                 <w:rStyle w:val="Hyperlink"/>
@@ -6388,7 +6493,7 @@
                 <w:noProof/>
                 <w:webHidden/>
               </w:rPr>
-              <w:instrText xml:space="preserve"> PAGEREF _Toc225087344 \h </w:instrText>
+              <w:instrText xml:space="preserve"> PAGEREF _Toc225589457 \h </w:instrText>
             </w:r>
             <w:r>
               <w:rPr>
@@ -6408,7 +6513,7 @@
                 <w:noProof/>
                 <w:webHidden/>
               </w:rPr>
-              <w:t>40</w:t>
+              <w:t>41</w:t>
             </w:r>
             <w:r>
               <w:rPr>
@@ -6434,7 +6539,7 @@
               <w14:ligatures w14:val="standardContextual"/>
             </w:rPr>
           </w:pPr>
-          <w:hyperlink w:anchor="_Toc225087345" w:history="1">
+          <w:hyperlink w:anchor="_Toc225589458" w:history="1">
             <w:r>
               <w:rPr>
                 <w:rStyle w:val="Hyperlink"/>
@@ -6461,7 +6566,7 @@
                 <w:noProof/>
                 <w:webHidden/>
               </w:rPr>
-              <w:instrText xml:space="preserve"> PAGEREF _Toc225087345 \h </w:instrText>
+              <w:instrText xml:space="preserve"> PAGEREF _Toc225589458 \h </w:instrText>
             </w:r>
             <w:r>
               <w:rPr>
@@ -6481,7 +6586,7 @@
                 <w:noProof/>
                 <w:webHidden/>
               </w:rPr>
-              <w:t>40</w:t>
+              <w:t>41</w:t>
             </w:r>
             <w:r>
               <w:rPr>
@@ -6507,7 +6612,7 @@
               <w14:ligatures w14:val="standardContextual"/>
             </w:rPr>
           </w:pPr>
-          <w:hyperlink w:anchor="_Toc225087346" w:history="1">
+          <w:hyperlink w:anchor="_Toc225589459" w:history="1">
             <w:r>
               <w:rPr>
                 <w:rStyle w:val="Hyperlink"/>
@@ -6534,7 +6639,7 @@
                 <w:noProof/>
                 <w:webHidden/>
               </w:rPr>
-              <w:instrText xml:space="preserve"> PAGEREF _Toc225087346 \h </w:instrText>
+              <w:instrText xml:space="preserve"> PAGEREF _Toc225589459 \h </w:instrText>
             </w:r>
             <w:r>
               <w:rPr>
@@ -6554,7 +6659,7 @@
                 <w:noProof/>
                 <w:webHidden/>
               </w:rPr>
-              <w:t>40</w:t>
+              <w:t>41</w:t>
             </w:r>
             <w:r>
               <w:rPr>
@@ -6580,7 +6685,7 @@
               <w14:ligatures w14:val="standardContextual"/>
             </w:rPr>
           </w:pPr>
-          <w:hyperlink w:anchor="_Toc225087347" w:history="1">
+          <w:hyperlink w:anchor="_Toc225589460" w:history="1">
             <w:r>
               <w:rPr>
                 <w:rStyle w:val="Hyperlink"/>
@@ -6607,7 +6712,7 @@
                 <w:noProof/>
                 <w:webHidden/>
               </w:rPr>
-              <w:instrText xml:space="preserve"> PAGEREF _Toc225087347 \h </w:instrText>
+              <w:instrText xml:space="preserve"> PAGEREF _Toc225589460 \h </w:instrText>
             </w:r>
             <w:r>
               <w:rPr>
@@ -6627,7 +6732,7 @@
                 <w:noProof/>
                 <w:webHidden/>
               </w:rPr>
-              <w:t>41</w:t>
+              <w:t>42</w:t>
             </w:r>
             <w:r>
               <w:rPr>
@@ -6653,7 +6758,7 @@
               <w14:ligatures w14:val="standardContextual"/>
             </w:rPr>
           </w:pPr>
-          <w:hyperlink w:anchor="_Toc225087348" w:history="1">
+          <w:hyperlink w:anchor="_Toc225589461" w:history="1">
             <w:r>
               <w:rPr>
                 <w:rStyle w:val="Hyperlink"/>
@@ -6680,7 +6785,7 @@
                 <w:noProof/>
                 <w:webHidden/>
               </w:rPr>
-              <w:instrText xml:space="preserve"> PAGEREF _Toc225087348 \h </w:instrText>
+              <w:instrText xml:space="preserve"> PAGEREF _Toc225589461 \h </w:instrText>
             </w:r>
             <w:r>
               <w:rPr>
@@ -6700,7 +6805,7 @@
                 <w:noProof/>
                 <w:webHidden/>
               </w:rPr>
-              <w:t>41</w:t>
+              <w:t>42</w:t>
             </w:r>
             <w:r>
               <w:rPr>
@@ -6726,7 +6831,7 @@
               <w14:ligatures w14:val="standardContextual"/>
             </w:rPr>
           </w:pPr>
-          <w:hyperlink w:anchor="_Toc225087349" w:history="1">
+          <w:hyperlink w:anchor="_Toc225589462" w:history="1">
             <w:r>
               <w:rPr>
                 <w:rStyle w:val="Hyperlink"/>
@@ -6753,7 +6858,7 @@
                 <w:noProof/>
                 <w:webHidden/>
               </w:rPr>
-              <w:instrText xml:space="preserve"> PAGEREF _Toc225087349 \h </w:instrText>
+              <w:instrText xml:space="preserve"> PAGEREF _Toc225589462 \h </w:instrText>
             </w:r>
             <w:r>
               <w:rPr>
@@ -6773,7 +6878,7 @@
                 <w:noProof/>
                 <w:webHidden/>
               </w:rPr>
-              <w:t>41</w:t>
+              <w:t>42</w:t>
             </w:r>
             <w:r>
               <w:rPr>
@@ -6799,7 +6904,7 @@
               <w14:ligatures w14:val="standardContextual"/>
             </w:rPr>
           </w:pPr>
-          <w:hyperlink w:anchor="_Toc225087350" w:history="1">
+          <w:hyperlink w:anchor="_Toc225589463" w:history="1">
             <w:r>
               <w:rPr>
                 <w:rStyle w:val="Hyperlink"/>
@@ -6826,7 +6931,7 @@
                 <w:noProof/>
                 <w:webHidden/>
               </w:rPr>
-              <w:instrText xml:space="preserve"> PAGEREF _Toc225087350 \h </w:instrText>
+              <w:instrText xml:space="preserve"> PAGEREF _Toc225589463 \h </w:instrText>
             </w:r>
             <w:r>
               <w:rPr>
@@ -6846,7 +6951,7 @@
                 <w:noProof/>
                 <w:webHidden/>
               </w:rPr>
-              <w:t>41</w:t>
+              <w:t>42</w:t>
             </w:r>
             <w:r>
               <w:rPr>
@@ -6872,7 +6977,7 @@
               <w14:ligatures w14:val="standardContextual"/>
             </w:rPr>
           </w:pPr>
-          <w:hyperlink w:anchor="_Toc225087351" w:history="1">
+          <w:hyperlink w:anchor="_Toc225589464" w:history="1">
             <w:r>
               <w:rPr>
                 <w:rStyle w:val="Hyperlink"/>
@@ -6899,7 +7004,7 @@
                 <w:noProof/>
                 <w:webHidden/>
               </w:rPr>
-              <w:instrText xml:space="preserve"> PAGEREF _Toc225087351 \h </w:instrText>
+              <w:instrText xml:space="preserve"> PAGEREF _Toc225589464 \h </w:instrText>
             </w:r>
             <w:r>
               <w:rPr>
@@ -6919,7 +7024,7 @@
                 <w:noProof/>
                 <w:webHidden/>
               </w:rPr>
-              <w:t>42</w:t>
+              <w:t>43</w:t>
             </w:r>
             <w:r>
               <w:rPr>
@@ -6945,7 +7050,7 @@
               <w14:ligatures w14:val="standardContextual"/>
             </w:rPr>
           </w:pPr>
-          <w:hyperlink w:anchor="_Toc225087352" w:history="1">
+          <w:hyperlink w:anchor="_Toc225589465" w:history="1">
             <w:r>
               <w:rPr>
                 <w:rStyle w:val="Hyperlink"/>
@@ -6972,7 +7077,7 @@
                 <w:noProof/>
                 <w:webHidden/>
               </w:rPr>
-              <w:instrText xml:space="preserve"> PAGEREF _Toc225087352 \h </w:instrText>
+              <w:instrText xml:space="preserve"> PAGEREF _Toc225589465 \h </w:instrText>
             </w:r>
             <w:r>
               <w:rPr>
@@ -6992,7 +7097,7 @@
                 <w:noProof/>
                 <w:webHidden/>
               </w:rPr>
-              <w:t>43</w:t>
+              <w:t>44</w:t>
             </w:r>
             <w:r>
               <w:rPr>
@@ -7018,7 +7123,7 @@
               <w14:ligatures w14:val="standardContextual"/>
             </w:rPr>
           </w:pPr>
-          <w:hyperlink w:anchor="_Toc225087353" w:history="1">
+          <w:hyperlink w:anchor="_Toc225589466" w:history="1">
             <w:r>
               <w:rPr>
                 <w:rStyle w:val="Hyperlink"/>
@@ -7045,7 +7150,7 @@
                 <w:noProof/>
                 <w:webHidden/>
               </w:rPr>
-              <w:instrText xml:space="preserve"> PAGEREF _Toc225087353 \h </w:instrText>
+              <w:instrText xml:space="preserve"> PAGEREF _Toc225589466 \h </w:instrText>
             </w:r>
             <w:r>
               <w:rPr>
@@ -7065,7 +7170,7 @@
                 <w:noProof/>
                 <w:webHidden/>
               </w:rPr>
-              <w:t>43</w:t>
+              <w:t>44</w:t>
             </w:r>
             <w:r>
               <w:rPr>
@@ -7091,7 +7196,7 @@
               <w14:ligatures w14:val="standardContextual"/>
             </w:rPr>
           </w:pPr>
-          <w:hyperlink w:anchor="_Toc225087354" w:history="1">
+          <w:hyperlink w:anchor="_Toc225589467" w:history="1">
             <w:r>
               <w:rPr>
                 <w:rStyle w:val="Hyperlink"/>
@@ -7118,7 +7223,7 @@
                 <w:noProof/>
                 <w:webHidden/>
               </w:rPr>
-              <w:instrText xml:space="preserve"> PAGEREF _Toc225087354 \h </w:instrText>
+              <w:instrText xml:space="preserve"> PAGEREF _Toc225589467 \h </w:instrText>
             </w:r>
             <w:r>
               <w:rPr>
@@ -7138,7 +7243,7 @@
                 <w:noProof/>
                 <w:webHidden/>
               </w:rPr>
-              <w:t>44</w:t>
+              <w:t>45</w:t>
             </w:r>
             <w:r>
               <w:rPr>
@@ -7164,7 +7269,7 @@
               <w14:ligatures w14:val="standardContextual"/>
             </w:rPr>
           </w:pPr>
-          <w:hyperlink w:anchor="_Toc225087355" w:history="1">
+          <w:hyperlink w:anchor="_Toc225589468" w:history="1">
             <w:r>
               <w:rPr>
                 <w:rStyle w:val="Hyperlink"/>
@@ -7191,7 +7296,7 @@
                 <w:noProof/>
                 <w:webHidden/>
               </w:rPr>
-              <w:instrText xml:space="preserve"> PAGEREF _Toc225087355 \h </w:instrText>
+              <w:instrText xml:space="preserve"> PAGEREF _Toc225589468 \h </w:instrText>
             </w:r>
             <w:r>
               <w:rPr>
@@ -7211,7 +7316,7 @@
                 <w:noProof/>
                 <w:webHidden/>
               </w:rPr>
-              <w:t>46</w:t>
+              <w:t>47</w:t>
             </w:r>
             <w:r>
               <w:rPr>
@@ -7237,7 +7342,7 @@
               <w14:ligatures w14:val="standardContextual"/>
             </w:rPr>
           </w:pPr>
-          <w:hyperlink w:anchor="_Toc225087356" w:history="1">
+          <w:hyperlink w:anchor="_Toc225589469" w:history="1">
             <w:r>
               <w:rPr>
                 <w:rStyle w:val="Hyperlink"/>
@@ -7264,7 +7369,7 @@
                 <w:noProof/>
                 <w:webHidden/>
               </w:rPr>
-              <w:instrText xml:space="preserve"> PAGEREF _Toc225087356 \h </w:instrText>
+              <w:instrText xml:space="preserve"> PAGEREF _Toc225589469 \h </w:instrText>
             </w:r>
             <w:r>
               <w:rPr>
@@ -7284,7 +7389,7 @@
                 <w:noProof/>
                 <w:webHidden/>
               </w:rPr>
-              <w:t>46</w:t>
+              <w:t>47</w:t>
             </w:r>
             <w:r>
               <w:rPr>
@@ -7310,7 +7415,7 @@
               <w14:ligatures w14:val="standardContextual"/>
             </w:rPr>
           </w:pPr>
-          <w:hyperlink w:anchor="_Toc225087357" w:history="1">
+          <w:hyperlink w:anchor="_Toc225589470" w:history="1">
             <w:r>
               <w:rPr>
                 <w:rStyle w:val="Hyperlink"/>
@@ -7337,7 +7442,7 @@
                 <w:noProof/>
                 <w:webHidden/>
               </w:rPr>
-              <w:instrText xml:space="preserve"> PAGEREF _Toc225087357 \h </w:instrText>
+              <w:instrText xml:space="preserve"> PAGEREF _Toc225589470 \h </w:instrText>
             </w:r>
             <w:r>
               <w:rPr>
@@ -7357,7 +7462,7 @@
                 <w:noProof/>
                 <w:webHidden/>
               </w:rPr>
-              <w:t>47</w:t>
+              <w:t>48</w:t>
             </w:r>
             <w:r>
               <w:rPr>
@@ -7383,7 +7488,7 @@
               <w14:ligatures w14:val="standardContextual"/>
             </w:rPr>
           </w:pPr>
-          <w:hyperlink w:anchor="_Toc225087358" w:history="1">
+          <w:hyperlink w:anchor="_Toc225589471" w:history="1">
             <w:r>
               <w:rPr>
                 <w:rStyle w:val="Hyperlink"/>
@@ -7410,7 +7515,7 @@
                 <w:noProof/>
                 <w:webHidden/>
               </w:rPr>
-              <w:instrText xml:space="preserve"> PAGEREF _Toc225087358 \h </w:instrText>
+              <w:instrText xml:space="preserve"> PAGEREF _Toc225589471 \h </w:instrText>
             </w:r>
             <w:r>
               <w:rPr>
@@ -7430,7 +7535,7 @@
                 <w:noProof/>
                 <w:webHidden/>
               </w:rPr>
-              <w:t>47</w:t>
+              <w:t>48</w:t>
             </w:r>
             <w:r>
               <w:rPr>
@@ -7456,7 +7561,7 @@
               <w14:ligatures w14:val="standardContextual"/>
             </w:rPr>
           </w:pPr>
-          <w:hyperlink w:anchor="_Toc225087359" w:history="1">
+          <w:hyperlink w:anchor="_Toc225589472" w:history="1">
             <w:r>
               <w:rPr>
                 <w:rStyle w:val="Hyperlink"/>
@@ -7483,7 +7588,7 @@
                 <w:noProof/>
                 <w:webHidden/>
               </w:rPr>
-              <w:instrText xml:space="preserve"> PAGEREF _Toc225087359 \h </w:instrText>
+              <w:instrText xml:space="preserve"> PAGEREF _Toc225589472 \h </w:instrText>
             </w:r>
             <w:r>
               <w:rPr>
@@ -7503,7 +7608,7 @@
                 <w:noProof/>
                 <w:webHidden/>
               </w:rPr>
-              <w:t>47</w:t>
+              <w:t>48</w:t>
             </w:r>
             <w:r>
               <w:rPr>
@@ -7529,7 +7634,7 @@
               <w14:ligatures w14:val="standardContextual"/>
             </w:rPr>
           </w:pPr>
-          <w:hyperlink w:anchor="_Toc225087360" w:history="1">
+          <w:hyperlink w:anchor="_Toc225589473" w:history="1">
             <w:r>
               <w:rPr>
                 <w:rStyle w:val="Hyperlink"/>
@@ -7557,7 +7662,7 @@
                 <w:noProof/>
                 <w:webHidden/>
               </w:rPr>
-              <w:instrText xml:space="preserve"> PAGEREF _Toc225087360 \h </w:instrText>
+              <w:instrText xml:space="preserve"> PAGEREF _Toc225589473 \h </w:instrText>
             </w:r>
             <w:r>
               <w:rPr>
@@ -7577,7 +7682,7 @@
                 <w:noProof/>
                 <w:webHidden/>
               </w:rPr>
-              <w:t>47</w:t>
+              <w:t>48</w:t>
             </w:r>
             <w:r>
               <w:rPr>
@@ -7603,7 +7708,7 @@
               <w14:ligatures w14:val="standardContextual"/>
             </w:rPr>
           </w:pPr>
-          <w:hyperlink w:anchor="_Toc225087361" w:history="1">
+          <w:hyperlink w:anchor="_Toc225589474" w:history="1">
             <w:r>
               <w:rPr>
                 <w:rStyle w:val="Hyperlink"/>
@@ -7630,7 +7735,7 @@
                 <w:noProof/>
                 <w:webHidden/>
               </w:rPr>
-              <w:instrText xml:space="preserve"> PAGEREF _Toc225087361 \h </w:instrText>
+              <w:instrText xml:space="preserve"> PAGEREF _Toc225589474 \h </w:instrText>
             </w:r>
             <w:r>
               <w:rPr>
@@ -7650,7 +7755,7 @@
                 <w:noProof/>
                 <w:webHidden/>
               </w:rPr>
-              <w:t>48</w:t>
+              <w:t>49</w:t>
             </w:r>
             <w:r>
               <w:rPr>
@@ -7676,7 +7781,7 @@
               <w14:ligatures w14:val="standardContextual"/>
             </w:rPr>
           </w:pPr>
-          <w:hyperlink w:anchor="_Toc225087362" w:history="1">
+          <w:hyperlink w:anchor="_Toc225589475" w:history="1">
             <w:r>
               <w:rPr>
                 <w:rStyle w:val="Hyperlink"/>
@@ -7703,7 +7808,7 @@
                 <w:noProof/>
                 <w:webHidden/>
               </w:rPr>
-              <w:instrText xml:space="preserve"> PAGEREF _Toc225087362 \h </w:instrText>
+              <w:instrText xml:space="preserve"> PAGEREF _Toc225589475 \h </w:instrText>
             </w:r>
             <w:r>
               <w:rPr>
@@ -7723,7 +7828,7 @@
                 <w:noProof/>
                 <w:webHidden/>
               </w:rPr>
-              <w:t>48</w:t>
+              <w:t>49</w:t>
             </w:r>
             <w:r>
               <w:rPr>
@@ -7749,7 +7854,7 @@
               <w14:ligatures w14:val="standardContextual"/>
             </w:rPr>
           </w:pPr>
-          <w:hyperlink w:anchor="_Toc225087363" w:history="1">
+          <w:hyperlink w:anchor="_Toc225589476" w:history="1">
             <w:r>
               <w:rPr>
                 <w:rStyle w:val="Hyperlink"/>
@@ -7776,7 +7881,7 @@
                 <w:noProof/>
                 <w:webHidden/>
               </w:rPr>
-              <w:instrText xml:space="preserve"> PAGEREF _Toc225087363 \h </w:instrText>
+              <w:instrText xml:space="preserve"> PAGEREF _Toc225589476 \h </w:instrText>
             </w:r>
             <w:r>
               <w:rPr>
@@ -7796,7 +7901,7 @@
                 <w:noProof/>
                 <w:webHidden/>
               </w:rPr>
-              <w:t>48</w:t>
+              <w:t>49</w:t>
             </w:r>
             <w:r>
               <w:rPr>
@@ -7822,7 +7927,7 @@
               <w14:ligatures w14:val="standardContextual"/>
             </w:rPr>
           </w:pPr>
-          <w:hyperlink w:anchor="_Toc225087364" w:history="1">
+          <w:hyperlink w:anchor="_Toc225589477" w:history="1">
             <w:r>
               <w:rPr>
                 <w:rStyle w:val="Hyperlink"/>
@@ -7849,7 +7954,7 @@
                 <w:noProof/>
                 <w:webHidden/>
               </w:rPr>
-              <w:instrText xml:space="preserve"> PAGEREF _Toc225087364 \h </w:instrText>
+              <w:instrText xml:space="preserve"> PAGEREF _Toc225589477 \h </w:instrText>
             </w:r>
             <w:r>
               <w:rPr>
@@ -7869,7 +7974,7 @@
                 <w:noProof/>
                 <w:webHidden/>
               </w:rPr>
-              <w:t>48</w:t>
+              <w:t>49</w:t>
             </w:r>
             <w:r>
               <w:rPr>
@@ -7895,7 +8000,7 @@
               <w14:ligatures w14:val="standardContextual"/>
             </w:rPr>
           </w:pPr>
-          <w:hyperlink w:anchor="_Toc225087365" w:history="1">
+          <w:hyperlink w:anchor="_Toc225589478" w:history="1">
             <w:r>
               <w:rPr>
                 <w:rStyle w:val="Hyperlink"/>
@@ -7922,7 +8027,7 @@
                 <w:noProof/>
                 <w:webHidden/>
               </w:rPr>
-              <w:instrText xml:space="preserve"> PAGEREF _Toc225087365 \h </w:instrText>
+              <w:instrText xml:space="preserve"> PAGEREF _Toc225589478 \h </w:instrText>
             </w:r>
             <w:r>
               <w:rPr>
@@ -7942,7 +8047,7 @@
                 <w:noProof/>
                 <w:webHidden/>
               </w:rPr>
-              <w:t>51</w:t>
+              <w:t>52</w:t>
             </w:r>
             <w:r>
               <w:rPr>
@@ -7968,7 +8073,7 @@
               <w14:ligatures w14:val="standardContextual"/>
             </w:rPr>
           </w:pPr>
-          <w:hyperlink w:anchor="_Toc225087366" w:history="1">
+          <w:hyperlink w:anchor="_Toc225589479" w:history="1">
             <w:r>
               <w:rPr>
                 <w:rStyle w:val="Hyperlink"/>
@@ -7995,7 +8100,7 @@
                 <w:noProof/>
                 <w:webHidden/>
               </w:rPr>
-              <w:instrText xml:space="preserve"> PAGEREF _Toc225087366 \h </w:instrText>
+              <w:instrText xml:space="preserve"> PAGEREF _Toc225589479 \h </w:instrText>
             </w:r>
             <w:r>
               <w:rPr>
@@ -8015,7 +8120,7 @@
                 <w:noProof/>
                 <w:webHidden/>
               </w:rPr>
-              <w:t>52</w:t>
+              <w:t>53</w:t>
             </w:r>
             <w:r>
               <w:rPr>
@@ -8041,7 +8146,7 @@
               <w14:ligatures w14:val="standardContextual"/>
             </w:rPr>
           </w:pPr>
-          <w:hyperlink w:anchor="_Toc225087367" w:history="1">
+          <w:hyperlink w:anchor="_Toc225589480" w:history="1">
             <w:r>
               <w:rPr>
                 <w:rStyle w:val="Hyperlink"/>
@@ -8068,7 +8173,7 @@
                 <w:noProof/>
                 <w:webHidden/>
               </w:rPr>
-              <w:instrText xml:space="preserve"> PAGEREF _Toc225087367 \h </w:instrText>
+              <w:instrText xml:space="preserve"> PAGEREF _Toc225589480 \h </w:instrText>
             </w:r>
             <w:r>
               <w:rPr>
@@ -8088,7 +8193,7 @@
                 <w:noProof/>
                 <w:webHidden/>
               </w:rPr>
-              <w:t>53</w:t>
+              <w:t>54</w:t>
             </w:r>
             <w:r>
               <w:rPr>
@@ -8114,13 +8219,13 @@
               <w14:ligatures w14:val="standardContextual"/>
             </w:rPr>
           </w:pPr>
-          <w:hyperlink w:anchor="_Toc225087368" w:history="1">
+          <w:hyperlink w:anchor="_Toc225589481" w:history="1">
             <w:r>
               <w:rPr>
                 <w:rStyle w:val="Hyperlink"/>
                 <w:noProof/>
               </w:rPr>
-              <w:t>Version 17.1 (March 2026)</w:t>
+              <w:t>Version 17.2 (March 2026)</w:t>
             </w:r>
             <w:r>
               <w:rPr>
@@ -8141,7 +8246,7 @@
                 <w:noProof/>
                 <w:webHidden/>
               </w:rPr>
-              <w:instrText xml:space="preserve"> PAGEREF _Toc225087368 \h </w:instrText>
+              <w:instrText xml:space="preserve"> PAGEREF _Toc225589481 \h </w:instrText>
             </w:r>
             <w:r>
               <w:rPr>
@@ -8161,7 +8266,7 @@
                 <w:noProof/>
                 <w:webHidden/>
               </w:rPr>
-              <w:t>53</w:t>
+              <w:t>54</w:t>
             </w:r>
             <w:r>
               <w:rPr>
@@ -8187,13 +8292,13 @@
               <w14:ligatures w14:val="standardContextual"/>
             </w:rPr>
           </w:pPr>
-          <w:hyperlink w:anchor="_Toc225087369" w:history="1">
+          <w:hyperlink w:anchor="_Toc225589482" w:history="1">
             <w:r>
               <w:rPr>
                 <w:rStyle w:val="Hyperlink"/>
                 <w:noProof/>
               </w:rPr>
-              <w:t>Version 17.0 (March 2026)</w:t>
+              <w:t>Version 17.1 (March 2026)</w:t>
             </w:r>
             <w:r>
               <w:rPr>
@@ -8214,7 +8319,7 @@
                 <w:noProof/>
                 <w:webHidden/>
               </w:rPr>
-              <w:instrText xml:space="preserve"> PAGEREF _Toc225087369 \h </w:instrText>
+              <w:instrText xml:space="preserve"> PAGEREF _Toc225589482 \h </w:instrText>
             </w:r>
             <w:r>
               <w:rPr>
@@ -8234,7 +8339,7 @@
                 <w:noProof/>
                 <w:webHidden/>
               </w:rPr>
-              <w:t>53</w:t>
+              <w:t>54</w:t>
             </w:r>
             <w:r>
               <w:rPr>
@@ -8260,13 +8365,13 @@
               <w14:ligatures w14:val="standardContextual"/>
             </w:rPr>
           </w:pPr>
-          <w:hyperlink w:anchor="_Toc225087370" w:history="1">
+          <w:hyperlink w:anchor="_Toc225589483" w:history="1">
             <w:r>
               <w:rPr>
                 <w:rStyle w:val="Hyperlink"/>
                 <w:noProof/>
               </w:rPr>
-              <w:t>Version 16.0 (February 2026)</w:t>
+              <w:t>Version 17.0 (March 2026)</w:t>
             </w:r>
             <w:r>
               <w:rPr>
@@ -8287,7 +8392,7 @@
                 <w:noProof/>
                 <w:webHidden/>
               </w:rPr>
-              <w:instrText xml:space="preserve"> PAGEREF _Toc225087370 \h </w:instrText>
+              <w:instrText xml:space="preserve"> PAGEREF _Toc225589483 \h </w:instrText>
             </w:r>
             <w:r>
               <w:rPr>
@@ -8307,7 +8412,7 @@
                 <w:noProof/>
                 <w:webHidden/>
               </w:rPr>
-              <w:t>53</w:t>
+              <w:t>55</w:t>
             </w:r>
             <w:r>
               <w:rPr>
@@ -8333,13 +8438,13 @@
               <w14:ligatures w14:val="standardContextual"/>
             </w:rPr>
           </w:pPr>
-          <w:hyperlink w:anchor="_Toc225087371" w:history="1">
+          <w:hyperlink w:anchor="_Toc225589484" w:history="1">
             <w:r>
               <w:rPr>
                 <w:rStyle w:val="Hyperlink"/>
                 <w:noProof/>
               </w:rPr>
-              <w:t>Version 15.9 (February 2026)</w:t>
+              <w:t>Version 16.0 (February 2026)</w:t>
             </w:r>
             <w:r>
               <w:rPr>
@@ -8360,7 +8465,7 @@
                 <w:noProof/>
                 <w:webHidden/>
               </w:rPr>
-              <w:instrText xml:space="preserve"> PAGEREF _Toc225087371 \h </w:instrText>
+              <w:instrText xml:space="preserve"> PAGEREF _Toc225589484 \h </w:instrText>
             </w:r>
             <w:r>
               <w:rPr>
@@ -8380,7 +8485,7 @@
                 <w:noProof/>
                 <w:webHidden/>
               </w:rPr>
-              <w:t>54</w:t>
+              <w:t>55</w:t>
             </w:r>
             <w:r>
               <w:rPr>
@@ -8406,13 +8511,13 @@
               <w14:ligatures w14:val="standardContextual"/>
             </w:rPr>
           </w:pPr>
-          <w:hyperlink w:anchor="_Toc225087372" w:history="1">
+          <w:hyperlink w:anchor="_Toc225589485" w:history="1">
             <w:r>
               <w:rPr>
                 <w:rStyle w:val="Hyperlink"/>
                 <w:noProof/>
               </w:rPr>
-              <w:t>Version 15.8 (February 2026)</w:t>
+              <w:t>Version 15.9 (February 2026)</w:t>
             </w:r>
             <w:r>
               <w:rPr>
@@ -8433,7 +8538,7 @@
                 <w:noProof/>
                 <w:webHidden/>
               </w:rPr>
-              <w:instrText xml:space="preserve"> PAGEREF _Toc225087372 \h </w:instrText>
+              <w:instrText xml:space="preserve"> PAGEREF _Toc225589485 \h </w:instrText>
             </w:r>
             <w:r>
               <w:rPr>
@@ -8453,7 +8558,7 @@
                 <w:noProof/>
                 <w:webHidden/>
               </w:rPr>
-              <w:t>55</w:t>
+              <w:t>56</w:t>
             </w:r>
             <w:r>
               <w:rPr>
@@ -8479,13 +8584,13 @@
               <w14:ligatures w14:val="standardContextual"/>
             </w:rPr>
           </w:pPr>
-          <w:hyperlink w:anchor="_Toc225087373" w:history="1">
+          <w:hyperlink w:anchor="_Toc225589486" w:history="1">
             <w:r>
               <w:rPr>
                 <w:rStyle w:val="Hyperlink"/>
                 <w:noProof/>
               </w:rPr>
-              <w:t>Version 15.7 (February 2026)</w:t>
+              <w:t>Version 15.8 (February 2026)</w:t>
             </w:r>
             <w:r>
               <w:rPr>
@@ -8506,7 +8611,7 @@
                 <w:noProof/>
                 <w:webHidden/>
               </w:rPr>
-              <w:instrText xml:space="preserve"> PAGEREF _Toc225087373 \h </w:instrText>
+              <w:instrText xml:space="preserve"> PAGEREF _Toc225589486 \h </w:instrText>
             </w:r>
             <w:r>
               <w:rPr>
@@ -8526,7 +8631,7 @@
                 <w:noProof/>
                 <w:webHidden/>
               </w:rPr>
-              <w:t>55</w:t>
+              <w:t>56</w:t>
             </w:r>
             <w:r>
               <w:rPr>
@@ -8552,13 +8657,13 @@
               <w14:ligatures w14:val="standardContextual"/>
             </w:rPr>
           </w:pPr>
-          <w:hyperlink w:anchor="_Toc225087374" w:history="1">
+          <w:hyperlink w:anchor="_Toc225589487" w:history="1">
             <w:r>
               <w:rPr>
                 <w:rStyle w:val="Hyperlink"/>
                 <w:noProof/>
               </w:rPr>
-              <w:t>Version 15.6 (February 2026)</w:t>
+              <w:t>Version 15.7 (February 2026)</w:t>
             </w:r>
             <w:r>
               <w:rPr>
@@ -8579,7 +8684,7 @@
                 <w:noProof/>
                 <w:webHidden/>
               </w:rPr>
-              <w:instrText xml:space="preserve"> PAGEREF _Toc225087374 \h </w:instrText>
+              <w:instrText xml:space="preserve"> PAGEREF _Toc225589487 \h </w:instrText>
             </w:r>
             <w:r>
               <w:rPr>
@@ -8599,7 +8704,7 @@
                 <w:noProof/>
                 <w:webHidden/>
               </w:rPr>
-              <w:t>56</w:t>
+              <w:t>57</w:t>
             </w:r>
             <w:r>
               <w:rPr>
@@ -8625,13 +8730,13 @@
               <w14:ligatures w14:val="standardContextual"/>
             </w:rPr>
           </w:pPr>
-          <w:hyperlink w:anchor="_Toc225087375" w:history="1">
+          <w:hyperlink w:anchor="_Toc225589488" w:history="1">
             <w:r>
               <w:rPr>
                 <w:rStyle w:val="Hyperlink"/>
                 <w:noProof/>
               </w:rPr>
-              <w:t>Version 15.5 (February 2026)</w:t>
+              <w:t>Version 15.6 (February 2026)</w:t>
             </w:r>
             <w:r>
               <w:rPr>
@@ -8652,7 +8757,7 @@
                 <w:noProof/>
                 <w:webHidden/>
               </w:rPr>
-              <w:instrText xml:space="preserve"> PAGEREF _Toc225087375 \h </w:instrText>
+              <w:instrText xml:space="preserve"> PAGEREF _Toc225589488 \h </w:instrText>
             </w:r>
             <w:r>
               <w:rPr>
@@ -8672,7 +8777,7 @@
                 <w:noProof/>
                 <w:webHidden/>
               </w:rPr>
-              <w:t>56</w:t>
+              <w:t>57</w:t>
             </w:r>
             <w:r>
               <w:rPr>
@@ -8698,13 +8803,13 @@
               <w14:ligatures w14:val="standardContextual"/>
             </w:rPr>
           </w:pPr>
-          <w:hyperlink w:anchor="_Toc225087376" w:history="1">
+          <w:hyperlink w:anchor="_Toc225589489" w:history="1">
             <w:r>
               <w:rPr>
                 <w:rStyle w:val="Hyperlink"/>
                 <w:noProof/>
               </w:rPr>
-              <w:t>Version 15.4 (February 2026)</w:t>
+              <w:t>Version 15.5 (February 2026)</w:t>
             </w:r>
             <w:r>
               <w:rPr>
@@ -8725,7 +8830,7 @@
                 <w:noProof/>
                 <w:webHidden/>
               </w:rPr>
-              <w:instrText xml:space="preserve"> PAGEREF _Toc225087376 \h </w:instrText>
+              <w:instrText xml:space="preserve"> PAGEREF _Toc225589489 \h </w:instrText>
             </w:r>
             <w:r>
               <w:rPr>
@@ -8745,7 +8850,7 @@
                 <w:noProof/>
                 <w:webHidden/>
               </w:rPr>
-              <w:t>57</w:t>
+              <w:t>58</w:t>
             </w:r>
             <w:r>
               <w:rPr>
@@ -8771,13 +8876,13 @@
               <w14:ligatures w14:val="standardContextual"/>
             </w:rPr>
           </w:pPr>
-          <w:hyperlink w:anchor="_Toc225087377" w:history="1">
+          <w:hyperlink w:anchor="_Toc225589490" w:history="1">
             <w:r>
               <w:rPr>
                 <w:rStyle w:val="Hyperlink"/>
                 <w:noProof/>
               </w:rPr>
-              <w:t>Version 15.2 (February 2026)</w:t>
+              <w:t>Version 15.4 (February 2026)</w:t>
             </w:r>
             <w:r>
               <w:rPr>
@@ -8798,7 +8903,7 @@
                 <w:noProof/>
                 <w:webHidden/>
               </w:rPr>
-              <w:instrText xml:space="preserve"> PAGEREF _Toc225087377 \h </w:instrText>
+              <w:instrText xml:space="preserve"> PAGEREF _Toc225589490 \h </w:instrText>
             </w:r>
             <w:r>
               <w:rPr>
@@ -8818,7 +8923,7 @@
                 <w:noProof/>
                 <w:webHidden/>
               </w:rPr>
-              <w:t>57</w:t>
+              <w:t>58</w:t>
             </w:r>
             <w:r>
               <w:rPr>
@@ -8844,13 +8949,13 @@
               <w14:ligatures w14:val="standardContextual"/>
             </w:rPr>
           </w:pPr>
-          <w:hyperlink w:anchor="_Toc225087378" w:history="1">
+          <w:hyperlink w:anchor="_Toc225589491" w:history="1">
             <w:r>
               <w:rPr>
                 <w:rStyle w:val="Hyperlink"/>
                 <w:noProof/>
               </w:rPr>
-              <w:t>Version 15.1 (February 2026)</w:t>
+              <w:t>Version 15.2 (February 2026)</w:t>
             </w:r>
             <w:r>
               <w:rPr>
@@ -8871,7 +8976,7 @@
                 <w:noProof/>
                 <w:webHidden/>
               </w:rPr>
-              <w:instrText xml:space="preserve"> PAGEREF _Toc225087378 \h </w:instrText>
+              <w:instrText xml:space="preserve"> PAGEREF _Toc225589491 \h </w:instrText>
             </w:r>
             <w:r>
               <w:rPr>
@@ -8891,7 +8996,7 @@
                 <w:noProof/>
                 <w:webHidden/>
               </w:rPr>
-              <w:t>57</w:t>
+              <w:t>59</w:t>
             </w:r>
             <w:r>
               <w:rPr>
@@ -8917,12 +9022,85 @@
               <w14:ligatures w14:val="standardContextual"/>
             </w:rPr>
           </w:pPr>
-          <w:hyperlink w:anchor="_Toc225087379" w:history="1">
+          <w:hyperlink w:anchor="_Toc225589492" w:history="1">
             <w:r>
               <w:rPr>
                 <w:rStyle w:val="Hyperlink"/>
                 <w:noProof/>
               </w:rPr>
+              <w:t>Version 15.1 (February 2026)</w:t>
+            </w:r>
+            <w:r>
+              <w:rPr>
+                <w:noProof/>
+                <w:webHidden/>
+              </w:rPr>
+              <w:tab/>
+            </w:r>
+            <w:r>
+              <w:rPr>
+                <w:noProof/>
+                <w:webHidden/>
+              </w:rPr>
+              <w:fldChar w:fldCharType="begin"/>
+            </w:r>
+            <w:r>
+              <w:rPr>
+                <w:noProof/>
+                <w:webHidden/>
+              </w:rPr>
+              <w:instrText xml:space="preserve"> PAGEREF _Toc225589492 \h </w:instrText>
+            </w:r>
+            <w:r>
+              <w:rPr>
+                <w:noProof/>
+                <w:webHidden/>
+              </w:rPr>
+            </w:r>
+            <w:r>
+              <w:rPr>
+                <w:noProof/>
+                <w:webHidden/>
+              </w:rPr>
+              <w:fldChar w:fldCharType="separate"/>
+            </w:r>
+            <w:r>
+              <w:rPr>
+                <w:noProof/>
+                <w:webHidden/>
+              </w:rPr>
+              <w:t>59</w:t>
+            </w:r>
+            <w:r>
+              <w:rPr>
+                <w:noProof/>
+                <w:webHidden/>
+              </w:rPr>
+              <w:fldChar w:fldCharType="end"/>
+            </w:r>
+          </w:hyperlink>
+        </w:p>
+        <w:p>
+          <w:pPr>
+            <w:pStyle w:val="TOC2"/>
+            <w:tabs>
+              <w:tab w:val="right" w:leader="dot" w:pos="9350"/>
+            </w:tabs>
+            <w:rPr>
+              <w:noProof/>
+              <w:kern w:val="2"/>
+              <w:sz w:val="24"/>
+              <w:szCs w:val="24"/>
+              <w:lang w:val="en-AU" w:eastAsia="en-AU"/>
+              <w14:ligatures w14:val="standardContextual"/>
+            </w:rPr>
+          </w:pPr>
+          <w:hyperlink w:anchor="_Toc225589493" w:history="1">
+            <w:r>
+              <w:rPr>
+                <w:rStyle w:val="Hyperlink"/>
+                <w:noProof/>
+              </w:rPr>
               <w:t>Version 15.0 (February 2026)</w:t>
             </w:r>
             <w:r>
@@ -8944,7 +9122,7 @@
                 <w:noProof/>
                 <w:webHidden/>
               </w:rPr>
-              <w:instrText xml:space="preserve"> PAGEREF _Toc225087379 \h </w:instrText>
+              <w:instrText xml:space="preserve"> PAGEREF _Toc225589493 \h </w:instrText>
             </w:r>
             <w:r>
               <w:rPr>
@@ -8964,7 +9142,7 @@
                 <w:noProof/>
                 <w:webHidden/>
               </w:rPr>
-              <w:t>58</w:t>
+              <w:t>59</w:t>
             </w:r>
             <w:r>
               <w:rPr>
@@ -8990,7 +9168,7 @@
               <w14:ligatures w14:val="standardContextual"/>
             </w:rPr>
           </w:pPr>
-          <w:hyperlink w:anchor="_Toc225087380" w:history="1">
+          <w:hyperlink w:anchor="_Toc225589494" w:history="1">
             <w:r>
               <w:rPr>
                 <w:rStyle w:val="Hyperlink"/>
@@ -9017,7 +9195,7 @@
                 <w:noProof/>
                 <w:webHidden/>
               </w:rPr>
-              <w:instrText xml:space="preserve"> PAGEREF _Toc225087380 \h </w:instrText>
+              <w:instrText xml:space="preserve"> PAGEREF _Toc225589494 \h </w:instrText>
             </w:r>
             <w:r>
               <w:rPr>
@@ -9037,7 +9215,7 @@
                 <w:noProof/>
                 <w:webHidden/>
               </w:rPr>
-              <w:t>58</w:t>
+              <w:t>59</w:t>
             </w:r>
             <w:r>
               <w:rPr>
@@ -9079,7 +9257,7 @@
       <w:pPr>
         <w:pStyle w:val="Heading1"/>
       </w:pPr>
-      <w:bookmarkStart w:id="0" w:name="_Toc225087260"/>
+      <w:bookmarkStart w:id="0" w:name="_Toc225589372"/>
       <w:r>
         <w:lastRenderedPageBreak/>
         <w:t>PART 1: GETTING STARTED</w:t>
@@ -9098,7 +9276,7 @@
       <w:pPr>
         <w:pStyle w:val="Heading2"/>
       </w:pPr>
-      <w:bookmarkStart w:id="1" w:name="_Toc225087261"/>
+      <w:bookmarkStart w:id="1" w:name="_Toc225589373"/>
       <w:r>
         <w:t>1.1 Overview</w:t>
       </w:r>
@@ -9113,7 +9291,7 @@
       <w:pPr>
         <w:pStyle w:val="Heading3"/>
       </w:pPr>
-      <w:bookmarkStart w:id="2" w:name="_Toc225087262"/>
+      <w:bookmarkStart w:id="2" w:name="_Toc225589374"/>
       <w:r>
         <w:t>Key Features</w:t>
       </w:r>
@@ -9178,7 +9356,7 @@
       <w:pPr>
         <w:pStyle w:val="Heading2"/>
       </w:pPr>
-      <w:bookmarkStart w:id="3" w:name="_Toc225087263"/>
+      <w:bookmarkStart w:id="3" w:name="_Toc225589375"/>
       <w:r>
         <w:lastRenderedPageBreak/>
         <w:t>1.2 Quick Start Guide</w:t>
@@ -9189,7 +9367,7 @@
       <w:pPr>
         <w:pStyle w:val="Heading3"/>
       </w:pPr>
-      <w:bookmarkStart w:id="4" w:name="_Toc225087264"/>
+      <w:bookmarkStart w:id="4" w:name="_Toc225589376"/>
       <w:r>
         <w:t>Basic Setup (5 minutes)</w:t>
       </w:r>
@@ -9265,13 +9443,7 @@
     </w:p>
     <w:p>
       <w:r>
-        <w:t xml:space="preserve">• </w:t>
-      </w:r>
-      <w:r>
-        <w:t>Super Balance at Retirement</w:t>
-      </w:r>
-      <w:r>
-        <w:t>: Total superannuation balance at retirement</w:t>
+        <w:t>• Super Balance at Retirement: Total superannuation balance at retirement</w:t>
       </w:r>
     </w:p>
     <w:p>
@@ -9314,13 +9486,7 @@
     </w:p>
     <w:p>
       <w:r>
-        <w:t>• Defined Benefit</w:t>
-      </w:r>
-      <w:r>
-        <w:t xml:space="preserve"> Pension</w:t>
-      </w:r>
-      <w:r>
-        <w:t>: annuity/defined benefit amount (if applicable)</w:t>
+        <w:t>• Defined Benefit Pension: annuity/defined benefit amount (if applicable)</w:t>
       </w:r>
     </w:p>
     <w:p>
@@ -9330,19 +9496,7 @@
     </w:p>
     <w:p>
       <w:r>
-        <w:t xml:space="preserve">• </w:t>
-      </w:r>
-      <w:r>
-        <w:t>Pension Recipient Type</w:t>
-      </w:r>
-      <w:r>
-        <w:t xml:space="preserve">: </w:t>
-      </w:r>
-      <w:r>
-        <w:t>Single or Couple - a</w:t>
-      </w:r>
-      <w:r>
-        <w:t>ffects age pension rates and asset test thresholds</w:t>
+        <w:t>• Pension Recipient Type: Single or Couple - affects age pension rates and asset test thresholds</w:t>
       </w:r>
     </w:p>
     <w:p>
@@ -9368,21 +9522,7 @@
           <w:b/>
           <w:bCs/>
         </w:rPr>
-        <w:t>Other</w:t>
-      </w:r>
-      <w:r>
-        <w:rPr>
-          <w:b/>
-          <w:bCs/>
-        </w:rPr>
-        <w:t xml:space="preserve"> </w:t>
-      </w:r>
-      <w:r>
-        <w:rPr>
-          <w:b/>
-          <w:bCs/>
-        </w:rPr>
-        <w:t>Income</w:t>
+        <w:t>Other Income</w:t>
       </w:r>
       <w:r>
         <w:t xml:space="preserve"> (Optional)</w:t>
@@ -9390,51 +9530,27 @@
     </w:p>
     <w:p>
       <w:r>
-        <w:t>•</w:t>
-      </w:r>
-      <w:r>
-        <w:t xml:space="preserve"> </w:t>
-      </w:r>
-      <w:r>
-        <w:t>Other Net Income: Primary income source like part-time work, rental income, dividends (if applicable)</w:t>
-      </w:r>
-    </w:p>
-    <w:p>
-      <w:r>
-        <w:t>•</w:t>
-      </w:r>
-      <w:r>
-        <w:t xml:space="preserve"> </w:t>
-      </w:r>
-      <w:r>
-        <w:t>Start Year: When it begins (default 1 = immediate)</w:t>
-      </w:r>
-    </w:p>
-    <w:p>
-      <w:r>
-        <w:t>•</w:t>
-      </w:r>
-      <w:r>
-        <w:t xml:space="preserve"> </w:t>
-      </w:r>
-      <w:r>
-        <w:t>Duration: How many years it lasts (blank = indefinite)</w:t>
-      </w:r>
-    </w:p>
-    <w:p>
-      <w:r>
-        <w:t>•</w:t>
-      </w:r>
-      <w:r>
-        <w:t xml:space="preserve"> Index to CPI: When enabled increases the net income by inflation</w:t>
-      </w:r>
-    </w:p>
-    <w:p>
-      <w:r>
-        <w:t>•</w:t>
-      </w:r>
-      <w:r>
-        <w:t xml:space="preserve"> Employment Income – Work Bonus Eligible: Select if the income is from employment or self-employment.</w:t>
+        <w:t>• Other Net Income: Primary income source like part-time work, rental income, dividends (if applicable)</w:t>
+      </w:r>
+    </w:p>
+    <w:p>
+      <w:r>
+        <w:t>• Start Year: When it begins (default 1 = immediate)</w:t>
+      </w:r>
+    </w:p>
+    <w:p>
+      <w:r>
+        <w:t>• Duration: How many years it lasts (blank = indefinite)</w:t>
+      </w:r>
+    </w:p>
+    <w:p>
+      <w:r>
+        <w:t>• Index to CPI: When enabled increases the net income by inflation</w:t>
+      </w:r>
+    </w:p>
+    <w:p>
+      <w:r>
+        <w:t>• Employment Income – Work Bonus Eligible: Select if the income is from employment or self-employment.</w:t>
       </w:r>
     </w:p>
     <w:p>
@@ -9549,7 +9665,7 @@
       <w:pPr>
         <w:pStyle w:val="Heading3"/>
       </w:pPr>
-      <w:bookmarkStart w:id="5" w:name="_Toc225087265"/>
+      <w:bookmarkStart w:id="5" w:name="_Toc225589377"/>
       <w:r>
         <w:t>Understanding Results</w:t>
       </w:r>
@@ -9586,7 +9702,7 @@
       <w:pPr>
         <w:pStyle w:val="Heading2"/>
       </w:pPr>
-      <w:bookmarkStart w:id="6" w:name="_Toc225087266"/>
+      <w:bookmarkStart w:id="6" w:name="_Toc225589378"/>
       <w:r>
         <w:lastRenderedPageBreak/>
         <w:t>1.3 Save/Load Scenarios</w:t>
@@ -9644,7 +9760,7 @@
       <w:pPr>
         <w:pStyle w:val="Heading3"/>
       </w:pPr>
-      <w:bookmarkStart w:id="7" w:name="_Toc225087267"/>
+      <w:bookmarkStart w:id="7" w:name="_Toc225589379"/>
       <w:r>
         <w:t>Saving a Scenario</w:t>
       </w:r>
@@ -9682,7 +9798,7 @@
       <w:pPr>
         <w:pStyle w:val="Heading3"/>
       </w:pPr>
-      <w:bookmarkStart w:id="8" w:name="_Toc225087268"/>
+      <w:bookmarkStart w:id="8" w:name="_Toc225589380"/>
       <w:r>
         <w:t>Loading a Scenario</w:t>
       </w:r>
@@ -9720,7 +9836,7 @@
       <w:pPr>
         <w:pStyle w:val="Heading3"/>
       </w:pPr>
-      <w:bookmarkStart w:id="9" w:name="_Toc225087269"/>
+      <w:bookmarkStart w:id="9" w:name="_Toc225589381"/>
       <w:r>
         <w:t>Export/Import (JSON Backup)</w:t>
       </w:r>
@@ -9752,28 +9868,7 @@
     </w:p>
     <w:p>
       <w:r>
-        <w:t>Export</w:t>
-      </w:r>
-      <w:r>
-        <w:t xml:space="preserve"> </w:t>
-      </w:r>
-      <w:r>
-        <w:t>to</w:t>
-      </w:r>
-      <w:r>
-        <w:t xml:space="preserve"> JSON: </w:t>
-      </w:r>
-      <w:r>
-        <w:t xml:space="preserve">Saves a </w:t>
-      </w:r>
-      <w:r>
-        <w:t>scenario</w:t>
-      </w:r>
-      <w:r>
-        <w:t xml:space="preserve"> as a JSON file</w:t>
-      </w:r>
-      <w:r>
-        <w:t>.</w:t>
+        <w:t>Export to JSON: Saves a scenario as a JSON file.</w:t>
       </w:r>
       <w:r>
         <w:br/>
@@ -9781,27 +9876,15 @@
       </w:r>
       <w:r>
         <w:br/>
-        <w:t xml:space="preserve">2. Click "📥 </w:t>
-      </w:r>
-      <w:r>
-        <w:t>Export</w:t>
-      </w:r>
-      <w:r>
-        <w:t>"</w:t>
+        <w:t>2. Click "📥 Export"</w:t>
       </w:r>
       <w:r>
         <w:br/>
-        <w:t xml:space="preserve">3. </w:t>
-      </w:r>
-      <w:r>
-        <w:t>Enter a descriptive scenario name</w:t>
+        <w:t>3. Enter a descriptive scenario name</w:t>
       </w:r>
       <w:r>
         <w:br/>
-        <w:t xml:space="preserve">4. </w:t>
-      </w:r>
-      <w:r>
-        <w:t>File is saved as a downloadable JSON file (check your download history)</w:t>
+        <w:t>4. File is saved as a downloadable JSON file (check your download history)</w:t>
       </w:r>
       <w:r>
         <w:br/>
@@ -9838,7 +9921,7 @@
       <w:pPr>
         <w:pStyle w:val="Heading3"/>
       </w:pPr>
-      <w:bookmarkStart w:id="10" w:name="_Toc225087270"/>
+      <w:bookmarkStart w:id="10" w:name="_Toc225589382"/>
       <w:r>
         <w:t>Auto-Save</w:t>
       </w:r>
@@ -9863,7 +9946,7 @@
       <w:pPr>
         <w:pStyle w:val="Heading3"/>
       </w:pPr>
-      <w:bookmarkStart w:id="11" w:name="_Toc225087271"/>
+      <w:bookmarkStart w:id="11" w:name="_Toc225589383"/>
       <w:r>
         <w:t>Best Practices</w:t>
       </w:r>
@@ -9932,7 +10015,7 @@
       <w:pPr>
         <w:pStyle w:val="Heading2"/>
       </w:pPr>
-      <w:bookmarkStart w:id="12" w:name="_Toc225087272"/>
+      <w:bookmarkStart w:id="12" w:name="_Toc225589384"/>
       <w:r>
         <w:t>1.4 Understanding the Interface</w:t>
       </w:r>
@@ -9942,7 +10025,7 @@
       <w:pPr>
         <w:pStyle w:val="Heading3"/>
       </w:pPr>
-      <w:bookmarkStart w:id="13" w:name="_Toc225087273"/>
+      <w:bookmarkStart w:id="13" w:name="_Toc225589385"/>
       <w:r>
         <w:t>Display Mode Toggle</w:t>
       </w:r>
@@ -9961,10 +10044,7 @@
         <w:t xml:space="preserve">Real $ (Current  Year): </w:t>
       </w:r>
       <w:r>
-        <w:t>Values adjusted to current year purchasing power. Example: a nominal balance of $133,469 in Year 10 shows as $100,000 — reflecting that $133,469 in 10 years has the same buying power as $100,000 today, assuming 2.5% CPI. Use this to understand future amounts relative to your current cost of living</w:t>
-      </w:r>
-      <w:r>
-        <w:t>.</w:t>
+        <w:t>Values adjusted to current year purchasing power. Example: a nominal balance of $133,469 in Year 10 shows as $100,000 — reflecting that $133,469 in 10 years has the same buying power as $100,000 today, assuming 2.5% CPI. Use this to understand future amounts relative to your current cost of living.</w:t>
       </w:r>
     </w:p>
     <w:p>
@@ -9986,10 +10066,7 @@
         <w:t xml:space="preserve">Nominal $: </w:t>
       </w:r>
       <w:r>
-        <w:t>Future dollar amounts without inflation adjustment. Example: $133,469 in Year 10 shows as $133,469. Use this to match bank statements, fund projections, and Centrelink estimates.</w:t>
-      </w:r>
-      <w:r>
-        <w:t>.</w:t>
+        <w:t>Future dollar amounts without inflation adjustment. Example: $133,469 in Year 10 shows as $133,469. Use this to match bank statements, fund projections, and Centrelink estimates..</w:t>
       </w:r>
     </w:p>
     <w:p>
@@ -10038,7 +10115,7 @@
       <w:pPr>
         <w:pStyle w:val="Heading3"/>
       </w:pPr>
-      <w:bookmarkStart w:id="14" w:name="_Toc225087274"/>
+      <w:bookmarkStart w:id="14" w:name="_Toc225589386"/>
       <w:r>
         <w:t>Collapsible Sections</w:t>
       </w:r>
@@ -10053,7 +10130,7 @@
       <w:pPr>
         <w:pStyle w:val="Heading2"/>
       </w:pPr>
-      <w:bookmarkStart w:id="15" w:name="_Toc225087275"/>
+      <w:bookmarkStart w:id="15" w:name="_Toc225589387"/>
       <w:r>
         <w:lastRenderedPageBreak/>
         <w:t>1.5 Enhanced Warning Systems</w:t>
@@ -10064,7 +10141,7 @@
       <w:pPr>
         <w:pStyle w:val="Heading3"/>
       </w:pPr>
-      <w:bookmarkStart w:id="16" w:name="_Toc225087276"/>
+      <w:bookmarkStart w:id="16" w:name="_Toc225589388"/>
       <w:r>
         <w:t>Early Portfolio Depletion Warning</w:t>
       </w:r>
@@ -10100,7 +10177,7 @@
       <w:pPr>
         <w:pStyle w:val="Heading3"/>
       </w:pPr>
-      <w:bookmarkStart w:id="17" w:name="_Toc225087277"/>
+      <w:bookmarkStart w:id="17" w:name="_Toc225589389"/>
       <w:r>
         <w:t>Stale Results Detection (Monte Carlo)</w:t>
       </w:r>
@@ -10149,7 +10226,7 @@
       <w:pPr>
         <w:pStyle w:val="Heading3"/>
       </w:pPr>
-      <w:bookmarkStart w:id="18" w:name="_Toc225087278"/>
+      <w:bookmarkStart w:id="18" w:name="_Toc225589390"/>
       <w:r>
         <w:t>Data Currency Notice</w:t>
       </w:r>
@@ -10164,7 +10241,7 @@
       <w:pPr>
         <w:pStyle w:val="Heading1"/>
       </w:pPr>
-      <w:bookmarkStart w:id="19" w:name="_Toc225087279"/>
+      <w:bookmarkStart w:id="19" w:name="_Toc225589391"/>
       <w:r>
         <w:t>PART 2: CORE INPUTS</w:t>
       </w:r>
@@ -10174,7 +10251,7 @@
       <w:pPr>
         <w:pStyle w:val="Heading2"/>
       </w:pPr>
-      <w:bookmarkStart w:id="20" w:name="_Toc225087280"/>
+      <w:bookmarkStart w:id="20" w:name="_Toc225589392"/>
       <w:r>
         <w:t>2.1 Initial Financial Situation</w:t>
       </w:r>
@@ -10184,7 +10261,7 @@
       <w:pPr>
         <w:pStyle w:val="Heading3"/>
       </w:pPr>
-      <w:bookmarkStart w:id="21" w:name="_Toc225087281"/>
+      <w:bookmarkStart w:id="21" w:name="_Toc225589393"/>
       <w:r>
         <w:t>Age Turning This Year &amp; Retirement Age</w:t>
       </w:r>
@@ -10199,7 +10276,7 @@
       <w:pPr>
         <w:pStyle w:val="Heading3"/>
       </w:pPr>
-      <w:bookmarkStart w:id="22" w:name="_Toc225087282"/>
+      <w:bookmarkStart w:id="22" w:name="_Toc225589394"/>
       <w:r>
         <w:lastRenderedPageBreak/>
         <w:t>Modelled Death Age &amp; Sex</w:t>
@@ -10227,16 +10304,7 @@
         <w:t xml:space="preserve">Modelled Death Age: </w:t>
       </w:r>
       <w:r>
-        <w:t xml:space="preserve">The age at which the simulation ends. Defaults to the ABS life expectancy for your sex and current age (for example, age 84 for a 60-year-old male). You can override this </w:t>
-      </w:r>
-      <w:r>
-        <w:t>manually.  Y</w:t>
-      </w:r>
-      <w:r>
-        <w:t xml:space="preserve">ou </w:t>
-      </w:r>
-      <w:r>
-        <w:t xml:space="preserve">can reset the age by selecting </w:t>
+        <w:t xml:space="preserve">The age at which the simulation ends. Defaults to the ABS life expectancy for your sex and current age (for example, age 84 for a 60-year-old male). You can override this manually.  You can reset the age by selecting </w:t>
       </w:r>
       <w:r>
         <w:rPr>
@@ -10258,26 +10326,14 @@
         <w:t xml:space="preserve">Variable death age in MC: </w:t>
       </w:r>
       <w:r>
-        <w:t xml:space="preserve">When enabled (checkbox </w:t>
-      </w:r>
-      <w:r>
-        <w:t xml:space="preserve">at the bottom of the </w:t>
-      </w:r>
-      <w:r>
-        <w:t xml:space="preserve">Death </w:t>
-      </w:r>
-      <w:r>
-        <w:t>Scenario Modelling tab</w:t>
-      </w:r>
-      <w:r>
-        <w:t>), each parametric Monte Carlo run samples a different death age from a normal distribution centred on the ABS life expectancy for your sex and current age, with a standard deviation of 10 years. This means some runs end at age 74, others at 102, reflecting genuine longevity uncertainty. The deterministic simulation always uses the fixed Modelled Death Age you set. This option is only available for parametric Monte Carlo — Historical Monte Carlo uses fixed 35-year windows to preserve the integrity of historical return sequences.</w:t>
+        <w:t>When enabled (checkbox at the bottom of the Death Scenario Modelling tab), each parametric Monte Carlo run samples a different death age from a normal distribution centred on the ABS life expectancy for your sex and current age, with a standard deviation of 10 years. This means some runs end at age 74, others at 102, reflecting genuine longevity uncertainty. The deterministic simulation always uses the fixed Modelled Death Age you set. This option is only available for parametric Monte Carlo — Historical Monte Carlo uses fixed 35-year windows to preserve the integrity of historical return sequences.</w:t>
       </w:r>
     </w:p>
     <w:p>
       <w:pPr>
         <w:pStyle w:val="Heading3"/>
       </w:pPr>
-      <w:bookmarkStart w:id="23" w:name="_Toc225087283"/>
+      <w:bookmarkStart w:id="23" w:name="_Toc225589395"/>
       <w:r>
         <w:t>Portfolio Buckets</w:t>
       </w:r>
@@ -10288,25 +10344,7 @@
         <w:rPr>
           <w:b/>
         </w:rPr>
-        <w:t xml:space="preserve">Super Balance at Retirement / </w:t>
-      </w:r>
-      <w:r>
-        <w:rPr>
-          <w:b/>
-        </w:rPr>
-        <w:t>Main Super</w:t>
-      </w:r>
-      <w:r>
-        <w:rPr>
-          <w:b/>
-        </w:rPr>
-        <w:t xml:space="preserve"> Balance</w:t>
-      </w:r>
-      <w:r>
-        <w:rPr>
-          <w:b/>
-        </w:rPr>
-        <w:t xml:space="preserve">: </w:t>
+        <w:t xml:space="preserve">Super Balance at Retirement / Main Super Balance: </w:t>
       </w:r>
       <w:r>
         <w:t>Your projected superannuation balance at the date of retirement. If retiring soon, use your current balance. If years away, use an online super projection calculator or your fund’s estimate to determine what it will be when you retire</w:t>
@@ -10339,10 +10377,7 @@
         <w:t>Cash / Buffer Return Rate</w:t>
       </w:r>
       <w:r>
-        <w:t xml:space="preserve"> field, </w:t>
-      </w:r>
-      <w:r>
-        <w:t>alongside the CPI rate.</w:t>
+        <w:t xml:space="preserve"> field, alongside the CPI rate.</w:t>
       </w:r>
     </w:p>
     <w:p>
@@ -10353,20 +10388,14 @@
         <w:t xml:space="preserve">Cash Account: </w:t>
       </w:r>
       <w:r>
-        <w:t xml:space="preserve">Emergency fund earning the same configurable return as the Sequencing Buffer (default 3% per year). Accessed first in </w:t>
-      </w:r>
-      <w:r>
-        <w:t xml:space="preserve">the </w:t>
-      </w:r>
-      <w:r>
-        <w:t>withdrawal hierarchy. Holds overflow cash when pension income plus minimum super drawdowns exceed expenses.</w:t>
+        <w:t>Emergency fund earning the same configurable return as the Sequencing Buffer (default 3% per year). Accessed first in the withdrawal hierarchy. Holds overflow cash when pension income plus minimum super drawdowns exceed expenses.</w:t>
       </w:r>
     </w:p>
     <w:p>
       <w:pPr>
         <w:pStyle w:val="Heading3"/>
       </w:pPr>
-      <w:bookmarkStart w:id="24" w:name="_Toc225087284"/>
+      <w:bookmarkStart w:id="24" w:name="_Toc225589396"/>
       <w:r>
         <w:t>Homeownership Status</w:t>
       </w:r>
@@ -10381,7 +10410,7 @@
       <w:pPr>
         <w:pStyle w:val="Heading2"/>
       </w:pPr>
-      <w:bookmarkStart w:id="25" w:name="_Toc225087285"/>
+      <w:bookmarkStart w:id="25" w:name="_Toc225589397"/>
       <w:r>
         <w:lastRenderedPageBreak/>
         <w:t>2.2 Retirement Spending</w:t>
@@ -10392,7 +10421,7 @@
       <w:pPr>
         <w:pStyle w:val="Heading3"/>
       </w:pPr>
-      <w:bookmarkStart w:id="26" w:name="_Toc225087286"/>
+      <w:bookmarkStart w:id="26" w:name="_Toc225589398"/>
       <w:r>
         <w:t>Base Annual Spending in Retirement</w:t>
       </w:r>
@@ -10436,132 +10465,161 @@
       <w:pPr>
         <w:pStyle w:val="Heading3"/>
       </w:pPr>
-      <w:bookmarkStart w:id="27" w:name="_Toc225087287"/>
-      <w:r>
-        <w:t>Spending Patterns (see 3.4 Withdrawal Strategy)</w:t>
+      <w:bookmarkStart w:id="27" w:name="_Toc225589399"/>
+      <w:r>
+        <w:t>Find Sustainable Spending</w:t>
       </w:r>
       <w:bookmarkEnd w:id="27"/>
     </w:p>
     <w:p>
       <w:r>
-        <w:rPr>
-          <w:b/>
-        </w:rPr>
-        <w:t>Constant Real:</w:t>
-      </w:r>
-      <w:r>
-        <w:rPr>
-          <w:bCs/>
-        </w:rPr>
-        <w:t xml:space="preserve"> Constant </w:t>
-      </w:r>
-      <w:r>
-        <w:t>spending adjusted for inflation only. This is a conservative assumption.</w:t>
-      </w:r>
-    </w:p>
-    <w:p>
-      <w:r>
-        <w:rPr>
-          <w:b/>
-        </w:rPr>
-        <w:t xml:space="preserve">JP Morgan (Declining): </w:t>
-      </w:r>
-      <w:r>
-        <w:t>Spending curve declines gradually with age (relative to CPI) based on Blanchett (2014) and JP Morgan (2024) research adjusted for Australia. This models three phases. In the early "go-go" years (years 1–10), real spending declines ~1.0% per year as initial retirement enthusiasm moderates. In the "slow-go" years (years 11–20), the decline accelerates to ~1.5% per year as activity reduces. In the "no-go" years (21+), spending tapers to ~0.5% annual real decline. Note that aged care costs (if enabled) are modelled separately on top of this curve, which can cause total spending to rise again in later years. This is the default and is generally more realistic than CPI (Level).</w:t>
-      </w:r>
-    </w:p>
-    <w:p>
-      <w:pPr>
-        <w:pStyle w:val="Heading3"/>
-      </w:pPr>
-      <w:bookmarkStart w:id="28" w:name="_Toc225087288"/>
-      <w:r>
-        <w:t>Splurge Spending</w:t>
-      </w:r>
-      <w:bookmarkEnd w:id="28"/>
-    </w:p>
-    <w:p>
-      <w:r>
-        <w:t>Additional spending for major purchases or lifestyle upgrades. Configure start age, duration, annual amount, and ramp-down period. Example: $30k/year for 10 years starting at 65 for international travel, ramping down over final 3 years.</w:t>
-      </w:r>
-    </w:p>
-    <w:p>
-      <w:pPr>
-        <w:pStyle w:val="Heading2"/>
-      </w:pPr>
-      <w:bookmarkStart w:id="29" w:name="_Toc225087289"/>
-      <w:r>
-        <w:t>2.3 Pension Income</w:t>
-      </w:r>
-      <w:bookmarkEnd w:id="29"/>
-    </w:p>
-    <w:p>
-      <w:pPr>
-        <w:pStyle w:val="Heading3"/>
-      </w:pPr>
-      <w:bookmarkStart w:id="30" w:name="_Toc225087290"/>
-      <w:r>
-        <w:t>Private Pension (Annuity/Defined Benefit)</w:t>
-      </w:r>
-      <w:bookmarkEnd w:id="30"/>
-    </w:p>
-    <w:p>
-      <w:r>
-        <w:t xml:space="preserve">Enter your annual </w:t>
-      </w:r>
-      <w:r>
-        <w:rPr>
-          <w:b/>
-        </w:rPr>
-        <w:t xml:space="preserve">defined benefit </w:t>
-      </w:r>
+        <w:t>A “Find sustainable spending” link appears below the spending benchmarks. Clicking it expands a panel that solves for the maximum base spending your portfolio can sustain, using your current inputs across the full simulation engine — Age Pension means testing, couple tracking, guardrails, pension income, and all other settings are included.</w:t>
+      </w:r>
+    </w:p>
+    <w:p>
       <w:r>
         <w:rPr>
           <w:b/>
           <w:bCs/>
         </w:rPr>
-        <w:t>pension or superannuation annuity income</w:t>
-      </w:r>
-      <w:r>
-        <w:t xml:space="preserve"> (after tax) that will start at retirement. This includes:</w:t>
-      </w:r>
-    </w:p>
-    <w:p>
-      <w:pPr>
-        <w:pStyle w:val="BodyText"/>
-      </w:pPr>
-      <w:r>
-        <w:t xml:space="preserve">• </w:t>
-      </w:r>
+        <w:t>Constant Return Mode</w:t>
+      </w:r>
+      <w:r>
+        <w:t xml:space="preserve">: </w:t>
+      </w:r>
+      <w:r>
+        <w:t>Uses a binary search to find the base spending level that leaves your portfolio at the target ending balance at your Modelled Death Age, under the current constant return assumption. Enter a target ending balance (default $0 for full spend-down, or a higher figure as a bequest target). The result shows sustainable base spending in retirement-year dollars, the initial withdrawal rate, ending balance, and simulation horizon. A green Apply button populates the Base Annual Spending field directly.</w:t>
+      </w:r>
+    </w:p>
+    <w:p>
       <w:r>
         <w:rPr>
           <w:b/>
           <w:bCs/>
         </w:rPr>
-        <w:t>Public sector pensions:</w:t>
-      </w:r>
-      <w:r>
-        <w:t xml:space="preserve"> PSS, CSS, DFRDB • </w:t>
-      </w:r>
+        <w:t>Monte Carlo Mode</w:t>
+      </w:r>
+      <w:r>
+        <w:t xml:space="preserve">: </w:t>
+      </w:r>
+      <w:r>
+        <w:t xml:space="preserve">Finds the maximum base spending where your Monte Carlo success rate meets a chosen threshold (70%, 75%, 80%, 85%, or 90%). Each iteration of the search runs approximately 250 full Monte Carlo simulations using your current expected return and volatility settings. The solve </w:t>
+      </w:r>
+      <w:r>
+        <w:t>typically takes several seconds — allow up to 30 seconds on older devices</w:t>
+      </w:r>
+      <w:r>
+        <w:t>. The result shows the sustainable spending figure, the achieved success rate, and a sensitivity strip showing the success rate at $5,000 above and below the answer so you can see how steeply the success rate changes if you adjust spending slightly. This is the more rigorous of the two modes: the constant-return solve gives a deterministic ceiling, while the MC solve gives a probabilistically grounded answer accounting for sequence-of-returns risk.</w:t>
+      </w:r>
+    </w:p>
+    <w:p>
       <w:r>
         <w:rPr>
           <w:b/>
           <w:bCs/>
         </w:rPr>
-        <w:t>Commercial lifetime annuities:</w:t>
-      </w:r>
-      <w:r>
-        <w:t xml:space="preserve"> From super or investment • </w:t>
+        <w:t>Splurge spending interaction:</w:t>
+      </w:r>
+      <w:r>
+        <w:t xml:space="preserve"> The sustainable base spending figure returned by both modes already accounts for your configured splurge spending. The binary search includes splurge on top </w:t>
+      </w:r>
+      <w:r>
+        <w:lastRenderedPageBreak/>
+        <w:t>of the base figure in every iteration, so applying the result to the spending field will sustain both the base spending and the splurge spending simultaneously.</w:t>
+      </w:r>
+    </w:p>
+    <w:p>
+      <w:pPr>
+        <w:pStyle w:val="Heading3"/>
+      </w:pPr>
+      <w:bookmarkStart w:id="28" w:name="_Toc225589400"/>
+      <w:r>
+        <w:t>Spending Patterns (see 3.4 Withdrawal Strategy)</w:t>
+      </w:r>
+      <w:bookmarkEnd w:id="28"/>
+    </w:p>
+    <w:p>
+      <w:r>
+        <w:rPr>
+          <w:b/>
+        </w:rPr>
+        <w:t>Constant Real:</w:t>
+      </w:r>
+      <w:r>
+        <w:rPr>
+          <w:bCs/>
+        </w:rPr>
+        <w:t xml:space="preserve"> Constant </w:t>
+      </w:r>
+      <w:r>
+        <w:t>spending adjusted for inflation only. This is a conservative assumption.</w:t>
+      </w:r>
+    </w:p>
+    <w:p>
+      <w:r>
+        <w:rPr>
+          <w:b/>
+        </w:rPr>
+        <w:t xml:space="preserve">JP Morgan (Declining): </w:t>
+      </w:r>
+      <w:r>
+        <w:t>Spending curve declines gradually with age (relative to CPI) based on Blanchett (2014) and JP Morgan (2024) research adjusted for Australia. This models three phases. In the early "go-go" years (years 1–10), real spending declines ~1.0% per year as initial retirement enthusiasm moderates. In the "slow-go" years (years 11–20), the decline accelerates to ~1.5% per year as activity reduces. In the "no-go" years (21+), spending tapers to ~0.5% annual real decline. Note that aged care costs (if enabled) are modelled separately on top of this curve, which can cause total spending to rise again in later years. This is the default and is generally more realistic than CPI (Level).</w:t>
+      </w:r>
+    </w:p>
+    <w:p>
+      <w:pPr>
+        <w:pStyle w:val="Heading3"/>
+      </w:pPr>
+      <w:bookmarkStart w:id="29" w:name="_Toc225589401"/>
+      <w:r>
+        <w:t>Splurge Spending</w:t>
+      </w:r>
+      <w:bookmarkEnd w:id="29"/>
+    </w:p>
+    <w:p>
+      <w:r>
+        <w:t>Additional spending for major purchases or lifestyle upgrades. Configure start age, duration, annual amount, and ramp-down period. Example: $30k/year for 10 years starting at 65 for international travel, ramping down over final 3 years.</w:t>
+      </w:r>
+    </w:p>
+    <w:p>
+      <w:pPr>
+        <w:pStyle w:val="Heading2"/>
+      </w:pPr>
+      <w:bookmarkStart w:id="30" w:name="_Toc225589402"/>
+      <w:r>
+        <w:t>2.3 Pension Income</w:t>
+      </w:r>
+      <w:bookmarkEnd w:id="30"/>
+    </w:p>
+    <w:p>
+      <w:pPr>
+        <w:pStyle w:val="Heading3"/>
+      </w:pPr>
+      <w:bookmarkStart w:id="31" w:name="_Toc225589403"/>
+      <w:r>
+        <w:t>Private Pension (Annuity/Defined Benefit)</w:t>
+      </w:r>
+      <w:bookmarkEnd w:id="31"/>
+    </w:p>
+    <w:p>
+      <w:r>
+        <w:t xml:space="preserve">Enter your annual </w:t>
+      </w:r>
+      <w:r>
+        <w:rPr>
+          <w:b/>
+        </w:rPr>
+        <w:t xml:space="preserve">defined benefit </w:t>
       </w:r>
       <w:r>
         <w:rPr>
           <w:b/>
           <w:bCs/>
         </w:rPr>
-        <w:t>Other defined benefit schemes:</w:t>
-      </w:r>
-      <w:r>
-        <w:t xml:space="preserve"> Any guaranteed lifetime income</w:t>
+        <w:t>pension or superannuation annuity income</w:t>
+      </w:r>
+      <w:r>
+        <w:t xml:space="preserve"> (after tax) that will start at retirement. This includes:</w:t>
       </w:r>
     </w:p>
     <w:p>
@@ -10569,141 +10627,138 @@
         <w:pStyle w:val="BodyText"/>
       </w:pPr>
       <w:r>
-        <w:lastRenderedPageBreak/>
-        <w:t xml:space="preserve">The calculator automatically indexes this income to inflation (CPI) each year. Enter the </w:t>
+        <w:t xml:space="preserve">• </w:t>
       </w:r>
       <w:r>
         <w:rPr>
           <w:b/>
           <w:bCs/>
         </w:rPr>
-        <w:t>net annual amount</w:t>
-      </w:r>
-      <w:r>
-        <w:t xml:space="preserve"> (after tax) you expect to receive starting from your retirement year. If you have an annuity or pension that is not linked to CPI, you can use the Other Net Income feature below.</w:t>
-      </w:r>
-    </w:p>
-    <w:p>
-      <w:pPr>
-        <w:pStyle w:val="Heading3"/>
-      </w:pPr>
-      <w:bookmarkStart w:id="31" w:name="_Toc225087291"/>
-      <w:r>
-        <w:t>Age Pension</w:t>
-      </w:r>
-      <w:bookmarkEnd w:id="31"/>
-    </w:p>
-    <w:p>
-      <w:r>
-        <w:t>Government payment for eligible retirees aged 67+. Eligibility determined by:</w:t>
-      </w:r>
-    </w:p>
-    <w:p>
-      <w:r>
-        <w:rPr>
-          <w:b/>
-        </w:rPr>
-        <w:t xml:space="preserve">Asset Test: </w:t>
-      </w:r>
-      <w:r>
-        <w:t>Total assessable assets excluding principal residence. Homeowner threshold: $321,500 (single), $481,500 (couple). Pension reduces $3 per fortnight for every $1,000 above threshold. Full cutoff: $722,000 (single), $1,085,000 (couple).</w:t>
-      </w:r>
-    </w:p>
-    <w:p>
-      <w:r>
-        <w:rPr>
-          <w:b/>
-        </w:rPr>
-        <w:t xml:space="preserve">Income Test: </w:t>
-      </w:r>
-      <w:r>
-        <w:t>Annual income including deemed investment income. Free area: $5,668/year (single), $9,880/year (couple combined). Pension reduces 50c per dollar above threshold.</w:t>
-      </w:r>
-    </w:p>
-    <w:p>
-      <w:r>
-        <w:rPr>
-          <w:b/>
-        </w:rPr>
-        <w:t xml:space="preserve">Maximum Rates (2025): </w:t>
-      </w:r>
-      <w:r>
-        <w:t>$31,224/year (single), $47,071/year (couple combined)</w:t>
-      </w:r>
-    </w:p>
-    <w:p>
-      <w:r>
-        <w:t>Calculator applies the lower result of asset or income test. For couples with different ages, when only one partner has reached 67 the eligible partner receives the member-of-couple rate (approximately $23,536/yr). When both reach 67, the full couple rate applies (~$47,071/yr combined). After one partner dies, the survivor receives the full single rate ($31,224/yr).</w:t>
-      </w:r>
-    </w:p>
-    <w:p>
-      <w:pPr>
-        <w:pStyle w:val="Heading2"/>
-      </w:pPr>
-      <w:bookmarkStart w:id="32" w:name="_Toc225087292"/>
-      <w:r>
-        <w:t>2.4 Other Net Income</w:t>
-      </w:r>
-      <w:bookmarkEnd w:id="32"/>
-    </w:p>
-    <w:p>
-      <w:r>
-        <w:t>Model additional income sources during retirement beyond pensions and Age Pension. Examples include part-time work, rental properties, investment income, trust distributions, or consulting. Income can start at any year and run for a specified duration or indefinitely.</w:t>
-      </w:r>
-    </w:p>
-    <w:p>
-      <w:pPr>
-        <w:pStyle w:val="Heading3"/>
-      </w:pPr>
-      <w:bookmarkStart w:id="33" w:name="_Toc225087293"/>
-      <w:r>
-        <w:t>Configuration Fields</w:t>
-      </w:r>
-      <w:bookmarkEnd w:id="33"/>
-    </w:p>
-    <w:p>
+        <w:t>Public sector pensions:</w:t>
+      </w:r>
+      <w:r>
+        <w:t xml:space="preserve"> PSS, CSS, DFRDB • </w:t>
+      </w:r>
       <w:r>
         <w:rPr>
           <w:b/>
           <w:bCs/>
         </w:rPr>
-        <w:t>Other Net Income (after tax)</w:t>
-      </w:r>
-      <w:r>
-        <w:t>: Income per year after tax. Examples: $30,000 for part-time work, $25,000 for rental income, $15,000 for trust distributions.</w:t>
-      </w:r>
-      <w:r>
-        <w:br/>
-      </w:r>
-      <w:r>
-        <w:br/>
+        <w:t>Commercial lifetime annuities:</w:t>
+      </w:r>
+      <w:r>
+        <w:t xml:space="preserve"> From super or investment • </w:t>
       </w:r>
       <w:r>
         <w:rPr>
           <w:b/>
           <w:bCs/>
         </w:rPr>
-        <w:t>Start Year</w:t>
-      </w:r>
-      <w:r>
-        <w:t>: Which year of retirement this income begins (1-35). Year 1 = first year of retirement. Default is 1 (starts immediately). Example: Enter 5 if income starts in the 5th year of retirement.</w:t>
-      </w:r>
-      <w:r>
-        <w:br/>
-      </w:r>
-      <w:r>
-        <w:br/>
+        <w:t>Other defined benefit schemes:</w:t>
+      </w:r>
+      <w:r>
+        <w:t xml:space="preserve"> Any guaranteed lifetime income</w:t>
+      </w:r>
+    </w:p>
+    <w:p>
+      <w:pPr>
+        <w:pStyle w:val="BodyText"/>
+      </w:pPr>
+      <w:r>
+        <w:t xml:space="preserve">The calculator automatically indexes this income to inflation (CPI) each year. Enter the </w:t>
       </w:r>
       <w:r>
         <w:rPr>
           <w:b/>
           <w:bCs/>
         </w:rPr>
-        <w:t>Duration:</w:t>
-      </w:r>
-      <w:r>
-        <w:t xml:space="preserve"> How many years the income lasts (1-35 years). Leave blank for indefinite income that continues throughout retirement. Examples: 10 years for part-time work, 15 years for rental property, blank for ongoing trust income.</w:t>
-      </w:r>
+        <w:t>net annual amount</w:t>
+      </w:r>
+      <w:r>
+        <w:t xml:space="preserve"> (after tax) you expect to receive starting from your retirement year. If you have an annuity or pension that is not linked to CPI, you can use the Other Net Income feature below.</w:t>
+      </w:r>
+    </w:p>
+    <w:p>
+      <w:pPr>
+        <w:pStyle w:val="Heading3"/>
+      </w:pPr>
+      <w:bookmarkStart w:id="32" w:name="_Toc225589404"/>
+      <w:r>
+        <w:t>Age Pension</w:t>
+      </w:r>
+      <w:bookmarkEnd w:id="32"/>
+    </w:p>
+    <w:p>
+      <w:r>
+        <w:t>Government payment for eligible retirees aged 67+. Eligibility determined by:</w:t>
+      </w:r>
+    </w:p>
+    <w:p>
+      <w:r>
+        <w:rPr>
+          <w:b/>
+        </w:rPr>
+        <w:t xml:space="preserve">Asset Test: </w:t>
+      </w:r>
+      <w:r>
+        <w:t>Total assessable assets excluding principal residence. Homeowner threshold: $321,500 (single), $481,500 (couple). Pension reduces $3 per fortnight for every $1,000 above threshold. Full cutoff: $722,000 (single), $1,085,000 (couple).</w:t>
+      </w:r>
+    </w:p>
+    <w:p>
+      <w:r>
+        <w:rPr>
+          <w:b/>
+        </w:rPr>
+        <w:t xml:space="preserve">Income Test: </w:t>
+      </w:r>
+      <w:r>
+        <w:t>Annual income including deemed investment income. Free area: $5,668/year (single), $9,880/year (couple combined). Pension reduces 50c per dollar above threshold.</w:t>
+      </w:r>
+    </w:p>
+    <w:p>
+      <w:r>
+        <w:rPr>
+          <w:b/>
+        </w:rPr>
+        <w:t xml:space="preserve">Maximum Rates (2025): </w:t>
+      </w:r>
+      <w:r>
+        <w:t>$31,224/year (single), $47,071/year (couple combined)</w:t>
+      </w:r>
+    </w:p>
+    <w:p>
+      <w:r>
+        <w:t xml:space="preserve">Calculator applies the lower result of asset or income test. For couples with different ages, when only one partner has reached 67 the eligible partner receives the member-of-couple rate </w:t>
+      </w:r>
+      <w:r>
+        <w:lastRenderedPageBreak/>
+        <w:t>(approximately $23,536/yr). When both reach 67, the full couple rate applies (~$47,071/yr combined). After one partner dies, the survivor receives the full single rate ($31,224/yr).</w:t>
+      </w:r>
+    </w:p>
+    <w:p>
+      <w:pPr>
+        <w:pStyle w:val="Heading2"/>
+      </w:pPr>
+      <w:bookmarkStart w:id="33" w:name="_Toc225589405"/>
+      <w:r>
+        <w:t>2.4 Other Net Income</w:t>
+      </w:r>
+      <w:bookmarkEnd w:id="33"/>
+    </w:p>
+    <w:p>
+      <w:r>
+        <w:t>Model additional income sources during retirement beyond pensions and Age Pension. Examples include part-time work, rental properties, investment income, trust distributions, or consulting. Income can start at any year and run for a specified duration or indefinitely.</w:t>
+      </w:r>
+    </w:p>
+    <w:p>
+      <w:pPr>
+        <w:pStyle w:val="Heading3"/>
+      </w:pPr>
+      <w:bookmarkStart w:id="34" w:name="_Toc225589406"/>
+      <w:r>
+        <w:t>Configuration Fields</w:t>
+      </w:r>
+      <w:bookmarkEnd w:id="34"/>
     </w:p>
     <w:p>
       <w:r>
@@ -10711,6 +10766,50 @@
           <w:b/>
           <w:bCs/>
         </w:rPr>
+        <w:t>Other Net Income (after tax)</w:t>
+      </w:r>
+      <w:r>
+        <w:t>: Income per year after tax. Examples: $30,000 for part-time work, $25,000 for rental income, $15,000 for trust distributions.</w:t>
+      </w:r>
+      <w:r>
+        <w:br/>
+      </w:r>
+      <w:r>
+        <w:br/>
+      </w:r>
+      <w:r>
+        <w:rPr>
+          <w:b/>
+          <w:bCs/>
+        </w:rPr>
+        <w:t>Start Year</w:t>
+      </w:r>
+      <w:r>
+        <w:t>: Which year of retirement this income begins (1-35). Year 1 = first year of retirement. Default is 1 (starts immediately). Example: Enter 5 if income starts in the 5th year of retirement.</w:t>
+      </w:r>
+      <w:r>
+        <w:br/>
+      </w:r>
+      <w:r>
+        <w:br/>
+      </w:r>
+      <w:r>
+        <w:rPr>
+          <w:b/>
+          <w:bCs/>
+        </w:rPr>
+        <w:t>Duration:</w:t>
+      </w:r>
+      <w:r>
+        <w:t xml:space="preserve"> How many years the income lasts (1-35 years). Leave blank for indefinite income that continues throughout retirement. Examples: 10 years for part-time work, 15 years for rental property, blank for ongoing trust income.</w:t>
+      </w:r>
+    </w:p>
+    <w:p>
+      <w:r>
+        <w:rPr>
+          <w:b/>
+          <w:bCs/>
+        </w:rPr>
         <w:t>Index to CPI:</w:t>
       </w:r>
       <w:r>
@@ -10721,11 +10820,11 @@
       <w:pPr>
         <w:pStyle w:val="Heading3"/>
       </w:pPr>
-      <w:bookmarkStart w:id="34" w:name="_Toc225087294"/>
+      <w:bookmarkStart w:id="35" w:name="_Toc225589407"/>
       <w:r>
         <w:t>Common Scenarios</w:t>
       </w:r>
-      <w:bookmarkEnd w:id="34"/>
+      <w:bookmarkEnd w:id="35"/>
     </w:p>
     <w:p>
       <w:r>
@@ -10753,7 +10852,6 @@
         <w:br/>
       </w:r>
       <w:r>
-        <w:lastRenderedPageBreak/>
         <w:br/>
         <w:t>Rental Property: Amount $25,000, Start Year 1, Duration 15 → Rental income until property sold in Year 15</w:t>
       </w:r>
@@ -10806,11 +10904,12 @@
       <w:pPr>
         <w:pStyle w:val="Heading3"/>
       </w:pPr>
-      <w:bookmarkStart w:id="35" w:name="_Toc225087295"/>
-      <w:r>
+      <w:bookmarkStart w:id="36" w:name="_Toc225589408"/>
+      <w:r>
+        <w:lastRenderedPageBreak/>
         <w:t>Timing and Indexing</w:t>
       </w:r>
-      <w:bookmarkEnd w:id="35"/>
+      <w:bookmarkEnd w:id="36"/>
     </w:p>
     <w:p>
       <w:pPr>
@@ -10885,36 +10984,30 @@
     </w:p>
     <w:p>
       <w:r>
-        <w:t xml:space="preserve">Centrelink exempts up to $300/fortnight ($7,800/year) of employment income from the Age Pension income test for eligible pensioners aged 67+. Unused entitlement accumulates in a “bank” up to a cap of $11,800 per person. The calculator models this accrual year by year: if employment income is low in early years, the bank grows and can offset higher earnings in later years. For </w:t>
-      </w:r>
-      <w:r>
+        <w:t>Centrelink exempts up to $300/fortnight ($7,800/year) of employment income from the Age Pension income test for eligible pensioners aged 67+. Unused entitlement accumulates in a “bank” up to a cap of $11,800 per person. The calculator models this accrual year by year: if employment income is low in early years, the bank grows and can offset higher earnings in later years. For couples, each partner has a separate bank. Both the annual accrual ($7,800) and the cap ($11,800) are CPI-indexed within the simulation. The bank starts at $0 (conservative — no prior balance assumed).</w:t>
+      </w:r>
+    </w:p>
+    <w:p>
+      <w:pPr>
+        <w:pStyle w:val="Heading2"/>
+      </w:pPr>
+      <w:bookmarkStart w:id="37" w:name="_Toc225589409"/>
+      <w:r>
+        <w:t>2.5 Couple Tracking</w:t>
+      </w:r>
+      <w:bookmarkEnd w:id="37"/>
+    </w:p>
+    <w:p>
+      <w:r>
+        <w:t>Couple tracking enables individual modelling of each partner's superannuation, pension income, retirement timing, and death scenarios. When enabled, the calculator tracks each partner separately and handles the transition to survivor mode automatically when a death scenario is active.</w:t>
+      </w:r>
+    </w:p>
+    <w:p>
+      <w:r>
+        <w:rPr>
+          <w:noProof/>
+        </w:rPr>
         <w:lastRenderedPageBreak/>
-        <w:t>couples, each partner has a separate bank. Both the annual accrual ($7,800) and the cap ($11,800) are CPI-indexed within the simulation. The bank starts at $0 (conservative — no prior balance assumed).</w:t>
-      </w:r>
-    </w:p>
-    <w:p>
-      <w:pPr>
-        <w:pStyle w:val="Heading2"/>
-      </w:pPr>
-      <w:bookmarkStart w:id="36" w:name="_Toc225087296"/>
-      <w:r>
-        <w:t>2.5 Couple Tracking</w:t>
-      </w:r>
-      <w:bookmarkEnd w:id="36"/>
-    </w:p>
-    <w:p>
-      <w:r>
-        <w:t>Couple tracking enables individual modelling of each partner's superannuation, pension income, retirement timing, and death scenarios. When enabled, the calculator tracks each partner separately and handles the transition to survivor mode automatically when a death scenario is active</w:t>
-      </w:r>
-      <w:r>
-        <w:t>.</w:t>
-      </w:r>
-    </w:p>
-    <w:p>
-      <w:r>
-        <w:rPr>
-          <w:noProof/>
-        </w:rPr>
         <w:drawing>
           <wp:inline distT="0" distB="0" distL="0" distR="0" wp14:anchorId="7F84C6BC" wp14:editId="35CD1F79">
             <wp:extent cx="5762625" cy="3511753"/>
@@ -10957,11 +11050,11 @@
       <w:pPr>
         <w:pStyle w:val="Heading3"/>
       </w:pPr>
-      <w:bookmarkStart w:id="37" w:name="_Toc225087297"/>
+      <w:bookmarkStart w:id="38" w:name="_Toc225589410"/>
       <w:r>
         <w:t>Partner Configuration</w:t>
       </w:r>
-      <w:bookmarkEnd w:id="37"/>
+      <w:bookmarkEnd w:id="38"/>
     </w:p>
     <w:p>
       <w:pPr>
@@ -11047,7 +11140,6 @@
           <w:bCs/>
           <w:lang w:val="en-AU"/>
         </w:rPr>
-        <w:lastRenderedPageBreak/>
         <w:t>Retirement Age</w:t>
       </w:r>
       <w:r>
@@ -11111,6 +11203,7 @@
           <w:bCs/>
           <w:lang w:val="en-AU"/>
         </w:rPr>
+        <w:lastRenderedPageBreak/>
         <w:t>Reversionary Rate</w:t>
       </w:r>
       <w:r>
@@ -11182,11 +11275,11 @@
       <w:pPr>
         <w:pStyle w:val="Heading3"/>
       </w:pPr>
-      <w:bookmarkStart w:id="38" w:name="_Toc225087298"/>
+      <w:bookmarkStart w:id="39" w:name="_Toc225589411"/>
       <w:r>
         <w:t>Year 1 Anchoring</w:t>
       </w:r>
-      <w:bookmarkEnd w:id="38"/>
+      <w:bookmarkEnd w:id="39"/>
     </w:p>
     <w:p>
       <w:r>
@@ -11231,11 +11324,11 @@
       <w:pPr>
         <w:pStyle w:val="Heading3"/>
       </w:pPr>
-      <w:bookmarkStart w:id="39" w:name="_Toc225087299"/>
+      <w:bookmarkStart w:id="40" w:name="_Toc225589412"/>
       <w:r>
         <w:t>Super Withdrawal Logic</w:t>
       </w:r>
-      <w:bookmarkEnd w:id="39"/>
+      <w:bookmarkEnd w:id="40"/>
     </w:p>
     <w:p>
       <w:r>
@@ -11267,40 +11360,40 @@
     </w:p>
     <w:p>
       <w:r>
+        <w:t>Need to withdraw: $50,000</w:t>
+      </w:r>
+    </w:p>
+    <w:p>
+      <w:r>
+        <w:t>→ Partner 1 withdraws: $50,000 × 80% = $40,000</w:t>
+      </w:r>
+    </w:p>
+    <w:p>
+      <w:r>
+        <w:t>→ Partner 2 withdraws: $50,000 × 20% = $10,000</w:t>
+      </w:r>
+    </w:p>
+    <w:p>
+      <w:r>
+        <w:rPr>
+          <w:b/>
+        </w:rPr>
+        <w:t xml:space="preserve">Important: </w:t>
+      </w:r>
+      <w:r>
+        <w:t>Pre-retirement partners cannot access their super. Only retired partners' balances are accessible.</w:t>
+      </w:r>
+    </w:p>
+    <w:p>
+      <w:pPr>
+        <w:pStyle w:val="Heading3"/>
+      </w:pPr>
+      <w:bookmarkStart w:id="41" w:name="_Toc225589413"/>
+      <w:r>
         <w:lastRenderedPageBreak/>
-        <w:t>Need to withdraw: $50,000</w:t>
-      </w:r>
-    </w:p>
-    <w:p>
-      <w:r>
-        <w:t>→ Partner 1 withdraws: $50,000 × 80% = $40,000</w:t>
-      </w:r>
-    </w:p>
-    <w:p>
-      <w:r>
-        <w:t>→ Partner 2 withdraws: $50,000 × 20% = $10,000</w:t>
-      </w:r>
-    </w:p>
-    <w:p>
-      <w:r>
-        <w:rPr>
-          <w:b/>
-        </w:rPr>
-        <w:t xml:space="preserve">Important: </w:t>
-      </w:r>
-      <w:r>
-        <w:t>Pre-retirement partners cannot access their super. Only retired partners' balances are accessible.</w:t>
-      </w:r>
-    </w:p>
-    <w:p>
-      <w:pPr>
-        <w:pStyle w:val="Heading3"/>
-      </w:pPr>
-      <w:bookmarkStart w:id="40" w:name="_Toc225087300"/>
-      <w:r>
         <w:t>Simulation Length</w:t>
       </w:r>
-      <w:bookmarkEnd w:id="40"/>
+      <w:bookmarkEnd w:id="41"/>
     </w:p>
     <w:p>
       <w:r>
@@ -11318,11 +11411,11 @@
       <w:pPr>
         <w:pStyle w:val="Heading3"/>
       </w:pPr>
-      <w:bookmarkStart w:id="41" w:name="_Toc225087301"/>
+      <w:bookmarkStart w:id="42" w:name="_Toc225589414"/>
       <w:r>
         <w:t>Death Scenario Modeling</w:t>
       </w:r>
-      <w:bookmarkEnd w:id="41"/>
+      <w:bookmarkEnd w:id="42"/>
     </w:p>
     <w:p>
       <w:pPr>
@@ -11496,21 +11589,15 @@
         <w:rPr>
           <w:lang w:val="en-AU"/>
         </w:rPr>
-        <w:t xml:space="preserve">A checkbox at the bottom of the Death Scenario Modelling panel enables stochastic mortality for parametric Monte Carlo. When enabled, each MC run independently samples a death age for each partner from a normal distribution centred on their ABS life </w:t>
-      </w:r>
-      <w:r>
-        <w:rPr>
-          <w:lang w:val="en-AU"/>
+        <w:t>A checkbox at the bottom of the Death Scenario Modelling panel enables stochastic mortality for parametric Monte Carlo. When enabled, each MC run independently samples a death age for each partner from a normal distribution centred on their ABS life expectancy (SD = 10 years). The simulation horizon for each run extends to the longer-lived partner’s sampled age, so run lengths vary across the MC ensemble — producing a more realistic spread of outcomes than a fixed horizon. When this option is off, all runs use the fixed Simulation Length set above. It has no effect on the deterministic simulation.</w:t>
+      </w:r>
+    </w:p>
+    <w:p>
+      <w:r>
+        <w:rPr>
+          <w:noProof/>
         </w:rPr>
         <w:lastRenderedPageBreak/>
-        <w:t>expectancy (SD = 10 years). The simulation horizon for each run extends to the longer-lived partner’s sampled age, so run lengths vary across the MC ensemble — producing a more realistic spread of outcomes than a fixed horizon. When this option is off, all runs use the fixed Simulation Length set above. It has no effect on the deterministic simulation.</w:t>
-      </w:r>
-    </w:p>
-    <w:p>
-      <w:r>
-        <w:rPr>
-          <w:noProof/>
-        </w:rPr>
         <w:drawing>
           <wp:inline distT="0" distB="0" distL="0" distR="0" wp14:anchorId="58AE9528" wp14:editId="4A4650D8">
             <wp:extent cx="5664597" cy="2552700"/>
@@ -11553,11 +11640,11 @@
       <w:pPr>
         <w:pStyle w:val="Heading3"/>
       </w:pPr>
-      <w:bookmarkStart w:id="42" w:name="_Toc225087302"/>
+      <w:bookmarkStart w:id="43" w:name="_Toc225589415"/>
       <w:r>
         <w:t>Age Pension for Couples</w:t>
       </w:r>
-      <w:bookmarkEnd w:id="42"/>
+      <w:bookmarkEnd w:id="43"/>
     </w:p>
     <w:p>
       <w:r>
@@ -11598,12 +11685,12 @@
       <w:pPr>
         <w:pStyle w:val="Heading1"/>
       </w:pPr>
-      <w:bookmarkStart w:id="43" w:name="_Toc225087303"/>
+      <w:bookmarkStart w:id="44" w:name="_Toc225589416"/>
       <w:r>
         <w:lastRenderedPageBreak/>
         <w:t>PART 3: ADVANCED FEATURES</w:t>
       </w:r>
-      <w:bookmarkEnd w:id="43"/>
+      <w:bookmarkEnd w:id="44"/>
     </w:p>
     <w:p/>
     <w:p>
@@ -11652,17 +11739,11 @@
       <w:pPr>
         <w:pStyle w:val="Heading2"/>
       </w:pPr>
-      <w:bookmarkStart w:id="44" w:name="_Toc225087304"/>
-      <w:r>
-        <w:t>3.</w:t>
-      </w:r>
-      <w:r>
-        <w:t>1</w:t>
-      </w:r>
-      <w:r>
-        <w:t xml:space="preserve"> Withdrawal Strategy</w:t>
-      </w:r>
-      <w:bookmarkEnd w:id="44"/>
+      <w:bookmarkStart w:id="45" w:name="_Toc225589417"/>
+      <w:r>
+        <w:t>3.1 Withdrawal Strategy</w:t>
+      </w:r>
+      <w:bookmarkEnd w:id="45"/>
     </w:p>
     <w:p>
       <w:r>
@@ -11673,11 +11754,11 @@
       <w:pPr>
         <w:pStyle w:val="Heading3"/>
       </w:pPr>
-      <w:bookmarkStart w:id="45" w:name="_Toc225087305"/>
+      <w:bookmarkStart w:id="46" w:name="_Toc225589418"/>
       <w:r>
         <w:t>Base Spending Pattern</w:t>
       </w:r>
-      <w:bookmarkEnd w:id="45"/>
+      <w:bookmarkEnd w:id="46"/>
     </w:p>
     <w:p>
       <w:r>
@@ -11819,11 +11900,11 @@
       <w:pPr>
         <w:pStyle w:val="Heading3"/>
       </w:pPr>
-      <w:bookmarkStart w:id="46" w:name="_Toc225087306"/>
+      <w:bookmarkStart w:id="47" w:name="_Toc225589419"/>
       <w:r>
         <w:t>Modifier 1: Forgo Inflation Adjustment</w:t>
       </w:r>
-      <w:bookmarkEnd w:id="46"/>
+      <w:bookmarkEnd w:id="47"/>
     </w:p>
     <w:p>
       <w:r>
@@ -12110,11 +12191,11 @@
       <w:pPr>
         <w:pStyle w:val="Heading3"/>
       </w:pPr>
-      <w:bookmarkStart w:id="47" w:name="_Toc225087307"/>
+      <w:bookmarkStart w:id="48" w:name="_Toc225589420"/>
       <w:r>
         <w:t>Modifier 2: Guardrails (Guyton-Klinger)</w:t>
       </w:r>
-      <w:bookmarkEnd w:id="47"/>
+      <w:bookmarkEnd w:id="48"/>
     </w:p>
     <w:p>
       <w:r>
@@ -12231,11 +12312,11 @@
       <w:pPr>
         <w:pStyle w:val="Heading3"/>
       </w:pPr>
-      <w:bookmarkStart w:id="48" w:name="_Toc225087308"/>
+      <w:bookmarkStart w:id="49" w:name="_Toc225589421"/>
       <w:r>
         <w:t>Combining Strategies</w:t>
       </w:r>
-      <w:bookmarkEnd w:id="48"/>
+      <w:bookmarkEnd w:id="49"/>
     </w:p>
     <w:p>
       <w:r>
@@ -12267,11 +12348,11 @@
       <w:pPr>
         <w:pStyle w:val="Heading3"/>
       </w:pPr>
-      <w:bookmarkStart w:id="49" w:name="_Toc225087309"/>
+      <w:bookmarkStart w:id="50" w:name="_Toc225589422"/>
       <w:r>
         <w:t>Australian Minimum Super Drawdown</w:t>
       </w:r>
-      <w:bookmarkEnd w:id="49"/>
+      <w:bookmarkEnd w:id="50"/>
     </w:p>
     <w:p>
       <w:r>
@@ -12292,23 +12373,11 @@
       <w:pPr>
         <w:pStyle w:val="Heading2"/>
       </w:pPr>
-      <w:bookmarkStart w:id="50" w:name="_Toc225087310"/>
-      <w:r>
-        <w:t>3.</w:t>
-      </w:r>
-      <w:r>
-        <w:t>2</w:t>
-      </w:r>
-      <w:r>
-        <w:t xml:space="preserve"> </w:t>
-      </w:r>
-      <w:r>
-        <w:t xml:space="preserve">One Off &amp; </w:t>
-      </w:r>
-      <w:r>
-        <w:t>Irregular Expenses</w:t>
-      </w:r>
-      <w:bookmarkEnd w:id="50"/>
+      <w:bookmarkStart w:id="51" w:name="_Toc225589423"/>
+      <w:r>
+        <w:t>3.2 One Off &amp; Irregular Expenses</w:t>
+      </w:r>
+      <w:bookmarkEnd w:id="51"/>
     </w:p>
     <w:p>
       <w:r>
@@ -12322,14 +12391,14 @@
           <w:lang w:val="en-AU"/>
         </w:rPr>
       </w:pPr>
-      <w:bookmarkStart w:id="51" w:name="_Toc225087311"/>
+      <w:bookmarkStart w:id="52" w:name="_Toc225589424"/>
       <w:r>
         <w:rPr>
           <w:lang w:val="en-AU"/>
         </w:rPr>
         <w:t>Stochastic Irregular Expenses (Recommended)</w:t>
       </w:r>
-      <w:bookmarkEnd w:id="51"/>
+      <w:bookmarkEnd w:id="52"/>
     </w:p>
     <w:p>
       <w:r>
@@ -12343,14 +12412,14 @@
           <w:lang w:val="en-AU"/>
         </w:rPr>
       </w:pPr>
-      <w:bookmarkStart w:id="52" w:name="_Toc225087312"/>
+      <w:bookmarkStart w:id="53" w:name="_Toc225589425"/>
       <w:r>
         <w:rPr>
           <w:lang w:val="en-AU"/>
         </w:rPr>
         <w:t>Included expense categories:</w:t>
       </w:r>
-      <w:bookmarkEnd w:id="52"/>
+      <w:bookmarkEnd w:id="53"/>
     </w:p>
     <w:p>
       <w:pPr>
@@ -12515,14 +12584,14 @@
           <w:lang w:val="en-AU"/>
         </w:rPr>
       </w:pPr>
-      <w:bookmarkStart w:id="53" w:name="_Toc225087313"/>
+      <w:bookmarkStart w:id="54" w:name="_Toc225589426"/>
       <w:r>
         <w:rPr>
           <w:lang w:val="en-AU"/>
         </w:rPr>
         <w:t>Manual One-Off Expenses</w:t>
       </w:r>
-      <w:bookmarkEnd w:id="53"/>
+      <w:bookmarkEnd w:id="54"/>
     </w:p>
     <w:p>
       <w:r>
@@ -12553,14 +12622,14 @@
           <w:lang w:val="en-AU"/>
         </w:rPr>
       </w:pPr>
-      <w:bookmarkStart w:id="54" w:name="_Toc225087314"/>
+      <w:bookmarkStart w:id="55" w:name="_Toc225589427"/>
       <w:r>
         <w:rPr>
           <w:lang w:val="en-AU"/>
         </w:rPr>
         <w:t>Using Both Together</w:t>
       </w:r>
-      <w:bookmarkEnd w:id="54"/>
+      <w:bookmarkEnd w:id="55"/>
     </w:p>
     <w:p>
       <w:r>
@@ -12576,22 +12645,22 @@
       <w:pPr>
         <w:pStyle w:val="Heading2"/>
       </w:pPr>
-      <w:bookmarkStart w:id="55" w:name="_Toc225087315"/>
+      <w:bookmarkStart w:id="56" w:name="_Toc225589428"/>
       <w:r>
         <w:lastRenderedPageBreak/>
         <w:t>3.3 Aged Care Modelling</w:t>
       </w:r>
-      <w:bookmarkEnd w:id="55"/>
+      <w:bookmarkEnd w:id="56"/>
     </w:p>
     <w:p>
       <w:pPr>
         <w:pStyle w:val="Heading3"/>
       </w:pPr>
-      <w:bookmarkStart w:id="56" w:name="_Toc225087316"/>
+      <w:bookmarkStart w:id="57" w:name="_Toc225589429"/>
       <w:r>
         <w:t>Cost Components</w:t>
       </w:r>
-      <w:bookmarkEnd w:id="56"/>
+      <w:bookmarkEnd w:id="57"/>
     </w:p>
     <w:p>
       <w:r>
@@ -12619,11 +12688,11 @@
       <w:pPr>
         <w:pStyle w:val="Heading3"/>
       </w:pPr>
-      <w:bookmarkStart w:id="57" w:name="_Toc225087317"/>
+      <w:bookmarkStart w:id="58" w:name="_Toc225589430"/>
       <w:r>
         <w:t>Modeling Approaches</w:t>
       </w:r>
-      <w:bookmarkEnd w:id="57"/>
+      <w:bookmarkEnd w:id="58"/>
     </w:p>
     <w:p>
       <w:r>
@@ -12651,11 +12720,11 @@
       <w:pPr>
         <w:pStyle w:val="Heading3"/>
       </w:pPr>
-      <w:bookmarkStart w:id="58" w:name="_Toc225087318"/>
+      <w:bookmarkStart w:id="59" w:name="_Toc225589431"/>
       <w:r>
         <w:t>Couple Mode Integration</w:t>
       </w:r>
-      <w:bookmarkEnd w:id="58"/>
+      <w:bookmarkEnd w:id="59"/>
     </w:p>
     <w:p>
       <w:r>
@@ -12666,20 +12735,11 @@
       <w:pPr>
         <w:pStyle w:val="Heading2"/>
       </w:pPr>
-      <w:bookmarkStart w:id="59" w:name="_Toc225087319"/>
-      <w:r>
-        <w:t>3.</w:t>
-      </w:r>
-      <w:r>
-        <w:t>4</w:t>
-      </w:r>
-      <w:r>
-        <w:t xml:space="preserve"> Debt</w:t>
-      </w:r>
-      <w:r>
-        <w:t>s &amp; Liabilities</w:t>
-      </w:r>
-      <w:bookmarkEnd w:id="59"/>
+      <w:bookmarkStart w:id="60" w:name="_Toc225589432"/>
+      <w:r>
+        <w:t>3.4 Debts &amp; Liabilities</w:t>
+      </w:r>
+      <w:bookmarkEnd w:id="60"/>
     </w:p>
     <w:p>
       <w:r>
@@ -12701,22 +12761,22 @@
       <w:pPr>
         <w:pStyle w:val="Heading1"/>
       </w:pPr>
-      <w:bookmarkStart w:id="60" w:name="_Toc225087320"/>
+      <w:bookmarkStart w:id="61" w:name="_Toc225589433"/>
       <w:r>
         <w:lastRenderedPageBreak/>
         <w:t>PART 4: RUNNING SCENARIOS</w:t>
       </w:r>
-      <w:bookmarkEnd w:id="60"/>
+      <w:bookmarkEnd w:id="61"/>
     </w:p>
     <w:p>
       <w:pPr>
         <w:pStyle w:val="Heading2"/>
       </w:pPr>
-      <w:bookmarkStart w:id="61" w:name="_Toc225087321"/>
+      <w:bookmarkStart w:id="62" w:name="_Toc225589434"/>
       <w:r>
         <w:t>4.1 Test Scenario Types</w:t>
       </w:r>
-      <w:bookmarkEnd w:id="61"/>
+      <w:bookmarkEnd w:id="62"/>
     </w:p>
     <w:p/>
     <w:p>
@@ -12771,11 +12831,11 @@
       <w:pPr>
         <w:pStyle w:val="Heading3"/>
       </w:pPr>
-      <w:bookmarkStart w:id="62" w:name="_Toc225087322"/>
+      <w:bookmarkStart w:id="63" w:name="_Toc225589435"/>
       <w:r>
         <w:t>A Note on Fees</w:t>
       </w:r>
-      <w:bookmarkEnd w:id="62"/>
+      <w:bookmarkEnd w:id="63"/>
     </w:p>
     <w:p>
       <w:r>
@@ -12786,17 +12846,17 @@
       <w:pPr>
         <w:pStyle w:val="Heading3"/>
       </w:pPr>
-      <w:bookmarkStart w:id="63" w:name="_Toc225087323"/>
+      <w:bookmarkStart w:id="64" w:name="_Toc225589436"/>
       <w:r>
         <w:t>Constant Return</w:t>
       </w:r>
-      <w:bookmarkEnd w:id="63"/>
+      <w:bookmarkEnd w:id="64"/>
     </w:p>
     <w:p>
       <w:r>
         <w:t xml:space="preserve">Fixed annual return (e.g., 5%). Simplest scenario for baseline testing. Useful for: initial planning, comparing to rules of thumb, understanding basic dynamics.  </w:t>
       </w:r>
-      <w:bookmarkStart w:id="64" w:name="X6d096105402d41c824cb55abf9704d11be59cde"/>
+      <w:bookmarkStart w:id="65" w:name="X6d096105402d41c824cb55abf9704d11be59cde"/>
       <w:r>
         <w:rPr>
           <w:b/>
@@ -12839,15 +12899,15 @@
         <w:pStyle w:val="Heading3"/>
         <w:ind w:left="720"/>
       </w:pPr>
-      <w:bookmarkStart w:id="65" w:name="how-it-works"/>
-      <w:bookmarkStart w:id="66" w:name="_Toc225087324"/>
-      <w:bookmarkEnd w:id="64"/>
+      <w:bookmarkStart w:id="66" w:name="how-it-works"/>
+      <w:bookmarkStart w:id="67" w:name="_Toc225589437"/>
+      <w:bookmarkEnd w:id="65"/>
       <w:r>
         <w:t>How it works</w:t>
       </w:r>
-      <w:bookmarkEnd w:id="66"/>
-    </w:p>
-    <w:bookmarkEnd w:id="65"/>
+      <w:bookmarkEnd w:id="67"/>
+    </w:p>
+    <w:bookmarkEnd w:id="66"/>
     <w:p>
       <w:pPr>
         <w:pStyle w:val="FirstParagraph"/>
@@ -12948,12 +13008,12 @@
       <w:pPr>
         <w:pStyle w:val="Heading3"/>
       </w:pPr>
-      <w:bookmarkStart w:id="67" w:name="_Toc225087325"/>
+      <w:bookmarkStart w:id="68" w:name="_Toc225589438"/>
       <w:r>
         <w:lastRenderedPageBreak/>
         <w:t>Monte Carlo Simulation</w:t>
       </w:r>
-      <w:bookmarkEnd w:id="67"/>
+      <w:bookmarkEnd w:id="68"/>
     </w:p>
     <w:p>
       <w:r>
@@ -12964,11 +13024,11 @@
       <w:pPr>
         <w:pStyle w:val="Heading3"/>
       </w:pPr>
-      <w:bookmarkStart w:id="68" w:name="_Toc225087326"/>
+      <w:bookmarkStart w:id="69" w:name="_Toc225589439"/>
       <w:r>
         <w:t>Historical Monte Carlo</w:t>
       </w:r>
-      <w:bookmarkEnd w:id="68"/>
+      <w:bookmarkEnd w:id="69"/>
     </w:p>
     <w:p>
       <w:r>
@@ -13004,11 +13064,11 @@
       <w:pPr>
         <w:pStyle w:val="Heading3"/>
       </w:pPr>
-      <w:bookmarkStart w:id="69" w:name="_Toc225087327"/>
+      <w:bookmarkStart w:id="70" w:name="_Toc225589440"/>
       <w:r>
         <w:t>Longevity &amp; Outcome Analysis (Scatter Chart)</w:t>
       </w:r>
-      <w:bookmarkEnd w:id="69"/>
+      <w:bookmarkEnd w:id="70"/>
     </w:p>
     <w:p>
       <w:r>
@@ -13052,11 +13112,11 @@
       <w:pPr>
         <w:pStyle w:val="Heading3"/>
       </w:pPr>
-      <w:bookmarkStart w:id="70" w:name="_Toc225087328"/>
+      <w:bookmarkStart w:id="71" w:name="_Toc225589441"/>
       <w:r>
         <w:t>Stress Tests</w:t>
       </w:r>
-      <w:bookmarkEnd w:id="70"/>
+      <w:bookmarkEnd w:id="71"/>
     </w:p>
     <w:p>
       <w:pPr>
@@ -13410,11 +13470,11 @@
       <w:pPr>
         <w:pStyle w:val="Heading3"/>
       </w:pPr>
-      <w:bookmarkStart w:id="71" w:name="_Toc225087329"/>
+      <w:bookmarkStart w:id="72" w:name="_Toc225589442"/>
       <w:r>
         <w:t>Historical Periods</w:t>
       </w:r>
-      <w:bookmarkEnd w:id="71"/>
+      <w:bookmarkEnd w:id="72"/>
     </w:p>
     <w:p>
       <w:r>
@@ -13530,21 +13590,21 @@
       <w:pPr>
         <w:pStyle w:val="Heading2"/>
       </w:pPr>
-      <w:bookmarkStart w:id="72" w:name="_Toc225087330"/>
+      <w:bookmarkStart w:id="73" w:name="_Toc225589443"/>
       <w:r>
         <w:t>4.2 Understanding Results</w:t>
       </w:r>
-      <w:bookmarkEnd w:id="72"/>
+      <w:bookmarkEnd w:id="73"/>
     </w:p>
     <w:p>
       <w:pPr>
         <w:pStyle w:val="Heading3"/>
       </w:pPr>
-      <w:bookmarkStart w:id="73" w:name="_Toc225087331"/>
+      <w:bookmarkStart w:id="74" w:name="_Toc225589444"/>
       <w:r>
         <w:t>Success Criteria</w:t>
       </w:r>
-      <w:bookmarkEnd w:id="73"/>
+      <w:bookmarkEnd w:id="74"/>
     </w:p>
     <w:p>
       <w:pPr>
@@ -14039,11 +14099,11 @@
       <w:pPr>
         <w:pStyle w:val="Heading2"/>
       </w:pPr>
-      <w:bookmarkStart w:id="74" w:name="_Toc225087332"/>
+      <w:bookmarkStart w:id="75" w:name="_Toc225589445"/>
       <w:r>
         <w:t>4.3 Executive Summary Dashboard</w:t>
       </w:r>
-      <w:bookmarkEnd w:id="74"/>
+      <w:bookmarkEnd w:id="75"/>
       <w:r>
         <w:t xml:space="preserve"> </w:t>
       </w:r>
@@ -14100,11 +14160,11 @@
       <w:pPr>
         <w:pStyle w:val="Heading3"/>
       </w:pPr>
-      <w:bookmarkStart w:id="75" w:name="_Toc225087333"/>
+      <w:bookmarkStart w:id="76" w:name="_Toc225589446"/>
       <w:r>
         <w:t>Components</w:t>
       </w:r>
-      <w:bookmarkEnd w:id="75"/>
+      <w:bookmarkEnd w:id="76"/>
     </w:p>
     <w:p>
       <w:pPr>
@@ -14409,22 +14469,22 @@
       <w:pPr>
         <w:pStyle w:val="Heading1"/>
       </w:pPr>
-      <w:bookmarkStart w:id="76" w:name="_Toc225087334"/>
+      <w:bookmarkStart w:id="77" w:name="_Toc225589447"/>
       <w:r>
         <w:lastRenderedPageBreak/>
         <w:t>PART 5: WHAT-IF SCENARIO COMPARISON</w:t>
       </w:r>
-      <w:bookmarkEnd w:id="76"/>
+      <w:bookmarkEnd w:id="77"/>
     </w:p>
     <w:p>
       <w:pPr>
         <w:pStyle w:val="Heading2"/>
       </w:pPr>
-      <w:bookmarkStart w:id="77" w:name="_Toc225087335"/>
+      <w:bookmarkStart w:id="78" w:name="_Toc225589448"/>
       <w:r>
         <w:t>5.1 Overview</w:t>
       </w:r>
-      <w:bookmarkEnd w:id="77"/>
+      <w:bookmarkEnd w:id="78"/>
     </w:p>
     <w:p>
       <w:r>
@@ -14477,11 +14537,11 @@
       <w:pPr>
         <w:pStyle w:val="Heading2"/>
       </w:pPr>
-      <w:bookmarkStart w:id="78" w:name="_Toc225087336"/>
+      <w:bookmarkStart w:id="79" w:name="_Toc225589449"/>
       <w:r>
         <w:t>5.2 Basic Workflow</w:t>
       </w:r>
-      <w:bookmarkEnd w:id="78"/>
+      <w:bookmarkEnd w:id="79"/>
     </w:p>
     <w:p>
       <w:r>
@@ -14526,11 +14586,11 @@
       <w:pPr>
         <w:pStyle w:val="Heading2"/>
       </w:pPr>
-      <w:bookmarkStart w:id="79" w:name="_Toc225087337"/>
+      <w:bookmarkStart w:id="80" w:name="_Toc225589450"/>
       <w:r>
         <w:t>5.3 Comprehensive Analysis</w:t>
       </w:r>
-      <w:bookmarkEnd w:id="79"/>
+      <w:bookmarkEnd w:id="80"/>
     </w:p>
     <w:p>
       <w:r>
@@ -14572,11 +14632,11 @@
       <w:pPr>
         <w:pStyle w:val="Heading2"/>
       </w:pPr>
-      <w:bookmarkStart w:id="80" w:name="_Toc225087338"/>
+      <w:bookmarkStart w:id="81" w:name="_Toc225589451"/>
       <w:r>
         <w:t>5.4 Understanding the Comparison Metrics</w:t>
       </w:r>
-      <w:bookmarkEnd w:id="80"/>
+      <w:bookmarkEnd w:id="81"/>
     </w:p>
     <w:p>
       <w:r>
@@ -14667,11 +14727,11 @@
       <w:pPr>
         <w:pStyle w:val="Heading2"/>
       </w:pPr>
-      <w:bookmarkStart w:id="81" w:name="_Toc225087339"/>
+      <w:bookmarkStart w:id="82" w:name="_Toc225589452"/>
       <w:r>
         <w:t>5.5 Key Parameters to Vary</w:t>
       </w:r>
-      <w:bookmarkEnd w:id="81"/>
+      <w:bookmarkEnd w:id="82"/>
     </w:p>
     <w:p>
       <w:r>
@@ -14769,11 +14829,11 @@
       <w:pPr>
         <w:pStyle w:val="Heading2"/>
       </w:pPr>
-      <w:bookmarkStart w:id="82" w:name="_Toc225087340"/>
+      <w:bookmarkStart w:id="83" w:name="_Toc225589453"/>
       <w:r>
         <w:t>5.6 Managing Saved Scenarios</w:t>
       </w:r>
-      <w:bookmarkEnd w:id="82"/>
+      <w:bookmarkEnd w:id="83"/>
     </w:p>
     <w:p>
       <w:r>
@@ -14853,21 +14913,21 @@
       <w:pPr>
         <w:pStyle w:val="Heading2"/>
       </w:pPr>
-      <w:bookmarkStart w:id="83" w:name="_Toc225087341"/>
+      <w:bookmarkStart w:id="84" w:name="_Toc225589454"/>
       <w:r>
         <w:t>5.7 Sensitivity Analysis — Return vs Spending</w:t>
       </w:r>
-      <w:bookmarkEnd w:id="83"/>
+      <w:bookmarkEnd w:id="84"/>
     </w:p>
     <w:p>
       <w:pPr>
         <w:pStyle w:val="Heading3"/>
       </w:pPr>
-      <w:bookmarkStart w:id="84" w:name="_Toc225087342"/>
+      <w:bookmarkStart w:id="85" w:name="_Toc225589455"/>
       <w:r>
         <w:t>Overview</w:t>
       </w:r>
-      <w:bookmarkEnd w:id="84"/>
+      <w:bookmarkEnd w:id="85"/>
     </w:p>
     <w:p>
       <w:r>
@@ -14895,11 +14955,11 @@
       <w:pPr>
         <w:pStyle w:val="Heading3"/>
       </w:pPr>
-      <w:bookmarkStart w:id="85" w:name="_Toc225087343"/>
+      <w:bookmarkStart w:id="86" w:name="_Toc225589456"/>
       <w:r>
         <w:t>Reading the Table</w:t>
       </w:r>
-      <w:bookmarkEnd w:id="85"/>
+      <w:bookmarkEnd w:id="86"/>
     </w:p>
     <w:p>
       <w:r>
@@ -14993,12 +15053,12 @@
       <w:pPr>
         <w:pStyle w:val="Heading3"/>
       </w:pPr>
-      <w:bookmarkStart w:id="86" w:name="_Toc225087344"/>
+      <w:bookmarkStart w:id="87" w:name="_Toc225589457"/>
       <w:r>
         <w:lastRenderedPageBreak/>
         <w:t>What the Table Includes and Excludes</w:t>
       </w:r>
-      <w:bookmarkEnd w:id="86"/>
+      <w:bookmarkEnd w:id="87"/>
     </w:p>
     <w:p>
       <w:r>
@@ -15031,11 +15091,11 @@
       <w:pPr>
         <w:pStyle w:val="Heading3"/>
       </w:pPr>
-      <w:bookmarkStart w:id="87" w:name="_Toc225087345"/>
+      <w:bookmarkStart w:id="88" w:name="_Toc225589458"/>
       <w:r>
         <w:t>Why the Blue Cell May Differ from the Executive Summary</w:t>
       </w:r>
-      <w:bookmarkEnd w:id="87"/>
+      <w:bookmarkEnd w:id="88"/>
     </w:p>
     <w:p>
       <w:r>
@@ -15051,11 +15111,11 @@
       <w:pPr>
         <w:pStyle w:val="Heading3"/>
       </w:pPr>
-      <w:bookmarkStart w:id="88" w:name="_Toc225087346"/>
+      <w:bookmarkStart w:id="89" w:name="_Toc225589459"/>
       <w:r>
         <w:t>Word Export</w:t>
       </w:r>
-      <w:bookmarkEnd w:id="88"/>
+      <w:bookmarkEnd w:id="89"/>
     </w:p>
     <w:p>
       <w:r>
@@ -15071,32 +15131,32 @@
       <w:pPr>
         <w:pStyle w:val="Heading1"/>
       </w:pPr>
-      <w:bookmarkStart w:id="89" w:name="_Toc225087347"/>
+      <w:bookmarkStart w:id="90" w:name="_Toc225589460"/>
       <w:r>
         <w:lastRenderedPageBreak/>
         <w:t>PART 6: CHARTS &amp; ANALYSIS</w:t>
       </w:r>
-      <w:bookmarkEnd w:id="89"/>
+      <w:bookmarkEnd w:id="90"/>
     </w:p>
     <w:p>
       <w:pPr>
         <w:pStyle w:val="Heading2"/>
       </w:pPr>
-      <w:bookmarkStart w:id="90" w:name="_Toc225087348"/>
+      <w:bookmarkStart w:id="91" w:name="_Toc225589461"/>
       <w:r>
         <w:t>6.1 Chart Types &amp; Interpretation</w:t>
       </w:r>
-      <w:bookmarkEnd w:id="90"/>
+      <w:bookmarkEnd w:id="91"/>
     </w:p>
     <w:p>
       <w:pPr>
         <w:pStyle w:val="Heading3"/>
       </w:pPr>
-      <w:bookmarkStart w:id="91" w:name="_Toc225087349"/>
+      <w:bookmarkStart w:id="92" w:name="_Toc225589462"/>
       <w:r>
         <w:t>Portfolio Balance Chart</w:t>
       </w:r>
-      <w:bookmarkEnd w:id="91"/>
+      <w:bookmarkEnd w:id="92"/>
     </w:p>
     <w:p>
       <w:pPr>
@@ -15170,11 +15230,11 @@
       <w:pPr>
         <w:pStyle w:val="Heading3"/>
       </w:pPr>
-      <w:bookmarkStart w:id="92" w:name="_Toc225087350"/>
+      <w:bookmarkStart w:id="93" w:name="_Toc225589463"/>
       <w:r>
         <w:t>Income vs Spending Chart</w:t>
       </w:r>
-      <w:bookmarkEnd w:id="92"/>
+      <w:bookmarkEnd w:id="93"/>
     </w:p>
     <w:p>
       <w:pPr>
@@ -15287,11 +15347,11 @@
       <w:pPr>
         <w:pStyle w:val="Heading3"/>
       </w:pPr>
-      <w:bookmarkStart w:id="93" w:name="_Toc225087351"/>
+      <w:bookmarkStart w:id="94" w:name="_Toc225589464"/>
       <w:r>
         <w:t>Annual Spending Breakdown Chart</w:t>
       </w:r>
-      <w:bookmarkEnd w:id="93"/>
+      <w:bookmarkEnd w:id="94"/>
     </w:p>
     <w:p>
       <w:pPr>
@@ -15426,11 +15486,11 @@
       <w:pPr>
         <w:pStyle w:val="Heading3"/>
       </w:pPr>
-      <w:bookmarkStart w:id="94" w:name="_Toc225087352"/>
+      <w:bookmarkStart w:id="95" w:name="_Toc225589465"/>
       <w:r>
         <w:t>Individual Super Balances (Couple Tracking)</w:t>
       </w:r>
-      <w:bookmarkEnd w:id="94"/>
+      <w:bookmarkEnd w:id="95"/>
     </w:p>
     <w:p>
       <w:r>
@@ -15441,11 +15501,11 @@
       <w:pPr>
         <w:pStyle w:val="Heading3"/>
       </w:pPr>
-      <w:bookmarkStart w:id="95" w:name="_Toc225087353"/>
+      <w:bookmarkStart w:id="96" w:name="_Toc225589466"/>
       <w:r>
         <w:t>Individual Pension Income (Couple Tracking)</w:t>
       </w:r>
-      <w:bookmarkEnd w:id="95"/>
+      <w:bookmarkEnd w:id="96"/>
     </w:p>
     <w:p>
       <w:r>
@@ -15499,13 +15559,13 @@
       <w:pPr>
         <w:pStyle w:val="Heading3"/>
       </w:pPr>
-      <w:bookmarkStart w:id="96" w:name="_Toc222665190"/>
-      <w:bookmarkStart w:id="97" w:name="_Toc225087354"/>
+      <w:bookmarkStart w:id="97" w:name="_Toc222665190"/>
+      <w:bookmarkStart w:id="98" w:name="_Toc225589467"/>
       <w:r>
         <w:t>Age Pension Calculation Details</w:t>
       </w:r>
-      <w:bookmarkEnd w:id="96"/>
       <w:bookmarkEnd w:id="97"/>
+      <w:bookmarkEnd w:id="98"/>
     </w:p>
     <w:p>
       <w:r>
@@ -15624,18 +15684,12 @@
       <w:pPr>
         <w:pStyle w:val="Heading2"/>
       </w:pPr>
-      <w:bookmarkStart w:id="98" w:name="_Toc225087355"/>
+      <w:bookmarkStart w:id="99" w:name="_Toc225589468"/>
       <w:r>
         <w:lastRenderedPageBreak/>
-        <w:t>6.</w:t>
-      </w:r>
-      <w:r>
-        <w:t>2</w:t>
-      </w:r>
-      <w:r>
-        <w:t xml:space="preserve"> CSV Export &amp; Analysis</w:t>
-      </w:r>
-      <w:bookmarkEnd w:id="98"/>
+        <w:t>6.2 CSV Export &amp; Analysis</w:t>
+      </w:r>
+      <w:bookmarkEnd w:id="99"/>
     </w:p>
     <w:p>
       <w:r>
@@ -15689,21 +15743,15 @@
       <w:pPr>
         <w:pStyle w:val="Heading2"/>
       </w:pPr>
-      <w:bookmarkStart w:id="99" w:name="_Toc225087356"/>
-      <w:r>
-        <w:t>6.</w:t>
-      </w:r>
-      <w:r>
-        <w:t>3</w:t>
-      </w:r>
-      <w:r>
-        <w:t xml:space="preserve"> Word Document Export</w:t>
-      </w:r>
-      <w:bookmarkEnd w:id="99"/>
-    </w:p>
-    <w:p>
-      <w:r>
-        <w:t>Generates a comprehensive retirement plan report as an editable Word (.docx) document. The report covers your financial inputs and assumptions, year-by-year projections, Monte Carlo risk analysis (if run), formal stress test results (if run), sensitivity analysis, and a methodology appendix explaining how the calculator works.</w:t>
+      <w:bookmarkStart w:id="100" w:name="_Toc225589469"/>
+      <w:r>
+        <w:t>6.3 Word Document Export</w:t>
+      </w:r>
+      <w:bookmarkEnd w:id="100"/>
+    </w:p>
+    <w:p>
+      <w:r>
+        <w:t>Generates a comprehensive retirement plan report as an editable Word (.docx) document. The report covers your financial inputs and assumptions, year-by-year projections with embedded chart images (Portfolio Balance, Income vs Spending, Annual Spending Breakdown, and Partner Super in couple mode), a Portfolio Assessment &amp; Recommendations section with plan-specific strengths, risks, and recommended actions, Monte Carlo risk analysis (if run), formal stress test results (if run), sensitivity analysis, and a methodology appendix explaining how the calculator works.</w:t>
       </w:r>
     </w:p>
     <w:p>
@@ -15753,17 +15801,17 @@
       <w:pPr>
         <w:pStyle w:val="Heading3"/>
       </w:pPr>
-      <w:bookmarkStart w:id="100" w:name="report-contents"/>
-      <w:bookmarkStart w:id="101" w:name="_Toc225087357"/>
-      <w:bookmarkEnd w:id="100"/>
+      <w:bookmarkStart w:id="101" w:name="report-contents"/>
+      <w:bookmarkStart w:id="102" w:name="_Toc225589470"/>
+      <w:bookmarkEnd w:id="101"/>
       <w:r>
         <w:t>How to Generate</w:t>
       </w:r>
-      <w:bookmarkEnd w:id="101"/>
-    </w:p>
-    <w:p>
-      <w:bookmarkStart w:id="102" w:name="how-to-generate"/>
       <w:bookmarkEnd w:id="102"/>
+    </w:p>
+    <w:p>
+      <w:bookmarkStart w:id="103" w:name="how-to-generate"/>
+      <w:bookmarkEnd w:id="103"/>
       <w:r>
         <w:t>Configure your scenario and run whichever test scenarios you want included in the report — Monte Carlo is recommended for the risk analysis section, and formal stress tests are optional. Then click the "</w:t>
       </w:r>
@@ -15781,15 +15829,15 @@
       <w:pPr>
         <w:pStyle w:val="Heading3"/>
       </w:pPr>
-      <w:bookmarkStart w:id="103" w:name="_Toc225087358"/>
+      <w:bookmarkStart w:id="104" w:name="_Toc225589471"/>
       <w:r>
         <w:t>File Details</w:t>
       </w:r>
-      <w:bookmarkEnd w:id="103"/>
-    </w:p>
-    <w:p>
-      <w:bookmarkStart w:id="104" w:name="file-details"/>
       <w:bookmarkEnd w:id="104"/>
+    </w:p>
+    <w:p>
+      <w:bookmarkStart w:id="105" w:name="file-details"/>
+      <w:bookmarkEnd w:id="105"/>
       <w:r>
         <w:t>The file is a standard Microsoft Word .docx, typically 8–12 pages, named retirement-plan-YYYY-MM-DD.docx. It uses consistent professional formatting and is fully editable — you can add notes, highlight key figures, or customise the document before sharing.</w:t>
       </w:r>
@@ -15798,20 +15846,20 @@
       <w:pPr>
         <w:pStyle w:val="Heading3"/>
       </w:pPr>
-      <w:bookmarkStart w:id="105" w:name="_Toc225087359"/>
+      <w:bookmarkStart w:id="106" w:name="_Toc225589472"/>
       <w:r>
         <w:t>When to Export</w:t>
       </w:r>
-      <w:bookmarkEnd w:id="105"/>
-    </w:p>
-    <w:p>
-      <w:bookmarkStart w:id="106" w:name="when-to-export"/>
-      <w:bookmarkStart w:id="107" w:name="tips"/>
       <w:bookmarkEnd w:id="106"/>
+    </w:p>
+    <w:p>
+      <w:bookmarkStart w:id="107" w:name="when-to-export"/>
+      <w:bookmarkStart w:id="108" w:name="tips"/>
+      <w:bookmarkEnd w:id="107"/>
       <w:r>
         <w:t>The Word export is most useful before major decisions (retiring, making large withdrawals, reviewing with a financial advisor), for periodic reviews to track how your plan is evolving, or when sharing with a spouse, partner, or estate planning professional. Export with different assumptions to build an offline set of scenario comparisons.</w:t>
       </w:r>
-      <w:bookmarkEnd w:id="107"/>
+      <w:bookmarkEnd w:id="108"/>
     </w:p>
     <w:p>
       <w:pPr>
@@ -15823,14 +15871,14 @@
           <w:color w:val="auto"/>
         </w:rPr>
       </w:pPr>
-      <w:bookmarkStart w:id="108" w:name="_Toc225087360"/>
+      <w:bookmarkStart w:id="109" w:name="_Toc225589473"/>
       <w:r>
         <w:rPr>
           <w:lang w:val="en-AU"/>
         </w:rPr>
         <w:t>Differences from CSV Export</w:t>
       </w:r>
-      <w:bookmarkEnd w:id="108"/>
+      <w:bookmarkEnd w:id="109"/>
     </w:p>
     <w:p>
       <w:r>
@@ -15847,22 +15895,22 @@
       <w:pPr>
         <w:pStyle w:val="Heading1"/>
       </w:pPr>
-      <w:bookmarkStart w:id="109" w:name="_Toc225087361"/>
+      <w:bookmarkStart w:id="110" w:name="_Toc225589474"/>
       <w:r>
         <w:lastRenderedPageBreak/>
         <w:t>PART 7: TECHNICAL REFERENCE</w:t>
       </w:r>
-      <w:bookmarkEnd w:id="109"/>
+      <w:bookmarkEnd w:id="110"/>
     </w:p>
     <w:p>
       <w:pPr>
         <w:pStyle w:val="Heading2"/>
       </w:pPr>
-      <w:bookmarkStart w:id="110" w:name="_Toc225087362"/>
+      <w:bookmarkStart w:id="111" w:name="_Toc225589475"/>
       <w:r>
         <w:t>7.1 Annual Simulation Sequence</w:t>
       </w:r>
-      <w:bookmarkEnd w:id="110"/>
+      <w:bookmarkEnd w:id="111"/>
     </w:p>
     <w:p>
       <w:r>
@@ -15938,11 +15986,11 @@
       <w:pPr>
         <w:pStyle w:val="Heading2"/>
       </w:pPr>
-      <w:bookmarkStart w:id="111" w:name="_Toc225087363"/>
+      <w:bookmarkStart w:id="112" w:name="_Toc225589476"/>
       <w:r>
         <w:t>7.2 Withdrawal Hierarchy (Waterfall)</w:t>
       </w:r>
-      <w:bookmarkEnd w:id="111"/>
+      <w:bookmarkEnd w:id="112"/>
     </w:p>
     <w:p>
       <w:r>
@@ -15973,11 +16021,11 @@
       <w:pPr>
         <w:pStyle w:val="Heading2"/>
       </w:pPr>
-      <w:bookmarkStart w:id="112" w:name="_Toc225087364"/>
+      <w:bookmarkStart w:id="113" w:name="_Toc225589477"/>
       <w:r>
         <w:t>7.3 Age Pension Calculation</w:t>
       </w:r>
-      <w:bookmarkEnd w:id="112"/>
+      <w:bookmarkEnd w:id="113"/>
     </w:p>
     <w:p>
       <w:r>
@@ -16370,11 +16418,11 @@
       <w:pPr>
         <w:pStyle w:val="Heading2"/>
       </w:pPr>
-      <w:bookmarkStart w:id="113" w:name="_Toc225087365"/>
+      <w:bookmarkStart w:id="114" w:name="_Toc225589478"/>
       <w:r>
         <w:t>7.4 Minimum Drawdown Rules</w:t>
       </w:r>
-      <w:bookmarkEnd w:id="113"/>
+      <w:bookmarkEnd w:id="114"/>
     </w:p>
     <w:p>
       <w:r>
@@ -16426,11 +16474,11 @@
       <w:pPr>
         <w:pStyle w:val="Heading2"/>
       </w:pPr>
-      <w:bookmarkStart w:id="114" w:name="_Toc225087366"/>
+      <w:bookmarkStart w:id="115" w:name="_Toc225589479"/>
       <w:r>
         <w:t>7.5 Returns &amp; Inflation Modeling</w:t>
       </w:r>
-      <w:bookmarkEnd w:id="114"/>
+      <w:bookmarkEnd w:id="115"/>
     </w:p>
     <w:p>
       <w:r>
@@ -16456,22 +16504,22 @@
       <w:pPr>
         <w:pStyle w:val="Heading1"/>
       </w:pPr>
-      <w:bookmarkStart w:id="115" w:name="_Toc225087367"/>
+      <w:bookmarkStart w:id="116" w:name="_Toc225589480"/>
       <w:r>
         <w:lastRenderedPageBreak/>
         <w:t>APPENDIX: Version History</w:t>
       </w:r>
-      <w:bookmarkEnd w:id="115"/>
+      <w:bookmarkEnd w:id="116"/>
     </w:p>
     <w:p>
       <w:pPr>
         <w:pStyle w:val="Heading2"/>
       </w:pPr>
-      <w:bookmarkStart w:id="116" w:name="_Toc225087368"/>
-      <w:r>
-        <w:t>Version 17.1 (March 2026)</w:t>
-      </w:r>
-      <w:bookmarkEnd w:id="116"/>
+      <w:bookmarkStart w:id="117" w:name="_Toc225589481"/>
+      <w:r>
+        <w:t>Version 17.2 (March 2026)</w:t>
+      </w:r>
+      <w:bookmarkEnd w:id="117"/>
     </w:p>
     <w:p>
       <w:r>
@@ -16479,10 +16527,10 @@
           <w:b/>
           <w:bCs/>
         </w:rPr>
-        <w:t>Variable simulation horizon</w:t>
-      </w:r>
-      <w:r>
-        <w:t>: The simulation now runs to the Modelled Death Age rather than a fixed 35-year window. In single mode, the death age is set via a new field (defaulting to ABS 2020–2022 life expectancy for the selected sex and age) and the simulation horizon adjusts automatically. In couple tracking mode, a separate Simulation Length (years) field controls how long the scenario runs, completely independent of the partner death ages used in Death Scenario Modelling.</w:t>
+        <w:t>Sustainable Spending Finder</w:t>
+      </w:r>
+      <w:r>
+        <w:t xml:space="preserve">: A “Find sustainable spending” panel added below the Base Annual Spending field. Two modes — Constant Return (binary search finding the maximum spending that hits a target ending balance at the Modelled Death Age) and Monte Carlo (binary search finding the spending level that achieves a chosen success rate threshold: 70–90%). Both modes use the full simulation engine including Age Pension means testing, couple tracking, guardrails, and all income sources. Splurge spending is included on top of the base figure in every iteration. An Apply button populates the Base Annual Spending field directly. </w:t>
       </w:r>
     </w:p>
     <w:p>
@@ -16491,11 +16539,21 @@
           <w:b/>
           <w:bCs/>
         </w:rPr>
-        <w:t>Stochastic mortality in Monte Carlo</w:t>
-      </w:r>
-      <w:r>
-        <w:t>: A "Variable death age in MC" checkbox enables per-run mortality sampling. Each parametric MC run draws a death age from a normal distribution centred on the ABS life expectancy (SD = 10 years), so run lengths vary across the ensemble and the success rate reflects genuine longevity uncertainty rather than a fixed horizon. Historical MC continues to use fixed 35-year windows to preserve the integrity of historical return sequences.</w:t>
-      </w:r>
+        <w:t>Word export enhanced</w:t>
+      </w:r>
+      <w:r>
+        <w:t>: embedded chart images (Portfolio Balance, Income vs Spending, Annual Spending Breakdown, Partner Super) now appear in the Detailed Results section; new Portfolio Assessment &amp; Recommendations section generates plan-specific strengths, risks, and recommended actions from formal test results and MC success rates.</w:t>
+      </w:r>
+    </w:p>
+    <w:p>
+      <w:pPr>
+        <w:pStyle w:val="Heading2"/>
+      </w:pPr>
+      <w:bookmarkStart w:id="118" w:name="_Toc225589482"/>
+      <w:r>
+        <w:t>Version 17.1 (March 2026)</w:t>
+      </w:r>
+      <w:bookmarkEnd w:id="118"/>
     </w:p>
     <w:p>
       <w:r>
@@ -16503,10 +16561,10 @@
           <w:b/>
           <w:bCs/>
         </w:rPr>
-        <w:t>Longevity &amp; Outcome Analysis chart:</w:t>
-      </w:r>
-      <w:r>
-        <w:t xml:space="preserve"> A new chart appears below the Executive Summary when Monte Carlo is active, providing two views — a scatter plot of final balance vs end age (green = solvent, red = insolvent) that reveals whether failures are longevity-driven or return-driven, and a ruin age histogram showing the distribution of portfolio depletion ages for failed runs.</w:t>
+        <w:t>Variable simulation horizon</w:t>
+      </w:r>
+      <w:r>
+        <w:t>: The simulation now runs to the Modelled Death Age rather than a fixed 35-year window. In single mode, the death age is set via a new field (defaulting to ABS 2020–2022 life expectancy for the selected sex and age) and the simulation horizon adjusts automatically. In couple tracking mode, a separate Simulation Length (years) field controls how long the scenario runs, completely independent of the partner death ages used in Death Scenario Modelling.</w:t>
       </w:r>
     </w:p>
     <w:p>
@@ -16515,10 +16573,10 @@
           <w:b/>
           <w:bCs/>
         </w:rPr>
-        <w:t>Age Pension parameters updated to 20 March 2026 indexation</w:t>
-      </w:r>
-      <w:r>
-        <w:t>: single maximum $31,224/yr (up from $30,646), couple combined $47,071/yr (up from $46,202). Single homeowner asset cutoff increased to $722,000 (up $7,500). Deeming rates increased to 1.25% / 3.25% (up 0.50% each). Lower asset thresholds and income free areas unchanged until 1 July 2026.</w:t>
+        <w:t>Stochastic mortality in Monte Carlo</w:t>
+      </w:r>
+      <w:r>
+        <w:t>: A "Variable death age in MC" checkbox enables per-run mortality sampling. Each parametric MC run draws a death age from a normal distribution centred on the ABS life expectancy (SD = 10 years), so run lengths vary across the ensemble and the success rate reflects genuine longevity uncertainty rather than a fixed horizon. Historical MC continues to use fixed 35-year windows to preserve the integrity of historical return sequences.</w:t>
       </w:r>
     </w:p>
     <w:p>
@@ -16527,10 +16585,10 @@
           <w:b/>
           <w:bCs/>
         </w:rPr>
-        <w:t>Death scenario survivor pension fix:</w:t>
-      </w:r>
-      <w:r>
-        <w:t xml:space="preserve"> The surviving partner now correctly receives the full single Age Pension rate after their partner dies, rather than the lower member-of-couple rate that was incorrectly applied in prior versions.</w:t>
+        <w:t>Longevity &amp; Outcome Analysis chart:</w:t>
+      </w:r>
+      <w:r>
+        <w:t xml:space="preserve"> A new chart appears below the Executive Summary when Monte Carlo is active, providing two views — a scatter plot of final balance vs end age (green = solvent, red = insolvent) that reveals whether failures are longevity-driven or return-driven, and a ruin age histogram showing the distribution of portfolio depletion ages for failed runs.</w:t>
       </w:r>
     </w:p>
     <w:p>
@@ -16539,21 +16597,11 @@
           <w:b/>
           <w:bCs/>
         </w:rPr>
-        <w:t>Sensitivity Analysis hidden in MC and Formal Test modes</w:t>
-      </w:r>
-      <w:r>
-        <w:t>: The panel only appears for Constant Return and Historical Period scenarios, where a deterministic return grid is meaningful.</w:t>
-      </w:r>
-    </w:p>
-    <w:p>
-      <w:pPr>
-        <w:pStyle w:val="Heading2"/>
-      </w:pPr>
-      <w:bookmarkStart w:id="117" w:name="_Toc225087369"/>
-      <w:r>
-        <w:t>Version 17.0 (March 2026)</w:t>
-      </w:r>
-      <w:bookmarkEnd w:id="117"/>
+        <w:t>Age Pension parameters updated to 20 March 2026 indexation</w:t>
+      </w:r>
+      <w:r>
+        <w:t>: single maximum $31,224/yr (up from $30,646), couple combined $47,071/yr (up from $46,202). Single homeowner asset cutoff increased to $722,000 (up $7,500). Deeming rates increased to 1.25% / 3.25% (up 0.50% each). Lower asset thresholds and income free areas unchanged until 1 July 2026.</w:t>
+      </w:r>
     </w:p>
     <w:p>
       <w:r>
@@ -16561,251 +16609,11 @@
           <w:b/>
           <w:bCs/>
         </w:rPr>
-        <w:t xml:space="preserve">Updated Parametric Monte Carlo: </w:t>
-      </w:r>
-      <w:r>
-        <w:t>replaced norm arithmetic normal return modelling with a lognormal return framework to better represent portfolio behavior and volatility drag.</w:t>
-      </w:r>
-    </w:p>
-    <w:p>
-      <w:pPr>
-        <w:pStyle w:val="Heading2"/>
-      </w:pPr>
-      <w:bookmarkStart w:id="118" w:name="_Toc225087370"/>
-      <w:r>
-        <w:t>Version 16.0 (February 2026)</w:t>
-      </w:r>
-      <w:bookmarkEnd w:id="118"/>
-    </w:p>
-    <w:p>
-      <w:r>
-        <w:rPr>
-          <w:b/>
-        </w:rPr>
-        <w:t xml:space="preserve">Work Bonus (Age Pension Employment Income Exemption): </w:t>
-      </w:r>
-      <w:r>
-        <w:t>Employment and self-employment income can now be flagged as Work Bonus eligible on a per-stream basis. Tick the “Employment income — Work Bonus eligible” checkbox beneath the main Other Net Income field or on any Additional Income Stream card to exempt up to $7,800/year (per eligible partner) from the Age Pension income test. Unused entitlement accumulates in a bank up to $11,800 per person. Both amounts are CPI-indexed. The bank starts at $0. Rental income, dividends, and pensions are not eligible and remain fully assessable.</w:t>
-      </w:r>
-    </w:p>
-    <w:p>
-      <w:r>
-        <w:rPr>
-          <w:b/>
-        </w:rPr>
-        <w:lastRenderedPageBreak/>
-        <w:t xml:space="preserve">Australian Historical Return Data: </w:t>
-      </w:r>
-      <w:r>
-        <w:t>Three Australian data series added to Historical Monte Carlo: AU Balanced (60% XAOA / 40% AusBond Composite, 1990–2024, 35 years), AU Equities — XAOA ASX All Ords Accumulation (1980–2024, 45 years), and AU Bonds — AusBond Composite 0+ Yr (1990–2024, 35 years). These complement the existing US S&amp;P 500 dataset (1928–2025, 98 years). AU Balanced is now the default series, providing a more realistic starting point for typical Australian super fund members.</w:t>
-      </w:r>
-    </w:p>
-    <w:p>
-      <w:r>
-        <w:rPr>
-          <w:b/>
-        </w:rPr>
-        <w:t xml:space="preserve">Asset Allocation Presets (Parametric Monte Carlo): </w:t>
-      </w:r>
-      <w:r>
-        <w:t>Four one-click presets replace the need to manually enter return and volatility assumptions: Conservative (~30% equities, 6.5%/8%), Balanced (60/40, 7.5%/11%, new default), Growth (70/30, 8.0%/13.5%), and High Growth (~90% equities, 9.0%/18%). A Custom option retains full manual control. Preset names and descriptions appear in the Word export Analysis Configuration and Assumptions sections.</w:t>
-      </w:r>
-    </w:p>
-    <w:p>
-      <w:r>
-        <w:rPr>
-          <w:b/>
-        </w:rPr>
-        <w:t xml:space="preserve">Word Export Enhancements: </w:t>
-      </w:r>
-      <w:r>
-        <w:t>The Word report now reflects the actual selected data series, preset name, and Work Bonus configuration. The Analysis Configuration table shows the correct series label and period (e.g., “AU Balanced (60% XAOA / 40% AusBond Composite) 1990–2024”) rather than the hardcoded S&amp;P 500 description. The Assumptions section lists the preset name alongside return and volatility figures. Work Bonus eligibility for each income stream is shown in the Other Income table. A new Work Bonus sub-section in the Methodology Appendix explains the accrual mechanics and eligibility rules. Historical Period results now appear correctly in the Word report regardless of the order in which test scenarios are selected.</w:t>
-      </w:r>
-    </w:p>
-    <w:p>
-      <w:r>
-        <w:rPr>
-          <w:b/>
-        </w:rPr>
-        <w:t xml:space="preserve">Historical Periods — Australian Data: </w:t>
-      </w:r>
-      <w:r>
-        <w:t>The Historical Periods test scenario now supports four data sources: US S&amp;P 500 (unchanged, 1928–2025), AU Equities — XAOA (1980–2024), AU Balanced 60/40 (1990–2024), and AU Bonds — AusBond Composite (1990–2024). Eleven periods are available in total (6 US + 5 AU). AU periods use event-driven labels (e.g., “AU 1990 Recession”, “AU 1987 Crash”) to make clear which are genuine stress tests and which are best-case comparators. A contextual description beneath the selector explains which events each 35-year sequence captures.</w:t>
-      </w:r>
-    </w:p>
-    <w:p>
-      <w:r>
-        <w:rPr>
-          <w:b/>
-        </w:rPr>
-        <w:t xml:space="preserve">Historical Periods — Data Integrity and [Stress Test] Labels: </w:t>
-      </w:r>
-      <w:r>
-        <w:t>Three of the six US S&amp;P 500 periods (2008 GFC, 2000 Dot-com, 2020 COVID) cannot provide a full 35 years of real data because the events occurred too recently — a 2008 start requires data through to 2043, which does not yet exist. These periods are now clearly labelled [Stress Test] in the selector to distinguish them from the three genuine 35-year replays (1929 Depression, 1973 Stagflation, 1982 Bull Market). The fabricated tail years in the stress test periods previously used recycled values averaging approximately 18%/yr, which was materially optimistic and obscured the true impact of the opening crash. These have been replaced with a flat 10%/yr nominal return — the long-run S&amp;P 500 historical average — as a neutral, defensible assumption. Each period’s description panel now states exactly how many years of real data are used and what assumption applies to the remainder. All AU periods use genuine historical data throughout and are unaffected by this change.</w:t>
-      </w:r>
-    </w:p>
-    <w:p>
-      <w:pPr>
-        <w:pStyle w:val="Heading2"/>
-      </w:pPr>
-      <w:bookmarkStart w:id="119" w:name="_Toc225087371"/>
-      <w:r>
-        <w:t>Version 15.9 (February 2026)</w:t>
-      </w:r>
-      <w:bookmarkEnd w:id="119"/>
-    </w:p>
-    <w:p>
-      <w:r>
-        <w:rPr>
-          <w:b/>
-        </w:rPr>
-        <w:t xml:space="preserve">Non-Super Assets for Age Pension: </w:t>
-      </w:r>
-      <w:r>
-        <w:t xml:space="preserve">A new “Assessable Assets Outside Super” field allows you to enter financial assets held outside superannuation (bank accounts, term deposits, shares, managed </w:t>
-      </w:r>
-      <w:r>
-        <w:lastRenderedPageBreak/>
-        <w:t>funds, investment property equity). These are added to your super balance for both the Centrelink assets test and deeming calculation, providing a more accurate Age Pension estimate. The field appears when Age Pension is enabled and values are automatically indexed to inflation. Income from these assets (rent, dividends) should be entered in the existing “Other Net Income” field.</w:t>
-      </w:r>
-    </w:p>
-    <w:p>
-      <w:r>
-        <w:rPr>
-          <w:b/>
-        </w:rPr>
-        <w:t xml:space="preserve">Age Pension Calculation Details Panel: </w:t>
-      </w:r>
-      <w:r>
-        <w:t>A new collapsible panel in the results column shows a year-by-year breakdown of how your Age Pension is calculated. For each year from age 67 onwards, it displays: total assessable assets, asset test threshold and result, deemed income, total testable income, income test free area and result, which test is binding (assets or income), and the final pension amount. Values respect the Real/Nominal dollars toggle. Rows are colour-coded: amber highlights the binding test, green marks full pension rate, and red indicates nil pension (above asset cutoff).</w:t>
-      </w:r>
-    </w:p>
-    <w:p>
-      <w:r>
-        <w:rPr>
-          <w:b/>
-        </w:rPr>
-        <w:t xml:space="preserve">Security &amp; Analytics: </w:t>
-      </w:r>
-      <w:r>
-        <w:t>Added Vercel Analytics for privacy-friendly visitor tracking. Content Security Policy (CSP) headers and other security hardening measures protect against common web vulnerabilities.</w:t>
-      </w:r>
-    </w:p>
-    <w:p>
-      <w:r>
-        <w:rPr>
-          <w:b/>
-        </w:rPr>
-        <w:t xml:space="preserve">Additional Income Streams: </w:t>
-      </w:r>
-      <w:r>
-        <w:t>You can now add multiple income sources, each with its own description, amount, start year, duration, and CPI indexing setting. This solves a key limitation where users with both indexed and non-indexed income (e.g., a CPI-indexed rental income and a fixed overseas pension) could not model them correctly with a single field. Each stream is independently calculated and flows into the income charts, spending waterfall, and Age Pension income test. The original “Other Net Income” field remains for backward compatibility; additional streams appear below it via the “Add Income Stream” button.</w:t>
-      </w:r>
-    </w:p>
-    <w:p>
-      <w:r>
-        <w:rPr>
-          <w:b/>
-        </w:rPr>
-        <w:t xml:space="preserve">What-If Panel Cleanup: </w:t>
-      </w:r>
-      <w:r>
-        <w:t>The “Run Comprehensive Analysis” and “Save Current Scenario” buttons have been moved inside the What-If Comparison panel, reducing visual clutter when the panel is collapsed.</w:t>
-      </w:r>
-    </w:p>
-    <w:p>
-      <w:pPr>
-        <w:pStyle w:val="Heading2"/>
-      </w:pPr>
-      <w:bookmarkStart w:id="120" w:name="_Toc225087372"/>
-      <w:r>
-        <w:t>Version 15.8 (February 2026)</w:t>
-      </w:r>
-      <w:bookmarkEnd w:id="120"/>
-    </w:p>
-    <w:p>
-      <w:r>
-        <w:t xml:space="preserve">Recalibrates the JP Morgan spending curve to align with Blanchett (2014) and JP Morgan (2024) research, adjusted for Australia: a gentler 1.0%/yr decline in the go-go years, accelerating to 1.5%/yr in the slow-go years, then tapering to 0.5%/yr in the no-go years. Stochastic irregular expenses are now enabled by default (with pre-loaded manual expenses removed to avoid double-counting) and can run simultaneously with manual one-off expenses for planned costs like gifts or holidays. A new </w:t>
-      </w:r>
-      <w:r>
-        <w:rPr>
-          <w:rFonts w:ascii="Segoe UI Emoji" w:hAnsi="Segoe UI Emoji" w:cs="Segoe UI Emoji"/>
-        </w:rPr>
-        <w:t>🎲</w:t>
-      </w:r>
-      <w:r>
-        <w:t xml:space="preserve"> Reshuffle Expense Timing button lets you explore different stochastic expense paths without running full Monte Carlo. Several simulation stability fixes resolve issues where charts could jump around during editing (unseeded random values in aged care probability and the stochastic expense engine), the Monte Carlo stale detection "orange button" warning now works as documented, and debt repayment changes correctly update the spending charts. Chart tooltips now display age alongside year.</w:t>
-      </w:r>
-    </w:p>
-    <w:p>
-      <w:pPr>
-        <w:pStyle w:val="Heading2"/>
-      </w:pPr>
-      <w:bookmarkStart w:id="121" w:name="_Toc225087373"/>
-      <w:r>
-        <w:t>Version 15.7 (February 2026)</w:t>
-      </w:r>
-      <w:bookmarkEnd w:id="121"/>
-    </w:p>
-    <w:p>
-      <w:pPr>
-        <w:spacing w:after="240"/>
-      </w:pPr>
-      <w:r>
-        <w:t xml:space="preserve">Two-Column Layout: Calculator now uses a side-by-side layout on desktop screens. Input parameters appear in the left column (approximately 33% width), while test scenarios, charts, and </w:t>
-      </w:r>
-      <w:r>
-        <w:lastRenderedPageBreak/>
-        <w:t>results appear in the right column (approximately 67% width). This allows you to see inputs and results simultaneously without scrolling back and forth. Test scenario buttons are now positioned at the top of the right column for easy access. The single-row button arrangement at the top (Save/Load, Quick Help, Tax Assumptions, Key Assumptions, Export CSV, Export Word) reduces vertical space and keeps all controls visible. On mobile devices and tablets, the layout automatically stacks vertically for optimal viewing.</w:t>
-      </w:r>
-    </w:p>
-    <w:p>
-      <w:pPr>
-        <w:pStyle w:val="Heading2"/>
-      </w:pPr>
-      <w:bookmarkStart w:id="122" w:name="_Toc225087374"/>
-      <w:r>
-        <w:t>Version 15.6 (February 2026)</w:t>
-      </w:r>
-      <w:bookmarkEnd w:id="122"/>
-    </w:p>
-    <w:p>
-      <w:pPr>
-        <w:spacing w:after="240"/>
-      </w:pPr>
-      <w:r>
-        <w:t>Annual Spending Breakdown Chart: New stacked bar chart shows the composition of your annual spending by funding source. Each bar displays how much comes from Super withdrawals (blue), Cash (yellow), Sequencing Buffer (orange), Age Pension (dark green), Defined Benefit pension (medium green), and Other Income (light green). In single-scenario mode, a minimum required super withdrawal line overlays the chart, making it easy to verify whether your super withdrawals meet the legal minimum. This visualization reveals when Age Pension kicks in, shows the impact of large one-time expenses like RAD payments, and helps assess the sustainability of your drawdown strategy.</w:t>
-      </w:r>
-    </w:p>
-    <w:p>
-      <w:r>
-        <w:t xml:space="preserve">Age Pension Improvements: Comprehensive Age Pension modeling now includes Centrelink deeming rules (financial assets deemed to earn 0.25% on first portion, 2.25% on balance) and complete income testing (counts private pensions, deemed income, Other Net Income from rental/work, and pre-retirement income). Added clear warnings about modeling assumptions and verification with Centrelink. </w:t>
-      </w:r>
-    </w:p>
-    <w:p>
-      <w:r>
-        <w:t>Historical Monte Carlo Success Rates: Updated success rate guidance to reflect that Historical MC typically shows 5-15 percentage points higher than Parametric MC. Historical MC "Good" threshold raised to 85-89% (from 80-89%) to reflect that it's bounded by actual historical data. Added comparative explanation panel when both methods are run.</w:t>
-      </w:r>
-    </w:p>
-    <w:p>
-      <w:r>
-        <w:t>Other Net Income: Model additional income sources (part-time work, rental properties, investments) with flexible start year and duration controls. Works in both single and couple modes with year-based timing.</w:t>
-      </w:r>
-    </w:p>
-    <w:p>
-      <w:r>
-        <w:t>Couple Mode Fixes: Real dollar year now displays correctly using earliest retirement age. Retirement year shown next to age in couple tracking panel.</w:t>
-      </w:r>
-    </w:p>
-    <w:p>
-      <w:pPr>
-        <w:pStyle w:val="Heading2"/>
-      </w:pPr>
-      <w:bookmarkStart w:id="123" w:name="_Toc225087375"/>
-      <w:r>
-        <w:t>Version 15.5 (February 2026)</w:t>
-      </w:r>
-      <w:bookmarkEnd w:id="123"/>
+        <w:t>Death scenario survivor pension fix:</w:t>
+      </w:r>
+      <w:r>
+        <w:t xml:space="preserve"> The surviving partner now correctly receives the full single Age Pension rate after their partner dies, rather than the lower member-of-couple rate that was incorrectly applied in prior versions.</w:t>
+      </w:r>
     </w:p>
     <w:p>
       <w:r>
@@ -16813,11 +16621,22 @@
           <w:b/>
           <w:bCs/>
         </w:rPr>
-        <w:t>Terminology Updates:</w:t>
-      </w:r>
-      <w:r>
-        <w:t xml:space="preserve"> Renamed “PSS/CSS Pension” to “Defined Benefit/Superannuation Annuity” throughout to be more inclusive of all pension types (PSS, CSS, DFRDB, commercial lifetime annuities). Renamed “Base Annual Spending” to “Base Annual Spending in Retirement” for clarity. Renamed “Current Age” to “Age turning this year” to avoid confusion with birthdays during the year. Updated “Withdrawal remainder” to “Withdrawal order” in strategy description for better clarity.</w:t>
-      </w:r>
+        <w:t>Sensitivity Analysis hidden in MC and Formal Test modes</w:t>
+      </w:r>
+      <w:r>
+        <w:t>: The panel only appears for Constant Return and Historical Period scenarios, where a deterministic return grid is meaningful.</w:t>
+      </w:r>
+    </w:p>
+    <w:p>
+      <w:pPr>
+        <w:pStyle w:val="Heading2"/>
+      </w:pPr>
+      <w:bookmarkStart w:id="119" w:name="_Toc225589483"/>
+      <w:r>
+        <w:lastRenderedPageBreak/>
+        <w:t>Version 17.0 (March 2026)</w:t>
+      </w:r>
+      <w:bookmarkEnd w:id="119"/>
     </w:p>
     <w:p>
       <w:r>
@@ -16825,25 +16644,285 @@
           <w:b/>
           <w:bCs/>
         </w:rPr>
+        <w:t xml:space="preserve">Updated Parametric Monte Carlo: </w:t>
+      </w:r>
+      <w:r>
+        <w:t>replaced norm arithmetic normal return modelling with a lognormal return framework to better represent portfolio behavior and volatility drag.</w:t>
+      </w:r>
+    </w:p>
+    <w:p>
+      <w:pPr>
+        <w:pStyle w:val="Heading2"/>
+      </w:pPr>
+      <w:bookmarkStart w:id="120" w:name="_Toc225589484"/>
+      <w:r>
+        <w:t>Version 16.0 (February 2026)</w:t>
+      </w:r>
+      <w:bookmarkEnd w:id="120"/>
+    </w:p>
+    <w:p>
+      <w:r>
+        <w:rPr>
+          <w:b/>
+        </w:rPr>
+        <w:t xml:space="preserve">Work Bonus (Age Pension Employment Income Exemption): </w:t>
+      </w:r>
+      <w:r>
+        <w:t>Employment and self-employment income can now be flagged as Work Bonus eligible on a per-stream basis. Tick the “Employment income — Work Bonus eligible” checkbox beneath the main Other Net Income field or on any Additional Income Stream card to exempt up to $7,800/year (per eligible partner) from the Age Pension income test. Unused entitlement accumulates in a bank up to $11,800 per person. Both amounts are CPI-indexed. The bank starts at $0. Rental income, dividends, and pensions are not eligible and remain fully assessable.</w:t>
+      </w:r>
+    </w:p>
+    <w:p>
+      <w:r>
+        <w:rPr>
+          <w:b/>
+        </w:rPr>
+        <w:t xml:space="preserve">Australian Historical Return Data: </w:t>
+      </w:r>
+      <w:r>
+        <w:t>Three Australian data series added to Historical Monte Carlo: AU Balanced (60% XAOA / 40% AusBond Composite, 1990–2024, 35 years), AU Equities — XAOA ASX All Ords Accumulation (1980–2024, 45 years), and AU Bonds — AusBond Composite 0+ Yr (1990–2024, 35 years). These complement the existing US S&amp;P 500 dataset (1928–2025, 98 years). AU Balanced is now the default series, providing a more realistic starting point for typical Australian super fund members.</w:t>
+      </w:r>
+    </w:p>
+    <w:p>
+      <w:r>
+        <w:rPr>
+          <w:b/>
+        </w:rPr>
+        <w:t xml:space="preserve">Asset Allocation Presets (Parametric Monte Carlo): </w:t>
+      </w:r>
+      <w:r>
+        <w:t>Four one-click presets replace the need to manually enter return and volatility assumptions: Conservative (~30% equities, 6.5%/8%), Balanced (60/40, 7.5%/11%, new default), Growth (70/30, 8.0%/13.5%), and High Growth (~90% equities, 9.0%/18%). A Custom option retains full manual control. Preset names and descriptions appear in the Word export Analysis Configuration and Assumptions sections.</w:t>
+      </w:r>
+    </w:p>
+    <w:p>
+      <w:r>
+        <w:rPr>
+          <w:b/>
+        </w:rPr>
+        <w:t xml:space="preserve">Word Export Enhancements: </w:t>
+      </w:r>
+      <w:r>
+        <w:t>The Word report now reflects the actual selected data series, preset name, and Work Bonus configuration. The Analysis Configuration table shows the correct series label and period (e.g., “AU Balanced (60% XAOA / 40% AusBond Composite) 1990–2024”) rather than the hardcoded S&amp;P 500 description. The Assumptions section lists the preset name alongside return and volatility figures. Work Bonus eligibility for each income stream is shown in the Other Income table. A new Work Bonus sub-section in the Methodology Appendix explains the accrual mechanics and eligibility rules. Historical Period results now appear correctly in the Word report regardless of the order in which test scenarios are selected.</w:t>
+      </w:r>
+    </w:p>
+    <w:p>
+      <w:r>
+        <w:rPr>
+          <w:b/>
+        </w:rPr>
+        <w:t xml:space="preserve">Historical Periods — Australian Data: </w:t>
+      </w:r>
+      <w:r>
+        <w:t>The Historical Periods test scenario now supports four data sources: US S&amp;P 500 (unchanged, 1928–2025), AU Equities — XAOA (1980–2024), AU Balanced 60/40 (1990–2024), and AU Bonds — AusBond Composite (1990–2024). Eleven periods are available in total (6 US + 5 AU). AU periods use event-driven labels (e.g., “AU 1990 Recession”, “AU 1987 Crash”) to make clear which are genuine stress tests and which are best-case comparators. A contextual description beneath the selector explains which events each 35-year sequence captures.</w:t>
+      </w:r>
+    </w:p>
+    <w:p>
+      <w:r>
+        <w:rPr>
+          <w:b/>
+        </w:rPr>
+        <w:t xml:space="preserve">Historical Periods — Data Integrity and [Stress Test] Labels: </w:t>
+      </w:r>
+      <w:r>
+        <w:t xml:space="preserve">Three of the six US S&amp;P 500 periods (2008 GFC, 2000 Dot-com, 2020 COVID) cannot provide a full 35 years of real data because </w:t>
+      </w:r>
+      <w:r>
+        <w:lastRenderedPageBreak/>
+        <w:t>the events occurred too recently — a 2008 start requires data through to 2043, which does not yet exist. These periods are now clearly labelled [Stress Test] in the selector to distinguish them from the three genuine 35-year replays (1929 Depression, 1973 Stagflation, 1982 Bull Market). The fabricated tail years in the stress test periods previously used recycled values averaging approximately 18%/yr, which was materially optimistic and obscured the true impact of the opening crash. These have been replaced with a flat 10%/yr nominal return — the long-run S&amp;P 500 historical average — as a neutral, defensible assumption. Each period’s description panel now states exactly how many years of real data are used and what assumption applies to the remainder. All AU periods use genuine historical data throughout and are unaffected by this change.</w:t>
+      </w:r>
+    </w:p>
+    <w:p>
+      <w:pPr>
+        <w:pStyle w:val="Heading2"/>
+      </w:pPr>
+      <w:bookmarkStart w:id="121" w:name="_Toc225589485"/>
+      <w:r>
+        <w:t>Version 15.9 (February 2026)</w:t>
+      </w:r>
+      <w:bookmarkEnd w:id="121"/>
+    </w:p>
+    <w:p>
+      <w:r>
+        <w:rPr>
+          <w:b/>
+        </w:rPr>
+        <w:t xml:space="preserve">Non-Super Assets for Age Pension: </w:t>
+      </w:r>
+      <w:r>
+        <w:t>A new “Assessable Assets Outside Super” field allows you to enter financial assets held outside superannuation (bank accounts, term deposits, shares, managed funds, investment property equity). These are added to your super balance for both the Centrelink assets test and deeming calculation, providing a more accurate Age Pension estimate. The field appears when Age Pension is enabled and values are automatically indexed to inflation. Income from these assets (rent, dividends) should be entered in the existing “Other Net Income” field.</w:t>
+      </w:r>
+    </w:p>
+    <w:p>
+      <w:r>
+        <w:rPr>
+          <w:b/>
+        </w:rPr>
+        <w:t xml:space="preserve">Age Pension Calculation Details Panel: </w:t>
+      </w:r>
+      <w:r>
+        <w:t>A new collapsible panel in the results column shows a year-by-year breakdown of how your Age Pension is calculated. For each year from age 67 onwards, it displays: total assessable assets, asset test threshold and result, deemed income, total testable income, income test free area and result, which test is binding (assets or income), and the final pension amount. Values respect the Real/Nominal dollars toggle. Rows are colour-coded: amber highlights the binding test, green marks full pension rate, and red indicates nil pension (above asset cutoff).</w:t>
+      </w:r>
+    </w:p>
+    <w:p>
+      <w:r>
+        <w:rPr>
+          <w:b/>
+        </w:rPr>
+        <w:t xml:space="preserve">Security &amp; Analytics: </w:t>
+      </w:r>
+      <w:r>
+        <w:t>Added Vercel Analytics for privacy-friendly visitor tracking. Content Security Policy (CSP) headers and other security hardening measures protect against common web vulnerabilities.</w:t>
+      </w:r>
+    </w:p>
+    <w:p>
+      <w:r>
+        <w:rPr>
+          <w:b/>
+        </w:rPr>
+        <w:t xml:space="preserve">Additional Income Streams: </w:t>
+      </w:r>
+      <w:r>
+        <w:t>You can now add multiple income sources, each with its own description, amount, start year, duration, and CPI indexing setting. This solves a key limitation where users with both indexed and non-indexed income (e.g., a CPI-indexed rental income and a fixed overseas pension) could not model them correctly with a single field. Each stream is independently calculated and flows into the income charts, spending waterfall, and Age Pension income test. The original “Other Net Income” field remains for backward compatibility; additional streams appear below it via the “Add Income Stream” button.</w:t>
+      </w:r>
+    </w:p>
+    <w:p>
+      <w:r>
+        <w:rPr>
+          <w:b/>
+        </w:rPr>
+        <w:t xml:space="preserve">What-If Panel Cleanup: </w:t>
+      </w:r>
+      <w:r>
+        <w:t>The “Run Comprehensive Analysis” and “Save Current Scenario” buttons have been moved inside the What-If Comparison panel, reducing visual clutter when the panel is collapsed.</w:t>
+      </w:r>
+    </w:p>
+    <w:p>
+      <w:pPr>
+        <w:pStyle w:val="Heading2"/>
+      </w:pPr>
+      <w:bookmarkStart w:id="122" w:name="_Toc225589486"/>
+      <w:r>
+        <w:t>Version 15.8 (February 2026)</w:t>
+      </w:r>
+      <w:bookmarkEnd w:id="122"/>
+    </w:p>
+    <w:p>
+      <w:r>
+        <w:t xml:space="preserve">Recalibrates the JP Morgan spending curve to align with Blanchett (2014) and JP Morgan (2024) research, adjusted for Australia: a gentler 1.0%/yr decline in the go-go years, accelerating to </w:t>
+      </w:r>
+      <w:r>
+        <w:lastRenderedPageBreak/>
+        <w:t xml:space="preserve">1.5%/yr in the slow-go years, then tapering to 0.5%/yr in the no-go years. Stochastic irregular expenses are now enabled by default (with pre-loaded manual expenses removed to avoid double-counting) and can run simultaneously with manual one-off expenses for planned costs like gifts or holidays. A new </w:t>
+      </w:r>
+      <w:r>
+        <w:rPr>
+          <w:rFonts w:ascii="Segoe UI Emoji" w:hAnsi="Segoe UI Emoji" w:cs="Segoe UI Emoji"/>
+        </w:rPr>
+        <w:t>🎲</w:t>
+      </w:r>
+      <w:r>
+        <w:t xml:space="preserve"> Reshuffle Expense Timing button lets you explore different stochastic expense paths without running full Monte Carlo. Several simulation stability fixes resolve issues where charts could jump around during editing (unseeded random values in aged care probability and the stochastic expense engine), the Monte Carlo stale detection "orange button" warning now works as documented, and debt repayment changes correctly update the spending charts. Chart tooltips now display age alongside year.</w:t>
+      </w:r>
+    </w:p>
+    <w:p>
+      <w:pPr>
+        <w:pStyle w:val="Heading2"/>
+      </w:pPr>
+      <w:bookmarkStart w:id="123" w:name="_Toc225589487"/>
+      <w:r>
+        <w:t>Version 15.7 (February 2026)</w:t>
+      </w:r>
+      <w:bookmarkEnd w:id="123"/>
+    </w:p>
+    <w:p>
+      <w:pPr>
+        <w:spacing w:after="240"/>
+      </w:pPr>
+      <w:r>
+        <w:t>Two-Column Layout: Calculator now uses a side-by-side layout on desktop screens. Input parameters appear in the left column (approximately 33% width), while test scenarios, charts, and results appear in the right column (approximately 67% width). This allows you to see inputs and results simultaneously without scrolling back and forth. Test scenario buttons are now positioned at the top of the right column for easy access. The single-row button arrangement at the top (Save/Load, Quick Help, Tax Assumptions, Key Assumptions, Export CSV, Export Word) reduces vertical space and keeps all controls visible. On mobile devices and tablets, the layout automatically stacks vertically for optimal viewing.</w:t>
+      </w:r>
+    </w:p>
+    <w:p>
+      <w:pPr>
+        <w:pStyle w:val="Heading2"/>
+      </w:pPr>
+      <w:bookmarkStart w:id="124" w:name="_Toc225589488"/>
+      <w:r>
+        <w:t>Version 15.6 (February 2026)</w:t>
+      </w:r>
+      <w:bookmarkEnd w:id="124"/>
+    </w:p>
+    <w:p>
+      <w:pPr>
+        <w:spacing w:after="240"/>
+      </w:pPr>
+      <w:r>
+        <w:t>Annual Spending Breakdown Chart: New stacked bar chart shows the composition of your annual spending by funding source. Each bar displays how much comes from Super withdrawals (blue), Cash (yellow), Sequencing Buffer (orange), Age Pension (dark green), Defined Benefit pension (medium green), and Other Income (light green). In single-scenario mode, a minimum required super withdrawal line overlays the chart, making it easy to verify whether your super withdrawals meet the legal minimum. This visualization reveals when Age Pension kicks in, shows the impact of large one-time expenses like RAD payments, and helps assess the sustainability of your drawdown strategy.</w:t>
+      </w:r>
+    </w:p>
+    <w:p>
+      <w:r>
+        <w:t xml:space="preserve">Age Pension Improvements: Comprehensive Age Pension modeling now includes Centrelink deeming rules (financial assets deemed to earn 0.25% on first portion, 2.25% on balance) and complete income testing (counts private pensions, deemed income, Other Net Income from rental/work, and pre-retirement income). Added clear warnings about modeling assumptions and verification with Centrelink. </w:t>
+      </w:r>
+    </w:p>
+    <w:p>
+      <w:r>
+        <w:t>Historical Monte Carlo Success Rates: Updated success rate guidance to reflect that Historical MC typically shows 5-15 percentage points higher than Parametric MC. Historical MC "Good" threshold raised to 85-89% (from 80-89%) to reflect that it's bounded by actual historical data. Added comparative explanation panel when both methods are run.</w:t>
+      </w:r>
+    </w:p>
+    <w:p>
+      <w:r>
+        <w:t>Other Net Income: Model additional income sources (part-time work, rental properties, investments) with flexible start year and duration controls. Works in both single and couple modes with year-based timing.</w:t>
+      </w:r>
+    </w:p>
+    <w:p>
+      <w:r>
+        <w:lastRenderedPageBreak/>
+        <w:t>Couple Mode Fixes: Real dollar year now displays correctly using earliest retirement age. Retirement year shown next to age in couple tracking panel.</w:t>
+      </w:r>
+    </w:p>
+    <w:p>
+      <w:pPr>
+        <w:pStyle w:val="Heading2"/>
+      </w:pPr>
+      <w:bookmarkStart w:id="125" w:name="_Toc225589489"/>
+      <w:r>
+        <w:t>Version 15.5 (February 2026)</w:t>
+      </w:r>
+      <w:bookmarkEnd w:id="125"/>
+    </w:p>
+    <w:p>
+      <w:r>
+        <w:rPr>
+          <w:b/>
+          <w:bCs/>
+        </w:rPr>
+        <w:t>Terminology Updates:</w:t>
+      </w:r>
+      <w:r>
+        <w:t xml:space="preserve"> Renamed “PSS/CSS Pension” to “Defined Benefit/Superannuation Annuity” throughout to be more inclusive of all pension types (PSS, CSS, DFRDB, commercial lifetime annuities). Renamed “Base Annual Spending” to “Base Annual Spending in Retirement” for clarity. Renamed “Current Age” to “Age turning this year” to avoid confusion with birthdays during the year. Updated “Withdrawal remainder” to “Withdrawal order” in strategy description for better clarity.</w:t>
+      </w:r>
+    </w:p>
+    <w:p>
+      <w:r>
+        <w:rPr>
+          <w:b/>
+          <w:bCs/>
+        </w:rPr>
         <w:t>Word Document Export:</w:t>
       </w:r>
       <w:r>
-        <w:t xml:space="preserve"> Generate comprehensive retirement plan reports as professional Word documents. Includes executive summary with traffic light status indicators, financial assumptions, </w:t>
-      </w:r>
-      <w:r>
-        <w:lastRenderedPageBreak/>
-        <w:t>year-by-year projections (constant return scenario), Monte Carlo risk analysis, actionable recommendations with priority coding, and detailed test scenario results. Reports are fully editable, 8-12 pages, with professional styling. Export button located next to CSV Export for easy access.</w:t>
+        <w:t xml:space="preserve"> Generate comprehensive retirement plan reports as professional Word documents. Includes executive summary with traffic light status indicators, financial assumptions, year-by-year projections (constant return scenario), Monte Carlo risk analysis, actionable recommendations with priority coding, and detailed test scenario results. Reports are fully editable, 8-12 pages, with professional styling. Export button located next to CSV Export for easy access.</w:t>
       </w:r>
     </w:p>
     <w:p>
       <w:pPr>
         <w:pStyle w:val="Heading2"/>
       </w:pPr>
-      <w:bookmarkStart w:id="124" w:name="_Toc225087376"/>
+      <w:bookmarkStart w:id="126" w:name="_Toc225589490"/>
       <w:r>
         <w:t>Version 15.4 (February 2026)</w:t>
       </w:r>
-      <w:bookmarkEnd w:id="124"/>
+      <w:bookmarkEnd w:id="126"/>
     </w:p>
     <w:p>
       <w:r>
@@ -16889,11 +16968,12 @@
       <w:pPr>
         <w:pStyle w:val="Heading2"/>
       </w:pPr>
-      <w:bookmarkStart w:id="125" w:name="_Toc225087377"/>
-      <w:r>
+      <w:bookmarkStart w:id="127" w:name="_Toc225589491"/>
+      <w:r>
+        <w:lastRenderedPageBreak/>
         <w:t>Version 15.2 (February 2026)</w:t>
       </w:r>
-      <w:bookmarkEnd w:id="125"/>
+      <w:bookmarkEnd w:id="127"/>
     </w:p>
     <w:p>
       <w:r>
@@ -16904,11 +16984,11 @@
       <w:pPr>
         <w:pStyle w:val="Heading2"/>
       </w:pPr>
-      <w:bookmarkStart w:id="126" w:name="_Toc225087378"/>
+      <w:bookmarkStart w:id="128" w:name="_Toc225589492"/>
       <w:r>
         <w:t>Version 15.1 (February 2026)</w:t>
       </w:r>
-      <w:bookmarkEnd w:id="126"/>
+      <w:bookmarkEnd w:id="128"/>
     </w:p>
     <w:p>
       <w:r>
@@ -16947,12 +17027,11 @@
       <w:pPr>
         <w:pStyle w:val="Heading2"/>
       </w:pPr>
-      <w:bookmarkStart w:id="127" w:name="_Toc225087379"/>
-      <w:r>
-        <w:lastRenderedPageBreak/>
+      <w:bookmarkStart w:id="129" w:name="_Toc225589493"/>
+      <w:r>
         <w:t>Version 15.0 (February 2026)</w:t>
       </w:r>
-      <w:bookmarkEnd w:id="127"/>
+      <w:bookmarkEnd w:id="129"/>
     </w:p>
     <w:p>
       <w:r>
@@ -16969,11 +17048,11 @@
       <w:pPr>
         <w:pStyle w:val="Heading1"/>
       </w:pPr>
-      <w:bookmarkStart w:id="128" w:name="_Toc225087380"/>
+      <w:bookmarkStart w:id="130" w:name="_Toc225589494"/>
       <w:r>
         <w:t>Contact &amp; Support</w:t>
       </w:r>
-      <w:bookmarkEnd w:id="128"/>
+      <w:bookmarkEnd w:id="130"/>
     </w:p>
     <w:p>
       <w:r>

--- a/Retirement_Calculator_User_Guide.docx
+++ b/Retirement_Calculator_User_Guide.docx
@@ -5,96 +5,166 @@
     <w:p>
       <w:r>
         <w:rPr>
+          <w:i/>
+          <w:iCs/>
           <w:noProof/>
-        </w:rPr>
-        <w:drawing>
-          <wp:anchor distT="0" distB="0" distL="114300" distR="114300" simplePos="0" relativeHeight="251657728" behindDoc="1" locked="0" layoutInCell="1" allowOverlap="1" wp14:anchorId="5A94F33C" wp14:editId="19AE258F">
-            <wp:simplePos x="0" y="0"/>
-            <wp:positionH relativeFrom="page">
-              <wp:posOffset>0</wp:posOffset>
-            </wp:positionH>
-            <wp:positionV relativeFrom="page">
-              <wp:posOffset>0</wp:posOffset>
-            </wp:positionV>
-            <wp:extent cx="7762875" cy="10691495"/>
-            <wp:effectExtent l="0" t="0" r="9525" b="0"/>
-            <wp:wrapNone/>
-            <wp:docPr id="934528838" name="Picture 4"/>
-            <wp:cNvGraphicFramePr>
-              <a:graphicFrameLocks xmlns:a="http://schemas.openxmlformats.org/drawingml/2006/main"/>
-            </wp:cNvGraphicFramePr>
-            <a:graphic xmlns:a="http://schemas.openxmlformats.org/drawingml/2006/main">
-              <a:graphicData uri="http://schemas.openxmlformats.org/drawingml/2006/picture">
-                <pic:pic xmlns:pic="http://schemas.openxmlformats.org/drawingml/2006/picture">
-                  <pic:nvPicPr>
-                    <pic:cNvPr id="934528838" name="Picture 934528838"/>
-                    <pic:cNvPicPr/>
-                  </pic:nvPicPr>
-                  <pic:blipFill>
-                    <a:blip r:embed="rId8"/>
-                    <a:stretch>
-                      <a:fillRect/>
-                    </a:stretch>
-                  </pic:blipFill>
-                  <pic:spPr>
-                    <a:xfrm>
-                      <a:off x="0" y="0"/>
-                      <a:ext cx="7762875" cy="10691495"/>
-                    </a:xfrm>
-                    <a:prstGeom prst="rect">
-                      <a:avLst/>
-                    </a:prstGeom>
-                  </pic:spPr>
-                </pic:pic>
-              </a:graphicData>
-            </a:graphic>
-            <wp14:sizeRelH relativeFrom="page">
-              <wp14:pctWidth>0</wp14:pctWidth>
-            </wp14:sizeRelH>
-            <wp14:sizeRelV relativeFrom="page">
-              <wp14:pctHeight>0</wp14:pctHeight>
-            </wp14:sizeRelV>
-          </wp:anchor>
-        </w:drawing>
-      </w:r>
-    </w:p>
-    <w:p/>
-    <w:p>
-      <w:r>
-        <w:rPr>
-          <w:noProof/>
+          <w:color w:val="555555"/>
+          <w:sz w:val="24"/>
+          <w:szCs w:val="24"/>
         </w:rPr>
         <mc:AlternateContent>
           <mc:Choice Requires="wps">
             <w:drawing>
-              <wp:anchor distT="0" distB="0" distL="114300" distR="114300" simplePos="0" relativeHeight="251659264" behindDoc="0" locked="0" layoutInCell="1" allowOverlap="1" wp14:anchorId="4201C8C9" wp14:editId="663A996A">
+              <wp:anchor distT="45720" distB="45720" distL="114300" distR="114300" simplePos="0" relativeHeight="251660800" behindDoc="0" locked="0" layoutInCell="1" allowOverlap="1" wp14:anchorId="17207478" wp14:editId="7A5B385D">
                 <wp:simplePos x="0" y="0"/>
-                <wp:positionH relativeFrom="column">
-                  <wp:posOffset>1476375</wp:posOffset>
+                <wp:positionH relativeFrom="margin">
+                  <wp:posOffset>2514600</wp:posOffset>
                 </wp:positionH>
                 <wp:positionV relativeFrom="paragraph">
-                  <wp:posOffset>7589520</wp:posOffset>
+                  <wp:posOffset>6629400</wp:posOffset>
                 </wp:positionV>
-                <wp:extent cx="2628900" cy="295275"/>
-                <wp:effectExtent l="0" t="0" r="0" b="0"/>
+                <wp:extent cx="914400" cy="1404620"/>
+                <wp:effectExtent l="0" t="0" r="0" b="1270"/>
                 <wp:wrapNone/>
-                <wp:docPr id="499518476" name="Text Box 5"/>
-                <wp:cNvGraphicFramePr/>
+                <wp:docPr id="217" name="Text Box 2"/>
+                <wp:cNvGraphicFramePr>
+                  <a:graphicFrameLocks xmlns:a="http://schemas.openxmlformats.org/drawingml/2006/main"/>
+                </wp:cNvGraphicFramePr>
                 <a:graphic xmlns:a="http://schemas.openxmlformats.org/drawingml/2006/main">
                   <a:graphicData uri="http://schemas.microsoft.com/office/word/2010/wordprocessingShape">
                     <wps:wsp>
-                      <wps:cNvSpPr txBox="1"/>
-                      <wps:spPr>
+                      <wps:cNvSpPr txBox="1">
+                        <a:spLocks noChangeArrowheads="1"/>
+                      </wps:cNvSpPr>
+                      <wps:spPr bwMode="auto">
                         <a:xfrm>
                           <a:off x="0" y="0"/>
-                          <a:ext cx="2628900" cy="295275"/>
+                          <a:ext cx="914400" cy="1404620"/>
                         </a:xfrm>
                         <a:prstGeom prst="rect">
                           <a:avLst/>
                         </a:prstGeom>
                         <a:noFill/>
-                        <a:ln w="6350">
+                        <a:ln w="9525">
                           <a:noFill/>
+                          <a:miter lim="800000"/>
+                          <a:headEnd/>
+                          <a:tailEnd/>
+                        </a:ln>
+                      </wps:spPr>
+                      <wps:txbx>
+                        <w:txbxContent>
+                          <w:p>
+                            <w:pPr>
+                              <w:rPr>
+                                <w:color w:val="FFFFFF" w:themeColor="background1"/>
+                              </w:rPr>
+                            </w:pPr>
+                            <w:r>
+                              <w:rPr>
+                                <w:color w:val="FFFFFF" w:themeColor="background1"/>
+                                <w:sz w:val="20"/>
+                                <w:szCs w:val="20"/>
+                              </w:rPr>
+                              <w:t>Version 1.0</w:t>
+                            </w:r>
+                          </w:p>
+                        </w:txbxContent>
+                      </wps:txbx>
+                      <wps:bodyPr rot="0" vert="horz" wrap="square" lIns="91440" tIns="45720" rIns="91440" bIns="45720" anchor="t" anchorCtr="0">
+                        <a:spAutoFit/>
+                      </wps:bodyPr>
+                    </wps:wsp>
+                  </a:graphicData>
+                </a:graphic>
+                <wp14:sizeRelH relativeFrom="margin">
+                  <wp14:pctWidth>0</wp14:pctWidth>
+                </wp14:sizeRelH>
+                <wp14:sizeRelV relativeFrom="margin">
+                  <wp14:pctHeight>20000</wp14:pctHeight>
+                </wp14:sizeRelV>
+              </wp:anchor>
+            </w:drawing>
+          </mc:Choice>
+          <mc:Fallback>
+            <w:pict>
+              <v:shapetype w14:anchorId="17207478" id="_x0000_t202" coordsize="21600,21600" o:spt="202" path="m,l,21600r21600,l21600,xe">
+                <v:stroke joinstyle="miter"/>
+                <v:path gradientshapeok="t" o:connecttype="rect"/>
+              </v:shapetype>
+              <v:shape id="Text Box 2" o:spid="_x0000_s1026" type="#_x0000_t202" style="position:absolute;margin-left:198pt;margin-top:522pt;width:1in;height:110.6pt;z-index:251660800;visibility:visible;mso-wrap-style:square;mso-width-percent:0;mso-height-percent:200;mso-wrap-distance-left:9pt;mso-wrap-distance-top:3.6pt;mso-wrap-distance-right:9pt;mso-wrap-distance-bottom:3.6pt;mso-position-horizontal:absolute;mso-position-horizontal-relative:margin;mso-position-vertical:absolute;mso-position-vertical-relative:text;mso-width-percent:0;mso-height-percent:200;mso-width-relative:margin;mso-height-relative:margin;v-text-anchor:top" o:gfxdata="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" filled="f" stroked="f">
+                <v:textbox style="mso-fit-shape-to-text:t">
+                  <w:txbxContent>
+                    <w:p>
+                      <w:pPr>
+                        <w:rPr>
+                          <w:color w:val="FFFFFF" w:themeColor="background1"/>
+                        </w:rPr>
+                      </w:pPr>
+                      <w:r>
+                        <w:rPr>
+                          <w:color w:val="FFFFFF" w:themeColor="background1"/>
+                          <w:sz w:val="20"/>
+                          <w:szCs w:val="20"/>
+                        </w:rPr>
+                        <w:t>Version 1.0</w:t>
+                      </w:r>
+                    </w:p>
+                  </w:txbxContent>
+                </v:textbox>
+                <w10:wrap anchorx="margin"/>
+              </v:shape>
+            </w:pict>
+          </mc:Fallback>
+        </mc:AlternateContent>
+      </w:r>
+      <w:r>
+        <w:rPr>
+          <w:i/>
+          <w:iCs/>
+          <w:noProof/>
+          <w:color w:val="555555"/>
+          <w:sz w:val="24"/>
+          <w:szCs w:val="24"/>
+        </w:rPr>
+        <mc:AlternateContent>
+          <mc:Choice Requires="wps">
+            <w:drawing>
+              <wp:anchor distT="45720" distB="45720" distL="114300" distR="114300" simplePos="0" relativeHeight="251659776" behindDoc="0" locked="0" layoutInCell="1" allowOverlap="1" wp14:anchorId="46EE2D6A" wp14:editId="60A5EAAD">
+                <wp:simplePos x="0" y="0"/>
+                <wp:positionH relativeFrom="margin">
+                  <wp:posOffset>1428750</wp:posOffset>
+                </wp:positionH>
+                <wp:positionV relativeFrom="paragraph">
+                  <wp:posOffset>1800225</wp:posOffset>
+                </wp:positionV>
+                <wp:extent cx="3086100" cy="1404620"/>
+                <wp:effectExtent l="0" t="0" r="0" b="0"/>
+                <wp:wrapNone/>
+                <wp:docPr id="581905724" name="Text Box 2"/>
+                <wp:cNvGraphicFramePr>
+                  <a:graphicFrameLocks xmlns:a="http://schemas.openxmlformats.org/drawingml/2006/main"/>
+                </wp:cNvGraphicFramePr>
+                <a:graphic xmlns:a="http://schemas.openxmlformats.org/drawingml/2006/main">
+                  <a:graphicData uri="http://schemas.microsoft.com/office/word/2010/wordprocessingShape">
+                    <wps:wsp>
+                      <wps:cNvSpPr txBox="1">
+                        <a:spLocks noChangeArrowheads="1"/>
+                      </wps:cNvSpPr>
+                      <wps:spPr bwMode="auto">
+                        <a:xfrm>
+                          <a:off x="0" y="0"/>
+                          <a:ext cx="3086100" cy="1404620"/>
+                        </a:xfrm>
+                        <a:prstGeom prst="rect">
+                          <a:avLst/>
+                        </a:prstGeom>
+                        <a:noFill/>
+                        <a:ln w="9525">
+                          <a:noFill/>
+                          <a:miter lim="800000"/>
+                          <a:headEnd/>
+                          <a:tailEnd/>
                         </a:ln>
                       </wps:spPr>
                       <wps:txbx>
@@ -104,103 +174,176 @@
                               <w:jc w:val="center"/>
                               <w:rPr>
                                 <w:color w:val="FFFFFF" w:themeColor="background1"/>
-                                <w:sz w:val="28"/>
-                                <w:szCs w:val="28"/>
+                                <w:sz w:val="48"/>
+                                <w:szCs w:val="48"/>
                               </w:rPr>
                             </w:pPr>
                             <w:r>
                               <w:rPr>
                                 <w:color w:val="FFFFFF" w:themeColor="background1"/>
-                                <w:sz w:val="28"/>
-                                <w:szCs w:val="28"/>
+                                <w:sz w:val="48"/>
+                                <w:szCs w:val="48"/>
                               </w:rPr>
-                              <w:t>Version 17.</w:t>
-                            </w:r>
-                            <w:r>
-                              <w:rPr>
-                                <w:color w:val="FFFFFF" w:themeColor="background1"/>
-                                <w:sz w:val="28"/>
-                                <w:szCs w:val="28"/>
-                              </w:rPr>
-                              <w:t>2</w:t>
-                            </w:r>
-                            <w:r>
-                              <w:rPr>
-                                <w:color w:val="FFFFFF" w:themeColor="background1"/>
-                                <w:sz w:val="28"/>
-                                <w:szCs w:val="28"/>
-                              </w:rPr>
-                              <w:t xml:space="preserve"> - March 2026</w:t>
+                              <w:t>User Guide</w:t>
                             </w:r>
                           </w:p>
-                          <w:p/>
                         </w:txbxContent>
                       </wps:txbx>
-                      <wps:bodyPr rot="0" spcFirstLastPara="0" vertOverflow="overflow" horzOverflow="overflow" vert="horz" wrap="square" lIns="91440" tIns="45720" rIns="91440" bIns="45720" numCol="1" spcCol="0" rtlCol="0" fromWordArt="0" anchor="t" anchorCtr="0" forceAA="0" compatLnSpc="1">
-                        <a:prstTxWarp prst="textNoShape">
-                          <a:avLst/>
-                        </a:prstTxWarp>
-                        <a:noAutofit/>
+                      <wps:bodyPr rot="0" vert="horz" wrap="square" lIns="91440" tIns="45720" rIns="91440" bIns="45720" anchor="t" anchorCtr="0">
+                        <a:spAutoFit/>
                       </wps:bodyPr>
                     </wps:wsp>
                   </a:graphicData>
                 </a:graphic>
+                <wp14:sizeRelH relativeFrom="margin">
+                  <wp14:pctWidth>0</wp14:pctWidth>
+                </wp14:sizeRelH>
+                <wp14:sizeRelV relativeFrom="margin">
+                  <wp14:pctHeight>20000</wp14:pctHeight>
+                </wp14:sizeRelV>
               </wp:anchor>
             </w:drawing>
           </mc:Choice>
           <mc:Fallback>
             <w:pict>
-              <v:shapetype w14:anchorId="4201C8C9" id="_x0000_t202" coordsize="21600,21600" o:spt="202" path="m,l,21600r21600,l21600,xe">
-                <v:stroke joinstyle="miter"/>
-                <v:path gradientshapeok="t" o:connecttype="rect"/>
-              </v:shapetype>
-              <v:shape id="Text Box 5" o:spid="_x0000_s1026" type="#_x0000_t202" style="position:absolute;margin-left:116.25pt;margin-top:597.6pt;width:207pt;height:23.25pt;z-index:251659264;visibility:visible;mso-wrap-style:square;mso-wrap-distance-left:9pt;mso-wrap-distance-top:0;mso-wrap-distance-right:9pt;mso-wrap-distance-bottom:0;mso-position-horizontal:absolute;mso-position-horizontal-relative:text;mso-position-vertical:absolute;mso-position-vertical-relative:text;v-text-anchor:top" o:gfxdata="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" filled="f" stroked="f" strokeweight=".5pt">
-                <v:textbox>
+              <v:shape w14:anchorId="46EE2D6A" id="_x0000_s1027" type="#_x0000_t202" style="position:absolute;margin-left:112.5pt;margin-top:141.75pt;width:243pt;height:110.6pt;z-index:251659776;visibility:visible;mso-wrap-style:square;mso-width-percent:0;mso-height-percent:200;mso-wrap-distance-left:9pt;mso-wrap-distance-top:3.6pt;mso-wrap-distance-right:9pt;mso-wrap-distance-bottom:3.6pt;mso-position-horizontal:absolute;mso-position-horizontal-relative:margin;mso-position-vertical:absolute;mso-position-vertical-relative:text;mso-width-percent:0;mso-height-percent:200;mso-width-relative:margin;mso-height-relative:margin;v-text-anchor:top" o:gfxdata="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" filled="f" stroked="f">
+                <v:textbox style="mso-fit-shape-to-text:t">
                   <w:txbxContent>
                     <w:p>
                       <w:pPr>
                         <w:jc w:val="center"/>
                         <w:rPr>
                           <w:color w:val="FFFFFF" w:themeColor="background1"/>
-                          <w:sz w:val="28"/>
-                          <w:szCs w:val="28"/>
+                          <w:sz w:val="48"/>
+                          <w:szCs w:val="48"/>
                         </w:rPr>
                       </w:pPr>
                       <w:r>
                         <w:rPr>
                           <w:color w:val="FFFFFF" w:themeColor="background1"/>
-                          <w:sz w:val="28"/>
-                          <w:szCs w:val="28"/>
+                          <w:sz w:val="48"/>
+                          <w:szCs w:val="48"/>
                         </w:rPr>
-                        <w:t>Version 17.</w:t>
-                      </w:r>
-                      <w:r>
-                        <w:rPr>
-                          <w:color w:val="FFFFFF" w:themeColor="background1"/>
-                          <w:sz w:val="28"/>
-                          <w:szCs w:val="28"/>
-                        </w:rPr>
-                        <w:t>2</w:t>
-                      </w:r>
-                      <w:r>
-                        <w:rPr>
-                          <w:color w:val="FFFFFF" w:themeColor="background1"/>
-                          <w:sz w:val="28"/>
-                          <w:szCs w:val="28"/>
-                        </w:rPr>
-                        <w:t xml:space="preserve"> - March 2026</w:t>
+                        <w:t>User Guide</w:t>
                       </w:r>
                     </w:p>
-                    <w:p/>
                   </w:txbxContent>
                 </v:textbox>
+                <w10:wrap anchorx="margin"/>
               </v:shape>
             </w:pict>
           </mc:Fallback>
         </mc:AlternateContent>
       </w:r>
       <w:r>
-        <w:br w:type="page"/>
+        <w:rPr>
+          <w:b/>
+          <w:bCs/>
+          <w:noProof/>
+          <w:color w:val="1F4E79"/>
+          <w:sz w:val="52"/>
+          <w:szCs w:val="52"/>
+        </w:rPr>
+        <w:drawing>
+          <wp:anchor distT="0" distB="0" distL="114300" distR="114300" simplePos="0" relativeHeight="251657728" behindDoc="0" locked="0" layoutInCell="1" allowOverlap="1" wp14:anchorId="7489AB02" wp14:editId="4E293149">
+            <wp:simplePos x="0" y="0"/>
+            <wp:positionH relativeFrom="margin">
+              <wp:posOffset>638175</wp:posOffset>
+            </wp:positionH>
+            <wp:positionV relativeFrom="paragraph">
+              <wp:posOffset>333375</wp:posOffset>
+            </wp:positionV>
+            <wp:extent cx="4667250" cy="1047750"/>
+            <wp:effectExtent l="0" t="0" r="0" b="0"/>
+            <wp:wrapNone/>
+            <wp:docPr id="2144978640" name="Graphic 4"/>
+            <wp:cNvGraphicFramePr>
+              <a:graphicFrameLocks xmlns:a="http://schemas.openxmlformats.org/drawingml/2006/main" noChangeAspect="1"/>
+            </wp:cNvGraphicFramePr>
+            <a:graphic xmlns:a="http://schemas.openxmlformats.org/drawingml/2006/main">
+              <a:graphicData uri="http://schemas.openxmlformats.org/drawingml/2006/picture">
+                <pic:pic xmlns:pic="http://schemas.openxmlformats.org/drawingml/2006/picture">
+                  <pic:nvPicPr>
+                    <pic:cNvPr id="82840167" name="Graphic 82840167"/>
+                    <pic:cNvPicPr/>
+                  </pic:nvPicPr>
+                  <pic:blipFill>
+                    <a:blip r:embed="rId8">
+                      <a:extLst>
+                        <a:ext uri="{96DAC541-7B7A-43D3-8B79-37D633B846F1}">
+                          <asvg:svgBlip xmlns:asvg="http://schemas.microsoft.com/office/drawing/2016/SVG/main" r:embed="rId9"/>
+                        </a:ext>
+                      </a:extLst>
+                    </a:blip>
+                    <a:stretch>
+                      <a:fillRect/>
+                    </a:stretch>
+                  </pic:blipFill>
+                  <pic:spPr>
+                    <a:xfrm>
+                      <a:off x="0" y="0"/>
+                      <a:ext cx="4667250" cy="1047750"/>
+                    </a:xfrm>
+                    <a:prstGeom prst="rect">
+                      <a:avLst/>
+                    </a:prstGeom>
+                  </pic:spPr>
+                </pic:pic>
+              </a:graphicData>
+            </a:graphic>
+          </wp:anchor>
+        </w:drawing>
+      </w:r>
+      <w:r>
+        <w:rPr>
+          <w:b/>
+          <w:bCs/>
+          <w:noProof/>
+          <w:color w:val="1F4E79"/>
+          <w:sz w:val="52"/>
+          <w:szCs w:val="52"/>
+        </w:rPr>
+        <w:drawing>
+          <wp:inline distT="0" distB="0" distL="0" distR="0" wp14:anchorId="7413DD93" wp14:editId="3A32F5B7">
+            <wp:extent cx="5942965" cy="8276528"/>
+            <wp:effectExtent l="0" t="0" r="635" b="0"/>
+            <wp:docPr id="1337806704" name="Picture 7"/>
+            <wp:cNvGraphicFramePr>
+              <a:graphicFrameLocks xmlns:a="http://schemas.openxmlformats.org/drawingml/2006/main" noChangeAspect="1"/>
+            </wp:cNvGraphicFramePr>
+            <a:graphic xmlns:a="http://schemas.openxmlformats.org/drawingml/2006/main">
+              <a:graphicData uri="http://schemas.openxmlformats.org/drawingml/2006/picture">
+                <pic:pic xmlns:pic="http://schemas.openxmlformats.org/drawingml/2006/picture">
+                  <pic:nvPicPr>
+                    <pic:cNvPr id="1337806704" name="Picture 1337806704"/>
+                    <pic:cNvPicPr/>
+                  </pic:nvPicPr>
+                  <pic:blipFill>
+                    <a:blip r:embed="rId10">
+                      <a:extLst>
+                        <a:ext uri="{28A0092B-C50C-407E-A947-70E740481C1C}">
+                          <a14:useLocalDpi xmlns:a14="http://schemas.microsoft.com/office/drawing/2010/main" val="0"/>
+                        </a:ext>
+                      </a:extLst>
+                    </a:blip>
+                    <a:stretch>
+                      <a:fillRect/>
+                    </a:stretch>
+                  </pic:blipFill>
+                  <pic:spPr>
+                    <a:xfrm>
+                      <a:off x="0" y="0"/>
+                      <a:ext cx="5955810" cy="8294416"/>
+                    </a:xfrm>
+                    <a:prstGeom prst="rect">
+                      <a:avLst/>
+                    </a:prstGeom>
+                  </pic:spPr>
+                </pic:pic>
+              </a:graphicData>
+            </a:graphic>
+          </wp:inline>
+        </w:drawing>
       </w:r>
     </w:p>
     <w:sdt>
@@ -257,7 +400,7 @@
           <w:r>
             <w:fldChar w:fldCharType="separate"/>
           </w:r>
-          <w:hyperlink w:anchor="_Toc225589372" w:history="1">
+          <w:hyperlink w:anchor="_Toc225692910" w:history="1">
             <w:r>
               <w:rPr>
                 <w:rStyle w:val="Hyperlink"/>
@@ -284,7 +427,7 @@
                 <w:noProof/>
                 <w:webHidden/>
               </w:rPr>
-              <w:instrText xml:space="preserve"> PAGEREF _Toc225589372 \h </w:instrText>
+              <w:instrText xml:space="preserve"> PAGEREF _Toc225692910 \h </w:instrText>
             </w:r>
             <w:r>
               <w:rPr>
@@ -330,7 +473,7 @@
               <w14:ligatures w14:val="standardContextual"/>
             </w:rPr>
           </w:pPr>
-          <w:hyperlink w:anchor="_Toc225589373" w:history="1">
+          <w:hyperlink w:anchor="_Toc225692911" w:history="1">
             <w:r>
               <w:rPr>
                 <w:rStyle w:val="Hyperlink"/>
@@ -357,7 +500,7 @@
                 <w:noProof/>
                 <w:webHidden/>
               </w:rPr>
-              <w:instrText xml:space="preserve"> PAGEREF _Toc225589373 \h </w:instrText>
+              <w:instrText xml:space="preserve"> PAGEREF _Toc225692911 \h </w:instrText>
             </w:r>
             <w:r>
               <w:rPr>
@@ -403,7 +546,7 @@
               <w14:ligatures w14:val="standardContextual"/>
             </w:rPr>
           </w:pPr>
-          <w:hyperlink w:anchor="_Toc225589374" w:history="1">
+          <w:hyperlink w:anchor="_Toc225692912" w:history="1">
             <w:r>
               <w:rPr>
                 <w:rStyle w:val="Hyperlink"/>
@@ -430,7 +573,7 @@
                 <w:noProof/>
                 <w:webHidden/>
               </w:rPr>
-              <w:instrText xml:space="preserve"> PAGEREF _Toc225589374 \h </w:instrText>
+              <w:instrText xml:space="preserve"> PAGEREF _Toc225692912 \h </w:instrText>
             </w:r>
             <w:r>
               <w:rPr>
@@ -476,7 +619,7 @@
               <w14:ligatures w14:val="standardContextual"/>
             </w:rPr>
           </w:pPr>
-          <w:hyperlink w:anchor="_Toc225589375" w:history="1">
+          <w:hyperlink w:anchor="_Toc225692913" w:history="1">
             <w:r>
               <w:rPr>
                 <w:rStyle w:val="Hyperlink"/>
@@ -503,7 +646,7 @@
                 <w:noProof/>
                 <w:webHidden/>
               </w:rPr>
-              <w:instrText xml:space="preserve"> PAGEREF _Toc225589375 \h </w:instrText>
+              <w:instrText xml:space="preserve"> PAGEREF _Toc225692913 \h </w:instrText>
             </w:r>
             <w:r>
               <w:rPr>
@@ -549,7 +692,7 @@
               <w14:ligatures w14:val="standardContextual"/>
             </w:rPr>
           </w:pPr>
-          <w:hyperlink w:anchor="_Toc225589376" w:history="1">
+          <w:hyperlink w:anchor="_Toc225692914" w:history="1">
             <w:r>
               <w:rPr>
                 <w:rStyle w:val="Hyperlink"/>
@@ -576,7 +719,7 @@
                 <w:noProof/>
                 <w:webHidden/>
               </w:rPr>
-              <w:instrText xml:space="preserve"> PAGEREF _Toc225589376 \h </w:instrText>
+              <w:instrText xml:space="preserve"> PAGEREF _Toc225692914 \h </w:instrText>
             </w:r>
             <w:r>
               <w:rPr>
@@ -622,7 +765,7 @@
               <w14:ligatures w14:val="standardContextual"/>
             </w:rPr>
           </w:pPr>
-          <w:hyperlink w:anchor="_Toc225589377" w:history="1">
+          <w:hyperlink w:anchor="_Toc225692915" w:history="1">
             <w:r>
               <w:rPr>
                 <w:rStyle w:val="Hyperlink"/>
@@ -649,7 +792,7 @@
                 <w:noProof/>
                 <w:webHidden/>
               </w:rPr>
-              <w:instrText xml:space="preserve"> PAGEREF _Toc225589377 \h </w:instrText>
+              <w:instrText xml:space="preserve"> PAGEREF _Toc225692915 \h </w:instrText>
             </w:r>
             <w:r>
               <w:rPr>
@@ -695,7 +838,7 @@
               <w14:ligatures w14:val="standardContextual"/>
             </w:rPr>
           </w:pPr>
-          <w:hyperlink w:anchor="_Toc225589378" w:history="1">
+          <w:hyperlink w:anchor="_Toc225692916" w:history="1">
             <w:r>
               <w:rPr>
                 <w:rStyle w:val="Hyperlink"/>
@@ -722,7 +865,7 @@
                 <w:noProof/>
                 <w:webHidden/>
               </w:rPr>
-              <w:instrText xml:space="preserve"> PAGEREF _Toc225589378 \h </w:instrText>
+              <w:instrText xml:space="preserve"> PAGEREF _Toc225692916 \h </w:instrText>
             </w:r>
             <w:r>
               <w:rPr>
@@ -768,7 +911,7 @@
               <w14:ligatures w14:val="standardContextual"/>
             </w:rPr>
           </w:pPr>
-          <w:hyperlink w:anchor="_Toc225589379" w:history="1">
+          <w:hyperlink w:anchor="_Toc225692917" w:history="1">
             <w:r>
               <w:rPr>
                 <w:rStyle w:val="Hyperlink"/>
@@ -795,7 +938,7 @@
                 <w:noProof/>
                 <w:webHidden/>
               </w:rPr>
-              <w:instrText xml:space="preserve"> PAGEREF _Toc225589379 \h </w:instrText>
+              <w:instrText xml:space="preserve"> PAGEREF _Toc225692917 \h </w:instrText>
             </w:r>
             <w:r>
               <w:rPr>
@@ -841,7 +984,7 @@
               <w14:ligatures w14:val="standardContextual"/>
             </w:rPr>
           </w:pPr>
-          <w:hyperlink w:anchor="_Toc225589380" w:history="1">
+          <w:hyperlink w:anchor="_Toc225692918" w:history="1">
             <w:r>
               <w:rPr>
                 <w:rStyle w:val="Hyperlink"/>
@@ -868,7 +1011,7 @@
                 <w:noProof/>
                 <w:webHidden/>
               </w:rPr>
-              <w:instrText xml:space="preserve"> PAGEREF _Toc225589380 \h </w:instrText>
+              <w:instrText xml:space="preserve"> PAGEREF _Toc225692918 \h </w:instrText>
             </w:r>
             <w:r>
               <w:rPr>
@@ -914,7 +1057,7 @@
               <w14:ligatures w14:val="standardContextual"/>
             </w:rPr>
           </w:pPr>
-          <w:hyperlink w:anchor="_Toc225589381" w:history="1">
+          <w:hyperlink w:anchor="_Toc225692919" w:history="1">
             <w:r>
               <w:rPr>
                 <w:rStyle w:val="Hyperlink"/>
@@ -941,7 +1084,7 @@
                 <w:noProof/>
                 <w:webHidden/>
               </w:rPr>
-              <w:instrText xml:space="preserve"> PAGEREF _Toc225589381 \h </w:instrText>
+              <w:instrText xml:space="preserve"> PAGEREF _Toc225692919 \h </w:instrText>
             </w:r>
             <w:r>
               <w:rPr>
@@ -987,7 +1130,7 @@
               <w14:ligatures w14:val="standardContextual"/>
             </w:rPr>
           </w:pPr>
-          <w:hyperlink w:anchor="_Toc225589382" w:history="1">
+          <w:hyperlink w:anchor="_Toc225692920" w:history="1">
             <w:r>
               <w:rPr>
                 <w:rStyle w:val="Hyperlink"/>
@@ -1014,7 +1157,7 @@
                 <w:noProof/>
                 <w:webHidden/>
               </w:rPr>
-              <w:instrText xml:space="preserve"> PAGEREF _Toc225589382 \h </w:instrText>
+              <w:instrText xml:space="preserve"> PAGEREF _Toc225692920 \h </w:instrText>
             </w:r>
             <w:r>
               <w:rPr>
@@ -1060,7 +1203,7 @@
               <w14:ligatures w14:val="standardContextual"/>
             </w:rPr>
           </w:pPr>
-          <w:hyperlink w:anchor="_Toc225589383" w:history="1">
+          <w:hyperlink w:anchor="_Toc225692921" w:history="1">
             <w:r>
               <w:rPr>
                 <w:rStyle w:val="Hyperlink"/>
@@ -1087,7 +1230,7 @@
                 <w:noProof/>
                 <w:webHidden/>
               </w:rPr>
-              <w:instrText xml:space="preserve"> PAGEREF _Toc225589383 \h </w:instrText>
+              <w:instrText xml:space="preserve"> PAGEREF _Toc225692921 \h </w:instrText>
             </w:r>
             <w:r>
               <w:rPr>
@@ -1133,7 +1276,7 @@
               <w14:ligatures w14:val="standardContextual"/>
             </w:rPr>
           </w:pPr>
-          <w:hyperlink w:anchor="_Toc225589384" w:history="1">
+          <w:hyperlink w:anchor="_Toc225692922" w:history="1">
             <w:r>
               <w:rPr>
                 <w:rStyle w:val="Hyperlink"/>
@@ -1160,7 +1303,7 @@
                 <w:noProof/>
                 <w:webHidden/>
               </w:rPr>
-              <w:instrText xml:space="preserve"> PAGEREF _Toc225589384 \h </w:instrText>
+              <w:instrText xml:space="preserve"> PAGEREF _Toc225692922 \h </w:instrText>
             </w:r>
             <w:r>
               <w:rPr>
@@ -1206,7 +1349,7 @@
               <w14:ligatures w14:val="standardContextual"/>
             </w:rPr>
           </w:pPr>
-          <w:hyperlink w:anchor="_Toc225589385" w:history="1">
+          <w:hyperlink w:anchor="_Toc225692923" w:history="1">
             <w:r>
               <w:rPr>
                 <w:rStyle w:val="Hyperlink"/>
@@ -1233,7 +1376,7 @@
                 <w:noProof/>
                 <w:webHidden/>
               </w:rPr>
-              <w:instrText xml:space="preserve"> PAGEREF _Toc225589385 \h </w:instrText>
+              <w:instrText xml:space="preserve"> PAGEREF _Toc225692923 \h </w:instrText>
             </w:r>
             <w:r>
               <w:rPr>
@@ -1279,7 +1422,7 @@
               <w14:ligatures w14:val="standardContextual"/>
             </w:rPr>
           </w:pPr>
-          <w:hyperlink w:anchor="_Toc225589386" w:history="1">
+          <w:hyperlink w:anchor="_Toc225692924" w:history="1">
             <w:r>
               <w:rPr>
                 <w:rStyle w:val="Hyperlink"/>
@@ -1306,7 +1449,7 @@
                 <w:noProof/>
                 <w:webHidden/>
               </w:rPr>
-              <w:instrText xml:space="preserve"> PAGEREF _Toc225589386 \h </w:instrText>
+              <w:instrText xml:space="preserve"> PAGEREF _Toc225692924 \h </w:instrText>
             </w:r>
             <w:r>
               <w:rPr>
@@ -1352,7 +1495,7 @@
               <w14:ligatures w14:val="standardContextual"/>
             </w:rPr>
           </w:pPr>
-          <w:hyperlink w:anchor="_Toc225589387" w:history="1">
+          <w:hyperlink w:anchor="_Toc225692925" w:history="1">
             <w:r>
               <w:rPr>
                 <w:rStyle w:val="Hyperlink"/>
@@ -1379,7 +1522,7 @@
                 <w:noProof/>
                 <w:webHidden/>
               </w:rPr>
-              <w:instrText xml:space="preserve"> PAGEREF _Toc225589387 \h </w:instrText>
+              <w:instrText xml:space="preserve"> PAGEREF _Toc225692925 \h </w:instrText>
             </w:r>
             <w:r>
               <w:rPr>
@@ -1425,7 +1568,7 @@
               <w14:ligatures w14:val="standardContextual"/>
             </w:rPr>
           </w:pPr>
-          <w:hyperlink w:anchor="_Toc225589388" w:history="1">
+          <w:hyperlink w:anchor="_Toc225692926" w:history="1">
             <w:r>
               <w:rPr>
                 <w:rStyle w:val="Hyperlink"/>
@@ -1452,7 +1595,7 @@
                 <w:noProof/>
                 <w:webHidden/>
               </w:rPr>
-              <w:instrText xml:space="preserve"> PAGEREF _Toc225589388 \h </w:instrText>
+              <w:instrText xml:space="preserve"> PAGEREF _Toc225692926 \h </w:instrText>
             </w:r>
             <w:r>
               <w:rPr>
@@ -1498,7 +1641,7 @@
               <w14:ligatures w14:val="standardContextual"/>
             </w:rPr>
           </w:pPr>
-          <w:hyperlink w:anchor="_Toc225589389" w:history="1">
+          <w:hyperlink w:anchor="_Toc225692927" w:history="1">
             <w:r>
               <w:rPr>
                 <w:rStyle w:val="Hyperlink"/>
@@ -1525,7 +1668,7 @@
                 <w:noProof/>
                 <w:webHidden/>
               </w:rPr>
-              <w:instrText xml:space="preserve"> PAGEREF _Toc225589389 \h </w:instrText>
+              <w:instrText xml:space="preserve"> PAGEREF _Toc225692927 \h </w:instrText>
             </w:r>
             <w:r>
               <w:rPr>
@@ -1571,7 +1714,7 @@
               <w14:ligatures w14:val="standardContextual"/>
             </w:rPr>
           </w:pPr>
-          <w:hyperlink w:anchor="_Toc225589390" w:history="1">
+          <w:hyperlink w:anchor="_Toc225692928" w:history="1">
             <w:r>
               <w:rPr>
                 <w:rStyle w:val="Hyperlink"/>
@@ -1598,7 +1741,7 @@
                 <w:noProof/>
                 <w:webHidden/>
               </w:rPr>
-              <w:instrText xml:space="preserve"> PAGEREF _Toc225589390 \h </w:instrText>
+              <w:instrText xml:space="preserve"> PAGEREF _Toc225692928 \h </w:instrText>
             </w:r>
             <w:r>
               <w:rPr>
@@ -1644,7 +1787,7 @@
               <w14:ligatures w14:val="standardContextual"/>
             </w:rPr>
           </w:pPr>
-          <w:hyperlink w:anchor="_Toc225589391" w:history="1">
+          <w:hyperlink w:anchor="_Toc225692929" w:history="1">
             <w:r>
               <w:rPr>
                 <w:rStyle w:val="Hyperlink"/>
@@ -1671,7 +1814,7 @@
                 <w:noProof/>
                 <w:webHidden/>
               </w:rPr>
-              <w:instrText xml:space="preserve"> PAGEREF _Toc225589391 \h </w:instrText>
+              <w:instrText xml:space="preserve"> PAGEREF _Toc225692929 \h </w:instrText>
             </w:r>
             <w:r>
               <w:rPr>
@@ -1717,7 +1860,7 @@
               <w14:ligatures w14:val="standardContextual"/>
             </w:rPr>
           </w:pPr>
-          <w:hyperlink w:anchor="_Toc225589392" w:history="1">
+          <w:hyperlink w:anchor="_Toc225692930" w:history="1">
             <w:r>
               <w:rPr>
                 <w:rStyle w:val="Hyperlink"/>
@@ -1744,7 +1887,7 @@
                 <w:noProof/>
                 <w:webHidden/>
               </w:rPr>
-              <w:instrText xml:space="preserve"> PAGEREF _Toc225589392 \h </w:instrText>
+              <w:instrText xml:space="preserve"> PAGEREF _Toc225692930 \h </w:instrText>
             </w:r>
             <w:r>
               <w:rPr>
@@ -1790,7 +1933,7 @@
               <w14:ligatures w14:val="standardContextual"/>
             </w:rPr>
           </w:pPr>
-          <w:hyperlink w:anchor="_Toc225589393" w:history="1">
+          <w:hyperlink w:anchor="_Toc225692931" w:history="1">
             <w:r>
               <w:rPr>
                 <w:rStyle w:val="Hyperlink"/>
@@ -1817,7 +1960,7 @@
                 <w:noProof/>
                 <w:webHidden/>
               </w:rPr>
-              <w:instrText xml:space="preserve"> PAGEREF _Toc225589393 \h </w:instrText>
+              <w:instrText xml:space="preserve"> PAGEREF _Toc225692931 \h </w:instrText>
             </w:r>
             <w:r>
               <w:rPr>
@@ -1863,7 +2006,7 @@
               <w14:ligatures w14:val="standardContextual"/>
             </w:rPr>
           </w:pPr>
-          <w:hyperlink w:anchor="_Toc225589394" w:history="1">
+          <w:hyperlink w:anchor="_Toc225692932" w:history="1">
             <w:r>
               <w:rPr>
                 <w:rStyle w:val="Hyperlink"/>
@@ -1890,7 +2033,7 @@
                 <w:noProof/>
                 <w:webHidden/>
               </w:rPr>
-              <w:instrText xml:space="preserve"> PAGEREF _Toc225589394 \h </w:instrText>
+              <w:instrText xml:space="preserve"> PAGEREF _Toc225692932 \h </w:instrText>
             </w:r>
             <w:r>
               <w:rPr>
@@ -1936,7 +2079,7 @@
               <w14:ligatures w14:val="standardContextual"/>
             </w:rPr>
           </w:pPr>
-          <w:hyperlink w:anchor="_Toc225589395" w:history="1">
+          <w:hyperlink w:anchor="_Toc225692933" w:history="1">
             <w:r>
               <w:rPr>
                 <w:rStyle w:val="Hyperlink"/>
@@ -1963,7 +2106,7 @@
                 <w:noProof/>
                 <w:webHidden/>
               </w:rPr>
-              <w:instrText xml:space="preserve"> PAGEREF _Toc225589395 \h </w:instrText>
+              <w:instrText xml:space="preserve"> PAGEREF _Toc225692933 \h </w:instrText>
             </w:r>
             <w:r>
               <w:rPr>
@@ -2009,7 +2152,7 @@
               <w14:ligatures w14:val="standardContextual"/>
             </w:rPr>
           </w:pPr>
-          <w:hyperlink w:anchor="_Toc225589396" w:history="1">
+          <w:hyperlink w:anchor="_Toc225692934" w:history="1">
             <w:r>
               <w:rPr>
                 <w:rStyle w:val="Hyperlink"/>
@@ -2036,7 +2179,7 @@
                 <w:noProof/>
                 <w:webHidden/>
               </w:rPr>
-              <w:instrText xml:space="preserve"> PAGEREF _Toc225589396 \h </w:instrText>
+              <w:instrText xml:space="preserve"> PAGEREF _Toc225692934 \h </w:instrText>
             </w:r>
             <w:r>
               <w:rPr>
@@ -2082,7 +2225,7 @@
               <w14:ligatures w14:val="standardContextual"/>
             </w:rPr>
           </w:pPr>
-          <w:hyperlink w:anchor="_Toc225589397" w:history="1">
+          <w:hyperlink w:anchor="_Toc225692935" w:history="1">
             <w:r>
               <w:rPr>
                 <w:rStyle w:val="Hyperlink"/>
@@ -2109,7 +2252,7 @@
                 <w:noProof/>
                 <w:webHidden/>
               </w:rPr>
-              <w:instrText xml:space="preserve"> PAGEREF _Toc225589397 \h </w:instrText>
+              <w:instrText xml:space="preserve"> PAGEREF _Toc225692935 \h </w:instrText>
             </w:r>
             <w:r>
               <w:rPr>
@@ -2155,7 +2298,7 @@
               <w14:ligatures w14:val="standardContextual"/>
             </w:rPr>
           </w:pPr>
-          <w:hyperlink w:anchor="_Toc225589398" w:history="1">
+          <w:hyperlink w:anchor="_Toc225692936" w:history="1">
             <w:r>
               <w:rPr>
                 <w:rStyle w:val="Hyperlink"/>
@@ -2182,7 +2325,7 @@
                 <w:noProof/>
                 <w:webHidden/>
               </w:rPr>
-              <w:instrText xml:space="preserve"> PAGEREF _Toc225589398 \h </w:instrText>
+              <w:instrText xml:space="preserve"> PAGEREF _Toc225692936 \h </w:instrText>
             </w:r>
             <w:r>
               <w:rPr>
@@ -2228,7 +2371,7 @@
               <w14:ligatures w14:val="standardContextual"/>
             </w:rPr>
           </w:pPr>
-          <w:hyperlink w:anchor="_Toc225589399" w:history="1">
+          <w:hyperlink w:anchor="_Toc225692937" w:history="1">
             <w:r>
               <w:rPr>
                 <w:rStyle w:val="Hyperlink"/>
@@ -2255,7 +2398,7 @@
                 <w:noProof/>
                 <w:webHidden/>
               </w:rPr>
-              <w:instrText xml:space="preserve"> PAGEREF _Toc225589399 \h </w:instrText>
+              <w:instrText xml:space="preserve"> PAGEREF _Toc225692937 \h </w:instrText>
             </w:r>
             <w:r>
               <w:rPr>
@@ -2301,7 +2444,7 @@
               <w14:ligatures w14:val="standardContextual"/>
             </w:rPr>
           </w:pPr>
-          <w:hyperlink w:anchor="_Toc225589400" w:history="1">
+          <w:hyperlink w:anchor="_Toc225692938" w:history="1">
             <w:r>
               <w:rPr>
                 <w:rStyle w:val="Hyperlink"/>
@@ -2328,7 +2471,7 @@
                 <w:noProof/>
                 <w:webHidden/>
               </w:rPr>
-              <w:instrText xml:space="preserve"> PAGEREF _Toc225589400 \h </w:instrText>
+              <w:instrText xml:space="preserve"> PAGEREF _Toc225692938 \h </w:instrText>
             </w:r>
             <w:r>
               <w:rPr>
@@ -2374,7 +2517,7 @@
               <w14:ligatures w14:val="standardContextual"/>
             </w:rPr>
           </w:pPr>
-          <w:hyperlink w:anchor="_Toc225589401" w:history="1">
+          <w:hyperlink w:anchor="_Toc225692939" w:history="1">
             <w:r>
               <w:rPr>
                 <w:rStyle w:val="Hyperlink"/>
@@ -2401,7 +2544,7 @@
                 <w:noProof/>
                 <w:webHidden/>
               </w:rPr>
-              <w:instrText xml:space="preserve"> PAGEREF _Toc225589401 \h </w:instrText>
+              <w:instrText xml:space="preserve"> PAGEREF _Toc225692939 \h </w:instrText>
             </w:r>
             <w:r>
               <w:rPr>
@@ -2447,7 +2590,7 @@
               <w14:ligatures w14:val="standardContextual"/>
             </w:rPr>
           </w:pPr>
-          <w:hyperlink w:anchor="_Toc225589402" w:history="1">
+          <w:hyperlink w:anchor="_Toc225692940" w:history="1">
             <w:r>
               <w:rPr>
                 <w:rStyle w:val="Hyperlink"/>
@@ -2474,7 +2617,7 @@
                 <w:noProof/>
                 <w:webHidden/>
               </w:rPr>
-              <w:instrText xml:space="preserve"> PAGEREF _Toc225589402 \h </w:instrText>
+              <w:instrText xml:space="preserve"> PAGEREF _Toc225692940 \h </w:instrText>
             </w:r>
             <w:r>
               <w:rPr>
@@ -2520,7 +2663,7 @@
               <w14:ligatures w14:val="standardContextual"/>
             </w:rPr>
           </w:pPr>
-          <w:hyperlink w:anchor="_Toc225589403" w:history="1">
+          <w:hyperlink w:anchor="_Toc225692941" w:history="1">
             <w:r>
               <w:rPr>
                 <w:rStyle w:val="Hyperlink"/>
@@ -2547,7 +2690,7 @@
                 <w:noProof/>
                 <w:webHidden/>
               </w:rPr>
-              <w:instrText xml:space="preserve"> PAGEREF _Toc225589403 \h </w:instrText>
+              <w:instrText xml:space="preserve"> PAGEREF _Toc225692941 \h </w:instrText>
             </w:r>
             <w:r>
               <w:rPr>
@@ -2593,7 +2736,7 @@
               <w14:ligatures w14:val="standardContextual"/>
             </w:rPr>
           </w:pPr>
-          <w:hyperlink w:anchor="_Toc225589404" w:history="1">
+          <w:hyperlink w:anchor="_Toc225692942" w:history="1">
             <w:r>
               <w:rPr>
                 <w:rStyle w:val="Hyperlink"/>
@@ -2620,7 +2763,7 @@
                 <w:noProof/>
                 <w:webHidden/>
               </w:rPr>
-              <w:instrText xml:space="preserve"> PAGEREF _Toc225589404 \h </w:instrText>
+              <w:instrText xml:space="preserve"> PAGEREF _Toc225692942 \h </w:instrText>
             </w:r>
             <w:r>
               <w:rPr>
@@ -2666,7 +2809,7 @@
               <w14:ligatures w14:val="standardContextual"/>
             </w:rPr>
           </w:pPr>
-          <w:hyperlink w:anchor="_Toc225589405" w:history="1">
+          <w:hyperlink w:anchor="_Toc225692943" w:history="1">
             <w:r>
               <w:rPr>
                 <w:rStyle w:val="Hyperlink"/>
@@ -2693,7 +2836,7 @@
                 <w:noProof/>
                 <w:webHidden/>
               </w:rPr>
-              <w:instrText xml:space="preserve"> PAGEREF _Toc225589405 \h </w:instrText>
+              <w:instrText xml:space="preserve"> PAGEREF _Toc225692943 \h </w:instrText>
             </w:r>
             <w:r>
               <w:rPr>
@@ -2739,7 +2882,7 @@
               <w14:ligatures w14:val="standardContextual"/>
             </w:rPr>
           </w:pPr>
-          <w:hyperlink w:anchor="_Toc225589406" w:history="1">
+          <w:hyperlink w:anchor="_Toc225692944" w:history="1">
             <w:r>
               <w:rPr>
                 <w:rStyle w:val="Hyperlink"/>
@@ -2766,7 +2909,7 @@
                 <w:noProof/>
                 <w:webHidden/>
               </w:rPr>
-              <w:instrText xml:space="preserve"> PAGEREF _Toc225589406 \h </w:instrText>
+              <w:instrText xml:space="preserve"> PAGEREF _Toc225692944 \h </w:instrText>
             </w:r>
             <w:r>
               <w:rPr>
@@ -2812,7 +2955,7 @@
               <w14:ligatures w14:val="standardContextual"/>
             </w:rPr>
           </w:pPr>
-          <w:hyperlink w:anchor="_Toc225589407" w:history="1">
+          <w:hyperlink w:anchor="_Toc225692945" w:history="1">
             <w:r>
               <w:rPr>
                 <w:rStyle w:val="Hyperlink"/>
@@ -2839,7 +2982,7 @@
                 <w:noProof/>
                 <w:webHidden/>
               </w:rPr>
-              <w:instrText xml:space="preserve"> PAGEREF _Toc225589407 \h </w:instrText>
+              <w:instrText xml:space="preserve"> PAGEREF _Toc225692945 \h </w:instrText>
             </w:r>
             <w:r>
               <w:rPr>
@@ -2885,7 +3028,7 @@
               <w14:ligatures w14:val="standardContextual"/>
             </w:rPr>
           </w:pPr>
-          <w:hyperlink w:anchor="_Toc225589408" w:history="1">
+          <w:hyperlink w:anchor="_Toc225692946" w:history="1">
             <w:r>
               <w:rPr>
                 <w:rStyle w:val="Hyperlink"/>
@@ -2912,7 +3055,7 @@
                 <w:noProof/>
                 <w:webHidden/>
               </w:rPr>
-              <w:instrText xml:space="preserve"> PAGEREF _Toc225589408 \h </w:instrText>
+              <w:instrText xml:space="preserve"> PAGEREF _Toc225692946 \h </w:instrText>
             </w:r>
             <w:r>
               <w:rPr>
@@ -2958,7 +3101,7 @@
               <w14:ligatures w14:val="standardContextual"/>
             </w:rPr>
           </w:pPr>
-          <w:hyperlink w:anchor="_Toc225589409" w:history="1">
+          <w:hyperlink w:anchor="_Toc225692947" w:history="1">
             <w:r>
               <w:rPr>
                 <w:rStyle w:val="Hyperlink"/>
@@ -2985,7 +3128,7 @@
                 <w:noProof/>
                 <w:webHidden/>
               </w:rPr>
-              <w:instrText xml:space="preserve"> PAGEREF _Toc225589409 \h </w:instrText>
+              <w:instrText xml:space="preserve"> PAGEREF _Toc225692947 \h </w:instrText>
             </w:r>
             <w:r>
               <w:rPr>
@@ -3031,7 +3174,7 @@
               <w14:ligatures w14:val="standardContextual"/>
             </w:rPr>
           </w:pPr>
-          <w:hyperlink w:anchor="_Toc225589410" w:history="1">
+          <w:hyperlink w:anchor="_Toc225692948" w:history="1">
             <w:r>
               <w:rPr>
                 <w:rStyle w:val="Hyperlink"/>
@@ -3058,7 +3201,7 @@
                 <w:noProof/>
                 <w:webHidden/>
               </w:rPr>
-              <w:instrText xml:space="preserve"> PAGEREF _Toc225589410 \h </w:instrText>
+              <w:instrText xml:space="preserve"> PAGEREF _Toc225692948 \h </w:instrText>
             </w:r>
             <w:r>
               <w:rPr>
@@ -3104,7 +3247,7 @@
               <w14:ligatures w14:val="standardContextual"/>
             </w:rPr>
           </w:pPr>
-          <w:hyperlink w:anchor="_Toc225589411" w:history="1">
+          <w:hyperlink w:anchor="_Toc225692949" w:history="1">
             <w:r>
               <w:rPr>
                 <w:rStyle w:val="Hyperlink"/>
@@ -3131,7 +3274,7 @@
                 <w:noProof/>
                 <w:webHidden/>
               </w:rPr>
-              <w:instrText xml:space="preserve"> PAGEREF _Toc225589411 \h </w:instrText>
+              <w:instrText xml:space="preserve"> PAGEREF _Toc225692949 \h </w:instrText>
             </w:r>
             <w:r>
               <w:rPr>
@@ -3177,7 +3320,7 @@
               <w14:ligatures w14:val="standardContextual"/>
             </w:rPr>
           </w:pPr>
-          <w:hyperlink w:anchor="_Toc225589412" w:history="1">
+          <w:hyperlink w:anchor="_Toc225692950" w:history="1">
             <w:r>
               <w:rPr>
                 <w:rStyle w:val="Hyperlink"/>
@@ -3204,7 +3347,7 @@
                 <w:noProof/>
                 <w:webHidden/>
               </w:rPr>
-              <w:instrText xml:space="preserve"> PAGEREF _Toc225589412 \h </w:instrText>
+              <w:instrText xml:space="preserve"> PAGEREF _Toc225692950 \h </w:instrText>
             </w:r>
             <w:r>
               <w:rPr>
@@ -3250,7 +3393,7 @@
               <w14:ligatures w14:val="standardContextual"/>
             </w:rPr>
           </w:pPr>
-          <w:hyperlink w:anchor="_Toc225589413" w:history="1">
+          <w:hyperlink w:anchor="_Toc225692951" w:history="1">
             <w:r>
               <w:rPr>
                 <w:rStyle w:val="Hyperlink"/>
@@ -3277,7 +3420,7 @@
                 <w:noProof/>
                 <w:webHidden/>
               </w:rPr>
-              <w:instrText xml:space="preserve"> PAGEREF _Toc225589413 \h </w:instrText>
+              <w:instrText xml:space="preserve"> PAGEREF _Toc225692951 \h </w:instrText>
             </w:r>
             <w:r>
               <w:rPr>
@@ -3323,7 +3466,7 @@
               <w14:ligatures w14:val="standardContextual"/>
             </w:rPr>
           </w:pPr>
-          <w:hyperlink w:anchor="_Toc225589414" w:history="1">
+          <w:hyperlink w:anchor="_Toc225692952" w:history="1">
             <w:r>
               <w:rPr>
                 <w:rStyle w:val="Hyperlink"/>
@@ -3350,7 +3493,7 @@
                 <w:noProof/>
                 <w:webHidden/>
               </w:rPr>
-              <w:instrText xml:space="preserve"> PAGEREF _Toc225589414 \h </w:instrText>
+              <w:instrText xml:space="preserve"> PAGEREF _Toc225692952 \h </w:instrText>
             </w:r>
             <w:r>
               <w:rPr>
@@ -3396,7 +3539,7 @@
               <w14:ligatures w14:val="standardContextual"/>
             </w:rPr>
           </w:pPr>
-          <w:hyperlink w:anchor="_Toc225589415" w:history="1">
+          <w:hyperlink w:anchor="_Toc225692953" w:history="1">
             <w:r>
               <w:rPr>
                 <w:rStyle w:val="Hyperlink"/>
@@ -3423,7 +3566,7 @@
                 <w:noProof/>
                 <w:webHidden/>
               </w:rPr>
-              <w:instrText xml:space="preserve"> PAGEREF _Toc225589415 \h </w:instrText>
+              <w:instrText xml:space="preserve"> PAGEREF _Toc225692953 \h </w:instrText>
             </w:r>
             <w:r>
               <w:rPr>
@@ -3469,7 +3612,7 @@
               <w14:ligatures w14:val="standardContextual"/>
             </w:rPr>
           </w:pPr>
-          <w:hyperlink w:anchor="_Toc225589416" w:history="1">
+          <w:hyperlink w:anchor="_Toc225692954" w:history="1">
             <w:r>
               <w:rPr>
                 <w:rStyle w:val="Hyperlink"/>
@@ -3496,7 +3639,7 @@
                 <w:noProof/>
                 <w:webHidden/>
               </w:rPr>
-              <w:instrText xml:space="preserve"> PAGEREF _Toc225589416 \h </w:instrText>
+              <w:instrText xml:space="preserve"> PAGEREF _Toc225692954 \h </w:instrText>
             </w:r>
             <w:r>
               <w:rPr>
@@ -3542,7 +3685,7 @@
               <w14:ligatures w14:val="standardContextual"/>
             </w:rPr>
           </w:pPr>
-          <w:hyperlink w:anchor="_Toc225589417" w:history="1">
+          <w:hyperlink w:anchor="_Toc225692955" w:history="1">
             <w:r>
               <w:rPr>
                 <w:rStyle w:val="Hyperlink"/>
@@ -3569,7 +3712,7 @@
                 <w:noProof/>
                 <w:webHidden/>
               </w:rPr>
-              <w:instrText xml:space="preserve"> PAGEREF _Toc225589417 \h </w:instrText>
+              <w:instrText xml:space="preserve"> PAGEREF _Toc225692955 \h </w:instrText>
             </w:r>
             <w:r>
               <w:rPr>
@@ -3615,7 +3758,7 @@
               <w14:ligatures w14:val="standardContextual"/>
             </w:rPr>
           </w:pPr>
-          <w:hyperlink w:anchor="_Toc225589418" w:history="1">
+          <w:hyperlink w:anchor="_Toc225692956" w:history="1">
             <w:r>
               <w:rPr>
                 <w:rStyle w:val="Hyperlink"/>
@@ -3642,7 +3785,7 @@
                 <w:noProof/>
                 <w:webHidden/>
               </w:rPr>
-              <w:instrText xml:space="preserve"> PAGEREF _Toc225589418 \h </w:instrText>
+              <w:instrText xml:space="preserve"> PAGEREF _Toc225692956 \h </w:instrText>
             </w:r>
             <w:r>
               <w:rPr>
@@ -3688,7 +3831,7 @@
               <w14:ligatures w14:val="standardContextual"/>
             </w:rPr>
           </w:pPr>
-          <w:hyperlink w:anchor="_Toc225589419" w:history="1">
+          <w:hyperlink w:anchor="_Toc225692957" w:history="1">
             <w:r>
               <w:rPr>
                 <w:rStyle w:val="Hyperlink"/>
@@ -3715,7 +3858,7 @@
                 <w:noProof/>
                 <w:webHidden/>
               </w:rPr>
-              <w:instrText xml:space="preserve"> PAGEREF _Toc225589419 \h </w:instrText>
+              <w:instrText xml:space="preserve"> PAGEREF _Toc225692957 \h </w:instrText>
             </w:r>
             <w:r>
               <w:rPr>
@@ -3761,7 +3904,7 @@
               <w14:ligatures w14:val="standardContextual"/>
             </w:rPr>
           </w:pPr>
-          <w:hyperlink w:anchor="_Toc225589420" w:history="1">
+          <w:hyperlink w:anchor="_Toc225692958" w:history="1">
             <w:r>
               <w:rPr>
                 <w:rStyle w:val="Hyperlink"/>
@@ -3788,7 +3931,7 @@
                 <w:noProof/>
                 <w:webHidden/>
               </w:rPr>
-              <w:instrText xml:space="preserve"> PAGEREF _Toc225589420 \h </w:instrText>
+              <w:instrText xml:space="preserve"> PAGEREF _Toc225692958 \h </w:instrText>
             </w:r>
             <w:r>
               <w:rPr>
@@ -3834,7 +3977,7 @@
               <w14:ligatures w14:val="standardContextual"/>
             </w:rPr>
           </w:pPr>
-          <w:hyperlink w:anchor="_Toc225589421" w:history="1">
+          <w:hyperlink w:anchor="_Toc225692959" w:history="1">
             <w:r>
               <w:rPr>
                 <w:rStyle w:val="Hyperlink"/>
@@ -3861,7 +4004,7 @@
                 <w:noProof/>
                 <w:webHidden/>
               </w:rPr>
-              <w:instrText xml:space="preserve"> PAGEREF _Toc225589421 \h </w:instrText>
+              <w:instrText xml:space="preserve"> PAGEREF _Toc225692959 \h </w:instrText>
             </w:r>
             <w:r>
               <w:rPr>
@@ -3907,7 +4050,7 @@
               <w14:ligatures w14:val="standardContextual"/>
             </w:rPr>
           </w:pPr>
-          <w:hyperlink w:anchor="_Toc225589422" w:history="1">
+          <w:hyperlink w:anchor="_Toc225692960" w:history="1">
             <w:r>
               <w:rPr>
                 <w:rStyle w:val="Hyperlink"/>
@@ -3934,7 +4077,7 @@
                 <w:noProof/>
                 <w:webHidden/>
               </w:rPr>
-              <w:instrText xml:space="preserve"> PAGEREF _Toc225589422 \h </w:instrText>
+              <w:instrText xml:space="preserve"> PAGEREF _Toc225692960 \h </w:instrText>
             </w:r>
             <w:r>
               <w:rPr>
@@ -3980,7 +4123,7 @@
               <w14:ligatures w14:val="standardContextual"/>
             </w:rPr>
           </w:pPr>
-          <w:hyperlink w:anchor="_Toc225589423" w:history="1">
+          <w:hyperlink w:anchor="_Toc225692961" w:history="1">
             <w:r>
               <w:rPr>
                 <w:rStyle w:val="Hyperlink"/>
@@ -4007,7 +4150,7 @@
                 <w:noProof/>
                 <w:webHidden/>
               </w:rPr>
-              <w:instrText xml:space="preserve"> PAGEREF _Toc225589423 \h </w:instrText>
+              <w:instrText xml:space="preserve"> PAGEREF _Toc225692961 \h </w:instrText>
             </w:r>
             <w:r>
               <w:rPr>
@@ -4053,7 +4196,7 @@
               <w14:ligatures w14:val="standardContextual"/>
             </w:rPr>
           </w:pPr>
-          <w:hyperlink w:anchor="_Toc225589424" w:history="1">
+          <w:hyperlink w:anchor="_Toc225692962" w:history="1">
             <w:r>
               <w:rPr>
                 <w:rStyle w:val="Hyperlink"/>
@@ -4081,7 +4224,7 @@
                 <w:noProof/>
                 <w:webHidden/>
               </w:rPr>
-              <w:instrText xml:space="preserve"> PAGEREF _Toc225589424 \h </w:instrText>
+              <w:instrText xml:space="preserve"> PAGEREF _Toc225692962 \h </w:instrText>
             </w:r>
             <w:r>
               <w:rPr>
@@ -4127,7 +4270,7 @@
               <w14:ligatures w14:val="standardContextual"/>
             </w:rPr>
           </w:pPr>
-          <w:hyperlink w:anchor="_Toc225589425" w:history="1">
+          <w:hyperlink w:anchor="_Toc225692963" w:history="1">
             <w:r>
               <w:rPr>
                 <w:rStyle w:val="Hyperlink"/>
@@ -4155,7 +4298,7 @@
                 <w:noProof/>
                 <w:webHidden/>
               </w:rPr>
-              <w:instrText xml:space="preserve"> PAGEREF _Toc225589425 \h </w:instrText>
+              <w:instrText xml:space="preserve"> PAGEREF _Toc225692963 \h </w:instrText>
             </w:r>
             <w:r>
               <w:rPr>
@@ -4201,7 +4344,7 @@
               <w14:ligatures w14:val="standardContextual"/>
             </w:rPr>
           </w:pPr>
-          <w:hyperlink w:anchor="_Toc225589426" w:history="1">
+          <w:hyperlink w:anchor="_Toc225692964" w:history="1">
             <w:r>
               <w:rPr>
                 <w:rStyle w:val="Hyperlink"/>
@@ -4229,7 +4372,7 @@
                 <w:noProof/>
                 <w:webHidden/>
               </w:rPr>
-              <w:instrText xml:space="preserve"> PAGEREF _Toc225589426 \h </w:instrText>
+              <w:instrText xml:space="preserve"> PAGEREF _Toc225692964 \h </w:instrText>
             </w:r>
             <w:r>
               <w:rPr>
@@ -4275,7 +4418,7 @@
               <w14:ligatures w14:val="standardContextual"/>
             </w:rPr>
           </w:pPr>
-          <w:hyperlink w:anchor="_Toc225589427" w:history="1">
+          <w:hyperlink w:anchor="_Toc225692965" w:history="1">
             <w:r>
               <w:rPr>
                 <w:rStyle w:val="Hyperlink"/>
@@ -4303,7 +4446,7 @@
                 <w:noProof/>
                 <w:webHidden/>
               </w:rPr>
-              <w:instrText xml:space="preserve"> PAGEREF _Toc225589427 \h </w:instrText>
+              <w:instrText xml:space="preserve"> PAGEREF _Toc225692965 \h </w:instrText>
             </w:r>
             <w:r>
               <w:rPr>
@@ -4349,7 +4492,7 @@
               <w14:ligatures w14:val="standardContextual"/>
             </w:rPr>
           </w:pPr>
-          <w:hyperlink w:anchor="_Toc225589428" w:history="1">
+          <w:hyperlink w:anchor="_Toc225692966" w:history="1">
             <w:r>
               <w:rPr>
                 <w:rStyle w:val="Hyperlink"/>
@@ -4376,7 +4519,7 @@
                 <w:noProof/>
                 <w:webHidden/>
               </w:rPr>
-              <w:instrText xml:space="preserve"> PAGEREF _Toc225589428 \h </w:instrText>
+              <w:instrText xml:space="preserve"> PAGEREF _Toc225692966 \h </w:instrText>
             </w:r>
             <w:r>
               <w:rPr>
@@ -4422,7 +4565,7 @@
               <w14:ligatures w14:val="standardContextual"/>
             </w:rPr>
           </w:pPr>
-          <w:hyperlink w:anchor="_Toc225589429" w:history="1">
+          <w:hyperlink w:anchor="_Toc225692967" w:history="1">
             <w:r>
               <w:rPr>
                 <w:rStyle w:val="Hyperlink"/>
@@ -4449,7 +4592,7 @@
                 <w:noProof/>
                 <w:webHidden/>
               </w:rPr>
-              <w:instrText xml:space="preserve"> PAGEREF _Toc225589429 \h </w:instrText>
+              <w:instrText xml:space="preserve"> PAGEREF _Toc225692967 \h </w:instrText>
             </w:r>
             <w:r>
               <w:rPr>
@@ -4495,7 +4638,7 @@
               <w14:ligatures w14:val="standardContextual"/>
             </w:rPr>
           </w:pPr>
-          <w:hyperlink w:anchor="_Toc225589430" w:history="1">
+          <w:hyperlink w:anchor="_Toc225692968" w:history="1">
             <w:r>
               <w:rPr>
                 <w:rStyle w:val="Hyperlink"/>
@@ -4522,7 +4665,7 @@
                 <w:noProof/>
                 <w:webHidden/>
               </w:rPr>
-              <w:instrText xml:space="preserve"> PAGEREF _Toc225589430 \h </w:instrText>
+              <w:instrText xml:space="preserve"> PAGEREF _Toc225692968 \h </w:instrText>
             </w:r>
             <w:r>
               <w:rPr>
@@ -4568,7 +4711,7 @@
               <w14:ligatures w14:val="standardContextual"/>
             </w:rPr>
           </w:pPr>
-          <w:hyperlink w:anchor="_Toc225589431" w:history="1">
+          <w:hyperlink w:anchor="_Toc225692969" w:history="1">
             <w:r>
               <w:rPr>
                 <w:rStyle w:val="Hyperlink"/>
@@ -4595,7 +4738,7 @@
                 <w:noProof/>
                 <w:webHidden/>
               </w:rPr>
-              <w:instrText xml:space="preserve"> PAGEREF _Toc225589431 \h </w:instrText>
+              <w:instrText xml:space="preserve"> PAGEREF _Toc225692969 \h </w:instrText>
             </w:r>
             <w:r>
               <w:rPr>
@@ -4641,7 +4784,7 @@
               <w14:ligatures w14:val="standardContextual"/>
             </w:rPr>
           </w:pPr>
-          <w:hyperlink w:anchor="_Toc225589432" w:history="1">
+          <w:hyperlink w:anchor="_Toc225692970" w:history="1">
             <w:r>
               <w:rPr>
                 <w:rStyle w:val="Hyperlink"/>
@@ -4668,7 +4811,7 @@
                 <w:noProof/>
                 <w:webHidden/>
               </w:rPr>
-              <w:instrText xml:space="preserve"> PAGEREF _Toc225589432 \h </w:instrText>
+              <w:instrText xml:space="preserve"> PAGEREF _Toc225692970 \h </w:instrText>
             </w:r>
             <w:r>
               <w:rPr>
@@ -4714,7 +4857,7 @@
               <w14:ligatures w14:val="standardContextual"/>
             </w:rPr>
           </w:pPr>
-          <w:hyperlink w:anchor="_Toc225589433" w:history="1">
+          <w:hyperlink w:anchor="_Toc225692971" w:history="1">
             <w:r>
               <w:rPr>
                 <w:rStyle w:val="Hyperlink"/>
@@ -4741,7 +4884,7 @@
                 <w:noProof/>
                 <w:webHidden/>
               </w:rPr>
-              <w:instrText xml:space="preserve"> PAGEREF _Toc225589433 \h </w:instrText>
+              <w:instrText xml:space="preserve"> PAGEREF _Toc225692971 \h </w:instrText>
             </w:r>
             <w:r>
               <w:rPr>
@@ -4787,7 +4930,7 @@
               <w14:ligatures w14:val="standardContextual"/>
             </w:rPr>
           </w:pPr>
-          <w:hyperlink w:anchor="_Toc225589434" w:history="1">
+          <w:hyperlink w:anchor="_Toc225692972" w:history="1">
             <w:r>
               <w:rPr>
                 <w:rStyle w:val="Hyperlink"/>
@@ -4814,7 +4957,7 @@
                 <w:noProof/>
                 <w:webHidden/>
               </w:rPr>
-              <w:instrText xml:space="preserve"> PAGEREF _Toc225589434 \h </w:instrText>
+              <w:instrText xml:space="preserve"> PAGEREF _Toc225692972 \h </w:instrText>
             </w:r>
             <w:r>
               <w:rPr>
@@ -4860,7 +5003,7 @@
               <w14:ligatures w14:val="standardContextual"/>
             </w:rPr>
           </w:pPr>
-          <w:hyperlink w:anchor="_Toc225589435" w:history="1">
+          <w:hyperlink w:anchor="_Toc225692973" w:history="1">
             <w:r>
               <w:rPr>
                 <w:rStyle w:val="Hyperlink"/>
@@ -4887,7 +5030,7 @@
                 <w:noProof/>
                 <w:webHidden/>
               </w:rPr>
-              <w:instrText xml:space="preserve"> PAGEREF _Toc225589435 \h </w:instrText>
+              <w:instrText xml:space="preserve"> PAGEREF _Toc225692973 \h </w:instrText>
             </w:r>
             <w:r>
               <w:rPr>
@@ -4933,7 +5076,7 @@
               <w14:ligatures w14:val="standardContextual"/>
             </w:rPr>
           </w:pPr>
-          <w:hyperlink w:anchor="_Toc225589436" w:history="1">
+          <w:hyperlink w:anchor="_Toc225692974" w:history="1">
             <w:r>
               <w:rPr>
                 <w:rStyle w:val="Hyperlink"/>
@@ -4960,7 +5103,7 @@
                 <w:noProof/>
                 <w:webHidden/>
               </w:rPr>
-              <w:instrText xml:space="preserve"> PAGEREF _Toc225589436 \h </w:instrText>
+              <w:instrText xml:space="preserve"> PAGEREF _Toc225692974 \h </w:instrText>
             </w:r>
             <w:r>
               <w:rPr>
@@ -5006,7 +5149,7 @@
               <w14:ligatures w14:val="standardContextual"/>
             </w:rPr>
           </w:pPr>
-          <w:hyperlink w:anchor="_Toc225589437" w:history="1">
+          <w:hyperlink w:anchor="_Toc225692975" w:history="1">
             <w:r>
               <w:rPr>
                 <w:rStyle w:val="Hyperlink"/>
@@ -5033,7 +5176,7 @@
                 <w:noProof/>
                 <w:webHidden/>
               </w:rPr>
-              <w:instrText xml:space="preserve"> PAGEREF _Toc225589437 \h </w:instrText>
+              <w:instrText xml:space="preserve"> PAGEREF _Toc225692975 \h </w:instrText>
             </w:r>
             <w:r>
               <w:rPr>
@@ -5079,7 +5222,7 @@
               <w14:ligatures w14:val="standardContextual"/>
             </w:rPr>
           </w:pPr>
-          <w:hyperlink w:anchor="_Toc225589438" w:history="1">
+          <w:hyperlink w:anchor="_Toc225692976" w:history="1">
             <w:r>
               <w:rPr>
                 <w:rStyle w:val="Hyperlink"/>
@@ -5106,7 +5249,7 @@
                 <w:noProof/>
                 <w:webHidden/>
               </w:rPr>
-              <w:instrText xml:space="preserve"> PAGEREF _Toc225589438 \h </w:instrText>
+              <w:instrText xml:space="preserve"> PAGEREF _Toc225692976 \h </w:instrText>
             </w:r>
             <w:r>
               <w:rPr>
@@ -5152,7 +5295,7 @@
               <w14:ligatures w14:val="standardContextual"/>
             </w:rPr>
           </w:pPr>
-          <w:hyperlink w:anchor="_Toc225589439" w:history="1">
+          <w:hyperlink w:anchor="_Toc225692977" w:history="1">
             <w:r>
               <w:rPr>
                 <w:rStyle w:val="Hyperlink"/>
@@ -5179,7 +5322,7 @@
                 <w:noProof/>
                 <w:webHidden/>
               </w:rPr>
-              <w:instrText xml:space="preserve"> PAGEREF _Toc225589439 \h </w:instrText>
+              <w:instrText xml:space="preserve"> PAGEREF _Toc225692977 \h </w:instrText>
             </w:r>
             <w:r>
               <w:rPr>
@@ -5225,7 +5368,7 @@
               <w14:ligatures w14:val="standardContextual"/>
             </w:rPr>
           </w:pPr>
-          <w:hyperlink w:anchor="_Toc225589440" w:history="1">
+          <w:hyperlink w:anchor="_Toc225692978" w:history="1">
             <w:r>
               <w:rPr>
                 <w:rStyle w:val="Hyperlink"/>
@@ -5252,7 +5395,7 @@
                 <w:noProof/>
                 <w:webHidden/>
               </w:rPr>
-              <w:instrText xml:space="preserve"> PAGEREF _Toc225589440 \h </w:instrText>
+              <w:instrText xml:space="preserve"> PAGEREF _Toc225692978 \h </w:instrText>
             </w:r>
             <w:r>
               <w:rPr>
@@ -5298,7 +5441,7 @@
               <w14:ligatures w14:val="standardContextual"/>
             </w:rPr>
           </w:pPr>
-          <w:hyperlink w:anchor="_Toc225589441" w:history="1">
+          <w:hyperlink w:anchor="_Toc225692979" w:history="1">
             <w:r>
               <w:rPr>
                 <w:rStyle w:val="Hyperlink"/>
@@ -5325,7 +5468,7 @@
                 <w:noProof/>
                 <w:webHidden/>
               </w:rPr>
-              <w:instrText xml:space="preserve"> PAGEREF _Toc225589441 \h </w:instrText>
+              <w:instrText xml:space="preserve"> PAGEREF _Toc225692979 \h </w:instrText>
             </w:r>
             <w:r>
               <w:rPr>
@@ -5371,7 +5514,7 @@
               <w14:ligatures w14:val="standardContextual"/>
             </w:rPr>
           </w:pPr>
-          <w:hyperlink w:anchor="_Toc225589442" w:history="1">
+          <w:hyperlink w:anchor="_Toc225692980" w:history="1">
             <w:r>
               <w:rPr>
                 <w:rStyle w:val="Hyperlink"/>
@@ -5398,7 +5541,7 @@
                 <w:noProof/>
                 <w:webHidden/>
               </w:rPr>
-              <w:instrText xml:space="preserve"> PAGEREF _Toc225589442 \h </w:instrText>
+              <w:instrText xml:space="preserve"> PAGEREF _Toc225692980 \h </w:instrText>
             </w:r>
             <w:r>
               <w:rPr>
@@ -5444,7 +5587,7 @@
               <w14:ligatures w14:val="standardContextual"/>
             </w:rPr>
           </w:pPr>
-          <w:hyperlink w:anchor="_Toc225589443" w:history="1">
+          <w:hyperlink w:anchor="_Toc225692981" w:history="1">
             <w:r>
               <w:rPr>
                 <w:rStyle w:val="Hyperlink"/>
@@ -5471,7 +5614,7 @@
                 <w:noProof/>
                 <w:webHidden/>
               </w:rPr>
-              <w:instrText xml:space="preserve"> PAGEREF _Toc225589443 \h </w:instrText>
+              <w:instrText xml:space="preserve"> PAGEREF _Toc225692981 \h </w:instrText>
             </w:r>
             <w:r>
               <w:rPr>
@@ -5517,7 +5660,7 @@
               <w14:ligatures w14:val="standardContextual"/>
             </w:rPr>
           </w:pPr>
-          <w:hyperlink w:anchor="_Toc225589444" w:history="1">
+          <w:hyperlink w:anchor="_Toc225692982" w:history="1">
             <w:r>
               <w:rPr>
                 <w:rStyle w:val="Hyperlink"/>
@@ -5544,7 +5687,7 @@
                 <w:noProof/>
                 <w:webHidden/>
               </w:rPr>
-              <w:instrText xml:space="preserve"> PAGEREF _Toc225589444 \h </w:instrText>
+              <w:instrText xml:space="preserve"> PAGEREF _Toc225692982 \h </w:instrText>
             </w:r>
             <w:r>
               <w:rPr>
@@ -5590,7 +5733,7 @@
               <w14:ligatures w14:val="standardContextual"/>
             </w:rPr>
           </w:pPr>
-          <w:hyperlink w:anchor="_Toc225589445" w:history="1">
+          <w:hyperlink w:anchor="_Toc225692983" w:history="1">
             <w:r>
               <w:rPr>
                 <w:rStyle w:val="Hyperlink"/>
@@ -5617,7 +5760,7 @@
                 <w:noProof/>
                 <w:webHidden/>
               </w:rPr>
-              <w:instrText xml:space="preserve"> PAGEREF _Toc225589445 \h </w:instrText>
+              <w:instrText xml:space="preserve"> PAGEREF _Toc225692983 \h </w:instrText>
             </w:r>
             <w:r>
               <w:rPr>
@@ -5663,7 +5806,7 @@
               <w14:ligatures w14:val="standardContextual"/>
             </w:rPr>
           </w:pPr>
-          <w:hyperlink w:anchor="_Toc225589446" w:history="1">
+          <w:hyperlink w:anchor="_Toc225692984" w:history="1">
             <w:r>
               <w:rPr>
                 <w:rStyle w:val="Hyperlink"/>
@@ -5690,7 +5833,7 @@
                 <w:noProof/>
                 <w:webHidden/>
               </w:rPr>
-              <w:instrText xml:space="preserve"> PAGEREF _Toc225589446 \h </w:instrText>
+              <w:instrText xml:space="preserve"> PAGEREF _Toc225692984 \h </w:instrText>
             </w:r>
             <w:r>
               <w:rPr>
@@ -5736,7 +5879,7 @@
               <w14:ligatures w14:val="standardContextual"/>
             </w:rPr>
           </w:pPr>
-          <w:hyperlink w:anchor="_Toc225589447" w:history="1">
+          <w:hyperlink w:anchor="_Toc225692985" w:history="1">
             <w:r>
               <w:rPr>
                 <w:rStyle w:val="Hyperlink"/>
@@ -5763,7 +5906,7 @@
                 <w:noProof/>
                 <w:webHidden/>
               </w:rPr>
-              <w:instrText xml:space="preserve"> PAGEREF _Toc225589447 \h </w:instrText>
+              <w:instrText xml:space="preserve"> PAGEREF _Toc225692985 \h </w:instrText>
             </w:r>
             <w:r>
               <w:rPr>
@@ -5809,7 +5952,7 @@
               <w14:ligatures w14:val="standardContextual"/>
             </w:rPr>
           </w:pPr>
-          <w:hyperlink w:anchor="_Toc225589448" w:history="1">
+          <w:hyperlink w:anchor="_Toc225692986" w:history="1">
             <w:r>
               <w:rPr>
                 <w:rStyle w:val="Hyperlink"/>
@@ -5836,7 +5979,7 @@
                 <w:noProof/>
                 <w:webHidden/>
               </w:rPr>
-              <w:instrText xml:space="preserve"> PAGEREF _Toc225589448 \h </w:instrText>
+              <w:instrText xml:space="preserve"> PAGEREF _Toc225692986 \h </w:instrText>
             </w:r>
             <w:r>
               <w:rPr>
@@ -5882,7 +6025,7 @@
               <w14:ligatures w14:val="standardContextual"/>
             </w:rPr>
           </w:pPr>
-          <w:hyperlink w:anchor="_Toc225589449" w:history="1">
+          <w:hyperlink w:anchor="_Toc225692987" w:history="1">
             <w:r>
               <w:rPr>
                 <w:rStyle w:val="Hyperlink"/>
@@ -5909,7 +6052,7 @@
                 <w:noProof/>
                 <w:webHidden/>
               </w:rPr>
-              <w:instrText xml:space="preserve"> PAGEREF _Toc225589449 \h </w:instrText>
+              <w:instrText xml:space="preserve"> PAGEREF _Toc225692987 \h </w:instrText>
             </w:r>
             <w:r>
               <w:rPr>
@@ -5955,7 +6098,7 @@
               <w14:ligatures w14:val="standardContextual"/>
             </w:rPr>
           </w:pPr>
-          <w:hyperlink w:anchor="_Toc225589450" w:history="1">
+          <w:hyperlink w:anchor="_Toc225692988" w:history="1">
             <w:r>
               <w:rPr>
                 <w:rStyle w:val="Hyperlink"/>
@@ -5982,7 +6125,7 @@
                 <w:noProof/>
                 <w:webHidden/>
               </w:rPr>
-              <w:instrText xml:space="preserve"> PAGEREF _Toc225589450 \h </w:instrText>
+              <w:instrText xml:space="preserve"> PAGEREF _Toc225692988 \h </w:instrText>
             </w:r>
             <w:r>
               <w:rPr>
@@ -6028,7 +6171,7 @@
               <w14:ligatures w14:val="standardContextual"/>
             </w:rPr>
           </w:pPr>
-          <w:hyperlink w:anchor="_Toc225589451" w:history="1">
+          <w:hyperlink w:anchor="_Toc225692989" w:history="1">
             <w:r>
               <w:rPr>
                 <w:rStyle w:val="Hyperlink"/>
@@ -6055,7 +6198,7 @@
                 <w:noProof/>
                 <w:webHidden/>
               </w:rPr>
-              <w:instrText xml:space="preserve"> PAGEREF _Toc225589451 \h </w:instrText>
+              <w:instrText xml:space="preserve"> PAGEREF _Toc225692989 \h </w:instrText>
             </w:r>
             <w:r>
               <w:rPr>
@@ -6101,7 +6244,7 @@
               <w14:ligatures w14:val="standardContextual"/>
             </w:rPr>
           </w:pPr>
-          <w:hyperlink w:anchor="_Toc225589452" w:history="1">
+          <w:hyperlink w:anchor="_Toc225692990" w:history="1">
             <w:r>
               <w:rPr>
                 <w:rStyle w:val="Hyperlink"/>
@@ -6128,7 +6271,7 @@
                 <w:noProof/>
                 <w:webHidden/>
               </w:rPr>
-              <w:instrText xml:space="preserve"> PAGEREF _Toc225589452 \h </w:instrText>
+              <w:instrText xml:space="preserve"> PAGEREF _Toc225692990 \h </w:instrText>
             </w:r>
             <w:r>
               <w:rPr>
@@ -6174,7 +6317,7 @@
               <w14:ligatures w14:val="standardContextual"/>
             </w:rPr>
           </w:pPr>
-          <w:hyperlink w:anchor="_Toc225589453" w:history="1">
+          <w:hyperlink w:anchor="_Toc225692991" w:history="1">
             <w:r>
               <w:rPr>
                 <w:rStyle w:val="Hyperlink"/>
@@ -6201,7 +6344,7 @@
                 <w:noProof/>
                 <w:webHidden/>
               </w:rPr>
-              <w:instrText xml:space="preserve"> PAGEREF _Toc225589453 \h </w:instrText>
+              <w:instrText xml:space="preserve"> PAGEREF _Toc225692991 \h </w:instrText>
             </w:r>
             <w:r>
               <w:rPr>
@@ -6247,7 +6390,7 @@
               <w14:ligatures w14:val="standardContextual"/>
             </w:rPr>
           </w:pPr>
-          <w:hyperlink w:anchor="_Toc225589454" w:history="1">
+          <w:hyperlink w:anchor="_Toc225692992" w:history="1">
             <w:r>
               <w:rPr>
                 <w:rStyle w:val="Hyperlink"/>
@@ -6274,7 +6417,7 @@
                 <w:noProof/>
                 <w:webHidden/>
               </w:rPr>
-              <w:instrText xml:space="preserve"> PAGEREF _Toc225589454 \h </w:instrText>
+              <w:instrText xml:space="preserve"> PAGEREF _Toc225692992 \h </w:instrText>
             </w:r>
             <w:r>
               <w:rPr>
@@ -6320,7 +6463,7 @@
               <w14:ligatures w14:val="standardContextual"/>
             </w:rPr>
           </w:pPr>
-          <w:hyperlink w:anchor="_Toc225589455" w:history="1">
+          <w:hyperlink w:anchor="_Toc225692993" w:history="1">
             <w:r>
               <w:rPr>
                 <w:rStyle w:val="Hyperlink"/>
@@ -6347,7 +6490,7 @@
                 <w:noProof/>
                 <w:webHidden/>
               </w:rPr>
-              <w:instrText xml:space="preserve"> PAGEREF _Toc225589455 \h </w:instrText>
+              <w:instrText xml:space="preserve"> PAGEREF _Toc225692993 \h </w:instrText>
             </w:r>
             <w:r>
               <w:rPr>
@@ -6393,7 +6536,7 @@
               <w14:ligatures w14:val="standardContextual"/>
             </w:rPr>
           </w:pPr>
-          <w:hyperlink w:anchor="_Toc225589456" w:history="1">
+          <w:hyperlink w:anchor="_Toc225692994" w:history="1">
             <w:r>
               <w:rPr>
                 <w:rStyle w:val="Hyperlink"/>
@@ -6420,7 +6563,7 @@
                 <w:noProof/>
                 <w:webHidden/>
               </w:rPr>
-              <w:instrText xml:space="preserve"> PAGEREF _Toc225589456 \h </w:instrText>
+              <w:instrText xml:space="preserve"> PAGEREF _Toc225692994 \h </w:instrText>
             </w:r>
             <w:r>
               <w:rPr>
@@ -6466,7 +6609,7 @@
               <w14:ligatures w14:val="standardContextual"/>
             </w:rPr>
           </w:pPr>
-          <w:hyperlink w:anchor="_Toc225589457" w:history="1">
+          <w:hyperlink w:anchor="_Toc225692995" w:history="1">
             <w:r>
               <w:rPr>
                 <w:rStyle w:val="Hyperlink"/>
@@ -6493,7 +6636,7 @@
                 <w:noProof/>
                 <w:webHidden/>
               </w:rPr>
-              <w:instrText xml:space="preserve"> PAGEREF _Toc225589457 \h </w:instrText>
+              <w:instrText xml:space="preserve"> PAGEREF _Toc225692995 \h </w:instrText>
             </w:r>
             <w:r>
               <w:rPr>
@@ -6539,7 +6682,7 @@
               <w14:ligatures w14:val="standardContextual"/>
             </w:rPr>
           </w:pPr>
-          <w:hyperlink w:anchor="_Toc225589458" w:history="1">
+          <w:hyperlink w:anchor="_Toc225692996" w:history="1">
             <w:r>
               <w:rPr>
                 <w:rStyle w:val="Hyperlink"/>
@@ -6566,7 +6709,7 @@
                 <w:noProof/>
                 <w:webHidden/>
               </w:rPr>
-              <w:instrText xml:space="preserve"> PAGEREF _Toc225589458 \h </w:instrText>
+              <w:instrText xml:space="preserve"> PAGEREF _Toc225692996 \h </w:instrText>
             </w:r>
             <w:r>
               <w:rPr>
@@ -6612,7 +6755,7 @@
               <w14:ligatures w14:val="standardContextual"/>
             </w:rPr>
           </w:pPr>
-          <w:hyperlink w:anchor="_Toc225589459" w:history="1">
+          <w:hyperlink w:anchor="_Toc225692997" w:history="1">
             <w:r>
               <w:rPr>
                 <w:rStyle w:val="Hyperlink"/>
@@ -6639,7 +6782,7 @@
                 <w:noProof/>
                 <w:webHidden/>
               </w:rPr>
-              <w:instrText xml:space="preserve"> PAGEREF _Toc225589459 \h </w:instrText>
+              <w:instrText xml:space="preserve"> PAGEREF _Toc225692997 \h </w:instrText>
             </w:r>
             <w:r>
               <w:rPr>
@@ -6685,7 +6828,7 @@
               <w14:ligatures w14:val="standardContextual"/>
             </w:rPr>
           </w:pPr>
-          <w:hyperlink w:anchor="_Toc225589460" w:history="1">
+          <w:hyperlink w:anchor="_Toc225692998" w:history="1">
             <w:r>
               <w:rPr>
                 <w:rStyle w:val="Hyperlink"/>
@@ -6712,7 +6855,7 @@
                 <w:noProof/>
                 <w:webHidden/>
               </w:rPr>
-              <w:instrText xml:space="preserve"> PAGEREF _Toc225589460 \h </w:instrText>
+              <w:instrText xml:space="preserve"> PAGEREF _Toc225692998 \h </w:instrText>
             </w:r>
             <w:r>
               <w:rPr>
@@ -6758,7 +6901,7 @@
               <w14:ligatures w14:val="standardContextual"/>
             </w:rPr>
           </w:pPr>
-          <w:hyperlink w:anchor="_Toc225589461" w:history="1">
+          <w:hyperlink w:anchor="_Toc225692999" w:history="1">
             <w:r>
               <w:rPr>
                 <w:rStyle w:val="Hyperlink"/>
@@ -6785,7 +6928,7 @@
                 <w:noProof/>
                 <w:webHidden/>
               </w:rPr>
-              <w:instrText xml:space="preserve"> PAGEREF _Toc225589461 \h </w:instrText>
+              <w:instrText xml:space="preserve"> PAGEREF _Toc225692999 \h </w:instrText>
             </w:r>
             <w:r>
               <w:rPr>
@@ -6831,7 +6974,7 @@
               <w14:ligatures w14:val="standardContextual"/>
             </w:rPr>
           </w:pPr>
-          <w:hyperlink w:anchor="_Toc225589462" w:history="1">
+          <w:hyperlink w:anchor="_Toc225693000" w:history="1">
             <w:r>
               <w:rPr>
                 <w:rStyle w:val="Hyperlink"/>
@@ -6858,7 +7001,7 @@
                 <w:noProof/>
                 <w:webHidden/>
               </w:rPr>
-              <w:instrText xml:space="preserve"> PAGEREF _Toc225589462 \h </w:instrText>
+              <w:instrText xml:space="preserve"> PAGEREF _Toc225693000 \h </w:instrText>
             </w:r>
             <w:r>
               <w:rPr>
@@ -6904,7 +7047,7 @@
               <w14:ligatures w14:val="standardContextual"/>
             </w:rPr>
           </w:pPr>
-          <w:hyperlink w:anchor="_Toc225589463" w:history="1">
+          <w:hyperlink w:anchor="_Toc225693001" w:history="1">
             <w:r>
               <w:rPr>
                 <w:rStyle w:val="Hyperlink"/>
@@ -6931,7 +7074,7 @@
                 <w:noProof/>
                 <w:webHidden/>
               </w:rPr>
-              <w:instrText xml:space="preserve"> PAGEREF _Toc225589463 \h </w:instrText>
+              <w:instrText xml:space="preserve"> PAGEREF _Toc225693001 \h </w:instrText>
             </w:r>
             <w:r>
               <w:rPr>
@@ -6977,7 +7120,7 @@
               <w14:ligatures w14:val="standardContextual"/>
             </w:rPr>
           </w:pPr>
-          <w:hyperlink w:anchor="_Toc225589464" w:history="1">
+          <w:hyperlink w:anchor="_Toc225693002" w:history="1">
             <w:r>
               <w:rPr>
                 <w:rStyle w:val="Hyperlink"/>
@@ -7004,7 +7147,7 @@
                 <w:noProof/>
                 <w:webHidden/>
               </w:rPr>
-              <w:instrText xml:space="preserve"> PAGEREF _Toc225589464 \h </w:instrText>
+              <w:instrText xml:space="preserve"> PAGEREF _Toc225693002 \h </w:instrText>
             </w:r>
             <w:r>
               <w:rPr>
@@ -7050,7 +7193,7 @@
               <w14:ligatures w14:val="standardContextual"/>
             </w:rPr>
           </w:pPr>
-          <w:hyperlink w:anchor="_Toc225589465" w:history="1">
+          <w:hyperlink w:anchor="_Toc225693003" w:history="1">
             <w:r>
               <w:rPr>
                 <w:rStyle w:val="Hyperlink"/>
@@ -7077,7 +7220,7 @@
                 <w:noProof/>
                 <w:webHidden/>
               </w:rPr>
-              <w:instrText xml:space="preserve"> PAGEREF _Toc225589465 \h </w:instrText>
+              <w:instrText xml:space="preserve"> PAGEREF _Toc225693003 \h </w:instrText>
             </w:r>
             <w:r>
               <w:rPr>
@@ -7123,7 +7266,7 @@
               <w14:ligatures w14:val="standardContextual"/>
             </w:rPr>
           </w:pPr>
-          <w:hyperlink w:anchor="_Toc225589466" w:history="1">
+          <w:hyperlink w:anchor="_Toc225693004" w:history="1">
             <w:r>
               <w:rPr>
                 <w:rStyle w:val="Hyperlink"/>
@@ -7150,7 +7293,7 @@
                 <w:noProof/>
                 <w:webHidden/>
               </w:rPr>
-              <w:instrText xml:space="preserve"> PAGEREF _Toc225589466 \h </w:instrText>
+              <w:instrText xml:space="preserve"> PAGEREF _Toc225693004 \h </w:instrText>
             </w:r>
             <w:r>
               <w:rPr>
@@ -7196,7 +7339,7 @@
               <w14:ligatures w14:val="standardContextual"/>
             </w:rPr>
           </w:pPr>
-          <w:hyperlink w:anchor="_Toc225589467" w:history="1">
+          <w:hyperlink w:anchor="_Toc225693005" w:history="1">
             <w:r>
               <w:rPr>
                 <w:rStyle w:val="Hyperlink"/>
@@ -7223,7 +7366,7 @@
                 <w:noProof/>
                 <w:webHidden/>
               </w:rPr>
-              <w:instrText xml:space="preserve"> PAGEREF _Toc225589467 \h </w:instrText>
+              <w:instrText xml:space="preserve"> PAGEREF _Toc225693005 \h </w:instrText>
             </w:r>
             <w:r>
               <w:rPr>
@@ -7269,7 +7412,7 @@
               <w14:ligatures w14:val="standardContextual"/>
             </w:rPr>
           </w:pPr>
-          <w:hyperlink w:anchor="_Toc225589468" w:history="1">
+          <w:hyperlink w:anchor="_Toc225693006" w:history="1">
             <w:r>
               <w:rPr>
                 <w:rStyle w:val="Hyperlink"/>
@@ -7296,7 +7439,7 @@
                 <w:noProof/>
                 <w:webHidden/>
               </w:rPr>
-              <w:instrText xml:space="preserve"> PAGEREF _Toc225589468 \h </w:instrText>
+              <w:instrText xml:space="preserve"> PAGEREF _Toc225693006 \h </w:instrText>
             </w:r>
             <w:r>
               <w:rPr>
@@ -7342,7 +7485,7 @@
               <w14:ligatures w14:val="standardContextual"/>
             </w:rPr>
           </w:pPr>
-          <w:hyperlink w:anchor="_Toc225589469" w:history="1">
+          <w:hyperlink w:anchor="_Toc225693007" w:history="1">
             <w:r>
               <w:rPr>
                 <w:rStyle w:val="Hyperlink"/>
@@ -7369,7 +7512,7 @@
                 <w:noProof/>
                 <w:webHidden/>
               </w:rPr>
-              <w:instrText xml:space="preserve"> PAGEREF _Toc225589469 \h </w:instrText>
+              <w:instrText xml:space="preserve"> PAGEREF _Toc225693007 \h </w:instrText>
             </w:r>
             <w:r>
               <w:rPr>
@@ -7415,7 +7558,7 @@
               <w14:ligatures w14:val="standardContextual"/>
             </w:rPr>
           </w:pPr>
-          <w:hyperlink w:anchor="_Toc225589470" w:history="1">
+          <w:hyperlink w:anchor="_Toc225693008" w:history="1">
             <w:r>
               <w:rPr>
                 <w:rStyle w:val="Hyperlink"/>
@@ -7442,7 +7585,7 @@
                 <w:noProof/>
                 <w:webHidden/>
               </w:rPr>
-              <w:instrText xml:space="preserve"> PAGEREF _Toc225589470 \h </w:instrText>
+              <w:instrText xml:space="preserve"> PAGEREF _Toc225693008 \h </w:instrText>
             </w:r>
             <w:r>
               <w:rPr>
@@ -7488,7 +7631,7 @@
               <w14:ligatures w14:val="standardContextual"/>
             </w:rPr>
           </w:pPr>
-          <w:hyperlink w:anchor="_Toc225589471" w:history="1">
+          <w:hyperlink w:anchor="_Toc225693009" w:history="1">
             <w:r>
               <w:rPr>
                 <w:rStyle w:val="Hyperlink"/>
@@ -7515,7 +7658,7 @@
                 <w:noProof/>
                 <w:webHidden/>
               </w:rPr>
-              <w:instrText xml:space="preserve"> PAGEREF _Toc225589471 \h </w:instrText>
+              <w:instrText xml:space="preserve"> PAGEREF _Toc225693009 \h </w:instrText>
             </w:r>
             <w:r>
               <w:rPr>
@@ -7561,7 +7704,7 @@
               <w14:ligatures w14:val="standardContextual"/>
             </w:rPr>
           </w:pPr>
-          <w:hyperlink w:anchor="_Toc225589472" w:history="1">
+          <w:hyperlink w:anchor="_Toc225693010" w:history="1">
             <w:r>
               <w:rPr>
                 <w:rStyle w:val="Hyperlink"/>
@@ -7588,7 +7731,7 @@
                 <w:noProof/>
                 <w:webHidden/>
               </w:rPr>
-              <w:instrText xml:space="preserve"> PAGEREF _Toc225589472 \h </w:instrText>
+              <w:instrText xml:space="preserve"> PAGEREF _Toc225693010 \h </w:instrText>
             </w:r>
             <w:r>
               <w:rPr>
@@ -7634,7 +7777,7 @@
               <w14:ligatures w14:val="standardContextual"/>
             </w:rPr>
           </w:pPr>
-          <w:hyperlink w:anchor="_Toc225589473" w:history="1">
+          <w:hyperlink w:anchor="_Toc225693011" w:history="1">
             <w:r>
               <w:rPr>
                 <w:rStyle w:val="Hyperlink"/>
@@ -7662,7 +7805,7 @@
                 <w:noProof/>
                 <w:webHidden/>
               </w:rPr>
-              <w:instrText xml:space="preserve"> PAGEREF _Toc225589473 \h </w:instrText>
+              <w:instrText xml:space="preserve"> PAGEREF _Toc225693011 \h </w:instrText>
             </w:r>
             <w:r>
               <w:rPr>
@@ -7708,7 +7851,7 @@
               <w14:ligatures w14:val="standardContextual"/>
             </w:rPr>
           </w:pPr>
-          <w:hyperlink w:anchor="_Toc225589474" w:history="1">
+          <w:hyperlink w:anchor="_Toc225693012" w:history="1">
             <w:r>
               <w:rPr>
                 <w:rStyle w:val="Hyperlink"/>
@@ -7735,7 +7878,7 @@
                 <w:noProof/>
                 <w:webHidden/>
               </w:rPr>
-              <w:instrText xml:space="preserve"> PAGEREF _Toc225589474 \h </w:instrText>
+              <w:instrText xml:space="preserve"> PAGEREF _Toc225693012 \h </w:instrText>
             </w:r>
             <w:r>
               <w:rPr>
@@ -7781,7 +7924,7 @@
               <w14:ligatures w14:val="standardContextual"/>
             </w:rPr>
           </w:pPr>
-          <w:hyperlink w:anchor="_Toc225589475" w:history="1">
+          <w:hyperlink w:anchor="_Toc225693013" w:history="1">
             <w:r>
               <w:rPr>
                 <w:rStyle w:val="Hyperlink"/>
@@ -7808,7 +7951,7 @@
                 <w:noProof/>
                 <w:webHidden/>
               </w:rPr>
-              <w:instrText xml:space="preserve"> PAGEREF _Toc225589475 \h </w:instrText>
+              <w:instrText xml:space="preserve"> PAGEREF _Toc225693013 \h </w:instrText>
             </w:r>
             <w:r>
               <w:rPr>
@@ -7854,7 +7997,7 @@
               <w14:ligatures w14:val="standardContextual"/>
             </w:rPr>
           </w:pPr>
-          <w:hyperlink w:anchor="_Toc225589476" w:history="1">
+          <w:hyperlink w:anchor="_Toc225693014" w:history="1">
             <w:r>
               <w:rPr>
                 <w:rStyle w:val="Hyperlink"/>
@@ -7881,7 +8024,7 @@
                 <w:noProof/>
                 <w:webHidden/>
               </w:rPr>
-              <w:instrText xml:space="preserve"> PAGEREF _Toc225589476 \h </w:instrText>
+              <w:instrText xml:space="preserve"> PAGEREF _Toc225693014 \h </w:instrText>
             </w:r>
             <w:r>
               <w:rPr>
@@ -7927,7 +8070,7 @@
               <w14:ligatures w14:val="standardContextual"/>
             </w:rPr>
           </w:pPr>
-          <w:hyperlink w:anchor="_Toc225589477" w:history="1">
+          <w:hyperlink w:anchor="_Toc225693015" w:history="1">
             <w:r>
               <w:rPr>
                 <w:rStyle w:val="Hyperlink"/>
@@ -7954,7 +8097,7 @@
                 <w:noProof/>
                 <w:webHidden/>
               </w:rPr>
-              <w:instrText xml:space="preserve"> PAGEREF _Toc225589477 \h </w:instrText>
+              <w:instrText xml:space="preserve"> PAGEREF _Toc225693015 \h </w:instrText>
             </w:r>
             <w:r>
               <w:rPr>
@@ -8000,7 +8143,7 @@
               <w14:ligatures w14:val="standardContextual"/>
             </w:rPr>
           </w:pPr>
-          <w:hyperlink w:anchor="_Toc225589478" w:history="1">
+          <w:hyperlink w:anchor="_Toc225693016" w:history="1">
             <w:r>
               <w:rPr>
                 <w:rStyle w:val="Hyperlink"/>
@@ -8027,7 +8170,7 @@
                 <w:noProof/>
                 <w:webHidden/>
               </w:rPr>
-              <w:instrText xml:space="preserve"> PAGEREF _Toc225589478 \h </w:instrText>
+              <w:instrText xml:space="preserve"> PAGEREF _Toc225693016 \h </w:instrText>
             </w:r>
             <w:r>
               <w:rPr>
@@ -8073,7 +8216,7 @@
               <w14:ligatures w14:val="standardContextual"/>
             </w:rPr>
           </w:pPr>
-          <w:hyperlink w:anchor="_Toc225589479" w:history="1">
+          <w:hyperlink w:anchor="_Toc225693017" w:history="1">
             <w:r>
               <w:rPr>
                 <w:rStyle w:val="Hyperlink"/>
@@ -8100,7 +8243,7 @@
                 <w:noProof/>
                 <w:webHidden/>
               </w:rPr>
-              <w:instrText xml:space="preserve"> PAGEREF _Toc225589479 \h </w:instrText>
+              <w:instrText xml:space="preserve"> PAGEREF _Toc225693017 \h </w:instrText>
             </w:r>
             <w:r>
               <w:rPr>
@@ -8146,7 +8289,7 @@
               <w14:ligatures w14:val="standardContextual"/>
             </w:rPr>
           </w:pPr>
-          <w:hyperlink w:anchor="_Toc225589480" w:history="1">
+          <w:hyperlink w:anchor="_Toc225693018" w:history="1">
             <w:r>
               <w:rPr>
                 <w:rStyle w:val="Hyperlink"/>
@@ -8173,7 +8316,7 @@
                 <w:noProof/>
                 <w:webHidden/>
               </w:rPr>
-              <w:instrText xml:space="preserve"> PAGEREF _Toc225589480 \h </w:instrText>
+              <w:instrText xml:space="preserve"> PAGEREF _Toc225693018 \h </w:instrText>
             </w:r>
             <w:r>
               <w:rPr>
@@ -8219,13 +8362,13 @@
               <w14:ligatures w14:val="standardContextual"/>
             </w:rPr>
           </w:pPr>
-          <w:hyperlink w:anchor="_Toc225589481" w:history="1">
+          <w:hyperlink w:anchor="_Toc225693019" w:history="1">
             <w:r>
               <w:rPr>
                 <w:rStyle w:val="Hyperlink"/>
                 <w:noProof/>
               </w:rPr>
-              <w:t>Version 17.2 (March 2026)</w:t>
+              <w:t>Version 1.0 (March 2026)</w:t>
             </w:r>
             <w:r>
               <w:rPr>
@@ -8246,7 +8389,7 @@
                 <w:noProof/>
                 <w:webHidden/>
               </w:rPr>
-              <w:instrText xml:space="preserve"> PAGEREF _Toc225589481 \h </w:instrText>
+              <w:instrText xml:space="preserve"> PAGEREF _Toc225693019 \h </w:instrText>
             </w:r>
             <w:r>
               <w:rPr>
@@ -8267,882 +8410,6 @@
                 <w:webHidden/>
               </w:rPr>
               <w:t>54</w:t>
-            </w:r>
-            <w:r>
-              <w:rPr>
-                <w:noProof/>
-                <w:webHidden/>
-              </w:rPr>
-              <w:fldChar w:fldCharType="end"/>
-            </w:r>
-          </w:hyperlink>
-        </w:p>
-        <w:p>
-          <w:pPr>
-            <w:pStyle w:val="TOC2"/>
-            <w:tabs>
-              <w:tab w:val="right" w:leader="dot" w:pos="9350"/>
-            </w:tabs>
-            <w:rPr>
-              <w:noProof/>
-              <w:kern w:val="2"/>
-              <w:sz w:val="24"/>
-              <w:szCs w:val="24"/>
-              <w:lang w:val="en-AU" w:eastAsia="en-AU"/>
-              <w14:ligatures w14:val="standardContextual"/>
-            </w:rPr>
-          </w:pPr>
-          <w:hyperlink w:anchor="_Toc225589482" w:history="1">
-            <w:r>
-              <w:rPr>
-                <w:rStyle w:val="Hyperlink"/>
-                <w:noProof/>
-              </w:rPr>
-              <w:t>Version 17.1 (March 2026)</w:t>
-            </w:r>
-            <w:r>
-              <w:rPr>
-                <w:noProof/>
-                <w:webHidden/>
-              </w:rPr>
-              <w:tab/>
-            </w:r>
-            <w:r>
-              <w:rPr>
-                <w:noProof/>
-                <w:webHidden/>
-              </w:rPr>
-              <w:fldChar w:fldCharType="begin"/>
-            </w:r>
-            <w:r>
-              <w:rPr>
-                <w:noProof/>
-                <w:webHidden/>
-              </w:rPr>
-              <w:instrText xml:space="preserve"> PAGEREF _Toc225589482 \h </w:instrText>
-            </w:r>
-            <w:r>
-              <w:rPr>
-                <w:noProof/>
-                <w:webHidden/>
-              </w:rPr>
-            </w:r>
-            <w:r>
-              <w:rPr>
-                <w:noProof/>
-                <w:webHidden/>
-              </w:rPr>
-              <w:fldChar w:fldCharType="separate"/>
-            </w:r>
-            <w:r>
-              <w:rPr>
-                <w:noProof/>
-                <w:webHidden/>
-              </w:rPr>
-              <w:t>54</w:t>
-            </w:r>
-            <w:r>
-              <w:rPr>
-                <w:noProof/>
-                <w:webHidden/>
-              </w:rPr>
-              <w:fldChar w:fldCharType="end"/>
-            </w:r>
-          </w:hyperlink>
-        </w:p>
-        <w:p>
-          <w:pPr>
-            <w:pStyle w:val="TOC2"/>
-            <w:tabs>
-              <w:tab w:val="right" w:leader="dot" w:pos="9350"/>
-            </w:tabs>
-            <w:rPr>
-              <w:noProof/>
-              <w:kern w:val="2"/>
-              <w:sz w:val="24"/>
-              <w:szCs w:val="24"/>
-              <w:lang w:val="en-AU" w:eastAsia="en-AU"/>
-              <w14:ligatures w14:val="standardContextual"/>
-            </w:rPr>
-          </w:pPr>
-          <w:hyperlink w:anchor="_Toc225589483" w:history="1">
-            <w:r>
-              <w:rPr>
-                <w:rStyle w:val="Hyperlink"/>
-                <w:noProof/>
-              </w:rPr>
-              <w:t>Version 17.0 (March 2026)</w:t>
-            </w:r>
-            <w:r>
-              <w:rPr>
-                <w:noProof/>
-                <w:webHidden/>
-              </w:rPr>
-              <w:tab/>
-            </w:r>
-            <w:r>
-              <w:rPr>
-                <w:noProof/>
-                <w:webHidden/>
-              </w:rPr>
-              <w:fldChar w:fldCharType="begin"/>
-            </w:r>
-            <w:r>
-              <w:rPr>
-                <w:noProof/>
-                <w:webHidden/>
-              </w:rPr>
-              <w:instrText xml:space="preserve"> PAGEREF _Toc225589483 \h </w:instrText>
-            </w:r>
-            <w:r>
-              <w:rPr>
-                <w:noProof/>
-                <w:webHidden/>
-              </w:rPr>
-            </w:r>
-            <w:r>
-              <w:rPr>
-                <w:noProof/>
-                <w:webHidden/>
-              </w:rPr>
-              <w:fldChar w:fldCharType="separate"/>
-            </w:r>
-            <w:r>
-              <w:rPr>
-                <w:noProof/>
-                <w:webHidden/>
-              </w:rPr>
-              <w:t>55</w:t>
-            </w:r>
-            <w:r>
-              <w:rPr>
-                <w:noProof/>
-                <w:webHidden/>
-              </w:rPr>
-              <w:fldChar w:fldCharType="end"/>
-            </w:r>
-          </w:hyperlink>
-        </w:p>
-        <w:p>
-          <w:pPr>
-            <w:pStyle w:val="TOC2"/>
-            <w:tabs>
-              <w:tab w:val="right" w:leader="dot" w:pos="9350"/>
-            </w:tabs>
-            <w:rPr>
-              <w:noProof/>
-              <w:kern w:val="2"/>
-              <w:sz w:val="24"/>
-              <w:szCs w:val="24"/>
-              <w:lang w:val="en-AU" w:eastAsia="en-AU"/>
-              <w14:ligatures w14:val="standardContextual"/>
-            </w:rPr>
-          </w:pPr>
-          <w:hyperlink w:anchor="_Toc225589484" w:history="1">
-            <w:r>
-              <w:rPr>
-                <w:rStyle w:val="Hyperlink"/>
-                <w:noProof/>
-              </w:rPr>
-              <w:t>Version 16.0 (February 2026)</w:t>
-            </w:r>
-            <w:r>
-              <w:rPr>
-                <w:noProof/>
-                <w:webHidden/>
-              </w:rPr>
-              <w:tab/>
-            </w:r>
-            <w:r>
-              <w:rPr>
-                <w:noProof/>
-                <w:webHidden/>
-              </w:rPr>
-              <w:fldChar w:fldCharType="begin"/>
-            </w:r>
-            <w:r>
-              <w:rPr>
-                <w:noProof/>
-                <w:webHidden/>
-              </w:rPr>
-              <w:instrText xml:space="preserve"> PAGEREF _Toc225589484 \h </w:instrText>
-            </w:r>
-            <w:r>
-              <w:rPr>
-                <w:noProof/>
-                <w:webHidden/>
-              </w:rPr>
-            </w:r>
-            <w:r>
-              <w:rPr>
-                <w:noProof/>
-                <w:webHidden/>
-              </w:rPr>
-              <w:fldChar w:fldCharType="separate"/>
-            </w:r>
-            <w:r>
-              <w:rPr>
-                <w:noProof/>
-                <w:webHidden/>
-              </w:rPr>
-              <w:t>55</w:t>
-            </w:r>
-            <w:r>
-              <w:rPr>
-                <w:noProof/>
-                <w:webHidden/>
-              </w:rPr>
-              <w:fldChar w:fldCharType="end"/>
-            </w:r>
-          </w:hyperlink>
-        </w:p>
-        <w:p>
-          <w:pPr>
-            <w:pStyle w:val="TOC2"/>
-            <w:tabs>
-              <w:tab w:val="right" w:leader="dot" w:pos="9350"/>
-            </w:tabs>
-            <w:rPr>
-              <w:noProof/>
-              <w:kern w:val="2"/>
-              <w:sz w:val="24"/>
-              <w:szCs w:val="24"/>
-              <w:lang w:val="en-AU" w:eastAsia="en-AU"/>
-              <w14:ligatures w14:val="standardContextual"/>
-            </w:rPr>
-          </w:pPr>
-          <w:hyperlink w:anchor="_Toc225589485" w:history="1">
-            <w:r>
-              <w:rPr>
-                <w:rStyle w:val="Hyperlink"/>
-                <w:noProof/>
-              </w:rPr>
-              <w:t>Version 15.9 (February 2026)</w:t>
-            </w:r>
-            <w:r>
-              <w:rPr>
-                <w:noProof/>
-                <w:webHidden/>
-              </w:rPr>
-              <w:tab/>
-            </w:r>
-            <w:r>
-              <w:rPr>
-                <w:noProof/>
-                <w:webHidden/>
-              </w:rPr>
-              <w:fldChar w:fldCharType="begin"/>
-            </w:r>
-            <w:r>
-              <w:rPr>
-                <w:noProof/>
-                <w:webHidden/>
-              </w:rPr>
-              <w:instrText xml:space="preserve"> PAGEREF _Toc225589485 \h </w:instrText>
-            </w:r>
-            <w:r>
-              <w:rPr>
-                <w:noProof/>
-                <w:webHidden/>
-              </w:rPr>
-            </w:r>
-            <w:r>
-              <w:rPr>
-                <w:noProof/>
-                <w:webHidden/>
-              </w:rPr>
-              <w:fldChar w:fldCharType="separate"/>
-            </w:r>
-            <w:r>
-              <w:rPr>
-                <w:noProof/>
-                <w:webHidden/>
-              </w:rPr>
-              <w:t>56</w:t>
-            </w:r>
-            <w:r>
-              <w:rPr>
-                <w:noProof/>
-                <w:webHidden/>
-              </w:rPr>
-              <w:fldChar w:fldCharType="end"/>
-            </w:r>
-          </w:hyperlink>
-        </w:p>
-        <w:p>
-          <w:pPr>
-            <w:pStyle w:val="TOC2"/>
-            <w:tabs>
-              <w:tab w:val="right" w:leader="dot" w:pos="9350"/>
-            </w:tabs>
-            <w:rPr>
-              <w:noProof/>
-              <w:kern w:val="2"/>
-              <w:sz w:val="24"/>
-              <w:szCs w:val="24"/>
-              <w:lang w:val="en-AU" w:eastAsia="en-AU"/>
-              <w14:ligatures w14:val="standardContextual"/>
-            </w:rPr>
-          </w:pPr>
-          <w:hyperlink w:anchor="_Toc225589486" w:history="1">
-            <w:r>
-              <w:rPr>
-                <w:rStyle w:val="Hyperlink"/>
-                <w:noProof/>
-              </w:rPr>
-              <w:t>Version 15.8 (February 2026)</w:t>
-            </w:r>
-            <w:r>
-              <w:rPr>
-                <w:noProof/>
-                <w:webHidden/>
-              </w:rPr>
-              <w:tab/>
-            </w:r>
-            <w:r>
-              <w:rPr>
-                <w:noProof/>
-                <w:webHidden/>
-              </w:rPr>
-              <w:fldChar w:fldCharType="begin"/>
-            </w:r>
-            <w:r>
-              <w:rPr>
-                <w:noProof/>
-                <w:webHidden/>
-              </w:rPr>
-              <w:instrText xml:space="preserve"> PAGEREF _Toc225589486 \h </w:instrText>
-            </w:r>
-            <w:r>
-              <w:rPr>
-                <w:noProof/>
-                <w:webHidden/>
-              </w:rPr>
-            </w:r>
-            <w:r>
-              <w:rPr>
-                <w:noProof/>
-                <w:webHidden/>
-              </w:rPr>
-              <w:fldChar w:fldCharType="separate"/>
-            </w:r>
-            <w:r>
-              <w:rPr>
-                <w:noProof/>
-                <w:webHidden/>
-              </w:rPr>
-              <w:t>56</w:t>
-            </w:r>
-            <w:r>
-              <w:rPr>
-                <w:noProof/>
-                <w:webHidden/>
-              </w:rPr>
-              <w:fldChar w:fldCharType="end"/>
-            </w:r>
-          </w:hyperlink>
-        </w:p>
-        <w:p>
-          <w:pPr>
-            <w:pStyle w:val="TOC2"/>
-            <w:tabs>
-              <w:tab w:val="right" w:leader="dot" w:pos="9350"/>
-            </w:tabs>
-            <w:rPr>
-              <w:noProof/>
-              <w:kern w:val="2"/>
-              <w:sz w:val="24"/>
-              <w:szCs w:val="24"/>
-              <w:lang w:val="en-AU" w:eastAsia="en-AU"/>
-              <w14:ligatures w14:val="standardContextual"/>
-            </w:rPr>
-          </w:pPr>
-          <w:hyperlink w:anchor="_Toc225589487" w:history="1">
-            <w:r>
-              <w:rPr>
-                <w:rStyle w:val="Hyperlink"/>
-                <w:noProof/>
-              </w:rPr>
-              <w:t>Version 15.7 (February 2026)</w:t>
-            </w:r>
-            <w:r>
-              <w:rPr>
-                <w:noProof/>
-                <w:webHidden/>
-              </w:rPr>
-              <w:tab/>
-            </w:r>
-            <w:r>
-              <w:rPr>
-                <w:noProof/>
-                <w:webHidden/>
-              </w:rPr>
-              <w:fldChar w:fldCharType="begin"/>
-            </w:r>
-            <w:r>
-              <w:rPr>
-                <w:noProof/>
-                <w:webHidden/>
-              </w:rPr>
-              <w:instrText xml:space="preserve"> PAGEREF _Toc225589487 \h </w:instrText>
-            </w:r>
-            <w:r>
-              <w:rPr>
-                <w:noProof/>
-                <w:webHidden/>
-              </w:rPr>
-            </w:r>
-            <w:r>
-              <w:rPr>
-                <w:noProof/>
-                <w:webHidden/>
-              </w:rPr>
-              <w:fldChar w:fldCharType="separate"/>
-            </w:r>
-            <w:r>
-              <w:rPr>
-                <w:noProof/>
-                <w:webHidden/>
-              </w:rPr>
-              <w:t>57</w:t>
-            </w:r>
-            <w:r>
-              <w:rPr>
-                <w:noProof/>
-                <w:webHidden/>
-              </w:rPr>
-              <w:fldChar w:fldCharType="end"/>
-            </w:r>
-          </w:hyperlink>
-        </w:p>
-        <w:p>
-          <w:pPr>
-            <w:pStyle w:val="TOC2"/>
-            <w:tabs>
-              <w:tab w:val="right" w:leader="dot" w:pos="9350"/>
-            </w:tabs>
-            <w:rPr>
-              <w:noProof/>
-              <w:kern w:val="2"/>
-              <w:sz w:val="24"/>
-              <w:szCs w:val="24"/>
-              <w:lang w:val="en-AU" w:eastAsia="en-AU"/>
-              <w14:ligatures w14:val="standardContextual"/>
-            </w:rPr>
-          </w:pPr>
-          <w:hyperlink w:anchor="_Toc225589488" w:history="1">
-            <w:r>
-              <w:rPr>
-                <w:rStyle w:val="Hyperlink"/>
-                <w:noProof/>
-              </w:rPr>
-              <w:t>Version 15.6 (February 2026)</w:t>
-            </w:r>
-            <w:r>
-              <w:rPr>
-                <w:noProof/>
-                <w:webHidden/>
-              </w:rPr>
-              <w:tab/>
-            </w:r>
-            <w:r>
-              <w:rPr>
-                <w:noProof/>
-                <w:webHidden/>
-              </w:rPr>
-              <w:fldChar w:fldCharType="begin"/>
-            </w:r>
-            <w:r>
-              <w:rPr>
-                <w:noProof/>
-                <w:webHidden/>
-              </w:rPr>
-              <w:instrText xml:space="preserve"> PAGEREF _Toc225589488 \h </w:instrText>
-            </w:r>
-            <w:r>
-              <w:rPr>
-                <w:noProof/>
-                <w:webHidden/>
-              </w:rPr>
-            </w:r>
-            <w:r>
-              <w:rPr>
-                <w:noProof/>
-                <w:webHidden/>
-              </w:rPr>
-              <w:fldChar w:fldCharType="separate"/>
-            </w:r>
-            <w:r>
-              <w:rPr>
-                <w:noProof/>
-                <w:webHidden/>
-              </w:rPr>
-              <w:t>57</w:t>
-            </w:r>
-            <w:r>
-              <w:rPr>
-                <w:noProof/>
-                <w:webHidden/>
-              </w:rPr>
-              <w:fldChar w:fldCharType="end"/>
-            </w:r>
-          </w:hyperlink>
-        </w:p>
-        <w:p>
-          <w:pPr>
-            <w:pStyle w:val="TOC2"/>
-            <w:tabs>
-              <w:tab w:val="right" w:leader="dot" w:pos="9350"/>
-            </w:tabs>
-            <w:rPr>
-              <w:noProof/>
-              <w:kern w:val="2"/>
-              <w:sz w:val="24"/>
-              <w:szCs w:val="24"/>
-              <w:lang w:val="en-AU" w:eastAsia="en-AU"/>
-              <w14:ligatures w14:val="standardContextual"/>
-            </w:rPr>
-          </w:pPr>
-          <w:hyperlink w:anchor="_Toc225589489" w:history="1">
-            <w:r>
-              <w:rPr>
-                <w:rStyle w:val="Hyperlink"/>
-                <w:noProof/>
-              </w:rPr>
-              <w:t>Version 15.5 (February 2026)</w:t>
-            </w:r>
-            <w:r>
-              <w:rPr>
-                <w:noProof/>
-                <w:webHidden/>
-              </w:rPr>
-              <w:tab/>
-            </w:r>
-            <w:r>
-              <w:rPr>
-                <w:noProof/>
-                <w:webHidden/>
-              </w:rPr>
-              <w:fldChar w:fldCharType="begin"/>
-            </w:r>
-            <w:r>
-              <w:rPr>
-                <w:noProof/>
-                <w:webHidden/>
-              </w:rPr>
-              <w:instrText xml:space="preserve"> PAGEREF _Toc225589489 \h </w:instrText>
-            </w:r>
-            <w:r>
-              <w:rPr>
-                <w:noProof/>
-                <w:webHidden/>
-              </w:rPr>
-            </w:r>
-            <w:r>
-              <w:rPr>
-                <w:noProof/>
-                <w:webHidden/>
-              </w:rPr>
-              <w:fldChar w:fldCharType="separate"/>
-            </w:r>
-            <w:r>
-              <w:rPr>
-                <w:noProof/>
-                <w:webHidden/>
-              </w:rPr>
-              <w:t>58</w:t>
-            </w:r>
-            <w:r>
-              <w:rPr>
-                <w:noProof/>
-                <w:webHidden/>
-              </w:rPr>
-              <w:fldChar w:fldCharType="end"/>
-            </w:r>
-          </w:hyperlink>
-        </w:p>
-        <w:p>
-          <w:pPr>
-            <w:pStyle w:val="TOC2"/>
-            <w:tabs>
-              <w:tab w:val="right" w:leader="dot" w:pos="9350"/>
-            </w:tabs>
-            <w:rPr>
-              <w:noProof/>
-              <w:kern w:val="2"/>
-              <w:sz w:val="24"/>
-              <w:szCs w:val="24"/>
-              <w:lang w:val="en-AU" w:eastAsia="en-AU"/>
-              <w14:ligatures w14:val="standardContextual"/>
-            </w:rPr>
-          </w:pPr>
-          <w:hyperlink w:anchor="_Toc225589490" w:history="1">
-            <w:r>
-              <w:rPr>
-                <w:rStyle w:val="Hyperlink"/>
-                <w:noProof/>
-              </w:rPr>
-              <w:t>Version 15.4 (February 2026)</w:t>
-            </w:r>
-            <w:r>
-              <w:rPr>
-                <w:noProof/>
-                <w:webHidden/>
-              </w:rPr>
-              <w:tab/>
-            </w:r>
-            <w:r>
-              <w:rPr>
-                <w:noProof/>
-                <w:webHidden/>
-              </w:rPr>
-              <w:fldChar w:fldCharType="begin"/>
-            </w:r>
-            <w:r>
-              <w:rPr>
-                <w:noProof/>
-                <w:webHidden/>
-              </w:rPr>
-              <w:instrText xml:space="preserve"> PAGEREF _Toc225589490 \h </w:instrText>
-            </w:r>
-            <w:r>
-              <w:rPr>
-                <w:noProof/>
-                <w:webHidden/>
-              </w:rPr>
-            </w:r>
-            <w:r>
-              <w:rPr>
-                <w:noProof/>
-                <w:webHidden/>
-              </w:rPr>
-              <w:fldChar w:fldCharType="separate"/>
-            </w:r>
-            <w:r>
-              <w:rPr>
-                <w:noProof/>
-                <w:webHidden/>
-              </w:rPr>
-              <w:t>58</w:t>
-            </w:r>
-            <w:r>
-              <w:rPr>
-                <w:noProof/>
-                <w:webHidden/>
-              </w:rPr>
-              <w:fldChar w:fldCharType="end"/>
-            </w:r>
-          </w:hyperlink>
-        </w:p>
-        <w:p>
-          <w:pPr>
-            <w:pStyle w:val="TOC2"/>
-            <w:tabs>
-              <w:tab w:val="right" w:leader="dot" w:pos="9350"/>
-            </w:tabs>
-            <w:rPr>
-              <w:noProof/>
-              <w:kern w:val="2"/>
-              <w:sz w:val="24"/>
-              <w:szCs w:val="24"/>
-              <w:lang w:val="en-AU" w:eastAsia="en-AU"/>
-              <w14:ligatures w14:val="standardContextual"/>
-            </w:rPr>
-          </w:pPr>
-          <w:hyperlink w:anchor="_Toc225589491" w:history="1">
-            <w:r>
-              <w:rPr>
-                <w:rStyle w:val="Hyperlink"/>
-                <w:noProof/>
-              </w:rPr>
-              <w:t>Version 15.2 (February 2026)</w:t>
-            </w:r>
-            <w:r>
-              <w:rPr>
-                <w:noProof/>
-                <w:webHidden/>
-              </w:rPr>
-              <w:tab/>
-            </w:r>
-            <w:r>
-              <w:rPr>
-                <w:noProof/>
-                <w:webHidden/>
-              </w:rPr>
-              <w:fldChar w:fldCharType="begin"/>
-            </w:r>
-            <w:r>
-              <w:rPr>
-                <w:noProof/>
-                <w:webHidden/>
-              </w:rPr>
-              <w:instrText xml:space="preserve"> PAGEREF _Toc225589491 \h </w:instrText>
-            </w:r>
-            <w:r>
-              <w:rPr>
-                <w:noProof/>
-                <w:webHidden/>
-              </w:rPr>
-            </w:r>
-            <w:r>
-              <w:rPr>
-                <w:noProof/>
-                <w:webHidden/>
-              </w:rPr>
-              <w:fldChar w:fldCharType="separate"/>
-            </w:r>
-            <w:r>
-              <w:rPr>
-                <w:noProof/>
-                <w:webHidden/>
-              </w:rPr>
-              <w:t>59</w:t>
-            </w:r>
-            <w:r>
-              <w:rPr>
-                <w:noProof/>
-                <w:webHidden/>
-              </w:rPr>
-              <w:fldChar w:fldCharType="end"/>
-            </w:r>
-          </w:hyperlink>
-        </w:p>
-        <w:p>
-          <w:pPr>
-            <w:pStyle w:val="TOC2"/>
-            <w:tabs>
-              <w:tab w:val="right" w:leader="dot" w:pos="9350"/>
-            </w:tabs>
-            <w:rPr>
-              <w:noProof/>
-              <w:kern w:val="2"/>
-              <w:sz w:val="24"/>
-              <w:szCs w:val="24"/>
-              <w:lang w:val="en-AU" w:eastAsia="en-AU"/>
-              <w14:ligatures w14:val="standardContextual"/>
-            </w:rPr>
-          </w:pPr>
-          <w:hyperlink w:anchor="_Toc225589492" w:history="1">
-            <w:r>
-              <w:rPr>
-                <w:rStyle w:val="Hyperlink"/>
-                <w:noProof/>
-              </w:rPr>
-              <w:t>Version 15.1 (February 2026)</w:t>
-            </w:r>
-            <w:r>
-              <w:rPr>
-                <w:noProof/>
-                <w:webHidden/>
-              </w:rPr>
-              <w:tab/>
-            </w:r>
-            <w:r>
-              <w:rPr>
-                <w:noProof/>
-                <w:webHidden/>
-              </w:rPr>
-              <w:fldChar w:fldCharType="begin"/>
-            </w:r>
-            <w:r>
-              <w:rPr>
-                <w:noProof/>
-                <w:webHidden/>
-              </w:rPr>
-              <w:instrText xml:space="preserve"> PAGEREF _Toc225589492 \h </w:instrText>
-            </w:r>
-            <w:r>
-              <w:rPr>
-                <w:noProof/>
-                <w:webHidden/>
-              </w:rPr>
-            </w:r>
-            <w:r>
-              <w:rPr>
-                <w:noProof/>
-                <w:webHidden/>
-              </w:rPr>
-              <w:fldChar w:fldCharType="separate"/>
-            </w:r>
-            <w:r>
-              <w:rPr>
-                <w:noProof/>
-                <w:webHidden/>
-              </w:rPr>
-              <w:t>59</w:t>
-            </w:r>
-            <w:r>
-              <w:rPr>
-                <w:noProof/>
-                <w:webHidden/>
-              </w:rPr>
-              <w:fldChar w:fldCharType="end"/>
-            </w:r>
-          </w:hyperlink>
-        </w:p>
-        <w:p>
-          <w:pPr>
-            <w:pStyle w:val="TOC2"/>
-            <w:tabs>
-              <w:tab w:val="right" w:leader="dot" w:pos="9350"/>
-            </w:tabs>
-            <w:rPr>
-              <w:noProof/>
-              <w:kern w:val="2"/>
-              <w:sz w:val="24"/>
-              <w:szCs w:val="24"/>
-              <w:lang w:val="en-AU" w:eastAsia="en-AU"/>
-              <w14:ligatures w14:val="standardContextual"/>
-            </w:rPr>
-          </w:pPr>
-          <w:hyperlink w:anchor="_Toc225589493" w:history="1">
-            <w:r>
-              <w:rPr>
-                <w:rStyle w:val="Hyperlink"/>
-                <w:noProof/>
-              </w:rPr>
-              <w:t>Version 15.0 (February 2026)</w:t>
-            </w:r>
-            <w:r>
-              <w:rPr>
-                <w:noProof/>
-                <w:webHidden/>
-              </w:rPr>
-              <w:tab/>
-            </w:r>
-            <w:r>
-              <w:rPr>
-                <w:noProof/>
-                <w:webHidden/>
-              </w:rPr>
-              <w:fldChar w:fldCharType="begin"/>
-            </w:r>
-            <w:r>
-              <w:rPr>
-                <w:noProof/>
-                <w:webHidden/>
-              </w:rPr>
-              <w:instrText xml:space="preserve"> PAGEREF _Toc225589493 \h </w:instrText>
-            </w:r>
-            <w:r>
-              <w:rPr>
-                <w:noProof/>
-                <w:webHidden/>
-              </w:rPr>
-            </w:r>
-            <w:r>
-              <w:rPr>
-                <w:noProof/>
-                <w:webHidden/>
-              </w:rPr>
-              <w:fldChar w:fldCharType="separate"/>
-            </w:r>
-            <w:r>
-              <w:rPr>
-                <w:noProof/>
-                <w:webHidden/>
-              </w:rPr>
-              <w:t>59</w:t>
             </w:r>
             <w:r>
               <w:rPr>
@@ -9168,7 +8435,7 @@
               <w14:ligatures w14:val="standardContextual"/>
             </w:rPr>
           </w:pPr>
-          <w:hyperlink w:anchor="_Toc225589494" w:history="1">
+          <w:hyperlink w:anchor="_Toc225693020" w:history="1">
             <w:r>
               <w:rPr>
                 <w:rStyle w:val="Hyperlink"/>
@@ -9195,7 +8462,7 @@
                 <w:noProof/>
                 <w:webHidden/>
               </w:rPr>
-              <w:instrText xml:space="preserve"> PAGEREF _Toc225589494 \h </w:instrText>
+              <w:instrText xml:space="preserve"> PAGEREF _Toc225693020 \h </w:instrText>
             </w:r>
             <w:r>
               <w:rPr>
@@ -9215,7 +8482,7 @@
                 <w:noProof/>
                 <w:webHidden/>
               </w:rPr>
-              <w:t>59</w:t>
+              <w:t>54</w:t>
             </w:r>
             <w:r>
               <w:rPr>
@@ -9257,7 +8524,7 @@
       <w:pPr>
         <w:pStyle w:val="Heading1"/>
       </w:pPr>
-      <w:bookmarkStart w:id="0" w:name="_Toc225589372"/>
+      <w:bookmarkStart w:id="0" w:name="_Toc225692910"/>
       <w:r>
         <w:lastRenderedPageBreak/>
         <w:t>PART 1: GETTING STARTED</w:t>
@@ -9276,7 +8543,7 @@
       <w:pPr>
         <w:pStyle w:val="Heading2"/>
       </w:pPr>
-      <w:bookmarkStart w:id="1" w:name="_Toc225589373"/>
+      <w:bookmarkStart w:id="1" w:name="_Toc225692911"/>
       <w:r>
         <w:t>1.1 Overview</w:t>
       </w:r>
@@ -9291,7 +8558,7 @@
       <w:pPr>
         <w:pStyle w:val="Heading3"/>
       </w:pPr>
-      <w:bookmarkStart w:id="2" w:name="_Toc225589374"/>
+      <w:bookmarkStart w:id="2" w:name="_Toc225692912"/>
       <w:r>
         <w:t>Key Features</w:t>
       </w:r>
@@ -9356,7 +8623,7 @@
       <w:pPr>
         <w:pStyle w:val="Heading2"/>
       </w:pPr>
-      <w:bookmarkStart w:id="3" w:name="_Toc225589375"/>
+      <w:bookmarkStart w:id="3" w:name="_Toc225692913"/>
       <w:r>
         <w:lastRenderedPageBreak/>
         <w:t>1.2 Quick Start Guide</w:t>
@@ -9367,7 +8634,7 @@
       <w:pPr>
         <w:pStyle w:val="Heading3"/>
       </w:pPr>
-      <w:bookmarkStart w:id="4" w:name="_Toc225589376"/>
+      <w:bookmarkStart w:id="4" w:name="_Toc225692914"/>
       <w:r>
         <w:t>Basic Setup (5 minutes)</w:t>
       </w:r>
@@ -9394,7 +8661,7 @@
                     <pic:cNvPicPr/>
                   </pic:nvPicPr>
                   <pic:blipFill>
-                    <a:blip r:embed="rId9"/>
+                    <a:blip r:embed="rId11"/>
                     <a:stretch>
                       <a:fillRect/>
                     </a:stretch>
@@ -9461,7 +8728,15 @@
     </w:p>
     <w:p>
       <w:r>
-        <w:t>• Base Annual Spending in Retirement: Essential plus discretionary spending in retirement</w:t>
+        <w:t xml:space="preserve">• Base Annual Spending in Retirement: Essential plus discretionary spending </w:t>
+      </w:r>
+      <w:proofErr w:type="gramStart"/>
+      <w:r>
+        <w:t>in</w:t>
+      </w:r>
+      <w:proofErr w:type="gramEnd"/>
+      <w:r>
+        <w:t xml:space="preserve"> retirement</w:t>
       </w:r>
     </w:p>
     <w:p>
@@ -9603,7 +8878,7 @@
                     <pic:cNvPicPr/>
                   </pic:nvPicPr>
                   <pic:blipFill>
-                    <a:blip r:embed="rId10"/>
+                    <a:blip r:embed="rId12"/>
                     <a:stretch>
                       <a:fillRect/>
                     </a:stretch>
@@ -9665,7 +8940,7 @@
       <w:pPr>
         <w:pStyle w:val="Heading3"/>
       </w:pPr>
-      <w:bookmarkStart w:id="5" w:name="_Toc225589377"/>
+      <w:bookmarkStart w:id="5" w:name="_Toc225692915"/>
       <w:r>
         <w:t>Understanding Results</w:t>
       </w:r>
@@ -9702,7 +8977,7 @@
       <w:pPr>
         <w:pStyle w:val="Heading2"/>
       </w:pPr>
-      <w:bookmarkStart w:id="6" w:name="_Toc225589378"/>
+      <w:bookmarkStart w:id="6" w:name="_Toc225692916"/>
       <w:r>
         <w:lastRenderedPageBreak/>
         <w:t>1.3 Save/Load Scenarios</w:t>
@@ -9735,7 +9010,7 @@
                     <pic:cNvPicPr/>
                   </pic:nvPicPr>
                   <pic:blipFill>
-                    <a:blip r:embed="rId11"/>
+                    <a:blip r:embed="rId13"/>
                     <a:stretch>
                       <a:fillRect/>
                     </a:stretch>
@@ -9760,7 +9035,7 @@
       <w:pPr>
         <w:pStyle w:val="Heading3"/>
       </w:pPr>
-      <w:bookmarkStart w:id="7" w:name="_Toc225589379"/>
+      <w:bookmarkStart w:id="7" w:name="_Toc225692917"/>
       <w:r>
         <w:t>Saving a Scenario</w:t>
       </w:r>
@@ -9798,7 +9073,7 @@
       <w:pPr>
         <w:pStyle w:val="Heading3"/>
       </w:pPr>
-      <w:bookmarkStart w:id="8" w:name="_Toc225589380"/>
+      <w:bookmarkStart w:id="8" w:name="_Toc225692918"/>
       <w:r>
         <w:t>Loading a Scenario</w:t>
       </w:r>
@@ -9836,7 +9111,7 @@
       <w:pPr>
         <w:pStyle w:val="Heading3"/>
       </w:pPr>
-      <w:bookmarkStart w:id="9" w:name="_Toc225589381"/>
+      <w:bookmarkStart w:id="9" w:name="_Toc225692919"/>
       <w:r>
         <w:t>Export/Import (JSON Backup)</w:t>
       </w:r>
@@ -9844,7 +9119,15 @@
     </w:p>
     <w:p>
       <w:r>
-        <w:t>Export to JSON: Creates a downloadable .json file containing your scenario. Use this for:</w:t>
+        <w:t>Export to JSON: Creates a downloadable .</w:t>
+      </w:r>
+      <w:proofErr w:type="spellStart"/>
+      <w:r>
+        <w:t>json</w:t>
+      </w:r>
+      <w:proofErr w:type="spellEnd"/>
+      <w:r>
+        <w:t xml:space="preserve"> file containing your scenario. Use this for:</w:t>
       </w:r>
       <w:r>
         <w:br/>
@@ -9903,7 +9186,15 @@
       </w:r>
       <w:r>
         <w:br/>
-        <w:t>3. Select your .json file</w:t>
+        <w:t>3. Select your .</w:t>
+      </w:r>
+      <w:proofErr w:type="spellStart"/>
+      <w:r>
+        <w:t>json</w:t>
+      </w:r>
+      <w:proofErr w:type="spellEnd"/>
+      <w:r>
+        <w:t xml:space="preserve"> file</w:t>
       </w:r>
       <w:r>
         <w:br/>
@@ -9921,7 +9212,7 @@
       <w:pPr>
         <w:pStyle w:val="Heading3"/>
       </w:pPr>
-      <w:bookmarkStart w:id="10" w:name="_Toc225589382"/>
+      <w:bookmarkStart w:id="10" w:name="_Toc225692920"/>
       <w:r>
         <w:t>Auto-Save</w:t>
       </w:r>
@@ -9929,7 +9220,15 @@
     </w:p>
     <w:p>
       <w:r>
-        <w:t>The calculator automatically saves your inputs to your browser's local storage every time you make a change. If you close your browser and return later, your inputs will be restored.</w:t>
+        <w:t xml:space="preserve">The calculator automatically saves your inputs to your browser's local storage every time you make a change. If you close your browser and return later, your </w:t>
+      </w:r>
+      <w:proofErr w:type="gramStart"/>
+      <w:r>
+        <w:t>inputs</w:t>
+      </w:r>
+      <w:proofErr w:type="gramEnd"/>
+      <w:r>
+        <w:t xml:space="preserve"> will be restored.</w:t>
       </w:r>
     </w:p>
     <w:p>
@@ -9946,7 +9245,7 @@
       <w:pPr>
         <w:pStyle w:val="Heading3"/>
       </w:pPr>
-      <w:bookmarkStart w:id="11" w:name="_Toc225589383"/>
+      <w:bookmarkStart w:id="11" w:name="_Toc225692921"/>
       <w:r>
         <w:t>Best Practices</w:t>
       </w:r>
@@ -10008,14 +9307,22 @@
       </w:r>
       <w:r>
         <w:lastRenderedPageBreak/>
-        <w:t>typically store 100-500 scenarios. Export old scenarios to JSON and delete from your browser if you approach the limits.</w:t>
+        <w:t xml:space="preserve">typically store 100-500 scenarios. Export old scenarios to JSON and </w:t>
+      </w:r>
+      <w:proofErr w:type="gramStart"/>
+      <w:r>
+        <w:t>delete</w:t>
+      </w:r>
+      <w:proofErr w:type="gramEnd"/>
+      <w:r>
+        <w:t xml:space="preserve"> from your browser if you approach the limits.</w:t>
       </w:r>
     </w:p>
     <w:p>
       <w:pPr>
         <w:pStyle w:val="Heading2"/>
       </w:pPr>
-      <w:bookmarkStart w:id="12" w:name="_Toc225589384"/>
+      <w:bookmarkStart w:id="12" w:name="_Toc225692922"/>
       <w:r>
         <w:t>1.4 Understanding the Interface</w:t>
       </w:r>
@@ -10025,7 +9332,7 @@
       <w:pPr>
         <w:pStyle w:val="Heading3"/>
       </w:pPr>
-      <w:bookmarkStart w:id="13" w:name="_Toc225589385"/>
+      <w:bookmarkStart w:id="13" w:name="_Toc225692923"/>
       <w:r>
         <w:t>Display Mode Toggle</w:t>
       </w:r>
@@ -10041,7 +9348,21 @@
         <w:rPr>
           <w:b/>
         </w:rPr>
-        <w:t xml:space="preserve">Real $ (Current  Year): </w:t>
+        <w:t>Real $ (</w:t>
+      </w:r>
+      <w:proofErr w:type="gramStart"/>
+      <w:r>
+        <w:rPr>
+          <w:b/>
+        </w:rPr>
+        <w:t>Current  Year</w:t>
+      </w:r>
+      <w:proofErr w:type="gramEnd"/>
+      <w:r>
+        <w:rPr>
+          <w:b/>
+        </w:rPr>
+        <w:t xml:space="preserve">): </w:t>
       </w:r>
       <w:r>
         <w:t>Values adjusted to current year purchasing power. Example: a nominal balance of $133,469 in Year 10 shows as $100,000 — reflecting that $133,469 in 10 years has the same buying power as $100,000 today, assuming 2.5% CPI. Use this to understand future amounts relative to your current cost of living.</w:t>
@@ -10066,8 +9387,13 @@
         <w:t xml:space="preserve">Nominal $: </w:t>
       </w:r>
       <w:r>
-        <w:t>Future dollar amounts without inflation adjustment. Example: $133,469 in Year 10 shows as $133,469. Use this to match bank statements, fund projections, and Centrelink estimates..</w:t>
-      </w:r>
+        <w:t xml:space="preserve">Future dollar amounts without inflation adjustment. Example: $133,469 in Year 10 shows as $133,469. Use this to match bank statements, fund projections, and Centrelink </w:t>
+      </w:r>
+      <w:proofErr w:type="gramStart"/>
+      <w:r>
+        <w:t>estimates..</w:t>
+      </w:r>
+      <w:proofErr w:type="gramEnd"/>
     </w:p>
     <w:p>
       <w:r>
@@ -10090,7 +9416,7 @@
                     <pic:cNvPicPr/>
                   </pic:nvPicPr>
                   <pic:blipFill>
-                    <a:blip r:embed="rId12"/>
+                    <a:blip r:embed="rId14"/>
                     <a:stretch>
                       <a:fillRect/>
                     </a:stretch>
@@ -10115,7 +9441,7 @@
       <w:pPr>
         <w:pStyle w:val="Heading3"/>
       </w:pPr>
-      <w:bookmarkStart w:id="14" w:name="_Toc225589386"/>
+      <w:bookmarkStart w:id="14" w:name="_Toc225692924"/>
       <w:r>
         <w:t>Collapsible Sections</w:t>
       </w:r>
@@ -10130,7 +9456,7 @@
       <w:pPr>
         <w:pStyle w:val="Heading2"/>
       </w:pPr>
-      <w:bookmarkStart w:id="15" w:name="_Toc225589387"/>
+      <w:bookmarkStart w:id="15" w:name="_Toc225692925"/>
       <w:r>
         <w:lastRenderedPageBreak/>
         <w:t>1.5 Enhanced Warning Systems</w:t>
@@ -10141,7 +9467,7 @@
       <w:pPr>
         <w:pStyle w:val="Heading3"/>
       </w:pPr>
-      <w:bookmarkStart w:id="16" w:name="_Toc225589388"/>
+      <w:bookmarkStart w:id="16" w:name="_Toc225692926"/>
       <w:r>
         <w:t>Early Portfolio Depletion Warning</w:t>
       </w:r>
@@ -10177,7 +9503,7 @@
       <w:pPr>
         <w:pStyle w:val="Heading3"/>
       </w:pPr>
-      <w:bookmarkStart w:id="17" w:name="_Toc225589389"/>
+      <w:bookmarkStart w:id="17" w:name="_Toc225692927"/>
       <w:r>
         <w:t>Stale Results Detection (Monte Carlo)</w:t>
       </w:r>
@@ -10226,7 +9552,7 @@
       <w:pPr>
         <w:pStyle w:val="Heading3"/>
       </w:pPr>
-      <w:bookmarkStart w:id="18" w:name="_Toc225589390"/>
+      <w:bookmarkStart w:id="18" w:name="_Toc225692928"/>
       <w:r>
         <w:t>Data Currency Notice</w:t>
       </w:r>
@@ -10234,14 +9560,22 @@
     </w:p>
     <w:p>
       <w:r>
-        <w:t>A small indicator appears at the top of the calculator showing the currency status of the financial parameters built into the tool — Age Pension rates, deeming rates, Work Bonus amounts, super contribution caps, and similar figures that are updated periodically by government. When all data is current the indicator is green and shows "All data current." When a parameter is due for update within 30 days it turns amber; when it is overdue it turns red. Click the indicator to expand a table showing each data item, its next scheduled review date, and a brief note on the source. This is particularly relevant around the Age Pension indexation dates of 20 March and 20 September each year, when rates and thresholds are updated by Services Australia.</w:t>
+        <w:t xml:space="preserve">A small indicator appears at the top of the calculator showing the currency status of the financial parameters built into the tool — Age Pension rates, deeming rates, Work Bonus amounts, super contribution caps, and similar figures that are updated periodically by government. When all data is current the indicator is green and shows "All data current." When a parameter is due for update within 30 days it turns amber; when it is </w:t>
+      </w:r>
+      <w:proofErr w:type="gramStart"/>
+      <w:r>
+        <w:t>overdue</w:t>
+      </w:r>
+      <w:proofErr w:type="gramEnd"/>
+      <w:r>
+        <w:t xml:space="preserve"> it turns red. Click the indicator to expand a table showing each data item, its next scheduled review date, and a brief note on the source. This is particularly relevant around the Age Pension indexation dates of 20 March and 20 September each year, when rates and thresholds are updated by Services Australia.</w:t>
       </w:r>
     </w:p>
     <w:p>
       <w:pPr>
         <w:pStyle w:val="Heading1"/>
       </w:pPr>
-      <w:bookmarkStart w:id="19" w:name="_Toc225589391"/>
+      <w:bookmarkStart w:id="19" w:name="_Toc225692929"/>
       <w:r>
         <w:t>PART 2: CORE INPUTS</w:t>
       </w:r>
@@ -10251,7 +9585,7 @@
       <w:pPr>
         <w:pStyle w:val="Heading2"/>
       </w:pPr>
-      <w:bookmarkStart w:id="20" w:name="_Toc225589392"/>
+      <w:bookmarkStart w:id="20" w:name="_Toc225692930"/>
       <w:r>
         <w:t>2.1 Initial Financial Situation</w:t>
       </w:r>
@@ -10261,7 +9595,7 @@
       <w:pPr>
         <w:pStyle w:val="Heading3"/>
       </w:pPr>
-      <w:bookmarkStart w:id="21" w:name="_Toc225589393"/>
+      <w:bookmarkStart w:id="21" w:name="_Toc225692931"/>
       <w:r>
         <w:t>Age Turning This Year &amp; Retirement Age</w:t>
       </w:r>
@@ -10276,7 +9610,7 @@
       <w:pPr>
         <w:pStyle w:val="Heading3"/>
       </w:pPr>
-      <w:bookmarkStart w:id="22" w:name="_Toc225589394"/>
+      <w:bookmarkStart w:id="22" w:name="_Toc225692932"/>
       <w:r>
         <w:lastRenderedPageBreak/>
         <w:t>Modelled Death Age &amp; Sex</w:t>
@@ -10326,14 +9660,22 @@
         <w:t xml:space="preserve">Variable death age in MC: </w:t>
       </w:r>
       <w:r>
-        <w:t>When enabled (checkbox at the bottom of the Death Scenario Modelling tab), each parametric Monte Carlo run samples a different death age from a normal distribution centred on the ABS life expectancy for your sex and current age, with a standard deviation of 10 years. This means some runs end at age 74, others at 102, reflecting genuine longevity uncertainty. The deterministic simulation always uses the fixed Modelled Death Age you set. This option is only available for parametric Monte Carlo — Historical Monte Carlo uses fixed 35-year windows to preserve the integrity of historical return sequences.</w:t>
+        <w:t xml:space="preserve">When enabled (checkbox at the bottom of the Death Scenario Modelling tab), each parametric Monte Carlo run samples a different death age from a normal distribution </w:t>
+      </w:r>
+      <w:proofErr w:type="spellStart"/>
+      <w:r>
+        <w:t>centred</w:t>
+      </w:r>
+      <w:proofErr w:type="spellEnd"/>
+      <w:r>
+        <w:t xml:space="preserve"> on the ABS life expectancy for your sex and current age, with a standard deviation of 10 years. This means some runs end at age 74, others at 102, reflecting genuine longevity uncertainty. The deterministic simulation always uses the fixed Modelled Death Age you set. This option is only available for parametric Monte Carlo — Historical Monte Carlo uses fixed 35-year windows to preserve the integrity of historical return sequences.</w:t>
       </w:r>
     </w:p>
     <w:p>
       <w:pPr>
         <w:pStyle w:val="Heading3"/>
       </w:pPr>
-      <w:bookmarkStart w:id="23" w:name="_Toc225589395"/>
+      <w:bookmarkStart w:id="23" w:name="_Toc225692933"/>
       <w:r>
         <w:t>Portfolio Buckets</w:t>
       </w:r>
@@ -10347,7 +9689,15 @@
         <w:t xml:space="preserve">Super Balance at Retirement / Main Super Balance: </w:t>
       </w:r>
       <w:r>
-        <w:t>Your projected superannuation balance at the date of retirement. If retiring soon, use your current balance. If years away, use an online super projection calculator or your fund’s estimate to determine what it will be when you retire</w:t>
+        <w:t xml:space="preserve">Your projected superannuation balance at the date of retirement. </w:t>
+      </w:r>
+      <w:proofErr w:type="gramStart"/>
+      <w:r>
+        <w:t>If retiring</w:t>
+      </w:r>
+      <w:proofErr w:type="gramEnd"/>
+      <w:r>
+        <w:t xml:space="preserve"> soon, use your current balance. If years away, use an online super projection calculator or your fund’s estimate to determine what it will be when you retire</w:t>
       </w:r>
       <w:r>
         <w:rPr>
@@ -10388,14 +9738,30 @@
         <w:t xml:space="preserve">Cash Account: </w:t>
       </w:r>
       <w:r>
-        <w:t>Emergency fund earning the same configurable return as the Sequencing Buffer (default 3% per year). Accessed first in the withdrawal hierarchy. Holds overflow cash when pension income plus minimum super drawdowns exceed expenses.</w:t>
+        <w:t xml:space="preserve">Emergency </w:t>
+      </w:r>
+      <w:proofErr w:type="gramStart"/>
+      <w:r>
+        <w:t>fund earning</w:t>
+      </w:r>
+      <w:proofErr w:type="gramEnd"/>
+      <w:r>
+        <w:t xml:space="preserve"> the same configurable return as the Sequencing Buffer (default 3% per year). Accessed first in the withdrawal hierarchy. Holds overflow cash when pension income plus minimum super drawdowns </w:t>
+      </w:r>
+      <w:proofErr w:type="gramStart"/>
+      <w:r>
+        <w:t>exceed</w:t>
+      </w:r>
+      <w:proofErr w:type="gramEnd"/>
+      <w:r>
+        <w:t xml:space="preserve"> expenses.</w:t>
       </w:r>
     </w:p>
     <w:p>
       <w:pPr>
         <w:pStyle w:val="Heading3"/>
       </w:pPr>
-      <w:bookmarkStart w:id="24" w:name="_Toc225589396"/>
+      <w:bookmarkStart w:id="24" w:name="_Toc225692934"/>
       <w:r>
         <w:t>Homeownership Status</w:t>
       </w:r>
@@ -10403,14 +9769,22 @@
     </w:p>
     <w:p>
       <w:r>
-        <w:t>Affects Age Pension asset test thresholds. Homeowners have a lower asset test threshold ($321,500 for singles) because the principal residence is exempt. Non-homeowners have a higher threshold ($579,500 for singles) to compensate for housing costs. Select 'Yes' if you will own your home at retirement.</w:t>
+        <w:t xml:space="preserve">Affects Age Pension asset test thresholds. Homeowners have a lower asset test threshold ($321,500 for singles) because the principal residence is exempt. Non-homeowners have a higher threshold ($579,500 for singles) to compensate for housing costs. Select 'Yes' if </w:t>
+      </w:r>
+      <w:proofErr w:type="gramStart"/>
+      <w:r>
+        <w:t>you will</w:t>
+      </w:r>
+      <w:proofErr w:type="gramEnd"/>
+      <w:r>
+        <w:t xml:space="preserve"> own your home at retirement.</w:t>
       </w:r>
     </w:p>
     <w:p>
       <w:pPr>
         <w:pStyle w:val="Heading2"/>
       </w:pPr>
-      <w:bookmarkStart w:id="25" w:name="_Toc225589397"/>
+      <w:bookmarkStart w:id="25" w:name="_Toc225692935"/>
       <w:r>
         <w:lastRenderedPageBreak/>
         <w:t>2.2 Retirement Spending</w:t>
@@ -10421,7 +9795,7 @@
       <w:pPr>
         <w:pStyle w:val="Heading3"/>
       </w:pPr>
-      <w:bookmarkStart w:id="26" w:name="_Toc225589398"/>
+      <w:bookmarkStart w:id="26" w:name="_Toc225692936"/>
       <w:r>
         <w:t>Base Annual Spending in Retirement</w:t>
       </w:r>
@@ -10458,14 +9832,28 @@
         <w:rPr>
           <w:lang w:val="en-AU"/>
         </w:rPr>
-        <w:t>A "Not sure? See spending benchmarks" link appears below this field showing reference ranges for homeowners (December 2025 figures): Comfortable ~$77,375/$54,840 couple/single, Modest ~$51,299/$35,503 couple/single, and Above Average $150k–$200k for couples (BDO). A link to the Moneysmart Budget Planner is also provided for building a personalised estimate. Note that these benchmarks assume homeownership — renters will need more.</w:t>
+        <w:t xml:space="preserve">A "Not sure? See spending benchmarks" link appears below this field showing reference ranges for homeowners (December 2025 figures): Comfortable ~$77,375/$54,840 couple/single, Modest ~$51,299/$35,503 couple/single, and Above Average $150k–$200k for couples (BDO). A link to the </w:t>
+      </w:r>
+      <w:proofErr w:type="spellStart"/>
+      <w:r>
+        <w:rPr>
+          <w:lang w:val="en-AU"/>
+        </w:rPr>
+        <w:t>Moneysmart</w:t>
+      </w:r>
+      <w:proofErr w:type="spellEnd"/>
+      <w:r>
+        <w:rPr>
+          <w:lang w:val="en-AU"/>
+        </w:rPr>
+        <w:t xml:space="preserve"> Budget Planner is also provided for building a personalised estimate. Note that these benchmarks assume homeownership — renters will need more.</w:t>
       </w:r>
     </w:p>
     <w:p>
       <w:pPr>
         <w:pStyle w:val="Heading3"/>
       </w:pPr>
-      <w:bookmarkStart w:id="27" w:name="_Toc225589399"/>
+      <w:bookmarkStart w:id="27" w:name="_Toc225692937"/>
       <w:r>
         <w:t>Find Sustainable Spending</w:t>
       </w:r>
@@ -10473,7 +9861,15 @@
     </w:p>
     <w:p>
       <w:r>
-        <w:t>A “Find sustainable spending” link appears below the spending benchmarks. Clicking it expands a panel that solves for the maximum base spending your portfolio can sustain, using your current inputs across the full simulation engine — Age Pension means testing, couple tracking, guardrails, pension income, and all other settings are included.</w:t>
+        <w:t xml:space="preserve">A “Find sustainable spending” link appears below the spending benchmarks. </w:t>
+      </w:r>
+      <w:proofErr w:type="gramStart"/>
+      <w:r>
+        <w:t>Clicking it</w:t>
+      </w:r>
+      <w:proofErr w:type="gramEnd"/>
+      <w:r>
+        <w:t xml:space="preserve"> expands a panel that solves for the maximum base spending your portfolio can sustain, using your current inputs across the full simulation engine — Age Pension means testing, couple tracking, guardrails, pension income, and all other settings are included.</w:t>
       </w:r>
     </w:p>
     <w:p>
@@ -10488,7 +9884,15 @@
         <w:t xml:space="preserve">: </w:t>
       </w:r>
       <w:r>
-        <w:t>Uses a binary search to find the base spending level that leaves your portfolio at the target ending balance at your Modelled Death Age, under the current constant return assumption. Enter a target ending balance (default $0 for full spend-down, or a higher figure as a bequest target). The result shows sustainable base spending in retirement-year dollars, the initial withdrawal rate, ending balance, and simulation horizon. A green Apply button populates the Base Annual Spending field directly.</w:t>
+        <w:t xml:space="preserve">Uses a binary search to find the base spending level that leaves your portfolio at the target ending balance at your Modelled Death Age, under the current constant return assumption. Enter a target ending balance (default $0 for full </w:t>
+      </w:r>
+      <w:proofErr w:type="gramStart"/>
+      <w:r>
+        <w:t>spend-down</w:t>
+      </w:r>
+      <w:proofErr w:type="gramEnd"/>
+      <w:r>
+        <w:t>, or a higher figure as a bequest target). The result shows sustainable base spending in retirement-year dollars, the initial withdrawal rate, ending balance, and simulation horizon. A green Apply button populates the Base Annual Spending field directly.</w:t>
       </w:r>
     </w:p>
     <w:p>
@@ -10532,7 +9936,7 @@
       <w:pPr>
         <w:pStyle w:val="Heading3"/>
       </w:pPr>
-      <w:bookmarkStart w:id="28" w:name="_Toc225589400"/>
+      <w:bookmarkStart w:id="28" w:name="_Toc225692938"/>
       <w:r>
         <w:t>Spending Patterns (see 3.4 Withdrawal Strategy)</w:t>
       </w:r>
@@ -10563,14 +9967,22 @@
         <w:t xml:space="preserve">JP Morgan (Declining): </w:t>
       </w:r>
       <w:r>
-        <w:t>Spending curve declines gradually with age (relative to CPI) based on Blanchett (2014) and JP Morgan (2024) research adjusted for Australia. This models three phases. In the early "go-go" years (years 1–10), real spending declines ~1.0% per year as initial retirement enthusiasm moderates. In the "slow-go" years (years 11–20), the decline accelerates to ~1.5% per year as activity reduces. In the "no-go" years (21+), spending tapers to ~0.5% annual real decline. Note that aged care costs (if enabled) are modelled separately on top of this curve, which can cause total spending to rise again in later years. This is the default and is generally more realistic than CPI (Level).</w:t>
+        <w:t xml:space="preserve">Spending curve declines gradually with age (relative to CPI) based on Blanchett (2014) and JP Morgan (2024) research adjusted for Australia. This </w:t>
+      </w:r>
+      <w:proofErr w:type="gramStart"/>
+      <w:r>
+        <w:t>models</w:t>
+      </w:r>
+      <w:proofErr w:type="gramEnd"/>
+      <w:r>
+        <w:t xml:space="preserve"> three phases. In the early "go-go" years (years 1–10), real spending declines ~1.0% per year as initial retirement enthusiasm moderates. In the "slow-go" years (years 11–20), the decline accelerates to ~1.5% per year as activity reduces. In the "no-go" years (21+), spending tapers to ~0.5% annual real decline. Note that aged care costs (if enabled) are modelled separately on top of this curve, which can cause total spending to rise again in later years. This is the default and is generally more realistic than CPI (Level).</w:t>
       </w:r>
     </w:p>
     <w:p>
       <w:pPr>
         <w:pStyle w:val="Heading3"/>
       </w:pPr>
-      <w:bookmarkStart w:id="29" w:name="_Toc225589401"/>
+      <w:bookmarkStart w:id="29" w:name="_Toc225692939"/>
       <w:r>
         <w:t>Splurge Spending</w:t>
       </w:r>
@@ -10578,14 +9990,22 @@
     </w:p>
     <w:p>
       <w:r>
-        <w:t>Additional spending for major purchases or lifestyle upgrades. Configure start age, duration, annual amount, and ramp-down period. Example: $30k/year for 10 years starting at 65 for international travel, ramping down over final 3 years.</w:t>
+        <w:t xml:space="preserve">Additional spending </w:t>
+      </w:r>
+      <w:proofErr w:type="gramStart"/>
+      <w:r>
+        <w:t>for</w:t>
+      </w:r>
+      <w:proofErr w:type="gramEnd"/>
+      <w:r>
+        <w:t xml:space="preserve"> major purchases or lifestyle upgrades. Configure start age, duration, annual amount, and ramp-down period. Example: $30k/year for 10 years starting at 65 for international travel, ramping down over final 3 years.</w:t>
       </w:r>
     </w:p>
     <w:p>
       <w:pPr>
         <w:pStyle w:val="Heading2"/>
       </w:pPr>
-      <w:bookmarkStart w:id="30" w:name="_Toc225589402"/>
+      <w:bookmarkStart w:id="30" w:name="_Toc225692940"/>
       <w:r>
         <w:t>2.3 Pension Income</w:t>
       </w:r>
@@ -10595,7 +10015,7 @@
       <w:pPr>
         <w:pStyle w:val="Heading3"/>
       </w:pPr>
-      <w:bookmarkStart w:id="31" w:name="_Toc225589403"/>
+      <w:bookmarkStart w:id="31" w:name="_Toc225692941"/>
       <w:r>
         <w:t>Private Pension (Annuity/Defined Benefit)</w:t>
       </w:r>
@@ -10682,7 +10102,7 @@
       <w:pPr>
         <w:pStyle w:val="Heading3"/>
       </w:pPr>
-      <w:bookmarkStart w:id="32" w:name="_Toc225589404"/>
+      <w:bookmarkStart w:id="32" w:name="_Toc225692942"/>
       <w:r>
         <w:t>Age Pension</w:t>
       </w:r>
@@ -10739,7 +10159,7 @@
       <w:pPr>
         <w:pStyle w:val="Heading2"/>
       </w:pPr>
-      <w:bookmarkStart w:id="33" w:name="_Toc225589405"/>
+      <w:bookmarkStart w:id="33" w:name="_Toc225692943"/>
       <w:r>
         <w:t>2.4 Other Net Income</w:t>
       </w:r>
@@ -10754,7 +10174,7 @@
       <w:pPr>
         <w:pStyle w:val="Heading3"/>
       </w:pPr>
-      <w:bookmarkStart w:id="34" w:name="_Toc225589406"/>
+      <w:bookmarkStart w:id="34" w:name="_Toc225692944"/>
       <w:r>
         <w:t>Configuration Fields</w:t>
       </w:r>
@@ -10820,7 +10240,7 @@
       <w:pPr>
         <w:pStyle w:val="Heading3"/>
       </w:pPr>
-      <w:bookmarkStart w:id="35" w:name="_Toc225589407"/>
+      <w:bookmarkStart w:id="35" w:name="_Toc225692945"/>
       <w:r>
         <w:t>Common Scenarios</w:t>
       </w:r>
@@ -10904,7 +10324,7 @@
       <w:pPr>
         <w:pStyle w:val="Heading3"/>
       </w:pPr>
-      <w:bookmarkStart w:id="36" w:name="_Toc225589408"/>
+      <w:bookmarkStart w:id="36" w:name="_Toc225692946"/>
       <w:r>
         <w:lastRenderedPageBreak/>
         <w:t>Timing and Indexing</w:t>
@@ -10991,9 +10411,17 @@
       <w:pPr>
         <w:pStyle w:val="Heading2"/>
       </w:pPr>
-      <w:bookmarkStart w:id="37" w:name="_Toc225589409"/>
-      <w:r>
-        <w:t>2.5 Couple Tracking</w:t>
+      <w:bookmarkStart w:id="37" w:name="_Toc225692947"/>
+      <w:r>
+        <w:t xml:space="preserve">2.5 </w:t>
+      </w:r>
+      <w:proofErr w:type="gramStart"/>
+      <w:r>
+        <w:t>Couple</w:t>
+      </w:r>
+      <w:proofErr w:type="gramEnd"/>
+      <w:r>
+        <w:t xml:space="preserve"> Tracking</w:t>
       </w:r>
       <w:bookmarkEnd w:id="37"/>
     </w:p>
@@ -11024,7 +10452,7 @@
                     <pic:cNvPicPr/>
                   </pic:nvPicPr>
                   <pic:blipFill>
-                    <a:blip r:embed="rId13"/>
+                    <a:blip r:embed="rId15"/>
                     <a:stretch>
                       <a:fillRect/>
                     </a:stretch>
@@ -11050,7 +10478,7 @@
       <w:pPr>
         <w:pStyle w:val="Heading3"/>
       </w:pPr>
-      <w:bookmarkStart w:id="38" w:name="_Toc225589410"/>
+      <w:bookmarkStart w:id="38" w:name="_Toc225692948"/>
       <w:r>
         <w:t>Partner Configuration</w:t>
       </w:r>
@@ -11210,7 +10638,21 @@
         <w:rPr>
           <w:lang w:val="en-AU"/>
         </w:rPr>
-        <w:t xml:space="preserve"> — the percentage of pension income that continues to the surviving partner after death. Typically 67% for PSS and similar defined benefit schemes. Enter 0 if no reversionary benefit applies.</w:t>
+        <w:t xml:space="preserve"> — the percentage of pension income that continues to the surviving partner after death. </w:t>
+      </w:r>
+      <w:proofErr w:type="gramStart"/>
+      <w:r>
+        <w:rPr>
+          <w:lang w:val="en-AU"/>
+        </w:rPr>
+        <w:t>Typically</w:t>
+      </w:r>
+      <w:proofErr w:type="gramEnd"/>
+      <w:r>
+        <w:rPr>
+          <w:lang w:val="en-AU"/>
+        </w:rPr>
+        <w:t xml:space="preserve"> 67% for PSS and similar defined benefit schemes. Enter 0 if no reversionary benefit applies.</w:t>
       </w:r>
     </w:p>
     <w:p>
@@ -11268,14 +10710,28 @@
         <w:rPr>
           <w:lang w:val="en-AU"/>
         </w:rPr>
-        <w:t xml:space="preserve"> — the working partner's salary or other income while the other partner has already retired. This prevents the "insufficient funds" warning that can occur during the gap between staggered retirement dates, and is counted in the Age Pension income test.</w:t>
+        <w:t xml:space="preserve"> — the working partner's salary or other income while the other partner has already retired. This prevents the "insufficient funds" warning that can occur during the gap between staggered retirement </w:t>
+      </w:r>
+      <w:proofErr w:type="gramStart"/>
+      <w:r>
+        <w:rPr>
+          <w:lang w:val="en-AU"/>
+        </w:rPr>
+        <w:t>dates, and</w:t>
+      </w:r>
+      <w:proofErr w:type="gramEnd"/>
+      <w:r>
+        <w:rPr>
+          <w:lang w:val="en-AU"/>
+        </w:rPr>
+        <w:t xml:space="preserve"> is counted in the Age Pension income test.</w:t>
       </w:r>
     </w:p>
     <w:p>
       <w:pPr>
         <w:pStyle w:val="Heading3"/>
       </w:pPr>
-      <w:bookmarkStart w:id="39" w:name="_Toc225589411"/>
+      <w:bookmarkStart w:id="39" w:name="_Toc225692949"/>
       <w:r>
         <w:t>Year 1 Anchoring</w:t>
       </w:r>
@@ -11307,7 +10763,15 @@
     </w:p>
     <w:p>
       <w:r>
-        <w:t>Partner 2: Current age 56, retires at 65</w:t>
+        <w:t xml:space="preserve">Partner 2: Current age 56, </w:t>
+      </w:r>
+      <w:proofErr w:type="gramStart"/>
+      <w:r>
+        <w:t>retires</w:t>
+      </w:r>
+      <w:proofErr w:type="gramEnd"/>
+      <w:r>
+        <w:t xml:space="preserve"> at 65</w:t>
       </w:r>
     </w:p>
     <w:p>
@@ -11324,7 +10788,7 @@
       <w:pPr>
         <w:pStyle w:val="Heading3"/>
       </w:pPr>
-      <w:bookmarkStart w:id="40" w:name="_Toc225589412"/>
+      <w:bookmarkStart w:id="40" w:name="_Toc225692950"/>
       <w:r>
         <w:t>Super Withdrawal Logic</w:t>
       </w:r>
@@ -11388,7 +10852,7 @@
       <w:pPr>
         <w:pStyle w:val="Heading3"/>
       </w:pPr>
-      <w:bookmarkStart w:id="41" w:name="_Toc225589413"/>
+      <w:bookmarkStart w:id="41" w:name="_Toc225692951"/>
       <w:r>
         <w:lastRenderedPageBreak/>
         <w:t>Simulation Length</w:t>
@@ -11404,14 +10868,22 @@
         <w:t xml:space="preserve">Simulation Length (years): </w:t>
       </w:r>
       <w:r>
-        <w:t>How many years to run the simulation from the first partner’s retirement. This is the primary control for how long the couple scenario runs and is completely independent of the partner death ages configured below. Partner death ages only affect death scenario modelling — they have no bearing on how long the simulation runs. The field displays the equivalent end age for the first retiree as a reference. Default is derived from the longer-lived partner’s ABS life expectancy at first load, and can be adjusted freely.</w:t>
+        <w:t xml:space="preserve">How many years to run the simulation from the first partner’s retirement. This is the primary control for how long the couple scenario runs and is completely independent of the partner death ages configured below. Partner death ages only affect death scenario modelling — they have no bearing on how long the simulation runs. The field displays the equivalent end age for the first retiree as a reference. Default is derived from the longer-lived partner’s ABS life expectancy at first </w:t>
+      </w:r>
+      <w:proofErr w:type="gramStart"/>
+      <w:r>
+        <w:t>load, and</w:t>
+      </w:r>
+      <w:proofErr w:type="gramEnd"/>
+      <w:r>
+        <w:t xml:space="preserve"> can be adjusted freely.</w:t>
       </w:r>
     </w:p>
     <w:p>
       <w:pPr>
         <w:pStyle w:val="Heading3"/>
       </w:pPr>
-      <w:bookmarkStart w:id="42" w:name="_Toc225589414"/>
+      <w:bookmarkStart w:id="42" w:name="_Toc225692952"/>
       <w:r>
         <w:t>Death Scenario Modeling</w:t>
       </w:r>
@@ -11614,7 +11086,7 @@
                     <pic:cNvPicPr/>
                   </pic:nvPicPr>
                   <pic:blipFill>
-                    <a:blip r:embed="rId14"/>
+                    <a:blip r:embed="rId16"/>
                     <a:stretch>
                       <a:fillRect/>
                     </a:stretch>
@@ -11640,7 +11112,7 @@
       <w:pPr>
         <w:pStyle w:val="Heading3"/>
       </w:pPr>
-      <w:bookmarkStart w:id="43" w:name="_Toc225589415"/>
+      <w:bookmarkStart w:id="43" w:name="_Toc225692953"/>
       <w:r>
         <w:t>Age Pension for Couples</w:t>
       </w:r>
@@ -11685,7 +11157,7 @@
       <w:pPr>
         <w:pStyle w:val="Heading1"/>
       </w:pPr>
-      <w:bookmarkStart w:id="44" w:name="_Toc225589416"/>
+      <w:bookmarkStart w:id="44" w:name="_Toc225692954"/>
       <w:r>
         <w:lastRenderedPageBreak/>
         <w:t>PART 3: ADVANCED FEATURES</w:t>
@@ -11714,7 +11186,7 @@
                     <pic:cNvPicPr/>
                   </pic:nvPicPr>
                   <pic:blipFill>
-                    <a:blip r:embed="rId15"/>
+                    <a:blip r:embed="rId17"/>
                     <a:stretch>
                       <a:fillRect/>
                     </a:stretch>
@@ -11739,7 +11211,7 @@
       <w:pPr>
         <w:pStyle w:val="Heading2"/>
       </w:pPr>
-      <w:bookmarkStart w:id="45" w:name="_Toc225589417"/>
+      <w:bookmarkStart w:id="45" w:name="_Toc225692955"/>
       <w:r>
         <w:t>3.1 Withdrawal Strategy</w:t>
       </w:r>
@@ -11754,7 +11226,7 @@
       <w:pPr>
         <w:pStyle w:val="Heading3"/>
       </w:pPr>
-      <w:bookmarkStart w:id="46" w:name="_Toc225589418"/>
+      <w:bookmarkStart w:id="46" w:name="_Toc225692956"/>
       <w:r>
         <w:t>Base Spending Pattern</w:t>
       </w:r>
@@ -11804,7 +11276,23 @@
         <w:t>Disadvantages:</w:t>
       </w:r>
       <w:r>
-        <w:t xml:space="preserve"> Not representative of how retirees actually spend. Research consistently shows real spending declines with age. Using Constant Real often results in the simulation showing large unspent balances at death — technically a “successful” plan but one that undersells what you could have spent.</w:t>
+        <w:t xml:space="preserve"> Not representative of how retirees </w:t>
+      </w:r>
+      <w:proofErr w:type="gramStart"/>
+      <w:r>
+        <w:t>actually spend</w:t>
+      </w:r>
+      <w:proofErr w:type="gramEnd"/>
+      <w:r>
+        <w:t xml:space="preserve">. Research consistently </w:t>
+      </w:r>
+      <w:proofErr w:type="gramStart"/>
+      <w:r>
+        <w:t>shows</w:t>
+      </w:r>
+      <w:proofErr w:type="gramEnd"/>
+      <w:r>
+        <w:t xml:space="preserve"> real spending declines with age. Using Constant Real often results in the simulation showing large unspent balances at death — technically a “successful” plan but one that undersells what you could have spent.</w:t>
       </w:r>
     </w:p>
     <w:p>
@@ -11846,7 +11334,15 @@
     </w:p>
     <w:p>
       <w:r>
-        <w:t>• No-Go years (years 21+): Real spending tapers to ~0.5% annual decline. Non-discretionary costs (health, housing) dominate; total spending stabilises at a lower level. Note: if aged care is enabled, care costs are added on top of this curve and may cause total spending to rise again in later years.</w:t>
+        <w:t xml:space="preserve">• No-Go years (years 21+): Real spending tapers to ~0.5% annual decline. Non-discretionary costs (health, housing) dominate; total spending </w:t>
+      </w:r>
+      <w:proofErr w:type="spellStart"/>
+      <w:r>
+        <w:t>stabilises</w:t>
+      </w:r>
+      <w:proofErr w:type="spellEnd"/>
+      <w:r>
+        <w:t xml:space="preserve"> at a lower level. Note: if aged care is enabled, care costs are added on top of this curve and may cause total spending to rise again in later years.</w:t>
       </w:r>
     </w:p>
     <w:p>
@@ -11893,14 +11389,30 @@
         <w:t>When to use:</w:t>
       </w:r>
       <w:r>
-        <w:t xml:space="preserve"> Most retirement planning scenarios. This is the default and produces the most realistic projection for the majority of retirees. Run both patterns as a sensitivity check — the gap between them shows the value of declining spending.</w:t>
+        <w:t xml:space="preserve"> Most retirement planning scenarios. This is the default and produces the most realistic projection for </w:t>
+      </w:r>
+      <w:proofErr w:type="gramStart"/>
+      <w:r>
+        <w:t>the majority of</w:t>
+      </w:r>
+      <w:proofErr w:type="gramEnd"/>
+      <w:r>
+        <w:t xml:space="preserve"> retirees. </w:t>
+      </w:r>
+      <w:proofErr w:type="gramStart"/>
+      <w:r>
+        <w:t>Run</w:t>
+      </w:r>
+      <w:proofErr w:type="gramEnd"/>
+      <w:r>
+        <w:t xml:space="preserve"> both patterns as a sensitivity check — the gap between them shows the value of declining spending.</w:t>
       </w:r>
     </w:p>
     <w:p>
       <w:pPr>
         <w:pStyle w:val="Heading3"/>
       </w:pPr>
-      <w:bookmarkStart w:id="47" w:name="_Toc225589419"/>
+      <w:bookmarkStart w:id="47" w:name="_Toc225692957"/>
       <w:r>
         <w:t>Modifier 1: Forgo Inflation Adjustment</w:t>
       </w:r>
@@ -11908,7 +11420,15 @@
     </w:p>
     <w:p>
       <w:r>
-        <w:t xml:space="preserve">When enabled, the calculator skips the annual CPI increase in any year that follows a negative portfolio return. Nominal spending stays flat in that year rather than rising with inflation. Because the real spending base is not increased, the effect is a small real spending cut — you are spending slightly less in purchasing-power terms than you would have otherwise. In subsequent years with </w:t>
+        <w:t xml:space="preserve">When enabled, the calculator skips the annual CPI increase in any year that follows a </w:t>
+      </w:r>
+      <w:proofErr w:type="gramStart"/>
+      <w:r>
+        <w:t>negative portfolio</w:t>
+      </w:r>
+      <w:proofErr w:type="gramEnd"/>
+      <w:r>
+        <w:t xml:space="preserve"> return. Nominal spending stays flat in that year rather than rising with inflation. Because the real spending base is not increased, the effect is a small real spending cut — you are spending slightly less in purchasing-power terms than you would have otherwise. In subsequent years with </w:t>
       </w:r>
       <w:r>
         <w:lastRenderedPageBreak/>
@@ -12098,7 +11618,21 @@
         <w:rPr>
           <w:lang w:val="en-AU"/>
         </w:rPr>
-        <w:t>The J.P. Morgan real decline continues on top of this lower base</w:t>
+        <w:t xml:space="preserve">The J.P. Morgan real decline </w:t>
+      </w:r>
+      <w:proofErr w:type="gramStart"/>
+      <w:r>
+        <w:rPr>
+          <w:lang w:val="en-AU"/>
+        </w:rPr>
+        <w:t>continues on</w:t>
+      </w:r>
+      <w:proofErr w:type="gramEnd"/>
+      <w:r>
+        <w:rPr>
+          <w:lang w:val="en-AU"/>
+        </w:rPr>
+        <w:t xml:space="preserve"> top of this lower base</w:t>
       </w:r>
     </w:p>
     <w:p>
@@ -12147,7 +11681,21 @@
         <w:rPr>
           <w:lang w:val="en-AU"/>
         </w:rPr>
-        <w:t xml:space="preserve"> CPI uplift after bad years. In combination, a loss year produces both effects simultaneously — the J.P. Morgan multiplier reduces real spending by ~1%, and the foregone CPI increment means nominal spending also stays flat rather than rising 2.5%. The result is a slightly larger real spending cut in loss years than either mechanism alone would produce, which is actually the intended behaviour — loss years call for more restraint, not less.</w:t>
+        <w:t xml:space="preserve"> CPI uplift after bad years. In combination, a loss year produces both effects simultaneously — the J.P. Morgan multiplier reduces real spending by ~1%, and the foregone CPI increment means nominal spending also stays flat rather than rising 2.5%. The result is a slightly larger real spending cut in loss years than either mechanism alone would produce, which is </w:t>
+      </w:r>
+      <w:proofErr w:type="gramStart"/>
+      <w:r>
+        <w:rPr>
+          <w:lang w:val="en-AU"/>
+        </w:rPr>
+        <w:t>actually the</w:t>
+      </w:r>
+      <w:proofErr w:type="gramEnd"/>
+      <w:r>
+        <w:rPr>
+          <w:lang w:val="en-AU"/>
+        </w:rPr>
+        <w:t xml:space="preserve"> intended behaviour — loss years call for more restraint, not less.</w:t>
       </w:r>
     </w:p>
     <w:p>
@@ -12158,7 +11706,23 @@
         <w:t>Advantages:</w:t>
       </w:r>
       <w:r>
-        <w:t xml:space="preserve"> Very simple rule — easy to implement and explain. Low cash flow volatility; the adjustment in any single year is only the CPI increment (typically 2–3%). Works naturally with </w:t>
+        <w:t xml:space="preserve"> Very simple </w:t>
+      </w:r>
+      <w:proofErr w:type="gramStart"/>
+      <w:r>
+        <w:t>rule —</w:t>
+      </w:r>
+      <w:proofErr w:type="gramEnd"/>
+      <w:r>
+        <w:t xml:space="preserve"> easy to implement and explain. Low cash flow </w:t>
+      </w:r>
+      <w:proofErr w:type="gramStart"/>
+      <w:r>
+        <w:t>volatility;</w:t>
+      </w:r>
+      <w:proofErr w:type="gramEnd"/>
+      <w:r>
+        <w:t xml:space="preserve"> the adjustment in any single year is only the CPI increment (typically 2–3%). Works naturally with </w:t>
       </w:r>
       <w:r>
         <w:lastRenderedPageBreak/>
@@ -12173,7 +11737,23 @@
         <w:t>Disadvantages:</w:t>
       </w:r>
       <w:r>
-        <w:t xml:space="preserve"> The cut is permanent — the foregone CPI increment never comes back. After several consecutive loss years, the cumulative effect can be meaningful. The strategy reacts to last year’s return, which may not reflect your current portfolio position (e.g. the portfolio may have recovered intra-year). It also does not provide upside — there is no mechanism to increase spending above the CPI-adjusted level when markets perform well.</w:t>
+        <w:t xml:space="preserve"> The cut is permanent — the foregone CPI increment never comes back. After several consecutive loss years, the cumulative effect can be meaningful. The strategy reacts to last year’s return, which may not reflect your current portfolio position (e.g. the portfolio may have recovered intra-year). It also does </w:t>
+      </w:r>
+      <w:proofErr w:type="gramStart"/>
+      <w:r>
+        <w:t>not</w:t>
+      </w:r>
+      <w:proofErr w:type="gramEnd"/>
+      <w:r>
+        <w:t xml:space="preserve"> provide upside — </w:t>
+      </w:r>
+      <w:proofErr w:type="gramStart"/>
+      <w:r>
+        <w:t>there</w:t>
+      </w:r>
+      <w:proofErr w:type="gramEnd"/>
+      <w:r>
+        <w:t xml:space="preserve"> is no mechanism to increase spending above the CPI-adjusted level when markets perform well.</w:t>
       </w:r>
     </w:p>
     <w:p>
@@ -12191,7 +11771,7 @@
       <w:pPr>
         <w:pStyle w:val="Heading3"/>
       </w:pPr>
-      <w:bookmarkStart w:id="48" w:name="_Toc225589420"/>
+      <w:bookmarkStart w:id="48" w:name="_Toc225692958"/>
       <w:r>
         <w:t>Modifier 2: Guardrails (Guyton-Klinger)</w:t>
       </w:r>
@@ -12212,7 +11792,15 @@
     </w:p>
     <w:p>
       <w:r>
-        <w:t>1. Upper guardrail trigger: If your current withdrawal rate falls more than the upper threshold (default 20%) below the initial rate — meaning the portfolio has grown faster than spending — spending increases by the adjustment amount (default 10%). This prevents the common trap of underspending while sitting on a large portfolio.</w:t>
+        <w:t xml:space="preserve">1. Upper guardrail trigger: If your current withdrawal rate falls more than the upper threshold (default 20%) below the initial rate — meaning the portfolio has grown faster </w:t>
+      </w:r>
+      <w:proofErr w:type="gramStart"/>
+      <w:r>
+        <w:t>than spending —</w:t>
+      </w:r>
+      <w:proofErr w:type="gramEnd"/>
+      <w:r>
+        <w:t xml:space="preserve"> spending increases by the adjustment amount (default 10%). This prevents the common trap of underspending while sitting on a large portfolio.</w:t>
       </w:r>
     </w:p>
     <w:p>
@@ -12243,7 +11831,15 @@
     </w:p>
     <w:p>
       <w:r>
-        <w:t>• Year 8: More strong returns, portfolio $2.2M, spending $100k = 4.5% WR. This is now below the 4.8% upper trigger — spending increases by 10% to $110k. The calculator recognises you can afford more.</w:t>
+        <w:t xml:space="preserve">• Year 8: More strong returns, portfolio $2.2M, spending $100k = 4.5% WR. This is now below the 4.8% upper trigger — spending increases by 10% to $110k. The calculator </w:t>
+      </w:r>
+      <w:proofErr w:type="spellStart"/>
+      <w:r>
+        <w:t>recognises</w:t>
+      </w:r>
+      <w:proofErr w:type="spellEnd"/>
+      <w:r>
+        <w:t xml:space="preserve"> you can afford more.</w:t>
       </w:r>
     </w:p>
     <w:p>
@@ -12262,7 +11858,23 @@
     </w:p>
     <w:p>
       <w:r>
-        <w:t>• Upper Guardrail (default 20%): How far below the initial WR triggers a spending increase. Higher values (30%) trigger increases more readily — you get raises more easily but also risk overspending if the trigger fires too early.</w:t>
+        <w:t>• Upper Guardrail (default 20%): How far below the initial WR triggers a spending increase. Higher values (30%</w:t>
+      </w:r>
+      <w:proofErr w:type="gramStart"/>
+      <w:r>
+        <w:t>) trigger</w:t>
+      </w:r>
+      <w:proofErr w:type="gramEnd"/>
+      <w:r>
+        <w:t xml:space="preserve"> </w:t>
+      </w:r>
+      <w:proofErr w:type="gramStart"/>
+      <w:r>
+        <w:t>increases</w:t>
+      </w:r>
+      <w:proofErr w:type="gramEnd"/>
+      <w:r>
+        <w:t xml:space="preserve"> more readily — you get raises more easily but also risk overspending if the trigger fires too early.</w:t>
       </w:r>
     </w:p>
     <w:p>
@@ -12272,7 +11884,15 @@
     </w:p>
     <w:p>
       <w:r>
-        <w:t>• Adjustment Amount (default 10%): The size of each spending change when a guardrail fires. Smaller adjustments (5%) produce smoother income changes but require more frequent triggers to achieve the same effect.</w:t>
+        <w:t xml:space="preserve">• Adjustment Amount (default 10%): The size of each spending </w:t>
+      </w:r>
+      <w:proofErr w:type="gramStart"/>
+      <w:r>
+        <w:t>change</w:t>
+      </w:r>
+      <w:proofErr w:type="gramEnd"/>
+      <w:r>
+        <w:t xml:space="preserve"> when a guardrail fires. Smaller adjustments (5%) produce smoother income changes but require more frequent triggers to achieve the same effect.</w:t>
       </w:r>
     </w:p>
     <w:p>
@@ -12283,7 +11903,15 @@
         <w:t>Advantages:</w:t>
       </w:r>
       <w:r>
-        <w:t xml:space="preserve"> Provides both upside and downside adjustment — unlike Forgo Inflation, guardrails give you spending increases when the portfolio performs well. Morningstar’s 2025 research found a 5.2% starting safe withdrawal rate with guardrails, compared to 3.9% for a fixed real strategy. Lifetime spending is also higher than the fixed real base case. Pension income provides a natural floor that prevents spending from becoming unliveable in severe downturns.</w:t>
+        <w:t xml:space="preserve"> Provides both upside and downside adjustment — unlike Forgo Inflation, guardrails give you spending increases when the portfolio performs well. Morningstar’s 2025 research found a 5.2% starting safe withdrawal rate with guardrails, compared to 3.9% for a fixed real strategy. Lifetime spending is also higher than the fixed real base case. Pension income provides a natural floor that prevents spending from becoming </w:t>
+      </w:r>
+      <w:proofErr w:type="spellStart"/>
+      <w:r>
+        <w:t>unliveable</w:t>
+      </w:r>
+      <w:proofErr w:type="spellEnd"/>
+      <w:r>
+        <w:t xml:space="preserve"> in severe downturns.</w:t>
       </w:r>
     </w:p>
     <w:p>
@@ -12294,7 +11922,15 @@
         <w:t>Disadvantages:</w:t>
       </w:r>
       <w:r>
-        <w:t xml:space="preserve"> More complex than Forgo Inflation — requires understanding the parameters and monitoring. Year-to-year spending can be volatile; the simulation may show significant swings in the spending chart. The spending cuts in downturns require genuine lifestyle discipline. Not suitable if you have large fixed expenses that cannot be reduced (e.g. committed loan payments, fixed-term leases). Tends to produce lower ending portfolio balances than fixed-real strategies because the upside adjustments spend down more capital.</w:t>
+        <w:t xml:space="preserve"> More complex than Forgo Inflation — requires understanding the parameters and monitoring. Year-to-year spending can be volatile; the simulation may show significant swings in the spending chart. The spending cuts in downturns require genuine lifestyle discipline. Not suitable if you have </w:t>
+      </w:r>
+      <w:proofErr w:type="gramStart"/>
+      <w:r>
+        <w:t>large fixed</w:t>
+      </w:r>
+      <w:proofErr w:type="gramEnd"/>
+      <w:r>
+        <w:t xml:space="preserve"> expenses that cannot be reduced (e.g. committed loan payments, fixed-term leases). Tends to produce lower ending portfolio balances than fixed-real strategies because the upside adjustments spend down more capital.</w:t>
       </w:r>
     </w:p>
     <w:p>
@@ -12305,14 +11941,30 @@
         <w:t>When to use:</w:t>
       </w:r>
       <w:r>
-        <w:t xml:space="preserve"> When you want to maximise lifetime spending and are comfortable with year-to-year variability. Most effective when a substantial portion of your essential living costs are covered by pension income (defined benefit + Age Pension) — the guardrail cuts then only affect discretionary spending, not necessities. Well suited to retirees who are financially sophisticated and actively monitor their position. Consider starting with the default parameters (20/15/10) and adjusting once you have seen how the simulation behaves across different scenarios.</w:t>
+        <w:t xml:space="preserve"> When you want to </w:t>
+      </w:r>
+      <w:proofErr w:type="spellStart"/>
+      <w:r>
+        <w:t>maximise</w:t>
+      </w:r>
+      <w:proofErr w:type="spellEnd"/>
+      <w:r>
+        <w:t xml:space="preserve"> lifetime spending and are comfortable with year-to-year variability. Most effective when a substantial portion of your essential living costs are covered by pension income (defined benefit + Age </w:t>
+      </w:r>
+      <w:proofErr w:type="gramStart"/>
+      <w:r>
+        <w:t>Pension) —</w:t>
+      </w:r>
+      <w:proofErr w:type="gramEnd"/>
+      <w:r>
+        <w:t xml:space="preserve"> the guardrail cuts then only affect discretionary spending, not necessities. Well suited to retirees who are financially sophisticated and actively monitor their position. Consider starting with the default parameters (20/15/10) and adjusting once you have seen how the simulation behaves across different scenarios.</w:t>
       </w:r>
     </w:p>
     <w:p>
       <w:pPr>
         <w:pStyle w:val="Heading3"/>
       </w:pPr>
-      <w:bookmarkStart w:id="49" w:name="_Toc225589421"/>
+      <w:bookmarkStart w:id="49" w:name="_Toc225692959"/>
       <w:r>
         <w:t>Combining Strategies</w:t>
       </w:r>
@@ -12348,7 +12000,7 @@
       <w:pPr>
         <w:pStyle w:val="Heading3"/>
       </w:pPr>
-      <w:bookmarkStart w:id="50" w:name="_Toc225589422"/>
+      <w:bookmarkStart w:id="50" w:name="_Toc225692960"/>
       <w:r>
         <w:t>Australian Minimum Super Drawdown</w:t>
       </w:r>
@@ -12366,14 +12018,22 @@
     </w:p>
     <w:p>
       <w:r>
-        <w:t>In practice this means that in later retirement — particularly beyond age 80 — the minimum drawdown requirement will often exceed what your chosen withdrawal strategy calls for. When this occurs, the simulation releases the minimum required amount from super into a cash account, from which it is available to fund spending. If spending is lower than the minimum drawdown in a given year, the surplus accumulates in the cash account at the configured Cash/Buffer Return Rate (default 3%) and carries forward. The minimum drawdown is not a spending mandate — only a release requirement. Any unspent amount remains available</w:t>
+        <w:t xml:space="preserve">In practice this means that in later retirement — particularly beyond age 80 — the minimum drawdown requirement will often exceed what your chosen withdrawal strategy calls for. When this occurs, the simulation releases the minimum required amount from super into a cash account, from which it is available to fund spending. If spending is lower than the minimum drawdown </w:t>
+      </w:r>
+      <w:proofErr w:type="gramStart"/>
+      <w:r>
+        <w:t>in a given year</w:t>
+      </w:r>
+      <w:proofErr w:type="gramEnd"/>
+      <w:r>
+        <w:t>, the surplus accumulates in the cash account at the configured Cash/Buffer Return Rate (default 3%) and carries forward. The minimum drawdown is not a spending mandate — only a release requirement. Any unspent amount remains available</w:t>
       </w:r>
     </w:p>
     <w:p>
       <w:pPr>
         <w:pStyle w:val="Heading2"/>
       </w:pPr>
-      <w:bookmarkStart w:id="51" w:name="_Toc225589423"/>
+      <w:bookmarkStart w:id="51" w:name="_Toc225692961"/>
       <w:r>
         <w:t>3.2 One Off &amp; Irregular Expenses</w:t>
       </w:r>
@@ -12391,7 +12051,7 @@
           <w:lang w:val="en-AU"/>
         </w:rPr>
       </w:pPr>
-      <w:bookmarkStart w:id="52" w:name="_Toc225589424"/>
+      <w:bookmarkStart w:id="52" w:name="_Toc225692962"/>
       <w:r>
         <w:rPr>
           <w:lang w:val="en-AU"/>
@@ -12412,7 +12072,7 @@
           <w:lang w:val="en-AU"/>
         </w:rPr>
       </w:pPr>
-      <w:bookmarkStart w:id="53" w:name="_Toc225589425"/>
+      <w:bookmarkStart w:id="53" w:name="_Toc225692963"/>
       <w:r>
         <w:rPr>
           <w:lang w:val="en-AU"/>
@@ -12515,7 +12175,15 @@
         <w:t>Constant Return / Historical Period</w:t>
       </w:r>
       <w:r>
-        <w:t>: Generates one deterministic expense path using a fixed seed. Results are reproducible — you'll see the same expenses in the same years every time. This provides a realistic "middle-ground" scenario for quick planning.</w:t>
+        <w:t xml:space="preserve">: Generates one deterministic expense path using a fixed seed. Results are </w:t>
+      </w:r>
+      <w:proofErr w:type="gramStart"/>
+      <w:r>
+        <w:t>reproducible — you'll see</w:t>
+      </w:r>
+      <w:proofErr w:type="gramEnd"/>
+      <w:r>
+        <w:t xml:space="preserve"> the same expenses in the same years every time. This provides a realistic "middle-ground" scenario for quick planning.</w:t>
       </w:r>
     </w:p>
     <w:p>
@@ -12574,7 +12242,15 @@
         <w:t>🎲</w:t>
       </w:r>
       <w:r>
-        <w:t xml:space="preserve"> Reshuffle Expense Timing button generates a new randomised expense path by changing the seed. Each seed produces a different but reproducible pattern — useful for checking whether your plan is sensitive to expense timing without running a full Monte Carlo. The seed number is displayed and can be reset to the default at any time.</w:t>
+        <w:t xml:space="preserve"> Reshuffle Expense Timing button generates a new </w:t>
+      </w:r>
+      <w:proofErr w:type="spellStart"/>
+      <w:r>
+        <w:t>randomised</w:t>
+      </w:r>
+      <w:proofErr w:type="spellEnd"/>
+      <w:r>
+        <w:t xml:space="preserve"> expense path by changing the seed. Each seed produces a different but reproducible pattern — useful for checking whether your plan is sensitive to expense timing without running a full Monte Carlo. The seed number is displayed and can be reset to the default at any time.</w:t>
       </w:r>
     </w:p>
     <w:p>
@@ -12584,7 +12260,7 @@
           <w:lang w:val="en-AU"/>
         </w:rPr>
       </w:pPr>
-      <w:bookmarkStart w:id="54" w:name="_Toc225589426"/>
+      <w:bookmarkStart w:id="54" w:name="_Toc225692964"/>
       <w:r>
         <w:rPr>
           <w:lang w:val="en-AU"/>
@@ -12607,7 +12283,31 @@
         <w:t>Important:</w:t>
       </w:r>
       <w:r>
-        <w:t xml:space="preserve"> Amounts are entered in nominal (future) dollars — the dollar value in the year the expense occurs, not in today's dollars. For example, $50,000 for a car at age 70 means $50,000 in age-70 dollars. If you are estimating in today’s dollars, add roughly 2.5% per year for inflation to convert. This differs from base spending, which is entered in retirement-year dollars and automatically inflated each year.</w:t>
+        <w:t xml:space="preserve"> Amounts are </w:t>
+      </w:r>
+      <w:proofErr w:type="gramStart"/>
+      <w:r>
+        <w:t>entered</w:t>
+      </w:r>
+      <w:proofErr w:type="gramEnd"/>
+      <w:r>
+        <w:t xml:space="preserve"> in nominal (future) dollars — the dollar value in the year the expense occurs, not in today's dollars. For example, $50,000 for a car at age 70 means $50,000 in age-70 dollars. If you are </w:t>
+      </w:r>
+      <w:proofErr w:type="gramStart"/>
+      <w:r>
+        <w:t>estimating in</w:t>
+      </w:r>
+      <w:proofErr w:type="gramEnd"/>
+      <w:r>
+        <w:t xml:space="preserve"> today’s dollars, add roughly 2.5% per year for inflation to convert. This differs from base spending, which is entered </w:t>
+      </w:r>
+      <w:proofErr w:type="gramStart"/>
+      <w:r>
+        <w:t>in</w:t>
+      </w:r>
+      <w:proofErr w:type="gramEnd"/>
+      <w:r>
+        <w:t xml:space="preserve"> retirement-year dollars and automatically inflated each year.</w:t>
       </w:r>
     </w:p>
     <w:p>
@@ -12622,7 +12322,7 @@
           <w:lang w:val="en-AU"/>
         </w:rPr>
       </w:pPr>
-      <w:bookmarkStart w:id="55" w:name="_Toc225589427"/>
+      <w:bookmarkStart w:id="55" w:name="_Toc225692965"/>
       <w:r>
         <w:rPr>
           <w:lang w:val="en-AU"/>
@@ -12645,7 +12345,7 @@
       <w:pPr>
         <w:pStyle w:val="Heading2"/>
       </w:pPr>
-      <w:bookmarkStart w:id="56" w:name="_Toc225589428"/>
+      <w:bookmarkStart w:id="56" w:name="_Toc225692966"/>
       <w:r>
         <w:lastRenderedPageBreak/>
         <w:t>3.3 Aged Care Modelling</w:t>
@@ -12656,7 +12356,7 @@
       <w:pPr>
         <w:pStyle w:val="Heading3"/>
       </w:pPr>
-      <w:bookmarkStart w:id="57" w:name="_Toc225589429"/>
+      <w:bookmarkStart w:id="57" w:name="_Toc225692967"/>
       <w:r>
         <w:t>Cost Components</w:t>
       </w:r>
@@ -12681,14 +12381,22 @@
         <w:t xml:space="preserve">Annual Care Costs: </w:t>
       </w:r>
       <w:r>
-        <w:t>Daily fees, means-tested fees, extra services (typical: $60k-$80k/year). Indexed to inflation.</w:t>
+        <w:t>Daily fees, means-tested fees, extra services (</w:t>
+      </w:r>
+      <w:proofErr w:type="gramStart"/>
+      <w:r>
+        <w:t>typical</w:t>
+      </w:r>
+      <w:proofErr w:type="gramEnd"/>
+      <w:r>
+        <w:t>: $60k-$80k/year). Indexed to inflation.</w:t>
       </w:r>
     </w:p>
     <w:p>
       <w:pPr>
         <w:pStyle w:val="Heading3"/>
       </w:pPr>
-      <w:bookmarkStart w:id="58" w:name="_Toc225589430"/>
+      <w:bookmarkStart w:id="58" w:name="_Toc225692968"/>
       <w:r>
         <w:t>Modeling Approaches</w:t>
       </w:r>
@@ -12713,14 +12421,22 @@
         <w:t xml:space="preserve">Probabilistic: </w:t>
       </w:r>
       <w:r>
-        <w:t>Risk-based entry using actuarial data. Use for Monte Carlo simulations to model uncertainty.</w:t>
+        <w:t xml:space="preserve">Risk-based entry using actuarial data. </w:t>
+      </w:r>
+      <w:proofErr w:type="gramStart"/>
+      <w:r>
+        <w:t>Use for</w:t>
+      </w:r>
+      <w:proofErr w:type="gramEnd"/>
+      <w:r>
+        <w:t xml:space="preserve"> Monte Carlo simulations to model uncertainty.</w:t>
       </w:r>
     </w:p>
     <w:p>
       <w:pPr>
         <w:pStyle w:val="Heading3"/>
       </w:pPr>
-      <w:bookmarkStart w:id="59" w:name="_Toc225589431"/>
+      <w:bookmarkStart w:id="59" w:name="_Toc225692969"/>
       <w:r>
         <w:t>Couple Mode Integration</w:t>
       </w:r>
@@ -12735,15 +12451,20 @@
       <w:pPr>
         <w:pStyle w:val="Heading2"/>
       </w:pPr>
-      <w:bookmarkStart w:id="60" w:name="_Toc225589432"/>
+      <w:bookmarkStart w:id="60" w:name="_Toc225692970"/>
       <w:r>
         <w:t>3.4 Debts &amp; Liabilities</w:t>
       </w:r>
       <w:bookmarkEnd w:id="60"/>
     </w:p>
     <w:p>
-      <w:r>
-        <w:t>Models mortgages, personal loans, or other debts carried into retirement. For each debt, enter the outstanding balance, interest rate, and repayment term. Interest is calculated monthly and payments are applied to principal first. The balance cannot go negative — any overpayment in the final period is automatically capped.</w:t>
+      <w:proofErr w:type="gramStart"/>
+      <w:r>
+        <w:t>Models</w:t>
+      </w:r>
+      <w:proofErr w:type="gramEnd"/>
+      <w:r>
+        <w:t xml:space="preserve"> mortgages, personal loans, or other debts carried into retirement. For each debt, enter the outstanding balance, interest rate, and repayment term. Interest is calculated monthly and payments are applied to principal first. The balance cannot go negative — any overpayment in the final period is automatically capped.</w:t>
       </w:r>
     </w:p>
     <w:p>
@@ -12761,7 +12482,7 @@
       <w:pPr>
         <w:pStyle w:val="Heading1"/>
       </w:pPr>
-      <w:bookmarkStart w:id="61" w:name="_Toc225589433"/>
+      <w:bookmarkStart w:id="61" w:name="_Toc225692971"/>
       <w:r>
         <w:lastRenderedPageBreak/>
         <w:t>PART 4: RUNNING SCENARIOS</w:t>
@@ -12772,7 +12493,7 @@
       <w:pPr>
         <w:pStyle w:val="Heading2"/>
       </w:pPr>
-      <w:bookmarkStart w:id="62" w:name="_Toc225589434"/>
+      <w:bookmarkStart w:id="62" w:name="_Toc225692972"/>
       <w:r>
         <w:t>4.1 Test Scenario Types</w:t>
       </w:r>
@@ -12800,7 +12521,7 @@
                     <pic:cNvPicPr/>
                   </pic:nvPicPr>
                   <pic:blipFill>
-                    <a:blip r:embed="rId10"/>
+                    <a:blip r:embed="rId12"/>
                     <a:stretch>
                       <a:fillRect/>
                     </a:stretch>
@@ -12831,7 +12552,7 @@
       <w:pPr>
         <w:pStyle w:val="Heading3"/>
       </w:pPr>
-      <w:bookmarkStart w:id="63" w:name="_Toc225589435"/>
+      <w:bookmarkStart w:id="63" w:name="_Toc225692973"/>
       <w:r>
         <w:t>A Note on Fees</w:t>
       </w:r>
@@ -12839,14 +12560,22 @@
     </w:p>
     <w:p>
       <w:r>
-        <w:t>The return rate used in the Constant Return, Monte Carlo, and Historical Monte Carlo Test Scenarios is net of fund or investment fees.  To account for investment fees, deduct them from the gross return (e.g. gross 7.5% minus 0.5% fees = 7% Expected Return).</w:t>
+        <w:t xml:space="preserve">The return rate used in </w:t>
+      </w:r>
+      <w:proofErr w:type="gramStart"/>
+      <w:r>
+        <w:t>the Constant</w:t>
+      </w:r>
+      <w:proofErr w:type="gramEnd"/>
+      <w:r>
+        <w:t xml:space="preserve"> Return, Monte Carlo, and Historical Monte Carlo Test Scenarios is net of fund or investment fees.  To account for investment fees, deduct them from the gross return (e.g. gross 7.5% minus 0.5% fees = 7% Expected Return).</w:t>
       </w:r>
     </w:p>
     <w:p>
       <w:pPr>
         <w:pStyle w:val="Heading3"/>
       </w:pPr>
-      <w:bookmarkStart w:id="64" w:name="_Toc225589436"/>
+      <w:bookmarkStart w:id="64" w:name="_Toc225692974"/>
       <w:r>
         <w:t>Constant Return</w:t>
       </w:r>
@@ -12900,7 +12629,7 @@
         <w:ind w:left="720"/>
       </w:pPr>
       <w:bookmarkStart w:id="66" w:name="how-it-works"/>
-      <w:bookmarkStart w:id="67" w:name="_Toc225589437"/>
+      <w:bookmarkStart w:id="67" w:name="_Toc225692975"/>
       <w:bookmarkEnd w:id="65"/>
       <w:r>
         <w:t>How it works</w:t>
@@ -13008,7 +12737,7 @@
       <w:pPr>
         <w:pStyle w:val="Heading3"/>
       </w:pPr>
-      <w:bookmarkStart w:id="68" w:name="_Toc225589438"/>
+      <w:bookmarkStart w:id="68" w:name="_Toc225692976"/>
       <w:r>
         <w:lastRenderedPageBreak/>
         <w:t>Monte Carlo Simulation</w:t>
@@ -13024,20 +12753,33 @@
       <w:pPr>
         <w:pStyle w:val="Heading3"/>
       </w:pPr>
-      <w:bookmarkStart w:id="69" w:name="_Toc225589439"/>
+      <w:bookmarkStart w:id="69" w:name="_Toc225692977"/>
       <w:r>
         <w:t>Historical Monte Carlo</w:t>
       </w:r>
       <w:bookmarkEnd w:id="69"/>
     </w:p>
     <w:p>
-      <w:r>
-        <w:t>Randomly samples verified historical return series rather than assumed distributions. Four data series are available:</w:t>
-      </w:r>
-    </w:p>
-    <w:p>
-      <w:r>
-        <w:t>• AU Balanced (60/40, 1990–2024, 35 years): 60% XAOA / 40% AusBond Composite. Approximates a typical Australian industry super balanced option. Includes GFC, 2022 bond crash, and COVID shock.</w:t>
+      <w:proofErr w:type="gramStart"/>
+      <w:r>
+        <w:t>Randomly</w:t>
+      </w:r>
+      <w:proofErr w:type="gramEnd"/>
+      <w:r>
+        <w:t xml:space="preserve"> samples verified historical return series rather than assumed distributions. Four data series are available:</w:t>
+      </w:r>
+    </w:p>
+    <w:p>
+      <w:r>
+        <w:t xml:space="preserve">• AU Balanced (60/40, 1990–2024, 35 years): 60% XAOA / 40% </w:t>
+      </w:r>
+      <w:proofErr w:type="spellStart"/>
+      <w:r>
+        <w:t>AusBond</w:t>
+      </w:r>
+      <w:proofErr w:type="spellEnd"/>
+      <w:r>
+        <w:t xml:space="preserve"> Composite. Approximates a typical Australian industry super balanced option. Includes GFC, 2022 bond crash, and COVID shock.</w:t>
       </w:r>
     </w:p>
     <w:p>
@@ -13047,7 +12789,15 @@
     </w:p>
     <w:p>
       <w:r>
-        <w:t>• AU Bonds — AusBond Composite (1990–2024, 35 years): Australian investment-grade bonds. Lower volatility; captures the 1994 and 2022 rate shocks.</w:t>
+        <w:t xml:space="preserve">• AU Bonds — </w:t>
+      </w:r>
+      <w:proofErr w:type="spellStart"/>
+      <w:r>
+        <w:t>AusBond</w:t>
+      </w:r>
+      <w:proofErr w:type="spellEnd"/>
+      <w:r>
+        <w:t xml:space="preserve"> Composite (1990–2024, 35 years): Australian investment-grade bonds. Lower volatility; captures the 1994 and 2022 rate shocks.</w:t>
       </w:r>
     </w:p>
     <w:p>
@@ -13057,14 +12807,22 @@
     </w:p>
     <w:p>
       <w:r>
-        <w:t>Three sampling methods: Shuffled Years (random year sampling, destroys autocorrelation), Block Bootstrap (overlapping blocks, default 5-year blocks — recommended), and 35-Year Blocks (contiguous 35-year periods, S&amp;P 500 only). Combines historical accuracy with Monte Carlo uncertainty. Generally more conservative than parametric Monte Carlo for AU-series data.</w:t>
+        <w:t xml:space="preserve">Three sampling methods: Shuffled Years (random year sampling, destroys autocorrelation), Block Bootstrap (overlapping blocks, default 5-year blocks — recommended), and 35-Year Blocks (contiguous 35-year periods, S&amp;P 500 only). Combines historical accuracy with Monte Carlo uncertainty. </w:t>
+      </w:r>
+      <w:proofErr w:type="gramStart"/>
+      <w:r>
+        <w:t>Generally</w:t>
+      </w:r>
+      <w:proofErr w:type="gramEnd"/>
+      <w:r>
+        <w:t xml:space="preserve"> more conservative than parametric Monte Carlo for AU-series data.</w:t>
       </w:r>
     </w:p>
     <w:p>
       <w:pPr>
         <w:pStyle w:val="Heading3"/>
       </w:pPr>
-      <w:bookmarkStart w:id="70" w:name="_Toc225589440"/>
+      <w:bookmarkStart w:id="70" w:name="_Toc225692978"/>
       <w:r>
         <w:t>Longevity &amp; Outcome Analysis (Scatter Chart)</w:t>
       </w:r>
@@ -13112,7 +12870,7 @@
       <w:pPr>
         <w:pStyle w:val="Heading3"/>
       </w:pPr>
-      <w:bookmarkStart w:id="71" w:name="_Toc225589441"/>
+      <w:bookmarkStart w:id="71" w:name="_Toc225692979"/>
       <w:r>
         <w:t>Stress Tests</w:t>
       </w:r>
@@ -13470,15 +13228,20 @@
       <w:pPr>
         <w:pStyle w:val="Heading3"/>
       </w:pPr>
-      <w:bookmarkStart w:id="72" w:name="_Toc225589442"/>
+      <w:bookmarkStart w:id="72" w:name="_Toc225692980"/>
       <w:r>
         <w:t>Historical Periods</w:t>
       </w:r>
       <w:bookmarkEnd w:id="72"/>
     </w:p>
     <w:p>
-      <w:r>
-        <w:t>Tests your retirement plan against specific historical return sequences. A two-step selector lets you choose the data source first, then pick the starting period. All AU periods use genuine historical data throughout. US S&amp;P 500 periods are divided into two categories: three are genuine 35-year historical replays using real data throughout, and three are stress tests that open with a real crash but cannot complete a full 35-year window because the event occurred too recently — labelled [Stress Test] in the selector.</w:t>
+      <w:proofErr w:type="gramStart"/>
+      <w:r>
+        <w:t>Tests</w:t>
+      </w:r>
+      <w:proofErr w:type="gramEnd"/>
+      <w:r>
+        <w:t xml:space="preserve"> your retirement plan against specific historical return sequences. A two-step selector lets you choose the data source first, then pick the starting period. All AU periods use genuine historical data throughout. US S&amp;P 500 periods are divided into two categories: three are genuine 35-year historical replays using real data throughout, and three are stress tests that open with a real crash but cannot complete a full 35-year window because the event occurred too recently — labelled [Stress Test] in the selector.</w:t>
       </w:r>
     </w:p>
     <w:p>
@@ -13491,7 +13254,23 @@
     </w:p>
     <w:p>
       <w:r>
-        <w:t>• US S&amp;P 500 (1928–2025): Shiller/Ibbotson total return dataset. The longest available series; covers the Great Depression, WWII, 1970s stagflation, Black Monday, and the GFC.</w:t>
+        <w:t xml:space="preserve">• US S&amp;P 500 (1928–2025): Shiller/Ibbotson total return dataset. The longest available </w:t>
+      </w:r>
+      <w:proofErr w:type="gramStart"/>
+      <w:r>
+        <w:t>series;</w:t>
+      </w:r>
+      <w:proofErr w:type="gramEnd"/>
+      <w:r>
+        <w:t xml:space="preserve"> covers the Great Depression, WWII, 1970s stagflation, Black Monday, and </w:t>
+      </w:r>
+      <w:proofErr w:type="gramStart"/>
+      <w:r>
+        <w:t>the GFC</w:t>
+      </w:r>
+      <w:proofErr w:type="gramEnd"/>
+      <w:r>
+        <w:t>.</w:t>
       </w:r>
     </w:p>
     <w:p>
@@ -13501,12 +13280,28 @@
     </w:p>
     <w:p>
       <w:r>
-        <w:t>• AU Balanced 60/40 (1990–2024): 60% XAOA / 40% AusBond Composite proxy. More realistic for typical Australian diversified super funds.</w:t>
-      </w:r>
-    </w:p>
-    <w:p>
-      <w:r>
-        <w:t>• AU Bonds — AusBond Composite (1990–2024): Australian investment-grade bonds. Reference scenario only — not a stress test.</w:t>
+        <w:t xml:space="preserve">• AU Balanced 60/40 (1990–2024): 60% XAOA / 40% </w:t>
+      </w:r>
+      <w:proofErr w:type="spellStart"/>
+      <w:r>
+        <w:t>AusBond</w:t>
+      </w:r>
+      <w:proofErr w:type="spellEnd"/>
+      <w:r>
+        <w:t xml:space="preserve"> Composite proxy. More realistic for typical Australian diversified super funds.</w:t>
+      </w:r>
+    </w:p>
+    <w:p>
+      <w:r>
+        <w:t xml:space="preserve">• AU Bonds — </w:t>
+      </w:r>
+      <w:proofErr w:type="spellStart"/>
+      <w:r>
+        <w:t>AusBond</w:t>
+      </w:r>
+      <w:proofErr w:type="spellEnd"/>
+      <w:r>
+        <w:t xml:space="preserve"> Composite (1990–2024): Australian investment-grade bonds. Reference scenario only — not a stress test.</w:t>
       </w:r>
     </w:p>
     <w:p>
@@ -13540,7 +13335,23 @@
         <w:t>US S&amp;P 500 — Stress Tests with real opening crash (3 periods):</w:t>
       </w:r>
       <w:r>
-        <w:t xml:space="preserve"> 2008 GFC [Stress Test] (17 real years 2008–2024, then flat 10%/yr); 2000 Dot-com [Stress Test] (25 real years 2000–2024, then flat 10%/yr); 2020 COVID [Stress Test] (5 real years 2020–2024, then flat 10%/yr). These periods cannot complete 35 years of real data — a 2008 start needs data to 2043, which does not yet exist. The tail years use flat 10%/yr nominal (the long-run S&amp;P 500 average) as a neutral assumption. Note: the 2020 opening figure of −18% reflects an intra-year trough — the 2020 full-year S&amp;P 500 return was actually +18%.</w:t>
+        <w:t xml:space="preserve"> 2008 GFC [Stress Test] (17 real years 2008–2024, then flat 10%/yr); 2000 Dot-com [Stress Test] (25 real years 2000–2024, then flat 10%/yr); 2020 COVID [Stress Test] (5 real years 2020–2024, then flat 10%/yr). These periods cannot complete 35 years of real data — a 2008 start needs data to 2043, which does not yet exist. The tail years use flat 10%/yr nominal (the long-run S&amp;P 500 average) as a neutral assumption. Note: the 2020 opening figure of −18% reflects an intra-year </w:t>
+      </w:r>
+      <w:proofErr w:type="spellStart"/>
+      <w:r>
+        <w:t>trough</w:t>
+      </w:r>
+      <w:proofErr w:type="spellEnd"/>
+      <w:r>
+        <w:t xml:space="preserve"> — the 2020 full-year S&amp;P 500 return was </w:t>
+      </w:r>
+      <w:proofErr w:type="gramStart"/>
+      <w:r>
+        <w:t>actually +18</w:t>
+      </w:r>
+      <w:proofErr w:type="gramEnd"/>
+      <w:r>
+        <w:t>%.</w:t>
       </w:r>
     </w:p>
     <w:p>
@@ -13578,7 +13389,23 @@
     </w:p>
     <w:p>
       <w:r>
-        <w:t>Periods are labelled by the financial event that opens the sequence rather than by neutral year, making it clear which scenarios are genuine stress tests and which are best-case comparators. Each period shows a contextual description beneath the selector explaining which events the sequence captures and, for [Stress Test] periods, how many years of real data are used. The [Stress Test] periods remain useful for testing sequence-of-returns risk: the opening crash is real, and the flat 10% tail represents average market conditions thereafter rather than an optimistic recovery.</w:t>
+        <w:t xml:space="preserve">Periods are labelled by the financial event that opens the sequence rather than by neutral year, making it clear which scenarios are genuine stress </w:t>
+      </w:r>
+      <w:proofErr w:type="gramStart"/>
+      <w:r>
+        <w:t>tests</w:t>
+      </w:r>
+      <w:proofErr w:type="gramEnd"/>
+      <w:r>
+        <w:t xml:space="preserve"> and which are best-case comparators. Each period shows a contextual description beneath the selector explaining which events the sequence </w:t>
+      </w:r>
+      <w:proofErr w:type="gramStart"/>
+      <w:r>
+        <w:t>captures</w:t>
+      </w:r>
+      <w:proofErr w:type="gramEnd"/>
+      <w:r>
+        <w:t xml:space="preserve"> and, for [Stress Test] periods, how many years of real data are used. The [Stress Test] periods remain useful for testing sequence-of-returns risk: the opening crash is real, and the flat 10% tail represents average market conditions thereafter rather than an optimistic recovery.</w:t>
       </w:r>
     </w:p>
     <w:p>
@@ -13590,7 +13417,7 @@
       <w:pPr>
         <w:pStyle w:val="Heading2"/>
       </w:pPr>
-      <w:bookmarkStart w:id="73" w:name="_Toc225589443"/>
+      <w:bookmarkStart w:id="73" w:name="_Toc225692981"/>
       <w:r>
         <w:t>4.2 Understanding Results</w:t>
       </w:r>
@@ -13600,7 +13427,7 @@
       <w:pPr>
         <w:pStyle w:val="Heading3"/>
       </w:pPr>
-      <w:bookmarkStart w:id="74" w:name="_Toc225589444"/>
+      <w:bookmarkStart w:id="74" w:name="_Toc225692982"/>
       <w:r>
         <w:t>Success Criteria</w:t>
       </w:r>
@@ -14086,20 +13913,29 @@
           <w:bCs/>
           <w:lang w:val="en-AU"/>
         </w:rPr>
-        <w:t>Use Parametric MC when you want to stress-test against theoretical tail risks beyond history. Use Historical MC when you want to know how your plan would have fared against the actual market record. Ideally run both and treat the gap between them as an indicator of your plan's sensitivity to extreme scenarios.</w:t>
-      </w:r>
-      <w:r>
-        <w:rPr>
+        <w:t xml:space="preserve">Use Parametric MC when you want to stress-test against theoretical tail risks beyond history. Use Historical MC when you want to know how your plan would have fared against the actual market record. Ideally run both and treat the gap between them as an indicator of your plan's sensitivity to extreme </w:t>
+      </w:r>
+      <w:proofErr w:type="gramStart"/>
+      <w:r>
+        <w:rPr>
+          <w:bCs/>
           <w:lang w:val="en-AU"/>
         </w:rPr>
+        <w:t>scenarios.</w:t>
+      </w:r>
+      <w:r>
+        <w:rPr>
+          <w:lang w:val="en-AU"/>
+        </w:rPr>
         <w:t>.</w:t>
       </w:r>
+      <w:proofErr w:type="gramEnd"/>
     </w:p>
     <w:p>
       <w:pPr>
         <w:pStyle w:val="Heading2"/>
       </w:pPr>
-      <w:bookmarkStart w:id="75" w:name="_Toc225589445"/>
+      <w:bookmarkStart w:id="75" w:name="_Toc225692983"/>
       <w:r>
         <w:t>4.3 Executive Summary Dashboard</w:t>
       </w:r>
@@ -14135,7 +13971,7 @@
                     <pic:cNvPicPr/>
                   </pic:nvPicPr>
                   <pic:blipFill>
-                    <a:blip r:embed="rId16"/>
+                    <a:blip r:embed="rId18"/>
                     <a:stretch>
                       <a:fillRect/>
                     </a:stretch>
@@ -14160,7 +13996,7 @@
       <w:pPr>
         <w:pStyle w:val="Heading3"/>
       </w:pPr>
-      <w:bookmarkStart w:id="76" w:name="_Toc225589446"/>
+      <w:bookmarkStart w:id="76" w:name="_Toc225692984"/>
       <w:r>
         <w:t>Components</w:t>
       </w:r>
@@ -14469,7 +14305,7 @@
       <w:pPr>
         <w:pStyle w:val="Heading1"/>
       </w:pPr>
-      <w:bookmarkStart w:id="77" w:name="_Toc225589447"/>
+      <w:bookmarkStart w:id="77" w:name="_Toc225692985"/>
       <w:r>
         <w:lastRenderedPageBreak/>
         <w:t>PART 5: WHAT-IF SCENARIO COMPARISON</w:t>
@@ -14480,7 +14316,7 @@
       <w:pPr>
         <w:pStyle w:val="Heading2"/>
       </w:pPr>
-      <w:bookmarkStart w:id="78" w:name="_Toc225589448"/>
+      <w:bookmarkStart w:id="78" w:name="_Toc225692986"/>
       <w:r>
         <w:t>5.1 Overview</w:t>
       </w:r>
@@ -14512,7 +14348,7 @@
                     <pic:cNvPicPr/>
                   </pic:nvPicPr>
                   <pic:blipFill>
-                    <a:blip r:embed="rId17"/>
+                    <a:blip r:embed="rId19"/>
                     <a:stretch>
                       <a:fillRect/>
                     </a:stretch>
@@ -14537,7 +14373,7 @@
       <w:pPr>
         <w:pStyle w:val="Heading2"/>
       </w:pPr>
-      <w:bookmarkStart w:id="79" w:name="_Toc225589449"/>
+      <w:bookmarkStart w:id="79" w:name="_Toc225692987"/>
       <w:r>
         <w:t>5.2 Basic Workflow</w:t>
       </w:r>
@@ -14586,7 +14422,7 @@
       <w:pPr>
         <w:pStyle w:val="Heading2"/>
       </w:pPr>
-      <w:bookmarkStart w:id="80" w:name="_Toc225589450"/>
+      <w:bookmarkStart w:id="80" w:name="_Toc225692988"/>
       <w:r>
         <w:t>5.3 Comprehensive Analysis</w:t>
       </w:r>
@@ -14632,7 +14468,7 @@
       <w:pPr>
         <w:pStyle w:val="Heading2"/>
       </w:pPr>
-      <w:bookmarkStart w:id="81" w:name="_Toc225589451"/>
+      <w:bookmarkStart w:id="81" w:name="_Toc225692989"/>
       <w:r>
         <w:t>5.4 Understanding the Comparison Metrics</w:t>
       </w:r>
@@ -14699,7 +14535,15 @@
         <w:t>Parametric MC Success Rate</w:t>
       </w:r>
       <w:r>
-        <w:t>: Percentage of parametric Monte Carlo simulations that succeeded (uses Expected Return ± Volatility). Shows "—" if not applicable</w:t>
+        <w:t xml:space="preserve">: Percentage of parametric Monte Carlo simulations that succeeded (uses Expected Return ± Volatility). </w:t>
+      </w:r>
+      <w:proofErr w:type="gramStart"/>
+      <w:r>
+        <w:t>Shows "—"</w:t>
+      </w:r>
+      <w:proofErr w:type="gramEnd"/>
+      <w:r>
+        <w:t xml:space="preserve"> if not applicable</w:t>
       </w:r>
       <w:r>
         <w:br/>
@@ -14727,7 +14571,7 @@
       <w:pPr>
         <w:pStyle w:val="Heading2"/>
       </w:pPr>
-      <w:bookmarkStart w:id="82" w:name="_Toc225589452"/>
+      <w:bookmarkStart w:id="82" w:name="_Toc225692990"/>
       <w:r>
         <w:t>5.5 Key Parameters to Vary</w:t>
       </w:r>
@@ -14829,7 +14673,7 @@
       <w:pPr>
         <w:pStyle w:val="Heading2"/>
       </w:pPr>
-      <w:bookmarkStart w:id="83" w:name="_Toc225589453"/>
+      <w:bookmarkStart w:id="83" w:name="_Toc225692991"/>
       <w:r>
         <w:t>5.6 Managing Saved Scenarios</w:t>
       </w:r>
@@ -14913,7 +14757,7 @@
       <w:pPr>
         <w:pStyle w:val="Heading2"/>
       </w:pPr>
-      <w:bookmarkStart w:id="84" w:name="_Toc225589454"/>
+      <w:bookmarkStart w:id="84" w:name="_Toc225692992"/>
       <w:r>
         <w:t>5.7 Sensitivity Analysis — Return vs Spending</w:t>
       </w:r>
@@ -14923,7 +14767,7 @@
       <w:pPr>
         <w:pStyle w:val="Heading3"/>
       </w:pPr>
-      <w:bookmarkStart w:id="85" w:name="_Toc225589455"/>
+      <w:bookmarkStart w:id="85" w:name="_Toc225692993"/>
       <w:r>
         <w:t>Overview</w:t>
       </w:r>
@@ -14948,14 +14792,22 @@
     </w:p>
     <w:p>
       <w:r>
-        <w:t>The table is located in the interface between the Age Pension Details panel and the What-If Comparison panel. Click the “📊 Sensitivity Analysis — Return vs Spending” header to expand or collapse it.</w:t>
+        <w:t xml:space="preserve">The table </w:t>
+      </w:r>
+      <w:proofErr w:type="gramStart"/>
+      <w:r>
+        <w:t>is located in</w:t>
+      </w:r>
+      <w:proofErr w:type="gramEnd"/>
+      <w:r>
+        <w:t xml:space="preserve"> the interface between the Age Pension Details panel and the What-If Comparison panel. Click the “📊 Sensitivity Analysis — Return vs Spending” header to expand or collapse it.</w:t>
       </w:r>
     </w:p>
     <w:p>
       <w:pPr>
         <w:pStyle w:val="Heading3"/>
       </w:pPr>
-      <w:bookmarkStart w:id="86" w:name="_Toc225589456"/>
+      <w:bookmarkStart w:id="86" w:name="_Toc225692994"/>
       <w:r>
         <w:t>Reading the Table</w:t>
       </w:r>
@@ -14986,7 +14838,15 @@
     </w:p>
     <w:p>
       <w:r>
-        <w:t>Each cell shows the ending portfolio balance (or depletion year if the plan fails). Your current settings are highlighted with a blue border. The colour coding indicates the outcome:</w:t>
+        <w:t xml:space="preserve">Each cell shows the ending portfolio balance (or depletion year if the plan fails). Your current settings are highlighted with a blue border. The </w:t>
+      </w:r>
+      <w:proofErr w:type="spellStart"/>
+      <w:r>
+        <w:t>colour</w:t>
+      </w:r>
+      <w:proofErr w:type="spellEnd"/>
+      <w:r>
+        <w:t xml:space="preserve"> coding indicates the outcome:</w:t>
       </w:r>
     </w:p>
     <w:p>
@@ -15046,14 +14906,22 @@
     </w:p>
     <w:p>
       <w:r>
-        <w:t>The colour thresholds adjust automatically when you switch between Real and Nominal dollar views, so the green/amber/yellow boundaries stay meaningful in both views.</w:t>
+        <w:t xml:space="preserve">The </w:t>
+      </w:r>
+      <w:proofErr w:type="spellStart"/>
+      <w:r>
+        <w:t>colour</w:t>
+      </w:r>
+      <w:proofErr w:type="spellEnd"/>
+      <w:r>
+        <w:t xml:space="preserve"> thresholds adjust automatically when you switch between Real and Nominal dollar views, so the green/amber/yellow boundaries stay meaningful in both views.</w:t>
       </w:r>
     </w:p>
     <w:p>
       <w:pPr>
         <w:pStyle w:val="Heading3"/>
       </w:pPr>
-      <w:bookmarkStart w:id="87" w:name="_Toc225589457"/>
+      <w:bookmarkStart w:id="87" w:name="_Toc225692995"/>
       <w:r>
         <w:lastRenderedPageBreak/>
         <w:t>What the Table Includes and Excludes</w:t>
@@ -15091,7 +14959,7 @@
       <w:pPr>
         <w:pStyle w:val="Heading3"/>
       </w:pPr>
-      <w:bookmarkStart w:id="88" w:name="_Toc225589458"/>
+      <w:bookmarkStart w:id="88" w:name="_Toc225692996"/>
       <w:r>
         <w:t>Why the Blue Cell May Differ from the Executive Summary</w:t>
       </w:r>
@@ -15104,14 +14972,22 @@
     </w:p>
     <w:p>
       <w:r>
-        <w:t>The sensitivity table is best understood as a “what if returns were exactly X% every year” grid. It answers the structural question of whether your plan is viable at different return and spending assumptions, while Monte Carlo answers the probabilistic question of how likely different outcomes are given market volatility.</w:t>
+        <w:t xml:space="preserve">The sensitivity table is best understood as a “what if returns were exactly X% every year” grid. It answers the structural question of whether your plan is viable at different </w:t>
+      </w:r>
+      <w:proofErr w:type="gramStart"/>
+      <w:r>
+        <w:t>return</w:t>
+      </w:r>
+      <w:proofErr w:type="gramEnd"/>
+      <w:r>
+        <w:t xml:space="preserve"> and spending assumptions, while Monte Carlo answers the probabilistic question of how likely different outcomes are given market volatility.</w:t>
       </w:r>
     </w:p>
     <w:p>
       <w:pPr>
         <w:pStyle w:val="Heading3"/>
       </w:pPr>
-      <w:bookmarkStart w:id="89" w:name="_Toc225589459"/>
+      <w:bookmarkStart w:id="89" w:name="_Toc225692997"/>
       <w:r>
         <w:t>Word Export</w:t>
       </w:r>
@@ -15119,7 +14995,23 @@
     </w:p>
     <w:p>
       <w:r>
-        <w:t>The sensitivity grid is included in every Word export as a full-colour table on its own page, appearing between the Detailed Results section and the Assumptions appendix. The colour coding (green, amber, yellow, orange, red) is reproduced in the Word document. The grid always reflects the settings in effect at the time of export.</w:t>
+        <w:t>The sensitivity grid is included in every Word export as a full-</w:t>
+      </w:r>
+      <w:proofErr w:type="spellStart"/>
+      <w:r>
+        <w:t>colour</w:t>
+      </w:r>
+      <w:proofErr w:type="spellEnd"/>
+      <w:r>
+        <w:t xml:space="preserve"> table on its own page, appearing between the Detailed Results section and the Assumptions appendix. The </w:t>
+      </w:r>
+      <w:proofErr w:type="spellStart"/>
+      <w:r>
+        <w:t>colour</w:t>
+      </w:r>
+      <w:proofErr w:type="spellEnd"/>
+      <w:r>
+        <w:t xml:space="preserve"> coding (green, amber, yellow, orange, red) is reproduced in the Word document. The grid always reflects the settings in effect at the time of export.</w:t>
       </w:r>
     </w:p>
     <w:p>
@@ -15131,7 +15023,7 @@
       <w:pPr>
         <w:pStyle w:val="Heading1"/>
       </w:pPr>
-      <w:bookmarkStart w:id="90" w:name="_Toc225589460"/>
+      <w:bookmarkStart w:id="90" w:name="_Toc225692998"/>
       <w:r>
         <w:lastRenderedPageBreak/>
         <w:t>PART 6: CHARTS &amp; ANALYSIS</w:t>
@@ -15142,7 +15034,7 @@
       <w:pPr>
         <w:pStyle w:val="Heading2"/>
       </w:pPr>
-      <w:bookmarkStart w:id="91" w:name="_Toc225589461"/>
+      <w:bookmarkStart w:id="91" w:name="_Toc225692999"/>
       <w:r>
         <w:t>6.1 Chart Types &amp; Interpretation</w:t>
       </w:r>
@@ -15152,7 +15044,7 @@
       <w:pPr>
         <w:pStyle w:val="Heading3"/>
       </w:pPr>
-      <w:bookmarkStart w:id="92" w:name="_Toc225589462"/>
+      <w:bookmarkStart w:id="92" w:name="_Toc225693000"/>
       <w:r>
         <w:t>Portfolio Balance Chart</w:t>
       </w:r>
@@ -15205,7 +15097,7 @@
                     <pic:cNvPicPr/>
                   </pic:nvPicPr>
                   <pic:blipFill>
-                    <a:blip r:embed="rId18"/>
+                    <a:blip r:embed="rId20"/>
                     <a:stretch>
                       <a:fillRect/>
                     </a:stretch>
@@ -15230,7 +15122,7 @@
       <w:pPr>
         <w:pStyle w:val="Heading3"/>
       </w:pPr>
-      <w:bookmarkStart w:id="93" w:name="_Toc225589463"/>
+      <w:bookmarkStart w:id="93" w:name="_Toc225693001"/>
       <w:r>
         <w:t>Income vs Spending Chart</w:t>
       </w:r>
@@ -15317,7 +15209,7 @@
                     <pic:cNvPicPr/>
                   </pic:nvPicPr>
                   <pic:blipFill>
-                    <a:blip r:embed="rId19"/>
+                    <a:blip r:embed="rId21"/>
                     <a:stretch>
                       <a:fillRect/>
                     </a:stretch>
@@ -15347,7 +15239,7 @@
       <w:pPr>
         <w:pStyle w:val="Heading3"/>
       </w:pPr>
-      <w:bookmarkStart w:id="94" w:name="_Toc225589464"/>
+      <w:bookmarkStart w:id="94" w:name="_Toc225693002"/>
       <w:r>
         <w:t>Annual Spending Breakdown Chart</w:t>
       </w:r>
@@ -15378,7 +15270,21 @@
         <w:rPr>
           <w:lang w:val="en-AU"/>
         </w:rPr>
-        <w:t>Bars are stacked from bottom to top in withdrawal priority order: Super withdrawals (blue), Cash Account (yellow), Sequencing Buffer (orange), Age Pension (dark green), Defined Benefit or annuity pension (medium green), and Other Income (light green). A bar dominated by blue Super at the top indicates heavy reliance on capital drawdown; a bar where the green income sources fill most of the height indicates a well-supported plan where pension income covers the majority of spending.</w:t>
+        <w:t xml:space="preserve">Bars are stacked from bottom to top in withdrawal priority order: Super withdrawals (blue), Cash Account (yellow), Sequencing Buffer (orange), Age Pension (dark green), Defined Benefit or annuity pension (medium green), and Other Income (light green). A bar dominated by blue Super at the top indicates heavy reliance on capital drawdown; a bar where the green income sources fill most of the height indicates a well-supported plan where pension income covers </w:t>
+      </w:r>
+      <w:proofErr w:type="gramStart"/>
+      <w:r>
+        <w:rPr>
+          <w:lang w:val="en-AU"/>
+        </w:rPr>
+        <w:t>the majority of</w:t>
+      </w:r>
+      <w:proofErr w:type="gramEnd"/>
+      <w:r>
+        <w:rPr>
+          <w:lang w:val="en-AU"/>
+        </w:rPr>
+        <w:t xml:space="preserve"> spending.</w:t>
       </w:r>
     </w:p>
     <w:p>
@@ -15392,7 +15298,21 @@
         <w:rPr>
           <w:lang w:val="en-AU"/>
         </w:rPr>
-        <w:t xml:space="preserve">In Constant Return, Historical Period, and Formal Test modes, a gray dashed line overlays the chart showing the minimum required superannuation withdrawal for your age. The blue Super section </w:t>
+        <w:t xml:space="preserve">In Constant Return, Historical Period, and Formal Test modes, a </w:t>
+      </w:r>
+      <w:proofErr w:type="spellStart"/>
+      <w:r>
+        <w:rPr>
+          <w:lang w:val="en-AU"/>
+        </w:rPr>
+        <w:t>gray</w:t>
+      </w:r>
+      <w:proofErr w:type="spellEnd"/>
+      <w:r>
+        <w:rPr>
+          <w:lang w:val="en-AU"/>
+        </w:rPr>
+        <w:t xml:space="preserve"> dashed line overlays the chart showing the minimum required superannuation withdrawal for your age. The blue Super section </w:t>
       </w:r>
       <w:r>
         <w:rPr>
@@ -15454,7 +15374,7 @@
                     <pic:cNvPicPr/>
                   </pic:nvPicPr>
                   <pic:blipFill>
-                    <a:blip r:embed="rId20"/>
+                    <a:blip r:embed="rId22"/>
                     <a:stretch>
                       <a:fillRect/>
                     </a:stretch>
@@ -15486,7 +15406,7 @@
       <w:pPr>
         <w:pStyle w:val="Heading3"/>
       </w:pPr>
-      <w:bookmarkStart w:id="95" w:name="_Toc225589465"/>
+      <w:bookmarkStart w:id="95" w:name="_Toc225693003"/>
       <w:r>
         <w:t>Individual Super Balances (Couple Tracking)</w:t>
       </w:r>
@@ -15501,7 +15421,7 @@
       <w:pPr>
         <w:pStyle w:val="Heading3"/>
       </w:pPr>
-      <w:bookmarkStart w:id="96" w:name="_Toc225589466"/>
+      <w:bookmarkStart w:id="96" w:name="_Toc225693004"/>
       <w:r>
         <w:t>Individual Pension Income (Couple Tracking)</w:t>
       </w:r>
@@ -15534,7 +15454,7 @@
                     <pic:cNvPicPr/>
                   </pic:nvPicPr>
                   <pic:blipFill>
-                    <a:blip r:embed="rId21"/>
+                    <a:blip r:embed="rId23"/>
                     <a:stretch>
                       <a:fillRect/>
                     </a:stretch>
@@ -15560,7 +15480,7 @@
         <w:pStyle w:val="Heading3"/>
       </w:pPr>
       <w:bookmarkStart w:id="97" w:name="_Toc222665190"/>
-      <w:bookmarkStart w:id="98" w:name="_Toc225589467"/>
+      <w:bookmarkStart w:id="98" w:name="_Toc225693005"/>
       <w:r>
         <w:t>Age Pension Calculation Details</w:t>
       </w:r>
@@ -15588,7 +15508,15 @@
     </w:p>
     <w:p>
       <w:r>
-        <w:t>Year and Age: The simulation year number and corresponding age.</w:t>
+        <w:t xml:space="preserve">Year and Age: The </w:t>
+      </w:r>
+      <w:proofErr w:type="gramStart"/>
+      <w:r>
+        <w:t>simulation</w:t>
+      </w:r>
+      <w:proofErr w:type="gramEnd"/>
+      <w:r>
+        <w:t xml:space="preserve"> year number and corresponding age.</w:t>
       </w:r>
     </w:p>
     <w:p>
@@ -15619,7 +15547,15 @@
     </w:p>
     <w:p>
       <w:r>
-        <w:t>Private Pension + Other: Combined non-deemed income sources counted in the income test, including: defined benefit/annuity pension, Other Net Income (rental, dividends, part-time work), and pre-retirement income if one partner is still working.</w:t>
+        <w:t xml:space="preserve">Private Pension + Other: Combined non-deemed income sources counted in the income test, </w:t>
+      </w:r>
+      <w:proofErr w:type="gramStart"/>
+      <w:r>
+        <w:t>including:</w:t>
+      </w:r>
+      <w:proofErr w:type="gramEnd"/>
+      <w:r>
+        <w:t xml:space="preserve"> defined benefit/annuity pension, Other Net Income (rental, dividends, part-time work), and pre-retirement income if one partner is still working.</w:t>
       </w:r>
     </w:p>
     <w:p>
@@ -15684,7 +15620,7 @@
       <w:pPr>
         <w:pStyle w:val="Heading2"/>
       </w:pPr>
-      <w:bookmarkStart w:id="99" w:name="_Toc225589468"/>
+      <w:bookmarkStart w:id="99" w:name="_Toc225693006"/>
       <w:r>
         <w:lastRenderedPageBreak/>
         <w:t>6.2 CSV Export &amp; Analysis</w:t>
@@ -15717,7 +15653,7 @@
                     <pic:cNvPicPr/>
                   </pic:nvPicPr>
                   <pic:blipFill>
-                    <a:blip r:embed="rId22"/>
+                    <a:blip r:embed="rId24"/>
                     <a:stretch>
                       <a:fillRect/>
                     </a:stretch>
@@ -15743,7 +15679,7 @@
       <w:pPr>
         <w:pStyle w:val="Heading2"/>
       </w:pPr>
-      <w:bookmarkStart w:id="100" w:name="_Toc225589469"/>
+      <w:bookmarkStart w:id="100" w:name="_Toc225693007"/>
       <w:r>
         <w:t>6.3 Word Document Export</w:t>
       </w:r>
@@ -15751,7 +15687,15 @@
     </w:p>
     <w:p>
       <w:r>
-        <w:t>Generates a comprehensive retirement plan report as an editable Word (.docx) document. The report covers your financial inputs and assumptions, year-by-year projections with embedded chart images (Portfolio Balance, Income vs Spending, Annual Spending Breakdown, and Partner Super in couple mode), a Portfolio Assessment &amp; Recommendations section with plan-specific strengths, risks, and recommended actions, Monte Carlo risk analysis (if run), formal stress test results (if run), sensitivity analysis, and a methodology appendix explaining how the calculator works.</w:t>
+        <w:t xml:space="preserve">Generates a comprehensive retirement plan report as an editable </w:t>
+      </w:r>
+      <w:proofErr w:type="gramStart"/>
+      <w:r>
+        <w:t>Word (.</w:t>
+      </w:r>
+      <w:proofErr w:type="gramEnd"/>
+      <w:r>
+        <w:t>docx) document. The report covers your financial inputs and assumptions, year-by-year projections with embedded chart images (Portfolio Balance, Income vs Spending, Annual Spending Breakdown, and Partner Super in couple mode), a Portfolio Assessment &amp; Recommendations section with plan-specific strengths, risks, and recommended actions, Monte Carlo risk analysis (if run), formal stress test results (if run), sensitivity analysis, and a methodology appendix explaining how the calculator works.</w:t>
       </w:r>
     </w:p>
     <w:p>
@@ -15776,7 +15720,7 @@
                     <pic:cNvPicPr/>
                   </pic:nvPicPr>
                   <pic:blipFill>
-                    <a:blip r:embed="rId23"/>
+                    <a:blip r:embed="rId25"/>
                     <a:stretch>
                       <a:fillRect/>
                     </a:stretch>
@@ -15802,7 +15746,7 @@
         <w:pStyle w:val="Heading3"/>
       </w:pPr>
       <w:bookmarkStart w:id="101" w:name="report-contents"/>
-      <w:bookmarkStart w:id="102" w:name="_Toc225589470"/>
+      <w:bookmarkStart w:id="102" w:name="_Toc225693008"/>
       <w:bookmarkEnd w:id="101"/>
       <w:r>
         <w:t>How to Generate</w:t>
@@ -15829,7 +15773,7 @@
       <w:pPr>
         <w:pStyle w:val="Heading3"/>
       </w:pPr>
-      <w:bookmarkStart w:id="104" w:name="_Toc225589471"/>
+      <w:bookmarkStart w:id="104" w:name="_Toc225693009"/>
       <w:r>
         <w:t>File Details</w:t>
       </w:r>
@@ -15839,14 +15783,22 @@
       <w:bookmarkStart w:id="105" w:name="file-details"/>
       <w:bookmarkEnd w:id="105"/>
       <w:r>
-        <w:t>The file is a standard Microsoft Word .docx, typically 8–12 pages, named retirement-plan-YYYY-MM-DD.docx. It uses consistent professional formatting and is fully editable — you can add notes, highlight key figures, or customise the document before sharing.</w:t>
+        <w:t xml:space="preserve">The file is a standard Microsoft Word .docx, typically 8–12 pages, named retirement-plan-YYYY-MM-DD.docx. It uses consistent professional formatting and is fully editable — you can add notes, highlight key figures, or </w:t>
+      </w:r>
+      <w:proofErr w:type="spellStart"/>
+      <w:r>
+        <w:t>customise</w:t>
+      </w:r>
+      <w:proofErr w:type="spellEnd"/>
+      <w:r>
+        <w:t xml:space="preserve"> the document before sharing.</w:t>
       </w:r>
     </w:p>
     <w:p>
       <w:pPr>
         <w:pStyle w:val="Heading3"/>
       </w:pPr>
-      <w:bookmarkStart w:id="106" w:name="_Toc225589472"/>
+      <w:bookmarkStart w:id="106" w:name="_Toc225693010"/>
       <w:r>
         <w:t>When to Export</w:t>
       </w:r>
@@ -15871,7 +15823,7 @@
           <w:color w:val="auto"/>
         </w:rPr>
       </w:pPr>
-      <w:bookmarkStart w:id="109" w:name="_Toc225589473"/>
+      <w:bookmarkStart w:id="109" w:name="_Toc225693011"/>
       <w:r>
         <w:rPr>
           <w:lang w:val="en-AU"/>
@@ -15895,7 +15847,7 @@
       <w:pPr>
         <w:pStyle w:val="Heading1"/>
       </w:pPr>
-      <w:bookmarkStart w:id="110" w:name="_Toc225589474"/>
+      <w:bookmarkStart w:id="110" w:name="_Toc225693012"/>
       <w:r>
         <w:lastRenderedPageBreak/>
         <w:t>PART 7: TECHNICAL REFERENCE</w:t>
@@ -15906,7 +15858,7 @@
       <w:pPr>
         <w:pStyle w:val="Heading2"/>
       </w:pPr>
-      <w:bookmarkStart w:id="111" w:name="_Toc225589475"/>
+      <w:bookmarkStart w:id="111" w:name="_Toc225693013"/>
       <w:r>
         <w:t>7.1 Annual Simulation Sequence</w:t>
       </w:r>
@@ -15986,7 +15938,7 @@
       <w:pPr>
         <w:pStyle w:val="Heading2"/>
       </w:pPr>
-      <w:bookmarkStart w:id="112" w:name="_Toc225589476"/>
+      <w:bookmarkStart w:id="112" w:name="_Toc225693014"/>
       <w:r>
         <w:t>7.2 Withdrawal Hierarchy (Waterfall)</w:t>
       </w:r>
@@ -16021,7 +15973,7 @@
       <w:pPr>
         <w:pStyle w:val="Heading2"/>
       </w:pPr>
-      <w:bookmarkStart w:id="113" w:name="_Toc225589477"/>
+      <w:bookmarkStart w:id="113" w:name="_Toc225693015"/>
       <w:r>
         <w:t>7.3 Age Pension Calculation</w:t>
       </w:r>
@@ -16090,12 +16042,28 @@
     </w:p>
     <w:p>
       <w:r>
-        <w:t>- Pre-retirement income (in couple mode if one partner still working)</w:t>
-      </w:r>
-    </w:p>
-    <w:p>
-      <w:r>
-        <w:t>Note: Account-based pension minimum drawdowns are not counted as income (correctly excluded per Centrelink rules).</w:t>
+        <w:t xml:space="preserve">- Pre-retirement income (in couple mode if one partner </w:t>
+      </w:r>
+      <w:proofErr w:type="gramStart"/>
+      <w:r>
+        <w:t>still</w:t>
+      </w:r>
+      <w:proofErr w:type="gramEnd"/>
+      <w:r>
+        <w:t xml:space="preserve"> working)</w:t>
+      </w:r>
+    </w:p>
+    <w:p>
+      <w:r>
+        <w:t xml:space="preserve">Note: Account-based pension minimum drawdowns are not counted as income (correctly excluded </w:t>
+      </w:r>
+      <w:proofErr w:type="gramStart"/>
+      <w:r>
+        <w:t>per</w:t>
+      </w:r>
+      <w:proofErr w:type="gramEnd"/>
+      <w:r>
+        <w:t xml:space="preserve"> Centrelink rules).</w:t>
       </w:r>
     </w:p>
     <w:p>
@@ -16111,7 +16079,15 @@
     </w:p>
     <w:p>
       <w:r>
-        <w:t>Assessable assets = Main Super + Sequencing Buffer + Cash Account + Assessable Assets Outside Super (excludes principal residence). Non-super assets are entered in today’s dollars and automatically indexed to inflation.</w:t>
+        <w:t xml:space="preserve">Assessable assets = Main Super + Sequencing Buffer + Cash Account + Assessable Assets Outside Super (excludes principal residence). Non-super assets are entered </w:t>
+      </w:r>
+      <w:proofErr w:type="gramStart"/>
+      <w:r>
+        <w:t>in</w:t>
+      </w:r>
+      <w:proofErr w:type="gramEnd"/>
+      <w:r>
+        <w:t xml:space="preserve"> today’s dollars and automatically indexed to inflation.</w:t>
       </w:r>
     </w:p>
     <w:p>
@@ -16206,7 +16182,15 @@
     </w:p>
     <w:p>
       <w:r>
-        <w:t>- Reduction: $30,846 × 50% = $15,423</w:t>
+        <w:t>- Reduction: $</w:t>
+      </w:r>
+      <w:proofErr w:type="gramStart"/>
+      <w:r>
+        <w:t>30,846 × 50</w:t>
+      </w:r>
+      <w:proofErr w:type="gramEnd"/>
+      <w:r>
+        <w:t>% = $15,423</w:t>
       </w:r>
     </w:p>
     <w:p>
@@ -16235,7 +16219,15 @@
     </w:p>
     <w:p>
       <w:r>
-        <w:t>Age Pension = Min(asset test result, income test result)</w:t>
+        <w:t xml:space="preserve">Age Pension = </w:t>
+      </w:r>
+      <w:proofErr w:type="gramStart"/>
+      <w:r>
+        <w:t>Min(</w:t>
+      </w:r>
+      <w:proofErr w:type="gramEnd"/>
+      <w:r>
+        <w:t>asset test result, income test result)</w:t>
       </w:r>
     </w:p>
     <w:p>
@@ -16418,7 +16410,7 @@
       <w:pPr>
         <w:pStyle w:val="Heading2"/>
       </w:pPr>
-      <w:bookmarkStart w:id="114" w:name="_Toc225589478"/>
+      <w:bookmarkStart w:id="114" w:name="_Toc225693016"/>
       <w:r>
         <w:t>7.4 Minimum Drawdown Rules</w:t>
       </w:r>
@@ -16430,8 +16422,13 @@
       </w:r>
     </w:p>
     <w:p>
-      <w:r>
-        <w:t>• Age &lt; 65: 4%</w:t>
+      <w:proofErr w:type="gramStart"/>
+      <w:r>
+        <w:t>• Age &lt;</w:t>
+      </w:r>
+      <w:proofErr w:type="gramEnd"/>
+      <w:r>
+        <w:t xml:space="preserve"> 65: 4%</w:t>
       </w:r>
     </w:p>
     <w:p>
@@ -16474,7 +16471,7 @@
       <w:pPr>
         <w:pStyle w:val="Heading2"/>
       </w:pPr>
-      <w:bookmarkStart w:id="115" w:name="_Toc225589479"/>
+      <w:bookmarkStart w:id="115" w:name="_Toc225693017"/>
       <w:r>
         <w:t>7.5 Returns &amp; Inflation Modeling</w:t>
       </w:r>
@@ -16492,7 +16489,15 @@
     </w:p>
     <w:p>
       <w:r>
-        <w:t>All spending and pensions indexed to CPI annually. Display mode (Real/Nominal) affects chart presentation only, not calculations.</w:t>
+        <w:t xml:space="preserve">All spending and pensions </w:t>
+      </w:r>
+      <w:proofErr w:type="gramStart"/>
+      <w:r>
+        <w:t>indexed</w:t>
+      </w:r>
+      <w:proofErr w:type="gramEnd"/>
+      <w:r>
+        <w:t xml:space="preserve"> to CPI annually. Display mode (Real/Nominal) affects chart presentation only, not calculations.</w:t>
       </w:r>
     </w:p>
     <w:p>
@@ -16504,7 +16509,7 @@
       <w:pPr>
         <w:pStyle w:val="Heading1"/>
       </w:pPr>
-      <w:bookmarkStart w:id="116" w:name="_Toc225589480"/>
+      <w:bookmarkStart w:id="116" w:name="_Toc225693018"/>
       <w:r>
         <w:lastRenderedPageBreak/>
         <w:t>APPENDIX: Version History</w:t>
@@ -16515,548 +16520,63 @@
       <w:pPr>
         <w:pStyle w:val="Heading2"/>
       </w:pPr>
-      <w:bookmarkStart w:id="117" w:name="_Toc225589481"/>
-      <w:r>
-        <w:t>Version 17.2 (March 2026)</w:t>
+      <w:bookmarkStart w:id="117" w:name="_Toc225693019"/>
+      <w:r>
+        <w:t>Version 1</w:t>
+      </w:r>
+      <w:r>
+        <w:t>.0</w:t>
+      </w:r>
+      <w:r>
+        <w:t xml:space="preserve"> (March 2026)</w:t>
       </w:r>
       <w:bookmarkEnd w:id="117"/>
     </w:p>
     <w:p>
-      <w:r>
+      <w:pPr>
         <w:rPr>
           <w:b/>
           <w:bCs/>
         </w:rPr>
-        <w:t>Sustainable Spending Finder</w:t>
-      </w:r>
-      <w:r>
-        <w:t xml:space="preserve">: A “Find sustainable spending” panel added below the Base Annual Spending field. Two modes — Constant Return (binary search finding the maximum spending that hits a target ending balance at the Modelled Death Age) and Monte Carlo (binary search finding the spending level that achieves a chosen success rate threshold: 70–90%). Both modes use the full simulation engine including Age Pension means testing, couple tracking, guardrails, and all income sources. Splurge spending is included on top of the base figure in every iteration. An Apply button populates the Base Annual Spending field directly. </w:t>
-      </w:r>
-    </w:p>
-    <w:p>
+      </w:pPr>
       <w:r>
         <w:rPr>
           <w:b/>
           <w:bCs/>
         </w:rPr>
-        <w:t>Word export enhanced</w:t>
-      </w:r>
-      <w:r>
-        <w:t>: embedded chart images (Portfolio Balance, Income vs Spending, Annual Spending Breakdown, Partner Super) now appear in the Detailed Results section; new Portfolio Assessment &amp; Recommendations section generates plan-specific strengths, risks, and recommended actions from formal test results and MC success rates.</w:t>
-      </w:r>
-    </w:p>
-    <w:p>
-      <w:pPr>
-        <w:pStyle w:val="Heading2"/>
-      </w:pPr>
-      <w:bookmarkStart w:id="118" w:name="_Toc225589482"/>
-      <w:r>
-        <w:t>Version 17.1 (March 2026)</w:t>
+        <w:t>Initial Public Release</w:t>
+      </w:r>
+    </w:p>
+    <w:p>
+      <w:pPr>
+        <w:rPr>
+          <w:lang w:val="en-AU"/>
+        </w:rPr>
+      </w:pPr>
+      <w:r>
+        <w:rPr>
+          <w:lang w:val="en-AU"/>
+        </w:rPr>
+        <w:t>Core features at launch: constant return and Monte Carlo simulation (parametric and historical) with Australian market data (1980–2024); Age Pension means testing with March 2026 rates and thresholds; couple tracking with staggered retirement, reversionary pensions, and death scenario modelling; formal stress tests (A1–H1); JP Morgan declining spend curve; dynamic guardrails (Guyton-Klinger); stochastic irregular expenses; aged care modelling; debt repayment; sensitivity analysis; What-If scenario comparison; Find Sustainable Spending solver (constant return and Monte Carlo modes); Word document export with embedded charts and portfolio recommendations; CSV export; Longevity &amp; Outcome Analysis chart; and variable simulation horizon driven by ABS life expectancy tables.</w:t>
+      </w:r>
+    </w:p>
+    <w:p/>
+    <w:p>
+      <w:pPr>
+        <w:pStyle w:val="Heading1"/>
+      </w:pPr>
+      <w:bookmarkStart w:id="118" w:name="_Toc225693020"/>
+      <w:r>
+        <w:t>Contact &amp; Support</w:t>
       </w:r>
       <w:bookmarkEnd w:id="118"/>
     </w:p>
     <w:p>
       <w:r>
-        <w:rPr>
-          <w:b/>
-          <w:bCs/>
-        </w:rPr>
-        <w:t>Variable simulation horizon</w:t>
-      </w:r>
-      <w:r>
-        <w:t>: The simulation now runs to the Modelled Death Age rather than a fixed 35-year window. In single mode, the death age is set via a new field (defaulting to ABS 2020–2022 life expectancy for the selected sex and age) and the simulation horizon adjusts automatically. In couple tracking mode, a separate Simulation Length (years) field controls how long the scenario runs, completely independent of the partner death ages used in Death Scenario Modelling.</w:t>
-      </w:r>
-    </w:p>
-    <w:p>
-      <w:r>
-        <w:rPr>
-          <w:b/>
-          <w:bCs/>
-        </w:rPr>
-        <w:t>Stochastic mortality in Monte Carlo</w:t>
-      </w:r>
-      <w:r>
-        <w:t>: A "Variable death age in MC" checkbox enables per-run mortality sampling. Each parametric MC run draws a death age from a normal distribution centred on the ABS life expectancy (SD = 10 years), so run lengths vary across the ensemble and the success rate reflects genuine longevity uncertainty rather than a fixed horizon. Historical MC continues to use fixed 35-year windows to preserve the integrity of historical return sequences.</w:t>
-      </w:r>
-    </w:p>
-    <w:p>
-      <w:r>
-        <w:rPr>
-          <w:b/>
-          <w:bCs/>
-        </w:rPr>
-        <w:t>Longevity &amp; Outcome Analysis chart:</w:t>
-      </w:r>
-      <w:r>
-        <w:t xml:space="preserve"> A new chart appears below the Executive Summary when Monte Carlo is active, providing two views — a scatter plot of final balance vs end age (green = solvent, red = insolvent) that reveals whether failures are longevity-driven or return-driven, and a ruin age histogram showing the distribution of portfolio depletion ages for failed runs.</w:t>
-      </w:r>
-    </w:p>
-    <w:p>
-      <w:r>
-        <w:rPr>
-          <w:b/>
-          <w:bCs/>
-        </w:rPr>
-        <w:t>Age Pension parameters updated to 20 March 2026 indexation</w:t>
-      </w:r>
-      <w:r>
-        <w:t>: single maximum $31,224/yr (up from $30,646), couple combined $47,071/yr (up from $46,202). Single homeowner asset cutoff increased to $722,000 (up $7,500). Deeming rates increased to 1.25% / 3.25% (up 0.50% each). Lower asset thresholds and income free areas unchanged until 1 July 2026.</w:t>
-      </w:r>
-    </w:p>
-    <w:p>
-      <w:r>
-        <w:rPr>
-          <w:b/>
-          <w:bCs/>
-        </w:rPr>
-        <w:t>Death scenario survivor pension fix:</w:t>
-      </w:r>
-      <w:r>
-        <w:t xml:space="preserve"> The surviving partner now correctly receives the full single Age Pension rate after their partner dies, rather than the lower member-of-couple rate that was incorrectly applied in prior versions.</w:t>
-      </w:r>
-    </w:p>
-    <w:p>
-      <w:r>
-        <w:rPr>
-          <w:b/>
-          <w:bCs/>
-        </w:rPr>
-        <w:t>Sensitivity Analysis hidden in MC and Formal Test modes</w:t>
-      </w:r>
-      <w:r>
-        <w:t>: The panel only appears for Constant Return and Historical Period scenarios, where a deterministic return grid is meaningful.</w:t>
-      </w:r>
-    </w:p>
-    <w:p>
-      <w:pPr>
-        <w:pStyle w:val="Heading2"/>
-      </w:pPr>
-      <w:bookmarkStart w:id="119" w:name="_Toc225589483"/>
-      <w:r>
-        <w:lastRenderedPageBreak/>
-        <w:t>Version 17.0 (March 2026)</w:t>
-      </w:r>
-      <w:bookmarkEnd w:id="119"/>
-    </w:p>
-    <w:p>
-      <w:r>
-        <w:rPr>
-          <w:b/>
-          <w:bCs/>
-        </w:rPr>
-        <w:t xml:space="preserve">Updated Parametric Monte Carlo: </w:t>
-      </w:r>
-      <w:r>
-        <w:t>replaced norm arithmetic normal return modelling with a lognormal return framework to better represent portfolio behavior and volatility drag.</w:t>
-      </w:r>
-    </w:p>
-    <w:p>
-      <w:pPr>
-        <w:pStyle w:val="Heading2"/>
-      </w:pPr>
-      <w:bookmarkStart w:id="120" w:name="_Toc225589484"/>
-      <w:r>
-        <w:t>Version 16.0 (February 2026)</w:t>
-      </w:r>
-      <w:bookmarkEnd w:id="120"/>
-    </w:p>
-    <w:p>
-      <w:r>
-        <w:rPr>
-          <w:b/>
-        </w:rPr>
-        <w:t xml:space="preserve">Work Bonus (Age Pension Employment Income Exemption): </w:t>
-      </w:r>
-      <w:r>
-        <w:t>Employment and self-employment income can now be flagged as Work Bonus eligible on a per-stream basis. Tick the “Employment income — Work Bonus eligible” checkbox beneath the main Other Net Income field or on any Additional Income Stream card to exempt up to $7,800/year (per eligible partner) from the Age Pension income test. Unused entitlement accumulates in a bank up to $11,800 per person. Both amounts are CPI-indexed. The bank starts at $0. Rental income, dividends, and pensions are not eligible and remain fully assessable.</w:t>
-      </w:r>
-    </w:p>
-    <w:p>
-      <w:r>
-        <w:rPr>
-          <w:b/>
-        </w:rPr>
-        <w:t xml:space="preserve">Australian Historical Return Data: </w:t>
-      </w:r>
-      <w:r>
-        <w:t>Three Australian data series added to Historical Monte Carlo: AU Balanced (60% XAOA / 40% AusBond Composite, 1990–2024, 35 years), AU Equities — XAOA ASX All Ords Accumulation (1980–2024, 45 years), and AU Bonds — AusBond Composite 0+ Yr (1990–2024, 35 years). These complement the existing US S&amp;P 500 dataset (1928–2025, 98 years). AU Balanced is now the default series, providing a more realistic starting point for typical Australian super fund members.</w:t>
-      </w:r>
-    </w:p>
-    <w:p>
-      <w:r>
-        <w:rPr>
-          <w:b/>
-        </w:rPr>
-        <w:t xml:space="preserve">Asset Allocation Presets (Parametric Monte Carlo): </w:t>
-      </w:r>
-      <w:r>
-        <w:t>Four one-click presets replace the need to manually enter return and volatility assumptions: Conservative (~30% equities, 6.5%/8%), Balanced (60/40, 7.5%/11%, new default), Growth (70/30, 8.0%/13.5%), and High Growth (~90% equities, 9.0%/18%). A Custom option retains full manual control. Preset names and descriptions appear in the Word export Analysis Configuration and Assumptions sections.</w:t>
-      </w:r>
-    </w:p>
-    <w:p>
-      <w:r>
-        <w:rPr>
-          <w:b/>
-        </w:rPr>
-        <w:t xml:space="preserve">Word Export Enhancements: </w:t>
-      </w:r>
-      <w:r>
-        <w:t>The Word report now reflects the actual selected data series, preset name, and Work Bonus configuration. The Analysis Configuration table shows the correct series label and period (e.g., “AU Balanced (60% XAOA / 40% AusBond Composite) 1990–2024”) rather than the hardcoded S&amp;P 500 description. The Assumptions section lists the preset name alongside return and volatility figures. Work Bonus eligibility for each income stream is shown in the Other Income table. A new Work Bonus sub-section in the Methodology Appendix explains the accrual mechanics and eligibility rules. Historical Period results now appear correctly in the Word report regardless of the order in which test scenarios are selected.</w:t>
-      </w:r>
-    </w:p>
-    <w:p>
-      <w:r>
-        <w:rPr>
-          <w:b/>
-        </w:rPr>
-        <w:t xml:space="preserve">Historical Periods — Australian Data: </w:t>
-      </w:r>
-      <w:r>
-        <w:t>The Historical Periods test scenario now supports four data sources: US S&amp;P 500 (unchanged, 1928–2025), AU Equities — XAOA (1980–2024), AU Balanced 60/40 (1990–2024), and AU Bonds — AusBond Composite (1990–2024). Eleven periods are available in total (6 US + 5 AU). AU periods use event-driven labels (e.g., “AU 1990 Recession”, “AU 1987 Crash”) to make clear which are genuine stress tests and which are best-case comparators. A contextual description beneath the selector explains which events each 35-year sequence captures.</w:t>
-      </w:r>
-    </w:p>
-    <w:p>
-      <w:r>
-        <w:rPr>
-          <w:b/>
-        </w:rPr>
-        <w:t xml:space="preserve">Historical Periods — Data Integrity and [Stress Test] Labels: </w:t>
-      </w:r>
-      <w:r>
-        <w:t xml:space="preserve">Three of the six US S&amp;P 500 periods (2008 GFC, 2000 Dot-com, 2020 COVID) cannot provide a full 35 years of real data because </w:t>
-      </w:r>
-      <w:r>
-        <w:lastRenderedPageBreak/>
-        <w:t>the events occurred too recently — a 2008 start requires data through to 2043, which does not yet exist. These periods are now clearly labelled [Stress Test] in the selector to distinguish them from the three genuine 35-year replays (1929 Depression, 1973 Stagflation, 1982 Bull Market). The fabricated tail years in the stress test periods previously used recycled values averaging approximately 18%/yr, which was materially optimistic and obscured the true impact of the opening crash. These have been replaced with a flat 10%/yr nominal return — the long-run S&amp;P 500 historical average — as a neutral, defensible assumption. Each period’s description panel now states exactly how many years of real data are used and what assumption applies to the remainder. All AU periods use genuine historical data throughout and are unaffected by this change.</w:t>
-      </w:r>
-    </w:p>
-    <w:p>
-      <w:pPr>
-        <w:pStyle w:val="Heading2"/>
-      </w:pPr>
-      <w:bookmarkStart w:id="121" w:name="_Toc225589485"/>
-      <w:r>
-        <w:t>Version 15.9 (February 2026)</w:t>
-      </w:r>
-      <w:bookmarkEnd w:id="121"/>
-    </w:p>
-    <w:p>
-      <w:r>
-        <w:rPr>
-          <w:b/>
-        </w:rPr>
-        <w:t xml:space="preserve">Non-Super Assets for Age Pension: </w:t>
-      </w:r>
-      <w:r>
-        <w:t>A new “Assessable Assets Outside Super” field allows you to enter financial assets held outside superannuation (bank accounts, term deposits, shares, managed funds, investment property equity). These are added to your super balance for both the Centrelink assets test and deeming calculation, providing a more accurate Age Pension estimate. The field appears when Age Pension is enabled and values are automatically indexed to inflation. Income from these assets (rent, dividends) should be entered in the existing “Other Net Income” field.</w:t>
-      </w:r>
-    </w:p>
-    <w:p>
-      <w:r>
-        <w:rPr>
-          <w:b/>
-        </w:rPr>
-        <w:t xml:space="preserve">Age Pension Calculation Details Panel: </w:t>
-      </w:r>
-      <w:r>
-        <w:t>A new collapsible panel in the results column shows a year-by-year breakdown of how your Age Pension is calculated. For each year from age 67 onwards, it displays: total assessable assets, asset test threshold and result, deemed income, total testable income, income test free area and result, which test is binding (assets or income), and the final pension amount. Values respect the Real/Nominal dollars toggle. Rows are colour-coded: amber highlights the binding test, green marks full pension rate, and red indicates nil pension (above asset cutoff).</w:t>
-      </w:r>
-    </w:p>
-    <w:p>
-      <w:r>
-        <w:rPr>
-          <w:b/>
-        </w:rPr>
-        <w:t xml:space="preserve">Security &amp; Analytics: </w:t>
-      </w:r>
-      <w:r>
-        <w:t>Added Vercel Analytics for privacy-friendly visitor tracking. Content Security Policy (CSP) headers and other security hardening measures protect against common web vulnerabilities.</w:t>
-      </w:r>
-    </w:p>
-    <w:p>
-      <w:r>
-        <w:rPr>
-          <w:b/>
-        </w:rPr>
-        <w:t xml:space="preserve">Additional Income Streams: </w:t>
-      </w:r>
-      <w:r>
-        <w:t>You can now add multiple income sources, each with its own description, amount, start year, duration, and CPI indexing setting. This solves a key limitation where users with both indexed and non-indexed income (e.g., a CPI-indexed rental income and a fixed overseas pension) could not model them correctly with a single field. Each stream is independently calculated and flows into the income charts, spending waterfall, and Age Pension income test. The original “Other Net Income” field remains for backward compatibility; additional streams appear below it via the “Add Income Stream” button.</w:t>
-      </w:r>
-    </w:p>
-    <w:p>
-      <w:r>
-        <w:rPr>
-          <w:b/>
-        </w:rPr>
-        <w:t xml:space="preserve">What-If Panel Cleanup: </w:t>
-      </w:r>
-      <w:r>
-        <w:t>The “Run Comprehensive Analysis” and “Save Current Scenario” buttons have been moved inside the What-If Comparison panel, reducing visual clutter when the panel is collapsed.</w:t>
-      </w:r>
-    </w:p>
-    <w:p>
-      <w:pPr>
-        <w:pStyle w:val="Heading2"/>
-      </w:pPr>
-      <w:bookmarkStart w:id="122" w:name="_Toc225589486"/>
-      <w:r>
-        <w:t>Version 15.8 (February 2026)</w:t>
-      </w:r>
-      <w:bookmarkEnd w:id="122"/>
-    </w:p>
-    <w:p>
-      <w:r>
-        <w:t xml:space="preserve">Recalibrates the JP Morgan spending curve to align with Blanchett (2014) and JP Morgan (2024) research, adjusted for Australia: a gentler 1.0%/yr decline in the go-go years, accelerating to </w:t>
-      </w:r>
-      <w:r>
-        <w:lastRenderedPageBreak/>
-        <w:t xml:space="preserve">1.5%/yr in the slow-go years, then tapering to 0.5%/yr in the no-go years. Stochastic irregular expenses are now enabled by default (with pre-loaded manual expenses removed to avoid double-counting) and can run simultaneously with manual one-off expenses for planned costs like gifts or holidays. A new </w:t>
-      </w:r>
-      <w:r>
-        <w:rPr>
-          <w:rFonts w:ascii="Segoe UI Emoji" w:hAnsi="Segoe UI Emoji" w:cs="Segoe UI Emoji"/>
-        </w:rPr>
-        <w:t>🎲</w:t>
-      </w:r>
-      <w:r>
-        <w:t xml:space="preserve"> Reshuffle Expense Timing button lets you explore different stochastic expense paths without running full Monte Carlo. Several simulation stability fixes resolve issues where charts could jump around during editing (unseeded random values in aged care probability and the stochastic expense engine), the Monte Carlo stale detection "orange button" warning now works as documented, and debt repayment changes correctly update the spending charts. Chart tooltips now display age alongside year.</w:t>
-      </w:r>
-    </w:p>
-    <w:p>
-      <w:pPr>
-        <w:pStyle w:val="Heading2"/>
-      </w:pPr>
-      <w:bookmarkStart w:id="123" w:name="_Toc225589487"/>
-      <w:r>
-        <w:t>Version 15.7 (February 2026)</w:t>
-      </w:r>
-      <w:bookmarkEnd w:id="123"/>
-    </w:p>
-    <w:p>
-      <w:pPr>
-        <w:spacing w:after="240"/>
-      </w:pPr>
-      <w:r>
-        <w:t>Two-Column Layout: Calculator now uses a side-by-side layout on desktop screens. Input parameters appear in the left column (approximately 33% width), while test scenarios, charts, and results appear in the right column (approximately 67% width). This allows you to see inputs and results simultaneously without scrolling back and forth. Test scenario buttons are now positioned at the top of the right column for easy access. The single-row button arrangement at the top (Save/Load, Quick Help, Tax Assumptions, Key Assumptions, Export CSV, Export Word) reduces vertical space and keeps all controls visible. On mobile devices and tablets, the layout automatically stacks vertically for optimal viewing.</w:t>
-      </w:r>
-    </w:p>
-    <w:p>
-      <w:pPr>
-        <w:pStyle w:val="Heading2"/>
-      </w:pPr>
-      <w:bookmarkStart w:id="124" w:name="_Toc225589488"/>
-      <w:r>
-        <w:t>Version 15.6 (February 2026)</w:t>
-      </w:r>
-      <w:bookmarkEnd w:id="124"/>
-    </w:p>
-    <w:p>
-      <w:pPr>
-        <w:spacing w:after="240"/>
-      </w:pPr>
-      <w:r>
-        <w:t>Annual Spending Breakdown Chart: New stacked bar chart shows the composition of your annual spending by funding source. Each bar displays how much comes from Super withdrawals (blue), Cash (yellow), Sequencing Buffer (orange), Age Pension (dark green), Defined Benefit pension (medium green), and Other Income (light green). In single-scenario mode, a minimum required super withdrawal line overlays the chart, making it easy to verify whether your super withdrawals meet the legal minimum. This visualization reveals when Age Pension kicks in, shows the impact of large one-time expenses like RAD payments, and helps assess the sustainability of your drawdown strategy.</w:t>
-      </w:r>
-    </w:p>
-    <w:p>
-      <w:r>
-        <w:t xml:space="preserve">Age Pension Improvements: Comprehensive Age Pension modeling now includes Centrelink deeming rules (financial assets deemed to earn 0.25% on first portion, 2.25% on balance) and complete income testing (counts private pensions, deemed income, Other Net Income from rental/work, and pre-retirement income). Added clear warnings about modeling assumptions and verification with Centrelink. </w:t>
-      </w:r>
-    </w:p>
-    <w:p>
-      <w:r>
-        <w:t>Historical Monte Carlo Success Rates: Updated success rate guidance to reflect that Historical MC typically shows 5-15 percentage points higher than Parametric MC. Historical MC "Good" threshold raised to 85-89% (from 80-89%) to reflect that it's bounded by actual historical data. Added comparative explanation panel when both methods are run.</w:t>
-      </w:r>
-    </w:p>
-    <w:p>
-      <w:r>
-        <w:t>Other Net Income: Model additional income sources (part-time work, rental properties, investments) with flexible start year and duration controls. Works in both single and couple modes with year-based timing.</w:t>
-      </w:r>
-    </w:p>
-    <w:p>
-      <w:r>
-        <w:lastRenderedPageBreak/>
-        <w:t>Couple Mode Fixes: Real dollar year now displays correctly using earliest retirement age. Retirement year shown next to age in couple tracking panel.</w:t>
-      </w:r>
-    </w:p>
-    <w:p>
-      <w:pPr>
-        <w:pStyle w:val="Heading2"/>
-      </w:pPr>
-      <w:bookmarkStart w:id="125" w:name="_Toc225589489"/>
-      <w:r>
-        <w:t>Version 15.5 (February 2026)</w:t>
-      </w:r>
-      <w:bookmarkEnd w:id="125"/>
-    </w:p>
-    <w:p>
-      <w:r>
-        <w:rPr>
-          <w:b/>
-          <w:bCs/>
-        </w:rPr>
-        <w:t>Terminology Updates:</w:t>
-      </w:r>
-      <w:r>
-        <w:t xml:space="preserve"> Renamed “PSS/CSS Pension” to “Defined Benefit/Superannuation Annuity” throughout to be more inclusive of all pension types (PSS, CSS, DFRDB, commercial lifetime annuities). Renamed “Base Annual Spending” to “Base Annual Spending in Retirement” for clarity. Renamed “Current Age” to “Age turning this year” to avoid confusion with birthdays during the year. Updated “Withdrawal remainder” to “Withdrawal order” in strategy description for better clarity.</w:t>
-      </w:r>
-    </w:p>
-    <w:p>
-      <w:r>
-        <w:rPr>
-          <w:b/>
-          <w:bCs/>
-        </w:rPr>
-        <w:t>Word Document Export:</w:t>
-      </w:r>
-      <w:r>
-        <w:t xml:space="preserve"> Generate comprehensive retirement plan reports as professional Word documents. Includes executive summary with traffic light status indicators, financial assumptions, year-by-year projections (constant return scenario), Monte Carlo risk analysis, actionable recommendations with priority coding, and detailed test scenario results. Reports are fully editable, 8-12 pages, with professional styling. Export button located next to CSV Export for easy access.</w:t>
-      </w:r>
-    </w:p>
-    <w:p>
-      <w:pPr>
-        <w:pStyle w:val="Heading2"/>
-      </w:pPr>
-      <w:bookmarkStart w:id="126" w:name="_Toc225589490"/>
-      <w:r>
-        <w:t>Version 15.4 (February 2026)</w:t>
-      </w:r>
-      <w:bookmarkEnd w:id="126"/>
-    </w:p>
-    <w:p>
-      <w:r>
-        <w:t>Save/Load Scenarios: Save multiple retirement scenarios to browser storage with custom names. Load previously saved scenarios instantly. Export scenarios as JSON files for backup or sharing. Import scenarios from JSON files. Auto-save draft every 30 seconds with recovery on page load.</w:t>
-      </w:r>
-      <w:r>
-        <w:br/>
-      </w:r>
-      <w:r>
-        <w:br/>
-        <w:t>Stochastic Irregular Expenses Enhanced: Now works with all test scenarios (Constant Returns, Historical Periods, Monte Carlo, Historical Monte Carlo). Previously only worked with Monte Carlo. Generates realistic lumpy expenses (vehicles, home repairs, medical) for single-run scenarios with proper inflation calculation from retirement year.</w:t>
-      </w:r>
-      <w:r>
-        <w:br/>
-      </w:r>
-      <w:r>
-        <w:br/>
-        <w:t>Enhanced Warning System: Comprehensive early depletion warning when portfolio fails in first 5 years. Identifies root causes (low returns, high spending, stochastic expense spikes, couple retirement gaps). Provides specific actionable fixes including pre-retirement income guidance for staggered retirement scenarios.</w:t>
-      </w:r>
-      <w:r>
-        <w:br/>
-      </w:r>
-      <w:r>
-        <w:br/>
-        <w:t>Manual Expense Visibility Improved: Manual one-off expenses now always visible even when stochastic is enabled, with clear warnings about which system is active. Orange warning when using manual expenses with Monte Carlo explains limitation (same expenses in every simulation).</w:t>
-      </w:r>
-      <w:r>
-        <w:br/>
-      </w:r>
-      <w:r>
-        <w:br/>
-        <w:t>Stale Results Detection: Monte Carlo and Historical Monte Carlo buttons turn orange and pulse when settings change after running. Clear "🔄 Re-Run" prompts with warning messages ensure users know when results are outdated.</w:t>
-      </w:r>
-      <w:r>
-        <w:br/>
-      </w:r>
-      <w:r>
-        <w:br/>
-        <w:t>Streamlined Interface: Removed Quick Start Templates from Scenario Manager to reduce clutter. Focus on user-created scenarios with enhanced save/load functionality.</w:t>
-      </w:r>
-    </w:p>
-    <w:p>
-      <w:pPr>
-        <w:pStyle w:val="Heading2"/>
-      </w:pPr>
-      <w:bookmarkStart w:id="127" w:name="_Toc225589491"/>
-      <w:r>
-        <w:lastRenderedPageBreak/>
-        <w:t>Version 15.2 (February 2026)</w:t>
-      </w:r>
-      <w:bookmarkEnd w:id="127"/>
-    </w:p>
-    <w:p>
-      <w:r>
-        <w:t>Executive Summary Dashboard: Collapsible panel above charts showing success/fail status, portfolio metrics, income summary, risk assessment with traffic lights (🔴🟡🟢), Monte Carlo analysis, and couple tracking. Scenario-aware with hover tooltips on all metrics.</w:t>
-      </w:r>
-    </w:p>
-    <w:p>
-      <w:pPr>
-        <w:pStyle w:val="Heading2"/>
-      </w:pPr>
-      <w:bookmarkStart w:id="128" w:name="_Toc225589492"/>
-      <w:r>
-        <w:t>Version 15.1 (February 2026)</w:t>
-      </w:r>
-      <w:bookmarkEnd w:id="128"/>
-    </w:p>
-    <w:p>
-      <w:r>
-        <w:rPr>
-          <w:b/>
-        </w:rPr>
-        <w:t xml:space="preserve">Monte Carlo Percentile Bands: </w:t>
-      </w:r>
-      <w:r>
-        <w:t>Visualize outcome uncertainty with 10th, 25th, 75th, 90th percentile boundary lines.</w:t>
-      </w:r>
-    </w:p>
-    <w:p>
-      <w:r>
-        <w:rPr>
-          <w:b/>
-        </w:rPr>
-        <w:t xml:space="preserve">Individual Partner Charts: </w:t>
-      </w:r>
-      <w:r>
-        <w:t>Track each partner's super balance and pension income separately with couple tracking.</w:t>
-      </w:r>
-    </w:p>
-    <w:p>
-      <w:r>
-        <w:rPr>
-          <w:b/>
-        </w:rPr>
-        <w:t xml:space="preserve">Accurate Age Pension: </w:t>
-      </w:r>
-      <w:r>
-        <w:t>Implements real Centrelink rules for couples with different ages and eligibility.</w:t>
-      </w:r>
-    </w:p>
-    <w:p>
-      <w:pPr>
-        <w:pStyle w:val="Heading2"/>
-      </w:pPr>
-      <w:bookmarkStart w:id="129" w:name="_Toc225589493"/>
-      <w:r>
-        <w:t>Version 15.0 (February 2026)</w:t>
-      </w:r>
-      <w:bookmarkEnd w:id="129"/>
-    </w:p>
-    <w:p>
-      <w:r>
-        <w:rPr>
-          <w:b/>
-        </w:rPr>
-        <w:t xml:space="preserve">Couple Tracking: </w:t>
-      </w:r>
-      <w:r>
-        <w:t>Complete individual partner management with different ages, retirement dates, super balances, and pensions. Includes death scenarios and reversionary pension modeling.</w:t>
-      </w:r>
-    </w:p>
-    <w:p>
-      <w:pPr>
-        <w:pStyle w:val="Heading1"/>
-      </w:pPr>
-      <w:bookmarkStart w:id="130" w:name="_Toc225589494"/>
-      <w:r>
-        <w:t>Contact &amp; Support</w:t>
-      </w:r>
-      <w:bookmarkEnd w:id="130"/>
-    </w:p>
-    <w:p>
-      <w:r>
-        <w:t>Email: aust-retirement-calculator@proton.me</w:t>
+        <w:t xml:space="preserve">Email: </w:t>
+      </w:r>
+      <w:r>
+        <w:t>hello@retireconfident.com.au</w:t>
       </w:r>
     </w:p>
     <w:p>
@@ -17085,7 +16605,7 @@
     <w:p/>
     <w:p>
       <w:r>
-        <w:t>━━━━━━━━━━━━━━━━━━━━━━━━━━━━━━━━━━━━━━━━━━━━━━━━━━</w:t>
+        <w:t>━━━━━━━━━━━━━━━━━━━━━━━━━━━━━━━━━━━━━━━━━━</w:t>
       </w:r>
     </w:p>
     <w:p/>
@@ -17103,10 +16623,15 @@
         <w:jc w:val="center"/>
       </w:pPr>
       <w:r>
-        <w:t>Australian Retirement Planning Tool v17.1</w:t>
+        <w:t xml:space="preserve">Australian Retirement Planning Tool </w:t>
+      </w:r>
+      <w:r>
+        <w:t>v1.0</w:t>
       </w:r>
     </w:p>
     <w:sectPr>
+      <w:headerReference w:type="default" r:id="rId26"/>
+      <w:footerReference w:type="default" r:id="rId27"/>
       <w:pgSz w:w="12240" w:h="15840"/>
       <w:pgMar w:top="1440" w:right="1440" w:bottom="1440" w:left="1440" w:header="720" w:footer="720" w:gutter="0"/>
       <w:cols w:space="720"/>
@@ -17141,6 +16666,128 @@
 </w:endnotes>
 </file>
 
+<file path=word/footer1.xml><?xml version="1.0" encoding="utf-8"?>
+<w:ftr xmlns:wpc="http://schemas.microsoft.com/office/word/2010/wordprocessingCanvas" xmlns:cx="http://schemas.microsoft.com/office/drawing/2014/chartex" xmlns:cx1="http://schemas.microsoft.com/office/drawing/2015/9/8/chartex" xmlns:cx2="http://schemas.microsoft.com/office/drawing/2015/10/21/chartex" xmlns:cx3="http://schemas.microsoft.com/office/drawing/2016/5/9/chartex" xmlns:cx4="http://schemas.microsoft.com/office/drawing/2016/5/10/chartex" xmlns:cx5="http://schemas.microsoft.com/office/drawing/2016/5/11/chartex" xmlns:cx6="http://schemas.microsoft.com/office/drawing/2016/5/12/chartex" xmlns:cx7="http://schemas.microsoft.com/office/drawing/2016/5/13/chartex" xmlns:cx8="http://schemas.microsoft.com/office/drawing/2016/5/14/chartex" xmlns:mc="http://schemas.openxmlformats.org/markup-compatibility/2006" xmlns:aink="http://schemas.microsoft.com/office/drawing/2016/ink" xmlns:am3d="http://schemas.microsoft.com/office/drawing/2017/model3d" xmlns:o="urn:schemas-microsoft-com:office:office" xmlns:oel="http://schemas.microsoft.com/office/2019/extlst" xmlns:r="http://schemas.openxmlformats.org/officeDocument/2006/relationships" xmlns:m="http://schemas.openxmlformats.org/officeDocument/2006/math" xmlns:v="urn:schemas-microsoft-com:vml" xmlns:wp14="http://schemas.microsoft.com/office/word/2010/wordprocessingDrawing" xmlns:wp="http://schemas.openxmlformats.org/drawingml/2006/wordprocessingDrawing" xmlns:w10="urn:schemas-microsoft-com:office:word" xmlns:w="http://schemas.openxmlformats.org/wordprocessingml/2006/main" xmlns:w14="http://schemas.microsoft.com/office/word/2010/wordml" xmlns:w15="http://schemas.microsoft.com/office/word/2012/wordml" xmlns:w16cex="http://schemas.microsoft.com/office/word/2018/wordml/cex" xmlns:w16cid="http://schemas.microsoft.com/office/word/2016/wordml/cid" xmlns:w16="http://schemas.microsoft.com/office/word/2018/wordml" xmlns:w16du="http://schemas.microsoft.com/office/word/2023/wordml/word16du" xmlns:w16sdtdh="http://schemas.microsoft.com/office/word/2020/wordml/sdtdatahash" xmlns:w16sdtfl="http://schemas.microsoft.com/office/word/2024/wordml/sdtformatlock" xmlns:w16se="http://schemas.microsoft.com/office/word/2015/wordml/symex" xmlns:wpg="http://schemas.microsoft.com/office/word/2010/wordprocessingGroup" xmlns:wpi="http://schemas.microsoft.com/office/word/2010/wordprocessingInk" xmlns:wne="http://schemas.microsoft.com/office/word/2006/wordml" xmlns:wps="http://schemas.microsoft.com/office/word/2010/wordprocessingShape" mc:Ignorable="w14 w15 w16se w16cid w16 w16cex w16sdtdh w16sdtfl w16du wp14">
+  <w:p>
+    <w:pPr>
+      <w:pBdr>
+        <w:top w:val="single" w:sz="4" w:space="4" w:color="CCCCCC"/>
+      </w:pBdr>
+      <w:jc w:val="center"/>
+    </w:pPr>
+    <w:r>
+      <w:tab/>
+    </w:r>
+    <w:r>
+      <w:rPr>
+        <w:color w:val="888888"/>
+        <w:sz w:val="18"/>
+        <w:szCs w:val="18"/>
+      </w:rPr>
+      <w:t xml:space="preserve">Page </w:t>
+    </w:r>
+    <w:r>
+      <w:rPr>
+        <w:color w:val="888888"/>
+        <w:sz w:val="18"/>
+        <w:szCs w:val="18"/>
+      </w:rPr>
+      <w:fldChar w:fldCharType="begin"/>
+    </w:r>
+    <w:r>
+      <w:rPr>
+        <w:color w:val="888888"/>
+        <w:sz w:val="18"/>
+        <w:szCs w:val="18"/>
+      </w:rPr>
+      <w:instrText>PAGE</w:instrText>
+    </w:r>
+    <w:r>
+      <w:rPr>
+        <w:color w:val="888888"/>
+        <w:sz w:val="18"/>
+        <w:szCs w:val="18"/>
+      </w:rPr>
+      <w:fldChar w:fldCharType="separate"/>
+    </w:r>
+    <w:r>
+      <w:rPr>
+        <w:color w:val="888888"/>
+        <w:sz w:val="18"/>
+        <w:szCs w:val="18"/>
+      </w:rPr>
+      <w:t>1</w:t>
+    </w:r>
+    <w:r>
+      <w:rPr>
+        <w:color w:val="888888"/>
+        <w:sz w:val="18"/>
+        <w:szCs w:val="18"/>
+      </w:rPr>
+      <w:fldChar w:fldCharType="end"/>
+    </w:r>
+    <w:r>
+      <w:rPr>
+        <w:color w:val="888888"/>
+        <w:sz w:val="18"/>
+        <w:szCs w:val="18"/>
+      </w:rPr>
+      <w:t xml:space="preserve"> of </w:t>
+    </w:r>
+    <w:r>
+      <w:rPr>
+        <w:color w:val="888888"/>
+        <w:sz w:val="18"/>
+        <w:szCs w:val="18"/>
+      </w:rPr>
+      <w:fldChar w:fldCharType="begin"/>
+    </w:r>
+    <w:r>
+      <w:rPr>
+        <w:color w:val="888888"/>
+        <w:sz w:val="18"/>
+        <w:szCs w:val="18"/>
+      </w:rPr>
+      <w:instrText>NUMPAGES</w:instrText>
+    </w:r>
+    <w:r>
+      <w:rPr>
+        <w:color w:val="888888"/>
+        <w:sz w:val="18"/>
+        <w:szCs w:val="18"/>
+      </w:rPr>
+      <w:fldChar w:fldCharType="separate"/>
+    </w:r>
+    <w:r>
+      <w:rPr>
+        <w:color w:val="888888"/>
+        <w:sz w:val="18"/>
+        <w:szCs w:val="18"/>
+      </w:rPr>
+      <w:t>17</w:t>
+    </w:r>
+    <w:r>
+      <w:rPr>
+        <w:color w:val="888888"/>
+        <w:sz w:val="18"/>
+        <w:szCs w:val="18"/>
+      </w:rPr>
+      <w:fldChar w:fldCharType="end"/>
+    </w:r>
+    <w:r>
+      <w:rPr>
+        <w:i/>
+        <w:iCs/>
+        <w:color w:val="888888"/>
+        <w:sz w:val="18"/>
+        <w:szCs w:val="18"/>
+      </w:rPr>
+      <w:t xml:space="preserve">   —   This calculator is a planning tool, not financial advice.</w:t>
+    </w:r>
+  </w:p>
+</w:ftr>
+</file>
+
 <file path=word/footnotes.xml><?xml version="1.0" encoding="utf-8"?>
 <w:footnotes xmlns:wpc="http://schemas.microsoft.com/office/word/2010/wordprocessingCanvas" xmlns:cx="http://schemas.microsoft.com/office/drawing/2014/chartex" xmlns:cx1="http://schemas.microsoft.com/office/drawing/2015/9/8/chartex" xmlns:cx2="http://schemas.microsoft.com/office/drawing/2015/10/21/chartex" xmlns:cx3="http://schemas.microsoft.com/office/drawing/2016/5/9/chartex" xmlns:cx4="http://schemas.microsoft.com/office/drawing/2016/5/10/chartex" xmlns:cx5="http://schemas.microsoft.com/office/drawing/2016/5/11/chartex" xmlns:cx6="http://schemas.microsoft.com/office/drawing/2016/5/12/chartex" xmlns:cx7="http://schemas.microsoft.com/office/drawing/2016/5/13/chartex" xmlns:cx8="http://schemas.microsoft.com/office/drawing/2016/5/14/chartex" xmlns:mc="http://schemas.openxmlformats.org/markup-compatibility/2006" xmlns:aink="http://schemas.microsoft.com/office/drawing/2016/ink" xmlns:am3d="http://schemas.microsoft.com/office/drawing/2017/model3d" xmlns:o="urn:schemas-microsoft-com:office:office" xmlns:oel="http://schemas.microsoft.com/office/2019/extlst" xmlns:r="http://schemas.openxmlformats.org/officeDocument/2006/relationships" xmlns:m="http://schemas.openxmlformats.org/officeDocument/2006/math" xmlns:v="urn:schemas-microsoft-com:vml" xmlns:wp14="http://schemas.microsoft.com/office/word/2010/wordprocessingDrawing" xmlns:wp="http://schemas.openxmlformats.org/drawingml/2006/wordprocessingDrawing" xmlns:w10="urn:schemas-microsoft-com:office:word" xmlns:w="http://schemas.openxmlformats.org/wordprocessingml/2006/main" xmlns:w14="http://schemas.microsoft.com/office/word/2010/wordml" xmlns:w15="http://schemas.microsoft.com/office/word/2012/wordml" xmlns:w16cex="http://schemas.microsoft.com/office/word/2018/wordml/cex" xmlns:w16cid="http://schemas.microsoft.com/office/word/2016/wordml/cid" xmlns:w16="http://schemas.microsoft.com/office/word/2018/wordml" xmlns:w16du="http://schemas.microsoft.com/office/word/2023/wordml/word16du" xmlns:w16sdtdh="http://schemas.microsoft.com/office/word/2020/wordml/sdtdatahash" xmlns:w16sdtfl="http://schemas.microsoft.com/office/word/2024/wordml/sdtformatlock" xmlns:w16se="http://schemas.microsoft.com/office/word/2015/wordml/symex" xmlns:wpg="http://schemas.microsoft.com/office/word/2010/wordprocessingGroup" xmlns:wpi="http://schemas.microsoft.com/office/word/2010/wordprocessingInk" xmlns:wne="http://schemas.microsoft.com/office/word/2006/wordml" xmlns:wps="http://schemas.microsoft.com/office/word/2010/wordprocessingShape" mc:Ignorable="w14 w15 w16se w16cid w16 w16cex w16sdtdh w16sdtfl w16du wp14">
   <w:footnote w:type="separator" w:id="-1">
@@ -17192,6 +16839,52 @@
     </w:p>
   </w:footnote>
 </w:footnotes>
+</file>
+
+<file path=word/header1.xml><?xml version="1.0" encoding="utf-8"?>
+<w:hdr xmlns:wpc="http://schemas.microsoft.com/office/word/2010/wordprocessingCanvas" xmlns:cx="http://schemas.microsoft.com/office/drawing/2014/chartex" xmlns:cx1="http://schemas.microsoft.com/office/drawing/2015/9/8/chartex" xmlns:cx2="http://schemas.microsoft.com/office/drawing/2015/10/21/chartex" xmlns:cx3="http://schemas.microsoft.com/office/drawing/2016/5/9/chartex" xmlns:cx4="http://schemas.microsoft.com/office/drawing/2016/5/10/chartex" xmlns:cx5="http://schemas.microsoft.com/office/drawing/2016/5/11/chartex" xmlns:cx6="http://schemas.microsoft.com/office/drawing/2016/5/12/chartex" xmlns:cx7="http://schemas.microsoft.com/office/drawing/2016/5/13/chartex" xmlns:cx8="http://schemas.microsoft.com/office/drawing/2016/5/14/chartex" xmlns:mc="http://schemas.openxmlformats.org/markup-compatibility/2006" xmlns:aink="http://schemas.microsoft.com/office/drawing/2016/ink" xmlns:am3d="http://schemas.microsoft.com/office/drawing/2017/model3d" xmlns:o="urn:schemas-microsoft-com:office:office" xmlns:oel="http://schemas.microsoft.com/office/2019/extlst" xmlns:r="http://schemas.openxmlformats.org/officeDocument/2006/relationships" xmlns:m="http://schemas.openxmlformats.org/officeDocument/2006/math" xmlns:v="urn:schemas-microsoft-com:vml" xmlns:wp14="http://schemas.microsoft.com/office/word/2010/wordprocessingDrawing" xmlns:wp="http://schemas.openxmlformats.org/drawingml/2006/wordprocessingDrawing" xmlns:w10="urn:schemas-microsoft-com:office:word" xmlns:w="http://schemas.openxmlformats.org/wordprocessingml/2006/main" xmlns:w14="http://schemas.microsoft.com/office/word/2010/wordml" xmlns:w15="http://schemas.microsoft.com/office/word/2012/wordml" xmlns:w16cex="http://schemas.microsoft.com/office/word/2018/wordml/cex" xmlns:w16cid="http://schemas.microsoft.com/office/word/2016/wordml/cid" xmlns:w16="http://schemas.microsoft.com/office/word/2018/wordml" xmlns:w16du="http://schemas.microsoft.com/office/word/2023/wordml/word16du" xmlns:w16sdtdh="http://schemas.microsoft.com/office/word/2020/wordml/sdtdatahash" xmlns:w16sdtfl="http://schemas.microsoft.com/office/word/2024/wordml/sdtformatlock" xmlns:w16se="http://schemas.microsoft.com/office/word/2015/wordml/symex" xmlns:wpg="http://schemas.microsoft.com/office/word/2010/wordprocessingGroup" xmlns:wpi="http://schemas.microsoft.com/office/word/2010/wordprocessingInk" xmlns:wne="http://schemas.microsoft.com/office/word/2006/wordml" xmlns:wps="http://schemas.microsoft.com/office/word/2010/wordprocessingShape" mc:Ignorable="w14 w15 w16se w16cid w16 w16cex w16sdtdh w16sdtfl w16du wp14">
+  <w:p>
+    <w:pPr>
+      <w:pBdr>
+        <w:bottom w:val="single" w:sz="6" w:space="4" w:color="2E75B6"/>
+      </w:pBdr>
+    </w:pPr>
+    <w:r>
+      <w:rPr>
+        <w:color w:val="555555"/>
+        <w:sz w:val="18"/>
+        <w:szCs w:val="18"/>
+      </w:rPr>
+      <w:t xml:space="preserve">Australian Retirement </w:t>
+    </w:r>
+    <w:proofErr w:type="gramStart"/>
+    <w:r>
+      <w:rPr>
+        <w:color w:val="555555"/>
+        <w:sz w:val="18"/>
+        <w:szCs w:val="18"/>
+      </w:rPr>
+      <w:t>Calculator  —</w:t>
+    </w:r>
+    <w:proofErr w:type="gramEnd"/>
+    <w:r>
+      <w:rPr>
+        <w:color w:val="555555"/>
+        <w:sz w:val="18"/>
+        <w:szCs w:val="18"/>
+      </w:rPr>
+      <w:t xml:space="preserve">  </w:t>
+    </w:r>
+    <w:r>
+      <w:rPr>
+        <w:color w:val="555555"/>
+        <w:sz w:val="18"/>
+        <w:szCs w:val="18"/>
+      </w:rPr>
+      <w:t>User Guide</w:t>
+    </w:r>
+  </w:p>
+</w:hdr>
 </file>
 
 <file path=word/numbering.xml><?xml version="1.0" encoding="utf-8"?>
